--- a/zht/docx/086.content.docx
+++ b/zht/docx/086.content.docx
@@ -149,27 +149,7 @@
         <w:rPr>
           <w:lang w:val="zh_TW" w:bidi="zh_TW"/>
         </w:rPr>
-        <w:t>pi</w:t>
-      </w:r>
-      <w:r>
-        <w:rPr>
-          <w:lang w:val="zh_TW" w:bidi="zh_TW"/>
-        </w:rPr>
-      </w:r>
-    </w:p>
-    <w:p>
-      <w:pPr/>
-      <w:r>
-        <w:rPr>
-          <w:lang w:val="zh_TW" w:bidi="zh_TW"/>
-        </w:rPr>
-      </w:r>
-      <w:r>
-        <w:rPr>
-          <w:i/>
-          <w:lang w:val="zh_TW" w:bidi="zh_TW"/>
-        </w:rPr>
-        <w:t>皮革</w:t>
+        <w:t>lu</w:t>
       </w:r>
       <w:r>
         <w:rPr>
@@ -232,12 +212,106 @@
         <w:rPr>
           <w:lang w:val="zh_TW" w:bidi="zh_TW"/>
         </w:rPr>
-        <w:t>皮革</w:t>
-      </w:r>
-      <w:r>
-        <w:rPr>
-          <w:lang w:val="zh_TW" w:bidi="zh_TW"/>
-        </w:rPr>
+        <w:t>路得記</w:t>
+      </w:r>
+      <w:r>
+        <w:rPr>
+          <w:lang w:val="zh_TW" w:bidi="zh_TW"/>
+        </w:rPr>
+      </w:r>
+    </w:p>
+    <w:p>
+      <w:pPr>
+        <w:pStyle w:val="Heading3"/>
+      </w:pPr>
+      <w:r>
+        <w:rPr>
+          <w:lang w:val="zh_TW" w:bidi="zh_TW"/>
+        </w:rPr>
+        <w:t>概述</w:t>
+      </w:r>
+    </w:p>
+    <w:p>
+      <w:pPr>
+        <w:pStyle w:val="ListBullet"/>
+        <w:spacing w:line="240" w:lineRule="auto"/>
+        <w:ind w:left="720"/>
+      </w:pPr>
+      <w:r>
+        <w:rPr>
+          <w:lang w:val="zh_TW" w:bidi="zh_TW"/>
+        </w:rPr>
+      </w:r>
+      <w:r>
+        <w:rPr>
+          <w:lang w:val="zh_TW" w:bidi="zh_TW"/>
+        </w:rPr>
+        <w:t>路得記是誰寫的？何時寫成？</w:t>
+      </w:r>
+    </w:p>
+    <w:p>
+      <w:pPr>
+        <w:pStyle w:val="ListBullet"/>
+        <w:spacing w:line="240" w:lineRule="auto"/>
+        <w:ind w:left="720"/>
+      </w:pPr>
+      <w:r>
+        <w:rPr>
+          <w:lang w:val="zh_TW" w:bidi="zh_TW"/>
+        </w:rPr>
+      </w:r>
+      <w:r>
+        <w:rPr>
+          <w:lang w:val="zh_TW" w:bidi="zh_TW"/>
+        </w:rPr>
+        <w:t>路得記為何而寫？</w:t>
+      </w:r>
+    </w:p>
+    <w:p>
+      <w:pPr>
+        <w:pStyle w:val="ListBullet"/>
+        <w:spacing w:line="240" w:lineRule="auto"/>
+        <w:ind w:left="720"/>
+      </w:pPr>
+      <w:r>
+        <w:rPr>
+          <w:lang w:val="zh_TW" w:bidi="zh_TW"/>
+        </w:rPr>
+      </w:r>
+      <w:r>
+        <w:rPr>
+          <w:lang w:val="zh_TW" w:bidi="zh_TW"/>
+        </w:rPr>
+        <w:t>路得記的內容是什麼？</w:t>
+      </w:r>
+    </w:p>
+    <w:p>
+      <w:pPr>
+        <w:pStyle w:val="ListBullet"/>
+        <w:spacing w:line="240" w:lineRule="auto"/>
+        <w:ind w:left="720"/>
+      </w:pPr>
+      <w:r>
+        <w:rPr>
+          <w:lang w:val="zh_TW" w:bidi="zh_TW"/>
+        </w:rPr>
+      </w:r>
+      <w:r>
+        <w:rPr>
+          <w:lang w:val="zh_TW" w:bidi="zh_TW"/>
+        </w:rPr>
+        <w:t>路得記的信息是什麼？</w:t>
+      </w:r>
+    </w:p>
+    <w:p>
+      <w:pPr>
+        <w:pStyle w:val="Heading3"/>
+      </w:pPr>
+      <w:r>
+        <w:rPr>
+          <w:lang w:val="zh_TW" w:bidi="zh_TW"/>
+        </w:rPr>
+        <w:t>路得記是誰寫的？何時寫成？</w:t>
       </w:r>
     </w:p>
     <w:p>
@@ -251,18 +325,7 @@
         <w:rPr>
           <w:lang w:val="zh_TW" w:bidi="zh_TW"/>
         </w:rPr>
-        <w:t>皮革是經處理以使其強韌且有彈性的動物皮，在聖經時代廣泛用於製作衣物、容器、家居用品以及作為書寫材料。</w:t>
-      </w:r>
-    </w:p>
-    <w:p>
-      <w:pPr>
-        <w:pStyle w:val="Heading3"/>
-      </w:pPr>
-      <w:r>
-        <w:rPr>
-          <w:lang w:val="zh_TW" w:bidi="zh_TW"/>
-        </w:rPr>
-        <w:t>人類在聖經時代如何使用皮革？</w:t>
+        <w:t>這卷書的作者不詳。誰寫這卷書與寫作時間有關。經文中的一些線索能幫助我們回答這個問題。</w:t>
       </w:r>
     </w:p>
     <w:p>
@@ -271,12 +334,6 @@
         <w:rPr>
           <w:lang w:val="zh_TW" w:bidi="zh_TW"/>
         </w:rPr>
-      </w:r>
-      <w:r>
-        <w:rPr>
-          <w:lang w:val="zh_TW" w:bidi="zh_TW"/>
-        </w:rPr>
-        <w:t>人類在早期使用動物皮作為衣物（</w:t>
       </w:r>
       <w:hyperlink r:id="rId13">
         <w:r>
@@ -287,14 +344,42 @@
             <w:color w:val="0000EE"/>
             <w:u w:val="single"/>
           </w:rPr>
-          <w:t>創3:21</w:t>
+          <w:t>路得記四章18至22節</w:t>
         </w:r>
       </w:hyperlink>
       <w:r>
         <w:rPr>
           <w:lang w:val="zh_TW" w:bidi="zh_TW"/>
         </w:rPr>
-        <w:t>）。先知的衣服是用動物皮製成的，並成為辨認他們的方式（</w:t>
+        <w:t>告訴我們，路得是大衛王的曾祖母。這顯示這卷書很可能寫於大衛登基之後。</w:t>
+      </w:r>
+    </w:p>
+    <w:p>
+      <w:pPr/>
+      <w:r>
+        <w:rPr>
+          <w:lang w:val="zh_TW" w:bidi="zh_TW"/>
+        </w:rPr>
+      </w:r>
+      <w:r>
+        <w:rPr>
+          <w:lang w:val="zh_TW" w:bidi="zh_TW"/>
+        </w:rPr>
+        <w:t>由於路得記不贊同與外邦人通婚，因此這卷書很可能不是寫於所羅門推行外邦婚姻政策的時期。</w:t>
+      </w:r>
+    </w:p>
+    <w:p>
+      <w:pPr/>
+      <w:r>
+        <w:rPr>
+          <w:lang w:val="zh_TW" w:bidi="zh_TW"/>
+        </w:rPr>
+      </w:r>
+      <w:r>
+        <w:rPr>
+          <w:lang w:val="zh_TW" w:bidi="zh_TW"/>
+        </w:rPr>
+        <w:t>此外，大衛與摩押之間的友好關係，或許啟發了他國中的某人寫下這卷書，以說明大衛行動的原因（見</w:t>
       </w:r>
       <w:hyperlink r:id="rId14">
         <w:r>
@@ -305,14 +390,107 @@
             <w:color w:val="0000EE"/>
             <w:u w:val="single"/>
           </w:rPr>
-          <w:t>王下1:8</w:t>
+          <w:t>撒上22:3–5</w:t>
         </w:r>
       </w:hyperlink>
       <w:r>
         <w:rPr>
           <w:lang w:val="zh_TW" w:bidi="zh_TW"/>
         </w:rPr>
-        <w:t>；</w:t>
+        <w:t>）。因此，作者可能是大衛的親近之人，或許是撒母耳、拿單，或亞比亞他。</w:t>
+      </w:r>
+    </w:p>
+    <w:p>
+      <w:pPr/>
+      <w:r>
+        <w:rPr>
+          <w:lang w:val="zh_TW" w:bidi="zh_TW"/>
+        </w:rPr>
+      </w:r>
+      <w:r>
+        <w:rPr>
+          <w:lang w:val="zh_TW" w:bidi="zh_TW"/>
+        </w:rPr>
+        <w:t>這卷書的敘事以「當士師秉政的時候」這片語開頭。士師的時期約持續三百年，雖然撒母耳也曾作士師，但是這是自俄陀聶開始，至參孫結束。</w:t>
+      </w:r>
+    </w:p>
+    <w:p>
+      <w:pPr/>
+      <w:r>
+        <w:rPr>
+          <w:lang w:val="zh_TW" w:bidi="zh_TW"/>
+        </w:rPr>
+      </w:r>
+      <w:r>
+        <w:rPr>
+          <w:lang w:val="zh_TW" w:bidi="zh_TW"/>
+        </w:rPr>
+        <w:t>如果</w:t>
+      </w:r>
+      <w:hyperlink r:id="rId13">
+        <w:r>
+          <w:rPr>
+            <w:lang w:val="zh_TW" w:bidi="zh_TW"/>
+          </w:rPr>
+          <w:rPr>
+            <w:color w:val="0000EE"/>
+            <w:u w:val="single"/>
+          </w:rPr>
+          <w:t>路得記四章18至22節</w:t>
+        </w:r>
+      </w:hyperlink>
+      <w:r>
+        <w:rPr>
+          <w:lang w:val="zh_TW" w:bidi="zh_TW"/>
+        </w:rPr>
+        <w:t>中的家譜記錄是完整的，那麼這些事件發生在大衛曾祖父的一生之中，並記載了他祖父的出生。若以每代約35年計算，這些事大約發生在公元前11世紀初期，也就是在大衛出生前約100年。</w:t>
+      </w:r>
+    </w:p>
+    <w:p>
+      <w:pPr>
+        <w:pStyle w:val="Heading3"/>
+      </w:pPr>
+      <w:r>
+        <w:rPr>
+          <w:lang w:val="zh_TW" w:bidi="zh_TW"/>
+        </w:rPr>
+        <w:t>路得記為何而寫？</w:t>
+      </w:r>
+    </w:p>
+    <w:p>
+      <w:pPr/>
+      <w:r>
+        <w:rPr>
+          <w:lang w:val="zh_TW" w:bidi="zh_TW"/>
+        </w:rPr>
+      </w:r>
+      <w:r>
+        <w:rPr>
+          <w:lang w:val="zh_TW" w:bidi="zh_TW"/>
+        </w:rPr>
+        <w:t>這卷書的寫作目的取決於其寫作的時間。如果這卷書是在大衛死後不久寫成的，那麼它可能是為了證明大衛的家族（即大衛的王室血脈）是神所揀選的王族。這卷書也可能是用來說明，為何那位敬虔的摩押女子能進入以色列的民族之中。</w:t>
+      </w:r>
+    </w:p>
+    <w:p>
+      <w:pPr>
+        <w:pStyle w:val="Heading3"/>
+      </w:pPr>
+      <w:r>
+        <w:rPr>
+          <w:lang w:val="zh_TW" w:bidi="zh_TW"/>
+        </w:rPr>
+        <w:t>路得記的內容是甚麼？</w:t>
+      </w:r>
+    </w:p>
+    <w:p>
+      <w:pPr>
+        <w:pStyle w:val="Heading4"/>
+      </w:pPr>
+      <w:r>
+        <w:rPr>
+          <w:lang w:val="zh_TW" w:bidi="zh_TW"/>
+        </w:rPr>
+        <w:t>引言（</w:t>
       </w:r>
       <w:hyperlink r:id="rId15">
         <w:r>
@@ -323,14 +501,39 @@
             <w:color w:val="0000EE"/>
             <w:u w:val="single"/>
           </w:rPr>
-          <w:t>亞13:4</w:t>
+          <w:t>1:1–5</w:t>
         </w:r>
       </w:hyperlink>
       <w:r>
         <w:rPr>
           <w:lang w:val="zh_TW" w:bidi="zh_TW"/>
         </w:rPr>
-        <w:t>）。希臘文舊約描述以利亞的外衣是羊皮（</w:t>
+        <w:t>）</w:t>
+      </w:r>
+    </w:p>
+    <w:p>
+      <w:pPr/>
+      <w:r>
+        <w:rPr>
+          <w:lang w:val="zh_TW" w:bidi="zh_TW"/>
+        </w:rPr>
+      </w:r>
+      <w:r>
+        <w:rPr>
+          <w:lang w:val="zh_TW" w:bidi="zh_TW"/>
+        </w:rPr>
+        <w:t>由於饑荒，以利米勒帶著妻子拿俄米和兩個兒子瑪倫、基連過約但河往摩押地去，因那裡有糧食。兩個兒子娶了摩押女子為妻，但後來二人都死了，他們的父親也去世。拿俄米成了寡婦，只剩下兩個外邦媳婦。</w:t>
+      </w:r>
+    </w:p>
+    <w:p>
+      <w:pPr>
+        <w:pStyle w:val="Heading4"/>
+      </w:pPr>
+      <w:r>
+        <w:rPr>
+          <w:lang w:val="zh_TW" w:bidi="zh_TW"/>
+        </w:rPr>
+        <w:t>返回伯利恆 （</w:t>
       </w:r>
       <w:hyperlink r:id="rId16">
         <w:r>
@@ -341,14 +544,42 @@
             <w:color w:val="0000EE"/>
             <w:u w:val="single"/>
           </w:rPr>
-          <w:t>王上19:13、19</w:t>
+          <w:t>1:6–22</w:t>
         </w:r>
       </w:hyperlink>
       <w:r>
         <w:rPr>
           <w:lang w:val="zh_TW" w:bidi="zh_TW"/>
         </w:rPr>
-        <w:t>；</w:t>
+        <w:t>）</w:t>
+      </w:r>
+    </w:p>
+    <w:p>
+      <w:pPr/>
+      <w:r>
+        <w:rPr>
+          <w:lang w:val="zh_TW" w:bidi="zh_TW"/>
+        </w:rPr>
+      </w:r>
+      <w:r>
+        <w:rPr>
+          <w:lang w:val="zh_TW" w:bidi="zh_TW"/>
+        </w:rPr>
+        <w:t>拿俄米聽說伯利恆的饑荒已經過去，便預備回去。她的兩個媳婦俄珥巴和路得陪她走了一段路。拿俄米顧念她們在猶大作外邦人可能遭遇的艱難，便勸她們留在本地。兩個年輕的寡婦起初都不肯離開，但拿俄米說明情況：她已年老，不可能再懷孕，因此沒有弟弟能履行娶寡嫂婚（levirate）的責任。她自己也難再出嫁生子。即使這些條件改變，等待也是不切實際的。俄珥巴想通了，就親吻婆婆道別。</w:t>
+      </w:r>
+    </w:p>
+    <w:p>
+      <w:pPr/>
+      <w:r>
+        <w:rPr>
+          <w:lang w:val="zh_TW" w:bidi="zh_TW"/>
+        </w:rPr>
+      </w:r>
+      <w:r>
+        <w:rPr>
+          <w:lang w:val="zh_TW" w:bidi="zh_TW"/>
+        </w:rPr>
+        <w:t>路得「捨不得拿俄米」（</w:t>
       </w:r>
       <w:hyperlink r:id="rId17">
         <w:r>
@@ -359,14 +590,14 @@
             <w:color w:val="0000EE"/>
             <w:u w:val="single"/>
           </w:rPr>
-          <w:t>王下2:8、13–14</w:t>
+          <w:t>得1:14</w:t>
         </w:r>
       </w:hyperlink>
       <w:r>
         <w:rPr>
           <w:lang w:val="zh_TW" w:bidi="zh_TW"/>
         </w:rPr>
-        <w:t>）。動物皮也被用來製作鞋子、腰帶和其他衣物（</w:t>
+        <w:t>）。路得堅定要與拿俄米同在的心志，所用的希伯來文字詞與形容夫妻聯合的字詞相同（</w:t>
       </w:r>
       <w:hyperlink r:id="rId18">
         <w:r>
@@ -377,14 +608,14 @@
             <w:color w:val="0000EE"/>
             <w:u w:val="single"/>
           </w:rPr>
-          <w:t>利13:48</w:t>
+          <w:t>創2:24</w:t>
         </w:r>
       </w:hyperlink>
       <w:r>
         <w:rPr>
           <w:lang w:val="zh_TW" w:bidi="zh_TW"/>
         </w:rPr>
-        <w:t>；</w:t>
+        <w:t>），意思如同緊貼或黏合，難以分開。路得藉著五個堅定的宣告表明她真誠的決心（</w:t>
       </w:r>
       <w:hyperlink r:id="rId19">
         <w:r>
@@ -395,14 +626,39 @@
             <w:color w:val="0000EE"/>
             <w:u w:val="single"/>
           </w:rPr>
-          <w:t>結16:10</w:t>
+          <w:t>得1:16–17</w:t>
         </w:r>
       </w:hyperlink>
       <w:r>
         <w:rPr>
           <w:lang w:val="zh_TW" w:bidi="zh_TW"/>
         </w:rPr>
-        <w:t>；</w:t>
+        <w:t>）。她捨棄過去的生活，去得著她更看重的新生命，選擇跟隨以色列的神，遵行祂的律法。路得對以色列神的呼求與拿俄米的勸說相合，於是二人一同回到伯利恆。</w:t>
+      </w:r>
+    </w:p>
+    <w:p>
+      <w:pPr/>
+      <w:r>
+        <w:rPr>
+          <w:lang w:val="zh_TW" w:bidi="zh_TW"/>
+        </w:rPr>
+      </w:r>
+      <w:r>
+        <w:rPr>
+          <w:lang w:val="zh_TW" w:bidi="zh_TW"/>
+        </w:rPr>
+        <w:t>拿俄米回到伯利恆的路途十分艱難。她離開伯利恆時有丈夫和兩個兒子，但她回來時他們都已去世。她要求朋友們稱她為「瑪拉」，意思是「苦」。然而，她回來的時候正值收割的起頭，是一個蒙恩的時節。</w:t>
+      </w:r>
+    </w:p>
+    <w:p>
+      <w:pPr>
+        <w:pStyle w:val="Heading4"/>
+      </w:pPr>
+      <w:r>
+        <w:rPr>
+          <w:lang w:val="zh_TW" w:bidi="zh_TW"/>
+        </w:rPr>
+        <w:t>在波阿斯的田間拾麥穗 （</w:t>
       </w:r>
       <w:hyperlink r:id="rId20">
         <w:r>
@@ -413,14 +669,14 @@
             <w:color w:val="0000EE"/>
             <w:u w:val="single"/>
           </w:rPr>
-          <w:t>太3:4</w:t>
+          <w:t>2:1–23</w:t>
         </w:r>
       </w:hyperlink>
       <w:r>
         <w:rPr>
           <w:lang w:val="zh_TW" w:bidi="zh_TW"/>
         </w:rPr>
-        <w:t>）。</w:t>
+        <w:t>）</w:t>
       </w:r>
     </w:p>
     <w:p>
@@ -434,7 +690,21 @@
         <w:rPr>
           <w:lang w:val="zh_TW" w:bidi="zh_TW"/>
         </w:rPr>
-        <w:t>一些家用器具是用皮革製成的。最常見的是用來裝液體的容器，例如奶（</w:t>
+        <w:t>本章開頭先介紹波阿斯——他是以利米勒的親族，也是個富有的人。</w:t>
+      </w:r>
+    </w:p>
+    <w:p>
+      <w:pPr/>
+      <w:r>
+        <w:rPr>
+          <w:lang w:val="zh_TW" w:bidi="zh_TW"/>
+        </w:rPr>
+      </w:r>
+      <w:r>
+        <w:rPr>
+          <w:lang w:val="zh_TW" w:bidi="zh_TW"/>
+        </w:rPr>
+        <w:t>在第二節中，路得主動提出要到田間去，在用工具收割穀物的工人（這些工人被稱為「收割的人」）後面拾取遺落的麥穗。窮人可以在他們之後拾取遺穗（這些人被稱為「拾穗的人」）。拾穗的人也可以在田地的邊緣收集穀物。這是神所設立的律法之一，目的是讓貧窮的人能有足夠的食物（</w:t>
       </w:r>
       <w:hyperlink r:id="rId21">
         <w:r>
@@ -445,14 +715,42 @@
             <w:color w:val="0000EE"/>
             <w:u w:val="single"/>
           </w:rPr>
-          <w:t>士4:19</w:t>
+          <w:t>利19:9–10</w:t>
         </w:r>
       </w:hyperlink>
       <w:r>
         <w:rPr>
           <w:lang w:val="zh_TW" w:bidi="zh_TW"/>
         </w:rPr>
-        <w:t>）、酒（</w:t>
+        <w:t>）。</w:t>
+      </w:r>
+    </w:p>
+    <w:p>
+      <w:pPr/>
+      <w:r>
+        <w:rPr>
+          <w:lang w:val="zh_TW" w:bidi="zh_TW"/>
+        </w:rPr>
+      </w:r>
+      <w:r>
+        <w:rPr>
+          <w:lang w:val="zh_TW" w:bidi="zh_TW"/>
+        </w:rPr>
+        <w:t>路得來到波阿斯的田裡。當波阿斯前來查看時，他注意到路得，詢問她是誰，並得知她的身分。管理的人說，她從清早就一直在田間勤勞工作。波阿斯因路得對拿俄米的忠誠而感動，特別善待她，讓她可以在收割者的後面直接拾穗。此外，年輕的僕人還為她打水，這在當時是相當特別的待遇。</w:t>
+      </w:r>
+    </w:p>
+    <w:p>
+      <w:pPr/>
+      <w:r>
+        <w:rPr>
+          <w:lang w:val="zh_TW" w:bidi="zh_TW"/>
+        </w:rPr>
+      </w:r>
+      <w:r>
+        <w:rPr>
+          <w:lang w:val="zh_TW" w:bidi="zh_TW"/>
+        </w:rPr>
+        <w:t>路得表現出極大的謙卑與尊敬，問波阿斯為何她這外邦女子竟蒙如此恩待。波阿斯提出兩個原因：她愛婆婆，也看見屬靈的真理，使她投靠以色列的神「的翅膀下」（</w:t>
       </w:r>
       <w:hyperlink r:id="rId22">
         <w:r>
@@ -463,14 +761,39 @@
             <w:color w:val="0000EE"/>
             <w:u w:val="single"/>
           </w:rPr>
-          <w:t>可2:22</w:t>
+          <w:t>得2:12</w:t>
         </w:r>
       </w:hyperlink>
       <w:r>
         <w:rPr>
           <w:lang w:val="zh_TW" w:bidi="zh_TW"/>
         </w:rPr>
-        <w:t>）和水（</w:t>
+        <w:t>）。這個片語是在形容神的保護，如同母鳥展翅庇護幼雛一般。</w:t>
+      </w:r>
+    </w:p>
+    <w:p>
+      <w:pPr/>
+      <w:r>
+        <w:rPr>
+          <w:lang w:val="zh_TW" w:bidi="zh_TW"/>
+        </w:rPr>
+      </w:r>
+      <w:r>
+        <w:rPr>
+          <w:lang w:val="zh_TW" w:bidi="zh_TW"/>
+        </w:rPr>
+        <w:t>她也在收割的人的飯桌上得了座位。她照著波阿斯的吩咐，回到田裡繼續拾取未收割的麥穗。到了一天結束時，她回家見拿俄米，告訴她當天所發生的事。拿俄米告訴路得，波阿斯有買贖至親的權利（詳見下文討論）。路得便繼續在波阿斯的田裡工作，直到收割季節結束。</w:t>
+      </w:r>
+    </w:p>
+    <w:p>
+      <w:pPr>
+        <w:pStyle w:val="Heading4"/>
+      </w:pPr>
+      <w:r>
+        <w:rPr>
+          <w:lang w:val="zh_TW" w:bidi="zh_TW"/>
+        </w:rPr>
+        <w:t>依靠至親買贖者（</w:t>
       </w:r>
       <w:hyperlink r:id="rId23">
         <w:r>
@@ -481,14 +804,14 @@
             <w:color w:val="0000EE"/>
             <w:u w:val="single"/>
           </w:rPr>
-          <w:t>創21:14</w:t>
+          <w:t>3:1–18</w:t>
         </w:r>
       </w:hyperlink>
       <w:r>
         <w:rPr>
           <w:lang w:val="zh_TW" w:bidi="zh_TW"/>
         </w:rPr>
-        <w:t>）。從橄欖提取的油也在皮革中保存。油是烹飪、梳洗、醫藥和點燈時要用到的必需品。</w:t>
+        <w:t>）</w:t>
       </w:r>
     </w:p>
     <w:p>
@@ -502,7 +825,55 @@
         <w:rPr>
           <w:lang w:val="zh_TW" w:bidi="zh_TW"/>
         </w:rPr>
-        <w:t>皮革可能用於床、椅子和其他家居用品。聖經沒有提到皮革被用來製作帳篷，但動物皮被用於建造會幕（</w:t>
+        <w:t>拿俄米勸路得去找波阿斯，請他作</w:t>
+      </w:r>
+      <w:r>
+        <w:rPr>
+          <w:i/>
+          <w:lang w:val="zh_TW" w:bidi="zh_TW"/>
+        </w:rPr>
+        <w:t>至親買贖者</w:t>
+      </w:r>
+      <w:r>
+        <w:rPr>
+          <w:lang w:val="zh_TW" w:bidi="zh_TW"/>
+        </w:rPr>
+        <w:t>（</w:t>
+      </w:r>
+      <w:r>
+        <w:rPr>
+          <w:i/>
+          <w:lang w:val="zh_TW" w:bidi="zh_TW"/>
+        </w:rPr>
+        <w:t>go'el</w:t>
+      </w:r>
+      <w:r>
+        <w:rPr>
+          <w:lang w:val="zh_TW" w:bidi="zh_TW"/>
+        </w:rPr>
+        <w:t>或kinsman-redeemer）。拿俄米的計劃看似不尋常，但其中有其理由：</w:t>
+      </w:r>
+    </w:p>
+    <w:p>
+      <w:pPr>
+        <w:pStyle w:val="ListNumber"/>
+        <w:numPr>
+          <w:ilvl w:val="0"/>
+          <w:numId w:val="14"/>
+        </w:numPr>
+        <w:spacing w:line="240" w:lineRule="auto"/>
+        <w:ind w:left="720"/>
+      </w:pPr>
+      <w:r>
+        <w:rPr>
+          <w:lang w:val="zh_TW" w:bidi="zh_TW"/>
+        </w:rPr>
+      </w:r>
+      <w:r>
+        <w:rPr>
+          <w:lang w:val="zh_TW" w:bidi="zh_TW"/>
+        </w:rPr>
+        <w:t>拿俄米大概以為波阿斯是最親的親屬，並不知道還有一位更近的（</w:t>
       </w:r>
       <w:hyperlink r:id="rId24">
         <w:r>
@@ -513,14 +884,14 @@
             <w:color w:val="0000EE"/>
             <w:u w:val="single"/>
           </w:rPr>
-          <w:t>出25:5</w:t>
+          <w:t>得3:12</w:t>
         </w:r>
       </w:hyperlink>
       <w:r>
         <w:rPr>
           <w:lang w:val="zh_TW" w:bidi="zh_TW"/>
         </w:rPr>
-        <w:t>；</w:t>
+        <w:t>）。按照以色列的律法（</w:t>
       </w:r>
       <w:hyperlink r:id="rId25">
         <w:r>
@@ -531,14 +902,32 @@
             <w:color w:val="0000EE"/>
             <w:u w:val="single"/>
           </w:rPr>
-          <w:t>民4:8</w:t>
+          <w:t>申25:5–19</w:t>
         </w:r>
       </w:hyperlink>
       <w:r>
         <w:rPr>
           <w:lang w:val="zh_TW" w:bidi="zh_TW"/>
         </w:rPr>
-        <w:t>）。這些經文顯然指的是鞣製皮革。如此，它們就用來作防水遮蓋用。</w:t>
+        <w:t>），波阿斯需要娶路得為妻，為已死的丈夫留後。</w:t>
+      </w:r>
+    </w:p>
+    <w:p>
+      <w:pPr>
+        <w:pStyle w:val="ListNumber"/>
+        <w:spacing w:line="240" w:lineRule="auto"/>
+        <w:ind w:left="720"/>
+      </w:pPr>
+      <w:r>
+        <w:rPr>
+          <w:lang w:val="zh_TW" w:bidi="zh_TW"/>
+        </w:rPr>
+      </w:r>
+      <w:r>
+        <w:rPr>
+          <w:lang w:val="zh_TW" w:bidi="zh_TW"/>
+        </w:rPr>
+        <w:t>這卷書把拿俄米描寫成敬畏神的婦人。雖然她的計劃看起來不尋常，但並未違背神的律法，也不會讓像波阿斯這樣正直的人感到不當。否則，她的計劃就無法成功。</w:t>
       </w:r>
     </w:p>
     <w:p>
@@ -552,7 +941,18 @@
         <w:rPr>
           <w:lang w:val="zh_TW" w:bidi="zh_TW"/>
         </w:rPr>
-        <w:t>聖經沒有提到皮革在製作軍裝或武器方面的用途。然而，製作防禦和攻擊武器自然少不了皮革的使用。防禦方面有頭盔和盾牌，攻擊方面有投石器，以及裝箭的皮袋。</w:t>
+        <w:t>波阿斯以慈愛和體貼回應路得的行動，並告訴她自己並非最近的親屬，但應許隔天就處理這件事。為了保護路得的名譽，波阿斯在天未亮前讓她回家。拿俄米預料波阿斯會在當天把事情解決。</w:t>
+      </w:r>
+    </w:p>
+    <w:p>
+      <w:pPr>
+        <w:pStyle w:val="Heading4"/>
+      </w:pPr>
+      <w:r>
+        <w:rPr>
+          <w:lang w:val="zh_TW" w:bidi="zh_TW"/>
+        </w:rPr>
+        <w:t>贖回產業（</w:t>
       </w:r>
       <w:hyperlink r:id="rId26">
         <w:r>
@@ -563,14 +963,28 @@
             <w:color w:val="0000EE"/>
             <w:u w:val="single"/>
           </w:rPr>
-          <w:t>撒母其記下一章21節</w:t>
+          <w:t>4:1–22</w:t>
         </w:r>
       </w:hyperlink>
       <w:r>
         <w:rPr>
           <w:lang w:val="zh_TW" w:bidi="zh_TW"/>
         </w:rPr>
-        <w:t>提到在盾牌表面抹油，可能是為了防止損壞和報廢。</w:t>
+        <w:t>）</w:t>
+      </w:r>
+    </w:p>
+    <w:p>
+      <w:pPr/>
+      <w:r>
+        <w:rPr>
+          <w:lang w:val="zh_TW" w:bidi="zh_TW"/>
+        </w:rPr>
+      </w:r>
+      <w:r>
+        <w:rPr>
+          <w:lang w:val="zh_TW" w:bidi="zh_TW"/>
+        </w:rPr>
+        <w:t>波阿斯到城門口，那裡是人們處理公共事務的地方。他要與那位更近的親屬商談此事。十位城中的長老作見證人。第一個議題是產業。波阿斯問那位更近的親屬是否願意為拿俄米買下那塊地。按以色列的傳統，買那地也意味著要娶那摩押寡婦路得為妻（</w:t>
       </w:r>
       <w:hyperlink r:id="rId27">
         <w:r>
@@ -581,14 +995,25 @@
             <w:color w:val="0000EE"/>
             <w:u w:val="single"/>
           </w:rPr>
-          <w:t>以賽亞書二十一章5節</w:t>
+          <w:t>得4:5</w:t>
         </w:r>
       </w:hyperlink>
       <w:r>
         <w:rPr>
           <w:lang w:val="zh_TW" w:bidi="zh_TW"/>
         </w:rPr>
-        <w:t>並指皮製的盾牌。</w:t>
+        <w:t>）。那位更近的親屬不願娶路得，因為那樣會使他的產業分給將來所生的兒子。他脫下鞋子，把權利讓出，這是放棄產業權的象徵。於是，波阿斯成了至親買贖者。波阿斯與路得婚後生了一個兒子，按以色列的律法，這孩子被視為拿俄米的後代與繼承人。</w:t>
+      </w:r>
+    </w:p>
+    <w:p>
+      <w:pPr>
+        <w:pStyle w:val="Heading3"/>
+      </w:pPr>
+      <w:r>
+        <w:rPr>
+          <w:lang w:val="zh_TW" w:bidi="zh_TW"/>
+        </w:rPr>
+        <w:t>路得記的信息是甚麼？</w:t>
       </w:r>
     </w:p>
     <w:p>
@@ -602,100 +1027,7 @@
         <w:rPr>
           <w:lang w:val="zh_TW" w:bidi="zh_TW"/>
         </w:rPr>
-        <w:t>約公元前1900年出於埃及貴族墓中的一幅畫展示了舊約時代人類可能使用皮革的方式。畫中顯示男人穿著涼鞋，女人穿著靴子。一個男人背上綁著一個皮革水瓶。另一個看似弓箭手的男人，背著一個箭袋。驢子都背著兩對羊皮製成的風箱。</w:t>
-      </w:r>
-    </w:p>
-    <w:p>
-      <w:pPr>
-        <w:pStyle w:val="Heading4"/>
-      </w:pPr>
-      <w:r>
-        <w:rPr>
-          <w:lang w:val="zh_TW" w:bidi="zh_TW"/>
-        </w:rPr>
-        <w:t>皮革作為書寫材料</w:t>
-      </w:r>
-    </w:p>
-    <w:p>
-      <w:pPr/>
-      <w:r>
-        <w:rPr>
-          <w:lang w:val="zh_TW" w:bidi="zh_TW"/>
-        </w:rPr>
-      </w:r>
-      <w:r>
-        <w:rPr>
-          <w:lang w:val="zh_TW" w:bidi="zh_TW"/>
-        </w:rPr>
-        <w:t>皮革被廣泛用作書寫材料。早期主要是在埃及的做法。羊皮紙也來自動物皮革，在埃及的使用歷史悠久。皮革和羊皮紙的區別在於皮革通過鞣製處理。羊皮紙則用石灰、鹽或染料溶液處理皮革製成。人們先將一側的毛髮刮去，再把另一側的肉質去除。然後將皮革拉伸並在框架中晾乾。最後，乾燥的皮革會用浮石摩擦，以在兩側產生光滑的表面。</w:t>
-      </w:r>
-    </w:p>
-    <w:p>
-      <w:pPr/>
-      <w:r>
-        <w:rPr>
-          <w:lang w:val="zh_TW" w:bidi="zh_TW"/>
-        </w:rPr>
-      </w:r>
-      <w:r>
-        <w:rPr>
-          <w:lang w:val="zh_TW" w:bidi="zh_TW"/>
-        </w:rPr>
-        <w:t>公元前2000年前在埃及早已盛行用製好的皮革作為書寫材料。根據普林尼（Pliny）的記錄，直到約公元前160年，其它地區才開始有「羊皮紙」這個名稱。</w:t>
-      </w:r>
-    </w:p>
-    <w:p>
-      <w:pPr/>
-      <w:r>
-        <w:rPr>
-          <w:lang w:val="zh_TW" w:bidi="zh_TW"/>
-        </w:rPr>
-      </w:r>
-      <w:r>
-        <w:rPr>
-          <w:lang w:val="zh_TW" w:bidi="zh_TW"/>
-        </w:rPr>
-        <w:t>亞述或巴比倫沒有發現皮革文件。皮革在那裡的使用可能比古代東方其它地方相對的少。中東文學典故指出，到了較晚期皮革才在當地使用。在波斯時期以前沒有出現過「羊皮紙（parchment）」一詞。在</w:t>
-      </w:r>
-      <w:r>
-        <w:rPr>
-          <w:lang w:val="zh_TW" w:bidi="zh_TW"/>
-        </w:rPr>
-        <w:t>西流古</w:t>
-      </w:r>
-      <w:r>
-        <w:rPr>
-          <w:lang w:val="zh_TW" w:bidi="zh_TW"/>
-        </w:rPr>
-        <w:t>初期（公元前312–364年）以前沒有出現過「寫在羊皮紙上」這種說法。當時，蒲草紙仍然是主要的書寫材料。</w:t>
-      </w:r>
-    </w:p>
-    <w:p>
-      <w:pPr/>
-      <w:r>
-        <w:rPr>
-          <w:lang w:val="zh_TW" w:bidi="zh_TW"/>
-        </w:rPr>
-      </w:r>
-      <w:r>
-        <w:rPr>
-          <w:lang w:val="zh_TW" w:bidi="zh_TW"/>
-        </w:rPr>
-        <w:t>犢皮紙（Vellum）是另一種皮革產品。犢皮紙是用小牛、小山羊、羔羊或羚羊皮製成的精細羊皮紙。公元前一世紀到公元後二世紀的羅馬中，人們鮮少使用犢皮紙，到了第三、四世紀才普及。著名的《梵蒂岡抄本》和《西奈抄本》也是在這段時間內製成。整本聖經如今可以集成一個單一的抄本，形式類似於現代有摺疊頁面的書本。在此之前，一本聖經需要30到40卷蒲草紙製成。犢皮紙還可以充作重寫紙（palimpsest），因為這種技術允許表面重新使用，即原來的文字可以被擦掉並重新書寫。</w:t>
-      </w:r>
-    </w:p>
-    <w:p>
-      <w:pPr/>
-      <w:r>
-        <w:rPr>
-          <w:lang w:val="zh_TW" w:bidi="zh_TW"/>
-        </w:rPr>
-      </w:r>
-      <w:r>
-        <w:rPr>
-          <w:lang w:val="zh_TW" w:bidi="zh_TW"/>
-        </w:rPr>
-        <w:t>舊約中沒有提及用皮革或獸皮書寫的慣例。</w:t>
+        <w:t>首先，路得記表明了路得的家譜延續到大衛。這條血脈在</w:t>
       </w:r>
       <w:hyperlink r:id="rId28">
         <w:r>
@@ -706,14 +1038,56 @@
             <w:color w:val="0000EE"/>
             <w:u w:val="single"/>
           </w:rPr>
-          <w:t>詩篇四十章子7節</w:t>
+          <w:t>馬太福音一章</w:t>
         </w:r>
       </w:hyperlink>
       <w:r>
         <w:rPr>
           <w:lang w:val="zh_TW" w:bidi="zh_TW"/>
         </w:rPr>
-        <w:t>、</w:t>
+        <w:t>中得以延續，並在耶穌裡得以成全。</w:t>
+      </w:r>
+    </w:p>
+    <w:p>
+      <w:pPr/>
+      <w:r>
+        <w:rPr>
+          <w:lang w:val="zh_TW" w:bidi="zh_TW"/>
+        </w:rPr>
+      </w:r>
+      <w:r>
+        <w:rPr>
+          <w:lang w:val="zh_TW" w:bidi="zh_TW"/>
+        </w:rPr>
+        <w:t>其次，這卷書顯出神恩典的美。這故事表明神的慈愛臨到所有人，甚至臨到並非生於以色列的人。外邦人（即使來自摩押）也能一同分享以色列所蒙的福分。</w:t>
+      </w:r>
+    </w:p>
+    <w:p>
+      <w:pPr/>
+      <w:r>
+        <w:rPr>
+          <w:lang w:val="zh_TW" w:bidi="zh_TW"/>
+        </w:rPr>
+      </w:r>
+      <w:r>
+        <w:rPr>
+          <w:lang w:val="zh_TW" w:bidi="zh_TW"/>
+        </w:rPr>
+        <w:t>在神學上，「至親買贖者」的概念明顯預表彌賽亞（受膏者）。祂必須是血緣上的親屬，有能力贖回產業，並且甘心願意這樣作，也願意娶亡親的寡婦為妻。</w:t>
+      </w:r>
+    </w:p>
+    <w:p>
+      <w:pPr/>
+      <w:r>
+        <w:rPr>
+          <w:lang w:val="zh_TW" w:bidi="zh_TW"/>
+        </w:rPr>
+      </w:r>
+      <w:r>
+        <w:rPr>
+          <w:lang w:val="zh_TW" w:bidi="zh_TW"/>
+        </w:rPr>
+        <w:t>最後，路得對拿俄米的愛成為忠誠的榜樣。伯利恆的婦女對拿娥米說：「是愛慕你的那兒婦所生的。有這兒婦比有七個兒子還好」（</w:t>
       </w:r>
       <w:hyperlink r:id="rId29">
         <w:r>
@@ -724,178 +1098,14 @@
             <w:color w:val="0000EE"/>
             <w:u w:val="single"/>
           </w:rPr>
-          <w:t>耶利米書三十六章36節</w:t>
+          <w:t>得4:15</w:t>
         </w:r>
       </w:hyperlink>
       <w:r>
         <w:rPr>
           <w:lang w:val="zh_TW" w:bidi="zh_TW"/>
         </w:rPr>
-        <w:t>、</w:t>
-      </w:r>
-      <w:hyperlink r:id="rId30">
-        <w:r>
-          <w:rPr>
-            <w:lang w:val="zh_TW" w:bidi="zh_TW"/>
-          </w:rPr>
-          <w:rPr>
-            <w:color w:val="0000EE"/>
-            <w:u w:val="single"/>
-          </w:rPr>
-          <w:t>以西結書二章9節至三章3節</w:t>
-        </w:r>
-      </w:hyperlink>
-      <w:r>
-        <w:rPr>
-          <w:lang w:val="zh_TW" w:bidi="zh_TW"/>
-        </w:rPr>
-        <w:t>提到卷軸式的書卷，但這些大可能是蒲草紙。</w:t>
-      </w:r>
-    </w:p>
-    <w:p>
-      <w:pPr/>
-      <w:r>
-        <w:rPr>
-          <w:lang w:val="zh_TW" w:bidi="zh_TW"/>
-        </w:rPr>
-      </w:r>
-      <w:r>
-        <w:rPr>
-          <w:lang w:val="zh_TW" w:bidi="zh_TW"/>
-        </w:rPr>
-        <w:t>約瑟夫記載了猶太人最早使用羊皮紙或皮革作為書寫材料，是在公元後一世紀末。然而在最近發現的死海古卷顯示，猶太人早在公元前100年就已經使用羊皮紙。《塔木德》要求律法必須寫在潔淨動物的皮上。會堂專用書籍中至今仍沿用這項規定。至於是否意味著一種古老的傳統尚不確定。</w:t>
-      </w:r>
-    </w:p>
-    <w:p>
-      <w:pPr/>
-      <w:r>
-        <w:rPr>
-          <w:lang w:val="zh_TW" w:bidi="zh_TW"/>
-        </w:rPr>
-      </w:r>
-      <w:r>
-        <w:rPr>
-          <w:lang w:val="zh_TW" w:bidi="zh_TW"/>
-        </w:rPr>
-        <w:t>一些死海古卷是寫在皮革上的。偉大的以賽亞書古卷約在公元前100年寫成，由17張皮紙縫合而成，長度接近7米（23英尺）。新約的原稿也大可能寫在蒲草紙上。在第一世紀的最後25年間約翰將他的第二封信寫在蒲草紙上（</w:t>
-      </w:r>
-      <w:hyperlink r:id="rId31">
-        <w:r>
-          <w:rPr>
-            <w:lang w:val="zh_TW" w:bidi="zh_TW"/>
-          </w:rPr>
-          <w:rPr>
-            <w:color w:val="0000EE"/>
-            <w:u w:val="single"/>
-          </w:rPr>
-          <w:t>約二1:12</w:t>
-        </w:r>
-      </w:hyperlink>
-      <w:r>
-        <w:rPr>
-          <w:lang w:val="zh_TW" w:bidi="zh_TW"/>
-        </w:rPr>
-        <w:t>）。</w:t>
-      </w:r>
-    </w:p>
-    <w:p>
-      <w:pPr>
-        <w:pStyle w:val="Heading3"/>
-      </w:pPr>
-      <w:r>
-        <w:rPr>
-          <w:lang w:val="zh_TW" w:bidi="zh_TW"/>
-        </w:rPr>
-        <w:t>皮革如何製成？人們如何看待皮革製作？</w:t>
-      </w:r>
-    </w:p>
-    <w:p>
-      <w:pPr/>
-      <w:r>
-        <w:rPr>
-          <w:lang w:val="zh_TW" w:bidi="zh_TW"/>
-        </w:rPr>
-      </w:r>
-      <w:r>
-        <w:rPr>
-          <w:lang w:val="zh_TW" w:bidi="zh_TW"/>
-        </w:rPr>
-        <w:t>鞣製是用各種物質處理動物皮，使其變成皮革的過程，藉此使皮更耐用且不易腐爛。舊約從沒有提及鞣製，但在</w:t>
-      </w:r>
-      <w:hyperlink r:id="rId24">
-        <w:r>
-          <w:rPr>
-            <w:lang w:val="zh_TW" w:bidi="zh_TW"/>
-          </w:rPr>
-          <w:rPr>
-            <w:color w:val="0000EE"/>
-            <w:u w:val="single"/>
-          </w:rPr>
-          <w:t>出埃及記二十五章5節</w:t>
-        </w:r>
-      </w:hyperlink>
-      <w:r>
-        <w:rPr>
-          <w:lang w:val="zh_TW" w:bidi="zh_TW"/>
-        </w:rPr>
-        <w:t>和</w:t>
-      </w:r>
-      <w:hyperlink r:id="rId18">
-        <w:r>
-          <w:rPr>
-            <w:lang w:val="zh_TW" w:bidi="zh_TW"/>
-          </w:rPr>
-          <w:rPr>
-            <w:color w:val="0000EE"/>
-            <w:u w:val="single"/>
-          </w:rPr>
-          <w:t>利未記十三章48節</w:t>
-        </w:r>
-      </w:hyperlink>
-      <w:r>
-        <w:rPr>
-          <w:lang w:val="zh_TW" w:bidi="zh_TW"/>
-        </w:rPr>
-        <w:t>中有所暗示。鞣製之所以被視為不潔的行業，可能與使用不潔動物的皮和經常接觸死屍有關。城市中一般禁止鞣製活動。然而，處理動物皮以製成羊皮紙卻是一種光榮的職業。</w:t>
-      </w:r>
-    </w:p>
-    <w:p>
-      <w:pPr/>
-      <w:r>
-        <w:rPr>
-          <w:lang w:val="zh_TW" w:bidi="zh_TW"/>
-        </w:rPr>
-      </w:r>
-      <w:r>
-        <w:rPr>
-          <w:i/>
-          <w:lang w:val="zh_TW" w:bidi="zh_TW"/>
-        </w:rPr>
-        <w:t>另見</w:t>
-      </w:r>
-      <w:r>
-        <w:rPr>
-          <w:lang w:val="zh_TW" w:bidi="zh_TW"/>
-        </w:rPr>
-        <w:t>書信寫作，古代</w:t>
-      </w:r>
-      <w:r>
-        <w:rPr>
-          <w:lang w:val="zh_TW" w:bidi="zh_TW"/>
-        </w:rPr>
-        <w:t>；</w:t>
-      </w:r>
-      <w:r>
-        <w:rPr>
-          <w:lang w:val="zh_TW" w:bidi="zh_TW"/>
-        </w:rPr>
-        <w:t>寫作</w:t>
-      </w:r>
-      <w:r>
-        <w:rPr>
-          <w:lang w:val="zh_TW" w:bidi="zh_TW"/>
-        </w:rPr>
-        <w:t>。</w:t>
+        <w:t>）。在當時的文化中，能有七個兒子被視為極大的福分，而這些婦人所說的意思是：路得對拿俄米的愛與照顧比這樣的福分更寶貴。</w:t>
       </w:r>
       <w:r>
         <w:rPr>
@@ -2797,6 +3007,12 @@
   </w:num>
   <w:num w:numId="13" w16cid:durableId="592781308">
     <w:abstractNumId w:val="11"/>
+  </w:num>
+  <w:num w:numId="14">
+    <w:abstractNumId w:val="3"/>
+    <w:lvlOverride w:ilvl="0">
+      <w:startOverride w:val="1"/>
+    </w:lvlOverride>
   </w:num>
   <w:numIdMacAtCleanup w:val="10"/>
 </w:numbering>

--- a/zht/docx/086.content.docx
+++ b/zht/docx/086.content.docx
@@ -19,7 +19,7 @@
         <w:rPr>
           <w:lang w:val="zh_TW" w:bidi="zh_TW"/>
         </w:rPr>
-        <w:t>Resource: 聖經詞典 (Tyndale)</w:t>
+        <w:t>Resource: Tyndale Open Bible Dictionary</w:t>
       </w:r>
       <w:r>
         <w:rPr>
@@ -112,7 +112,7 @@
         <w:rPr>
           <w:lang w:val="zh_TW" w:bidi="zh_TW"/>
         </w:rPr>
-        <w:t>聖經詞典 (Tyndale)</w:t>
+        <w:t>Tyndale Open Bible Dictionary</w:t>
       </w:r>
     </w:p>
     <w:p>
@@ -149,7 +149,7 @@
         <w:rPr>
           <w:lang w:val="zh_TW" w:bidi="zh_TW"/>
         </w:rPr>
-        <w:t>lu</w:t>
+        <w:t>lin</w:t>
       </w:r>
       <w:r>
         <w:rPr>
@@ -212,106 +212,12 @@
         <w:rPr>
           <w:lang w:val="zh_TW" w:bidi="zh_TW"/>
         </w:rPr>
-        <w:t>路得記</w:t>
-      </w:r>
-      <w:r>
-        <w:rPr>
-          <w:lang w:val="zh_TW" w:bidi="zh_TW"/>
-        </w:rPr>
-      </w:r>
-    </w:p>
-    <w:p>
-      <w:pPr>
-        <w:pStyle w:val="Heading3"/>
-      </w:pPr>
-      <w:r>
-        <w:rPr>
-          <w:lang w:val="zh_TW" w:bidi="zh_TW"/>
-        </w:rPr>
-        <w:t>概述</w:t>
-      </w:r>
-    </w:p>
-    <w:p>
-      <w:pPr>
-        <w:pStyle w:val="ListBullet"/>
-        <w:spacing w:line="240" w:lineRule="auto"/>
-        <w:ind w:left="720"/>
-      </w:pPr>
-      <w:r>
-        <w:rPr>
-          <w:lang w:val="zh_TW" w:bidi="zh_TW"/>
-        </w:rPr>
-      </w:r>
-      <w:r>
-        <w:rPr>
-          <w:lang w:val="zh_TW" w:bidi="zh_TW"/>
-        </w:rPr>
-        <w:t>路得記是誰寫的？何時寫成？</w:t>
-      </w:r>
-    </w:p>
-    <w:p>
-      <w:pPr>
-        <w:pStyle w:val="ListBullet"/>
-        <w:spacing w:line="240" w:lineRule="auto"/>
-        <w:ind w:left="720"/>
-      </w:pPr>
-      <w:r>
-        <w:rPr>
-          <w:lang w:val="zh_TW" w:bidi="zh_TW"/>
-        </w:rPr>
-      </w:r>
-      <w:r>
-        <w:rPr>
-          <w:lang w:val="zh_TW" w:bidi="zh_TW"/>
-        </w:rPr>
-        <w:t>路得記為何而寫？</w:t>
-      </w:r>
-    </w:p>
-    <w:p>
-      <w:pPr>
-        <w:pStyle w:val="ListBullet"/>
-        <w:spacing w:line="240" w:lineRule="auto"/>
-        <w:ind w:left="720"/>
-      </w:pPr>
-      <w:r>
-        <w:rPr>
-          <w:lang w:val="zh_TW" w:bidi="zh_TW"/>
-        </w:rPr>
-      </w:r>
-      <w:r>
-        <w:rPr>
-          <w:lang w:val="zh_TW" w:bidi="zh_TW"/>
-        </w:rPr>
-        <w:t>路得記的內容是什麼？</w:t>
-      </w:r>
-    </w:p>
-    <w:p>
-      <w:pPr>
-        <w:pStyle w:val="ListBullet"/>
-        <w:spacing w:line="240" w:lineRule="auto"/>
-        <w:ind w:left="720"/>
-      </w:pPr>
-      <w:r>
-        <w:rPr>
-          <w:lang w:val="zh_TW" w:bidi="zh_TW"/>
-        </w:rPr>
-      </w:r>
-      <w:r>
-        <w:rPr>
-          <w:lang w:val="zh_TW" w:bidi="zh_TW"/>
-        </w:rPr>
-        <w:t>路得記的信息是什麼？</w:t>
-      </w:r>
-    </w:p>
-    <w:p>
-      <w:pPr>
-        <w:pStyle w:val="Heading3"/>
-      </w:pPr>
-      <w:r>
-        <w:rPr>
-          <w:lang w:val="zh_TW" w:bidi="zh_TW"/>
-        </w:rPr>
-        <w:t>路得記是誰寫的？何時寫成？</w:t>
+        <w:t>鄰舍</w:t>
+      </w:r>
+      <w:r>
+        <w:rPr>
+          <w:lang w:val="zh_TW" w:bidi="zh_TW"/>
+        </w:rPr>
       </w:r>
     </w:p>
     <w:p>
@@ -325,7 +231,48 @@
         <w:rPr>
           <w:lang w:val="zh_TW" w:bidi="zh_TW"/>
         </w:rPr>
-        <w:t>這卷書的作者不詳。誰寫這卷書與寫作時間有關。經文中的一些線索能幫助我們回答這個問題。</w:t>
+        <w:t>在舊約時期和猶太教</w:t>
+      </w:r>
+      <w:r>
+        <w:rPr>
+          <w:lang w:val="zh_TW" w:bidi="zh_TW"/>
+        </w:rPr>
+        <w:t>晚期</w:t>
+      </w:r>
+      <w:r>
+        <w:rPr>
+          <w:lang w:val="zh_TW" w:bidi="zh_TW"/>
+        </w:rPr>
+        <w:t>，</w:t>
+      </w:r>
+      <w:r>
+        <w:rPr>
+          <w:lang w:val="zh_TW" w:bidi="zh_TW"/>
+        </w:rPr>
+        <w:t>這個概念顯然僅限於以色列人，或與神訂的盟約</w:t>
+      </w:r>
+      <w:r>
+        <w:rPr>
+          <w:lang w:val="zh_TW" w:bidi="zh_TW"/>
+        </w:rPr>
+        <w:t>群體</w:t>
+      </w:r>
+      <w:r>
+        <w:rPr>
+          <w:lang w:val="zh_TW" w:bidi="zh_TW"/>
+        </w:rPr>
+        <w:t>中之成員。然而，耶穌將這一概念擴展，使其涵蓋所有在人生旅途中遇見的人。</w:t>
+      </w:r>
+    </w:p>
+    <w:p>
+      <w:pPr>
+        <w:pStyle w:val="Heading3"/>
+      </w:pPr>
+      <w:r>
+        <w:rPr>
+          <w:lang w:val="zh_TW" w:bidi="zh_TW"/>
+        </w:rPr>
+        <w:t>在舊約中</w:t>
       </w:r>
     </w:p>
     <w:p>
@@ -335,6 +282,12 @@
           <w:lang w:val="zh_TW" w:bidi="zh_TW"/>
         </w:rPr>
       </w:r>
+      <w:r>
+        <w:rPr>
+          <w:lang w:val="zh_TW" w:bidi="zh_TW"/>
+        </w:rPr>
+        <w:t>雖然舊約從未明確將「鄰舍」限制為以色列人，但這個詞通常指的是盟約中的成員，即其他以色列人（見</w:t>
+      </w:r>
       <w:hyperlink r:id="rId13">
         <w:r>
           <w:rPr>
@@ -344,14 +297,146 @@
             <w:color w:val="0000EE"/>
             <w:u w:val="single"/>
           </w:rPr>
-          <w:t>路得記四章18至22節</w:t>
+          <w:t>利6:1–7</w:t>
         </w:r>
       </w:hyperlink>
       <w:r>
         <w:rPr>
           <w:lang w:val="zh_TW" w:bidi="zh_TW"/>
         </w:rPr>
-        <w:t>告訴我們，路得是大衛王的曾祖母。這顯示這卷書很可能寫於大衛登基之後。</w:t>
+        <w:t>，</w:t>
+      </w:r>
+      <w:hyperlink r:id="rId14">
+        <w:r>
+          <w:rPr>
+            <w:lang w:val="zh_TW" w:bidi="zh_TW"/>
+          </w:rPr>
+          <w:rPr>
+            <w:color w:val="0000EE"/>
+            <w:u w:val="single"/>
+          </w:rPr>
+          <w:t>19</w:t>
+        </w:r>
+      </w:hyperlink>
+      <w:r>
+        <w:rPr>
+          <w:lang w:val="zh_TW" w:bidi="zh_TW"/>
+        </w:rPr>
+        <w:t>；</w:t>
+      </w:r>
+      <w:hyperlink r:id="rId15">
+        <w:r>
+          <w:rPr>
+            <w:lang w:val="zh_TW" w:bidi="zh_TW"/>
+          </w:rPr>
+          <w:rPr>
+            <w:color w:val="0000EE"/>
+            <w:u w:val="single"/>
+          </w:rPr>
+          <w:t>申15:2–3</w:t>
+        </w:r>
+      </w:hyperlink>
+      <w:r>
+        <w:rPr>
+          <w:lang w:val="zh_TW" w:bidi="zh_TW"/>
+        </w:rPr>
+        <w:t>）。在</w:t>
+      </w:r>
+      <w:hyperlink r:id="rId16">
+        <w:r>
+          <w:rPr>
+            <w:lang w:val="zh_TW" w:bidi="zh_TW"/>
+          </w:rPr>
+          <w:rPr>
+            <w:color w:val="0000EE"/>
+            <w:u w:val="single"/>
+          </w:rPr>
+          <w:t>利未記十九章18節</w:t>
+        </w:r>
+      </w:hyperlink>
+      <w:r>
+        <w:rPr>
+          <w:lang w:val="zh_TW" w:bidi="zh_TW"/>
+        </w:rPr>
+        <w:t>中，這段經文後來在新約中多次被引用，其中命令以色列人要「</w:t>
+      </w:r>
+      <w:r>
+        <w:rPr>
+          <w:lang w:val="zh_TW" w:bidi="zh_TW"/>
+        </w:rPr>
+        <w:t>愛人如己</w:t>
+      </w:r>
+      <w:r>
+        <w:rPr>
+          <w:lang w:val="zh_TW" w:bidi="zh_TW"/>
+        </w:rPr>
+        <w:t>」。然而，在</w:t>
+      </w:r>
+      <w:hyperlink r:id="rId17">
+        <w:r>
+          <w:rPr>
+            <w:lang w:val="zh_TW" w:bidi="zh_TW"/>
+          </w:rPr>
+          <w:rPr>
+            <w:color w:val="0000EE"/>
+            <w:u w:val="single"/>
+          </w:rPr>
+          <w:t>十九章34節</w:t>
+        </w:r>
+      </w:hyperlink>
+      <w:r>
+        <w:rPr>
+          <w:lang w:val="zh_TW" w:bidi="zh_TW"/>
+        </w:rPr>
+        <w:t>中，又特別指出這種愛也應該施予旅居其中的外邦人（或「寄居者」）。如果「鄰舍」（</w:t>
+      </w:r>
+      <w:hyperlink r:id="rId16">
+        <w:r>
+          <w:rPr>
+            <w:lang w:val="zh_TW" w:bidi="zh_TW"/>
+          </w:rPr>
+          <w:rPr>
+            <w:color w:val="0000EE"/>
+            <w:u w:val="single"/>
+          </w:rPr>
+          <w:t>18</w:t>
+        </w:r>
+      </w:hyperlink>
+      <w:r>
+        <w:rPr>
+          <w:lang w:val="zh_TW" w:bidi="zh_TW"/>
+        </w:rPr>
+        <w:t>節）暗示了一個更廣泛的概念，如「人類」或「同胞」，那麼在第</w:t>
+      </w:r>
+      <w:hyperlink r:id="rId17">
+        <w:r>
+          <w:rPr>
+            <w:lang w:val="zh_TW" w:bidi="zh_TW"/>
+          </w:rPr>
+          <w:rPr>
+            <w:color w:val="0000EE"/>
+            <w:u w:val="single"/>
+          </w:rPr>
+          <w:t>34</w:t>
+        </w:r>
+      </w:hyperlink>
+      <w:r>
+        <w:rPr>
+          <w:lang w:val="zh_TW" w:bidi="zh_TW"/>
+        </w:rPr>
+        <w:t>節中就沒有必要再特別提及</w:t>
+      </w:r>
+      <w:r>
+        <w:rPr>
+          <w:lang w:val="zh_TW" w:bidi="zh_TW"/>
+        </w:rPr>
+        <w:t>同居的外人</w:t>
+      </w:r>
+      <w:r>
+        <w:rPr>
+          <w:lang w:val="zh_TW" w:bidi="zh_TW"/>
+        </w:rPr>
+        <w:t>。因此，「鄰舍」應當是指一個人的直接鄰居，即以色列人。</w:t>
       </w:r>
     </w:p>
     <w:p>
@@ -365,7 +450,193 @@
         <w:rPr>
           <w:lang w:val="zh_TW" w:bidi="zh_TW"/>
         </w:rPr>
-        <w:t>由於路得記不贊同與外邦人通婚，因此這卷書很可能不是寫於所羅門推行外邦婚姻政策的時期。</w:t>
+        <w:t>在盟約社群中，愛鄰舍包含了一些律法上明確規定的責任。人應該公平地對待鄰舍（</w:t>
+      </w:r>
+      <w:hyperlink r:id="rId18">
+        <w:r>
+          <w:rPr>
+            <w:lang w:val="zh_TW" w:bidi="zh_TW"/>
+          </w:rPr>
+          <w:rPr>
+            <w:color w:val="0000EE"/>
+            <w:u w:val="single"/>
+          </w:rPr>
+          <w:t>出22:5–15</w:t>
+        </w:r>
+      </w:hyperlink>
+      <w:r>
+        <w:rPr>
+          <w:lang w:val="zh_TW" w:bidi="zh_TW"/>
+        </w:rPr>
+        <w:t>；</w:t>
+      </w:r>
+      <w:hyperlink r:id="rId19">
+        <w:r>
+          <w:rPr>
+            <w:lang w:val="zh_TW" w:bidi="zh_TW"/>
+          </w:rPr>
+          <w:rPr>
+            <w:color w:val="0000EE"/>
+            <w:u w:val="single"/>
+          </w:rPr>
+          <w:t>利6:2–7</w:t>
+        </w:r>
+      </w:hyperlink>
+      <w:r>
+        <w:rPr>
+          <w:lang w:val="zh_TW" w:bidi="zh_TW"/>
+        </w:rPr>
+        <w:t>，</w:t>
+      </w:r>
+      <w:hyperlink r:id="rId20">
+        <w:r>
+          <w:rPr>
+            <w:lang w:val="zh_TW" w:bidi="zh_TW"/>
+          </w:rPr>
+          <w:rPr>
+            <w:color w:val="0000EE"/>
+            <w:u w:val="single"/>
+          </w:rPr>
+          <w:t>19:9–18</w:t>
+        </w:r>
+      </w:hyperlink>
+      <w:r>
+        <w:rPr>
+          <w:lang w:val="zh_TW" w:bidi="zh_TW"/>
+        </w:rPr>
+        <w:t>），尊重他（</w:t>
+      </w:r>
+      <w:hyperlink r:id="rId21">
+        <w:r>
+          <w:rPr>
+            <w:lang w:val="zh_TW" w:bidi="zh_TW"/>
+          </w:rPr>
+          <w:rPr>
+            <w:color w:val="0000EE"/>
+            <w:u w:val="single"/>
+          </w:rPr>
+          <w:t>出20:16</w:t>
+        </w:r>
+      </w:hyperlink>
+      <w:r>
+        <w:rPr>
+          <w:lang w:val="zh_TW" w:bidi="zh_TW"/>
+        </w:rPr>
+        <w:t>）以及他的財物（</w:t>
+      </w:r>
+      <w:hyperlink r:id="rId22">
+        <w:r>
+          <w:rPr>
+            <w:lang w:val="zh_TW" w:bidi="zh_TW"/>
+          </w:rPr>
+          <w:rPr>
+            <w:color w:val="0000EE"/>
+            <w:u w:val="single"/>
+          </w:rPr>
+          <w:t>出20:17</w:t>
+        </w:r>
+      </w:hyperlink>
+      <w:r>
+        <w:rPr>
+          <w:lang w:val="zh_TW" w:bidi="zh_TW"/>
+        </w:rPr>
+        <w:t>）。為了促進盟約社群中公正和憐憫的關係，以色列人應視鄰舍為「</w:t>
+      </w:r>
+      <w:r>
+        <w:rPr>
+          <w:lang w:val="zh_TW" w:bidi="zh_TW"/>
+        </w:rPr>
+        <w:t>弟兄</w:t>
+      </w:r>
+      <w:r>
+        <w:rPr>
+          <w:lang w:val="zh_TW" w:bidi="zh_TW"/>
+        </w:rPr>
+        <w:t>」（</w:t>
+      </w:r>
+      <w:hyperlink r:id="rId23">
+        <w:r>
+          <w:rPr>
+            <w:lang w:val="zh_TW" w:bidi="zh_TW"/>
+          </w:rPr>
+          <w:rPr>
+            <w:color w:val="0000EE"/>
+            <w:u w:val="single"/>
+          </w:rPr>
+          <w:t>利25:25</w:t>
+        </w:r>
+      </w:hyperlink>
+      <w:r>
+        <w:rPr>
+          <w:lang w:val="zh_TW" w:bidi="zh_TW"/>
+        </w:rPr>
+        <w:t>；</w:t>
+      </w:r>
+      <w:hyperlink r:id="rId24">
+        <w:r>
+          <w:rPr>
+            <w:lang w:val="zh_TW" w:bidi="zh_TW"/>
+          </w:rPr>
+          <w:rPr>
+            <w:color w:val="0000EE"/>
+            <w:u w:val="single"/>
+          </w:rPr>
+          <w:t>申22:1–4</w:t>
+        </w:r>
+      </w:hyperlink>
+      <w:r>
+        <w:rPr>
+          <w:lang w:val="zh_TW" w:bidi="zh_TW"/>
+        </w:rPr>
+        <w:t>）。</w:t>
+      </w:r>
+      <w:r>
+        <w:rPr>
+          <w:lang w:val="zh_TW" w:bidi="zh_TW"/>
+        </w:rPr>
+        <w:t>對鄰舍所做的，應以同樣的方式回報</w:t>
+      </w:r>
+      <w:r>
+        <w:rPr>
+          <w:lang w:val="zh_TW" w:bidi="zh_TW"/>
+        </w:rPr>
+        <w:t>（</w:t>
+      </w:r>
+      <w:hyperlink r:id="rId25">
+        <w:r>
+          <w:rPr>
+            <w:lang w:val="zh_TW" w:bidi="zh_TW"/>
+          </w:rPr>
+          <w:rPr>
+            <w:color w:val="0000EE"/>
+            <w:u w:val="single"/>
+          </w:rPr>
+          <w:t>利24:19–23</w:t>
+        </w:r>
+      </w:hyperlink>
+      <w:r>
+        <w:rPr>
+          <w:lang w:val="zh_TW" w:bidi="zh_TW"/>
+        </w:rPr>
+        <w:t>；</w:t>
+      </w:r>
+      <w:hyperlink r:id="rId26">
+        <w:r>
+          <w:rPr>
+            <w:lang w:val="zh_TW" w:bidi="zh_TW"/>
+          </w:rPr>
+          <w:rPr>
+            <w:color w:val="0000EE"/>
+            <w:u w:val="single"/>
+          </w:rPr>
+          <w:t>申19:11–19</w:t>
+        </w:r>
+      </w:hyperlink>
+      <w:r>
+        <w:rPr>
+          <w:lang w:val="zh_TW" w:bidi="zh_TW"/>
+        </w:rPr>
+        <w:t>）。</w:t>
       </w:r>
     </w:p>
     <w:p>
@@ -379,7 +650,25 @@
         <w:rPr>
           <w:lang w:val="zh_TW" w:bidi="zh_TW"/>
         </w:rPr>
-        <w:t>此外，大衛與摩押之間的友好關係，或許啟發了他國中的某人寫下這卷書，以說明大衛行動的原因（見</w:t>
+        <w:t>對待鄰舍的重要性在於，這與人跟神的關係息息相關，並且可能顯著影響人與神之間的關係（</w:t>
+      </w:r>
+      <w:hyperlink r:id="rId13">
+        <w:r>
+          <w:rPr>
+            <w:lang w:val="zh_TW" w:bidi="zh_TW"/>
+          </w:rPr>
+          <w:rPr>
+            <w:color w:val="0000EE"/>
+            <w:u w:val="single"/>
+          </w:rPr>
+          <w:t>利6:1–7</w:t>
+        </w:r>
+      </w:hyperlink>
+      <w:r>
+        <w:rPr>
+          <w:lang w:val="zh_TW" w:bidi="zh_TW"/>
+        </w:rPr>
+        <w:t>，</w:t>
       </w:r>
       <w:hyperlink r:id="rId14">
         <w:r>
@@ -390,14 +679,116 @@
             <w:color w:val="0000EE"/>
             <w:u w:val="single"/>
           </w:rPr>
-          <w:t>撒上22:3–5</w:t>
+          <w:t>19</w:t>
         </w:r>
       </w:hyperlink>
       <w:r>
         <w:rPr>
           <w:lang w:val="zh_TW" w:bidi="zh_TW"/>
         </w:rPr>
-        <w:t>）。因此，作者可能是大衛的親近之人，或許是撒母耳、拿單，或亞比亞他。</w:t>
+        <w:t>，</w:t>
+      </w:r>
+      <w:hyperlink r:id="rId27">
+        <w:r>
+          <w:rPr>
+            <w:lang w:val="zh_TW" w:bidi="zh_TW"/>
+          </w:rPr>
+          <w:rPr>
+            <w:color w:val="0000EE"/>
+            <w:u w:val="single"/>
+          </w:rPr>
+          <w:t>25:17</w:t>
+        </w:r>
+      </w:hyperlink>
+      <w:r>
+        <w:rPr>
+          <w:lang w:val="zh_TW" w:bidi="zh_TW"/>
+        </w:rPr>
+        <w:t>；</w:t>
+      </w:r>
+      <w:hyperlink r:id="rId28">
+        <w:r>
+          <w:rPr>
+            <w:lang w:val="zh_TW" w:bidi="zh_TW"/>
+          </w:rPr>
+          <w:rPr>
+            <w:color w:val="0000EE"/>
+            <w:u w:val="single"/>
+          </w:rPr>
+          <w:t>申24:10–13</w:t>
+        </w:r>
+      </w:hyperlink>
+      <w:r>
+        <w:rPr>
+          <w:lang w:val="zh_TW" w:bidi="zh_TW"/>
+        </w:rPr>
+        <w:t>；</w:t>
+      </w:r>
+      <w:hyperlink r:id="rId29">
+        <w:r>
+          <w:rPr>
+            <w:lang w:val="zh_TW" w:bidi="zh_TW"/>
+          </w:rPr>
+          <w:rPr>
+            <w:color w:val="0000EE"/>
+            <w:u w:val="single"/>
+          </w:rPr>
+          <w:t>詩12</w:t>
+        </w:r>
+      </w:hyperlink>
+      <w:r>
+        <w:rPr>
+          <w:lang w:val="zh_TW" w:bidi="zh_TW"/>
+        </w:rPr>
+        <w:t>）。神曾</w:t>
+      </w:r>
+      <w:r>
+        <w:rPr>
+          <w:lang w:val="zh_TW" w:bidi="zh_TW"/>
+        </w:rPr>
+        <w:t>以</w:t>
+      </w:r>
+      <w:r>
+        <w:rPr>
+          <w:lang w:val="zh_TW" w:bidi="zh_TW"/>
+        </w:rPr>
+        <w:t>憐憫對待以色列人，因此他們也應當以同樣的愛來對待鄰舍（</w:t>
+      </w:r>
+      <w:hyperlink r:id="rId30">
+        <w:r>
+          <w:rPr>
+            <w:lang w:val="zh_TW" w:bidi="zh_TW"/>
+          </w:rPr>
+          <w:rPr>
+            <w:color w:val="0000EE"/>
+            <w:u w:val="single"/>
+          </w:rPr>
+          <w:t>出22:21</w:t>
+        </w:r>
+      </w:hyperlink>
+      <w:r>
+        <w:rPr>
+          <w:lang w:val="zh_TW" w:bidi="zh_TW"/>
+        </w:rPr>
+        <w:t>；</w:t>
+      </w:r>
+      <w:hyperlink r:id="rId31">
+        <w:r>
+          <w:rPr>
+            <w:lang w:val="zh_TW" w:bidi="zh_TW"/>
+          </w:rPr>
+          <w:rPr>
+            <w:color w:val="0000EE"/>
+            <w:u w:val="single"/>
+          </w:rPr>
+          <w:t>利25:35–38</w:t>
+        </w:r>
+      </w:hyperlink>
+      <w:r>
+        <w:rPr>
+          <w:lang w:val="zh_TW" w:bidi="zh_TW"/>
+        </w:rPr>
+        <w:t>）。</w:t>
       </w:r>
     </w:p>
     <w:p>
@@ -411,7 +802,234 @@
         <w:rPr>
           <w:lang w:val="zh_TW" w:bidi="zh_TW"/>
         </w:rPr>
-        <w:t>這卷書的敘事以「當士師秉政的時候」這片語開頭。士師的時期約持續三百年，雖然撒母耳也曾作士師，但是這是自俄陀聶開始，至參孫結束。</w:t>
+        <w:t>當這些責任被忽視時，隨之而來的是社會的崩潰或國家的動盪（</w:t>
+      </w:r>
+      <w:hyperlink r:id="rId32">
+        <w:r>
+          <w:rPr>
+            <w:lang w:val="zh_TW" w:bidi="zh_TW"/>
+          </w:rPr>
+          <w:rPr>
+            <w:color w:val="0000EE"/>
+            <w:u w:val="single"/>
+          </w:rPr>
+          <w:t>申28:15–68</w:t>
+        </w:r>
+      </w:hyperlink>
+      <w:r>
+        <w:rPr>
+          <w:lang w:val="zh_TW" w:bidi="zh_TW"/>
+        </w:rPr>
+        <w:t>；</w:t>
+      </w:r>
+      <w:hyperlink r:id="rId33">
+        <w:r>
+          <w:rPr>
+            <w:lang w:val="zh_TW" w:bidi="zh_TW"/>
+          </w:rPr>
+          <w:rPr>
+            <w:color w:val="0000EE"/>
+            <w:u w:val="single"/>
+          </w:rPr>
+          <w:t>何4:1–3</w:t>
+        </w:r>
+      </w:hyperlink>
+      <w:r>
+        <w:rPr>
+          <w:lang w:val="zh_TW" w:bidi="zh_TW"/>
+        </w:rPr>
+        <w:t>；</w:t>
+      </w:r>
+      <w:hyperlink r:id="rId34">
+        <w:r>
+          <w:rPr>
+            <w:lang w:val="zh_TW" w:bidi="zh_TW"/>
+          </w:rPr>
+          <w:rPr>
+            <w:color w:val="0000EE"/>
+            <w:u w:val="single"/>
+          </w:rPr>
+          <w:t>摩2:6–7</w:t>
+        </w:r>
+      </w:hyperlink>
+      <w:r>
+        <w:rPr>
+          <w:lang w:val="zh_TW" w:bidi="zh_TW"/>
+        </w:rPr>
+        <w:t>），這也顯示了鄰舍關係在盟約社群中的重要性。以色列人經常忽視對鄰舍的愛，特別是對有需要的鄰舍，而這正是導致他們受神懲罰而被擄的重要原因之一（</w:t>
+      </w:r>
+      <w:hyperlink r:id="rId35">
+        <w:r>
+          <w:rPr>
+            <w:lang w:val="zh_TW" w:bidi="zh_TW"/>
+          </w:rPr>
+          <w:rPr>
+            <w:color w:val="0000EE"/>
+            <w:u w:val="single"/>
+          </w:rPr>
+          <w:t>耶5:7–9</w:t>
+        </w:r>
+      </w:hyperlink>
+      <w:r>
+        <w:rPr>
+          <w:lang w:val="zh_TW" w:bidi="zh_TW"/>
+        </w:rPr>
+        <w:t>，</w:t>
+      </w:r>
+      <w:hyperlink r:id="rId36">
+        <w:r>
+          <w:rPr>
+            <w:lang w:val="zh_TW" w:bidi="zh_TW"/>
+          </w:rPr>
+          <w:rPr>
+            <w:color w:val="0000EE"/>
+            <w:u w:val="single"/>
+          </w:rPr>
+          <w:t>7:1–15</w:t>
+        </w:r>
+      </w:hyperlink>
+      <w:r>
+        <w:rPr>
+          <w:lang w:val="zh_TW" w:bidi="zh_TW"/>
+        </w:rPr>
+        <w:t>，</w:t>
+      </w:r>
+      <w:hyperlink r:id="rId37">
+        <w:r>
+          <w:rPr>
+            <w:lang w:val="zh_TW" w:bidi="zh_TW"/>
+          </w:rPr>
+          <w:rPr>
+            <w:color w:val="0000EE"/>
+            <w:u w:val="single"/>
+          </w:rPr>
+          <w:t>9:2–9</w:t>
+        </w:r>
+      </w:hyperlink>
+      <w:r>
+        <w:rPr>
+          <w:lang w:val="zh_TW" w:bidi="zh_TW"/>
+        </w:rPr>
+        <w:t>；</w:t>
+      </w:r>
+      <w:hyperlink r:id="rId33">
+        <w:r>
+          <w:rPr>
+            <w:lang w:val="zh_TW" w:bidi="zh_TW"/>
+          </w:rPr>
+          <w:rPr>
+            <w:color w:val="0000EE"/>
+            <w:u w:val="single"/>
+          </w:rPr>
+          <w:t>何4:1–3</w:t>
+        </w:r>
+      </w:hyperlink>
+      <w:r>
+        <w:rPr>
+          <w:lang w:val="zh_TW" w:bidi="zh_TW"/>
+        </w:rPr>
+        <w:t>；</w:t>
+      </w:r>
+      <w:hyperlink r:id="rId34">
+        <w:r>
+          <w:rPr>
+            <w:lang w:val="zh_TW" w:bidi="zh_TW"/>
+          </w:rPr>
+          <w:rPr>
+            <w:color w:val="0000EE"/>
+            <w:u w:val="single"/>
+          </w:rPr>
+          <w:t>摩2:6–7</w:t>
+        </w:r>
+      </w:hyperlink>
+      <w:r>
+        <w:rPr>
+          <w:lang w:val="zh_TW" w:bidi="zh_TW"/>
+        </w:rPr>
+        <w:t>，</w:t>
+      </w:r>
+      <w:hyperlink r:id="rId38">
+        <w:r>
+          <w:rPr>
+            <w:lang w:val="zh_TW" w:bidi="zh_TW"/>
+          </w:rPr>
+          <w:rPr>
+            <w:color w:val="0000EE"/>
+            <w:u w:val="single"/>
+          </w:rPr>
+          <w:t>5:10–13</w:t>
+        </w:r>
+      </w:hyperlink>
+      <w:r>
+        <w:rPr>
+          <w:lang w:val="zh_TW" w:bidi="zh_TW"/>
+        </w:rPr>
+        <w:t>，</w:t>
+      </w:r>
+      <w:hyperlink r:id="rId39">
+        <w:r>
+          <w:rPr>
+            <w:lang w:val="zh_TW" w:bidi="zh_TW"/>
+          </w:rPr>
+          <w:rPr>
+            <w:color w:val="0000EE"/>
+            <w:u w:val="single"/>
+          </w:rPr>
+          <w:t>8:4–6</w:t>
+        </w:r>
+      </w:hyperlink>
+      <w:r>
+        <w:rPr>
+          <w:lang w:val="zh_TW" w:bidi="zh_TW"/>
+        </w:rPr>
+        <w:t>）。然而，以色列人也曾盼望，在彌賽亞的時代，這種真正的鄰舍之愛能夠實現（</w:t>
+      </w:r>
+      <w:hyperlink r:id="rId40">
+        <w:r>
+          <w:rPr>
+            <w:lang w:val="zh_TW" w:bidi="zh_TW"/>
+          </w:rPr>
+          <w:rPr>
+            <w:color w:val="0000EE"/>
+            <w:u w:val="single"/>
+          </w:rPr>
+          <w:t>耶31:34</w:t>
+        </w:r>
+      </w:hyperlink>
+      <w:r>
+        <w:rPr>
+          <w:lang w:val="zh_TW" w:bidi="zh_TW"/>
+        </w:rPr>
+        <w:t>；</w:t>
+      </w:r>
+      <w:hyperlink r:id="rId41">
+        <w:r>
+          <w:rPr>
+            <w:lang w:val="zh_TW" w:bidi="zh_TW"/>
+          </w:rPr>
+          <w:rPr>
+            <w:color w:val="0000EE"/>
+            <w:u w:val="single"/>
+          </w:rPr>
+          <w:t>亞3:10</w:t>
+        </w:r>
+      </w:hyperlink>
+      <w:r>
+        <w:rPr>
+          <w:lang w:val="zh_TW" w:bidi="zh_TW"/>
+        </w:rPr>
+        <w:t>），這也顯示出這種愛在舊約時代的盟約社群中常常被忽略。</w:t>
+      </w:r>
+    </w:p>
+    <w:p>
+      <w:pPr>
+        <w:pStyle w:val="Heading3"/>
+      </w:pPr>
+      <w:r>
+        <w:rPr>
+          <w:lang w:val="zh_TW" w:bidi="zh_TW"/>
+        </w:rPr>
+        <w:t>在晚期猶太教中</w:t>
       </w:r>
     </w:p>
     <w:p>
@@ -425,9 +1043,9 @@
         <w:rPr>
           <w:lang w:val="zh_TW" w:bidi="zh_TW"/>
         </w:rPr>
-        <w:t>如果</w:t>
-      </w:r>
-      <w:hyperlink r:id="rId13">
+        <w:t>在被擄歸回後，以色列人認識到，神的祝福在某種程度上取決於人們是否彼此實踐公義和愛（</w:t>
+      </w:r>
+      <w:hyperlink r:id="rId42">
         <w:r>
           <w:rPr>
             <w:lang w:val="zh_TW" w:bidi="zh_TW"/>
@@ -436,14 +1054,110 @@
             <w:color w:val="0000EE"/>
             <w:u w:val="single"/>
           </w:rPr>
-          <w:t>路得記四章18至22節</w:t>
+          <w:t>亞8:14–17</w:t>
         </w:r>
       </w:hyperlink>
       <w:r>
         <w:rPr>
           <w:lang w:val="zh_TW" w:bidi="zh_TW"/>
         </w:rPr>
-        <w:t>中的家譜記錄是完整的，那麼這些事件發生在大衛曾祖父的一生之中，並記載了他祖父的出生。若以每代約35年計算，這些事大約發生在公元前11世紀初期，也就是在大衛出生前約100年。</w:t>
+        <w:t>）。然而，對於「鄰舍」的定義仍然存在爭議。有以下幾個因素表明，在這個時期，「鄰舍」僅限於以色列人和改信猶太教的人（改信猶太教的外邦人）。從拉比文獻中可以看出，撒馬利亞人及居住在以色列地的外邦人，通常不被視為「鄰舍」，因此也不值得被愛。在昆蘭的猶太愛色尼派（Jewish Essene community at Qumran）社</w:t>
+      </w:r>
+      <w:r>
+        <w:rPr>
+          <w:lang w:val="zh_TW" w:bidi="zh_TW"/>
+        </w:rPr>
+        <w:t>群</w:t>
+      </w:r>
+      <w:r>
+        <w:rPr>
+          <w:lang w:val="zh_TW" w:bidi="zh_TW"/>
+        </w:rPr>
+        <w:t>內，</w:t>
+      </w:r>
+      <w:r>
+        <w:rPr>
+          <w:lang w:val="zh_TW" w:bidi="zh_TW"/>
+        </w:rPr>
+        <w:t>被尊重和公平對待的「鄰舍」僅限於社群成員</w:t>
+      </w:r>
+      <w:r>
+        <w:rPr>
+          <w:lang w:val="zh_TW" w:bidi="zh_TW"/>
+        </w:rPr>
+        <w:t>。最後，當耶穌</w:t>
+      </w:r>
+      <w:r>
+        <w:rPr>
+          <w:lang w:val="zh_TW" w:bidi="zh_TW"/>
+        </w:rPr>
+        <w:t>提到，</w:t>
+      </w:r>
+      <w:r>
+        <w:rPr>
+          <w:lang w:val="zh_TW" w:bidi="zh_TW"/>
+        </w:rPr>
+        <w:t>「</w:t>
+      </w:r>
+      <w:r>
+        <w:rPr>
+          <w:lang w:val="zh_TW" w:bidi="zh_TW"/>
+        </w:rPr>
+        <w:t>你們聽見有話說：『當愛你的鄰舍，恨你的仇敵。』</w:t>
+      </w:r>
+      <w:r>
+        <w:rPr>
+          <w:lang w:val="zh_TW" w:bidi="zh_TW"/>
+        </w:rPr>
+        <w:t>」（</w:t>
+      </w:r>
+      <w:hyperlink r:id="rId43">
+        <w:r>
+          <w:rPr>
+            <w:lang w:val="zh_TW" w:bidi="zh_TW"/>
+          </w:rPr>
+          <w:rPr>
+            <w:color w:val="0000EE"/>
+            <w:u w:val="single"/>
+          </w:rPr>
+          <w:t>太5:43</w:t>
+        </w:r>
+      </w:hyperlink>
+      <w:r>
+        <w:rPr>
+          <w:lang w:val="zh_TW" w:bidi="zh_TW"/>
+        </w:rPr>
+        <w:t>）時，衪只是引用了部份舊約（</w:t>
+      </w:r>
+      <w:hyperlink r:id="rId16">
+        <w:r>
+          <w:rPr>
+            <w:lang w:val="zh_TW" w:bidi="zh_TW"/>
+          </w:rPr>
+          <w:rPr>
+            <w:color w:val="0000EE"/>
+            <w:u w:val="single"/>
+          </w:rPr>
+          <w:t>利19:18</w:t>
+        </w:r>
+      </w:hyperlink>
+      <w:r>
+        <w:rPr>
+          <w:lang w:val="zh_TW" w:bidi="zh_TW"/>
+        </w:rPr>
+        <w:t>——「</w:t>
+      </w:r>
+      <w:r>
+        <w:rPr>
+          <w:lang w:val="zh_TW" w:bidi="zh_TW"/>
+        </w:rPr>
+        <w:t>要愛人如己</w:t>
+      </w:r>
+      <w:r>
+        <w:rPr>
+          <w:lang w:val="zh_TW" w:bidi="zh_TW"/>
+        </w:rPr>
+        <w:t>」）。而最後的片語「恨你的仇敵」則反映了當時猶太人的普遍觀念，即神只要求他們愛自己的同胞，而不必愛那些被視為「敵人」的外族人。</w:t>
       </w:r>
     </w:p>
     <w:p>
@@ -454,7 +1168,7 @@
         <w:rPr>
           <w:lang w:val="zh_TW" w:bidi="zh_TW"/>
         </w:rPr>
-        <w:t>路得記為何而寫？</w:t>
+        <w:t>在新約中</w:t>
       </w:r>
     </w:p>
     <w:p>
@@ -468,31 +1182,33 @@
         <w:rPr>
           <w:lang w:val="zh_TW" w:bidi="zh_TW"/>
         </w:rPr>
-        <w:t>這卷書的寫作目的取決於其寫作的時間。如果這卷書是在大衛死後不久寫成的，那麼它可能是為了證明大衛的家族（即大衛的王室血脈）是神所揀選的王族。這卷書也可能是用來說明，為何那位敬虔的摩押女子能進入以色列的民族之中。</w:t>
-      </w:r>
-    </w:p>
-    <w:p>
-      <w:pPr>
-        <w:pStyle w:val="Heading3"/>
-      </w:pPr>
-      <w:r>
-        <w:rPr>
-          <w:lang w:val="zh_TW" w:bidi="zh_TW"/>
-        </w:rPr>
-        <w:t>路得記的內容是甚麼？</w:t>
-      </w:r>
-    </w:p>
-    <w:p>
-      <w:pPr>
-        <w:pStyle w:val="Heading4"/>
-      </w:pPr>
-      <w:r>
-        <w:rPr>
-          <w:lang w:val="zh_TW" w:bidi="zh_TW"/>
-        </w:rPr>
-        <w:t>引言（</w:t>
-      </w:r>
-      <w:hyperlink r:id="rId15">
+        <w:t>耶穌對「鄰舍」的理解與當時猶太人的觀念大相逕庭，祂消除了對鄰舍之愛的限制。</w:t>
+      </w:r>
+      <w:r>
+        <w:rPr>
+          <w:lang w:val="zh_TW" w:bidi="zh_TW"/>
+        </w:rPr>
+        <w:t>與那些將愛狹義套用在同胞身上的人不同</w:t>
+      </w:r>
+      <w:r>
+        <w:rPr>
+          <w:lang w:val="zh_TW" w:bidi="zh_TW"/>
+        </w:rPr>
+        <w:t>，耶穌主張將對愛鄰舍的義務擴展到</w:t>
+      </w:r>
+      <w:r>
+        <w:rPr>
+          <w:lang w:val="zh_TW" w:bidi="zh_TW"/>
+        </w:rPr>
+        <w:t>仇敵</w:t>
+      </w:r>
+      <w:r>
+        <w:rPr>
+          <w:lang w:val="zh_TW" w:bidi="zh_TW"/>
+        </w:rPr>
+        <w:t>身上（</w:t>
+      </w:r>
+      <w:hyperlink r:id="rId44">
         <w:r>
           <w:rPr>
             <w:lang w:val="zh_TW" w:bidi="zh_TW"/>
@@ -501,14 +1217,14 @@
             <w:color w:val="0000EE"/>
             <w:u w:val="single"/>
           </w:rPr>
-          <w:t>1:1–5</w:t>
+          <w:t>太5:43–48</w:t>
         </w:r>
       </w:hyperlink>
       <w:r>
         <w:rPr>
           <w:lang w:val="zh_TW" w:bidi="zh_TW"/>
         </w:rPr>
-        <w:t>）</w:t>
+        <w:t>），如此一來，祂完全消除了鄰舍與仇敵之間的區別。</w:t>
       </w:r>
     </w:p>
     <w:p>
@@ -522,18 +1238,79 @@
         <w:rPr>
           <w:lang w:val="zh_TW" w:bidi="zh_TW"/>
         </w:rPr>
-        <w:t>由於饑荒，以利米勒帶著妻子拿俄米和兩個兒子瑪倫、基連過約但河往摩押地去，因那裡有糧食。兩個兒子娶了摩押女子為妻，但後來二人都死了，他們的父親也去世。拿俄米成了寡婦，只剩下兩個外邦媳婦。</w:t>
-      </w:r>
-    </w:p>
-    <w:p>
-      <w:pPr>
-        <w:pStyle w:val="Heading4"/>
-      </w:pPr>
-      <w:r>
-        <w:rPr>
-          <w:lang w:val="zh_TW" w:bidi="zh_TW"/>
-        </w:rPr>
-        <w:t>返回伯利恆 （</w:t>
+        <w:t>在另一個場合中，</w:t>
+      </w:r>
+      <w:r>
+        <w:rPr>
+          <w:lang w:val="zh_TW" w:bidi="zh_TW"/>
+        </w:rPr>
+        <w:t>一個</w:t>
+      </w:r>
+      <w:r>
+        <w:rPr>
+          <w:lang w:val="zh_TW" w:bidi="zh_TW"/>
+        </w:rPr>
+        <w:t>文士問耶穌什麼是神賜下的最大誡命（</w:t>
+      </w:r>
+      <w:hyperlink r:id="rId45">
+        <w:r>
+          <w:rPr>
+            <w:lang w:val="zh_TW" w:bidi="zh_TW"/>
+          </w:rPr>
+          <w:rPr>
+            <w:color w:val="0000EE"/>
+            <w:u w:val="single"/>
+          </w:rPr>
+          <w:t>可12:28–31）</w:t>
+        </w:r>
+      </w:hyperlink>
+      <w:r>
+        <w:rPr>
+          <w:lang w:val="zh_TW" w:bidi="zh_TW"/>
+        </w:rPr>
+        <w:t>。</w:t>
+      </w:r>
+      <w:r>
+        <w:rPr>
+          <w:lang w:val="zh_TW" w:bidi="zh_TW"/>
+        </w:rPr>
+        <w:t>耶穌回應時</w:t>
+      </w:r>
+      <w:r>
+        <w:rPr>
+          <w:lang w:val="zh_TW" w:bidi="zh_TW"/>
+        </w:rPr>
+        <w:t>引用了</w:t>
+      </w:r>
+      <w:hyperlink r:id="rId46">
+        <w:r>
+          <w:rPr>
+            <w:lang w:val="zh_TW" w:bidi="zh_TW"/>
+          </w:rPr>
+          <w:rPr>
+            <w:color w:val="0000EE"/>
+            <w:u w:val="single"/>
+          </w:rPr>
+          <w:t>申命記六章5節</w:t>
+        </w:r>
+      </w:hyperlink>
+      <w:r>
+        <w:rPr>
+          <w:lang w:val="zh_TW" w:bidi="zh_TW"/>
+        </w:rPr>
+        <w:t>，關於神的本質以及人</w:t>
+      </w:r>
+      <w:r>
+        <w:rPr>
+          <w:lang w:val="zh_TW" w:bidi="zh_TW"/>
+        </w:rPr>
+        <w:t>應</w:t>
+      </w:r>
+      <w:r>
+        <w:rPr>
+          <w:lang w:val="zh_TW" w:bidi="zh_TW"/>
+        </w:rPr>
+        <w:t>盡心、盡性和盡力愛神的義務。而值得注意的是，耶穌並沒有止步於此，而是將此與第二條誡命，即「愛人如己」（</w:t>
       </w:r>
       <w:hyperlink r:id="rId16">
         <w:r>
@@ -544,14 +1321,50 @@
             <w:color w:val="0000EE"/>
             <w:u w:val="single"/>
           </w:rPr>
-          <w:t>1:6–22</w:t>
+          <w:t>利19:18）</w:t>
         </w:r>
       </w:hyperlink>
       <w:r>
         <w:rPr>
           <w:lang w:val="zh_TW" w:bidi="zh_TW"/>
         </w:rPr>
-        <w:t>）</w:t>
+        <w:t>，連結起來。一些學者認為，這種將愛神和愛鄰舍緊密聯繫在一起的教導起源於耶穌。如果耶穌是第一個將這兩個誡命聯繫在一起的人（見</w:t>
+      </w:r>
+      <w:hyperlink r:id="rId47">
+        <w:r>
+          <w:rPr>
+            <w:lang w:val="zh_TW" w:bidi="zh_TW"/>
+          </w:rPr>
+          <w:rPr>
+            <w:color w:val="0000EE"/>
+            <w:u w:val="single"/>
+          </w:rPr>
+          <w:t>太22:37</w:t>
+        </w:r>
+      </w:hyperlink>
+      <w:r>
+        <w:rPr>
+          <w:lang w:val="zh_TW" w:bidi="zh_TW"/>
+        </w:rPr>
+        <w:t>；</w:t>
+      </w:r>
+      <w:hyperlink r:id="rId48">
+        <w:r>
+          <w:rPr>
+            <w:lang w:val="zh_TW" w:bidi="zh_TW"/>
+          </w:rPr>
+          <w:rPr>
+            <w:color w:val="0000EE"/>
+            <w:u w:val="single"/>
+          </w:rPr>
+          <w:t>可12:29–31</w:t>
+        </w:r>
+      </w:hyperlink>
+      <w:r>
+        <w:rPr>
+          <w:lang w:val="zh_TW" w:bidi="zh_TW"/>
+        </w:rPr>
+        <w:t>），這便揭示了我們的主對這兩項義務關係的理解；真正的愛鄰舍源於對神的愛，反之亦然，對神的愛與在愛中滿足鄰舍的需求是不可分割的。</w:t>
       </w:r>
     </w:p>
     <w:p>
@@ -565,7 +1378,79 @@
         <w:rPr>
           <w:lang w:val="zh_TW" w:bidi="zh_TW"/>
         </w:rPr>
-        <w:t>拿俄米聽說伯利恆的饑荒已經過去，便預備回去。她的兩個媳婦俄珥巴和路得陪她走了一段路。拿俄米顧念她們在猶大作外邦人可能遭遇的艱難，便勸她們留在本地。兩個年輕的寡婦起初都不肯離開，但拿俄米說明情況：她已年老，不可能再懷孕，因此沒有弟弟能履行娶寡嫂婚（levirate）的責任。她自己也難再出嫁生子。即使這些條件改變，等待也是不切實際的。俄珥巴想通了，就親吻婆婆道別。</w:t>
+        <w:t>在耶穌的時代，辯論的焦點不是如何正確地對待鄰舍，而是誰才是真正的鄰舍。一位律法師問了耶穌這個問題（</w:t>
+      </w:r>
+      <w:hyperlink r:id="rId49">
+        <w:r>
+          <w:rPr>
+            <w:lang w:val="zh_TW" w:bidi="zh_TW"/>
+          </w:rPr>
+          <w:rPr>
+            <w:color w:val="0000EE"/>
+            <w:u w:val="single"/>
+          </w:rPr>
+          <w:t>路10:29</w:t>
+        </w:r>
+      </w:hyperlink>
+      <w:r>
+        <w:rPr>
+          <w:lang w:val="zh_TW" w:bidi="zh_TW"/>
+        </w:rPr>
+        <w:t>）。耶穌讚揚這位律法師，因為他清楚理解</w:t>
+      </w:r>
+      <w:r>
+        <w:rPr>
+          <w:lang w:val="zh_TW" w:bidi="zh_TW"/>
+        </w:rPr>
+        <w:t>得到永生</w:t>
+      </w:r>
+      <w:r>
+        <w:rPr>
+          <w:lang w:val="zh_TW" w:bidi="zh_TW"/>
+        </w:rPr>
+        <w:t>所需的條件，即</w:t>
+      </w:r>
+      <w:r>
+        <w:rPr>
+          <w:lang w:val="zh_TW" w:bidi="zh_TW"/>
+        </w:rPr>
+        <w:t>愛神和愛鄰舍</w:t>
+      </w:r>
+      <w:r>
+        <w:rPr>
+          <w:lang w:val="zh_TW" w:bidi="zh_TW"/>
+        </w:rPr>
+        <w:t>。路加卻暗示，這位律法師提出的進一步限制性問題是為了「顯明自己有理」，也就是</w:t>
+      </w:r>
+      <w:r>
+        <w:rPr>
+          <w:lang w:val="zh_TW" w:bidi="zh_TW"/>
+        </w:rPr>
+        <w:t>為自己同胞有限的愛的行為辯護</w:t>
+      </w:r>
+      <w:r>
+        <w:rPr>
+          <w:lang w:val="zh_TW" w:bidi="zh_TW"/>
+        </w:rPr>
+        <w:t>。耶穌選擇不直接回答，而是用一個比喻來回應，就是我們耳熟能詳好撒馬利亞人的比喻（</w:t>
+      </w:r>
+      <w:hyperlink r:id="rId50">
+        <w:r>
+          <w:rPr>
+            <w:lang w:val="zh_TW" w:bidi="zh_TW"/>
+          </w:rPr>
+          <w:rPr>
+            <w:color w:val="0000EE"/>
+            <w:u w:val="single"/>
+          </w:rPr>
+          <w:t>30–35</w:t>
+        </w:r>
+      </w:hyperlink>
+      <w:r>
+        <w:rPr>
+          <w:lang w:val="zh_TW" w:bidi="zh_TW"/>
+        </w:rPr>
+        <w:t>節）。</w:t>
       </w:r>
     </w:p>
     <w:p>
@@ -579,9 +1464,69 @@
         <w:rPr>
           <w:lang w:val="zh_TW" w:bidi="zh_TW"/>
         </w:rPr>
-        <w:t>路得「捨不得拿俄米」（</w:t>
-      </w:r>
-      <w:hyperlink r:id="rId17">
+        <w:t>為了讓這位律法師看到他的問題是何等短視</w:t>
+      </w:r>
+      <w:r>
+        <w:rPr>
+          <w:lang w:val="zh_TW" w:bidi="zh_TW"/>
+        </w:rPr>
+        <w:t>和</w:t>
+      </w:r>
+      <w:r>
+        <w:rPr>
+          <w:lang w:val="zh_TW" w:bidi="zh_TW"/>
+        </w:rPr>
+        <w:t>可悲，耶穌講述了一個日常的故事：一個人行走在從耶路撒冷到耶利哥的道路上，因這條路常有強盜出沒，十分危險。這名旅行者被搶劫、剝光</w:t>
+      </w:r>
+      <w:r>
+        <w:rPr>
+          <w:lang w:val="zh_TW" w:bidi="zh_TW"/>
+        </w:rPr>
+        <w:t>衣服</w:t>
+      </w:r>
+      <w:r>
+        <w:rPr>
+          <w:lang w:val="zh_TW" w:bidi="zh_TW"/>
+        </w:rPr>
+        <w:t>、毆打，</w:t>
+      </w:r>
+      <w:r>
+        <w:rPr>
+          <w:lang w:val="zh_TW" w:bidi="zh_TW"/>
+        </w:rPr>
+        <w:t>並在半死狀態被丟下</w:t>
+      </w:r>
+      <w:r>
+        <w:rPr>
+          <w:lang w:val="zh_TW" w:bidi="zh_TW"/>
+        </w:rPr>
+        <w:t>。</w:t>
+      </w:r>
+      <w:r>
+        <w:rPr>
+          <w:lang w:val="zh_TW" w:bidi="zh_TW"/>
+        </w:rPr>
+        <w:t>到這裡</w:t>
+      </w:r>
+      <w:r>
+        <w:rPr>
+          <w:lang w:val="zh_TW" w:bidi="zh_TW"/>
+        </w:rPr>
+        <w:t>，律法師可能以為耶穌是在舉例說明誰是「鄰舍」，就是一位需要幫助的猶太同胞。然而，耶穌接著介紹了兩個人物，一位祭司和一</w:t>
+      </w:r>
+      <w:r>
+        <w:rPr>
+          <w:lang w:val="zh_TW" w:bidi="zh_TW"/>
+        </w:rPr>
+        <w:t>個</w:t>
+      </w:r>
+      <w:r>
+        <w:rPr>
+          <w:lang w:val="zh_TW" w:bidi="zh_TW"/>
+        </w:rPr>
+        <w:t>利未人，他們在學術討論誰是神要他們去愛的鄰舍。律法師無疑會預期這些律法師以正確的方式對待受害者。相反，當祭司和利未人看到需要幫助的人時，他們卻選擇從另一邊走過。由於這些律法師無法確定受害者是死了還是奄奄一息，又不想冒不潔的風險，他們便繞過，從而違反了律法師剛剛指出最大的誡命（</w:t>
+      </w:r>
+      <w:hyperlink r:id="rId51">
         <w:r>
           <w:rPr>
             <w:lang w:val="zh_TW" w:bidi="zh_TW"/>
@@ -590,50 +1535,14 @@
             <w:color w:val="0000EE"/>
             <w:u w:val="single"/>
           </w:rPr>
-          <w:t>得1:14</w:t>
+          <w:t>10:25–28</w:t>
         </w:r>
       </w:hyperlink>
       <w:r>
         <w:rPr>
           <w:lang w:val="zh_TW" w:bidi="zh_TW"/>
         </w:rPr>
-        <w:t>）。路得堅定要與拿俄米同在的心志，所用的希伯來文字詞與形容夫妻聯合的字詞相同（</w:t>
-      </w:r>
-      <w:hyperlink r:id="rId18">
-        <w:r>
-          <w:rPr>
-            <w:lang w:val="zh_TW" w:bidi="zh_TW"/>
-          </w:rPr>
-          <w:rPr>
-            <w:color w:val="0000EE"/>
-            <w:u w:val="single"/>
-          </w:rPr>
-          <w:t>創2:24</w:t>
-        </w:r>
-      </w:hyperlink>
-      <w:r>
-        <w:rPr>
-          <w:lang w:val="zh_TW" w:bidi="zh_TW"/>
-        </w:rPr>
-        <w:t>），意思如同緊貼或黏合，難以分開。路得藉著五個堅定的宣告表明她真誠的決心（</w:t>
-      </w:r>
-      <w:hyperlink r:id="rId19">
-        <w:r>
-          <w:rPr>
-            <w:lang w:val="zh_TW" w:bidi="zh_TW"/>
-          </w:rPr>
-          <w:rPr>
-            <w:color w:val="0000EE"/>
-            <w:u w:val="single"/>
-          </w:rPr>
-          <w:t>得1:16–17</w:t>
-        </w:r>
-      </w:hyperlink>
-      <w:r>
-        <w:rPr>
-          <w:lang w:val="zh_TW" w:bidi="zh_TW"/>
-        </w:rPr>
-        <w:t>）。她捨棄過去的生活，去得著她更看重的新生命，選擇跟隨以色列的神，遵行祂的律法。路得對以色列神的呼求與拿俄米的勸說相合，於是二人一同回到伯利恆。</w:t>
+        <w:t>）。</w:t>
       </w:r>
     </w:p>
     <w:p>
@@ -647,20 +1556,87 @@
         <w:rPr>
           <w:lang w:val="zh_TW" w:bidi="zh_TW"/>
         </w:rPr>
-        <w:t>拿俄米回到伯利恆的路途十分艱難。她離開伯利恆時有丈夫和兩個兒子，但她回來時他們都已去世。她要求朋友們稱她為「瑪拉」，意思是「苦」。然而，她回來的時候正值收割的起頭，是一個蒙恩的時節。</w:t>
-      </w:r>
-    </w:p>
-    <w:p>
-      <w:pPr>
-        <w:pStyle w:val="Heading4"/>
-      </w:pPr>
-      <w:r>
-        <w:rPr>
-          <w:lang w:val="zh_TW" w:bidi="zh_TW"/>
-        </w:rPr>
-        <w:t>在波阿斯的田間拾麥穗 （</w:t>
-      </w:r>
-      <w:hyperlink r:id="rId20">
+        <w:t>這時，</w:t>
+      </w:r>
+      <w:r>
+        <w:rPr>
+          <w:lang w:val="zh_TW" w:bidi="zh_TW"/>
+        </w:rPr>
+        <w:t>一位撒馬利亞人</w:t>
+      </w:r>
+      <w:r>
+        <w:rPr>
+          <w:lang w:val="zh_TW" w:bidi="zh_TW"/>
+        </w:rPr>
+        <w:t>出現了——</w:t>
+      </w:r>
+      <w:r>
+        <w:rPr>
+          <w:lang w:val="zh_TW" w:bidi="zh_TW"/>
+        </w:rPr>
+        <w:t>一個被猶太人特別鄙視的種族。</w:t>
+      </w:r>
+      <w:r>
+        <w:rPr>
+          <w:lang w:val="zh_TW" w:bidi="zh_TW"/>
+        </w:rPr>
+        <w:t>猶太宗教權威視撒馬利亞人為異端</w:t>
+      </w:r>
+      <w:r>
+        <w:rPr>
+          <w:lang w:val="zh_TW" w:bidi="zh_TW"/>
+        </w:rPr>
+        <w:t>，在</w:t>
+      </w:r>
+      <w:r>
+        <w:rPr>
+          <w:lang w:val="zh_TW" w:bidi="zh_TW"/>
+        </w:rPr>
+        <w:t>拉比圈子中，</w:t>
+      </w:r>
+      <w:r>
+        <w:rPr>
+          <w:lang w:val="zh_TW" w:bidi="zh_TW"/>
+        </w:rPr>
+        <w:t>撒馬利亞人</w:t>
+      </w:r>
+      <w:r>
+        <w:rPr>
+          <w:lang w:val="zh_TW" w:bidi="zh_TW"/>
+        </w:rPr>
+        <w:t>不被視為</w:t>
+      </w:r>
+      <w:r>
+        <w:rPr>
+          <w:lang w:val="zh_TW" w:bidi="zh_TW"/>
+        </w:rPr>
+        <w:t>「鄰舍」，因此不值得被愛。事實上，</w:t>
+      </w:r>
+      <w:r>
+        <w:rPr>
+          <w:lang w:val="zh_TW" w:bidi="zh_TW"/>
+        </w:rPr>
+        <w:t>前</w:t>
+      </w:r>
+      <w:r>
+        <w:rPr>
+          <w:lang w:val="zh_TW" w:bidi="zh_TW"/>
+        </w:rPr>
+        <w:t>幾個世紀</w:t>
+      </w:r>
+      <w:r>
+        <w:rPr>
+          <w:lang w:val="zh_TW" w:bidi="zh_TW"/>
+        </w:rPr>
+        <w:t>中，</w:t>
+      </w:r>
+      <w:r>
+        <w:rPr>
+          <w:lang w:val="zh_TW" w:bidi="zh_TW"/>
+        </w:rPr>
+        <w:t>許多撒馬利亞人被猶太統治者屠殺，兩族之間明顯存在敵意（見</w:t>
+      </w:r>
+      <w:hyperlink r:id="rId52">
         <w:r>
           <w:rPr>
             <w:lang w:val="zh_TW" w:bidi="zh_TW"/>
@@ -669,14 +1645,122 @@
             <w:color w:val="0000EE"/>
             <w:u w:val="single"/>
           </w:rPr>
-          <w:t>2:1–23</w:t>
+          <w:t>約4:9</w:t>
         </w:r>
       </w:hyperlink>
       <w:r>
         <w:rPr>
           <w:lang w:val="zh_TW" w:bidi="zh_TW"/>
         </w:rPr>
-        <w:t>）</w:t>
+        <w:t>）。當律法師聽到這個比喻時，他本來預期祭司和利未人會公正地對待受害者，</w:t>
+      </w:r>
+      <w:r>
+        <w:rPr>
+          <w:lang w:val="zh_TW" w:bidi="zh_TW"/>
+        </w:rPr>
+        <w:t>但他一定驚訝於一個被憎恨的撒馬利亞人，竟然會表現出憐憫，從而履行了最大的誡命</w:t>
+      </w:r>
+      <w:r>
+        <w:rPr>
+          <w:lang w:val="zh_TW" w:bidi="zh_TW"/>
+        </w:rPr>
+        <w:t>。耶穌</w:t>
+      </w:r>
+      <w:r>
+        <w:rPr>
+          <w:lang w:val="zh_TW" w:bidi="zh_TW"/>
+        </w:rPr>
+        <w:t>特</w:t>
+      </w:r>
+      <w:r>
+        <w:rPr>
+          <w:lang w:val="zh_TW" w:bidi="zh_TW"/>
+        </w:rPr>
+        <w:t>意詳細描述了撒馬利亞人的憐憫（立即處理傷口、運送到旅店、在那裡照顧受害者，以及在離開時支付他人照顧的費用，</w:t>
+      </w:r>
+      <w:hyperlink r:id="rId53">
+        <w:r>
+          <w:rPr>
+            <w:lang w:val="zh_TW" w:bidi="zh_TW"/>
+          </w:rPr>
+          <w:rPr>
+            <w:color w:val="0000EE"/>
+            <w:u w:val="single"/>
+          </w:rPr>
+          <w:t>路10:34–35</w:t>
+        </w:r>
+      </w:hyperlink>
+      <w:r>
+        <w:rPr>
+          <w:lang w:val="zh_TW" w:bidi="zh_TW"/>
+        </w:rPr>
+        <w:t>），以</w:t>
+      </w:r>
+      <w:r>
+        <w:rPr>
+          <w:lang w:val="zh_TW" w:bidi="zh_TW"/>
+        </w:rPr>
+        <w:t>致律法師無疑會認為撒馬利亞人的愛是真誠的</w:t>
+      </w:r>
+      <w:r>
+        <w:rPr>
+          <w:lang w:val="zh_TW" w:bidi="zh_TW"/>
+        </w:rPr>
+        <w:t>。</w:t>
+      </w:r>
+      <w:r>
+        <w:rPr>
+          <w:lang w:val="zh_TW" w:bidi="zh_TW"/>
+        </w:rPr>
+        <w:t>這個故事的諷刺之處在於</w:t>
+      </w:r>
+      <w:r>
+        <w:rPr>
+          <w:lang w:val="zh_TW" w:bidi="zh_TW"/>
+        </w:rPr>
+        <w:t>，一個不被猶太人</w:t>
+      </w:r>
+      <w:r>
+        <w:rPr>
+          <w:lang w:val="zh_TW" w:bidi="zh_TW"/>
+        </w:rPr>
+        <w:t>視為</w:t>
+      </w:r>
+      <w:r>
+        <w:rPr>
+          <w:lang w:val="zh_TW" w:bidi="zh_TW"/>
+        </w:rPr>
+        <w:t>值得被稱為「鄰舍」的人，</w:t>
+      </w:r>
+      <w:r>
+        <w:rPr>
+          <w:lang w:val="zh_TW" w:bidi="zh_TW"/>
+        </w:rPr>
+        <w:t>正是那個對受害者表現出「鄰舍」之愛的人</w:t>
+      </w:r>
+      <w:r>
+        <w:rPr>
+          <w:lang w:val="zh_TW" w:bidi="zh_TW"/>
+        </w:rPr>
+        <w:t>（</w:t>
+      </w:r>
+      <w:hyperlink r:id="rId54">
+        <w:r>
+          <w:rPr>
+            <w:lang w:val="zh_TW" w:bidi="zh_TW"/>
+          </w:rPr>
+          <w:rPr>
+            <w:color w:val="0000EE"/>
+            <w:u w:val="single"/>
+          </w:rPr>
+          <w:t>36–37節</w:t>
+        </w:r>
+      </w:hyperlink>
+      <w:r>
+        <w:rPr>
+          <w:lang w:val="zh_TW" w:bidi="zh_TW"/>
+        </w:rPr>
+        <w:t>）。</w:t>
       </w:r>
     </w:p>
     <w:p>
@@ -690,7 +1774,37 @@
         <w:rPr>
           <w:lang w:val="zh_TW" w:bidi="zh_TW"/>
         </w:rPr>
-        <w:t>本章開頭先介紹波阿斯——他是以利米勒的親族，也是個富有的人。</w:t>
+        <w:t>這個比喻，就像在</w:t>
+      </w:r>
+      <w:hyperlink r:id="rId44">
+        <w:r>
+          <w:rPr>
+            <w:lang w:val="zh_TW" w:bidi="zh_TW"/>
+          </w:rPr>
+          <w:rPr>
+            <w:color w:val="0000EE"/>
+            <w:u w:val="single"/>
+          </w:rPr>
+          <w:t>馬太福音五章43至48節</w:t>
+        </w:r>
+      </w:hyperlink>
+      <w:r>
+        <w:rPr>
+          <w:lang w:val="zh_TW" w:bidi="zh_TW"/>
+        </w:rPr>
+        <w:t>中的陳述一樣，揭示了耶穌對「鄰舍」的理解以及「愛鄰舍」的要求。</w:t>
+      </w:r>
+      <w:r>
+        <w:rPr>
+          <w:lang w:val="zh_TW" w:bidi="zh_TW"/>
+        </w:rPr>
+        <w:t>耶穌對誰有資格成為神命令去愛的鄰舍，沒有設限</w:t>
+      </w:r>
+      <w:r>
+        <w:rPr>
+          <w:lang w:val="zh_TW" w:bidi="zh_TW"/>
+        </w:rPr>
+        <w:t>。</w:t>
       </w:r>
     </w:p>
     <w:p>
@@ -704,9 +1818,21 @@
         <w:rPr>
           <w:lang w:val="zh_TW" w:bidi="zh_TW"/>
         </w:rPr>
-        <w:t>在第二節中，路得主動提出要到田間去，在用工具收割穀物的工人（這些工人被稱為「收割的人」）後面拾取遺落的麥穗。窮人可以在他們之後拾取遺穗（這些人被稱為「拾穗的人」）。拾穗的人也可以在田地的邊緣收集穀物。這是神所設立的律法之一，目的是讓貧窮的人能有足夠的食物（</w:t>
-      </w:r>
-      <w:hyperlink r:id="rId21">
+        <w:t>耶穌強而有力的教導——關於愛鄰舍及其與愛神直接關係——在初代教會中也有類似的強調。在兩個不同場合中，保羅稱愛鄰舍</w:t>
+      </w:r>
+      <w:r>
+        <w:rPr>
+          <w:lang w:val="zh_TW" w:bidi="zh_TW"/>
+        </w:rPr>
+        <w:t>完全了律法</w:t>
+      </w:r>
+      <w:r>
+        <w:rPr>
+          <w:lang w:val="zh_TW" w:bidi="zh_TW"/>
+        </w:rPr>
+        <w:t>（</w:t>
+      </w:r>
+      <w:hyperlink r:id="rId55">
         <w:r>
           <w:rPr>
             <w:lang w:val="zh_TW" w:bidi="zh_TW"/>
@@ -715,44 +1841,16 @@
             <w:color w:val="0000EE"/>
             <w:u w:val="single"/>
           </w:rPr>
-          <w:t>利19:9–10</w:t>
+          <w:t>羅13:8–10</w:t>
         </w:r>
       </w:hyperlink>
       <w:r>
         <w:rPr>
           <w:lang w:val="zh_TW" w:bidi="zh_TW"/>
         </w:rPr>
-        <w:t>）。</w:t>
-      </w:r>
-    </w:p>
-    <w:p>
-      <w:pPr/>
-      <w:r>
-        <w:rPr>
-          <w:lang w:val="zh_TW" w:bidi="zh_TW"/>
-        </w:rPr>
-      </w:r>
-      <w:r>
-        <w:rPr>
-          <w:lang w:val="zh_TW" w:bidi="zh_TW"/>
-        </w:rPr>
-        <w:t>路得來到波阿斯的田裡。當波阿斯前來查看時，他注意到路得，詢問她是誰，並得知她的身分。管理的人說，她從清早就一直在田間勤勞工作。波阿斯因路得對拿俄米的忠誠而感動，特別善待她，讓她可以在收割者的後面直接拾穗。此外，年輕的僕人還為她打水，這在當時是相當特別的待遇。</w:t>
-      </w:r>
-    </w:p>
-    <w:p>
-      <w:pPr/>
-      <w:r>
-        <w:rPr>
-          <w:lang w:val="zh_TW" w:bidi="zh_TW"/>
-        </w:rPr>
-      </w:r>
-      <w:r>
-        <w:rPr>
-          <w:lang w:val="zh_TW" w:bidi="zh_TW"/>
-        </w:rPr>
-        <w:t>路得表現出極大的謙卑與尊敬，問波阿斯為何她這外邦女子竟蒙如此恩待。波阿斯提出兩個原因：她愛婆婆，也看見屬靈的真理，使她投靠以色列的神「的翅膀下」（</w:t>
-      </w:r>
-      <w:hyperlink r:id="rId22">
+        <w:t>；</w:t>
+      </w:r>
+      <w:hyperlink r:id="rId56">
         <w:r>
           <w:rPr>
             <w:lang w:val="zh_TW" w:bidi="zh_TW"/>
@@ -761,41 +1859,16 @@
             <w:color w:val="0000EE"/>
             <w:u w:val="single"/>
           </w:rPr>
-          <w:t>得2:12</w:t>
+          <w:t>加5:14</w:t>
         </w:r>
       </w:hyperlink>
       <w:r>
         <w:rPr>
           <w:lang w:val="zh_TW" w:bidi="zh_TW"/>
         </w:rPr>
-        <w:t>）。這個片語是在形容神的保護，如同母鳥展翅庇護幼雛一般。</w:t>
-      </w:r>
-    </w:p>
-    <w:p>
-      <w:pPr/>
-      <w:r>
-        <w:rPr>
-          <w:lang w:val="zh_TW" w:bidi="zh_TW"/>
-        </w:rPr>
-      </w:r>
-      <w:r>
-        <w:rPr>
-          <w:lang w:val="zh_TW" w:bidi="zh_TW"/>
-        </w:rPr>
-        <w:t>她也在收割的人的飯桌上得了座位。她照著波阿斯的吩咐，回到田裡繼續拾取未收割的麥穗。到了一天結束時，她回家見拿俄米，告訴她當天所發生的事。拿俄米告訴路得，波阿斯有買贖至親的權利（詳見下文討論）。路得便繼續在波阿斯的田裡工作，直到收割季節結束。</w:t>
-      </w:r>
-    </w:p>
-    <w:p>
-      <w:pPr>
-        <w:pStyle w:val="Heading4"/>
-      </w:pPr>
-      <w:r>
-        <w:rPr>
-          <w:lang w:val="zh_TW" w:bidi="zh_TW"/>
-        </w:rPr>
-        <w:t>依靠至親買贖者（</w:t>
-      </w:r>
-      <w:hyperlink r:id="rId23">
+        <w:t>），而雅各則將這誡命稱為「至尊的律法」（</w:t>
+      </w:r>
+      <w:hyperlink r:id="rId57">
         <w:r>
           <w:rPr>
             <w:lang w:val="zh_TW" w:bidi="zh_TW"/>
@@ -804,308 +1877,14 @@
             <w:color w:val="0000EE"/>
             <w:u w:val="single"/>
           </w:rPr>
-          <w:t>3:1–18</w:t>
+          <w:t>雅2:8</w:t>
         </w:r>
       </w:hyperlink>
       <w:r>
         <w:rPr>
           <w:lang w:val="zh_TW" w:bidi="zh_TW"/>
         </w:rPr>
-        <w:t>）</w:t>
-      </w:r>
-    </w:p>
-    <w:p>
-      <w:pPr/>
-      <w:r>
-        <w:rPr>
-          <w:lang w:val="zh_TW" w:bidi="zh_TW"/>
-        </w:rPr>
-      </w:r>
-      <w:r>
-        <w:rPr>
-          <w:lang w:val="zh_TW" w:bidi="zh_TW"/>
-        </w:rPr>
-        <w:t>拿俄米勸路得去找波阿斯，請他作</w:t>
-      </w:r>
-      <w:r>
-        <w:rPr>
-          <w:i/>
-          <w:lang w:val="zh_TW" w:bidi="zh_TW"/>
-        </w:rPr>
-        <w:t>至親買贖者</w:t>
-      </w:r>
-      <w:r>
-        <w:rPr>
-          <w:lang w:val="zh_TW" w:bidi="zh_TW"/>
-        </w:rPr>
-        <w:t>（</w:t>
-      </w:r>
-      <w:r>
-        <w:rPr>
-          <w:i/>
-          <w:lang w:val="zh_TW" w:bidi="zh_TW"/>
-        </w:rPr>
-        <w:t>go'el</w:t>
-      </w:r>
-      <w:r>
-        <w:rPr>
-          <w:lang w:val="zh_TW" w:bidi="zh_TW"/>
-        </w:rPr>
-        <w:t>或kinsman-redeemer）。拿俄米的計劃看似不尋常，但其中有其理由：</w:t>
-      </w:r>
-    </w:p>
-    <w:p>
-      <w:pPr>
-        <w:pStyle w:val="ListNumber"/>
-        <w:numPr>
-          <w:ilvl w:val="0"/>
-          <w:numId w:val="14"/>
-        </w:numPr>
-        <w:spacing w:line="240" w:lineRule="auto"/>
-        <w:ind w:left="720"/>
-      </w:pPr>
-      <w:r>
-        <w:rPr>
-          <w:lang w:val="zh_TW" w:bidi="zh_TW"/>
-        </w:rPr>
-      </w:r>
-      <w:r>
-        <w:rPr>
-          <w:lang w:val="zh_TW" w:bidi="zh_TW"/>
-        </w:rPr>
-        <w:t>拿俄米大概以為波阿斯是最親的親屬，並不知道還有一位更近的（</w:t>
-      </w:r>
-      <w:hyperlink r:id="rId24">
-        <w:r>
-          <w:rPr>
-            <w:lang w:val="zh_TW" w:bidi="zh_TW"/>
-          </w:rPr>
-          <w:rPr>
-            <w:color w:val="0000EE"/>
-            <w:u w:val="single"/>
-          </w:rPr>
-          <w:t>得3:12</w:t>
-        </w:r>
-      </w:hyperlink>
-      <w:r>
-        <w:rPr>
-          <w:lang w:val="zh_TW" w:bidi="zh_TW"/>
-        </w:rPr>
-        <w:t>）。按照以色列的律法（</w:t>
-      </w:r>
-      <w:hyperlink r:id="rId25">
-        <w:r>
-          <w:rPr>
-            <w:lang w:val="zh_TW" w:bidi="zh_TW"/>
-          </w:rPr>
-          <w:rPr>
-            <w:color w:val="0000EE"/>
-            <w:u w:val="single"/>
-          </w:rPr>
-          <w:t>申25:5–19</w:t>
-        </w:r>
-      </w:hyperlink>
-      <w:r>
-        <w:rPr>
-          <w:lang w:val="zh_TW" w:bidi="zh_TW"/>
-        </w:rPr>
-        <w:t>），波阿斯需要娶路得為妻，為已死的丈夫留後。</w:t>
-      </w:r>
-    </w:p>
-    <w:p>
-      <w:pPr>
-        <w:pStyle w:val="ListNumber"/>
-        <w:spacing w:line="240" w:lineRule="auto"/>
-        <w:ind w:left="720"/>
-      </w:pPr>
-      <w:r>
-        <w:rPr>
-          <w:lang w:val="zh_TW" w:bidi="zh_TW"/>
-        </w:rPr>
-      </w:r>
-      <w:r>
-        <w:rPr>
-          <w:lang w:val="zh_TW" w:bidi="zh_TW"/>
-        </w:rPr>
-        <w:t>這卷書把拿俄米描寫成敬畏神的婦人。雖然她的計劃看起來不尋常，但並未違背神的律法，也不會讓像波阿斯這樣正直的人感到不當。否則，她的計劃就無法成功。</w:t>
-      </w:r>
-    </w:p>
-    <w:p>
-      <w:pPr/>
-      <w:r>
-        <w:rPr>
-          <w:lang w:val="zh_TW" w:bidi="zh_TW"/>
-        </w:rPr>
-      </w:r>
-      <w:r>
-        <w:rPr>
-          <w:lang w:val="zh_TW" w:bidi="zh_TW"/>
-        </w:rPr>
-        <w:t>波阿斯以慈愛和體貼回應路得的行動，並告訴她自己並非最近的親屬，但應許隔天就處理這件事。為了保護路得的名譽，波阿斯在天未亮前讓她回家。拿俄米預料波阿斯會在當天把事情解決。</w:t>
-      </w:r>
-    </w:p>
-    <w:p>
-      <w:pPr>
-        <w:pStyle w:val="Heading4"/>
-      </w:pPr>
-      <w:r>
-        <w:rPr>
-          <w:lang w:val="zh_TW" w:bidi="zh_TW"/>
-        </w:rPr>
-        <w:t>贖回產業（</w:t>
-      </w:r>
-      <w:hyperlink r:id="rId26">
-        <w:r>
-          <w:rPr>
-            <w:lang w:val="zh_TW" w:bidi="zh_TW"/>
-          </w:rPr>
-          <w:rPr>
-            <w:color w:val="0000EE"/>
-            <w:u w:val="single"/>
-          </w:rPr>
-          <w:t>4:1–22</w:t>
-        </w:r>
-      </w:hyperlink>
-      <w:r>
-        <w:rPr>
-          <w:lang w:val="zh_TW" w:bidi="zh_TW"/>
-        </w:rPr>
-        <w:t>）</w:t>
-      </w:r>
-    </w:p>
-    <w:p>
-      <w:pPr/>
-      <w:r>
-        <w:rPr>
-          <w:lang w:val="zh_TW" w:bidi="zh_TW"/>
-        </w:rPr>
-      </w:r>
-      <w:r>
-        <w:rPr>
-          <w:lang w:val="zh_TW" w:bidi="zh_TW"/>
-        </w:rPr>
-        <w:t>波阿斯到城門口，那裡是人們處理公共事務的地方。他要與那位更近的親屬商談此事。十位城中的長老作見證人。第一個議題是產業。波阿斯問那位更近的親屬是否願意為拿俄米買下那塊地。按以色列的傳統，買那地也意味著要娶那摩押寡婦路得為妻（</w:t>
-      </w:r>
-      <w:hyperlink r:id="rId27">
-        <w:r>
-          <w:rPr>
-            <w:lang w:val="zh_TW" w:bidi="zh_TW"/>
-          </w:rPr>
-          <w:rPr>
-            <w:color w:val="0000EE"/>
-            <w:u w:val="single"/>
-          </w:rPr>
-          <w:t>得4:5</w:t>
-        </w:r>
-      </w:hyperlink>
-      <w:r>
-        <w:rPr>
-          <w:lang w:val="zh_TW" w:bidi="zh_TW"/>
-        </w:rPr>
-        <w:t>）。那位更近的親屬不願娶路得，因為那樣會使他的產業分給將來所生的兒子。他脫下鞋子，把權利讓出，這是放棄產業權的象徵。於是，波阿斯成了至親買贖者。波阿斯與路得婚後生了一個兒子，按以色列的律法，這孩子被視為拿俄米的後代與繼承人。</w:t>
-      </w:r>
-    </w:p>
-    <w:p>
-      <w:pPr>
-        <w:pStyle w:val="Heading3"/>
-      </w:pPr>
-      <w:r>
-        <w:rPr>
-          <w:lang w:val="zh_TW" w:bidi="zh_TW"/>
-        </w:rPr>
-        <w:t>路得記的信息是甚麼？</w:t>
-      </w:r>
-    </w:p>
-    <w:p>
-      <w:pPr/>
-      <w:r>
-        <w:rPr>
-          <w:lang w:val="zh_TW" w:bidi="zh_TW"/>
-        </w:rPr>
-      </w:r>
-      <w:r>
-        <w:rPr>
-          <w:lang w:val="zh_TW" w:bidi="zh_TW"/>
-        </w:rPr>
-        <w:t>首先，路得記表明了路得的家譜延續到大衛。這條血脈在</w:t>
-      </w:r>
-      <w:hyperlink r:id="rId28">
-        <w:r>
-          <w:rPr>
-            <w:lang w:val="zh_TW" w:bidi="zh_TW"/>
-          </w:rPr>
-          <w:rPr>
-            <w:color w:val="0000EE"/>
-            <w:u w:val="single"/>
-          </w:rPr>
-          <w:t>馬太福音一章</w:t>
-        </w:r>
-      </w:hyperlink>
-      <w:r>
-        <w:rPr>
-          <w:lang w:val="zh_TW" w:bidi="zh_TW"/>
-        </w:rPr>
-        <w:t>中得以延續，並在耶穌裡得以成全。</w:t>
-      </w:r>
-    </w:p>
-    <w:p>
-      <w:pPr/>
-      <w:r>
-        <w:rPr>
-          <w:lang w:val="zh_TW" w:bidi="zh_TW"/>
-        </w:rPr>
-      </w:r>
-      <w:r>
-        <w:rPr>
-          <w:lang w:val="zh_TW" w:bidi="zh_TW"/>
-        </w:rPr>
-        <w:t>其次，這卷書顯出神恩典的美。這故事表明神的慈愛臨到所有人，甚至臨到並非生於以色列的人。外邦人（即使來自摩押）也能一同分享以色列所蒙的福分。</w:t>
-      </w:r>
-    </w:p>
-    <w:p>
-      <w:pPr/>
-      <w:r>
-        <w:rPr>
-          <w:lang w:val="zh_TW" w:bidi="zh_TW"/>
-        </w:rPr>
-      </w:r>
-      <w:r>
-        <w:rPr>
-          <w:lang w:val="zh_TW" w:bidi="zh_TW"/>
-        </w:rPr>
-        <w:t>在神學上，「至親買贖者」的概念明顯預表彌賽亞（受膏者）。祂必須是血緣上的親屬，有能力贖回產業，並且甘心願意這樣作，也願意娶亡親的寡婦為妻。</w:t>
-      </w:r>
-    </w:p>
-    <w:p>
-      <w:pPr/>
-      <w:r>
-        <w:rPr>
-          <w:lang w:val="zh_TW" w:bidi="zh_TW"/>
-        </w:rPr>
-      </w:r>
-      <w:r>
-        <w:rPr>
-          <w:lang w:val="zh_TW" w:bidi="zh_TW"/>
-        </w:rPr>
-        <w:t>最後，路得對拿俄米的愛成為忠誠的榜樣。伯利恆的婦女對拿娥米說：「是愛慕你的那兒婦所生的。有這兒婦比有七個兒子還好」（</w:t>
-      </w:r>
-      <w:hyperlink r:id="rId29">
-        <w:r>
-          <w:rPr>
-            <w:lang w:val="zh_TW" w:bidi="zh_TW"/>
-          </w:rPr>
-          <w:rPr>
-            <w:color w:val="0000EE"/>
-            <w:u w:val="single"/>
-          </w:rPr>
-          <w:t>得4:15</w:t>
-        </w:r>
-      </w:hyperlink>
-      <w:r>
-        <w:rPr>
-          <w:lang w:val="zh_TW" w:bidi="zh_TW"/>
-        </w:rPr>
-        <w:t>）。在當時的文化中，能有七個兒子被視為極大的福分，而這些婦人所說的意思是：路得對拿俄米的愛與照顧比這樣的福分更寶貴。</w:t>
+        <w:t>）。</w:t>
       </w:r>
       <w:r>
         <w:rPr>
@@ -3007,12 +3786,6 @@
   </w:num>
   <w:num w:numId="13" w16cid:durableId="592781308">
     <w:abstractNumId w:val="11"/>
-  </w:num>
-  <w:num w:numId="14">
-    <w:abstractNumId w:val="3"/>
-    <w:lvlOverride w:ilvl="0">
-      <w:startOverride w:val="1"/>
-    </w:lvlOverride>
   </w:num>
   <w:numIdMacAtCleanup w:val="10"/>
 </w:numbering>

--- a/zht/docx/086.content.docx
+++ b/zht/docx/086.content.docx
@@ -149,7 +149,7 @@
         <w:rPr>
           <w:lang w:val="zh_TW" w:bidi="zh_TW"/>
         </w:rPr>
-        <w:t>lin</w:t>
+        <w:t>lie</w:t>
       </w:r>
       <w:r>
         <w:rPr>
@@ -212,7 +212,7 @@
         <w:rPr>
           <w:lang w:val="zh_TW" w:bidi="zh_TW"/>
         </w:rPr>
-        <w:t>鄰舍</w:t>
+        <w:t>列國</w:t>
       </w:r>
       <w:r>
         <w:rPr>
@@ -231,37 +231,7 @@
         <w:rPr>
           <w:lang w:val="zh_TW" w:bidi="zh_TW"/>
         </w:rPr>
-        <w:t>在舊約時期和猶太教</w:t>
-      </w:r>
-      <w:r>
-        <w:rPr>
-          <w:lang w:val="zh_TW" w:bidi="zh_TW"/>
-        </w:rPr>
-        <w:t>晚期</w:t>
-      </w:r>
-      <w:r>
-        <w:rPr>
-          <w:lang w:val="zh_TW" w:bidi="zh_TW"/>
-        </w:rPr>
-        <w:t>，</w:t>
-      </w:r>
-      <w:r>
-        <w:rPr>
-          <w:lang w:val="zh_TW" w:bidi="zh_TW"/>
-        </w:rPr>
-        <w:t>這個概念顯然僅限於以色列人，或與神訂的盟約</w:t>
-      </w:r>
-      <w:r>
-        <w:rPr>
-          <w:lang w:val="zh_TW" w:bidi="zh_TW"/>
-        </w:rPr>
-        <w:t>群體</w:t>
-      </w:r>
-      <w:r>
-        <w:rPr>
-          <w:lang w:val="zh_TW" w:bidi="zh_TW"/>
-        </w:rPr>
-        <w:t>中之成員。然而，耶穌將這一概念擴展，使其涵蓋所有在人生旅途中遇見的人。</w:t>
+        <w:t>基於政治或社會利益，或血緣關係而形成的群體。一般而言，「列國」一詞指的是希伯來人以外的世界各民族，儘管有時也包括猶太人。</w:t>
       </w:r>
     </w:p>
     <w:p>
@@ -272,7 +242,7 @@
         <w:rPr>
           <w:lang w:val="zh_TW" w:bidi="zh_TW"/>
         </w:rPr>
-        <w:t>在舊約中</w:t>
+        <w:t>起源</w:t>
       </w:r>
     </w:p>
     <w:p>
@@ -286,7 +256,7 @@
         <w:rPr>
           <w:lang w:val="zh_TW" w:bidi="zh_TW"/>
         </w:rPr>
-        <w:t>雖然舊約從未明確將「鄰舍」限制為以色列人，但這個詞通常指的是盟約中的成員，即其他以色列人（見</w:t>
+        <w:t>創世記記載挪亞的三個兒子為眾多「家族」或民族（約70個）的祖先，這些家族分布於地中海東部地區（</w:t>
       </w:r>
       <w:hyperlink r:id="rId13">
         <w:r>
@@ -297,14 +267,14 @@
             <w:color w:val="0000EE"/>
             <w:u w:val="single"/>
           </w:rPr>
-          <w:t>利6:1–7</w:t>
+          <w:t>創10章</w:t>
         </w:r>
       </w:hyperlink>
       <w:r>
         <w:rPr>
           <w:lang w:val="zh_TW" w:bidi="zh_TW"/>
         </w:rPr>
-        <w:t>，</w:t>
+        <w:t>）。經文假設每個民族都有自己的地理位置和語言（</w:t>
       </w:r>
       <w:hyperlink r:id="rId14">
         <w:r>
@@ -315,14 +285,26 @@
             <w:color w:val="0000EE"/>
             <w:u w:val="single"/>
           </w:rPr>
-          <w:t>19</w:t>
+          <w:t>5、20、31節</w:t>
         </w:r>
       </w:hyperlink>
       <w:r>
         <w:rPr>
           <w:lang w:val="zh_TW" w:bidi="zh_TW"/>
         </w:rPr>
-        <w:t>；</w:t>
+        <w:t>）。巴別塔（</w:t>
+      </w:r>
+      <w:r>
+        <w:rPr>
+          <w:lang w:val="zh_TW" w:bidi="zh_TW"/>
+        </w:rPr>
+        <w:t>金字塔型廟宇</w:t>
+      </w:r>
+      <w:r>
+        <w:rPr>
+          <w:lang w:val="zh_TW" w:bidi="zh_TW"/>
+        </w:rPr>
+        <w:t>）的故事，其頂要達到天上（</w:t>
       </w:r>
       <w:hyperlink r:id="rId15">
         <w:r>
@@ -333,110 +315,14 @@
             <w:color w:val="0000EE"/>
             <w:u w:val="single"/>
           </w:rPr>
-          <w:t>申15:2–3</w:t>
+          <w:t>11</w:t>
         </w:r>
       </w:hyperlink>
       <w:r>
         <w:rPr>
           <w:lang w:val="zh_TW" w:bidi="zh_TW"/>
         </w:rPr>
-        <w:t>）。在</w:t>
-      </w:r>
-      <w:hyperlink r:id="rId16">
-        <w:r>
-          <w:rPr>
-            <w:lang w:val="zh_TW" w:bidi="zh_TW"/>
-          </w:rPr>
-          <w:rPr>
-            <w:color w:val="0000EE"/>
-            <w:u w:val="single"/>
-          </w:rPr>
-          <w:t>利未記十九章18節</w:t>
-        </w:r>
-      </w:hyperlink>
-      <w:r>
-        <w:rPr>
-          <w:lang w:val="zh_TW" w:bidi="zh_TW"/>
-        </w:rPr>
-        <w:t>中，這段經文後來在新約中多次被引用，其中命令以色列人要「</w:t>
-      </w:r>
-      <w:r>
-        <w:rPr>
-          <w:lang w:val="zh_TW" w:bidi="zh_TW"/>
-        </w:rPr>
-        <w:t>愛人如己</w:t>
-      </w:r>
-      <w:r>
-        <w:rPr>
-          <w:lang w:val="zh_TW" w:bidi="zh_TW"/>
-        </w:rPr>
-        <w:t>」。然而，在</w:t>
-      </w:r>
-      <w:hyperlink r:id="rId17">
-        <w:r>
-          <w:rPr>
-            <w:lang w:val="zh_TW" w:bidi="zh_TW"/>
-          </w:rPr>
-          <w:rPr>
-            <w:color w:val="0000EE"/>
-            <w:u w:val="single"/>
-          </w:rPr>
-          <w:t>十九章34節</w:t>
-        </w:r>
-      </w:hyperlink>
-      <w:r>
-        <w:rPr>
-          <w:lang w:val="zh_TW" w:bidi="zh_TW"/>
-        </w:rPr>
-        <w:t>中，又特別指出這種愛也應該施予旅居其中的外邦人（或「寄居者」）。如果「鄰舍」（</w:t>
-      </w:r>
-      <w:hyperlink r:id="rId16">
-        <w:r>
-          <w:rPr>
-            <w:lang w:val="zh_TW" w:bidi="zh_TW"/>
-          </w:rPr>
-          <w:rPr>
-            <w:color w:val="0000EE"/>
-            <w:u w:val="single"/>
-          </w:rPr>
-          <w:t>18</w:t>
-        </w:r>
-      </w:hyperlink>
-      <w:r>
-        <w:rPr>
-          <w:lang w:val="zh_TW" w:bidi="zh_TW"/>
-        </w:rPr>
-        <w:t>節）暗示了一個更廣泛的概念，如「人類」或「同胞」，那麼在第</w:t>
-      </w:r>
-      <w:hyperlink r:id="rId17">
-        <w:r>
-          <w:rPr>
-            <w:lang w:val="zh_TW" w:bidi="zh_TW"/>
-          </w:rPr>
-          <w:rPr>
-            <w:color w:val="0000EE"/>
-            <w:u w:val="single"/>
-          </w:rPr>
-          <w:t>34</w:t>
-        </w:r>
-      </w:hyperlink>
-      <w:r>
-        <w:rPr>
-          <w:lang w:val="zh_TW" w:bidi="zh_TW"/>
-        </w:rPr>
-        <w:t>節中就沒有必要再特別提及</w:t>
-      </w:r>
-      <w:r>
-        <w:rPr>
-          <w:lang w:val="zh_TW" w:bidi="zh_TW"/>
-        </w:rPr>
-        <w:t>同居的外人</w:t>
-      </w:r>
-      <w:r>
-        <w:rPr>
-          <w:lang w:val="zh_TW" w:bidi="zh_TW"/>
-        </w:rPr>
-        <w:t>。因此，「鄰舍」應當是指一個人的直接鄰居，即以色列人。</w:t>
+        <w:t>章），解釋了民族因語言障礙而分離並散居，以致無法在自傲的企圖中合作。</w:t>
       </w:r>
     </w:p>
     <w:p>
@@ -450,7 +336,43 @@
         <w:rPr>
           <w:lang w:val="zh_TW" w:bidi="zh_TW"/>
         </w:rPr>
-        <w:t>在盟約社群中，愛鄰舍包含了一些律法上明確規定的責任。人應該公平地對待鄰舍（</w:t>
+        <w:t>保羅在雅典的講道中也假設列國有共同的起源，這與創世記的作者一致，並接受了列國由地理界線區分乃是神的旨意（</w:t>
+      </w:r>
+      <w:hyperlink r:id="rId16">
+        <w:r>
+          <w:rPr>
+            <w:lang w:val="zh_TW" w:bidi="zh_TW"/>
+          </w:rPr>
+          <w:rPr>
+            <w:color w:val="0000EE"/>
+            <w:u w:val="single"/>
+          </w:rPr>
+          <w:t>徒17:26</w:t>
+        </w:r>
+      </w:hyperlink>
+      <w:r>
+        <w:rPr>
+          <w:lang w:val="zh_TW" w:bidi="zh_TW"/>
+        </w:rPr>
+        <w:t>）。先知西番雅期待有一天，神將逆轉這種狀況，使列國同說一種語言（</w:t>
+      </w:r>
+      <w:hyperlink r:id="rId17">
+        <w:r>
+          <w:rPr>
+            <w:lang w:val="zh_TW" w:bidi="zh_TW"/>
+          </w:rPr>
+          <w:rPr>
+            <w:color w:val="0000EE"/>
+            <w:u w:val="single"/>
+          </w:rPr>
+          <w:t>番3:9</w:t>
+        </w:r>
+      </w:hyperlink>
+      <w:r>
+        <w:rPr>
+          <w:lang w:val="zh_TW" w:bidi="zh_TW"/>
+        </w:rPr>
+        <w:t>）。啟示錄的作者在新天新地的異象中看見這些天然界限被廢除，列國在新耶路撒冷中自由往來（</w:t>
       </w:r>
       <w:hyperlink r:id="rId18">
         <w:r>
@@ -461,175 +383,7 @@
             <w:color w:val="0000EE"/>
             <w:u w:val="single"/>
           </w:rPr>
-          <w:t>出22:5–15</w:t>
-        </w:r>
-      </w:hyperlink>
-      <w:r>
-        <w:rPr>
-          <w:lang w:val="zh_TW" w:bidi="zh_TW"/>
-        </w:rPr>
-        <w:t>；</w:t>
-      </w:r>
-      <w:hyperlink r:id="rId19">
-        <w:r>
-          <w:rPr>
-            <w:lang w:val="zh_TW" w:bidi="zh_TW"/>
-          </w:rPr>
-          <w:rPr>
-            <w:color w:val="0000EE"/>
-            <w:u w:val="single"/>
-          </w:rPr>
-          <w:t>利6:2–7</w:t>
-        </w:r>
-      </w:hyperlink>
-      <w:r>
-        <w:rPr>
-          <w:lang w:val="zh_TW" w:bidi="zh_TW"/>
-        </w:rPr>
-        <w:t>，</w:t>
-      </w:r>
-      <w:hyperlink r:id="rId20">
-        <w:r>
-          <w:rPr>
-            <w:lang w:val="zh_TW" w:bidi="zh_TW"/>
-          </w:rPr>
-          <w:rPr>
-            <w:color w:val="0000EE"/>
-            <w:u w:val="single"/>
-          </w:rPr>
-          <w:t>19:9–18</w:t>
-        </w:r>
-      </w:hyperlink>
-      <w:r>
-        <w:rPr>
-          <w:lang w:val="zh_TW" w:bidi="zh_TW"/>
-        </w:rPr>
-        <w:t>），尊重他（</w:t>
-      </w:r>
-      <w:hyperlink r:id="rId21">
-        <w:r>
-          <w:rPr>
-            <w:lang w:val="zh_TW" w:bidi="zh_TW"/>
-          </w:rPr>
-          <w:rPr>
-            <w:color w:val="0000EE"/>
-            <w:u w:val="single"/>
-          </w:rPr>
-          <w:t>出20:16</w:t>
-        </w:r>
-      </w:hyperlink>
-      <w:r>
-        <w:rPr>
-          <w:lang w:val="zh_TW" w:bidi="zh_TW"/>
-        </w:rPr>
-        <w:t>）以及他的財物（</w:t>
-      </w:r>
-      <w:hyperlink r:id="rId22">
-        <w:r>
-          <w:rPr>
-            <w:lang w:val="zh_TW" w:bidi="zh_TW"/>
-          </w:rPr>
-          <w:rPr>
-            <w:color w:val="0000EE"/>
-            <w:u w:val="single"/>
-          </w:rPr>
-          <w:t>出20:17</w:t>
-        </w:r>
-      </w:hyperlink>
-      <w:r>
-        <w:rPr>
-          <w:lang w:val="zh_TW" w:bidi="zh_TW"/>
-        </w:rPr>
-        <w:t>）。為了促進盟約社群中公正和憐憫的關係，以色列人應視鄰舍為「</w:t>
-      </w:r>
-      <w:r>
-        <w:rPr>
-          <w:lang w:val="zh_TW" w:bidi="zh_TW"/>
-        </w:rPr>
-        <w:t>弟兄</w:t>
-      </w:r>
-      <w:r>
-        <w:rPr>
-          <w:lang w:val="zh_TW" w:bidi="zh_TW"/>
-        </w:rPr>
-        <w:t>」（</w:t>
-      </w:r>
-      <w:hyperlink r:id="rId23">
-        <w:r>
-          <w:rPr>
-            <w:lang w:val="zh_TW" w:bidi="zh_TW"/>
-          </w:rPr>
-          <w:rPr>
-            <w:color w:val="0000EE"/>
-            <w:u w:val="single"/>
-          </w:rPr>
-          <w:t>利25:25</w:t>
-        </w:r>
-      </w:hyperlink>
-      <w:r>
-        <w:rPr>
-          <w:lang w:val="zh_TW" w:bidi="zh_TW"/>
-        </w:rPr>
-        <w:t>；</w:t>
-      </w:r>
-      <w:hyperlink r:id="rId24">
-        <w:r>
-          <w:rPr>
-            <w:lang w:val="zh_TW" w:bidi="zh_TW"/>
-          </w:rPr>
-          <w:rPr>
-            <w:color w:val="0000EE"/>
-            <w:u w:val="single"/>
-          </w:rPr>
-          <w:t>申22:1–4</w:t>
-        </w:r>
-      </w:hyperlink>
-      <w:r>
-        <w:rPr>
-          <w:lang w:val="zh_TW" w:bidi="zh_TW"/>
-        </w:rPr>
-        <w:t>）。</w:t>
-      </w:r>
-      <w:r>
-        <w:rPr>
-          <w:lang w:val="zh_TW" w:bidi="zh_TW"/>
-        </w:rPr>
-        <w:t>對鄰舍所做的，應以同樣的方式回報</w:t>
-      </w:r>
-      <w:r>
-        <w:rPr>
-          <w:lang w:val="zh_TW" w:bidi="zh_TW"/>
-        </w:rPr>
-        <w:t>（</w:t>
-      </w:r>
-      <w:hyperlink r:id="rId25">
-        <w:r>
-          <w:rPr>
-            <w:lang w:val="zh_TW" w:bidi="zh_TW"/>
-          </w:rPr>
-          <w:rPr>
-            <w:color w:val="0000EE"/>
-            <w:u w:val="single"/>
-          </w:rPr>
-          <w:t>利24:19–23</w:t>
-        </w:r>
-      </w:hyperlink>
-      <w:r>
-        <w:rPr>
-          <w:lang w:val="zh_TW" w:bidi="zh_TW"/>
-        </w:rPr>
-        <w:t>；</w:t>
-      </w:r>
-      <w:hyperlink r:id="rId26">
-        <w:r>
-          <w:rPr>
-            <w:lang w:val="zh_TW" w:bidi="zh_TW"/>
-          </w:rPr>
-          <w:rPr>
-            <w:color w:val="0000EE"/>
-            <w:u w:val="single"/>
-          </w:rPr>
-          <w:t>申19:11–19</w:t>
+          <w:t>啟21:22–26</w:t>
         </w:r>
       </w:hyperlink>
       <w:r>
@@ -650,9 +404,9 @@
         <w:rPr>
           <w:lang w:val="zh_TW" w:bidi="zh_TW"/>
         </w:rPr>
-        <w:t>對待鄰舍的重要性在於，這與人跟神的關係息息相關，並且可能顯著影響人與神之間的關係（</w:t>
-      </w:r>
-      <w:hyperlink r:id="rId13">
+        <w:t>「以色列」與「列國」之間的區分並非絕對清晰。「以色列」是由不同民族演變而來的，而許多「列國」的起源也與以色列社群中的著名人物有關。猶太民族的祖先亞伯拉罕，原住在底格里斯—幼發拉底河流域的迦勒底的吾珥。與父親一同北遷至哈蘭，最終向西南進入迦南地（</w:t>
+      </w:r>
+      <w:hyperlink r:id="rId19">
         <w:r>
           <w:rPr>
             <w:lang w:val="zh_TW" w:bidi="zh_TW"/>
@@ -661,16 +415,16 @@
             <w:color w:val="0000EE"/>
             <w:u w:val="single"/>
           </w:rPr>
-          <w:t>利6:1–7</w:t>
+          <w:t>創11:31–12:9</w:t>
         </w:r>
       </w:hyperlink>
       <w:r>
         <w:rPr>
           <w:lang w:val="zh_TW" w:bidi="zh_TW"/>
         </w:rPr>
-        <w:t>，</w:t>
-      </w:r>
-      <w:hyperlink r:id="rId14">
+        <w:t>）。</w:t>
+      </w:r>
+      <w:hyperlink r:id="rId20">
         <w:r>
           <w:rPr>
             <w:lang w:val="zh_TW" w:bidi="zh_TW"/>
@@ -679,16 +433,28 @@
             <w:color w:val="0000EE"/>
             <w:u w:val="single"/>
           </w:rPr>
-          <w:t>19</w:t>
+          <w:t>申命記二十六章5節</w:t>
         </w:r>
       </w:hyperlink>
       <w:r>
         <w:rPr>
           <w:lang w:val="zh_TW" w:bidi="zh_TW"/>
         </w:rPr>
-        <w:t>，</w:t>
-      </w:r>
-      <w:hyperlink r:id="rId27">
+        <w:t>（「我祖原是一個將亡的亞蘭人」）表明亞伯拉罕曾居於美索不達米亞地區的</w:t>
+      </w:r>
+      <w:r>
+        <w:rPr>
+          <w:lang w:val="zh_TW" w:bidi="zh_TW"/>
+        </w:rPr>
+        <w:t>亞蘭一納哈拉音（Aram-naharaim）</w:t>
+      </w:r>
+      <w:r>
+        <w:rPr>
+          <w:lang w:val="zh_TW" w:bidi="zh_TW"/>
+        </w:rPr>
+        <w:t>。當亞伯拉罕與神立約時，神給予他割禮作為約的記號。外邦人若被買為奴隸也須行割禮，從而納入約的群體中。當摩西帶領以色列人出埃及進入曠野時，也有許多閒雜人上去（</w:t>
+      </w:r>
+      <w:hyperlink r:id="rId21">
         <w:r>
           <w:rPr>
             <w:lang w:val="zh_TW" w:bidi="zh_TW"/>
@@ -697,98 +463,14 @@
             <w:color w:val="0000EE"/>
             <w:u w:val="single"/>
           </w:rPr>
-          <w:t>25:17</w:t>
+          <w:t>出12:38</w:t>
         </w:r>
       </w:hyperlink>
       <w:r>
         <w:rPr>
           <w:lang w:val="zh_TW" w:bidi="zh_TW"/>
         </w:rPr>
-        <w:t>；</w:t>
-      </w:r>
-      <w:hyperlink r:id="rId28">
-        <w:r>
-          <w:rPr>
-            <w:lang w:val="zh_TW" w:bidi="zh_TW"/>
-          </w:rPr>
-          <w:rPr>
-            <w:color w:val="0000EE"/>
-            <w:u w:val="single"/>
-          </w:rPr>
-          <w:t>申24:10–13</w:t>
-        </w:r>
-      </w:hyperlink>
-      <w:r>
-        <w:rPr>
-          <w:lang w:val="zh_TW" w:bidi="zh_TW"/>
-        </w:rPr>
-        <w:t>；</w:t>
-      </w:r>
-      <w:hyperlink r:id="rId29">
-        <w:r>
-          <w:rPr>
-            <w:lang w:val="zh_TW" w:bidi="zh_TW"/>
-          </w:rPr>
-          <w:rPr>
-            <w:color w:val="0000EE"/>
-            <w:u w:val="single"/>
-          </w:rPr>
-          <w:t>詩12</w:t>
-        </w:r>
-      </w:hyperlink>
-      <w:r>
-        <w:rPr>
-          <w:lang w:val="zh_TW" w:bidi="zh_TW"/>
-        </w:rPr>
-        <w:t>）。神曾</w:t>
-      </w:r>
-      <w:r>
-        <w:rPr>
-          <w:lang w:val="zh_TW" w:bidi="zh_TW"/>
-        </w:rPr>
-        <w:t>以</w:t>
-      </w:r>
-      <w:r>
-        <w:rPr>
-          <w:lang w:val="zh_TW" w:bidi="zh_TW"/>
-        </w:rPr>
-        <w:t>憐憫對待以色列人，因此他們也應當以同樣的愛來對待鄰舍（</w:t>
-      </w:r>
-      <w:hyperlink r:id="rId30">
-        <w:r>
-          <w:rPr>
-            <w:lang w:val="zh_TW" w:bidi="zh_TW"/>
-          </w:rPr>
-          <w:rPr>
-            <w:color w:val="0000EE"/>
-            <w:u w:val="single"/>
-          </w:rPr>
-          <w:t>出22:21</w:t>
-        </w:r>
-      </w:hyperlink>
-      <w:r>
-        <w:rPr>
-          <w:lang w:val="zh_TW" w:bidi="zh_TW"/>
-        </w:rPr>
-        <w:t>；</w:t>
-      </w:r>
-      <w:hyperlink r:id="rId31">
-        <w:r>
-          <w:rPr>
-            <w:lang w:val="zh_TW" w:bidi="zh_TW"/>
-          </w:rPr>
-          <w:rPr>
-            <w:color w:val="0000EE"/>
-            <w:u w:val="single"/>
-          </w:rPr>
-          <w:t>利25:35–38</w:t>
-        </w:r>
-      </w:hyperlink>
-      <w:r>
-        <w:rPr>
-          <w:lang w:val="zh_TW" w:bidi="zh_TW"/>
-        </w:rPr>
-        <w:t>）。</w:t>
+        <w:t>），這再次表明某些與以色列人沒有血緣關係的群體，仍自我認同為以色列人。</w:t>
       </w:r>
     </w:p>
     <w:p>
@@ -802,9 +484,9 @@
         <w:rPr>
           <w:lang w:val="zh_TW" w:bidi="zh_TW"/>
         </w:rPr>
-        <w:t>當這些責任被忽視時，隨之而來的是社會的崩潰或國家的動盪（</w:t>
-      </w:r>
-      <w:hyperlink r:id="rId32">
+        <w:t>以色列民族並不包括所有亞伯拉罕的後裔。亞伯拉罕的長子以實瑪利的母親是埃及人，他是游牧於南部曠野的以實瑪利人的祖先（</w:t>
+      </w:r>
+      <w:hyperlink r:id="rId22">
         <w:r>
           <w:rPr>
             <w:lang w:val="zh_TW" w:bidi="zh_TW"/>
@@ -813,16 +495,16 @@
             <w:color w:val="0000EE"/>
             <w:u w:val="single"/>
           </w:rPr>
-          <w:t>申28:15–68</w:t>
+          <w:t>創16</w:t>
         </w:r>
       </w:hyperlink>
       <w:r>
         <w:rPr>
           <w:lang w:val="zh_TW" w:bidi="zh_TW"/>
         </w:rPr>
-        <w:t>；</w:t>
-      </w:r>
-      <w:hyperlink r:id="rId33">
+        <w:t>）。以撒與利百加所生的雙胞胎中，長子以掃是住在東南方的以東人的祖先，是以色列傳統上的敵人（</w:t>
+      </w:r>
+      <w:hyperlink r:id="rId23">
         <w:r>
           <w:rPr>
             <w:lang w:val="zh_TW" w:bidi="zh_TW"/>
@@ -831,7 +513,7 @@
             <w:color w:val="0000EE"/>
             <w:u w:val="single"/>
           </w:rPr>
-          <w:t>何4:1–3</w:t>
+          <w:t>創25:23</w:t>
         </w:r>
       </w:hyperlink>
       <w:r>
@@ -840,7 +522,7 @@
         </w:rPr>
         <w:t>；</w:t>
       </w:r>
-      <w:hyperlink r:id="rId34">
+      <w:hyperlink r:id="rId24">
         <w:r>
           <w:rPr>
             <w:lang w:val="zh_TW" w:bidi="zh_TW"/>
@@ -849,176 +531,14 @@
             <w:color w:val="0000EE"/>
             <w:u w:val="single"/>
           </w:rPr>
-          <w:t>摩2:6–7</w:t>
+          <w:t>民20:21</w:t>
         </w:r>
       </w:hyperlink>
       <w:r>
         <w:rPr>
           <w:lang w:val="zh_TW" w:bidi="zh_TW"/>
         </w:rPr>
-        <w:t>），這也顯示了鄰舍關係在盟約社群中的重要性。以色列人經常忽視對鄰舍的愛，特別是對有需要的鄰舍，而這正是導致他們受神懲罰而被擄的重要原因之一（</w:t>
-      </w:r>
-      <w:hyperlink r:id="rId35">
-        <w:r>
-          <w:rPr>
-            <w:lang w:val="zh_TW" w:bidi="zh_TW"/>
-          </w:rPr>
-          <w:rPr>
-            <w:color w:val="0000EE"/>
-            <w:u w:val="single"/>
-          </w:rPr>
-          <w:t>耶5:7–9</w:t>
-        </w:r>
-      </w:hyperlink>
-      <w:r>
-        <w:rPr>
-          <w:lang w:val="zh_TW" w:bidi="zh_TW"/>
-        </w:rPr>
-        <w:t>，</w:t>
-      </w:r>
-      <w:hyperlink r:id="rId36">
-        <w:r>
-          <w:rPr>
-            <w:lang w:val="zh_TW" w:bidi="zh_TW"/>
-          </w:rPr>
-          <w:rPr>
-            <w:color w:val="0000EE"/>
-            <w:u w:val="single"/>
-          </w:rPr>
-          <w:t>7:1–15</w:t>
-        </w:r>
-      </w:hyperlink>
-      <w:r>
-        <w:rPr>
-          <w:lang w:val="zh_TW" w:bidi="zh_TW"/>
-        </w:rPr>
-        <w:t>，</w:t>
-      </w:r>
-      <w:hyperlink r:id="rId37">
-        <w:r>
-          <w:rPr>
-            <w:lang w:val="zh_TW" w:bidi="zh_TW"/>
-          </w:rPr>
-          <w:rPr>
-            <w:color w:val="0000EE"/>
-            <w:u w:val="single"/>
-          </w:rPr>
-          <w:t>9:2–9</w:t>
-        </w:r>
-      </w:hyperlink>
-      <w:r>
-        <w:rPr>
-          <w:lang w:val="zh_TW" w:bidi="zh_TW"/>
-        </w:rPr>
-        <w:t>；</w:t>
-      </w:r>
-      <w:hyperlink r:id="rId33">
-        <w:r>
-          <w:rPr>
-            <w:lang w:val="zh_TW" w:bidi="zh_TW"/>
-          </w:rPr>
-          <w:rPr>
-            <w:color w:val="0000EE"/>
-            <w:u w:val="single"/>
-          </w:rPr>
-          <w:t>何4:1–3</w:t>
-        </w:r>
-      </w:hyperlink>
-      <w:r>
-        <w:rPr>
-          <w:lang w:val="zh_TW" w:bidi="zh_TW"/>
-        </w:rPr>
-        <w:t>；</w:t>
-      </w:r>
-      <w:hyperlink r:id="rId34">
-        <w:r>
-          <w:rPr>
-            <w:lang w:val="zh_TW" w:bidi="zh_TW"/>
-          </w:rPr>
-          <w:rPr>
-            <w:color w:val="0000EE"/>
-            <w:u w:val="single"/>
-          </w:rPr>
-          <w:t>摩2:6–7</w:t>
-        </w:r>
-      </w:hyperlink>
-      <w:r>
-        <w:rPr>
-          <w:lang w:val="zh_TW" w:bidi="zh_TW"/>
-        </w:rPr>
-        <w:t>，</w:t>
-      </w:r>
-      <w:hyperlink r:id="rId38">
-        <w:r>
-          <w:rPr>
-            <w:lang w:val="zh_TW" w:bidi="zh_TW"/>
-          </w:rPr>
-          <w:rPr>
-            <w:color w:val="0000EE"/>
-            <w:u w:val="single"/>
-          </w:rPr>
-          <w:t>5:10–13</w:t>
-        </w:r>
-      </w:hyperlink>
-      <w:r>
-        <w:rPr>
-          <w:lang w:val="zh_TW" w:bidi="zh_TW"/>
-        </w:rPr>
-        <w:t>，</w:t>
-      </w:r>
-      <w:hyperlink r:id="rId39">
-        <w:r>
-          <w:rPr>
-            <w:lang w:val="zh_TW" w:bidi="zh_TW"/>
-          </w:rPr>
-          <w:rPr>
-            <w:color w:val="0000EE"/>
-            <w:u w:val="single"/>
-          </w:rPr>
-          <w:t>8:4–6</w:t>
-        </w:r>
-      </w:hyperlink>
-      <w:r>
-        <w:rPr>
-          <w:lang w:val="zh_TW" w:bidi="zh_TW"/>
-        </w:rPr>
-        <w:t>）。然而，以色列人也曾盼望，在彌賽亞的時代，這種真正的鄰舍之愛能夠實現（</w:t>
-      </w:r>
-      <w:hyperlink r:id="rId40">
-        <w:r>
-          <w:rPr>
-            <w:lang w:val="zh_TW" w:bidi="zh_TW"/>
-          </w:rPr>
-          <w:rPr>
-            <w:color w:val="0000EE"/>
-            <w:u w:val="single"/>
-          </w:rPr>
-          <w:t>耶31:34</w:t>
-        </w:r>
-      </w:hyperlink>
-      <w:r>
-        <w:rPr>
-          <w:lang w:val="zh_TW" w:bidi="zh_TW"/>
-        </w:rPr>
-        <w:t>；</w:t>
-      </w:r>
-      <w:hyperlink r:id="rId41">
-        <w:r>
-          <w:rPr>
-            <w:lang w:val="zh_TW" w:bidi="zh_TW"/>
-          </w:rPr>
-          <w:rPr>
-            <w:color w:val="0000EE"/>
-            <w:u w:val="single"/>
-          </w:rPr>
-          <w:t>亞3:10</w:t>
-        </w:r>
-      </w:hyperlink>
-      <w:r>
-        <w:rPr>
-          <w:lang w:val="zh_TW" w:bidi="zh_TW"/>
-        </w:rPr>
-        <w:t>），這也顯示出這種愛在舊約時代的盟約社群中常常被忽略。</w:t>
+        <w:t>）。</w:t>
       </w:r>
     </w:p>
     <w:p>
@@ -1029,7 +549,7 @@
         <w:rPr>
           <w:lang w:val="zh_TW" w:bidi="zh_TW"/>
         </w:rPr>
-        <w:t>在晚期猶太教中</w:t>
+        <w:t>神與列國</w:t>
       </w:r>
     </w:p>
     <w:p>
@@ -1043,9 +563,9 @@
         <w:rPr>
           <w:lang w:val="zh_TW" w:bidi="zh_TW"/>
         </w:rPr>
-        <w:t>在被擄歸回後，以色列人認識到，神的祝福在某種程度上取決於人們是否彼此實踐公義和愛（</w:t>
-      </w:r>
-      <w:hyperlink r:id="rId42">
+        <w:t>聖經對列國的態度有正面和負面的兩面。居於底格里斯—幼發拉底河谷和尼羅河之間的列國被認為是邪惡的，因此神奪取了他們的土地，將之賜給亞伯拉罕的後裔（</w:t>
+      </w:r>
+      <w:hyperlink r:id="rId25">
         <w:r>
           <w:rPr>
             <w:lang w:val="zh_TW" w:bidi="zh_TW"/>
@@ -1054,64 +574,16 @@
             <w:color w:val="0000EE"/>
             <w:u w:val="single"/>
           </w:rPr>
-          <w:t>亞8:14–17</w:t>
+          <w:t>創15:16–20</w:t>
         </w:r>
       </w:hyperlink>
       <w:r>
         <w:rPr>
           <w:lang w:val="zh_TW" w:bidi="zh_TW"/>
         </w:rPr>
-        <w:t>）。然而，對於「鄰舍」的定義仍然存在爭議。有以下幾個因素表明，在這個時期，「鄰舍」僅限於以色列人和改信猶太教的人（改信猶太教的外邦人）。從拉比文獻中可以看出，撒馬利亞人及居住在以色列地的外邦人，通常不被視為「鄰舍」，因此也不值得被愛。在昆蘭的猶太愛色尼派（Jewish Essene community at Qumran）社</w:t>
-      </w:r>
-      <w:r>
-        <w:rPr>
-          <w:lang w:val="zh_TW" w:bidi="zh_TW"/>
-        </w:rPr>
-        <w:t>群</w:t>
-      </w:r>
-      <w:r>
-        <w:rPr>
-          <w:lang w:val="zh_TW" w:bidi="zh_TW"/>
-        </w:rPr>
-        <w:t>內，</w:t>
-      </w:r>
-      <w:r>
-        <w:rPr>
-          <w:lang w:val="zh_TW" w:bidi="zh_TW"/>
-        </w:rPr>
-        <w:t>被尊重和公平對待的「鄰舍」僅限於社群成員</w:t>
-      </w:r>
-      <w:r>
-        <w:rPr>
-          <w:lang w:val="zh_TW" w:bidi="zh_TW"/>
-        </w:rPr>
-        <w:t>。最後，當耶穌</w:t>
-      </w:r>
-      <w:r>
-        <w:rPr>
-          <w:lang w:val="zh_TW" w:bidi="zh_TW"/>
-        </w:rPr>
-        <w:t>提到，</w:t>
-      </w:r>
-      <w:r>
-        <w:rPr>
-          <w:lang w:val="zh_TW" w:bidi="zh_TW"/>
-        </w:rPr>
-        <w:t>「</w:t>
-      </w:r>
-      <w:r>
-        <w:rPr>
-          <w:lang w:val="zh_TW" w:bidi="zh_TW"/>
-        </w:rPr>
-        <w:t>你們聽見有話說：『當愛你的鄰舍，恨你的仇敵。』</w:t>
-      </w:r>
-      <w:r>
-        <w:rPr>
-          <w:lang w:val="zh_TW" w:bidi="zh_TW"/>
-        </w:rPr>
-        <w:t>」（</w:t>
-      </w:r>
-      <w:hyperlink r:id="rId43">
+        <w:t>）。列國中充斥著亂倫、姦淫、同性戀和人獸間的不潔行為，激怒了神（</w:t>
+      </w:r>
+      <w:hyperlink r:id="rId26">
         <w:r>
           <w:rPr>
             <w:lang w:val="zh_TW" w:bidi="zh_TW"/>
@@ -1120,16 +592,16 @@
             <w:color w:val="0000EE"/>
             <w:u w:val="single"/>
           </w:rPr>
-          <w:t>太5:43</w:t>
+          <w:t>利18</w:t>
         </w:r>
       </w:hyperlink>
       <w:r>
         <w:rPr>
           <w:lang w:val="zh_TW" w:bidi="zh_TW"/>
         </w:rPr>
-        <w:t>）時，衪只是引用了部份舊約（</w:t>
-      </w:r>
-      <w:hyperlink r:id="rId16">
+        <w:t>）。他們沉迷於巫術、占卜、招魂等靈異活動，因此希伯來人被告誡避免這些行為（</w:t>
+      </w:r>
+      <w:hyperlink r:id="rId27">
         <w:r>
           <w:rPr>
             <w:lang w:val="zh_TW" w:bidi="zh_TW"/>
@@ -1138,37 +610,152 @@
             <w:color w:val="0000EE"/>
             <w:u w:val="single"/>
           </w:rPr>
-          <w:t>利19:18</w:t>
+          <w:t>19:26，</w:t>
         </w:r>
       </w:hyperlink>
-      <w:r>
-        <w:rPr>
-          <w:lang w:val="zh_TW" w:bidi="zh_TW"/>
-        </w:rPr>
-        <w:t>——「</w:t>
-      </w:r>
-      <w:r>
-        <w:rPr>
-          <w:lang w:val="zh_TW" w:bidi="zh_TW"/>
-        </w:rPr>
-        <w:t>要愛人如己</w:t>
-      </w:r>
-      <w:r>
-        <w:rPr>
-          <w:lang w:val="zh_TW" w:bidi="zh_TW"/>
-        </w:rPr>
-        <w:t>」）。而最後的片語「恨你的仇敵」則反映了當時猶太人的普遍觀念，即神只要求他們愛自己的同胞，而不必愛那些被視為「敵人」的外族人。</w:t>
-      </w:r>
-    </w:p>
-    <w:p>
-      <w:pPr>
-        <w:pStyle w:val="Heading3"/>
-      </w:pPr>
-      <w:r>
-        <w:rPr>
-          <w:lang w:val="zh_TW" w:bidi="zh_TW"/>
-        </w:rPr>
-        <w:t>在新約中</w:t>
+      <w:hyperlink r:id="rId28">
+        <w:r>
+          <w:rPr>
+            <w:lang w:val="zh_TW" w:bidi="zh_TW"/>
+          </w:rPr>
+          <w:rPr>
+            <w:color w:val="0000EE"/>
+            <w:u w:val="single"/>
+          </w:rPr>
+          <w:t>20:6</w:t>
+        </w:r>
+      </w:hyperlink>
+      <w:r>
+        <w:rPr>
+          <w:lang w:val="zh_TW" w:bidi="zh_TW"/>
+        </w:rPr>
+        <w:t>）。列國敬拜多神，並進行人祭，尤其是兒童的獻祭——這是神所厭惡的（</w:t>
+      </w:r>
+      <w:hyperlink r:id="rId29">
+        <w:r>
+          <w:rPr>
+            <w:lang w:val="zh_TW" w:bidi="zh_TW"/>
+          </w:rPr>
+          <w:rPr>
+            <w:color w:val="0000EE"/>
+            <w:u w:val="single"/>
+          </w:rPr>
+          <w:t>利20:1–5</w:t>
+        </w:r>
+      </w:hyperlink>
+      <w:r>
+        <w:rPr>
+          <w:lang w:val="zh_TW" w:bidi="zh_TW"/>
+        </w:rPr>
+        <w:t>；</w:t>
+      </w:r>
+      <w:hyperlink r:id="rId30">
+        <w:r>
+          <w:rPr>
+            <w:lang w:val="zh_TW" w:bidi="zh_TW"/>
+          </w:rPr>
+          <w:rPr>
+            <w:color w:val="0000EE"/>
+            <w:u w:val="single"/>
+          </w:rPr>
+          <w:t>王下17:29–34</w:t>
+        </w:r>
+      </w:hyperlink>
+      <w:r>
+        <w:rPr>
+          <w:lang w:val="zh_TW" w:bidi="zh_TW"/>
+        </w:rPr>
+        <w:t>）。先知以賽亞對工匠的行為予以嚴厲譴責，這些工匠取一段樹枝，一部分用來生火，另一部分則雕刻成雕像並敬拜它（</w:t>
+      </w:r>
+      <w:hyperlink r:id="rId31">
+        <w:r>
+          <w:rPr>
+            <w:lang w:val="zh_TW" w:bidi="zh_TW"/>
+          </w:rPr>
+          <w:rPr>
+            <w:color w:val="0000EE"/>
+            <w:u w:val="single"/>
+          </w:rPr>
+          <w:t>賽44:12–20</w:t>
+        </w:r>
+      </w:hyperlink>
+      <w:r>
+        <w:rPr>
+          <w:lang w:val="zh_TW" w:bidi="zh_TW"/>
+        </w:rPr>
+        <w:t>）。巴力和亞斯她錄是迦南人的生育之神，成為以色列人常見的試探源。聖經中不斷重複的信息是，因為這些原因，神會驅逐列國，將其土地賜給以色列（</w:t>
+      </w:r>
+      <w:hyperlink r:id="rId32">
+        <w:r>
+          <w:rPr>
+            <w:lang w:val="zh_TW" w:bidi="zh_TW"/>
+          </w:rPr>
+          <w:rPr>
+            <w:color w:val="0000EE"/>
+            <w:u w:val="single"/>
+          </w:rPr>
+          <w:t>出34:24</w:t>
+        </w:r>
+      </w:hyperlink>
+      <w:r>
+        <w:rPr>
+          <w:lang w:val="zh_TW" w:bidi="zh_TW"/>
+        </w:rPr>
+        <w:t>；</w:t>
+      </w:r>
+      <w:hyperlink r:id="rId33">
+        <w:r>
+          <w:rPr>
+            <w:lang w:val="zh_TW" w:bidi="zh_TW"/>
+          </w:rPr>
+          <w:rPr>
+            <w:color w:val="0000EE"/>
+            <w:u w:val="single"/>
+          </w:rPr>
+          <w:t>申12:29–31</w:t>
+        </w:r>
+      </w:hyperlink>
+      <w:r>
+        <w:rPr>
+          <w:lang w:val="zh_TW" w:bidi="zh_TW"/>
+        </w:rPr>
+        <w:t>）。先知書中對列國的預言鞏固了這一負面態度（</w:t>
+      </w:r>
+      <w:hyperlink r:id="rId34">
+        <w:r>
+          <w:rPr>
+            <w:lang w:val="zh_TW" w:bidi="zh_TW"/>
+          </w:rPr>
+          <w:rPr>
+            <w:color w:val="0000EE"/>
+            <w:u w:val="single"/>
+          </w:rPr>
+          <w:t>耶46–51</w:t>
+        </w:r>
+      </w:hyperlink>
+      <w:r>
+        <w:rPr>
+          <w:lang w:val="zh_TW" w:bidi="zh_TW"/>
+        </w:rPr>
+        <w:t>；</w:t>
+      </w:r>
+      <w:hyperlink r:id="rId35">
+        <w:r>
+          <w:rPr>
+            <w:lang w:val="zh_TW" w:bidi="zh_TW"/>
+          </w:rPr>
+          <w:rPr>
+            <w:color w:val="0000EE"/>
+            <w:u w:val="single"/>
+          </w:rPr>
+          <w:t>摩1:3–2:3</w:t>
+        </w:r>
+      </w:hyperlink>
+      <w:r>
+        <w:rPr>
+          <w:lang w:val="zh_TW" w:bidi="zh_TW"/>
+        </w:rPr>
+        <w:t>）。</w:t>
       </w:r>
     </w:p>
     <w:p>
@@ -1182,33 +769,9 @@
         <w:rPr>
           <w:lang w:val="zh_TW" w:bidi="zh_TW"/>
         </w:rPr>
-        <w:t>耶穌對「鄰舍」的理解與當時猶太人的觀念大相逕庭，祂消除了對鄰舍之愛的限制。</w:t>
-      </w:r>
-      <w:r>
-        <w:rPr>
-          <w:lang w:val="zh_TW" w:bidi="zh_TW"/>
-        </w:rPr>
-        <w:t>與那些將愛狹義套用在同胞身上的人不同</w:t>
-      </w:r>
-      <w:r>
-        <w:rPr>
-          <w:lang w:val="zh_TW" w:bidi="zh_TW"/>
-        </w:rPr>
-        <w:t>，耶穌主張將對愛鄰舍的義務擴展到</w:t>
-      </w:r>
-      <w:r>
-        <w:rPr>
-          <w:lang w:val="zh_TW" w:bidi="zh_TW"/>
-        </w:rPr>
-        <w:t>仇敵</w:t>
-      </w:r>
-      <w:r>
-        <w:rPr>
-          <w:lang w:val="zh_TW" w:bidi="zh_TW"/>
-        </w:rPr>
-        <w:t>身上（</w:t>
-      </w:r>
-      <w:hyperlink r:id="rId44">
+        <w:t>然而，聖經也有對列國正面的觀點。詩篇揭示，神不僅關心以色列，祂的眼目也關注列國，全地都應當讚美和敬拜祂（</w:t>
+      </w:r>
+      <w:hyperlink r:id="rId36">
         <w:r>
           <w:rPr>
             <w:lang w:val="zh_TW" w:bidi="zh_TW"/>
@@ -1217,14 +780,79 @@
             <w:color w:val="0000EE"/>
             <w:u w:val="single"/>
           </w:rPr>
-          <w:t>太5:43–48</w:t>
+          <w:t>詩66:1–8</w:t>
         </w:r>
       </w:hyperlink>
       <w:r>
         <w:rPr>
           <w:lang w:val="zh_TW" w:bidi="zh_TW"/>
         </w:rPr>
-        <w:t>），如此一來，祂完全消除了鄰舍與仇敵之間的區別。</w:t>
+        <w:t>）。詩人禱告神的救恩能在列國中得知。他肯定神以公義審判萬民，引導列國，地極都應敬畏祂（</w:t>
+      </w:r>
+      <w:hyperlink r:id="rId37">
+        <w:r>
+          <w:rPr>
+            <w:lang w:val="zh_TW" w:bidi="zh_TW"/>
+          </w:rPr>
+          <w:rPr>
+            <w:color w:val="0000EE"/>
+            <w:u w:val="single"/>
+          </w:rPr>
+          <w:t>67:7</w:t>
+        </w:r>
+      </w:hyperlink>
+      <w:r>
+        <w:rPr>
+          <w:lang w:val="zh_TW" w:bidi="zh_TW"/>
+        </w:rPr>
+        <w:t>）。先知以賽亞宣告耶路撒冷的聖殿將成為萬民禱告的殿，神歡迎來獻祭並敬拜的外邦人（</w:t>
+      </w:r>
+      <w:hyperlink r:id="rId38">
+        <w:r>
+          <w:rPr>
+            <w:lang w:val="zh_TW" w:bidi="zh_TW"/>
+          </w:rPr>
+          <w:rPr>
+            <w:color w:val="0000EE"/>
+            <w:u w:val="single"/>
+          </w:rPr>
+          <w:t>賽56:6–8</w:t>
+        </w:r>
+      </w:hyperlink>
+      <w:r>
+        <w:rPr>
+          <w:lang w:val="zh_TW" w:bidi="zh_TW"/>
+        </w:rPr>
+        <w:t>）。以賽亞的末世異象描繪萬民湧入耶路撒冷敬拜神，並學習祂的道。在神的統治下，國與國不再相爭，而是和平相處（</w:t>
+      </w:r>
+      <w:hyperlink r:id="rId39">
+        <w:r>
+          <w:rPr>
+            <w:lang w:val="zh_TW" w:bidi="zh_TW"/>
+          </w:rPr>
+          <w:rPr>
+            <w:color w:val="0000EE"/>
+            <w:u w:val="single"/>
+          </w:rPr>
+          <w:t>2:2–4</w:t>
+        </w:r>
+      </w:hyperlink>
+      <w:r>
+        <w:rPr>
+          <w:lang w:val="zh_TW" w:bidi="zh_TW"/>
+        </w:rPr>
+        <w:t>）。</w:t>
+      </w:r>
+    </w:p>
+    <w:p>
+      <w:pPr>
+        <w:pStyle w:val="Heading3"/>
+      </w:pPr>
+      <w:r>
+        <w:rPr>
+          <w:lang w:val="zh_TW" w:bidi="zh_TW"/>
+        </w:rPr>
+        <w:t>新約中的列國</w:t>
       </w:r>
     </w:p>
     <w:p>
@@ -1238,19 +866,97 @@
         <w:rPr>
           <w:lang w:val="zh_TW" w:bidi="zh_TW"/>
         </w:rPr>
-        <w:t>在另一個場合中，</w:t>
-      </w:r>
-      <w:r>
-        <w:rPr>
-          <w:lang w:val="zh_TW" w:bidi="zh_TW"/>
-        </w:rPr>
-        <w:t>一個</w:t>
-      </w:r>
-      <w:r>
-        <w:rPr>
-          <w:lang w:val="zh_TW" w:bidi="zh_TW"/>
-        </w:rPr>
-        <w:t>文士問耶穌什麼是神賜下的最大誡命（</w:t>
+        <w:t>根據四福音書，耶穌不僅服事猶太人，也按古代的預言服事外邦列國（</w:t>
+      </w:r>
+      <w:hyperlink r:id="rId40">
+        <w:r>
+          <w:rPr>
+            <w:lang w:val="zh_TW" w:bidi="zh_TW"/>
+          </w:rPr>
+          <w:rPr>
+            <w:color w:val="0000EE"/>
+            <w:u w:val="single"/>
+          </w:rPr>
+          <w:t>太4:15–16</w:t>
+        </w:r>
+      </w:hyperlink>
+      <w:r>
+        <w:rPr>
+          <w:lang w:val="zh_TW" w:bidi="zh_TW"/>
+        </w:rPr>
+        <w:t>）。耶穌在外邦人聚居的加利利教導百姓，前往泰爾和西頓（</w:t>
+      </w:r>
+      <w:hyperlink r:id="rId41">
+        <w:r>
+          <w:rPr>
+            <w:lang w:val="zh_TW" w:bidi="zh_TW"/>
+          </w:rPr>
+          <w:rPr>
+            <w:color w:val="0000EE"/>
+            <w:u w:val="single"/>
+          </w:rPr>
+          <w:t>可7:24</w:t>
+        </w:r>
+      </w:hyperlink>
+      <w:r>
+        <w:rPr>
+          <w:lang w:val="zh_TW" w:bidi="zh_TW"/>
+        </w:rPr>
+        <w:t>），並經過低加坡里（</w:t>
+      </w:r>
+      <w:hyperlink r:id="rId42">
+        <w:r>
+          <w:rPr>
+            <w:lang w:val="zh_TW" w:bidi="zh_TW"/>
+          </w:rPr>
+          <w:rPr>
+            <w:color w:val="0000EE"/>
+            <w:u w:val="single"/>
+          </w:rPr>
+          <w:t>31</w:t>
+        </w:r>
+      </w:hyperlink>
+      <w:r>
+        <w:rPr>
+          <w:lang w:val="zh_TW" w:bidi="zh_TW"/>
+        </w:rPr>
+        <w:t>節）。祂曾醫治一位羅馬百夫長（</w:t>
+      </w:r>
+      <w:hyperlink r:id="rId43">
+        <w:r>
+          <w:rPr>
+            <w:lang w:val="zh_TW" w:bidi="zh_TW"/>
+          </w:rPr>
+          <w:rPr>
+            <w:color w:val="0000EE"/>
+            <w:u w:val="single"/>
+          </w:rPr>
+          <w:t>路7:1–10</w:t>
+        </w:r>
+      </w:hyperlink>
+      <w:r>
+        <w:rPr>
+          <w:lang w:val="zh_TW" w:bidi="zh_TW"/>
+        </w:rPr>
+        <w:t>）、拿因的寡婦（</w:t>
+      </w:r>
+      <w:hyperlink r:id="rId44">
+        <w:r>
+          <w:rPr>
+            <w:lang w:val="zh_TW" w:bidi="zh_TW"/>
+          </w:rPr>
+          <w:rPr>
+            <w:color w:val="0000EE"/>
+            <w:u w:val="single"/>
+          </w:rPr>
+          <w:t>11–17</w:t>
+        </w:r>
+      </w:hyperlink>
+      <w:r>
+        <w:rPr>
+          <w:lang w:val="zh_TW" w:bidi="zh_TW"/>
+        </w:rPr>
+        <w:t>節），以及一位敘利腓尼基婦人（</w:t>
       </w:r>
       <w:hyperlink r:id="rId45">
         <w:r>
@@ -1261,26 +967,14 @@
             <w:color w:val="0000EE"/>
             <w:u w:val="single"/>
           </w:rPr>
-          <w:t>可12:28–31）</w:t>
+          <w:t>可7:26</w:t>
         </w:r>
       </w:hyperlink>
       <w:r>
         <w:rPr>
           <w:lang w:val="zh_TW" w:bidi="zh_TW"/>
         </w:rPr>
-        <w:t>。</w:t>
-      </w:r>
-      <w:r>
-        <w:rPr>
-          <w:lang w:val="zh_TW" w:bidi="zh_TW"/>
-        </w:rPr>
-        <w:t>耶穌回應時</w:t>
-      </w:r>
-      <w:r>
-        <w:rPr>
-          <w:lang w:val="zh_TW" w:bidi="zh_TW"/>
-        </w:rPr>
-        <w:t>引用了</w:t>
+        <w:t>）。以土買人也來觀看祂的神蹟（</w:t>
       </w:r>
       <w:hyperlink r:id="rId46">
         <w:r>
@@ -1291,80 +985,14 @@
             <w:color w:val="0000EE"/>
             <w:u w:val="single"/>
           </w:rPr>
-          <w:t>申命記六章5節</w:t>
+          <w:t>3:8</w:t>
         </w:r>
       </w:hyperlink>
       <w:r>
         <w:rPr>
           <w:lang w:val="zh_TW" w:bidi="zh_TW"/>
         </w:rPr>
-        <w:t>，關於神的本質以及人</w:t>
-      </w:r>
-      <w:r>
-        <w:rPr>
-          <w:lang w:val="zh_TW" w:bidi="zh_TW"/>
-        </w:rPr>
-        <w:t>應</w:t>
-      </w:r>
-      <w:r>
-        <w:rPr>
-          <w:lang w:val="zh_TW" w:bidi="zh_TW"/>
-        </w:rPr>
-        <w:t>盡心、盡性和盡力愛神的義務。而值得注意的是，耶穌並沒有止步於此，而是將此與第二條誡命，即「愛人如己」（</w:t>
-      </w:r>
-      <w:hyperlink r:id="rId16">
-        <w:r>
-          <w:rPr>
-            <w:lang w:val="zh_TW" w:bidi="zh_TW"/>
-          </w:rPr>
-          <w:rPr>
-            <w:color w:val="0000EE"/>
-            <w:u w:val="single"/>
-          </w:rPr>
-          <w:t>利19:18）</w:t>
-        </w:r>
-      </w:hyperlink>
-      <w:r>
-        <w:rPr>
-          <w:lang w:val="zh_TW" w:bidi="zh_TW"/>
-        </w:rPr>
-        <w:t>，連結起來。一些學者認為，這種將愛神和愛鄰舍緊密聯繫在一起的教導起源於耶穌。如果耶穌是第一個將這兩個誡命聯繫在一起的人（見</w:t>
-      </w:r>
-      <w:hyperlink r:id="rId47">
-        <w:r>
-          <w:rPr>
-            <w:lang w:val="zh_TW" w:bidi="zh_TW"/>
-          </w:rPr>
-          <w:rPr>
-            <w:color w:val="0000EE"/>
-            <w:u w:val="single"/>
-          </w:rPr>
-          <w:t>太22:37</w:t>
-        </w:r>
-      </w:hyperlink>
-      <w:r>
-        <w:rPr>
-          <w:lang w:val="zh_TW" w:bidi="zh_TW"/>
-        </w:rPr>
-        <w:t>；</w:t>
-      </w:r>
-      <w:hyperlink r:id="rId48">
-        <w:r>
-          <w:rPr>
-            <w:lang w:val="zh_TW" w:bidi="zh_TW"/>
-          </w:rPr>
-          <w:rPr>
-            <w:color w:val="0000EE"/>
-            <w:u w:val="single"/>
-          </w:rPr>
-          <w:t>可12:29–31</w:t>
-        </w:r>
-      </w:hyperlink>
-      <w:r>
-        <w:rPr>
-          <w:lang w:val="zh_TW" w:bidi="zh_TW"/>
-        </w:rPr>
-        <w:t>），這便揭示了我們的主對這兩項義務關係的理解；真正的愛鄰舍源於對神的愛，反之亦然，對神的愛與在愛中滿足鄰舍的需求是不可分割的。</w:t>
+        <w:t>）。</w:t>
       </w:r>
     </w:p>
     <w:p>
@@ -1378,9 +1006,9 @@
         <w:rPr>
           <w:lang w:val="zh_TW" w:bidi="zh_TW"/>
         </w:rPr>
-        <w:t>在耶穌的時代，辯論的焦點不是如何正確地對待鄰舍，而是誰才是真正的鄰舍。一位律法師問了耶穌這個問題（</w:t>
-      </w:r>
-      <w:hyperlink r:id="rId49">
+        <w:t>耶穌的教導範疇也非常廣泛。關於大審判的敘述（</w:t>
+      </w:r>
+      <w:hyperlink r:id="rId47">
         <w:r>
           <w:rPr>
             <w:lang w:val="zh_TW" w:bidi="zh_TW"/>
@@ -1389,52 +1017,16 @@
             <w:color w:val="0000EE"/>
             <w:u w:val="single"/>
           </w:rPr>
-          <w:t>路10:29</w:t>
+          <w:t>太25:31–46</w:t>
         </w:r>
       </w:hyperlink>
       <w:r>
         <w:rPr>
           <w:lang w:val="zh_TW" w:bidi="zh_TW"/>
         </w:rPr>
-        <w:t>）。耶穌讚揚這位律法師，因為他清楚理解</w:t>
-      </w:r>
-      <w:r>
-        <w:rPr>
-          <w:lang w:val="zh_TW" w:bidi="zh_TW"/>
-        </w:rPr>
-        <w:t>得到永生</w:t>
-      </w:r>
-      <w:r>
-        <w:rPr>
-          <w:lang w:val="zh_TW" w:bidi="zh_TW"/>
-        </w:rPr>
-        <w:t>所需的條件，即</w:t>
-      </w:r>
-      <w:r>
-        <w:rPr>
-          <w:lang w:val="zh_TW" w:bidi="zh_TW"/>
-        </w:rPr>
-        <w:t>愛神和愛鄰舍</w:t>
-      </w:r>
-      <w:r>
-        <w:rPr>
-          <w:lang w:val="zh_TW" w:bidi="zh_TW"/>
-        </w:rPr>
-        <w:t>。路加卻暗示，這位律法師提出的進一步限制性問題是為了「顯明自己有理」，也就是</w:t>
-      </w:r>
-      <w:r>
-        <w:rPr>
-          <w:lang w:val="zh_TW" w:bidi="zh_TW"/>
-        </w:rPr>
-        <w:t>為自己同胞有限的愛的行為辯護</w:t>
-      </w:r>
-      <w:r>
-        <w:rPr>
-          <w:lang w:val="zh_TW" w:bidi="zh_TW"/>
-        </w:rPr>
-        <w:t>。耶穌選擇不直接回答，而是用一個比喻來回應，就是我們耳熟能詳好撒馬利亞人的比喻（</w:t>
-      </w:r>
-      <w:hyperlink r:id="rId50">
+        <w:t>）顯示萬國聚集在人子面前，耶穌命令使徒「使萬民作我的門徒」（</w:t>
+      </w:r>
+      <w:hyperlink r:id="rId48">
         <w:r>
           <w:rPr>
             <w:lang w:val="zh_TW" w:bidi="zh_TW"/>
@@ -1443,14 +1035,14 @@
             <w:color w:val="0000EE"/>
             <w:u w:val="single"/>
           </w:rPr>
-          <w:t>30–35</w:t>
+          <w:t>太28:19</w:t>
         </w:r>
       </w:hyperlink>
       <w:r>
         <w:rPr>
           <w:lang w:val="zh_TW" w:bidi="zh_TW"/>
         </w:rPr>
-        <w:t>節）。</w:t>
+        <w:t>）。</w:t>
       </w:r>
     </w:p>
     <w:p>
@@ -1464,67 +1056,43 @@
         <w:rPr>
           <w:lang w:val="zh_TW" w:bidi="zh_TW"/>
         </w:rPr>
-        <w:t>為了讓這位律法師看到他的問題是何等短視</w:t>
-      </w:r>
-      <w:r>
-        <w:rPr>
-          <w:lang w:val="zh_TW" w:bidi="zh_TW"/>
-        </w:rPr>
-        <w:t>和</w:t>
-      </w:r>
-      <w:r>
-        <w:rPr>
-          <w:lang w:val="zh_TW" w:bidi="zh_TW"/>
-        </w:rPr>
-        <w:t>可悲，耶穌講述了一個日常的故事：一個人行走在從耶路撒冷到耶利哥的道路上，因這條路常有強盜出沒，十分危險。這名旅行者被搶劫、剝光</w:t>
-      </w:r>
-      <w:r>
-        <w:rPr>
-          <w:lang w:val="zh_TW" w:bidi="zh_TW"/>
-        </w:rPr>
-        <w:t>衣服</w:t>
-      </w:r>
-      <w:r>
-        <w:rPr>
-          <w:lang w:val="zh_TW" w:bidi="zh_TW"/>
-        </w:rPr>
-        <w:t>、毆打，</w:t>
-      </w:r>
-      <w:r>
-        <w:rPr>
-          <w:lang w:val="zh_TW" w:bidi="zh_TW"/>
-        </w:rPr>
-        <w:t>並在半死狀態被丟下</w:t>
-      </w:r>
-      <w:r>
-        <w:rPr>
-          <w:lang w:val="zh_TW" w:bidi="zh_TW"/>
-        </w:rPr>
-        <w:t>。</w:t>
-      </w:r>
-      <w:r>
-        <w:rPr>
-          <w:lang w:val="zh_TW" w:bidi="zh_TW"/>
-        </w:rPr>
-        <w:t>到這裡</w:t>
-      </w:r>
-      <w:r>
-        <w:rPr>
-          <w:lang w:val="zh_TW" w:bidi="zh_TW"/>
-        </w:rPr>
-        <w:t>，律法師可能以為耶穌是在舉例說明誰是「鄰舍」，就是一位需要幫助的猶太同胞。然而，耶穌接著介紹了兩個人物，一位祭司和一</w:t>
-      </w:r>
-      <w:r>
-        <w:rPr>
-          <w:lang w:val="zh_TW" w:bidi="zh_TW"/>
-        </w:rPr>
-        <w:t>個</w:t>
-      </w:r>
-      <w:r>
-        <w:rPr>
-          <w:lang w:val="zh_TW" w:bidi="zh_TW"/>
-        </w:rPr>
-        <w:t>利未人，他們在學術討論誰是神要他們去愛的鄰舍。律法師無疑會預期這些律法師以正確的方式對待受害者。相反，當祭司和利未人看到需要幫助的人時，他們卻選擇從另一邊走過。由於這些律法師無法確定受害者是死了還是奄奄一息，又不想冒不潔的風險，他們便繞過，從而違反了律法師剛剛指出最大的誡命（</w:t>
+        <w:t>儘管使徒行傳提到列國在耶穌的死亡（</w:t>
+      </w:r>
+      <w:hyperlink r:id="rId49">
+        <w:r>
+          <w:rPr>
+            <w:lang w:val="zh_TW" w:bidi="zh_TW"/>
+          </w:rPr>
+          <w:rPr>
+            <w:color w:val="0000EE"/>
+            <w:u w:val="single"/>
+          </w:rPr>
+          <w:t>徒4:27</w:t>
+        </w:r>
+      </w:hyperlink>
+      <w:r>
+        <w:rPr>
+          <w:lang w:val="zh_TW" w:bidi="zh_TW"/>
+        </w:rPr>
+        <w:t>），以及反對保羅事工中的角色（</w:t>
+      </w:r>
+      <w:hyperlink r:id="rId50">
+        <w:r>
+          <w:rPr>
+            <w:lang w:val="zh_TW" w:bidi="zh_TW"/>
+          </w:rPr>
+          <w:rPr>
+            <w:color w:val="0000EE"/>
+            <w:u w:val="single"/>
+          </w:rPr>
+          <w:t>26:17</w:t>
+        </w:r>
+      </w:hyperlink>
+      <w:r>
+        <w:rPr>
+          <w:lang w:val="zh_TW" w:bidi="zh_TW"/>
+        </w:rPr>
+        <w:t>），但它清楚表明教會完成了向非猶太民族傳福音的使命。彼得向意大利營的一位羅馬軍官哥尼流家人宣講耶穌的信息（</w:t>
       </w:r>
       <w:hyperlink r:id="rId51">
         <w:r>
@@ -1535,106 +1103,14 @@
             <w:color w:val="0000EE"/>
             <w:u w:val="single"/>
           </w:rPr>
-          <w:t>10:25–28</w:t>
+          <w:t>10</w:t>
         </w:r>
       </w:hyperlink>
       <w:r>
         <w:rPr>
           <w:lang w:val="zh_TW" w:bidi="zh_TW"/>
         </w:rPr>
-        <w:t>）。</w:t>
-      </w:r>
-    </w:p>
-    <w:p>
-      <w:pPr/>
-      <w:r>
-        <w:rPr>
-          <w:lang w:val="zh_TW" w:bidi="zh_TW"/>
-        </w:rPr>
-      </w:r>
-      <w:r>
-        <w:rPr>
-          <w:lang w:val="zh_TW" w:bidi="zh_TW"/>
-        </w:rPr>
-        <w:t>這時，</w:t>
-      </w:r>
-      <w:r>
-        <w:rPr>
-          <w:lang w:val="zh_TW" w:bidi="zh_TW"/>
-        </w:rPr>
-        <w:t>一位撒馬利亞人</w:t>
-      </w:r>
-      <w:r>
-        <w:rPr>
-          <w:lang w:val="zh_TW" w:bidi="zh_TW"/>
-        </w:rPr>
-        <w:t>出現了——</w:t>
-      </w:r>
-      <w:r>
-        <w:rPr>
-          <w:lang w:val="zh_TW" w:bidi="zh_TW"/>
-        </w:rPr>
-        <w:t>一個被猶太人特別鄙視的種族。</w:t>
-      </w:r>
-      <w:r>
-        <w:rPr>
-          <w:lang w:val="zh_TW" w:bidi="zh_TW"/>
-        </w:rPr>
-        <w:t>猶太宗教權威視撒馬利亞人為異端</w:t>
-      </w:r>
-      <w:r>
-        <w:rPr>
-          <w:lang w:val="zh_TW" w:bidi="zh_TW"/>
-        </w:rPr>
-        <w:t>，在</w:t>
-      </w:r>
-      <w:r>
-        <w:rPr>
-          <w:lang w:val="zh_TW" w:bidi="zh_TW"/>
-        </w:rPr>
-        <w:t>拉比圈子中，</w:t>
-      </w:r>
-      <w:r>
-        <w:rPr>
-          <w:lang w:val="zh_TW" w:bidi="zh_TW"/>
-        </w:rPr>
-        <w:t>撒馬利亞人</w:t>
-      </w:r>
-      <w:r>
-        <w:rPr>
-          <w:lang w:val="zh_TW" w:bidi="zh_TW"/>
-        </w:rPr>
-        <w:t>不被視為</w:t>
-      </w:r>
-      <w:r>
-        <w:rPr>
-          <w:lang w:val="zh_TW" w:bidi="zh_TW"/>
-        </w:rPr>
-        <w:t>「鄰舍」，因此不值得被愛。事實上，</w:t>
-      </w:r>
-      <w:r>
-        <w:rPr>
-          <w:lang w:val="zh_TW" w:bidi="zh_TW"/>
-        </w:rPr>
-        <w:t>前</w:t>
-      </w:r>
-      <w:r>
-        <w:rPr>
-          <w:lang w:val="zh_TW" w:bidi="zh_TW"/>
-        </w:rPr>
-        <w:t>幾個世紀</w:t>
-      </w:r>
-      <w:r>
-        <w:rPr>
-          <w:lang w:val="zh_TW" w:bidi="zh_TW"/>
-        </w:rPr>
-        <w:t>中，</w:t>
-      </w:r>
-      <w:r>
-        <w:rPr>
-          <w:lang w:val="zh_TW" w:bidi="zh_TW"/>
-        </w:rPr>
-        <w:t>許多撒馬利亞人被猶太統治者屠殺，兩族之間明顯存在敵意（見</w:t>
+        <w:t>章）。雖然早期教會曾抗拒外邦人可以自由接受聖靈的事實，但最終他們接受了這結論（</w:t>
       </w:r>
       <w:hyperlink r:id="rId52">
         <w:r>
@@ -1645,39 +1121,9 @@
             <w:color w:val="0000EE"/>
             <w:u w:val="single"/>
           </w:rPr>
-          <w:t>約4:9</w:t>
+          <w:t>11:1–8，</w:t>
         </w:r>
       </w:hyperlink>
-      <w:r>
-        <w:rPr>
-          <w:lang w:val="zh_TW" w:bidi="zh_TW"/>
-        </w:rPr>
-        <w:t>）。當律法師聽到這個比喻時，他本來預期祭司和利未人會公正地對待受害者，</w:t>
-      </w:r>
-      <w:r>
-        <w:rPr>
-          <w:lang w:val="zh_TW" w:bidi="zh_TW"/>
-        </w:rPr>
-        <w:t>但他一定驚訝於一個被憎恨的撒馬利亞人，竟然會表現出憐憫，從而履行了最大的誡命</w:t>
-      </w:r>
-      <w:r>
-        <w:rPr>
-          <w:lang w:val="zh_TW" w:bidi="zh_TW"/>
-        </w:rPr>
-        <w:t>。耶穌</w:t>
-      </w:r>
-      <w:r>
-        <w:rPr>
-          <w:lang w:val="zh_TW" w:bidi="zh_TW"/>
-        </w:rPr>
-        <w:t>特</w:t>
-      </w:r>
-      <w:r>
-        <w:rPr>
-          <w:lang w:val="zh_TW" w:bidi="zh_TW"/>
-        </w:rPr>
-        <w:t>意詳細描述了撒馬利亞人的憐憫（立即處理傷口、運送到旅店、在那裡照顧受害者，以及在離開時支付他人照顧的費用，</w:t>
-      </w:r>
       <w:hyperlink r:id="rId53">
         <w:r>
           <w:rPr>
@@ -1687,204 +1133,14 @@
             <w:color w:val="0000EE"/>
             <w:u w:val="single"/>
           </w:rPr>
-          <w:t>路10:34–35</w:t>
+          <w:t>15:1–29</w:t>
         </w:r>
       </w:hyperlink>
       <w:r>
         <w:rPr>
           <w:lang w:val="zh_TW" w:bidi="zh_TW"/>
         </w:rPr>
-        <w:t>），以</w:t>
-      </w:r>
-      <w:r>
-        <w:rPr>
-          <w:lang w:val="zh_TW" w:bidi="zh_TW"/>
-        </w:rPr>
-        <w:t>致律法師無疑會認為撒馬利亞人的愛是真誠的</w:t>
-      </w:r>
-      <w:r>
-        <w:rPr>
-          <w:lang w:val="zh_TW" w:bidi="zh_TW"/>
-        </w:rPr>
-        <w:t>。</w:t>
-      </w:r>
-      <w:r>
-        <w:rPr>
-          <w:lang w:val="zh_TW" w:bidi="zh_TW"/>
-        </w:rPr>
-        <w:t>這個故事的諷刺之處在於</w:t>
-      </w:r>
-      <w:r>
-        <w:rPr>
-          <w:lang w:val="zh_TW" w:bidi="zh_TW"/>
-        </w:rPr>
-        <w:t>，一個不被猶太人</w:t>
-      </w:r>
-      <w:r>
-        <w:rPr>
-          <w:lang w:val="zh_TW" w:bidi="zh_TW"/>
-        </w:rPr>
-        <w:t>視為</w:t>
-      </w:r>
-      <w:r>
-        <w:rPr>
-          <w:lang w:val="zh_TW" w:bidi="zh_TW"/>
-        </w:rPr>
-        <w:t>值得被稱為「鄰舍」的人，</w:t>
-      </w:r>
-      <w:r>
-        <w:rPr>
-          <w:lang w:val="zh_TW" w:bidi="zh_TW"/>
-        </w:rPr>
-        <w:t>正是那個對受害者表現出「鄰舍」之愛的人</w:t>
-      </w:r>
-      <w:r>
-        <w:rPr>
-          <w:lang w:val="zh_TW" w:bidi="zh_TW"/>
-        </w:rPr>
-        <w:t>（</w:t>
-      </w:r>
-      <w:hyperlink r:id="rId54">
-        <w:r>
-          <w:rPr>
-            <w:lang w:val="zh_TW" w:bidi="zh_TW"/>
-          </w:rPr>
-          <w:rPr>
-            <w:color w:val="0000EE"/>
-            <w:u w:val="single"/>
-          </w:rPr>
-          <w:t>36–37節</w:t>
-        </w:r>
-      </w:hyperlink>
-      <w:r>
-        <w:rPr>
-          <w:lang w:val="zh_TW" w:bidi="zh_TW"/>
-        </w:rPr>
-        <w:t>）。</w:t>
-      </w:r>
-    </w:p>
-    <w:p>
-      <w:pPr/>
-      <w:r>
-        <w:rPr>
-          <w:lang w:val="zh_TW" w:bidi="zh_TW"/>
-        </w:rPr>
-      </w:r>
-      <w:r>
-        <w:rPr>
-          <w:lang w:val="zh_TW" w:bidi="zh_TW"/>
-        </w:rPr>
-        <w:t>這個比喻，就像在</w:t>
-      </w:r>
-      <w:hyperlink r:id="rId44">
-        <w:r>
-          <w:rPr>
-            <w:lang w:val="zh_TW" w:bidi="zh_TW"/>
-          </w:rPr>
-          <w:rPr>
-            <w:color w:val="0000EE"/>
-            <w:u w:val="single"/>
-          </w:rPr>
-          <w:t>馬太福音五章43至48節</w:t>
-        </w:r>
-      </w:hyperlink>
-      <w:r>
-        <w:rPr>
-          <w:lang w:val="zh_TW" w:bidi="zh_TW"/>
-        </w:rPr>
-        <w:t>中的陳述一樣，揭示了耶穌對「鄰舍」的理解以及「愛鄰舍」的要求。</w:t>
-      </w:r>
-      <w:r>
-        <w:rPr>
-          <w:lang w:val="zh_TW" w:bidi="zh_TW"/>
-        </w:rPr>
-        <w:t>耶穌對誰有資格成為神命令去愛的鄰舍，沒有設限</w:t>
-      </w:r>
-      <w:r>
-        <w:rPr>
-          <w:lang w:val="zh_TW" w:bidi="zh_TW"/>
-        </w:rPr>
-        <w:t>。</w:t>
-      </w:r>
-    </w:p>
-    <w:p>
-      <w:pPr/>
-      <w:r>
-        <w:rPr>
-          <w:lang w:val="zh_TW" w:bidi="zh_TW"/>
-        </w:rPr>
-      </w:r>
-      <w:r>
-        <w:rPr>
-          <w:lang w:val="zh_TW" w:bidi="zh_TW"/>
-        </w:rPr>
-        <w:t>耶穌強而有力的教導——關於愛鄰舍及其與愛神直接關係——在初代教會中也有類似的強調。在兩個不同場合中，保羅稱愛鄰舍</w:t>
-      </w:r>
-      <w:r>
-        <w:rPr>
-          <w:lang w:val="zh_TW" w:bidi="zh_TW"/>
-        </w:rPr>
-        <w:t>完全了律法</w:t>
-      </w:r>
-      <w:r>
-        <w:rPr>
-          <w:lang w:val="zh_TW" w:bidi="zh_TW"/>
-        </w:rPr>
-        <w:t>（</w:t>
-      </w:r>
-      <w:hyperlink r:id="rId55">
-        <w:r>
-          <w:rPr>
-            <w:lang w:val="zh_TW" w:bidi="zh_TW"/>
-          </w:rPr>
-          <w:rPr>
-            <w:color w:val="0000EE"/>
-            <w:u w:val="single"/>
-          </w:rPr>
-          <w:t>羅13:8–10</w:t>
-        </w:r>
-      </w:hyperlink>
-      <w:r>
-        <w:rPr>
-          <w:lang w:val="zh_TW" w:bidi="zh_TW"/>
-        </w:rPr>
-        <w:t>；</w:t>
-      </w:r>
-      <w:hyperlink r:id="rId56">
-        <w:r>
-          <w:rPr>
-            <w:lang w:val="zh_TW" w:bidi="zh_TW"/>
-          </w:rPr>
-          <w:rPr>
-            <w:color w:val="0000EE"/>
-            <w:u w:val="single"/>
-          </w:rPr>
-          <w:t>加5:14</w:t>
-        </w:r>
-      </w:hyperlink>
-      <w:r>
-        <w:rPr>
-          <w:lang w:val="zh_TW" w:bidi="zh_TW"/>
-        </w:rPr>
-        <w:t>），而雅各則將這誡命稱為「至尊的律法」（</w:t>
-      </w:r>
-      <w:hyperlink r:id="rId57">
-        <w:r>
-          <w:rPr>
-            <w:lang w:val="zh_TW" w:bidi="zh_TW"/>
-          </w:rPr>
-          <w:rPr>
-            <w:color w:val="0000EE"/>
-            <w:u w:val="single"/>
-          </w:rPr>
-          <w:t>雅2:8</w:t>
-        </w:r>
-      </w:hyperlink>
-      <w:r>
-        <w:rPr>
-          <w:lang w:val="zh_TW" w:bidi="zh_TW"/>
-        </w:rPr>
-        <w:t>）。</w:t>
+        <w:t>）。保羅旅行至塞浦路斯、小亞細亞、希臘和意大利，在外邦人為主的教會中建立或探訪。使徒行傳戲劇性地結尾於保羅在羅馬城——羅馬帝國的核心地區宣講福音。</w:t>
       </w:r>
       <w:r>
         <w:rPr>

--- a/zht/docx/086.content.docx
+++ b/zht/docx/086.content.docx
@@ -149,7 +149,7 @@
         <w:rPr>
           <w:lang w:val="zh_TW" w:bidi="zh_TW"/>
         </w:rPr>
-        <w:t>lie</w:t>
+        <w:t>lian</w:t>
       </w:r>
       <w:r>
         <w:rPr>
@@ -212,7 +212,7 @@
         <w:rPr>
           <w:lang w:val="zh_TW" w:bidi="zh_TW"/>
         </w:rPr>
-        <w:t>列國</w:t>
+        <w:t>憐憫</w:t>
       </w:r>
       <w:r>
         <w:rPr>
@@ -231,18 +231,115 @@
         <w:rPr>
           <w:lang w:val="zh_TW" w:bidi="zh_TW"/>
         </w:rPr>
-        <w:t>基於政治或社會利益，或血緣關係而形成的群體。一般而言，「列國」一詞指的是希伯來人以外的世界各民族，儘管有時也包括猶太人。</w:t>
-      </w:r>
-    </w:p>
-    <w:p>
-      <w:pPr>
-        <w:pStyle w:val="Heading3"/>
-      </w:pPr>
-      <w:r>
-        <w:rPr>
-          <w:lang w:val="zh_TW" w:bidi="zh_TW"/>
-        </w:rPr>
-        <w:t>起源</w:t>
+        <w:t>一種神的屬性，神信實地履行祂的應許，並在祂的選民不配和不忠的情況下，仍維持與他們的立約關係（</w:t>
+      </w:r>
+      <w:hyperlink r:id="rId13">
+        <w:r>
+          <w:rPr>
+            <w:lang w:val="zh_TW" w:bidi="zh_TW"/>
+          </w:rPr>
+          <w:rPr>
+            <w:color w:val="0000EE"/>
+            <w:u w:val="single"/>
+          </w:rPr>
+          <w:t>申30:1–6</w:t>
+        </w:r>
+      </w:hyperlink>
+      <w:r>
+        <w:rPr>
+          <w:lang w:val="zh_TW" w:bidi="zh_TW"/>
+        </w:rPr>
+        <w:t>；</w:t>
+      </w:r>
+      <w:hyperlink r:id="rId14">
+        <w:r>
+          <w:rPr>
+            <w:lang w:val="zh_TW" w:bidi="zh_TW"/>
+          </w:rPr>
+          <w:rPr>
+            <w:color w:val="0000EE"/>
+            <w:u w:val="single"/>
+          </w:rPr>
+          <w:t>賽14:1</w:t>
+        </w:r>
+      </w:hyperlink>
+      <w:r>
+        <w:rPr>
+          <w:lang w:val="zh_TW" w:bidi="zh_TW"/>
+        </w:rPr>
+        <w:t>；</w:t>
+      </w:r>
+      <w:hyperlink r:id="rId15">
+        <w:r>
+          <w:rPr>
+            <w:lang w:val="zh_TW" w:bidi="zh_TW"/>
+          </w:rPr>
+          <w:rPr>
+            <w:color w:val="0000EE"/>
+            <w:u w:val="single"/>
+          </w:rPr>
+          <w:t>結39:25–29</w:t>
+        </w:r>
+      </w:hyperlink>
+      <w:r>
+        <w:rPr>
+          <w:lang w:val="zh_TW" w:bidi="zh_TW"/>
+        </w:rPr>
+        <w:t>；</w:t>
+      </w:r>
+      <w:hyperlink r:id="rId16">
+        <w:r>
+          <w:rPr>
+            <w:lang w:val="zh_TW" w:bidi="zh_TW"/>
+          </w:rPr>
+          <w:rPr>
+            <w:color w:val="0000EE"/>
+            <w:u w:val="single"/>
+          </w:rPr>
+          <w:t>羅9:15–16、23</w:t>
+        </w:r>
+      </w:hyperlink>
+      <w:r>
+        <w:rPr>
+          <w:lang w:val="zh_TW" w:bidi="zh_TW"/>
+        </w:rPr>
+        <w:t>，</w:t>
+      </w:r>
+      <w:hyperlink r:id="rId17">
+        <w:r>
+          <w:rPr>
+            <w:lang w:val="zh_TW" w:bidi="zh_TW"/>
+          </w:rPr>
+          <w:rPr>
+            <w:color w:val="0000EE"/>
+            <w:u w:val="single"/>
+          </w:rPr>
+          <w:t>11:32</w:t>
+        </w:r>
+      </w:hyperlink>
+      <w:r>
+        <w:rPr>
+          <w:lang w:val="zh_TW" w:bidi="zh_TW"/>
+        </w:rPr>
+        <w:t>；</w:t>
+      </w:r>
+      <w:hyperlink r:id="rId18">
+        <w:r>
+          <w:rPr>
+            <w:lang w:val="zh_TW" w:bidi="zh_TW"/>
+          </w:rPr>
+          <w:rPr>
+            <w:color w:val="0000EE"/>
+            <w:u w:val="single"/>
+          </w:rPr>
+          <w:t>弗2:4</w:t>
+        </w:r>
+      </w:hyperlink>
+      <w:r>
+        <w:rPr>
+          <w:lang w:val="zh_TW" w:bidi="zh_TW"/>
+        </w:rPr>
+        <w:t>）。</w:t>
       </w:r>
     </w:p>
     <w:p>
@@ -256,73 +353,18 @@
         <w:rPr>
           <w:lang w:val="zh_TW" w:bidi="zh_TW"/>
         </w:rPr>
-        <w:t>創世記記載挪亞的三個兒子為眾多「家族」或民族（約70個）的祖先，這些家族分布於地中海東部地區（</w:t>
-      </w:r>
-      <w:hyperlink r:id="rId13">
-        <w:r>
-          <w:rPr>
-            <w:lang w:val="zh_TW" w:bidi="zh_TW"/>
-          </w:rPr>
-          <w:rPr>
-            <w:color w:val="0000EE"/>
-            <w:u w:val="single"/>
-          </w:rPr>
-          <w:t>創10章</w:t>
-        </w:r>
-      </w:hyperlink>
-      <w:r>
-        <w:rPr>
-          <w:lang w:val="zh_TW" w:bidi="zh_TW"/>
-        </w:rPr>
-        <w:t>）。經文假設每個民族都有自己的地理位置和語言（</w:t>
-      </w:r>
-      <w:hyperlink r:id="rId14">
-        <w:r>
-          <w:rPr>
-            <w:lang w:val="zh_TW" w:bidi="zh_TW"/>
-          </w:rPr>
-          <w:rPr>
-            <w:color w:val="0000EE"/>
-            <w:u w:val="single"/>
-          </w:rPr>
-          <w:t>5、20、31節</w:t>
-        </w:r>
-      </w:hyperlink>
-      <w:r>
-        <w:rPr>
-          <w:lang w:val="zh_TW" w:bidi="zh_TW"/>
-        </w:rPr>
-        <w:t>）。巴別塔（</w:t>
-      </w:r>
-      <w:r>
-        <w:rPr>
-          <w:lang w:val="zh_TW" w:bidi="zh_TW"/>
-        </w:rPr>
-        <w:t>金字塔型廟宇</w:t>
-      </w:r>
-      <w:r>
-        <w:rPr>
-          <w:lang w:val="zh_TW" w:bidi="zh_TW"/>
-        </w:rPr>
-        <w:t>）的故事，其頂要達到天上（</w:t>
-      </w:r>
-      <w:hyperlink r:id="rId15">
-        <w:r>
-          <w:rPr>
-            <w:lang w:val="zh_TW" w:bidi="zh_TW"/>
-          </w:rPr>
-          <w:rPr>
-            <w:color w:val="0000EE"/>
-            <w:u w:val="single"/>
-          </w:rPr>
-          <w:t>11</w:t>
-        </w:r>
-      </w:hyperlink>
-      <w:r>
-        <w:rPr>
-          <w:lang w:val="zh_TW" w:bidi="zh_TW"/>
-        </w:rPr>
-        <w:t>章），解釋了民族因語言障礙而分離並散居，以致無法在自傲的企圖中合作。</w:t>
+        <w:t>聖經中憐憫一詞的意義極其豐富且複雜，這一點可以從使用多個希伯來文和希臘文詞彙來表達這一概念中看出。因此，在翻譯中使用了許多同義詞來表達其含義的不同層面，如「仁慈」、「慈愛」、「良善」、「恩典」、「恩惠」、「顧惜」、「憐恤」和「慈愛」。憐憫概念中的一個重要方面是寬恕冒犯者或對手的同情態度，並在他們的困境中幫助或憐恤他們。</w:t>
+      </w:r>
+    </w:p>
+    <w:p>
+      <w:pPr>
+        <w:pStyle w:val="Heading3"/>
+      </w:pPr>
+      <w:r>
+        <w:rPr>
+          <w:lang w:val="zh_TW" w:bidi="zh_TW"/>
+        </w:rPr>
+        <w:t>神學意義</w:t>
       </w:r>
     </w:p>
     <w:p>
@@ -336,54 +378,324 @@
         <w:rPr>
           <w:lang w:val="zh_TW" w:bidi="zh_TW"/>
         </w:rPr>
-        <w:t>保羅在雅典的講道中也假設列國有共同的起源，這與創世記的作者一致，並接受了列國由地理界線區分乃是神的旨意（</w:t>
-      </w:r>
-      <w:hyperlink r:id="rId16">
-        <w:r>
-          <w:rPr>
-            <w:lang w:val="zh_TW" w:bidi="zh_TW"/>
-          </w:rPr>
-          <w:rPr>
-            <w:color w:val="0000EE"/>
-            <w:u w:val="single"/>
-          </w:rPr>
-          <w:t>徒17:26</w:t>
-        </w:r>
-      </w:hyperlink>
-      <w:r>
-        <w:rPr>
-          <w:lang w:val="zh_TW" w:bidi="zh_TW"/>
-        </w:rPr>
-        <w:t>）。先知西番雅期待有一天，神將逆轉這種狀況，使列國同說一種語言（</w:t>
-      </w:r>
-      <w:hyperlink r:id="rId17">
-        <w:r>
-          <w:rPr>
-            <w:lang w:val="zh_TW" w:bidi="zh_TW"/>
-          </w:rPr>
-          <w:rPr>
-            <w:color w:val="0000EE"/>
-            <w:u w:val="single"/>
-          </w:rPr>
-          <w:t>番3:9</w:t>
-        </w:r>
-      </w:hyperlink>
-      <w:r>
-        <w:rPr>
-          <w:lang w:val="zh_TW" w:bidi="zh_TW"/>
-        </w:rPr>
-        <w:t>）。啟示錄的作者在新天新地的異象中看見這些天然界限被廢除，列國在新耶路撒冷中自由往來（</w:t>
-      </w:r>
-      <w:hyperlink r:id="rId18">
-        <w:r>
-          <w:rPr>
-            <w:lang w:val="zh_TW" w:bidi="zh_TW"/>
-          </w:rPr>
-          <w:rPr>
-            <w:color w:val="0000EE"/>
-            <w:u w:val="single"/>
-          </w:rPr>
-          <w:t>啟21:22–26</w:t>
+        <w:t>憐憫概念的核心是神的愛，這愛藉著祂在立約關係中，為那些祂已應許要拯救的人施行恩慈的救贖行動而顯明。在舊約中，神選擇了以色列成為祂的子民，顯明祂對他們的憐憫（</w:t>
+      </w:r>
+      <w:hyperlink r:id="rId19">
+        <w:r>
+          <w:rPr>
+            <w:lang w:val="zh_TW" w:bidi="zh_TW"/>
+          </w:rPr>
+          <w:rPr>
+            <w:color w:val="0000EE"/>
+            <w:u w:val="single"/>
+          </w:rPr>
+          <w:t>出33:19</w:t>
+        </w:r>
+      </w:hyperlink>
+      <w:r>
+        <w:rPr>
+          <w:lang w:val="zh_TW" w:bidi="zh_TW"/>
+        </w:rPr>
+        <w:t>；</w:t>
+      </w:r>
+      <w:hyperlink r:id="rId20">
+        <w:r>
+          <w:rPr>
+            <w:lang w:val="zh_TW" w:bidi="zh_TW"/>
+          </w:rPr>
+          <w:rPr>
+            <w:color w:val="0000EE"/>
+            <w:u w:val="single"/>
+          </w:rPr>
+          <w:t>賽54:10</w:t>
+        </w:r>
+      </w:hyperlink>
+      <w:r>
+        <w:rPr>
+          <w:lang w:val="zh_TW" w:bidi="zh_TW"/>
+        </w:rPr>
+        <w:t>；</w:t>
+      </w:r>
+      <w:hyperlink r:id="rId21">
+        <w:r>
+          <w:rPr>
+            <w:lang w:val="zh_TW" w:bidi="zh_TW"/>
+          </w:rPr>
+          <w:rPr>
+            <w:color w:val="0000EE"/>
+            <w:u w:val="single"/>
+          </w:rPr>
+          <w:t>63:9</w:t>
+        </w:r>
+      </w:hyperlink>
+      <w:r>
+        <w:rPr>
+          <w:lang w:val="zh_TW" w:bidi="zh_TW"/>
+        </w:rPr>
+        <w:t>）。神不斷地容忍著祂悖逆且偏行己路的子民，不斷尋找他們，將他們重新帶回祂自己面前。詩人描述神像父親一樣，憐恤那些敬畏並信靠祂的兒女（</w:t>
+      </w:r>
+      <w:hyperlink r:id="rId22">
+        <w:r>
+          <w:rPr>
+            <w:lang w:val="zh_TW" w:bidi="zh_TW"/>
+          </w:rPr>
+          <w:rPr>
+            <w:color w:val="0000EE"/>
+            <w:u w:val="single"/>
+          </w:rPr>
+          <w:t>詩103:13</w:t>
+        </w:r>
+      </w:hyperlink>
+      <w:r>
+        <w:rPr>
+          <w:lang w:val="zh_TW" w:bidi="zh_TW"/>
+        </w:rPr>
+        <w:t>）。何西阿將神比作一位慈愛的父親，從天上以憐憫的心，看著祂那叛逆和迷途的子民（</w:t>
+      </w:r>
+      <w:hyperlink r:id="rId23">
+        <w:r>
+          <w:rPr>
+            <w:lang w:val="zh_TW" w:bidi="zh_TW"/>
+          </w:rPr>
+          <w:rPr>
+            <w:color w:val="0000EE"/>
+            <w:u w:val="single"/>
+          </w:rPr>
+          <w:t>何11</w:t>
+        </w:r>
+      </w:hyperlink>
+      <w:r>
+        <w:rPr>
+          <w:lang w:val="zh_TW" w:bidi="zh_TW"/>
+        </w:rPr>
+        <w:t>；參</w:t>
+      </w:r>
+      <w:hyperlink r:id="rId24">
+        <w:r>
+          <w:rPr>
+            <w:lang w:val="zh_TW" w:bidi="zh_TW"/>
+          </w:rPr>
+          <w:rPr>
+            <w:color w:val="0000EE"/>
+            <w:u w:val="single"/>
+          </w:rPr>
+          <w:t>耶31:20</w:t>
+        </w:r>
+      </w:hyperlink>
+      <w:r>
+        <w:rPr>
+          <w:lang w:val="zh_TW" w:bidi="zh_TW"/>
+        </w:rPr>
+        <w:t>）。他也將以色列比作一位不忠且行淫的妻子，而神卻像一位忠貞的丈夫，雖然她處於背道且罪惡的狀態，仍然愛她（</w:t>
+      </w:r>
+      <w:hyperlink r:id="rId25">
+        <w:r>
+          <w:rPr>
+            <w:lang w:val="zh_TW" w:bidi="zh_TW"/>
+          </w:rPr>
+          <w:rPr>
+            <w:color w:val="0000EE"/>
+            <w:u w:val="single"/>
+          </w:rPr>
+          <w:t>何1–3章</w:t>
+        </w:r>
+      </w:hyperlink>
+      <w:r>
+        <w:rPr>
+          <w:lang w:val="zh_TW" w:bidi="zh_TW"/>
+        </w:rPr>
+        <w:t>；參</w:t>
+      </w:r>
+      <w:hyperlink r:id="rId26">
+        <w:r>
+          <w:rPr>
+            <w:lang w:val="zh_TW" w:bidi="zh_TW"/>
+          </w:rPr>
+          <w:rPr>
+            <w:color w:val="0000EE"/>
+            <w:u w:val="single"/>
+          </w:rPr>
+          <w:t>賽54:4–8</w:t>
+        </w:r>
+      </w:hyperlink>
+      <w:r>
+        <w:rPr>
+          <w:lang w:val="zh_TW" w:bidi="zh_TW"/>
+        </w:rPr>
+        <w:t>）。以賽亞將神描繪為母親，對腹中所生的孩子充滿憐恤（</w:t>
+      </w:r>
+      <w:hyperlink r:id="rId27">
+        <w:r>
+          <w:rPr>
+            <w:lang w:val="zh_TW" w:bidi="zh_TW"/>
+          </w:rPr>
+          <w:rPr>
+            <w:color w:val="0000EE"/>
+            <w:u w:val="single"/>
+          </w:rPr>
+          <w:t>賽49:15</w:t>
+        </w:r>
+      </w:hyperlink>
+      <w:r>
+        <w:rPr>
+          <w:lang w:val="zh_TW" w:bidi="zh_TW"/>
+        </w:rPr>
+        <w:t>）。這些比喻以豐富多樣的方式顯明神的憐恤。其它層面包括饒恕和恢復恩惠（</w:t>
+      </w:r>
+      <w:hyperlink r:id="rId28">
+        <w:r>
+          <w:rPr>
+            <w:lang w:val="zh_TW" w:bidi="zh_TW"/>
+          </w:rPr>
+          <w:rPr>
+            <w:color w:val="0000EE"/>
+            <w:u w:val="single"/>
+          </w:rPr>
+          <w:t>王下13:23</w:t>
+        </w:r>
+      </w:hyperlink>
+      <w:r>
+        <w:rPr>
+          <w:lang w:val="zh_TW" w:bidi="zh_TW"/>
+        </w:rPr>
+        <w:t>；</w:t>
+      </w:r>
+      <w:hyperlink r:id="rId29">
+        <w:r>
+          <w:rPr>
+            <w:lang w:val="zh_TW" w:bidi="zh_TW"/>
+          </w:rPr>
+          <w:rPr>
+            <w:color w:val="0000EE"/>
+            <w:u w:val="single"/>
+          </w:rPr>
+          <w:t>賽54:8</w:t>
+        </w:r>
+      </w:hyperlink>
+      <w:r>
+        <w:rPr>
+          <w:lang w:val="zh_TW" w:bidi="zh_TW"/>
+        </w:rPr>
+        <w:t>；</w:t>
+      </w:r>
+      <w:hyperlink r:id="rId30">
+        <w:r>
+          <w:rPr>
+            <w:lang w:val="zh_TW" w:bidi="zh_TW"/>
+          </w:rPr>
+          <w:rPr>
+            <w:color w:val="0000EE"/>
+            <w:u w:val="single"/>
+          </w:rPr>
+          <w:t>珥2:18–32</w:t>
+        </w:r>
+      </w:hyperlink>
+      <w:r>
+        <w:rPr>
+          <w:lang w:val="zh_TW" w:bidi="zh_TW"/>
+        </w:rPr>
+        <w:t>；</w:t>
+      </w:r>
+      <w:hyperlink r:id="rId31">
+        <w:r>
+          <w:rPr>
+            <w:lang w:val="zh_TW" w:bidi="zh_TW"/>
+          </w:rPr>
+          <w:rPr>
+            <w:color w:val="0000EE"/>
+            <w:u w:val="single"/>
+          </w:rPr>
+          <w:t>彌7:18–20</w:t>
+        </w:r>
+      </w:hyperlink>
+      <w:r>
+        <w:rPr>
+          <w:lang w:val="zh_TW" w:bidi="zh_TW"/>
+        </w:rPr>
+        <w:t>），以及脫離困苦和危難（</w:t>
+      </w:r>
+      <w:hyperlink r:id="rId32">
+        <w:r>
+          <w:rPr>
+            <w:lang w:val="zh_TW" w:bidi="zh_TW"/>
+          </w:rPr>
+          <w:rPr>
+            <w:color w:val="0000EE"/>
+            <w:u w:val="single"/>
+          </w:rPr>
+          <w:t>尼9:19–21</w:t>
+        </w:r>
+      </w:hyperlink>
+      <w:r>
+        <w:rPr>
+          <w:lang w:val="zh_TW" w:bidi="zh_TW"/>
+        </w:rPr>
+        <w:t>；</w:t>
+      </w:r>
+      <w:hyperlink r:id="rId33">
+        <w:r>
+          <w:rPr>
+            <w:lang w:val="zh_TW" w:bidi="zh_TW"/>
+          </w:rPr>
+          <w:rPr>
+            <w:color w:val="0000EE"/>
+            <w:u w:val="single"/>
+          </w:rPr>
+          <w:t>詩40:11–17</w:t>
+        </w:r>
+      </w:hyperlink>
+      <w:r>
+        <w:rPr>
+          <w:lang w:val="zh_TW" w:bidi="zh_TW"/>
+        </w:rPr>
+        <w:t>，</w:t>
+      </w:r>
+      <w:hyperlink r:id="rId34">
+        <w:r>
+          <w:rPr>
+            <w:lang w:val="zh_TW" w:bidi="zh_TW"/>
+          </w:rPr>
+          <w:rPr>
+            <w:color w:val="0000EE"/>
+            <w:u w:val="single"/>
+          </w:rPr>
+          <w:t>69:16–36</w:t>
+        </w:r>
+      </w:hyperlink>
+      <w:r>
+        <w:rPr>
+          <w:lang w:val="zh_TW" w:bidi="zh_TW"/>
+        </w:rPr>
+        <w:t>，</w:t>
+      </w:r>
+      <w:hyperlink r:id="rId35">
+        <w:r>
+          <w:rPr>
+            <w:lang w:val="zh_TW" w:bidi="zh_TW"/>
+          </w:rPr>
+          <w:rPr>
+            <w:color w:val="0000EE"/>
+            <w:u w:val="single"/>
+          </w:rPr>
+          <w:t>79:8–9</w:t>
+        </w:r>
+      </w:hyperlink>
+      <w:r>
+        <w:rPr>
+          <w:lang w:val="zh_TW" w:bidi="zh_TW"/>
+        </w:rPr>
+        <w:t>；</w:t>
+      </w:r>
+      <w:hyperlink r:id="rId36">
+        <w:r>
+          <w:rPr>
+            <w:lang w:val="zh_TW" w:bidi="zh_TW"/>
+          </w:rPr>
+          <w:rPr>
+            <w:color w:val="0000EE"/>
+            <w:u w:val="single"/>
+          </w:rPr>
+          <w:t>賽49:10</w:t>
         </w:r>
       </w:hyperlink>
       <w:r>
@@ -404,73 +716,295 @@
         <w:rPr>
           <w:lang w:val="zh_TW" w:bidi="zh_TW"/>
         </w:rPr>
-        <w:t>「以色列」與「列國」之間的區分並非絕對清晰。「以色列」是由不同民族演變而來的，而許多「列國」的起源也與以色列社群中的著名人物有關。猶太民族的祖先亞伯拉罕，原住在底格里斯—幼發拉底河流域的迦勒底的吾珥。與父親一同北遷至哈蘭，最終向西南進入迦南地（</w:t>
-      </w:r>
-      <w:hyperlink r:id="rId19">
-        <w:r>
-          <w:rPr>
-            <w:lang w:val="zh_TW" w:bidi="zh_TW"/>
-          </w:rPr>
-          <w:rPr>
-            <w:color w:val="0000EE"/>
-            <w:u w:val="single"/>
-          </w:rPr>
-          <w:t>創11:31–12:9</w:t>
-        </w:r>
-      </w:hyperlink>
-      <w:r>
-        <w:rPr>
-          <w:lang w:val="zh_TW" w:bidi="zh_TW"/>
-        </w:rPr>
-        <w:t>）。</w:t>
-      </w:r>
-      <w:hyperlink r:id="rId20">
-        <w:r>
-          <w:rPr>
-            <w:lang w:val="zh_TW" w:bidi="zh_TW"/>
-          </w:rPr>
-          <w:rPr>
-            <w:color w:val="0000EE"/>
-            <w:u w:val="single"/>
-          </w:rPr>
-          <w:t>申命記二十六章5節</w:t>
-        </w:r>
-      </w:hyperlink>
-      <w:r>
-        <w:rPr>
-          <w:lang w:val="zh_TW" w:bidi="zh_TW"/>
-        </w:rPr>
-        <w:t>（「我祖原是一個將亡的亞蘭人」）表明亞伯拉罕曾居於美索不達米亞地區的</w:t>
-      </w:r>
-      <w:r>
-        <w:rPr>
-          <w:lang w:val="zh_TW" w:bidi="zh_TW"/>
-        </w:rPr>
-        <w:t>亞蘭一納哈拉音（Aram-naharaim）</w:t>
-      </w:r>
-      <w:r>
-        <w:rPr>
-          <w:lang w:val="zh_TW" w:bidi="zh_TW"/>
-        </w:rPr>
-        <w:t>。當亞伯拉罕與神立約時，神給予他割禮作為約的記號。外邦人若被買為奴隸也須行割禮，從而納入約的群體中。當摩西帶領以色列人出埃及進入曠野時，也有許多閒雜人上去（</w:t>
-      </w:r>
-      <w:hyperlink r:id="rId21">
-        <w:r>
-          <w:rPr>
-            <w:lang w:val="zh_TW" w:bidi="zh_TW"/>
-          </w:rPr>
-          <w:rPr>
-            <w:color w:val="0000EE"/>
-            <w:u w:val="single"/>
-          </w:rPr>
-          <w:t>出12:38</w:t>
-        </w:r>
-      </w:hyperlink>
-      <w:r>
-        <w:rPr>
-          <w:lang w:val="zh_TW" w:bidi="zh_TW"/>
-        </w:rPr>
-        <w:t>），這再次表明某些與以色列人沒有血緣關係的群體，仍自我認同為以色列人。</w:t>
+        <w:t>由於以色列作為聖約子民，從神的慈愛和信實中學習到的功課，虔誠的猶太人在有需要的時候，自然會向神呼求憐憫與赦免，這在懺悔的詩篇中表達得非常動人（</w:t>
+      </w:r>
+      <w:hyperlink r:id="rId37">
+        <w:r>
+          <w:rPr>
+            <w:lang w:val="zh_TW" w:bidi="zh_TW"/>
+          </w:rPr>
+          <w:rPr>
+            <w:color w:val="0000EE"/>
+            <w:u w:val="single"/>
+          </w:rPr>
+          <w:t>詩6</w:t>
+        </w:r>
+      </w:hyperlink>
+      <w:r>
+        <w:rPr>
+          <w:lang w:val="zh_TW" w:bidi="zh_TW"/>
+        </w:rPr>
+        <w:t>，</w:t>
+      </w:r>
+      <w:hyperlink r:id="rId38">
+        <w:r>
+          <w:rPr>
+            <w:lang w:val="zh_TW" w:bidi="zh_TW"/>
+          </w:rPr>
+          <w:rPr>
+            <w:color w:val="0000EE"/>
+            <w:u w:val="single"/>
+          </w:rPr>
+          <w:t>32</w:t>
+        </w:r>
+      </w:hyperlink>
+      <w:r>
+        <w:rPr>
+          <w:lang w:val="zh_TW" w:bidi="zh_TW"/>
+        </w:rPr>
+        <w:t>，</w:t>
+      </w:r>
+      <w:hyperlink r:id="rId39">
+        <w:r>
+          <w:rPr>
+            <w:lang w:val="zh_TW" w:bidi="zh_TW"/>
+          </w:rPr>
+          <w:rPr>
+            <w:color w:val="0000EE"/>
+            <w:u w:val="single"/>
+          </w:rPr>
+          <w:t>38</w:t>
+        </w:r>
+      </w:hyperlink>
+      <w:r>
+        <w:rPr>
+          <w:lang w:val="zh_TW" w:bidi="zh_TW"/>
+        </w:rPr>
+        <w:t>，</w:t>
+      </w:r>
+      <w:hyperlink r:id="rId40">
+        <w:r>
+          <w:rPr>
+            <w:lang w:val="zh_TW" w:bidi="zh_TW"/>
+          </w:rPr>
+          <w:rPr>
+            <w:color w:val="0000EE"/>
+            <w:u w:val="single"/>
+          </w:rPr>
+          <w:t>51</w:t>
+        </w:r>
+      </w:hyperlink>
+      <w:r>
+        <w:rPr>
+          <w:lang w:val="zh_TW" w:bidi="zh_TW"/>
+        </w:rPr>
+        <w:t>，</w:t>
+      </w:r>
+      <w:hyperlink r:id="rId41">
+        <w:r>
+          <w:rPr>
+            <w:lang w:val="zh_TW" w:bidi="zh_TW"/>
+          </w:rPr>
+          <w:rPr>
+            <w:color w:val="0000EE"/>
+            <w:u w:val="single"/>
+          </w:rPr>
+          <w:t>102</w:t>
+        </w:r>
+      </w:hyperlink>
+      <w:r>
+        <w:rPr>
+          <w:lang w:val="zh_TW" w:bidi="zh_TW"/>
+        </w:rPr>
+        <w:t>，</w:t>
+      </w:r>
+      <w:hyperlink r:id="rId42">
+        <w:r>
+          <w:rPr>
+            <w:lang w:val="zh_TW" w:bidi="zh_TW"/>
+          </w:rPr>
+          <w:rPr>
+            <w:color w:val="0000EE"/>
+            <w:u w:val="single"/>
+          </w:rPr>
+          <w:t>130</w:t>
+        </w:r>
+      </w:hyperlink>
+      <w:r>
+        <w:rPr>
+          <w:lang w:val="zh_TW" w:bidi="zh_TW"/>
+        </w:rPr>
+        <w:t>，</w:t>
+      </w:r>
+      <w:hyperlink r:id="rId43">
+        <w:r>
+          <w:rPr>
+            <w:lang w:val="zh_TW" w:bidi="zh_TW"/>
+          </w:rPr>
+          <w:rPr>
+            <w:color w:val="0000EE"/>
+            <w:u w:val="single"/>
+          </w:rPr>
+          <w:t>143</w:t>
+        </w:r>
+      </w:hyperlink>
+      <w:r>
+        <w:rPr>
+          <w:lang w:val="zh_TW" w:bidi="zh_TW"/>
+        </w:rPr>
+        <w:t>），以及其他舊約經文（</w:t>
+      </w:r>
+      <w:hyperlink r:id="rId44">
+        <w:r>
+          <w:rPr>
+            <w:lang w:val="zh_TW" w:bidi="zh_TW"/>
+          </w:rPr>
+          <w:rPr>
+            <w:color w:val="0000EE"/>
+            <w:u w:val="single"/>
+          </w:rPr>
+          <w:t>出34:6</w:t>
+        </w:r>
+      </w:hyperlink>
+      <w:r>
+        <w:rPr>
+          <w:lang w:val="zh_TW" w:bidi="zh_TW"/>
+        </w:rPr>
+        <w:t>；</w:t>
+      </w:r>
+      <w:hyperlink r:id="rId45">
+        <w:r>
+          <w:rPr>
+            <w:lang w:val="zh_TW" w:bidi="zh_TW"/>
+          </w:rPr>
+          <w:rPr>
+            <w:color w:val="0000EE"/>
+            <w:u w:val="single"/>
+          </w:rPr>
+          <w:t>尼9:17</w:t>
+        </w:r>
+      </w:hyperlink>
+      <w:r>
+        <w:rPr>
+          <w:lang w:val="zh_TW" w:bidi="zh_TW"/>
+        </w:rPr>
+        <w:t>；</w:t>
+      </w:r>
+      <w:hyperlink r:id="rId46">
+        <w:r>
+          <w:rPr>
+            <w:lang w:val="zh_TW" w:bidi="zh_TW"/>
+          </w:rPr>
+          <w:rPr>
+            <w:color w:val="0000EE"/>
+            <w:u w:val="single"/>
+          </w:rPr>
+          <w:t>詩57</w:t>
+        </w:r>
+      </w:hyperlink>
+      <w:r>
+        <w:rPr>
+          <w:lang w:val="zh_TW" w:bidi="zh_TW"/>
+        </w:rPr>
+        <w:t>，</w:t>
+      </w:r>
+      <w:hyperlink r:id="rId47">
+        <w:r>
+          <w:rPr>
+            <w:lang w:val="zh_TW" w:bidi="zh_TW"/>
+          </w:rPr>
+          <w:rPr>
+            <w:color w:val="0000EE"/>
+            <w:u w:val="single"/>
+          </w:rPr>
+          <w:t>79</w:t>
+        </w:r>
+      </w:hyperlink>
+      <w:r>
+        <w:rPr>
+          <w:lang w:val="zh_TW" w:bidi="zh_TW"/>
+        </w:rPr>
+        <w:t>，</w:t>
+      </w:r>
+      <w:hyperlink r:id="rId48">
+        <w:r>
+          <w:rPr>
+            <w:lang w:val="zh_TW" w:bidi="zh_TW"/>
+          </w:rPr>
+          <w:rPr>
+            <w:color w:val="0000EE"/>
+            <w:u w:val="single"/>
+          </w:rPr>
+          <w:t>86</w:t>
+        </w:r>
+      </w:hyperlink>
+      <w:r>
+        <w:rPr>
+          <w:lang w:val="zh_TW" w:bidi="zh_TW"/>
+        </w:rPr>
+        <w:t>，</w:t>
+      </w:r>
+      <w:hyperlink r:id="rId49">
+        <w:r>
+          <w:rPr>
+            <w:lang w:val="zh_TW" w:bidi="zh_TW"/>
+          </w:rPr>
+          <w:rPr>
+            <w:color w:val="0000EE"/>
+            <w:u w:val="single"/>
+          </w:rPr>
+          <w:t>123</w:t>
+        </w:r>
+      </w:hyperlink>
+      <w:r>
+        <w:rPr>
+          <w:lang w:val="zh_TW" w:bidi="zh_TW"/>
+        </w:rPr>
+        <w:t>；</w:t>
+      </w:r>
+      <w:hyperlink r:id="rId50">
+        <w:r>
+          <w:rPr>
+            <w:lang w:val="zh_TW" w:bidi="zh_TW"/>
+          </w:rPr>
+          <w:rPr>
+            <w:color w:val="0000EE"/>
+            <w:u w:val="single"/>
+          </w:rPr>
+          <w:t>賽33:1–6</w:t>
+        </w:r>
+      </w:hyperlink>
+      <w:r>
+        <w:rPr>
+          <w:lang w:val="zh_TW" w:bidi="zh_TW"/>
+        </w:rPr>
+        <w:t>；</w:t>
+      </w:r>
+      <w:hyperlink r:id="rId51">
+        <w:r>
+          <w:rPr>
+            <w:lang w:val="zh_TW" w:bidi="zh_TW"/>
+          </w:rPr>
+          <w:rPr>
+            <w:color w:val="0000EE"/>
+            <w:u w:val="single"/>
+          </w:rPr>
+          <w:t>但9:3–19</w:t>
+        </w:r>
+      </w:hyperlink>
+      <w:r>
+        <w:rPr>
+          <w:lang w:val="zh_TW" w:bidi="zh_TW"/>
+        </w:rPr>
+        <w:t>；</w:t>
+      </w:r>
+      <w:hyperlink r:id="rId52">
+        <w:r>
+          <w:rPr>
+            <w:lang w:val="zh_TW" w:bidi="zh_TW"/>
+          </w:rPr>
+          <w:rPr>
+            <w:color w:val="0000EE"/>
+            <w:u w:val="single"/>
+          </w:rPr>
+          <w:t>珥2:13</w:t>
+        </w:r>
+      </w:hyperlink>
+      <w:r>
+        <w:rPr>
+          <w:lang w:val="zh_TW" w:bidi="zh_TW"/>
+        </w:rPr>
+        <w:t>）。悔改的人記得神的憐憫，使他們對神的恩惠和與祂和好的盼望，充滿信心。</w:t>
       </w:r>
     </w:p>
     <w:p>
@@ -484,36 +1018,72 @@
         <w:rPr>
           <w:lang w:val="zh_TW" w:bidi="zh_TW"/>
         </w:rPr>
-        <w:t>以色列民族並不包括所有亞伯拉罕的後裔。亞伯拉罕的長子以實瑪利的母親是埃及人，他是游牧於南部曠野的以實瑪利人的祖先（</w:t>
-      </w:r>
-      <w:hyperlink r:id="rId22">
-        <w:r>
-          <w:rPr>
-            <w:lang w:val="zh_TW" w:bidi="zh_TW"/>
-          </w:rPr>
-          <w:rPr>
-            <w:color w:val="0000EE"/>
-            <w:u w:val="single"/>
-          </w:rPr>
-          <w:t>創16</w:t>
-        </w:r>
-      </w:hyperlink>
-      <w:r>
-        <w:rPr>
-          <w:lang w:val="zh_TW" w:bidi="zh_TW"/>
-        </w:rPr>
-        <w:t>）。以撒與利百加所生的雙胞胎中，長子以掃是住在東南方的以東人的祖先，是以色列傳統上的敵人（</w:t>
-      </w:r>
-      <w:hyperlink r:id="rId23">
-        <w:r>
-          <w:rPr>
-            <w:lang w:val="zh_TW" w:bidi="zh_TW"/>
-          </w:rPr>
-          <w:rPr>
-            <w:color w:val="0000EE"/>
-            <w:u w:val="single"/>
-          </w:rPr>
-          <w:t>創25:23</w:t>
+        <w:t>在新約中，描述耶穌對有需要的人所表現出來的憐憫時，使用了一個非常生動的希臘文詞語（</w:t>
+      </w:r>
+      <w:hyperlink r:id="rId53">
+        <w:r>
+          <w:rPr>
+            <w:lang w:val="zh_TW" w:bidi="zh_TW"/>
+          </w:rPr>
+          <w:rPr>
+            <w:color w:val="0000EE"/>
+            <w:u w:val="single"/>
+          </w:rPr>
+          <w:t>太9:36</w:t>
+        </w:r>
+      </w:hyperlink>
+      <w:r>
+        <w:rPr>
+          <w:lang w:val="zh_TW" w:bidi="zh_TW"/>
+        </w:rPr>
+        <w:t>，</w:t>
+      </w:r>
+      <w:hyperlink r:id="rId54">
+        <w:r>
+          <w:rPr>
+            <w:lang w:val="zh_TW" w:bidi="zh_TW"/>
+          </w:rPr>
+          <w:rPr>
+            <w:color w:val="0000EE"/>
+            <w:u w:val="single"/>
+          </w:rPr>
+          <w:t>14:14</w:t>
+        </w:r>
+      </w:hyperlink>
+      <w:r>
+        <w:rPr>
+          <w:lang w:val="zh_TW" w:bidi="zh_TW"/>
+        </w:rPr>
+        <w:t>，</w:t>
+      </w:r>
+      <w:hyperlink r:id="rId55">
+        <w:r>
+          <w:rPr>
+            <w:lang w:val="zh_TW" w:bidi="zh_TW"/>
+          </w:rPr>
+          <w:rPr>
+            <w:color w:val="0000EE"/>
+            <w:u w:val="single"/>
+          </w:rPr>
+          <w:t>20:34</w:t>
+        </w:r>
+      </w:hyperlink>
+      <w:r>
+        <w:rPr>
+          <w:lang w:val="zh_TW" w:bidi="zh_TW"/>
+        </w:rPr>
+        <w:t>）。通過這個強烈的動詞（字面意思是「內心深受感動」），表達了祂對他們的憐憫和慈悲。希伯來人認為內心深處是情感的中心，特別是最溫柔的仁愛之情。描述耶穌深受感動並立即採取行動來減輕人們的痛苦——醫治（</w:t>
+      </w:r>
+      <w:hyperlink r:id="rId55">
+        <w:r>
+          <w:rPr>
+            <w:lang w:val="zh_TW" w:bidi="zh_TW"/>
+          </w:rPr>
+          <w:rPr>
+            <w:color w:val="0000EE"/>
+            <w:u w:val="single"/>
+          </w:rPr>
+          <w:t>太20:34</w:t>
         </w:r>
       </w:hyperlink>
       <w:r>
@@ -522,16 +1092,52 @@
         </w:rPr>
         <w:t>；</w:t>
       </w:r>
-      <w:hyperlink r:id="rId24">
-        <w:r>
-          <w:rPr>
-            <w:lang w:val="zh_TW" w:bidi="zh_TW"/>
-          </w:rPr>
-          <w:rPr>
-            <w:color w:val="0000EE"/>
-            <w:u w:val="single"/>
-          </w:rPr>
-          <w:t>民20:21</w:t>
+      <w:hyperlink r:id="rId56">
+        <w:r>
+          <w:rPr>
+            <w:lang w:val="zh_TW" w:bidi="zh_TW"/>
+          </w:rPr>
+          <w:rPr>
+            <w:color w:val="0000EE"/>
+            <w:u w:val="single"/>
+          </w:rPr>
+          <w:t>可1:41</w:t>
+        </w:r>
+      </w:hyperlink>
+      <w:r>
+        <w:rPr>
+          <w:lang w:val="zh_TW" w:bidi="zh_TW"/>
+        </w:rPr>
+        <w:t>）、使死人復活（</w:t>
+      </w:r>
+      <w:hyperlink r:id="rId57">
+        <w:r>
+          <w:rPr>
+            <w:lang w:val="zh_TW" w:bidi="zh_TW"/>
+          </w:rPr>
+          <w:rPr>
+            <w:color w:val="0000EE"/>
+            <w:u w:val="single"/>
+          </w:rPr>
+          <w:t>路7:13</w:t>
+        </w:r>
+      </w:hyperlink>
+      <w:r>
+        <w:rPr>
+          <w:lang w:val="zh_TW" w:bidi="zh_TW"/>
+        </w:rPr>
+        <w:t>）、並餵飽飢餓的人（</w:t>
+      </w:r>
+      <w:hyperlink r:id="rId58">
+        <w:r>
+          <w:rPr>
+            <w:lang w:val="zh_TW" w:bidi="zh_TW"/>
+          </w:rPr>
+          <w:rPr>
+            <w:color w:val="0000EE"/>
+            <w:u w:val="single"/>
+          </w:rPr>
+          <w:t>太15:32</w:t>
         </w:r>
       </w:hyperlink>
       <w:r>
@@ -539,17 +1145,6 @@
           <w:lang w:val="zh_TW" w:bidi="zh_TW"/>
         </w:rPr>
         <w:t>）。</w:t>
-      </w:r>
-    </w:p>
-    <w:p>
-      <w:pPr>
-        <w:pStyle w:val="Heading3"/>
-      </w:pPr>
-      <w:r>
-        <w:rPr>
-          <w:lang w:val="zh_TW" w:bidi="zh_TW"/>
-        </w:rPr>
-        <w:t>神與列國</w:t>
       </w:r>
     </w:p>
     <w:p>
@@ -563,84 +1158,18 @@
         <w:rPr>
           <w:lang w:val="zh_TW" w:bidi="zh_TW"/>
         </w:rPr>
-        <w:t>聖經對列國的態度有正面和負面的兩面。居於底格里斯—幼發拉底河谷和尼羅河之間的列國被認為是邪惡的，因此神奪取了他們的土地，將之賜給亞伯拉罕的後裔（</w:t>
-      </w:r>
-      <w:hyperlink r:id="rId25">
-        <w:r>
-          <w:rPr>
-            <w:lang w:val="zh_TW" w:bidi="zh_TW"/>
-          </w:rPr>
-          <w:rPr>
-            <w:color w:val="0000EE"/>
-            <w:u w:val="single"/>
-          </w:rPr>
-          <w:t>創15:16–20</w:t>
-        </w:r>
-      </w:hyperlink>
-      <w:r>
-        <w:rPr>
-          <w:lang w:val="zh_TW" w:bidi="zh_TW"/>
-        </w:rPr>
-        <w:t>）。列國中充斥著亂倫、姦淫、同性戀和人獸間的不潔行為，激怒了神（</w:t>
-      </w:r>
-      <w:hyperlink r:id="rId26">
-        <w:r>
-          <w:rPr>
-            <w:lang w:val="zh_TW" w:bidi="zh_TW"/>
-          </w:rPr>
-          <w:rPr>
-            <w:color w:val="0000EE"/>
-            <w:u w:val="single"/>
-          </w:rPr>
-          <w:t>利18</w:t>
-        </w:r>
-      </w:hyperlink>
-      <w:r>
-        <w:rPr>
-          <w:lang w:val="zh_TW" w:bidi="zh_TW"/>
-        </w:rPr>
-        <w:t>）。他們沉迷於巫術、占卜、招魂等靈異活動，因此希伯來人被告誡避免這些行為（</w:t>
-      </w:r>
-      <w:hyperlink r:id="rId27">
-        <w:r>
-          <w:rPr>
-            <w:lang w:val="zh_TW" w:bidi="zh_TW"/>
-          </w:rPr>
-          <w:rPr>
-            <w:color w:val="0000EE"/>
-            <w:u w:val="single"/>
-          </w:rPr>
-          <w:t>19:26，</w:t>
-        </w:r>
-      </w:hyperlink>
-      <w:hyperlink r:id="rId28">
-        <w:r>
-          <w:rPr>
-            <w:lang w:val="zh_TW" w:bidi="zh_TW"/>
-          </w:rPr>
-          <w:rPr>
-            <w:color w:val="0000EE"/>
-            <w:u w:val="single"/>
-          </w:rPr>
-          <w:t>20:6</w:t>
-        </w:r>
-      </w:hyperlink>
-      <w:r>
-        <w:rPr>
-          <w:lang w:val="zh_TW" w:bidi="zh_TW"/>
-        </w:rPr>
-        <w:t>）。列國敬拜多神，並進行人祭，尤其是兒童的獻祭——這是神所厭惡的（</w:t>
-      </w:r>
-      <w:hyperlink r:id="rId29">
-        <w:r>
-          <w:rPr>
-            <w:lang w:val="zh_TW" w:bidi="zh_TW"/>
-          </w:rPr>
-          <w:rPr>
-            <w:color w:val="0000EE"/>
-            <w:u w:val="single"/>
-          </w:rPr>
-          <w:t>利20:1–5</w:t>
+        <w:t>舊約中神對聖約子民憐憫的概念，在新約中也出現（</w:t>
+      </w:r>
+      <w:hyperlink r:id="rId59">
+        <w:r>
+          <w:rPr>
+            <w:lang w:val="zh_TW" w:bidi="zh_TW"/>
+          </w:rPr>
+          <w:rPr>
+            <w:color w:val="0000EE"/>
+            <w:u w:val="single"/>
+          </w:rPr>
+          <w:t>路1:50、54、72、78</w:t>
         </w:r>
       </w:hyperlink>
       <w:r>
@@ -649,52 +1178,16 @@
         </w:rPr>
         <w:t>；</w:t>
       </w:r>
-      <w:hyperlink r:id="rId30">
-        <w:r>
-          <w:rPr>
-            <w:lang w:val="zh_TW" w:bidi="zh_TW"/>
-          </w:rPr>
-          <w:rPr>
-            <w:color w:val="0000EE"/>
-            <w:u w:val="single"/>
-          </w:rPr>
-          <w:t>王下17:29–34</w:t>
-        </w:r>
-      </w:hyperlink>
-      <w:r>
-        <w:rPr>
-          <w:lang w:val="zh_TW" w:bidi="zh_TW"/>
-        </w:rPr>
-        <w:t>）。先知以賽亞對工匠的行為予以嚴厲譴責，這些工匠取一段樹枝，一部分用來生火，另一部分則雕刻成雕像並敬拜它（</w:t>
-      </w:r>
-      <w:hyperlink r:id="rId31">
-        <w:r>
-          <w:rPr>
-            <w:lang w:val="zh_TW" w:bidi="zh_TW"/>
-          </w:rPr>
-          <w:rPr>
-            <w:color w:val="0000EE"/>
-            <w:u w:val="single"/>
-          </w:rPr>
-          <w:t>賽44:12–20</w:t>
-        </w:r>
-      </w:hyperlink>
-      <w:r>
-        <w:rPr>
-          <w:lang w:val="zh_TW" w:bidi="zh_TW"/>
-        </w:rPr>
-        <w:t>）。巴力和亞斯她錄是迦南人的生育之神，成為以色列人常見的試探源。聖經中不斷重複的信息是，因為這些原因，神會驅逐列國，將其土地賜給以色列（</w:t>
-      </w:r>
-      <w:hyperlink r:id="rId32">
-        <w:r>
-          <w:rPr>
-            <w:lang w:val="zh_TW" w:bidi="zh_TW"/>
-          </w:rPr>
-          <w:rPr>
-            <w:color w:val="0000EE"/>
-            <w:u w:val="single"/>
-          </w:rPr>
-          <w:t>出34:24</w:t>
+      <w:hyperlink r:id="rId18">
+        <w:r>
+          <w:rPr>
+            <w:lang w:val="zh_TW" w:bidi="zh_TW"/>
+          </w:rPr>
+          <w:rPr>
+            <w:color w:val="0000EE"/>
+            <w:u w:val="single"/>
+          </w:rPr>
+          <w:t>弗2:4</w:t>
         </w:r>
       </w:hyperlink>
       <w:r>
@@ -703,34 +1196,16 @@
         </w:rPr>
         <w:t>；</w:t>
       </w:r>
-      <w:hyperlink r:id="rId33">
-        <w:r>
-          <w:rPr>
-            <w:lang w:val="zh_TW" w:bidi="zh_TW"/>
-          </w:rPr>
-          <w:rPr>
-            <w:color w:val="0000EE"/>
-            <w:u w:val="single"/>
-          </w:rPr>
-          <w:t>申12:29–31</w:t>
-        </w:r>
-      </w:hyperlink>
-      <w:r>
-        <w:rPr>
-          <w:lang w:val="zh_TW" w:bidi="zh_TW"/>
-        </w:rPr>
-        <w:t>）。先知書中對列國的預言鞏固了這一負面態度（</w:t>
-      </w:r>
-      <w:hyperlink r:id="rId34">
-        <w:r>
-          <w:rPr>
-            <w:lang w:val="zh_TW" w:bidi="zh_TW"/>
-          </w:rPr>
-          <w:rPr>
-            <w:color w:val="0000EE"/>
-            <w:u w:val="single"/>
-          </w:rPr>
-          <w:t>耶46–51</w:t>
+      <w:hyperlink r:id="rId60">
+        <w:r>
+          <w:rPr>
+            <w:lang w:val="zh_TW" w:bidi="zh_TW"/>
+          </w:rPr>
+          <w:rPr>
+            <w:color w:val="0000EE"/>
+            <w:u w:val="single"/>
+          </w:rPr>
+          <w:t>提前1:2</w:t>
         </w:r>
       </w:hyperlink>
       <w:r>
@@ -739,16 +1214,124 @@
         </w:rPr>
         <w:t>；</w:t>
       </w:r>
-      <w:hyperlink r:id="rId35">
-        <w:r>
-          <w:rPr>
-            <w:lang w:val="zh_TW" w:bidi="zh_TW"/>
-          </w:rPr>
-          <w:rPr>
-            <w:color w:val="0000EE"/>
-            <w:u w:val="single"/>
-          </w:rPr>
-          <w:t>摩1:3–2:3</w:t>
+      <w:hyperlink r:id="rId61">
+        <w:r>
+          <w:rPr>
+            <w:lang w:val="zh_TW" w:bidi="zh_TW"/>
+          </w:rPr>
+          <w:rPr>
+            <w:color w:val="0000EE"/>
+            <w:u w:val="single"/>
+          </w:rPr>
+          <w:t>彼前1:3</w:t>
+        </w:r>
+      </w:hyperlink>
+      <w:r>
+        <w:rPr>
+          <w:lang w:val="zh_TW" w:bidi="zh_TW"/>
+        </w:rPr>
+        <w:t>，</w:t>
+      </w:r>
+      <w:hyperlink r:id="rId62">
+        <w:r>
+          <w:rPr>
+            <w:lang w:val="zh_TW" w:bidi="zh_TW"/>
+          </w:rPr>
+          <w:rPr>
+            <w:color w:val="0000EE"/>
+            <w:u w:val="single"/>
+          </w:rPr>
+          <w:t>2:10</w:t>
+        </w:r>
+      </w:hyperlink>
+      <w:r>
+        <w:rPr>
+          <w:lang w:val="zh_TW" w:bidi="zh_TW"/>
+        </w:rPr>
+        <w:t>）。新約中「憐憫」最典型的用法是指神藉著耶穌基督為人提供的救恩（</w:t>
+      </w:r>
+      <w:hyperlink r:id="rId63">
+        <w:r>
+          <w:rPr>
+            <w:lang w:val="zh_TW" w:bidi="zh_TW"/>
+          </w:rPr>
+          <w:rPr>
+            <w:color w:val="0000EE"/>
+            <w:u w:val="single"/>
+          </w:rPr>
+          <w:t>羅11:30–32</w:t>
+        </w:r>
+      </w:hyperlink>
+      <w:r>
+        <w:rPr>
+          <w:lang w:val="zh_TW" w:bidi="zh_TW"/>
+        </w:rPr>
+        <w:t>；</w:t>
+      </w:r>
+      <w:hyperlink r:id="rId18">
+        <w:r>
+          <w:rPr>
+            <w:lang w:val="zh_TW" w:bidi="zh_TW"/>
+          </w:rPr>
+          <w:rPr>
+            <w:color w:val="0000EE"/>
+            <w:u w:val="single"/>
+          </w:rPr>
+          <w:t>弗2:4</w:t>
+        </w:r>
+      </w:hyperlink>
+      <w:r>
+        <w:rPr>
+          <w:lang w:val="zh_TW" w:bidi="zh_TW"/>
+        </w:rPr>
+        <w:t>）。神是「發慈悲的父」（</w:t>
+      </w:r>
+      <w:hyperlink r:id="rId64">
+        <w:r>
+          <w:rPr>
+            <w:lang w:val="zh_TW" w:bidi="zh_TW"/>
+          </w:rPr>
+          <w:rPr>
+            <w:color w:val="0000EE"/>
+            <w:u w:val="single"/>
+          </w:rPr>
+          <w:t>林後1:3</w:t>
+        </w:r>
+      </w:hyperlink>
+      <w:r>
+        <w:rPr>
+          <w:lang w:val="zh_TW" w:bidi="zh_TW"/>
+        </w:rPr>
+        <w:t>），祂將這恩惠賜給那些相信祂兒子的人。正因為祂「有豐富的憐憫」，祂拯救那些因罪而靈性死亡、注定滅亡的人（</w:t>
+      </w:r>
+      <w:hyperlink r:id="rId65">
+        <w:r>
+          <w:rPr>
+            <w:lang w:val="zh_TW" w:bidi="zh_TW"/>
+          </w:rPr>
+          <w:rPr>
+            <w:color w:val="0000EE"/>
+            <w:u w:val="single"/>
+          </w:rPr>
+          <w:t>弗2:4–6</w:t>
+        </w:r>
+      </w:hyperlink>
+      <w:r>
+        <w:rPr>
+          <w:lang w:val="zh_TW" w:bidi="zh_TW"/>
+        </w:rPr>
+        <w:t>）。人因神的憐憫而得赦免並被賜予永生（</w:t>
+      </w:r>
+      <w:hyperlink r:id="rId66">
+        <w:r>
+          <w:rPr>
+            <w:lang w:val="zh_TW" w:bidi="zh_TW"/>
+          </w:rPr>
+          <w:rPr>
+            <w:color w:val="0000EE"/>
+            <w:u w:val="single"/>
+          </w:rPr>
+          <w:t>提前1:13–16</w:t>
         </w:r>
       </w:hyperlink>
       <w:r>
@@ -756,6 +1339,17 @@
           <w:lang w:val="zh_TW" w:bidi="zh_TW"/>
         </w:rPr>
         <w:t>）。</w:t>
+      </w:r>
+    </w:p>
+    <w:p>
+      <w:pPr>
+        <w:pStyle w:val="Heading3"/>
+      </w:pPr>
+      <w:r>
+        <w:rPr>
+          <w:lang w:val="zh_TW" w:bidi="zh_TW"/>
+        </w:rPr>
+        <w:t>人們有責任對他人施予憐憫</w:t>
       </w:r>
     </w:p>
     <w:p>
@@ -769,72 +1363,246 @@
         <w:rPr>
           <w:lang w:val="zh_TW" w:bidi="zh_TW"/>
         </w:rPr>
-        <w:t>然而，聖經也有對列國正面的觀點。詩篇揭示，神不僅關心以色列，祂的眼目也關注列國，全地都應當讚美和敬拜祂（</w:t>
-      </w:r>
-      <w:hyperlink r:id="rId36">
-        <w:r>
-          <w:rPr>
-            <w:lang w:val="zh_TW" w:bidi="zh_TW"/>
-          </w:rPr>
-          <w:rPr>
-            <w:color w:val="0000EE"/>
-            <w:u w:val="single"/>
-          </w:rPr>
-          <w:t>詩66:1–8</w:t>
-        </w:r>
-      </w:hyperlink>
-      <w:r>
-        <w:rPr>
-          <w:lang w:val="zh_TW" w:bidi="zh_TW"/>
-        </w:rPr>
-        <w:t>）。詩人禱告神的救恩能在列國中得知。他肯定神以公義審判萬民，引導列國，地極都應敬畏祂（</w:t>
-      </w:r>
-      <w:hyperlink r:id="rId37">
-        <w:r>
-          <w:rPr>
-            <w:lang w:val="zh_TW" w:bidi="zh_TW"/>
-          </w:rPr>
-          <w:rPr>
-            <w:color w:val="0000EE"/>
-            <w:u w:val="single"/>
-          </w:rPr>
-          <w:t>67:7</w:t>
-        </w:r>
-      </w:hyperlink>
-      <w:r>
-        <w:rPr>
-          <w:lang w:val="zh_TW" w:bidi="zh_TW"/>
-        </w:rPr>
-        <w:t>）。先知以賽亞宣告耶路撒冷的聖殿將成為萬民禱告的殿，神歡迎來獻祭並敬拜的外邦人（</w:t>
-      </w:r>
-      <w:hyperlink r:id="rId38">
-        <w:r>
-          <w:rPr>
-            <w:lang w:val="zh_TW" w:bidi="zh_TW"/>
-          </w:rPr>
-          <w:rPr>
-            <w:color w:val="0000EE"/>
-            <w:u w:val="single"/>
-          </w:rPr>
-          <w:t>賽56:6–8</w:t>
-        </w:r>
-      </w:hyperlink>
-      <w:r>
-        <w:rPr>
-          <w:lang w:val="zh_TW" w:bidi="zh_TW"/>
-        </w:rPr>
-        <w:t>）。以賽亞的末世異象描繪萬民湧入耶路撒冷敬拜神，並學習祂的道。在神的統治下，國與國不再相爭，而是和平相處（</w:t>
-      </w:r>
-      <w:hyperlink r:id="rId39">
-        <w:r>
-          <w:rPr>
-            <w:lang w:val="zh_TW" w:bidi="zh_TW"/>
-          </w:rPr>
-          <w:rPr>
-            <w:color w:val="0000EE"/>
-            <w:u w:val="single"/>
-          </w:rPr>
-          <w:t>2:2–4</w:t>
+        <w:t>無論人是否配得或忠誠，神也白白地施恩憐憫，因此人也應當對他人施憐憫，即使他們不配或不尋求。實際上，人被命令要憐憫他人，尤其是窮人、困苦者、寡婦和孤兒（</w:t>
+      </w:r>
+      <w:hyperlink r:id="rId67">
+        <w:r>
+          <w:rPr>
+            <w:lang w:val="zh_TW" w:bidi="zh_TW"/>
+          </w:rPr>
+          <w:rPr>
+            <w:color w:val="0000EE"/>
+            <w:u w:val="single"/>
+          </w:rPr>
+          <w:t>箴14:31，</w:t>
+        </w:r>
+      </w:hyperlink>
+      <w:hyperlink r:id="rId68">
+        <w:r>
+          <w:rPr>
+            <w:lang w:val="zh_TW" w:bidi="zh_TW"/>
+          </w:rPr>
+          <w:rPr>
+            <w:color w:val="0000EE"/>
+            <w:u w:val="single"/>
+          </w:rPr>
+          <w:t>19:17</w:t>
+        </w:r>
+      </w:hyperlink>
+      <w:r>
+        <w:rPr>
+          <w:lang w:val="zh_TW" w:bidi="zh_TW"/>
+        </w:rPr>
+        <w:t>；</w:t>
+      </w:r>
+      <w:hyperlink r:id="rId69">
+        <w:r>
+          <w:rPr>
+            <w:lang w:val="zh_TW" w:bidi="zh_TW"/>
+          </w:rPr>
+          <w:rPr>
+            <w:color w:val="0000EE"/>
+            <w:u w:val="single"/>
+          </w:rPr>
+          <w:t>彌6:8</w:t>
+        </w:r>
+      </w:hyperlink>
+      <w:r>
+        <w:rPr>
+          <w:lang w:val="zh_TW" w:bidi="zh_TW"/>
+        </w:rPr>
+        <w:t>；</w:t>
+      </w:r>
+      <w:hyperlink r:id="rId70">
+        <w:r>
+          <w:rPr>
+            <w:lang w:val="zh_TW" w:bidi="zh_TW"/>
+          </w:rPr>
+          <w:rPr>
+            <w:color w:val="0000EE"/>
+            <w:u w:val="single"/>
+          </w:rPr>
+          <w:t>亞7:9–10</w:t>
+        </w:r>
+      </w:hyperlink>
+      <w:r>
+        <w:rPr>
+          <w:lang w:val="zh_TW" w:bidi="zh_TW"/>
+        </w:rPr>
+        <w:t>；</w:t>
+      </w:r>
+      <w:hyperlink r:id="rId71">
+        <w:r>
+          <w:rPr>
+            <w:lang w:val="zh_TW" w:bidi="zh_TW"/>
+          </w:rPr>
+          <w:rPr>
+            <w:color w:val="0000EE"/>
+            <w:u w:val="single"/>
+          </w:rPr>
+          <w:t>西3:12</w:t>
+        </w:r>
+      </w:hyperlink>
+      <w:r>
+        <w:rPr>
+          <w:lang w:val="zh_TW" w:bidi="zh_TW"/>
+        </w:rPr>
+        <w:t>）。神看重憐憫勝過儀式上的獻祭（</w:t>
+      </w:r>
+      <w:hyperlink r:id="rId72">
+        <w:r>
+          <w:rPr>
+            <w:lang w:val="zh_TW" w:bidi="zh_TW"/>
+          </w:rPr>
+          <w:rPr>
+            <w:color w:val="0000EE"/>
+            <w:u w:val="single"/>
+          </w:rPr>
+          <w:t>太9:13</w:t>
+        </w:r>
+      </w:hyperlink>
+      <w:r>
+        <w:rPr>
+          <w:lang w:val="zh_TW" w:bidi="zh_TW"/>
+        </w:rPr>
+        <w:t>）。神在基督裡所顯的憐憫，實際上使人有義務像神對待他們一樣對待他人。主將憐憫作為祂教導的基礎（</w:t>
+      </w:r>
+      <w:hyperlink r:id="rId73">
+        <w:r>
+          <w:rPr>
+            <w:lang w:val="zh_TW" w:bidi="zh_TW"/>
+          </w:rPr>
+          <w:rPr>
+            <w:color w:val="0000EE"/>
+            <w:u w:val="single"/>
+          </w:rPr>
+          <w:t>太5:7</w:t>
+        </w:r>
+      </w:hyperlink>
+      <w:r>
+        <w:rPr>
+          <w:lang w:val="zh_TW" w:bidi="zh_TW"/>
+        </w:rPr>
+        <w:t>，</w:t>
+      </w:r>
+      <w:hyperlink r:id="rId72">
+        <w:r>
+          <w:rPr>
+            <w:lang w:val="zh_TW" w:bidi="zh_TW"/>
+          </w:rPr>
+          <w:rPr>
+            <w:color w:val="0000EE"/>
+            <w:u w:val="single"/>
+          </w:rPr>
+          <w:t>9:13</w:t>
+        </w:r>
+      </w:hyperlink>
+      <w:r>
+        <w:rPr>
+          <w:lang w:val="zh_TW" w:bidi="zh_TW"/>
+        </w:rPr>
+        <w:t>，</w:t>
+      </w:r>
+      <w:hyperlink r:id="rId74">
+        <w:r>
+          <w:rPr>
+            <w:lang w:val="zh_TW" w:bidi="zh_TW"/>
+          </w:rPr>
+          <w:rPr>
+            <w:color w:val="0000EE"/>
+            <w:u w:val="single"/>
+          </w:rPr>
+          <w:t>12:7</w:t>
+        </w:r>
+      </w:hyperlink>
+      <w:r>
+        <w:rPr>
+          <w:lang w:val="zh_TW" w:bidi="zh_TW"/>
+        </w:rPr>
+        <w:t>，</w:t>
+      </w:r>
+      <w:hyperlink r:id="rId75">
+        <w:r>
+          <w:rPr>
+            <w:lang w:val="zh_TW" w:bidi="zh_TW"/>
+          </w:rPr>
+          <w:rPr>
+            <w:color w:val="0000EE"/>
+            <w:u w:val="single"/>
+          </w:rPr>
+          <w:t>23:23</w:t>
+        </w:r>
+      </w:hyperlink>
+      <w:r>
+        <w:rPr>
+          <w:lang w:val="zh_TW" w:bidi="zh_TW"/>
+        </w:rPr>
+        <w:t>；</w:t>
+      </w:r>
+      <w:hyperlink r:id="rId76">
+        <w:r>
+          <w:rPr>
+            <w:lang w:val="zh_TW" w:bidi="zh_TW"/>
+          </w:rPr>
+          <w:rPr>
+            <w:color w:val="0000EE"/>
+            <w:u w:val="single"/>
+          </w:rPr>
+          <w:t>路6:36</w:t>
+        </w:r>
+      </w:hyperlink>
+      <w:r>
+        <w:rPr>
+          <w:lang w:val="zh_TW" w:bidi="zh_TW"/>
+        </w:rPr>
+        <w:t>，</w:t>
+      </w:r>
+      <w:hyperlink r:id="rId77">
+        <w:r>
+          <w:rPr>
+            <w:lang w:val="zh_TW" w:bidi="zh_TW"/>
+          </w:rPr>
+          <w:rPr>
+            <w:color w:val="0000EE"/>
+            <w:u w:val="single"/>
+          </w:rPr>
+          <w:t>10:37</w:t>
+        </w:r>
+      </w:hyperlink>
+      <w:r>
+        <w:rPr>
+          <w:lang w:val="zh_TW" w:bidi="zh_TW"/>
+        </w:rPr>
+        <w:t>；</w:t>
+      </w:r>
+      <w:hyperlink r:id="rId78">
+        <w:r>
+          <w:rPr>
+            <w:lang w:val="zh_TW" w:bidi="zh_TW"/>
+          </w:rPr>
+          <w:rPr>
+            <w:color w:val="0000EE"/>
+            <w:u w:val="single"/>
+          </w:rPr>
+          <w:t>雅3:17</w:t>
+        </w:r>
+      </w:hyperlink>
+      <w:r>
+        <w:rPr>
+          <w:lang w:val="zh_TW" w:bidi="zh_TW"/>
+        </w:rPr>
+        <w:t>）。祂的來臨是在憐憫的背景下被期待和宣告的，這憐憫將成為祂使命的標誌（</w:t>
+      </w:r>
+      <w:hyperlink r:id="rId59">
+        <w:r>
+          <w:rPr>
+            <w:lang w:val="zh_TW" w:bidi="zh_TW"/>
+          </w:rPr>
+          <w:rPr>
+            <w:color w:val="0000EE"/>
+            <w:u w:val="single"/>
+          </w:rPr>
+          <w:t>路1:50、54、72、78</w:t>
         </w:r>
       </w:hyperlink>
       <w:r>
@@ -842,17 +1610,6 @@
           <w:lang w:val="zh_TW" w:bidi="zh_TW"/>
         </w:rPr>
         <w:t>）。</w:t>
-      </w:r>
-    </w:p>
-    <w:p>
-      <w:pPr>
-        <w:pStyle w:val="Heading3"/>
-      </w:pPr>
-      <w:r>
-        <w:rPr>
-          <w:lang w:val="zh_TW" w:bidi="zh_TW"/>
-        </w:rPr>
-        <w:t>新約中的列國</w:t>
       </w:r>
     </w:p>
     <w:p>
@@ -866,126 +1623,54 @@
         <w:rPr>
           <w:lang w:val="zh_TW" w:bidi="zh_TW"/>
         </w:rPr>
-        <w:t>根據四福音書，耶穌不僅服事猶太人，也按古代的預言服事外邦列國（</w:t>
-      </w:r>
-      <w:hyperlink r:id="rId40">
-        <w:r>
-          <w:rPr>
-            <w:lang w:val="zh_TW" w:bidi="zh_TW"/>
-          </w:rPr>
-          <w:rPr>
-            <w:color w:val="0000EE"/>
-            <w:u w:val="single"/>
-          </w:rPr>
-          <w:t>太4:15–16</w:t>
-        </w:r>
-      </w:hyperlink>
-      <w:r>
-        <w:rPr>
-          <w:lang w:val="zh_TW" w:bidi="zh_TW"/>
-        </w:rPr>
-        <w:t>）。耶穌在外邦人聚居的加利利教導百姓，前往泰爾和西頓（</w:t>
-      </w:r>
-      <w:hyperlink r:id="rId41">
-        <w:r>
-          <w:rPr>
-            <w:lang w:val="zh_TW" w:bidi="zh_TW"/>
-          </w:rPr>
-          <w:rPr>
-            <w:color w:val="0000EE"/>
-            <w:u w:val="single"/>
-          </w:rPr>
-          <w:t>可7:24</w:t>
-        </w:r>
-      </w:hyperlink>
-      <w:r>
-        <w:rPr>
-          <w:lang w:val="zh_TW" w:bidi="zh_TW"/>
-        </w:rPr>
-        <w:t>），並經過低加坡里（</w:t>
-      </w:r>
-      <w:hyperlink r:id="rId42">
-        <w:r>
-          <w:rPr>
-            <w:lang w:val="zh_TW" w:bidi="zh_TW"/>
-          </w:rPr>
-          <w:rPr>
-            <w:color w:val="0000EE"/>
-            <w:u w:val="single"/>
-          </w:rPr>
-          <w:t>31</w:t>
-        </w:r>
-      </w:hyperlink>
-      <w:r>
-        <w:rPr>
-          <w:lang w:val="zh_TW" w:bidi="zh_TW"/>
-        </w:rPr>
-        <w:t>節）。祂曾醫治一位羅馬百夫長（</w:t>
-      </w:r>
-      <w:hyperlink r:id="rId43">
-        <w:r>
-          <w:rPr>
-            <w:lang w:val="zh_TW" w:bidi="zh_TW"/>
-          </w:rPr>
-          <w:rPr>
-            <w:color w:val="0000EE"/>
-            <w:u w:val="single"/>
-          </w:rPr>
-          <w:t>路7:1–10</w:t>
-        </w:r>
-      </w:hyperlink>
-      <w:r>
-        <w:rPr>
-          <w:lang w:val="zh_TW" w:bidi="zh_TW"/>
-        </w:rPr>
-        <w:t>）、拿因的寡婦（</w:t>
-      </w:r>
-      <w:hyperlink r:id="rId44">
-        <w:r>
-          <w:rPr>
-            <w:lang w:val="zh_TW" w:bidi="zh_TW"/>
-          </w:rPr>
-          <w:rPr>
-            <w:color w:val="0000EE"/>
-            <w:u w:val="single"/>
-          </w:rPr>
-          <w:t>11–17</w:t>
-        </w:r>
-      </w:hyperlink>
-      <w:r>
-        <w:rPr>
-          <w:lang w:val="zh_TW" w:bidi="zh_TW"/>
-        </w:rPr>
-        <w:t>節），以及一位敘利腓尼基婦人（</w:t>
-      </w:r>
-      <w:hyperlink r:id="rId45">
-        <w:r>
-          <w:rPr>
-            <w:lang w:val="zh_TW" w:bidi="zh_TW"/>
-          </w:rPr>
-          <w:rPr>
-            <w:color w:val="0000EE"/>
-            <w:u w:val="single"/>
-          </w:rPr>
-          <w:t>可7:26</w:t>
-        </w:r>
-      </w:hyperlink>
-      <w:r>
-        <w:rPr>
-          <w:lang w:val="zh_TW" w:bidi="zh_TW"/>
-        </w:rPr>
-        <w:t>）。以土買人也來觀看祂的神蹟（</w:t>
-      </w:r>
-      <w:hyperlink r:id="rId46">
-        <w:r>
-          <w:rPr>
-            <w:lang w:val="zh_TW" w:bidi="zh_TW"/>
-          </w:rPr>
-          <w:rPr>
-            <w:color w:val="0000EE"/>
-            <w:u w:val="single"/>
-          </w:rPr>
-          <w:t>3:8</w:t>
+        <w:t>基督徒群體的成員應當彼此憐憫，實際地關心彼此。正如基督在他們需要時，白白地給予他們一樣，他們也應該彼此幫助、救濟、愛護並安慰對方。使徒雅各教導這樣的善行是信心的本質所在（</w:t>
+      </w:r>
+      <w:hyperlink r:id="rId79">
+        <w:r>
+          <w:rPr>
+            <w:lang w:val="zh_TW" w:bidi="zh_TW"/>
+          </w:rPr>
+          <w:rPr>
+            <w:color w:val="0000EE"/>
+            <w:u w:val="single"/>
+          </w:rPr>
+          <w:t>雅2:14–26</w:t>
+        </w:r>
+      </w:hyperlink>
+      <w:r>
+        <w:rPr>
+          <w:lang w:val="zh_TW" w:bidi="zh_TW"/>
+        </w:rPr>
+        <w:t>）。好撒馬利亞人對那位被打劫且受傷之人的憐憫，正是主特別表揚的（</w:t>
+      </w:r>
+      <w:hyperlink r:id="rId80">
+        <w:r>
+          <w:rPr>
+            <w:lang w:val="zh_TW" w:bidi="zh_TW"/>
+          </w:rPr>
+          <w:rPr>
+            <w:color w:val="0000EE"/>
+            <w:u w:val="single"/>
+          </w:rPr>
+          <w:t>路10:36–37</w:t>
+        </w:r>
+      </w:hyperlink>
+      <w:r>
+        <w:rPr>
+          <w:lang w:val="zh_TW" w:bidi="zh_TW"/>
+        </w:rPr>
+        <w:t>）。充滿憐憫是天國子民的一個顯著美德（</w:t>
+      </w:r>
+      <w:hyperlink r:id="rId73">
+        <w:r>
+          <w:rPr>
+            <w:lang w:val="zh_TW" w:bidi="zh_TW"/>
+          </w:rPr>
+          <w:rPr>
+            <w:color w:val="0000EE"/>
+            <w:u w:val="single"/>
+          </w:rPr>
+          <w:t>太5:7</w:t>
         </w:r>
       </w:hyperlink>
       <w:r>
@@ -1004,45 +1689,56 @@
       </w:r>
       <w:r>
         <w:rPr>
-          <w:lang w:val="zh_TW" w:bidi="zh_TW"/>
-        </w:rPr>
-        <w:t>耶穌的教導範疇也非常廣泛。關於大審判的敘述（</w:t>
-      </w:r>
-      <w:hyperlink r:id="rId47">
-        <w:r>
-          <w:rPr>
-            <w:lang w:val="zh_TW" w:bidi="zh_TW"/>
-          </w:rPr>
-          <w:rPr>
-            <w:color w:val="0000EE"/>
-            <w:u w:val="single"/>
-          </w:rPr>
-          <w:t>太25:31–46</w:t>
-        </w:r>
-      </w:hyperlink>
-      <w:r>
-        <w:rPr>
-          <w:lang w:val="zh_TW" w:bidi="zh_TW"/>
-        </w:rPr>
-        <w:t>）顯示萬國聚集在人子面前，耶穌命令使徒「使萬民作我的門徒」（</w:t>
-      </w:r>
-      <w:hyperlink r:id="rId48">
-        <w:r>
-          <w:rPr>
-            <w:lang w:val="zh_TW" w:bidi="zh_TW"/>
-          </w:rPr>
-          <w:rPr>
-            <w:color w:val="0000EE"/>
-            <w:u w:val="single"/>
-          </w:rPr>
-          <w:t>太28:19</w:t>
-        </w:r>
-      </w:hyperlink>
-      <w:r>
-        <w:rPr>
-          <w:lang w:val="zh_TW" w:bidi="zh_TW"/>
-        </w:rPr>
-        <w:t>）。</w:t>
+          <w:i/>
+          <w:lang w:val="zh_TW" w:bidi="zh_TW"/>
+        </w:rPr>
+        <w:t>另見</w:t>
+      </w:r>
+      <w:r>
+        <w:rPr>
+          <w:lang w:val="zh_TW" w:bidi="zh_TW"/>
+        </w:rPr>
+        <w:t xml:space="preserve"> </w:t>
+      </w:r>
+      <w:r>
+        <w:rPr>
+          <w:lang w:val="zh_TW" w:bidi="zh_TW"/>
+        </w:rPr>
+        <w:t>神的存在與屬性；</w:t>
+      </w:r>
+      <w:r>
+        <w:rPr>
+          <w:lang w:val="zh_TW" w:bidi="zh_TW"/>
+        </w:rPr>
+        <w:t>恩典</w:t>
+      </w:r>
+      <w:r>
+        <w:rPr>
+          <w:lang w:val="zh_TW" w:bidi="zh_TW"/>
+        </w:rPr>
+        <w:t>；</w:t>
+      </w:r>
+      <w:r>
+        <w:rPr>
+          <w:lang w:val="zh_TW" w:bidi="zh_TW"/>
+        </w:rPr>
+        <w:t>愛</w:t>
+      </w:r>
+      <w:r>
+        <w:rPr>
+          <w:lang w:val="zh_TW" w:bidi="zh_TW"/>
+        </w:rPr>
+        <w:t>。</w:t>
+      </w:r>
+      <w:r>
+        <w:rPr>
+          <w:lang w:val="zh_TW" w:bidi="zh_TW"/>
+        </w:rPr>
+      </w:r>
+      <w:r>
+        <w:rPr>
+          <w:lang w:val="zh_TW" w:bidi="zh_TW"/>
+        </w:rPr>
       </w:r>
     </w:p>
     <w:p>
@@ -1052,95 +1748,879 @@
           <w:lang w:val="zh_TW" w:bidi="zh_TW"/>
         </w:rPr>
       </w:r>
-      <w:r>
-        <w:rPr>
-          <w:lang w:val="zh_TW" w:bidi="zh_TW"/>
-        </w:rPr>
-        <w:t>儘管使徒行傳提到列國在耶穌的死亡（</w:t>
-      </w:r>
-      <w:hyperlink r:id="rId49">
-        <w:r>
-          <w:rPr>
-            <w:lang w:val="zh_TW" w:bidi="zh_TW"/>
-          </w:rPr>
-          <w:rPr>
-            <w:color w:val="0000EE"/>
-            <w:u w:val="single"/>
-          </w:rPr>
-          <w:t>徒4:27</w:t>
-        </w:r>
-      </w:hyperlink>
-      <w:r>
-        <w:rPr>
-          <w:lang w:val="zh_TW" w:bidi="zh_TW"/>
-        </w:rPr>
-        <w:t>），以及反對保羅事工中的角色（</w:t>
-      </w:r>
-      <w:hyperlink r:id="rId50">
-        <w:r>
-          <w:rPr>
-            <w:lang w:val="zh_TW" w:bidi="zh_TW"/>
-          </w:rPr>
-          <w:rPr>
-            <w:color w:val="0000EE"/>
-            <w:u w:val="single"/>
-          </w:rPr>
-          <w:t>26:17</w:t>
-        </w:r>
-      </w:hyperlink>
-      <w:r>
-        <w:rPr>
-          <w:lang w:val="zh_TW" w:bidi="zh_TW"/>
-        </w:rPr>
-        <w:t>），但它清楚表明教會完成了向非猶太民族傳福音的使命。彼得向意大利營的一位羅馬軍官哥尼流家人宣講耶穌的信息（</w:t>
-      </w:r>
-      <w:hyperlink r:id="rId51">
-        <w:r>
-          <w:rPr>
-            <w:lang w:val="zh_TW" w:bidi="zh_TW"/>
-          </w:rPr>
-          <w:rPr>
-            <w:color w:val="0000EE"/>
-            <w:u w:val="single"/>
-          </w:rPr>
-          <w:t>10</w:t>
-        </w:r>
-      </w:hyperlink>
-      <w:r>
-        <w:rPr>
-          <w:lang w:val="zh_TW" w:bidi="zh_TW"/>
-        </w:rPr>
-        <w:t>章）。雖然早期教會曾抗拒外邦人可以自由接受聖靈的事實，但最終他們接受了這結論（</w:t>
-      </w:r>
-      <w:hyperlink r:id="rId52">
-        <w:r>
-          <w:rPr>
-            <w:lang w:val="zh_TW" w:bidi="zh_TW"/>
-          </w:rPr>
-          <w:rPr>
-            <w:color w:val="0000EE"/>
-            <w:u w:val="single"/>
-          </w:rPr>
-          <w:t>11:1–8，</w:t>
-        </w:r>
-      </w:hyperlink>
-      <w:hyperlink r:id="rId53">
-        <w:r>
-          <w:rPr>
-            <w:lang w:val="zh_TW" w:bidi="zh_TW"/>
-          </w:rPr>
-          <w:rPr>
-            <w:color w:val="0000EE"/>
-            <w:u w:val="single"/>
-          </w:rPr>
-          <w:t>15:1–29</w:t>
-        </w:r>
-      </w:hyperlink>
-      <w:r>
-        <w:rPr>
-          <w:lang w:val="zh_TW" w:bidi="zh_TW"/>
-        </w:rPr>
-        <w:t>）。保羅旅行至塞浦路斯、小亞細亞、希臘和意大利，在外邦人為主的教會中建立或探訪。使徒行傳戲劇性地結尾於保羅在羅馬城——羅馬帝國的核心地區宣講福音。</w:t>
+    </w:p>
+    <w:p>
+      <w:pPr>
+        <w:pStyle w:val="Heading2"/>
+      </w:pPr>
+      <w:r>
+        <w:rPr>
+          <w:lang w:val="zh_TW" w:bidi="zh_TW"/>
+        </w:rPr>
+        <w:t>聯盟</w:t>
+      </w:r>
+      <w:r>
+        <w:rPr>
+          <w:lang w:val="zh_TW" w:bidi="zh_TW"/>
+        </w:rPr>
+      </w:r>
+    </w:p>
+    <w:p>
+      <w:pPr/>
+      <w:r>
+        <w:rPr>
+          <w:lang w:val="zh_TW" w:bidi="zh_TW"/>
+        </w:rPr>
+      </w:r>
+      <w:r>
+        <w:rPr>
+          <w:lang w:val="zh_TW" w:bidi="zh_TW"/>
+        </w:rPr>
+        <w:t>聯盟（alliance）是指有權勢的個人或國家為了共同目標而建立的緊密結盟關係。這類聯盟可透過多種方式加以確認，例如：</w:t>
+      </w:r>
+    </w:p>
+    <w:p>
+      <w:pPr>
+        <w:pStyle w:val="ListBullet"/>
+        <w:spacing w:line="240" w:lineRule="auto"/>
+        <w:ind w:left="720"/>
+      </w:pPr>
+      <w:r>
+        <w:rPr>
+          <w:lang w:val="zh_TW" w:bidi="zh_TW"/>
+        </w:rPr>
+      </w:r>
+      <w:r>
+        <w:rPr>
+          <w:lang w:val="zh_TW" w:bidi="zh_TW"/>
+        </w:rPr>
+        <w:t>送禮</w:t>
+      </w:r>
+    </w:p>
+    <w:p>
+      <w:pPr>
+        <w:pStyle w:val="ListBullet"/>
+        <w:spacing w:line="240" w:lineRule="auto"/>
+        <w:ind w:left="720"/>
+      </w:pPr>
+      <w:r>
+        <w:rPr>
+          <w:lang w:val="zh_TW" w:bidi="zh_TW"/>
+        </w:rPr>
+      </w:r>
+      <w:r>
+        <w:rPr>
+          <w:lang w:val="zh_TW" w:bidi="zh_TW"/>
+        </w:rPr>
+        <w:t>發誓</w:t>
+      </w:r>
+    </w:p>
+    <w:p>
+      <w:pPr>
+        <w:pStyle w:val="ListBullet"/>
+        <w:spacing w:line="240" w:lineRule="auto"/>
+        <w:ind w:left="720"/>
+      </w:pPr>
+      <w:r>
+        <w:rPr>
+          <w:lang w:val="zh_TW" w:bidi="zh_TW"/>
+        </w:rPr>
+      </w:r>
+      <w:r>
+        <w:rPr>
+          <w:lang w:val="zh_TW" w:bidi="zh_TW"/>
+        </w:rPr>
+        <w:t>婚姻所付的聘財（聘金）</w:t>
+      </w:r>
+    </w:p>
+    <w:p>
+      <w:pPr>
+        <w:pStyle w:val="ListBullet"/>
+        <w:spacing w:line="240" w:lineRule="auto"/>
+        <w:ind w:left="720"/>
+      </w:pPr>
+      <w:r>
+        <w:rPr>
+          <w:lang w:val="zh_TW" w:bidi="zh_TW"/>
+        </w:rPr>
+      </w:r>
+      <w:r>
+        <w:rPr>
+          <w:lang w:val="zh_TW" w:bidi="zh_TW"/>
+        </w:rPr>
+        <w:t>安排重要家族之間的通婚</w:t>
+      </w:r>
+    </w:p>
+    <w:p>
+      <w:pPr>
+        <w:pStyle w:val="ListBullet"/>
+        <w:spacing w:line="240" w:lineRule="auto"/>
+        <w:ind w:left="720"/>
+      </w:pPr>
+      <w:r>
+        <w:rPr>
+          <w:lang w:val="zh_TW" w:bidi="zh_TW"/>
+        </w:rPr>
+      </w:r>
+      <w:r>
+        <w:rPr>
+          <w:lang w:val="zh_TW" w:bidi="zh_TW"/>
+        </w:rPr>
+        <w:t>訂立特殊協議（盟約）</w:t>
+      </w:r>
+    </w:p>
+    <w:p>
+      <w:pPr/>
+      <w:r>
+        <w:rPr>
+          <w:lang w:val="zh_TW" w:bidi="zh_TW"/>
+        </w:rPr>
+      </w:r>
+      <w:r>
+        <w:rPr>
+          <w:lang w:val="zh_TW" w:bidi="zh_TW"/>
+        </w:rPr>
+        <w:t>在族長時期（亞伯拉罕、以撒和雅各的年代），以色列人較容易與外族建立聯盟。亞伯拉罕曾與下列對象結盟：</w:t>
+      </w:r>
+    </w:p>
+    <w:p>
+      <w:pPr>
+        <w:pStyle w:val="ListBullet"/>
+        <w:spacing w:line="240" w:lineRule="auto"/>
+        <w:ind w:left="720"/>
+      </w:pPr>
+      <w:r>
+        <w:rPr>
+          <w:lang w:val="zh_TW" w:bidi="zh_TW"/>
+        </w:rPr>
+      </w:r>
+      <w:r>
+        <w:rPr>
+          <w:lang w:val="zh_TW" w:bidi="zh_TW"/>
+        </w:rPr>
+        <w:t>三位亞摩利人：幔利、以實各和亞乃（</w:t>
+      </w:r>
+      <w:hyperlink r:id="rId81">
+        <w:r>
+          <w:rPr>
+            <w:lang w:val="zh_TW" w:bidi="zh_TW"/>
+          </w:rPr>
+          <w:rPr>
+            <w:color w:val="0000EE"/>
+            <w:u w:val="single"/>
+          </w:rPr>
+          <w:t>創14:13</w:t>
+        </w:r>
+      </w:hyperlink>
+      <w:r>
+        <w:rPr>
+          <w:lang w:val="zh_TW" w:bidi="zh_TW"/>
+        </w:rPr>
+        <w:t>、</w:t>
+      </w:r>
+      <w:hyperlink r:id="rId81">
+        <w:r>
+          <w:rPr>
+            <w:lang w:val="zh_TW" w:bidi="zh_TW"/>
+          </w:rPr>
+          <w:rPr>
+            <w:color w:val="0000EE"/>
+            <w:u w:val="single"/>
+          </w:rPr>
+          <w:t>24</w:t>
+        </w:r>
+      </w:hyperlink>
+      <w:r>
+        <w:rPr>
+          <w:lang w:val="zh_TW" w:bidi="zh_TW"/>
+        </w:rPr>
+        <w:t>）</w:t>
+      </w:r>
+    </w:p>
+    <w:p>
+      <w:pPr>
+        <w:pStyle w:val="ListBullet"/>
+        <w:spacing w:line="240" w:lineRule="auto"/>
+        <w:ind w:left="720"/>
+      </w:pPr>
+      <w:r>
+        <w:rPr>
+          <w:lang w:val="zh_TW" w:bidi="zh_TW"/>
+        </w:rPr>
+      </w:r>
+      <w:r>
+        <w:rPr>
+          <w:lang w:val="zh_TW" w:bidi="zh_TW"/>
+        </w:rPr>
+        <w:t>基拉耳的王亞比米勒（</w:t>
+      </w:r>
+      <w:hyperlink r:id="rId82">
+        <w:r>
+          <w:rPr>
+            <w:lang w:val="zh_TW" w:bidi="zh_TW"/>
+          </w:rPr>
+          <w:rPr>
+            <w:color w:val="0000EE"/>
+            <w:u w:val="single"/>
+          </w:rPr>
+          <w:t>創21:22–34</w:t>
+        </w:r>
+      </w:hyperlink>
+      <w:r>
+        <w:rPr>
+          <w:lang w:val="zh_TW" w:bidi="zh_TW"/>
+        </w:rPr>
+        <w:t>）</w:t>
+      </w:r>
+    </w:p>
+    <w:p>
+      <w:pPr/>
+      <w:r>
+        <w:rPr>
+          <w:lang w:val="zh_TW" w:bidi="zh_TW"/>
+        </w:rPr>
+      </w:r>
+      <w:r>
+        <w:rPr>
+          <w:lang w:val="zh_TW" w:bidi="zh_TW"/>
+        </w:rPr>
+        <w:t>亞伯拉罕的兒子以撒也與亞比米勒結盟（</w:t>
+      </w:r>
+      <w:hyperlink r:id="rId83">
+        <w:r>
+          <w:rPr>
+            <w:lang w:val="zh_TW" w:bidi="zh_TW"/>
+          </w:rPr>
+          <w:rPr>
+            <w:color w:val="0000EE"/>
+            <w:u w:val="single"/>
+          </w:rPr>
+          <w:t>創26:26–31</w:t>
+        </w:r>
+      </w:hyperlink>
+      <w:r>
+        <w:rPr>
+          <w:lang w:val="zh_TW" w:bidi="zh_TW"/>
+        </w:rPr>
+        <w:t>）。</w:t>
+      </w:r>
+    </w:p>
+    <w:p>
+      <w:pPr/>
+      <w:r>
+        <w:rPr>
+          <w:lang w:val="zh_TW" w:bidi="zh_TW"/>
+        </w:rPr>
+      </w:r>
+      <w:r>
+        <w:rPr>
+          <w:lang w:val="zh_TW" w:bidi="zh_TW"/>
+        </w:rPr>
+        <w:t>後來，摩西出於宗教信仰的考量，禁止以色列人與迦南人結盟（</w:t>
+      </w:r>
+      <w:hyperlink r:id="rId84">
+        <w:r>
+          <w:rPr>
+            <w:lang w:val="zh_TW" w:bidi="zh_TW"/>
+          </w:rPr>
+          <w:rPr>
+            <w:color w:val="0000EE"/>
+            <w:u w:val="single"/>
+          </w:rPr>
+          <w:t>出23:31–33</w:t>
+        </w:r>
+      </w:hyperlink>
+      <w:r>
+        <w:rPr>
+          <w:lang w:val="zh_TW" w:bidi="zh_TW"/>
+        </w:rPr>
+        <w:t>，</w:t>
+      </w:r>
+      <w:hyperlink r:id="rId85">
+        <w:r>
+          <w:rPr>
+            <w:lang w:val="zh_TW" w:bidi="zh_TW"/>
+          </w:rPr>
+          <w:rPr>
+            <w:color w:val="0000EE"/>
+            <w:u w:val="single"/>
+          </w:rPr>
+          <w:t>34:12</w:t>
+        </w:r>
+      </w:hyperlink>
+      <w:r>
+        <w:rPr>
+          <w:lang w:val="zh_TW" w:bidi="zh_TW"/>
+        </w:rPr>
+        <w:t>；</w:t>
+      </w:r>
+      <w:hyperlink r:id="rId86">
+        <w:r>
+          <w:rPr>
+            <w:lang w:val="zh_TW" w:bidi="zh_TW"/>
+          </w:rPr>
+          <w:rPr>
+            <w:color w:val="0000EE"/>
+            <w:u w:val="single"/>
+          </w:rPr>
+          <w:t>申7:1–4</w:t>
+        </w:r>
+      </w:hyperlink>
+      <w:r>
+        <w:rPr>
+          <w:lang w:val="zh_TW" w:bidi="zh_TW"/>
+        </w:rPr>
+        <w:t>）。在士師時代，以色列人再次被提醒要遵守此命令（</w:t>
+      </w:r>
+      <w:hyperlink r:id="rId87">
+        <w:r>
+          <w:rPr>
+            <w:lang w:val="zh_TW" w:bidi="zh_TW"/>
+          </w:rPr>
+          <w:rPr>
+            <w:color w:val="0000EE"/>
+            <w:u w:val="single"/>
+          </w:rPr>
+          <w:t>士2:1–3</w:t>
+        </w:r>
+      </w:hyperlink>
+      <w:r>
+        <w:rPr>
+          <w:lang w:val="zh_TW" w:bidi="zh_TW"/>
+        </w:rPr>
+        <w:t>）。但是，</w:t>
+      </w:r>
+      <w:hyperlink r:id="rId88">
+        <w:r>
+          <w:rPr>
+            <w:lang w:val="zh_TW" w:bidi="zh_TW"/>
+          </w:rPr>
+          <w:rPr>
+            <w:color w:val="0000EE"/>
+            <w:u w:val="single"/>
+          </w:rPr>
+          <w:t>約書亞記第九章</w:t>
+        </w:r>
+      </w:hyperlink>
+      <w:r>
+        <w:rPr>
+          <w:lang w:val="zh_TW" w:bidi="zh_TW"/>
+        </w:rPr>
+        <w:t>講述了以色列曾受騙而與基遍人立約結盟。</w:t>
+      </w:r>
+    </w:p>
+    <w:p>
+      <w:pPr/>
+      <w:r>
+        <w:rPr>
+          <w:lang w:val="zh_TW" w:bidi="zh_TW"/>
+        </w:rPr>
+      </w:r>
+      <w:r>
+        <w:rPr>
+          <w:lang w:val="zh_TW" w:bidi="zh_TW"/>
+        </w:rPr>
+        <w:t>在君主制時期，許多君王與外邦建立同盟，並藉通婚鞏固關係，例如：</w:t>
+      </w:r>
+    </w:p>
+    <w:p>
+      <w:pPr>
+        <w:pStyle w:val="ListBullet"/>
+        <w:spacing w:line="240" w:lineRule="auto"/>
+        <w:ind w:left="720"/>
+      </w:pPr>
+      <w:r>
+        <w:rPr>
+          <w:lang w:val="zh_TW" w:bidi="zh_TW"/>
+        </w:rPr>
+      </w:r>
+      <w:r>
+        <w:rPr>
+          <w:lang w:val="zh_TW" w:bidi="zh_TW"/>
+        </w:rPr>
+        <w:t>大衛（在他成為全以色列的王之前）同意與迦特王亞吉及非利士人一起對抗掃羅（</w:t>
+      </w:r>
+      <w:hyperlink r:id="rId89">
+        <w:r>
+          <w:rPr>
+            <w:lang w:val="zh_TW" w:bidi="zh_TW"/>
+          </w:rPr>
+          <w:rPr>
+            <w:color w:val="0000EE"/>
+            <w:u w:val="single"/>
+          </w:rPr>
+          <w:t>撒上27:1</w:t>
+        </w:r>
+      </w:hyperlink>
+      <w:r>
+        <w:rPr>
+          <w:lang w:val="zh_TW" w:bidi="zh_TW"/>
+        </w:rPr>
+        <w:t>，</w:t>
+      </w:r>
+      <w:hyperlink r:id="rId90">
+        <w:r>
+          <w:rPr>
+            <w:lang w:val="zh_TW" w:bidi="zh_TW"/>
+          </w:rPr>
+          <w:rPr>
+            <w:color w:val="0000EE"/>
+            <w:u w:val="single"/>
+          </w:rPr>
+          <w:t>28:2</w:t>
+        </w:r>
+      </w:hyperlink>
+      <w:r>
+        <w:rPr>
+          <w:lang w:val="zh_TW" w:bidi="zh_TW"/>
+        </w:rPr>
+        <w:t>）。</w:t>
+      </w:r>
+    </w:p>
+    <w:p>
+      <w:pPr>
+        <w:pStyle w:val="ListBullet"/>
+        <w:spacing w:line="240" w:lineRule="auto"/>
+        <w:ind w:left="720"/>
+      </w:pPr>
+      <w:r>
+        <w:rPr>
+          <w:lang w:val="zh_TW" w:bidi="zh_TW"/>
+        </w:rPr>
+      </w:r>
+      <w:r>
+        <w:rPr>
+          <w:lang w:val="zh_TW" w:bidi="zh_TW"/>
+        </w:rPr>
+        <w:t>所羅門與泰爾的希蘭建立貿易聯盟 （</w:t>
+      </w:r>
+      <w:hyperlink r:id="rId91">
+        <w:r>
+          <w:rPr>
+            <w:lang w:val="zh_TW" w:bidi="zh_TW"/>
+          </w:rPr>
+          <w:rPr>
+            <w:color w:val="0000EE"/>
+            <w:u w:val="single"/>
+          </w:rPr>
+          <w:t>王上5:1–18</w:t>
+        </w:r>
+      </w:hyperlink>
+      <w:r>
+        <w:rPr>
+          <w:lang w:val="zh_TW" w:bidi="zh_TW"/>
+        </w:rPr>
+        <w:t>，</w:t>
+      </w:r>
+      <w:hyperlink r:id="rId92">
+        <w:r>
+          <w:rPr>
+            <w:lang w:val="zh_TW" w:bidi="zh_TW"/>
+          </w:rPr>
+          <w:rPr>
+            <w:color w:val="0000EE"/>
+            <w:u w:val="single"/>
+          </w:rPr>
+          <w:t>9:26–28</w:t>
+        </w:r>
+      </w:hyperlink>
+      <w:r>
+        <w:rPr>
+          <w:lang w:val="zh_TW" w:bidi="zh_TW"/>
+        </w:rPr>
+        <w:t>）。</w:t>
+      </w:r>
+    </w:p>
+    <w:p>
+      <w:pPr>
+        <w:pStyle w:val="ListBullet"/>
+        <w:spacing w:line="240" w:lineRule="auto"/>
+        <w:ind w:left="720"/>
+      </w:pPr>
+      <w:r>
+        <w:rPr>
+          <w:lang w:val="zh_TW" w:bidi="zh_TW"/>
+        </w:rPr>
+      </w:r>
+      <w:r>
+        <w:rPr>
+          <w:lang w:val="zh_TW" w:bidi="zh_TW"/>
+        </w:rPr>
+        <w:t>所羅門也與埃及王建立貿易聯盟（</w:t>
+      </w:r>
+      <w:hyperlink r:id="rId93">
+        <w:r>
+          <w:rPr>
+            <w:lang w:val="zh_TW" w:bidi="zh_TW"/>
+          </w:rPr>
+          <w:rPr>
+            <w:color w:val="0000EE"/>
+            <w:u w:val="single"/>
+          </w:rPr>
+          <w:t>王上9:16</w:t>
+        </w:r>
+      </w:hyperlink>
+      <w:r>
+        <w:rPr>
+          <w:lang w:val="zh_TW" w:bidi="zh_TW"/>
+        </w:rPr>
+        <w:t>）。</w:t>
+      </w:r>
+    </w:p>
+    <w:p>
+      <w:pPr>
+        <w:pStyle w:val="ListBullet"/>
+        <w:spacing w:line="240" w:lineRule="auto"/>
+        <w:ind w:left="720"/>
+      </w:pPr>
+      <w:r>
+        <w:rPr>
+          <w:lang w:val="zh_TW" w:bidi="zh_TW"/>
+        </w:rPr>
+      </w:r>
+      <w:r>
+        <w:rPr>
+          <w:lang w:val="zh_TW" w:bidi="zh_TW"/>
+        </w:rPr>
+        <w:t>亞撒與</w:t>
+      </w:r>
+      <w:r>
+        <w:rPr>
+          <w:lang w:val="zh_TW" w:bidi="zh_TW"/>
+        </w:rPr>
+        <w:t>亞蘭</w:t>
+      </w:r>
+      <w:r>
+        <w:rPr>
+          <w:lang w:val="zh_TW" w:bidi="zh_TW"/>
+        </w:rPr>
+        <w:t>王便‧哈達結盟（</w:t>
+      </w:r>
+      <w:hyperlink r:id="rId94">
+        <w:r>
+          <w:rPr>
+            <w:lang w:val="zh_TW" w:bidi="zh_TW"/>
+          </w:rPr>
+          <w:rPr>
+            <w:color w:val="0000EE"/>
+            <w:u w:val="single"/>
+          </w:rPr>
+          <w:t>王上15:18–20</w:t>
+        </w:r>
+      </w:hyperlink>
+      <w:r>
+        <w:rPr>
+          <w:lang w:val="zh_TW" w:bidi="zh_TW"/>
+        </w:rPr>
+        <w:t>）。</w:t>
+      </w:r>
+    </w:p>
+    <w:p>
+      <w:pPr>
+        <w:pStyle w:val="ListBullet"/>
+        <w:spacing w:line="240" w:lineRule="auto"/>
+        <w:ind w:left="720"/>
+      </w:pPr>
+      <w:r>
+        <w:rPr>
+          <w:lang w:val="zh_TW" w:bidi="zh_TW"/>
+        </w:rPr>
+      </w:r>
+      <w:r>
+        <w:rPr>
+          <w:lang w:val="zh_TW" w:bidi="zh_TW"/>
+        </w:rPr>
+        <w:t>亞哈王與約沙法聯盟對抗</w:t>
+      </w:r>
+      <w:r>
+        <w:rPr>
+          <w:lang w:val="zh_TW" w:bidi="zh_TW"/>
+        </w:rPr>
+        <w:t>亞蘭</w:t>
+      </w:r>
+      <w:r>
+        <w:rPr>
+          <w:lang w:val="zh_TW" w:bidi="zh_TW"/>
+        </w:rPr>
+        <w:t>（</w:t>
+      </w:r>
+      <w:hyperlink r:id="rId95">
+        <w:r>
+          <w:rPr>
+            <w:lang w:val="zh_TW" w:bidi="zh_TW"/>
+          </w:rPr>
+          <w:rPr>
+            <w:color w:val="0000EE"/>
+            <w:u w:val="single"/>
+          </w:rPr>
+          <w:t>王上22:1–4</w:t>
+        </w:r>
+      </w:hyperlink>
+      <w:r>
+        <w:rPr>
+          <w:lang w:val="zh_TW" w:bidi="zh_TW"/>
+        </w:rPr>
+        <w:t>；</w:t>
+      </w:r>
+      <w:hyperlink r:id="rId96">
+        <w:r>
+          <w:rPr>
+            <w:lang w:val="zh_TW" w:bidi="zh_TW"/>
+          </w:rPr>
+          <w:rPr>
+            <w:color w:val="0000EE"/>
+            <w:u w:val="single"/>
+          </w:rPr>
+          <w:t>代下18:1–13</w:t>
+        </w:r>
+      </w:hyperlink>
+      <w:r>
+        <w:rPr>
+          <w:lang w:val="zh_TW" w:bidi="zh_TW"/>
+        </w:rPr>
+        <w:t>）。</w:t>
+      </w:r>
+    </w:p>
+    <w:p>
+      <w:pPr>
+        <w:pStyle w:val="ListBullet"/>
+        <w:spacing w:line="240" w:lineRule="auto"/>
+        <w:ind w:left="720"/>
+      </w:pPr>
+      <w:r>
+        <w:rPr>
+          <w:lang w:val="zh_TW" w:bidi="zh_TW"/>
+        </w:rPr>
+      </w:r>
+      <w:r>
+        <w:rPr>
+          <w:lang w:val="zh_TW" w:bidi="zh_TW"/>
+        </w:rPr>
+        <w:t>以色列王比加與</w:t>
+      </w:r>
+      <w:r>
+        <w:rPr>
+          <w:lang w:val="zh_TW" w:bidi="zh_TW"/>
+        </w:rPr>
+        <w:t>亞蘭</w:t>
+      </w:r>
+      <w:r>
+        <w:rPr>
+          <w:lang w:val="zh_TW" w:bidi="zh_TW"/>
+        </w:rPr>
+        <w:t>王利汛結盟，對抗猶大王亞哈斯（</w:t>
+      </w:r>
+      <w:hyperlink r:id="rId97">
+        <w:r>
+          <w:rPr>
+            <w:lang w:val="zh_TW" w:bidi="zh_TW"/>
+          </w:rPr>
+          <w:rPr>
+            <w:color w:val="0000EE"/>
+            <w:u w:val="single"/>
+          </w:rPr>
+          <w:t>賽7:1–9</w:t>
+        </w:r>
+      </w:hyperlink>
+      <w:r>
+        <w:rPr>
+          <w:lang w:val="zh_TW" w:bidi="zh_TW"/>
+        </w:rPr>
+        <w:t>）。</w:t>
+      </w:r>
+    </w:p>
+    <w:p>
+      <w:pPr>
+        <w:pStyle w:val="ListBullet"/>
+        <w:spacing w:line="240" w:lineRule="auto"/>
+        <w:ind w:left="720"/>
+      </w:pPr>
+      <w:r>
+        <w:rPr>
+          <w:lang w:val="zh_TW" w:bidi="zh_TW"/>
+        </w:rPr>
+      </w:r>
+      <w:r>
+        <w:rPr>
+          <w:lang w:val="zh_TW" w:bidi="zh_TW"/>
+        </w:rPr>
+        <w:t>亞哈斯與亞述王提革拉‧毗列色結盟，對抗比加和利汛（</w:t>
+      </w:r>
+      <w:hyperlink r:id="rId98">
+        <w:r>
+          <w:rPr>
+            <w:lang w:val="zh_TW" w:bidi="zh_TW"/>
+          </w:rPr>
+          <w:rPr>
+            <w:color w:val="0000EE"/>
+            <w:u w:val="single"/>
+          </w:rPr>
+          <w:t>王下16:7–9</w:t>
+        </w:r>
+      </w:hyperlink>
+      <w:r>
+        <w:rPr>
+          <w:lang w:val="zh_TW" w:bidi="zh_TW"/>
+        </w:rPr>
+        <w:t>）。</w:t>
+      </w:r>
+    </w:p>
+    <w:p>
+      <w:pPr>
+        <w:pStyle w:val="ListBullet"/>
+        <w:spacing w:line="240" w:lineRule="auto"/>
+        <w:ind w:left="720"/>
+      </w:pPr>
+      <w:r>
+        <w:rPr>
+          <w:lang w:val="zh_TW" w:bidi="zh_TW"/>
+        </w:rPr>
+      </w:r>
+      <w:r>
+        <w:rPr>
+          <w:lang w:val="zh_TW" w:bidi="zh_TW"/>
+        </w:rPr>
+        <w:t>西底家與埃及結盟對抗巴比倫人（</w:t>
+      </w:r>
+      <w:hyperlink r:id="rId99">
+        <w:r>
+          <w:rPr>
+            <w:lang w:val="zh_TW" w:bidi="zh_TW"/>
+          </w:rPr>
+          <w:rPr>
+            <w:color w:val="0000EE"/>
+            <w:u w:val="single"/>
+          </w:rPr>
+          <w:t>王下24:20</w:t>
+        </w:r>
+      </w:hyperlink>
+      <w:r>
+        <w:rPr>
+          <w:lang w:val="zh_TW" w:bidi="zh_TW"/>
+        </w:rPr>
+        <w:t>；</w:t>
+      </w:r>
+      <w:hyperlink r:id="rId100">
+        <w:r>
+          <w:rPr>
+            <w:lang w:val="zh_TW" w:bidi="zh_TW"/>
+          </w:rPr>
+          <w:rPr>
+            <w:color w:val="0000EE"/>
+            <w:u w:val="single"/>
+          </w:rPr>
+          <w:t>結17:1–21</w:t>
+        </w:r>
+      </w:hyperlink>
+      <w:r>
+        <w:rPr>
+          <w:lang w:val="zh_TW" w:bidi="zh_TW"/>
+        </w:rPr>
+        <w:t>）。</w:t>
+      </w:r>
+    </w:p>
+    <w:p>
+      <w:pPr/>
+      <w:r>
+        <w:rPr>
+          <w:lang w:val="zh_TW" w:bidi="zh_TW"/>
+        </w:rPr>
+      </w:r>
+      <w:r>
+        <w:rPr>
+          <w:lang w:val="zh_TW" w:bidi="zh_TW"/>
+        </w:rPr>
+        <w:t>這些聯盟經常會將外邦宗教帶入耶路撒冷（</w:t>
+      </w:r>
+      <w:hyperlink r:id="rId101">
+        <w:r>
+          <w:rPr>
+            <w:lang w:val="zh_TW" w:bidi="zh_TW"/>
+          </w:rPr>
+          <w:rPr>
+            <w:color w:val="0000EE"/>
+            <w:u w:val="single"/>
+          </w:rPr>
+          <w:t>王下16:10–18</w:t>
+        </w:r>
+      </w:hyperlink>
+      <w:r>
+        <w:rPr>
+          <w:lang w:val="zh_TW" w:bidi="zh_TW"/>
+        </w:rPr>
+        <w:t>），導致先知們的批評（</w:t>
+      </w:r>
+      <w:hyperlink r:id="rId102">
+        <w:r>
+          <w:rPr>
+            <w:lang w:val="zh_TW" w:bidi="zh_TW"/>
+          </w:rPr>
+          <w:rPr>
+            <w:color w:val="0000EE"/>
+            <w:u w:val="single"/>
+          </w:rPr>
+          <w:t>何8:8–10</w:t>
+        </w:r>
+      </w:hyperlink>
+      <w:r>
+        <w:rPr>
+          <w:lang w:val="zh_TW" w:bidi="zh_TW"/>
+        </w:rPr>
+        <w:t>；</w:t>
+      </w:r>
+      <w:hyperlink r:id="rId103">
+        <w:r>
+          <w:rPr>
+            <w:lang w:val="zh_TW" w:bidi="zh_TW"/>
+          </w:rPr>
+          <w:rPr>
+            <w:color w:val="0000EE"/>
+            <w:u w:val="single"/>
+          </w:rPr>
+          <w:t>賽30:1–3</w:t>
+        </w:r>
+      </w:hyperlink>
+      <w:r>
+        <w:rPr>
+          <w:lang w:val="zh_TW" w:bidi="zh_TW"/>
+        </w:rPr>
+        <w:t>、</w:t>
+      </w:r>
+      <w:hyperlink r:id="rId103">
+        <w:r>
+          <w:rPr>
+            <w:lang w:val="zh_TW" w:bidi="zh_TW"/>
+          </w:rPr>
+          <w:rPr>
+            <w:color w:val="0000EE"/>
+            <w:u w:val="single"/>
+          </w:rPr>
+          <w:t>15–16</w:t>
+        </w:r>
+      </w:hyperlink>
+      <w:r>
+        <w:rPr>
+          <w:lang w:val="zh_TW" w:bidi="zh_TW"/>
+        </w:rPr>
+        <w:t>；</w:t>
+      </w:r>
+      <w:hyperlink r:id="rId104">
+        <w:r>
+          <w:rPr>
+            <w:lang w:val="zh_TW" w:bidi="zh_TW"/>
+          </w:rPr>
+          <w:rPr>
+            <w:color w:val="0000EE"/>
+            <w:u w:val="single"/>
+          </w:rPr>
+          <w:t>耶2:18</w:t>
+        </w:r>
+      </w:hyperlink>
+      <w:r>
+        <w:rPr>
+          <w:lang w:val="zh_TW" w:bidi="zh_TW"/>
+        </w:rPr>
+        <w:t>）。</w:t>
       </w:r>
       <w:r>
         <w:rPr>

--- a/zht/docx/086.content.docx
+++ b/zht/docx/086.content.docx
@@ -19,7 +19,7 @@
         <w:rPr>
           <w:lang w:val="zh_TW" w:bidi="zh_TW"/>
         </w:rPr>
-        <w:t>Resource: Tyndale Open Bible Dictionary</w:t>
+        <w:t>Resource: Aquifer Open Bible Dictionary</w:t>
       </w:r>
       <w:r>
         <w:rPr>
@@ -112,7 +112,7 @@
         <w:rPr>
           <w:lang w:val="zh_TW" w:bidi="zh_TW"/>
         </w:rPr>
-        <w:t>Tyndale Open Bible Dictionary</w:t>
+        <w:t>Aquifer Open Bible Dictionary</w:t>
       </w:r>
     </w:p>
     <w:p>

--- a/zht/docx/086.content.docx
+++ b/zht/docx/086.content.docx
@@ -149,7 +149,7 @@
         <w:rPr>
           <w:lang w:val="zh_TW" w:bidi="zh_TW"/>
         </w:rPr>
-        <w:t>lian</w:t>
+        <w:t>lei</w:t>
       </w:r>
       <w:r>
         <w:rPr>
@@ -212,7 +212,7 @@
         <w:rPr>
           <w:lang w:val="zh_TW" w:bidi="zh_TW"/>
         </w:rPr>
-        <w:t>憐憫</w:t>
+        <w:t>雷子</w:t>
       </w:r>
       <w:r>
         <w:rPr>
@@ -231,7 +231,7 @@
         <w:rPr>
           <w:lang w:val="zh_TW" w:bidi="zh_TW"/>
         </w:rPr>
-        <w:t>一種神的屬性，神信實地履行祂的應許，並在祂的選民不配和不忠的情況下，仍維持與他們的立約關係（</w:t>
+        <w:t>「半尼其」翻譯出來的意思，即耶穌給雅各和約翰的稱號（</w:t>
       </w:r>
       <w:hyperlink r:id="rId13">
         <w:r>
@@ -242,97 +242,7 @@
             <w:color w:val="0000EE"/>
             <w:u w:val="single"/>
           </w:rPr>
-          <w:t>申30:1–6</w:t>
-        </w:r>
-      </w:hyperlink>
-      <w:r>
-        <w:rPr>
-          <w:lang w:val="zh_TW" w:bidi="zh_TW"/>
-        </w:rPr>
-        <w:t>；</w:t>
-      </w:r>
-      <w:hyperlink r:id="rId14">
-        <w:r>
-          <w:rPr>
-            <w:lang w:val="zh_TW" w:bidi="zh_TW"/>
-          </w:rPr>
-          <w:rPr>
-            <w:color w:val="0000EE"/>
-            <w:u w:val="single"/>
-          </w:rPr>
-          <w:t>賽14:1</w:t>
-        </w:r>
-      </w:hyperlink>
-      <w:r>
-        <w:rPr>
-          <w:lang w:val="zh_TW" w:bidi="zh_TW"/>
-        </w:rPr>
-        <w:t>；</w:t>
-      </w:r>
-      <w:hyperlink r:id="rId15">
-        <w:r>
-          <w:rPr>
-            <w:lang w:val="zh_TW" w:bidi="zh_TW"/>
-          </w:rPr>
-          <w:rPr>
-            <w:color w:val="0000EE"/>
-            <w:u w:val="single"/>
-          </w:rPr>
-          <w:t>結39:25–29</w:t>
-        </w:r>
-      </w:hyperlink>
-      <w:r>
-        <w:rPr>
-          <w:lang w:val="zh_TW" w:bidi="zh_TW"/>
-        </w:rPr>
-        <w:t>；</w:t>
-      </w:r>
-      <w:hyperlink r:id="rId16">
-        <w:r>
-          <w:rPr>
-            <w:lang w:val="zh_TW" w:bidi="zh_TW"/>
-          </w:rPr>
-          <w:rPr>
-            <w:color w:val="0000EE"/>
-            <w:u w:val="single"/>
-          </w:rPr>
-          <w:t>羅9:15–16、23</w:t>
-        </w:r>
-      </w:hyperlink>
-      <w:r>
-        <w:rPr>
-          <w:lang w:val="zh_TW" w:bidi="zh_TW"/>
-        </w:rPr>
-        <w:t>，</w:t>
-      </w:r>
-      <w:hyperlink r:id="rId17">
-        <w:r>
-          <w:rPr>
-            <w:lang w:val="zh_TW" w:bidi="zh_TW"/>
-          </w:rPr>
-          <w:rPr>
-            <w:color w:val="0000EE"/>
-            <w:u w:val="single"/>
-          </w:rPr>
-          <w:t>11:32</w:t>
-        </w:r>
-      </w:hyperlink>
-      <w:r>
-        <w:rPr>
-          <w:lang w:val="zh_TW" w:bidi="zh_TW"/>
-        </w:rPr>
-        <w:t>；</w:t>
-      </w:r>
-      <w:hyperlink r:id="rId18">
-        <w:r>
-          <w:rPr>
-            <w:lang w:val="zh_TW" w:bidi="zh_TW"/>
-          </w:rPr>
-          <w:rPr>
-            <w:color w:val="0000EE"/>
-            <w:u w:val="single"/>
-          </w:rPr>
-          <w:t>弗2:4</w:t>
+          <w:t>可3:17</w:t>
         </w:r>
       </w:hyperlink>
       <w:r>
@@ -341,1358 +251,12 @@
         </w:rPr>
         <w:t>）。</w:t>
       </w:r>
-    </w:p>
-    <w:p>
-      <w:pPr/>
-      <w:r>
-        <w:rPr>
-          <w:lang w:val="zh_TW" w:bidi="zh_TW"/>
-        </w:rPr>
-      </w:r>
-      <w:r>
-        <w:rPr>
-          <w:lang w:val="zh_TW" w:bidi="zh_TW"/>
-        </w:rPr>
-        <w:t>聖經中憐憫一詞的意義極其豐富且複雜，這一點可以從使用多個希伯來文和希臘文詞彙來表達這一概念中看出。因此，在翻譯中使用了許多同義詞來表達其含義的不同層面，如「仁慈」、「慈愛」、「良善」、「恩典」、「恩惠」、「顧惜」、「憐恤」和「慈愛」。憐憫概念中的一個重要方面是寬恕冒犯者或對手的同情態度，並在他們的困境中幫助或憐恤他們。</w:t>
-      </w:r>
-    </w:p>
-    <w:p>
-      <w:pPr>
-        <w:pStyle w:val="Heading3"/>
-      </w:pPr>
-      <w:r>
-        <w:rPr>
-          <w:lang w:val="zh_TW" w:bidi="zh_TW"/>
-        </w:rPr>
-        <w:t>神學意義</w:t>
-      </w:r>
-    </w:p>
-    <w:p>
-      <w:pPr/>
-      <w:r>
-        <w:rPr>
-          <w:lang w:val="zh_TW" w:bidi="zh_TW"/>
-        </w:rPr>
-      </w:r>
-      <w:r>
-        <w:rPr>
-          <w:lang w:val="zh_TW" w:bidi="zh_TW"/>
-        </w:rPr>
-        <w:t>憐憫概念的核心是神的愛，這愛藉著祂在立約關係中，為那些祂已應許要拯救的人施行恩慈的救贖行動而顯明。在舊約中，神選擇了以色列成為祂的子民，顯明祂對他們的憐憫（</w:t>
-      </w:r>
-      <w:hyperlink r:id="rId19">
-        <w:r>
-          <w:rPr>
-            <w:lang w:val="zh_TW" w:bidi="zh_TW"/>
-          </w:rPr>
-          <w:rPr>
-            <w:color w:val="0000EE"/>
-            <w:u w:val="single"/>
-          </w:rPr>
-          <w:t>出33:19</w:t>
-        </w:r>
-      </w:hyperlink>
-      <w:r>
-        <w:rPr>
-          <w:lang w:val="zh_TW" w:bidi="zh_TW"/>
-        </w:rPr>
-        <w:t>；</w:t>
-      </w:r>
-      <w:hyperlink r:id="rId20">
-        <w:r>
-          <w:rPr>
-            <w:lang w:val="zh_TW" w:bidi="zh_TW"/>
-          </w:rPr>
-          <w:rPr>
-            <w:color w:val="0000EE"/>
-            <w:u w:val="single"/>
-          </w:rPr>
-          <w:t>賽54:10</w:t>
-        </w:r>
-      </w:hyperlink>
-      <w:r>
-        <w:rPr>
-          <w:lang w:val="zh_TW" w:bidi="zh_TW"/>
-        </w:rPr>
-        <w:t>；</w:t>
-      </w:r>
-      <w:hyperlink r:id="rId21">
-        <w:r>
-          <w:rPr>
-            <w:lang w:val="zh_TW" w:bidi="zh_TW"/>
-          </w:rPr>
-          <w:rPr>
-            <w:color w:val="0000EE"/>
-            <w:u w:val="single"/>
-          </w:rPr>
-          <w:t>63:9</w:t>
-        </w:r>
-      </w:hyperlink>
-      <w:r>
-        <w:rPr>
-          <w:lang w:val="zh_TW" w:bidi="zh_TW"/>
-        </w:rPr>
-        <w:t>）。神不斷地容忍著祂悖逆且偏行己路的子民，不斷尋找他們，將他們重新帶回祂自己面前。詩人描述神像父親一樣，憐恤那些敬畏並信靠祂的兒女（</w:t>
-      </w:r>
-      <w:hyperlink r:id="rId22">
-        <w:r>
-          <w:rPr>
-            <w:lang w:val="zh_TW" w:bidi="zh_TW"/>
-          </w:rPr>
-          <w:rPr>
-            <w:color w:val="0000EE"/>
-            <w:u w:val="single"/>
-          </w:rPr>
-          <w:t>詩103:13</w:t>
-        </w:r>
-      </w:hyperlink>
-      <w:r>
-        <w:rPr>
-          <w:lang w:val="zh_TW" w:bidi="zh_TW"/>
-        </w:rPr>
-        <w:t>）。何西阿將神比作一位慈愛的父親，從天上以憐憫的心，看著祂那叛逆和迷途的子民（</w:t>
-      </w:r>
-      <w:hyperlink r:id="rId23">
-        <w:r>
-          <w:rPr>
-            <w:lang w:val="zh_TW" w:bidi="zh_TW"/>
-          </w:rPr>
-          <w:rPr>
-            <w:color w:val="0000EE"/>
-            <w:u w:val="single"/>
-          </w:rPr>
-          <w:t>何11</w:t>
-        </w:r>
-      </w:hyperlink>
-      <w:r>
-        <w:rPr>
-          <w:lang w:val="zh_TW" w:bidi="zh_TW"/>
-        </w:rPr>
-        <w:t>；參</w:t>
-      </w:r>
-      <w:hyperlink r:id="rId24">
-        <w:r>
-          <w:rPr>
-            <w:lang w:val="zh_TW" w:bidi="zh_TW"/>
-          </w:rPr>
-          <w:rPr>
-            <w:color w:val="0000EE"/>
-            <w:u w:val="single"/>
-          </w:rPr>
-          <w:t>耶31:20</w:t>
-        </w:r>
-      </w:hyperlink>
-      <w:r>
-        <w:rPr>
-          <w:lang w:val="zh_TW" w:bidi="zh_TW"/>
-        </w:rPr>
-        <w:t>）。他也將以色列比作一位不忠且行淫的妻子，而神卻像一位忠貞的丈夫，雖然她處於背道且罪惡的狀態，仍然愛她（</w:t>
-      </w:r>
-      <w:hyperlink r:id="rId25">
-        <w:r>
-          <w:rPr>
-            <w:lang w:val="zh_TW" w:bidi="zh_TW"/>
-          </w:rPr>
-          <w:rPr>
-            <w:color w:val="0000EE"/>
-            <w:u w:val="single"/>
-          </w:rPr>
-          <w:t>何1–3章</w:t>
-        </w:r>
-      </w:hyperlink>
-      <w:r>
-        <w:rPr>
-          <w:lang w:val="zh_TW" w:bidi="zh_TW"/>
-        </w:rPr>
-        <w:t>；參</w:t>
-      </w:r>
-      <w:hyperlink r:id="rId26">
-        <w:r>
-          <w:rPr>
-            <w:lang w:val="zh_TW" w:bidi="zh_TW"/>
-          </w:rPr>
-          <w:rPr>
-            <w:color w:val="0000EE"/>
-            <w:u w:val="single"/>
-          </w:rPr>
-          <w:t>賽54:4–8</w:t>
-        </w:r>
-      </w:hyperlink>
-      <w:r>
-        <w:rPr>
-          <w:lang w:val="zh_TW" w:bidi="zh_TW"/>
-        </w:rPr>
-        <w:t>）。以賽亞將神描繪為母親，對腹中所生的孩子充滿憐恤（</w:t>
-      </w:r>
-      <w:hyperlink r:id="rId27">
-        <w:r>
-          <w:rPr>
-            <w:lang w:val="zh_TW" w:bidi="zh_TW"/>
-          </w:rPr>
-          <w:rPr>
-            <w:color w:val="0000EE"/>
-            <w:u w:val="single"/>
-          </w:rPr>
-          <w:t>賽49:15</w:t>
-        </w:r>
-      </w:hyperlink>
-      <w:r>
-        <w:rPr>
-          <w:lang w:val="zh_TW" w:bidi="zh_TW"/>
-        </w:rPr>
-        <w:t>）。這些比喻以豐富多樣的方式顯明神的憐恤。其它層面包括饒恕和恢復恩惠（</w:t>
-      </w:r>
-      <w:hyperlink r:id="rId28">
-        <w:r>
-          <w:rPr>
-            <w:lang w:val="zh_TW" w:bidi="zh_TW"/>
-          </w:rPr>
-          <w:rPr>
-            <w:color w:val="0000EE"/>
-            <w:u w:val="single"/>
-          </w:rPr>
-          <w:t>王下13:23</w:t>
-        </w:r>
-      </w:hyperlink>
-      <w:r>
-        <w:rPr>
-          <w:lang w:val="zh_TW" w:bidi="zh_TW"/>
-        </w:rPr>
-        <w:t>；</w:t>
-      </w:r>
-      <w:hyperlink r:id="rId29">
-        <w:r>
-          <w:rPr>
-            <w:lang w:val="zh_TW" w:bidi="zh_TW"/>
-          </w:rPr>
-          <w:rPr>
-            <w:color w:val="0000EE"/>
-            <w:u w:val="single"/>
-          </w:rPr>
-          <w:t>賽54:8</w:t>
-        </w:r>
-      </w:hyperlink>
-      <w:r>
-        <w:rPr>
-          <w:lang w:val="zh_TW" w:bidi="zh_TW"/>
-        </w:rPr>
-        <w:t>；</w:t>
-      </w:r>
-      <w:hyperlink r:id="rId30">
-        <w:r>
-          <w:rPr>
-            <w:lang w:val="zh_TW" w:bidi="zh_TW"/>
-          </w:rPr>
-          <w:rPr>
-            <w:color w:val="0000EE"/>
-            <w:u w:val="single"/>
-          </w:rPr>
-          <w:t>珥2:18–32</w:t>
-        </w:r>
-      </w:hyperlink>
-      <w:r>
-        <w:rPr>
-          <w:lang w:val="zh_TW" w:bidi="zh_TW"/>
-        </w:rPr>
-        <w:t>；</w:t>
-      </w:r>
-      <w:hyperlink r:id="rId31">
-        <w:r>
-          <w:rPr>
-            <w:lang w:val="zh_TW" w:bidi="zh_TW"/>
-          </w:rPr>
-          <w:rPr>
-            <w:color w:val="0000EE"/>
-            <w:u w:val="single"/>
-          </w:rPr>
-          <w:t>彌7:18–20</w:t>
-        </w:r>
-      </w:hyperlink>
-      <w:r>
-        <w:rPr>
-          <w:lang w:val="zh_TW" w:bidi="zh_TW"/>
-        </w:rPr>
-        <w:t>），以及脫離困苦和危難（</w:t>
-      </w:r>
-      <w:hyperlink r:id="rId32">
-        <w:r>
-          <w:rPr>
-            <w:lang w:val="zh_TW" w:bidi="zh_TW"/>
-          </w:rPr>
-          <w:rPr>
-            <w:color w:val="0000EE"/>
-            <w:u w:val="single"/>
-          </w:rPr>
-          <w:t>尼9:19–21</w:t>
-        </w:r>
-      </w:hyperlink>
-      <w:r>
-        <w:rPr>
-          <w:lang w:val="zh_TW" w:bidi="zh_TW"/>
-        </w:rPr>
-        <w:t>；</w:t>
-      </w:r>
-      <w:hyperlink r:id="rId33">
-        <w:r>
-          <w:rPr>
-            <w:lang w:val="zh_TW" w:bidi="zh_TW"/>
-          </w:rPr>
-          <w:rPr>
-            <w:color w:val="0000EE"/>
-            <w:u w:val="single"/>
-          </w:rPr>
-          <w:t>詩40:11–17</w:t>
-        </w:r>
-      </w:hyperlink>
-      <w:r>
-        <w:rPr>
-          <w:lang w:val="zh_TW" w:bidi="zh_TW"/>
-        </w:rPr>
-        <w:t>，</w:t>
-      </w:r>
-      <w:hyperlink r:id="rId34">
-        <w:r>
-          <w:rPr>
-            <w:lang w:val="zh_TW" w:bidi="zh_TW"/>
-          </w:rPr>
-          <w:rPr>
-            <w:color w:val="0000EE"/>
-            <w:u w:val="single"/>
-          </w:rPr>
-          <w:t>69:16–36</w:t>
-        </w:r>
-      </w:hyperlink>
-      <w:r>
-        <w:rPr>
-          <w:lang w:val="zh_TW" w:bidi="zh_TW"/>
-        </w:rPr>
-        <w:t>，</w:t>
-      </w:r>
-      <w:hyperlink r:id="rId35">
-        <w:r>
-          <w:rPr>
-            <w:lang w:val="zh_TW" w:bidi="zh_TW"/>
-          </w:rPr>
-          <w:rPr>
-            <w:color w:val="0000EE"/>
-            <w:u w:val="single"/>
-          </w:rPr>
-          <w:t>79:8–9</w:t>
-        </w:r>
-      </w:hyperlink>
-      <w:r>
-        <w:rPr>
-          <w:lang w:val="zh_TW" w:bidi="zh_TW"/>
-        </w:rPr>
-        <w:t>；</w:t>
-      </w:r>
-      <w:hyperlink r:id="rId36">
-        <w:r>
-          <w:rPr>
-            <w:lang w:val="zh_TW" w:bidi="zh_TW"/>
-          </w:rPr>
-          <w:rPr>
-            <w:color w:val="0000EE"/>
-            <w:u w:val="single"/>
-          </w:rPr>
-          <w:t>賽49:10</w:t>
-        </w:r>
-      </w:hyperlink>
-      <w:r>
-        <w:rPr>
-          <w:lang w:val="zh_TW" w:bidi="zh_TW"/>
-        </w:rPr>
-        <w:t>）。</w:t>
-      </w:r>
-    </w:p>
-    <w:p>
-      <w:pPr/>
-      <w:r>
-        <w:rPr>
-          <w:lang w:val="zh_TW" w:bidi="zh_TW"/>
-        </w:rPr>
-      </w:r>
-      <w:r>
-        <w:rPr>
-          <w:lang w:val="zh_TW" w:bidi="zh_TW"/>
-        </w:rPr>
-        <w:t>由於以色列作為聖約子民，從神的慈愛和信實中學習到的功課，虔誠的猶太人在有需要的時候，自然會向神呼求憐憫與赦免，這在懺悔的詩篇中表達得非常動人（</w:t>
-      </w:r>
-      <w:hyperlink r:id="rId37">
-        <w:r>
-          <w:rPr>
-            <w:lang w:val="zh_TW" w:bidi="zh_TW"/>
-          </w:rPr>
-          <w:rPr>
-            <w:color w:val="0000EE"/>
-            <w:u w:val="single"/>
-          </w:rPr>
-          <w:t>詩6</w:t>
-        </w:r>
-      </w:hyperlink>
-      <w:r>
-        <w:rPr>
-          <w:lang w:val="zh_TW" w:bidi="zh_TW"/>
-        </w:rPr>
-        <w:t>，</w:t>
-      </w:r>
-      <w:hyperlink r:id="rId38">
-        <w:r>
-          <w:rPr>
-            <w:lang w:val="zh_TW" w:bidi="zh_TW"/>
-          </w:rPr>
-          <w:rPr>
-            <w:color w:val="0000EE"/>
-            <w:u w:val="single"/>
-          </w:rPr>
-          <w:t>32</w:t>
-        </w:r>
-      </w:hyperlink>
-      <w:r>
-        <w:rPr>
-          <w:lang w:val="zh_TW" w:bidi="zh_TW"/>
-        </w:rPr>
-        <w:t>，</w:t>
-      </w:r>
-      <w:hyperlink r:id="rId39">
-        <w:r>
-          <w:rPr>
-            <w:lang w:val="zh_TW" w:bidi="zh_TW"/>
-          </w:rPr>
-          <w:rPr>
-            <w:color w:val="0000EE"/>
-            <w:u w:val="single"/>
-          </w:rPr>
-          <w:t>38</w:t>
-        </w:r>
-      </w:hyperlink>
-      <w:r>
-        <w:rPr>
-          <w:lang w:val="zh_TW" w:bidi="zh_TW"/>
-        </w:rPr>
-        <w:t>，</w:t>
-      </w:r>
-      <w:hyperlink r:id="rId40">
-        <w:r>
-          <w:rPr>
-            <w:lang w:val="zh_TW" w:bidi="zh_TW"/>
-          </w:rPr>
-          <w:rPr>
-            <w:color w:val="0000EE"/>
-            <w:u w:val="single"/>
-          </w:rPr>
-          <w:t>51</w:t>
-        </w:r>
-      </w:hyperlink>
-      <w:r>
-        <w:rPr>
-          <w:lang w:val="zh_TW" w:bidi="zh_TW"/>
-        </w:rPr>
-        <w:t>，</w:t>
-      </w:r>
-      <w:hyperlink r:id="rId41">
-        <w:r>
-          <w:rPr>
-            <w:lang w:val="zh_TW" w:bidi="zh_TW"/>
-          </w:rPr>
-          <w:rPr>
-            <w:color w:val="0000EE"/>
-            <w:u w:val="single"/>
-          </w:rPr>
-          <w:t>102</w:t>
-        </w:r>
-      </w:hyperlink>
-      <w:r>
-        <w:rPr>
-          <w:lang w:val="zh_TW" w:bidi="zh_TW"/>
-        </w:rPr>
-        <w:t>，</w:t>
-      </w:r>
-      <w:hyperlink r:id="rId42">
-        <w:r>
-          <w:rPr>
-            <w:lang w:val="zh_TW" w:bidi="zh_TW"/>
-          </w:rPr>
-          <w:rPr>
-            <w:color w:val="0000EE"/>
-            <w:u w:val="single"/>
-          </w:rPr>
-          <w:t>130</w:t>
-        </w:r>
-      </w:hyperlink>
-      <w:r>
-        <w:rPr>
-          <w:lang w:val="zh_TW" w:bidi="zh_TW"/>
-        </w:rPr>
-        <w:t>，</w:t>
-      </w:r>
-      <w:hyperlink r:id="rId43">
-        <w:r>
-          <w:rPr>
-            <w:lang w:val="zh_TW" w:bidi="zh_TW"/>
-          </w:rPr>
-          <w:rPr>
-            <w:color w:val="0000EE"/>
-            <w:u w:val="single"/>
-          </w:rPr>
-          <w:t>143</w:t>
-        </w:r>
-      </w:hyperlink>
-      <w:r>
-        <w:rPr>
-          <w:lang w:val="zh_TW" w:bidi="zh_TW"/>
-        </w:rPr>
-        <w:t>），以及其他舊約經文（</w:t>
-      </w:r>
-      <w:hyperlink r:id="rId44">
-        <w:r>
-          <w:rPr>
-            <w:lang w:val="zh_TW" w:bidi="zh_TW"/>
-          </w:rPr>
-          <w:rPr>
-            <w:color w:val="0000EE"/>
-            <w:u w:val="single"/>
-          </w:rPr>
-          <w:t>出34:6</w:t>
-        </w:r>
-      </w:hyperlink>
-      <w:r>
-        <w:rPr>
-          <w:lang w:val="zh_TW" w:bidi="zh_TW"/>
-        </w:rPr>
-        <w:t>；</w:t>
-      </w:r>
-      <w:hyperlink r:id="rId45">
-        <w:r>
-          <w:rPr>
-            <w:lang w:val="zh_TW" w:bidi="zh_TW"/>
-          </w:rPr>
-          <w:rPr>
-            <w:color w:val="0000EE"/>
-            <w:u w:val="single"/>
-          </w:rPr>
-          <w:t>尼9:17</w:t>
-        </w:r>
-      </w:hyperlink>
-      <w:r>
-        <w:rPr>
-          <w:lang w:val="zh_TW" w:bidi="zh_TW"/>
-        </w:rPr>
-        <w:t>；</w:t>
-      </w:r>
-      <w:hyperlink r:id="rId46">
-        <w:r>
-          <w:rPr>
-            <w:lang w:val="zh_TW" w:bidi="zh_TW"/>
-          </w:rPr>
-          <w:rPr>
-            <w:color w:val="0000EE"/>
-            <w:u w:val="single"/>
-          </w:rPr>
-          <w:t>詩57</w:t>
-        </w:r>
-      </w:hyperlink>
-      <w:r>
-        <w:rPr>
-          <w:lang w:val="zh_TW" w:bidi="zh_TW"/>
-        </w:rPr>
-        <w:t>，</w:t>
-      </w:r>
-      <w:hyperlink r:id="rId47">
-        <w:r>
-          <w:rPr>
-            <w:lang w:val="zh_TW" w:bidi="zh_TW"/>
-          </w:rPr>
-          <w:rPr>
-            <w:color w:val="0000EE"/>
-            <w:u w:val="single"/>
-          </w:rPr>
-          <w:t>79</w:t>
-        </w:r>
-      </w:hyperlink>
-      <w:r>
-        <w:rPr>
-          <w:lang w:val="zh_TW" w:bidi="zh_TW"/>
-        </w:rPr>
-        <w:t>，</w:t>
-      </w:r>
-      <w:hyperlink r:id="rId48">
-        <w:r>
-          <w:rPr>
-            <w:lang w:val="zh_TW" w:bidi="zh_TW"/>
-          </w:rPr>
-          <w:rPr>
-            <w:color w:val="0000EE"/>
-            <w:u w:val="single"/>
-          </w:rPr>
-          <w:t>86</w:t>
-        </w:r>
-      </w:hyperlink>
-      <w:r>
-        <w:rPr>
-          <w:lang w:val="zh_TW" w:bidi="zh_TW"/>
-        </w:rPr>
-        <w:t>，</w:t>
-      </w:r>
-      <w:hyperlink r:id="rId49">
-        <w:r>
-          <w:rPr>
-            <w:lang w:val="zh_TW" w:bidi="zh_TW"/>
-          </w:rPr>
-          <w:rPr>
-            <w:color w:val="0000EE"/>
-            <w:u w:val="single"/>
-          </w:rPr>
-          <w:t>123</w:t>
-        </w:r>
-      </w:hyperlink>
-      <w:r>
-        <w:rPr>
-          <w:lang w:val="zh_TW" w:bidi="zh_TW"/>
-        </w:rPr>
-        <w:t>；</w:t>
-      </w:r>
-      <w:hyperlink r:id="rId50">
-        <w:r>
-          <w:rPr>
-            <w:lang w:val="zh_TW" w:bidi="zh_TW"/>
-          </w:rPr>
-          <w:rPr>
-            <w:color w:val="0000EE"/>
-            <w:u w:val="single"/>
-          </w:rPr>
-          <w:t>賽33:1–6</w:t>
-        </w:r>
-      </w:hyperlink>
-      <w:r>
-        <w:rPr>
-          <w:lang w:val="zh_TW" w:bidi="zh_TW"/>
-        </w:rPr>
-        <w:t>；</w:t>
-      </w:r>
-      <w:hyperlink r:id="rId51">
-        <w:r>
-          <w:rPr>
-            <w:lang w:val="zh_TW" w:bidi="zh_TW"/>
-          </w:rPr>
-          <w:rPr>
-            <w:color w:val="0000EE"/>
-            <w:u w:val="single"/>
-          </w:rPr>
-          <w:t>但9:3–19</w:t>
-        </w:r>
-      </w:hyperlink>
-      <w:r>
-        <w:rPr>
-          <w:lang w:val="zh_TW" w:bidi="zh_TW"/>
-        </w:rPr>
-        <w:t>；</w:t>
-      </w:r>
-      <w:hyperlink r:id="rId52">
-        <w:r>
-          <w:rPr>
-            <w:lang w:val="zh_TW" w:bidi="zh_TW"/>
-          </w:rPr>
-          <w:rPr>
-            <w:color w:val="0000EE"/>
-            <w:u w:val="single"/>
-          </w:rPr>
-          <w:t>珥2:13</w:t>
-        </w:r>
-      </w:hyperlink>
-      <w:r>
-        <w:rPr>
-          <w:lang w:val="zh_TW" w:bidi="zh_TW"/>
-        </w:rPr>
-        <w:t>）。悔改的人記得神的憐憫，使他們對神的恩惠和與祂和好的盼望，充滿信心。</w:t>
-      </w:r>
-    </w:p>
-    <w:p>
-      <w:pPr/>
-      <w:r>
-        <w:rPr>
-          <w:lang w:val="zh_TW" w:bidi="zh_TW"/>
-        </w:rPr>
-      </w:r>
-      <w:r>
-        <w:rPr>
-          <w:lang w:val="zh_TW" w:bidi="zh_TW"/>
-        </w:rPr>
-        <w:t>在新約中，描述耶穌對有需要的人所表現出來的憐憫時，使用了一個非常生動的希臘文詞語（</w:t>
-      </w:r>
-      <w:hyperlink r:id="rId53">
-        <w:r>
-          <w:rPr>
-            <w:lang w:val="zh_TW" w:bidi="zh_TW"/>
-          </w:rPr>
-          <w:rPr>
-            <w:color w:val="0000EE"/>
-            <w:u w:val="single"/>
-          </w:rPr>
-          <w:t>太9:36</w:t>
-        </w:r>
-      </w:hyperlink>
-      <w:r>
-        <w:rPr>
-          <w:lang w:val="zh_TW" w:bidi="zh_TW"/>
-        </w:rPr>
-        <w:t>，</w:t>
-      </w:r>
-      <w:hyperlink r:id="rId54">
-        <w:r>
-          <w:rPr>
-            <w:lang w:val="zh_TW" w:bidi="zh_TW"/>
-          </w:rPr>
-          <w:rPr>
-            <w:color w:val="0000EE"/>
-            <w:u w:val="single"/>
-          </w:rPr>
-          <w:t>14:14</w:t>
-        </w:r>
-      </w:hyperlink>
-      <w:r>
-        <w:rPr>
-          <w:lang w:val="zh_TW" w:bidi="zh_TW"/>
-        </w:rPr>
-        <w:t>，</w:t>
-      </w:r>
-      <w:hyperlink r:id="rId55">
-        <w:r>
-          <w:rPr>
-            <w:lang w:val="zh_TW" w:bidi="zh_TW"/>
-          </w:rPr>
-          <w:rPr>
-            <w:color w:val="0000EE"/>
-            <w:u w:val="single"/>
-          </w:rPr>
-          <w:t>20:34</w:t>
-        </w:r>
-      </w:hyperlink>
-      <w:r>
-        <w:rPr>
-          <w:lang w:val="zh_TW" w:bidi="zh_TW"/>
-        </w:rPr>
-        <w:t>）。通過這個強烈的動詞（字面意思是「內心深受感動」），表達了祂對他們的憐憫和慈悲。希伯來人認為內心深處是情感的中心，特別是最溫柔的仁愛之情。描述耶穌深受感動並立即採取行動來減輕人們的痛苦——醫治（</w:t>
-      </w:r>
-      <w:hyperlink r:id="rId55">
-        <w:r>
-          <w:rPr>
-            <w:lang w:val="zh_TW" w:bidi="zh_TW"/>
-          </w:rPr>
-          <w:rPr>
-            <w:color w:val="0000EE"/>
-            <w:u w:val="single"/>
-          </w:rPr>
-          <w:t>太20:34</w:t>
-        </w:r>
-      </w:hyperlink>
-      <w:r>
-        <w:rPr>
-          <w:lang w:val="zh_TW" w:bidi="zh_TW"/>
-        </w:rPr>
-        <w:t>；</w:t>
-      </w:r>
-      <w:hyperlink r:id="rId56">
-        <w:r>
-          <w:rPr>
-            <w:lang w:val="zh_TW" w:bidi="zh_TW"/>
-          </w:rPr>
-          <w:rPr>
-            <w:color w:val="0000EE"/>
-            <w:u w:val="single"/>
-          </w:rPr>
-          <w:t>可1:41</w:t>
-        </w:r>
-      </w:hyperlink>
-      <w:r>
-        <w:rPr>
-          <w:lang w:val="zh_TW" w:bidi="zh_TW"/>
-        </w:rPr>
-        <w:t>）、使死人復活（</w:t>
-      </w:r>
-      <w:hyperlink r:id="rId57">
-        <w:r>
-          <w:rPr>
-            <w:lang w:val="zh_TW" w:bidi="zh_TW"/>
-          </w:rPr>
-          <w:rPr>
-            <w:color w:val="0000EE"/>
-            <w:u w:val="single"/>
-          </w:rPr>
-          <w:t>路7:13</w:t>
-        </w:r>
-      </w:hyperlink>
-      <w:r>
-        <w:rPr>
-          <w:lang w:val="zh_TW" w:bidi="zh_TW"/>
-        </w:rPr>
-        <w:t>）、並餵飽飢餓的人（</w:t>
-      </w:r>
-      <w:hyperlink r:id="rId58">
-        <w:r>
-          <w:rPr>
-            <w:lang w:val="zh_TW" w:bidi="zh_TW"/>
-          </w:rPr>
-          <w:rPr>
-            <w:color w:val="0000EE"/>
-            <w:u w:val="single"/>
-          </w:rPr>
-          <w:t>太15:32</w:t>
-        </w:r>
-      </w:hyperlink>
-      <w:r>
-        <w:rPr>
-          <w:lang w:val="zh_TW" w:bidi="zh_TW"/>
-        </w:rPr>
-        <w:t>）。</w:t>
-      </w:r>
-    </w:p>
-    <w:p>
-      <w:pPr/>
-      <w:r>
-        <w:rPr>
-          <w:lang w:val="zh_TW" w:bidi="zh_TW"/>
-        </w:rPr>
-      </w:r>
-      <w:r>
-        <w:rPr>
-          <w:lang w:val="zh_TW" w:bidi="zh_TW"/>
-        </w:rPr>
-        <w:t>舊約中神對聖約子民憐憫的概念，在新約中也出現（</w:t>
-      </w:r>
-      <w:hyperlink r:id="rId59">
-        <w:r>
-          <w:rPr>
-            <w:lang w:val="zh_TW" w:bidi="zh_TW"/>
-          </w:rPr>
-          <w:rPr>
-            <w:color w:val="0000EE"/>
-            <w:u w:val="single"/>
-          </w:rPr>
-          <w:t>路1:50、54、72、78</w:t>
-        </w:r>
-      </w:hyperlink>
-      <w:r>
-        <w:rPr>
-          <w:lang w:val="zh_TW" w:bidi="zh_TW"/>
-        </w:rPr>
-        <w:t>；</w:t>
-      </w:r>
-      <w:hyperlink r:id="rId18">
-        <w:r>
-          <w:rPr>
-            <w:lang w:val="zh_TW" w:bidi="zh_TW"/>
-          </w:rPr>
-          <w:rPr>
-            <w:color w:val="0000EE"/>
-            <w:u w:val="single"/>
-          </w:rPr>
-          <w:t>弗2:4</w:t>
-        </w:r>
-      </w:hyperlink>
-      <w:r>
-        <w:rPr>
-          <w:lang w:val="zh_TW" w:bidi="zh_TW"/>
-        </w:rPr>
-        <w:t>；</w:t>
-      </w:r>
-      <w:hyperlink r:id="rId60">
-        <w:r>
-          <w:rPr>
-            <w:lang w:val="zh_TW" w:bidi="zh_TW"/>
-          </w:rPr>
-          <w:rPr>
-            <w:color w:val="0000EE"/>
-            <w:u w:val="single"/>
-          </w:rPr>
-          <w:t>提前1:2</w:t>
-        </w:r>
-      </w:hyperlink>
-      <w:r>
-        <w:rPr>
-          <w:lang w:val="zh_TW" w:bidi="zh_TW"/>
-        </w:rPr>
-        <w:t>；</w:t>
-      </w:r>
-      <w:hyperlink r:id="rId61">
-        <w:r>
-          <w:rPr>
-            <w:lang w:val="zh_TW" w:bidi="zh_TW"/>
-          </w:rPr>
-          <w:rPr>
-            <w:color w:val="0000EE"/>
-            <w:u w:val="single"/>
-          </w:rPr>
-          <w:t>彼前1:3</w:t>
-        </w:r>
-      </w:hyperlink>
-      <w:r>
-        <w:rPr>
-          <w:lang w:val="zh_TW" w:bidi="zh_TW"/>
-        </w:rPr>
-        <w:t>，</w:t>
-      </w:r>
-      <w:hyperlink r:id="rId62">
-        <w:r>
-          <w:rPr>
-            <w:lang w:val="zh_TW" w:bidi="zh_TW"/>
-          </w:rPr>
-          <w:rPr>
-            <w:color w:val="0000EE"/>
-            <w:u w:val="single"/>
-          </w:rPr>
-          <w:t>2:10</w:t>
-        </w:r>
-      </w:hyperlink>
-      <w:r>
-        <w:rPr>
-          <w:lang w:val="zh_TW" w:bidi="zh_TW"/>
-        </w:rPr>
-        <w:t>）。新約中「憐憫」最典型的用法是指神藉著耶穌基督為人提供的救恩（</w:t>
-      </w:r>
-      <w:hyperlink r:id="rId63">
-        <w:r>
-          <w:rPr>
-            <w:lang w:val="zh_TW" w:bidi="zh_TW"/>
-          </w:rPr>
-          <w:rPr>
-            <w:color w:val="0000EE"/>
-            <w:u w:val="single"/>
-          </w:rPr>
-          <w:t>羅11:30–32</w:t>
-        </w:r>
-      </w:hyperlink>
-      <w:r>
-        <w:rPr>
-          <w:lang w:val="zh_TW" w:bidi="zh_TW"/>
-        </w:rPr>
-        <w:t>；</w:t>
-      </w:r>
-      <w:hyperlink r:id="rId18">
-        <w:r>
-          <w:rPr>
-            <w:lang w:val="zh_TW" w:bidi="zh_TW"/>
-          </w:rPr>
-          <w:rPr>
-            <w:color w:val="0000EE"/>
-            <w:u w:val="single"/>
-          </w:rPr>
-          <w:t>弗2:4</w:t>
-        </w:r>
-      </w:hyperlink>
-      <w:r>
-        <w:rPr>
-          <w:lang w:val="zh_TW" w:bidi="zh_TW"/>
-        </w:rPr>
-        <w:t>）。神是「發慈悲的父」（</w:t>
-      </w:r>
-      <w:hyperlink r:id="rId64">
-        <w:r>
-          <w:rPr>
-            <w:lang w:val="zh_TW" w:bidi="zh_TW"/>
-          </w:rPr>
-          <w:rPr>
-            <w:color w:val="0000EE"/>
-            <w:u w:val="single"/>
-          </w:rPr>
-          <w:t>林後1:3</w:t>
-        </w:r>
-      </w:hyperlink>
-      <w:r>
-        <w:rPr>
-          <w:lang w:val="zh_TW" w:bidi="zh_TW"/>
-        </w:rPr>
-        <w:t>），祂將這恩惠賜給那些相信祂兒子的人。正因為祂「有豐富的憐憫」，祂拯救那些因罪而靈性死亡、注定滅亡的人（</w:t>
-      </w:r>
-      <w:hyperlink r:id="rId65">
-        <w:r>
-          <w:rPr>
-            <w:lang w:val="zh_TW" w:bidi="zh_TW"/>
-          </w:rPr>
-          <w:rPr>
-            <w:color w:val="0000EE"/>
-            <w:u w:val="single"/>
-          </w:rPr>
-          <w:t>弗2:4–6</w:t>
-        </w:r>
-      </w:hyperlink>
-      <w:r>
-        <w:rPr>
-          <w:lang w:val="zh_TW" w:bidi="zh_TW"/>
-        </w:rPr>
-        <w:t>）。人因神的憐憫而得赦免並被賜予永生（</w:t>
-      </w:r>
-      <w:hyperlink r:id="rId66">
-        <w:r>
-          <w:rPr>
-            <w:lang w:val="zh_TW" w:bidi="zh_TW"/>
-          </w:rPr>
-          <w:rPr>
-            <w:color w:val="0000EE"/>
-            <w:u w:val="single"/>
-          </w:rPr>
-          <w:t>提前1:13–16</w:t>
-        </w:r>
-      </w:hyperlink>
-      <w:r>
-        <w:rPr>
-          <w:lang w:val="zh_TW" w:bidi="zh_TW"/>
-        </w:rPr>
-        <w:t>）。</w:t>
-      </w:r>
-    </w:p>
-    <w:p>
-      <w:pPr>
-        <w:pStyle w:val="Heading3"/>
-      </w:pPr>
-      <w:r>
-        <w:rPr>
-          <w:lang w:val="zh_TW" w:bidi="zh_TW"/>
-        </w:rPr>
-        <w:t>人們有責任對他人施予憐憫</w:t>
-      </w:r>
-    </w:p>
-    <w:p>
-      <w:pPr/>
-      <w:r>
-        <w:rPr>
-          <w:lang w:val="zh_TW" w:bidi="zh_TW"/>
-        </w:rPr>
-      </w:r>
-      <w:r>
-        <w:rPr>
-          <w:lang w:val="zh_TW" w:bidi="zh_TW"/>
-        </w:rPr>
-        <w:t>無論人是否配得或忠誠，神也白白地施恩憐憫，因此人也應當對他人施憐憫，即使他們不配或不尋求。實際上，人被命令要憐憫他人，尤其是窮人、困苦者、寡婦和孤兒（</w:t>
-      </w:r>
-      <w:hyperlink r:id="rId67">
-        <w:r>
-          <w:rPr>
-            <w:lang w:val="zh_TW" w:bidi="zh_TW"/>
-          </w:rPr>
-          <w:rPr>
-            <w:color w:val="0000EE"/>
-            <w:u w:val="single"/>
-          </w:rPr>
-          <w:t>箴14:31，</w:t>
-        </w:r>
-      </w:hyperlink>
-      <w:hyperlink r:id="rId68">
-        <w:r>
-          <w:rPr>
-            <w:lang w:val="zh_TW" w:bidi="zh_TW"/>
-          </w:rPr>
-          <w:rPr>
-            <w:color w:val="0000EE"/>
-            <w:u w:val="single"/>
-          </w:rPr>
-          <w:t>19:17</w:t>
-        </w:r>
-      </w:hyperlink>
-      <w:r>
-        <w:rPr>
-          <w:lang w:val="zh_TW" w:bidi="zh_TW"/>
-        </w:rPr>
-        <w:t>；</w:t>
-      </w:r>
-      <w:hyperlink r:id="rId69">
-        <w:r>
-          <w:rPr>
-            <w:lang w:val="zh_TW" w:bidi="zh_TW"/>
-          </w:rPr>
-          <w:rPr>
-            <w:color w:val="0000EE"/>
-            <w:u w:val="single"/>
-          </w:rPr>
-          <w:t>彌6:8</w:t>
-        </w:r>
-      </w:hyperlink>
-      <w:r>
-        <w:rPr>
-          <w:lang w:val="zh_TW" w:bidi="zh_TW"/>
-        </w:rPr>
-        <w:t>；</w:t>
-      </w:r>
-      <w:hyperlink r:id="rId70">
-        <w:r>
-          <w:rPr>
-            <w:lang w:val="zh_TW" w:bidi="zh_TW"/>
-          </w:rPr>
-          <w:rPr>
-            <w:color w:val="0000EE"/>
-            <w:u w:val="single"/>
-          </w:rPr>
-          <w:t>亞7:9–10</w:t>
-        </w:r>
-      </w:hyperlink>
-      <w:r>
-        <w:rPr>
-          <w:lang w:val="zh_TW" w:bidi="zh_TW"/>
-        </w:rPr>
-        <w:t>；</w:t>
-      </w:r>
-      <w:hyperlink r:id="rId71">
-        <w:r>
-          <w:rPr>
-            <w:lang w:val="zh_TW" w:bidi="zh_TW"/>
-          </w:rPr>
-          <w:rPr>
-            <w:color w:val="0000EE"/>
-            <w:u w:val="single"/>
-          </w:rPr>
-          <w:t>西3:12</w:t>
-        </w:r>
-      </w:hyperlink>
-      <w:r>
-        <w:rPr>
-          <w:lang w:val="zh_TW" w:bidi="zh_TW"/>
-        </w:rPr>
-        <w:t>）。神看重憐憫勝過儀式上的獻祭（</w:t>
-      </w:r>
-      <w:hyperlink r:id="rId72">
-        <w:r>
-          <w:rPr>
-            <w:lang w:val="zh_TW" w:bidi="zh_TW"/>
-          </w:rPr>
-          <w:rPr>
-            <w:color w:val="0000EE"/>
-            <w:u w:val="single"/>
-          </w:rPr>
-          <w:t>太9:13</w:t>
-        </w:r>
-      </w:hyperlink>
-      <w:r>
-        <w:rPr>
-          <w:lang w:val="zh_TW" w:bidi="zh_TW"/>
-        </w:rPr>
-        <w:t>）。神在基督裡所顯的憐憫，實際上使人有義務像神對待他們一樣對待他人。主將憐憫作為祂教導的基礎（</w:t>
-      </w:r>
-      <w:hyperlink r:id="rId73">
-        <w:r>
-          <w:rPr>
-            <w:lang w:val="zh_TW" w:bidi="zh_TW"/>
-          </w:rPr>
-          <w:rPr>
-            <w:color w:val="0000EE"/>
-            <w:u w:val="single"/>
-          </w:rPr>
-          <w:t>太5:7</w:t>
-        </w:r>
-      </w:hyperlink>
-      <w:r>
-        <w:rPr>
-          <w:lang w:val="zh_TW" w:bidi="zh_TW"/>
-        </w:rPr>
-        <w:t>，</w:t>
-      </w:r>
-      <w:hyperlink r:id="rId72">
-        <w:r>
-          <w:rPr>
-            <w:lang w:val="zh_TW" w:bidi="zh_TW"/>
-          </w:rPr>
-          <w:rPr>
-            <w:color w:val="0000EE"/>
-            <w:u w:val="single"/>
-          </w:rPr>
-          <w:t>9:13</w:t>
-        </w:r>
-      </w:hyperlink>
-      <w:r>
-        <w:rPr>
-          <w:lang w:val="zh_TW" w:bidi="zh_TW"/>
-        </w:rPr>
-        <w:t>，</w:t>
-      </w:r>
-      <w:hyperlink r:id="rId74">
-        <w:r>
-          <w:rPr>
-            <w:lang w:val="zh_TW" w:bidi="zh_TW"/>
-          </w:rPr>
-          <w:rPr>
-            <w:color w:val="0000EE"/>
-            <w:u w:val="single"/>
-          </w:rPr>
-          <w:t>12:7</w:t>
-        </w:r>
-      </w:hyperlink>
-      <w:r>
-        <w:rPr>
-          <w:lang w:val="zh_TW" w:bidi="zh_TW"/>
-        </w:rPr>
-        <w:t>，</w:t>
-      </w:r>
-      <w:hyperlink r:id="rId75">
-        <w:r>
-          <w:rPr>
-            <w:lang w:val="zh_TW" w:bidi="zh_TW"/>
-          </w:rPr>
-          <w:rPr>
-            <w:color w:val="0000EE"/>
-            <w:u w:val="single"/>
-          </w:rPr>
-          <w:t>23:23</w:t>
-        </w:r>
-      </w:hyperlink>
-      <w:r>
-        <w:rPr>
-          <w:lang w:val="zh_TW" w:bidi="zh_TW"/>
-        </w:rPr>
-        <w:t>；</w:t>
-      </w:r>
-      <w:hyperlink r:id="rId76">
-        <w:r>
-          <w:rPr>
-            <w:lang w:val="zh_TW" w:bidi="zh_TW"/>
-          </w:rPr>
-          <w:rPr>
-            <w:color w:val="0000EE"/>
-            <w:u w:val="single"/>
-          </w:rPr>
-          <w:t>路6:36</w:t>
-        </w:r>
-      </w:hyperlink>
-      <w:r>
-        <w:rPr>
-          <w:lang w:val="zh_TW" w:bidi="zh_TW"/>
-        </w:rPr>
-        <w:t>，</w:t>
-      </w:r>
-      <w:hyperlink r:id="rId77">
-        <w:r>
-          <w:rPr>
-            <w:lang w:val="zh_TW" w:bidi="zh_TW"/>
-          </w:rPr>
-          <w:rPr>
-            <w:color w:val="0000EE"/>
-            <w:u w:val="single"/>
-          </w:rPr>
-          <w:t>10:37</w:t>
-        </w:r>
-      </w:hyperlink>
-      <w:r>
-        <w:rPr>
-          <w:lang w:val="zh_TW" w:bidi="zh_TW"/>
-        </w:rPr>
-        <w:t>；</w:t>
-      </w:r>
-      <w:hyperlink r:id="rId78">
-        <w:r>
-          <w:rPr>
-            <w:lang w:val="zh_TW" w:bidi="zh_TW"/>
-          </w:rPr>
-          <w:rPr>
-            <w:color w:val="0000EE"/>
-            <w:u w:val="single"/>
-          </w:rPr>
-          <w:t>雅3:17</w:t>
-        </w:r>
-      </w:hyperlink>
-      <w:r>
-        <w:rPr>
-          <w:lang w:val="zh_TW" w:bidi="zh_TW"/>
-        </w:rPr>
-        <w:t>）。祂的來臨是在憐憫的背景下被期待和宣告的，這憐憫將成為祂使命的標誌（</w:t>
-      </w:r>
-      <w:hyperlink r:id="rId59">
-        <w:r>
-          <w:rPr>
-            <w:lang w:val="zh_TW" w:bidi="zh_TW"/>
-          </w:rPr>
-          <w:rPr>
-            <w:color w:val="0000EE"/>
-            <w:u w:val="single"/>
-          </w:rPr>
-          <w:t>路1:50、54、72、78</w:t>
-        </w:r>
-      </w:hyperlink>
-      <w:r>
-        <w:rPr>
-          <w:lang w:val="zh_TW" w:bidi="zh_TW"/>
-        </w:rPr>
-        <w:t>）。</w:t>
-      </w:r>
-    </w:p>
-    <w:p>
-      <w:pPr/>
-      <w:r>
-        <w:rPr>
-          <w:lang w:val="zh_TW" w:bidi="zh_TW"/>
-        </w:rPr>
-      </w:r>
-      <w:r>
-        <w:rPr>
-          <w:lang w:val="zh_TW" w:bidi="zh_TW"/>
-        </w:rPr>
-        <w:t>基督徒群體的成員應當彼此憐憫，實際地關心彼此。正如基督在他們需要時，白白地給予他們一樣，他們也應該彼此幫助、救濟、愛護並安慰對方。使徒雅各教導這樣的善行是信心的本質所在（</w:t>
-      </w:r>
-      <w:hyperlink r:id="rId79">
-        <w:r>
-          <w:rPr>
-            <w:lang w:val="zh_TW" w:bidi="zh_TW"/>
-          </w:rPr>
-          <w:rPr>
-            <w:color w:val="0000EE"/>
-            <w:u w:val="single"/>
-          </w:rPr>
-          <w:t>雅2:14–26</w:t>
-        </w:r>
-      </w:hyperlink>
-      <w:r>
-        <w:rPr>
-          <w:lang w:val="zh_TW" w:bidi="zh_TW"/>
-        </w:rPr>
-        <w:t>）。好撒馬利亞人對那位被打劫且受傷之人的憐憫，正是主特別表揚的（</w:t>
-      </w:r>
-      <w:hyperlink r:id="rId80">
-        <w:r>
-          <w:rPr>
-            <w:lang w:val="zh_TW" w:bidi="zh_TW"/>
-          </w:rPr>
-          <w:rPr>
-            <w:color w:val="0000EE"/>
-            <w:u w:val="single"/>
-          </w:rPr>
-          <w:t>路10:36–37</w:t>
-        </w:r>
-      </w:hyperlink>
-      <w:r>
-        <w:rPr>
-          <w:lang w:val="zh_TW" w:bidi="zh_TW"/>
-        </w:rPr>
-        <w:t>）。充滿憐憫是天國子民的一個顯著美德（</w:t>
-      </w:r>
-      <w:hyperlink r:id="rId73">
-        <w:r>
-          <w:rPr>
-            <w:lang w:val="zh_TW" w:bidi="zh_TW"/>
-          </w:rPr>
-          <w:rPr>
-            <w:color w:val="0000EE"/>
-            <w:u w:val="single"/>
-          </w:rPr>
-          <w:t>太5:7</w:t>
-        </w:r>
-      </w:hyperlink>
-      <w:r>
-        <w:rPr>
-          <w:lang w:val="zh_TW" w:bidi="zh_TW"/>
-        </w:rPr>
-        <w:t>）。</w:t>
-      </w:r>
-    </w:p>
-    <w:p>
-      <w:pPr/>
-      <w:r>
-        <w:rPr>
-          <w:lang w:val="zh_TW" w:bidi="zh_TW"/>
-        </w:rPr>
-      </w:r>
       <w:r>
         <w:rPr>
           <w:i/>
           <w:lang w:val="zh_TW" w:bidi="zh_TW"/>
         </w:rPr>
-        <w:t>另見</w:t>
+        <w:t>見</w:t>
       </w:r>
       <w:r>
         <w:rPr>
@@ -1704,25 +268,7 @@
         <w:rPr>
           <w:lang w:val="zh_TW" w:bidi="zh_TW"/>
         </w:rPr>
-        <w:t>神的存在與屬性；</w:t>
-      </w:r>
-      <w:r>
-        <w:rPr>
-          <w:lang w:val="zh_TW" w:bidi="zh_TW"/>
-        </w:rPr>
-        <w:t>恩典</w:t>
-      </w:r>
-      <w:r>
-        <w:rPr>
-          <w:lang w:val="zh_TW" w:bidi="zh_TW"/>
-        </w:rPr>
-        <w:t>；</w:t>
-      </w:r>
-      <w:r>
-        <w:rPr>
-          <w:lang w:val="zh_TW" w:bidi="zh_TW"/>
-        </w:rPr>
-        <w:t>愛</w:t>
+        <w:t>半尼其</w:t>
       </w:r>
       <w:r>
         <w:rPr>
@@ -1757,7 +303,7 @@
         <w:rPr>
           <w:lang w:val="zh_TW" w:bidi="zh_TW"/>
         </w:rPr>
-        <w:t>聯盟</w:t>
+        <w:t>雷子</w:t>
       </w:r>
       <w:r>
         <w:rPr>
@@ -1776,131 +322,9 @@
         <w:rPr>
           <w:lang w:val="zh_TW" w:bidi="zh_TW"/>
         </w:rPr>
-        <w:t>聯盟（alliance）是指有權勢的個人或國家為了共同目標而建立的緊密結盟關係。這類聯盟可透過多種方式加以確認，例如：</w:t>
+        <w:t>「半尼其」這個詞翻譯出來的意思，是耶穌給雅各和約翰的綽號（</w:t>
       </w:r>
-    </w:p>
-    <w:p>
-      <w:pPr>
-        <w:pStyle w:val="ListBullet"/>
-        <w:spacing w:line="240" w:lineRule="auto"/>
-        <w:ind w:left="720"/>
-      </w:pPr>
-      <w:r>
-        <w:rPr>
-          <w:lang w:val="zh_TW" w:bidi="zh_TW"/>
-        </w:rPr>
-      </w:r>
-      <w:r>
-        <w:rPr>
-          <w:lang w:val="zh_TW" w:bidi="zh_TW"/>
-        </w:rPr>
-        <w:t>送禮</w:t>
-      </w:r>
-    </w:p>
-    <w:p>
-      <w:pPr>
-        <w:pStyle w:val="ListBullet"/>
-        <w:spacing w:line="240" w:lineRule="auto"/>
-        <w:ind w:left="720"/>
-      </w:pPr>
-      <w:r>
-        <w:rPr>
-          <w:lang w:val="zh_TW" w:bidi="zh_TW"/>
-        </w:rPr>
-      </w:r>
-      <w:r>
-        <w:rPr>
-          <w:lang w:val="zh_TW" w:bidi="zh_TW"/>
-        </w:rPr>
-        <w:t>發誓</w:t>
-      </w:r>
-    </w:p>
-    <w:p>
-      <w:pPr>
-        <w:pStyle w:val="ListBullet"/>
-        <w:spacing w:line="240" w:lineRule="auto"/>
-        <w:ind w:left="720"/>
-      </w:pPr>
-      <w:r>
-        <w:rPr>
-          <w:lang w:val="zh_TW" w:bidi="zh_TW"/>
-        </w:rPr>
-      </w:r>
-      <w:r>
-        <w:rPr>
-          <w:lang w:val="zh_TW" w:bidi="zh_TW"/>
-        </w:rPr>
-        <w:t>婚姻所付的聘財（聘金）</w:t>
-      </w:r>
-    </w:p>
-    <w:p>
-      <w:pPr>
-        <w:pStyle w:val="ListBullet"/>
-        <w:spacing w:line="240" w:lineRule="auto"/>
-        <w:ind w:left="720"/>
-      </w:pPr>
-      <w:r>
-        <w:rPr>
-          <w:lang w:val="zh_TW" w:bidi="zh_TW"/>
-        </w:rPr>
-      </w:r>
-      <w:r>
-        <w:rPr>
-          <w:lang w:val="zh_TW" w:bidi="zh_TW"/>
-        </w:rPr>
-        <w:t>安排重要家族之間的通婚</w:t>
-      </w:r>
-    </w:p>
-    <w:p>
-      <w:pPr>
-        <w:pStyle w:val="ListBullet"/>
-        <w:spacing w:line="240" w:lineRule="auto"/>
-        <w:ind w:left="720"/>
-      </w:pPr>
-      <w:r>
-        <w:rPr>
-          <w:lang w:val="zh_TW" w:bidi="zh_TW"/>
-        </w:rPr>
-      </w:r>
-      <w:r>
-        <w:rPr>
-          <w:lang w:val="zh_TW" w:bidi="zh_TW"/>
-        </w:rPr>
-        <w:t>訂立特殊協議（盟約）</w:t>
-      </w:r>
-    </w:p>
-    <w:p>
-      <w:pPr/>
-      <w:r>
-        <w:rPr>
-          <w:lang w:val="zh_TW" w:bidi="zh_TW"/>
-        </w:rPr>
-      </w:r>
-      <w:r>
-        <w:rPr>
-          <w:lang w:val="zh_TW" w:bidi="zh_TW"/>
-        </w:rPr>
-        <w:t>在族長時期（亞伯拉罕、以撒和雅各的年代），以色列人較容易與外族建立聯盟。亞伯拉罕曾與下列對象結盟：</w:t>
-      </w:r>
-    </w:p>
-    <w:p>
-      <w:pPr>
-        <w:pStyle w:val="ListBullet"/>
-        <w:spacing w:line="240" w:lineRule="auto"/>
-        <w:ind w:left="720"/>
-      </w:pPr>
-      <w:r>
-        <w:rPr>
-          <w:lang w:val="zh_TW" w:bidi="zh_TW"/>
-        </w:rPr>
-      </w:r>
-      <w:r>
-        <w:rPr>
-          <w:lang w:val="zh_TW" w:bidi="zh_TW"/>
-        </w:rPr>
-        <w:t>三位亞摩利人：幔利、以實各和亞乃（</w:t>
-      </w:r>
-      <w:hyperlink r:id="rId81">
+      <w:hyperlink r:id="rId13">
         <w:r>
           <w:rPr>
             <w:lang w:val="zh_TW" w:bidi="zh_TW"/>
@@ -1909,93 +333,7 @@
             <w:color w:val="0000EE"/>
             <w:u w:val="single"/>
           </w:rPr>
-          <w:t>創14:13</w:t>
-        </w:r>
-      </w:hyperlink>
-      <w:r>
-        <w:rPr>
-          <w:lang w:val="zh_TW" w:bidi="zh_TW"/>
-        </w:rPr>
-        <w:t>、</w:t>
-      </w:r>
-      <w:hyperlink r:id="rId81">
-        <w:r>
-          <w:rPr>
-            <w:lang w:val="zh_TW" w:bidi="zh_TW"/>
-          </w:rPr>
-          <w:rPr>
-            <w:color w:val="0000EE"/>
-            <w:u w:val="single"/>
-          </w:rPr>
-          <w:t>24</w:t>
-        </w:r>
-      </w:hyperlink>
-      <w:r>
-        <w:rPr>
-          <w:lang w:val="zh_TW" w:bidi="zh_TW"/>
-        </w:rPr>
-        <w:t>）</w:t>
-      </w:r>
-    </w:p>
-    <w:p>
-      <w:pPr>
-        <w:pStyle w:val="ListBullet"/>
-        <w:spacing w:line="240" w:lineRule="auto"/>
-        <w:ind w:left="720"/>
-      </w:pPr>
-      <w:r>
-        <w:rPr>
-          <w:lang w:val="zh_TW" w:bidi="zh_TW"/>
-        </w:rPr>
-      </w:r>
-      <w:r>
-        <w:rPr>
-          <w:lang w:val="zh_TW" w:bidi="zh_TW"/>
-        </w:rPr>
-        <w:t>基拉耳的王亞比米勒（</w:t>
-      </w:r>
-      <w:hyperlink r:id="rId82">
-        <w:r>
-          <w:rPr>
-            <w:lang w:val="zh_TW" w:bidi="zh_TW"/>
-          </w:rPr>
-          <w:rPr>
-            <w:color w:val="0000EE"/>
-            <w:u w:val="single"/>
-          </w:rPr>
-          <w:t>創21:22–34</w:t>
-        </w:r>
-      </w:hyperlink>
-      <w:r>
-        <w:rPr>
-          <w:lang w:val="zh_TW" w:bidi="zh_TW"/>
-        </w:rPr>
-        <w:t>）</w:t>
-      </w:r>
-    </w:p>
-    <w:p>
-      <w:pPr/>
-      <w:r>
-        <w:rPr>
-          <w:lang w:val="zh_TW" w:bidi="zh_TW"/>
-        </w:rPr>
-      </w:r>
-      <w:r>
-        <w:rPr>
-          <w:lang w:val="zh_TW" w:bidi="zh_TW"/>
-        </w:rPr>
-        <w:t>亞伯拉罕的兒子以撒也與亞比米勒結盟（</w:t>
-      </w:r>
-      <w:hyperlink r:id="rId83">
-        <w:r>
-          <w:rPr>
-            <w:lang w:val="zh_TW" w:bidi="zh_TW"/>
-          </w:rPr>
-          <w:rPr>
-            <w:color w:val="0000EE"/>
-            <w:u w:val="single"/>
-          </w:rPr>
-          <w:t>創26:26–31</w:t>
+          <w:t>可3:17</w:t>
         </w:r>
       </w:hyperlink>
       <w:r>
@@ -2004,623 +342,30 @@
         </w:rPr>
         <w:t>）。</w:t>
       </w:r>
-    </w:p>
-    <w:p>
-      <w:pPr/>
       <w:r>
         <w:rPr>
+          <w:i/>
           <w:lang w:val="zh_TW" w:bidi="zh_TW"/>
         </w:rPr>
+        <w:t>見</w:t>
       </w:r>
       <w:r>
         <w:rPr>
           <w:lang w:val="zh_TW" w:bidi="zh_TW"/>
         </w:rPr>
-        <w:t>後來，摩西出於宗教信仰的考量，禁止以色列人與迦南人結盟（</w:t>
-      </w:r>
-      <w:hyperlink r:id="rId84">
-        <w:r>
-          <w:rPr>
-            <w:lang w:val="zh_TW" w:bidi="zh_TW"/>
-          </w:rPr>
-          <w:rPr>
-            <w:color w:val="0000EE"/>
-            <w:u w:val="single"/>
-          </w:rPr>
-          <w:t>出23:31–33</w:t>
-        </w:r>
-      </w:hyperlink>
-      <w:r>
-        <w:rPr>
-          <w:lang w:val="zh_TW" w:bidi="zh_TW"/>
-        </w:rPr>
-        <w:t>，</w:t>
-      </w:r>
-      <w:hyperlink r:id="rId85">
-        <w:r>
-          <w:rPr>
-            <w:lang w:val="zh_TW" w:bidi="zh_TW"/>
-          </w:rPr>
-          <w:rPr>
-            <w:color w:val="0000EE"/>
-            <w:u w:val="single"/>
-          </w:rPr>
-          <w:t>34:12</w:t>
-        </w:r>
-      </w:hyperlink>
-      <w:r>
-        <w:rPr>
-          <w:lang w:val="zh_TW" w:bidi="zh_TW"/>
-        </w:rPr>
-        <w:t>；</w:t>
-      </w:r>
-      <w:hyperlink r:id="rId86">
-        <w:r>
-          <w:rPr>
-            <w:lang w:val="zh_TW" w:bidi="zh_TW"/>
-          </w:rPr>
-          <w:rPr>
-            <w:color w:val="0000EE"/>
-            <w:u w:val="single"/>
-          </w:rPr>
-          <w:t>申7:1–4</w:t>
-        </w:r>
-      </w:hyperlink>
-      <w:r>
-        <w:rPr>
-          <w:lang w:val="zh_TW" w:bidi="zh_TW"/>
-        </w:rPr>
-        <w:t>）。在士師時代，以色列人再次被提醒要遵守此命令（</w:t>
-      </w:r>
-      <w:hyperlink r:id="rId87">
-        <w:r>
-          <w:rPr>
-            <w:lang w:val="zh_TW" w:bidi="zh_TW"/>
-          </w:rPr>
-          <w:rPr>
-            <w:color w:val="0000EE"/>
-            <w:u w:val="single"/>
-          </w:rPr>
-          <w:t>士2:1–3</w:t>
-        </w:r>
-      </w:hyperlink>
-      <w:r>
-        <w:rPr>
-          <w:lang w:val="zh_TW" w:bidi="zh_TW"/>
-        </w:rPr>
-        <w:t>）。但是，</w:t>
-      </w:r>
-      <w:hyperlink r:id="rId88">
-        <w:r>
-          <w:rPr>
-            <w:lang w:val="zh_TW" w:bidi="zh_TW"/>
-          </w:rPr>
-          <w:rPr>
-            <w:color w:val="0000EE"/>
-            <w:u w:val="single"/>
-          </w:rPr>
-          <w:t>約書亞記第九章</w:t>
-        </w:r>
-      </w:hyperlink>
-      <w:r>
-        <w:rPr>
-          <w:lang w:val="zh_TW" w:bidi="zh_TW"/>
-        </w:rPr>
-        <w:t>講述了以色列曾受騙而與基遍人立約結盟。</w:t>
-      </w:r>
-    </w:p>
-    <w:p>
-      <w:pPr/>
-      <w:r>
-        <w:rPr>
-          <w:lang w:val="zh_TW" w:bidi="zh_TW"/>
-        </w:rPr>
+        <w:t xml:space="preserve"> </w:t>
       </w:r>
       <w:r>
         <w:rPr>
           <w:lang w:val="zh_TW" w:bidi="zh_TW"/>
         </w:rPr>
-        <w:t>在君主制時期，許多君王與外邦建立同盟，並藉通婚鞏固關係，例如：</w:t>
-      </w:r>
-    </w:p>
-    <w:p>
-      <w:pPr>
-        <w:pStyle w:val="ListBullet"/>
-        <w:spacing w:line="240" w:lineRule="auto"/>
-        <w:ind w:left="720"/>
-      </w:pPr>
-      <w:r>
-        <w:rPr>
-          <w:lang w:val="zh_TW" w:bidi="zh_TW"/>
-        </w:rPr>
+        <w:t>半尼其</w:t>
       </w:r>
       <w:r>
         <w:rPr>
           <w:lang w:val="zh_TW" w:bidi="zh_TW"/>
         </w:rPr>
-        <w:t>大衛（在他成為全以色列的王之前）同意與迦特王亞吉及非利士人一起對抗掃羅（</w:t>
-      </w:r>
-      <w:hyperlink r:id="rId89">
-        <w:r>
-          <w:rPr>
-            <w:lang w:val="zh_TW" w:bidi="zh_TW"/>
-          </w:rPr>
-          <w:rPr>
-            <w:color w:val="0000EE"/>
-            <w:u w:val="single"/>
-          </w:rPr>
-          <w:t>撒上27:1</w:t>
-        </w:r>
-      </w:hyperlink>
-      <w:r>
-        <w:rPr>
-          <w:lang w:val="zh_TW" w:bidi="zh_TW"/>
-        </w:rPr>
-        <w:t>，</w:t>
-      </w:r>
-      <w:hyperlink r:id="rId90">
-        <w:r>
-          <w:rPr>
-            <w:lang w:val="zh_TW" w:bidi="zh_TW"/>
-          </w:rPr>
-          <w:rPr>
-            <w:color w:val="0000EE"/>
-            <w:u w:val="single"/>
-          </w:rPr>
-          <w:t>28:2</w:t>
-        </w:r>
-      </w:hyperlink>
-      <w:r>
-        <w:rPr>
-          <w:lang w:val="zh_TW" w:bidi="zh_TW"/>
-        </w:rPr>
-        <w:t>）。</w:t>
-      </w:r>
-    </w:p>
-    <w:p>
-      <w:pPr>
-        <w:pStyle w:val="ListBullet"/>
-        <w:spacing w:line="240" w:lineRule="auto"/>
-        <w:ind w:left="720"/>
-      </w:pPr>
-      <w:r>
-        <w:rPr>
-          <w:lang w:val="zh_TW" w:bidi="zh_TW"/>
-        </w:rPr>
-      </w:r>
-      <w:r>
-        <w:rPr>
-          <w:lang w:val="zh_TW" w:bidi="zh_TW"/>
-        </w:rPr>
-        <w:t>所羅門與泰爾的希蘭建立貿易聯盟 （</w:t>
-      </w:r>
-      <w:hyperlink r:id="rId91">
-        <w:r>
-          <w:rPr>
-            <w:lang w:val="zh_TW" w:bidi="zh_TW"/>
-          </w:rPr>
-          <w:rPr>
-            <w:color w:val="0000EE"/>
-            <w:u w:val="single"/>
-          </w:rPr>
-          <w:t>王上5:1–18</w:t>
-        </w:r>
-      </w:hyperlink>
-      <w:r>
-        <w:rPr>
-          <w:lang w:val="zh_TW" w:bidi="zh_TW"/>
-        </w:rPr>
-        <w:t>，</w:t>
-      </w:r>
-      <w:hyperlink r:id="rId92">
-        <w:r>
-          <w:rPr>
-            <w:lang w:val="zh_TW" w:bidi="zh_TW"/>
-          </w:rPr>
-          <w:rPr>
-            <w:color w:val="0000EE"/>
-            <w:u w:val="single"/>
-          </w:rPr>
-          <w:t>9:26–28</w:t>
-        </w:r>
-      </w:hyperlink>
-      <w:r>
-        <w:rPr>
-          <w:lang w:val="zh_TW" w:bidi="zh_TW"/>
-        </w:rPr>
-        <w:t>）。</w:t>
-      </w:r>
-    </w:p>
-    <w:p>
-      <w:pPr>
-        <w:pStyle w:val="ListBullet"/>
-        <w:spacing w:line="240" w:lineRule="auto"/>
-        <w:ind w:left="720"/>
-      </w:pPr>
-      <w:r>
-        <w:rPr>
-          <w:lang w:val="zh_TW" w:bidi="zh_TW"/>
-        </w:rPr>
-      </w:r>
-      <w:r>
-        <w:rPr>
-          <w:lang w:val="zh_TW" w:bidi="zh_TW"/>
-        </w:rPr>
-        <w:t>所羅門也與埃及王建立貿易聯盟（</w:t>
-      </w:r>
-      <w:hyperlink r:id="rId93">
-        <w:r>
-          <w:rPr>
-            <w:lang w:val="zh_TW" w:bidi="zh_TW"/>
-          </w:rPr>
-          <w:rPr>
-            <w:color w:val="0000EE"/>
-            <w:u w:val="single"/>
-          </w:rPr>
-          <w:t>王上9:16</w:t>
-        </w:r>
-      </w:hyperlink>
-      <w:r>
-        <w:rPr>
-          <w:lang w:val="zh_TW" w:bidi="zh_TW"/>
-        </w:rPr>
-        <w:t>）。</w:t>
-      </w:r>
-    </w:p>
-    <w:p>
-      <w:pPr>
-        <w:pStyle w:val="ListBullet"/>
-        <w:spacing w:line="240" w:lineRule="auto"/>
-        <w:ind w:left="720"/>
-      </w:pPr>
-      <w:r>
-        <w:rPr>
-          <w:lang w:val="zh_TW" w:bidi="zh_TW"/>
-        </w:rPr>
-      </w:r>
-      <w:r>
-        <w:rPr>
-          <w:lang w:val="zh_TW" w:bidi="zh_TW"/>
-        </w:rPr>
-        <w:t>亞撒與</w:t>
-      </w:r>
-      <w:r>
-        <w:rPr>
-          <w:lang w:val="zh_TW" w:bidi="zh_TW"/>
-        </w:rPr>
-        <w:t>亞蘭</w:t>
-      </w:r>
-      <w:r>
-        <w:rPr>
-          <w:lang w:val="zh_TW" w:bidi="zh_TW"/>
-        </w:rPr>
-        <w:t>王便‧哈達結盟（</w:t>
-      </w:r>
-      <w:hyperlink r:id="rId94">
-        <w:r>
-          <w:rPr>
-            <w:lang w:val="zh_TW" w:bidi="zh_TW"/>
-          </w:rPr>
-          <w:rPr>
-            <w:color w:val="0000EE"/>
-            <w:u w:val="single"/>
-          </w:rPr>
-          <w:t>王上15:18–20</w:t>
-        </w:r>
-      </w:hyperlink>
-      <w:r>
-        <w:rPr>
-          <w:lang w:val="zh_TW" w:bidi="zh_TW"/>
-        </w:rPr>
-        <w:t>）。</w:t>
-      </w:r>
-    </w:p>
-    <w:p>
-      <w:pPr>
-        <w:pStyle w:val="ListBullet"/>
-        <w:spacing w:line="240" w:lineRule="auto"/>
-        <w:ind w:left="720"/>
-      </w:pPr>
-      <w:r>
-        <w:rPr>
-          <w:lang w:val="zh_TW" w:bidi="zh_TW"/>
-        </w:rPr>
-      </w:r>
-      <w:r>
-        <w:rPr>
-          <w:lang w:val="zh_TW" w:bidi="zh_TW"/>
-        </w:rPr>
-        <w:t>亞哈王與約沙法聯盟對抗</w:t>
-      </w:r>
-      <w:r>
-        <w:rPr>
-          <w:lang w:val="zh_TW" w:bidi="zh_TW"/>
-        </w:rPr>
-        <w:t>亞蘭</w:t>
-      </w:r>
-      <w:r>
-        <w:rPr>
-          <w:lang w:val="zh_TW" w:bidi="zh_TW"/>
-        </w:rPr>
-        <w:t>（</w:t>
-      </w:r>
-      <w:hyperlink r:id="rId95">
-        <w:r>
-          <w:rPr>
-            <w:lang w:val="zh_TW" w:bidi="zh_TW"/>
-          </w:rPr>
-          <w:rPr>
-            <w:color w:val="0000EE"/>
-            <w:u w:val="single"/>
-          </w:rPr>
-          <w:t>王上22:1–4</w:t>
-        </w:r>
-      </w:hyperlink>
-      <w:r>
-        <w:rPr>
-          <w:lang w:val="zh_TW" w:bidi="zh_TW"/>
-        </w:rPr>
-        <w:t>；</w:t>
-      </w:r>
-      <w:hyperlink r:id="rId96">
-        <w:r>
-          <w:rPr>
-            <w:lang w:val="zh_TW" w:bidi="zh_TW"/>
-          </w:rPr>
-          <w:rPr>
-            <w:color w:val="0000EE"/>
-            <w:u w:val="single"/>
-          </w:rPr>
-          <w:t>代下18:1–13</w:t>
-        </w:r>
-      </w:hyperlink>
-      <w:r>
-        <w:rPr>
-          <w:lang w:val="zh_TW" w:bidi="zh_TW"/>
-        </w:rPr>
-        <w:t>）。</w:t>
-      </w:r>
-    </w:p>
-    <w:p>
-      <w:pPr>
-        <w:pStyle w:val="ListBullet"/>
-        <w:spacing w:line="240" w:lineRule="auto"/>
-        <w:ind w:left="720"/>
-      </w:pPr>
-      <w:r>
-        <w:rPr>
-          <w:lang w:val="zh_TW" w:bidi="zh_TW"/>
-        </w:rPr>
-      </w:r>
-      <w:r>
-        <w:rPr>
-          <w:lang w:val="zh_TW" w:bidi="zh_TW"/>
-        </w:rPr>
-        <w:t>以色列王比加與</w:t>
-      </w:r>
-      <w:r>
-        <w:rPr>
-          <w:lang w:val="zh_TW" w:bidi="zh_TW"/>
-        </w:rPr>
-        <w:t>亞蘭</w:t>
-      </w:r>
-      <w:r>
-        <w:rPr>
-          <w:lang w:val="zh_TW" w:bidi="zh_TW"/>
-        </w:rPr>
-        <w:t>王利汛結盟，對抗猶大王亞哈斯（</w:t>
-      </w:r>
-      <w:hyperlink r:id="rId97">
-        <w:r>
-          <w:rPr>
-            <w:lang w:val="zh_TW" w:bidi="zh_TW"/>
-          </w:rPr>
-          <w:rPr>
-            <w:color w:val="0000EE"/>
-            <w:u w:val="single"/>
-          </w:rPr>
-          <w:t>賽7:1–9</w:t>
-        </w:r>
-      </w:hyperlink>
-      <w:r>
-        <w:rPr>
-          <w:lang w:val="zh_TW" w:bidi="zh_TW"/>
-        </w:rPr>
-        <w:t>）。</w:t>
-      </w:r>
-    </w:p>
-    <w:p>
-      <w:pPr>
-        <w:pStyle w:val="ListBullet"/>
-        <w:spacing w:line="240" w:lineRule="auto"/>
-        <w:ind w:left="720"/>
-      </w:pPr>
-      <w:r>
-        <w:rPr>
-          <w:lang w:val="zh_TW" w:bidi="zh_TW"/>
-        </w:rPr>
-      </w:r>
-      <w:r>
-        <w:rPr>
-          <w:lang w:val="zh_TW" w:bidi="zh_TW"/>
-        </w:rPr>
-        <w:t>亞哈斯與亞述王提革拉‧毗列色結盟，對抗比加和利汛（</w:t>
-      </w:r>
-      <w:hyperlink r:id="rId98">
-        <w:r>
-          <w:rPr>
-            <w:lang w:val="zh_TW" w:bidi="zh_TW"/>
-          </w:rPr>
-          <w:rPr>
-            <w:color w:val="0000EE"/>
-            <w:u w:val="single"/>
-          </w:rPr>
-          <w:t>王下16:7–9</w:t>
-        </w:r>
-      </w:hyperlink>
-      <w:r>
-        <w:rPr>
-          <w:lang w:val="zh_TW" w:bidi="zh_TW"/>
-        </w:rPr>
-        <w:t>）。</w:t>
-      </w:r>
-    </w:p>
-    <w:p>
-      <w:pPr>
-        <w:pStyle w:val="ListBullet"/>
-        <w:spacing w:line="240" w:lineRule="auto"/>
-        <w:ind w:left="720"/>
-      </w:pPr>
-      <w:r>
-        <w:rPr>
-          <w:lang w:val="zh_TW" w:bidi="zh_TW"/>
-        </w:rPr>
-      </w:r>
-      <w:r>
-        <w:rPr>
-          <w:lang w:val="zh_TW" w:bidi="zh_TW"/>
-        </w:rPr>
-        <w:t>西底家與埃及結盟對抗巴比倫人（</w:t>
-      </w:r>
-      <w:hyperlink r:id="rId99">
-        <w:r>
-          <w:rPr>
-            <w:lang w:val="zh_TW" w:bidi="zh_TW"/>
-          </w:rPr>
-          <w:rPr>
-            <w:color w:val="0000EE"/>
-            <w:u w:val="single"/>
-          </w:rPr>
-          <w:t>王下24:20</w:t>
-        </w:r>
-      </w:hyperlink>
-      <w:r>
-        <w:rPr>
-          <w:lang w:val="zh_TW" w:bidi="zh_TW"/>
-        </w:rPr>
-        <w:t>；</w:t>
-      </w:r>
-      <w:hyperlink r:id="rId100">
-        <w:r>
-          <w:rPr>
-            <w:lang w:val="zh_TW" w:bidi="zh_TW"/>
-          </w:rPr>
-          <w:rPr>
-            <w:color w:val="0000EE"/>
-            <w:u w:val="single"/>
-          </w:rPr>
-          <w:t>結17:1–21</w:t>
-        </w:r>
-      </w:hyperlink>
-      <w:r>
-        <w:rPr>
-          <w:lang w:val="zh_TW" w:bidi="zh_TW"/>
-        </w:rPr>
-        <w:t>）。</w:t>
-      </w:r>
-    </w:p>
-    <w:p>
-      <w:pPr/>
-      <w:r>
-        <w:rPr>
-          <w:lang w:val="zh_TW" w:bidi="zh_TW"/>
-        </w:rPr>
-      </w:r>
-      <w:r>
-        <w:rPr>
-          <w:lang w:val="zh_TW" w:bidi="zh_TW"/>
-        </w:rPr>
-        <w:t>這些聯盟經常會將外邦宗教帶入耶路撒冷（</w:t>
-      </w:r>
-      <w:hyperlink r:id="rId101">
-        <w:r>
-          <w:rPr>
-            <w:lang w:val="zh_TW" w:bidi="zh_TW"/>
-          </w:rPr>
-          <w:rPr>
-            <w:color w:val="0000EE"/>
-            <w:u w:val="single"/>
-          </w:rPr>
-          <w:t>王下16:10–18</w:t>
-        </w:r>
-      </w:hyperlink>
-      <w:r>
-        <w:rPr>
-          <w:lang w:val="zh_TW" w:bidi="zh_TW"/>
-        </w:rPr>
-        <w:t>），導致先知們的批評（</w:t>
-      </w:r>
-      <w:hyperlink r:id="rId102">
-        <w:r>
-          <w:rPr>
-            <w:lang w:val="zh_TW" w:bidi="zh_TW"/>
-          </w:rPr>
-          <w:rPr>
-            <w:color w:val="0000EE"/>
-            <w:u w:val="single"/>
-          </w:rPr>
-          <w:t>何8:8–10</w:t>
-        </w:r>
-      </w:hyperlink>
-      <w:r>
-        <w:rPr>
-          <w:lang w:val="zh_TW" w:bidi="zh_TW"/>
-        </w:rPr>
-        <w:t>；</w:t>
-      </w:r>
-      <w:hyperlink r:id="rId103">
-        <w:r>
-          <w:rPr>
-            <w:lang w:val="zh_TW" w:bidi="zh_TW"/>
-          </w:rPr>
-          <w:rPr>
-            <w:color w:val="0000EE"/>
-            <w:u w:val="single"/>
-          </w:rPr>
-          <w:t>賽30:1–3</w:t>
-        </w:r>
-      </w:hyperlink>
-      <w:r>
-        <w:rPr>
-          <w:lang w:val="zh_TW" w:bidi="zh_TW"/>
-        </w:rPr>
-        <w:t>、</w:t>
-      </w:r>
-      <w:hyperlink r:id="rId103">
-        <w:r>
-          <w:rPr>
-            <w:lang w:val="zh_TW" w:bidi="zh_TW"/>
-          </w:rPr>
-          <w:rPr>
-            <w:color w:val="0000EE"/>
-            <w:u w:val="single"/>
-          </w:rPr>
-          <w:t>15–16</w:t>
-        </w:r>
-      </w:hyperlink>
-      <w:r>
-        <w:rPr>
-          <w:lang w:val="zh_TW" w:bidi="zh_TW"/>
-        </w:rPr>
-        <w:t>；</w:t>
-      </w:r>
-      <w:hyperlink r:id="rId104">
-        <w:r>
-          <w:rPr>
-            <w:lang w:val="zh_TW" w:bidi="zh_TW"/>
-          </w:rPr>
-          <w:rPr>
-            <w:color w:val="0000EE"/>
-            <w:u w:val="single"/>
-          </w:rPr>
-          <w:t>耶2:18</w:t>
-        </w:r>
-      </w:hyperlink>
-      <w:r>
-        <w:rPr>
-          <w:lang w:val="zh_TW" w:bidi="zh_TW"/>
-        </w:rPr>
-        <w:t>）。</w:t>
+        <w:t>。</w:t>
       </w:r>
       <w:r>
         <w:rPr>

--- a/zht/docx/086.content.docx
+++ b/zht/docx/086.content.docx
@@ -149,7 +149,7 @@
         <w:rPr>
           <w:lang w:val="zh_TW" w:bidi="zh_TW"/>
         </w:rPr>
-        <w:t>lei</w:t>
+        <w:t>la</w:t>
       </w:r>
       <w:r>
         <w:rPr>
@@ -212,7 +212,7 @@
         <w:rPr>
           <w:lang w:val="zh_TW" w:bidi="zh_TW"/>
         </w:rPr>
-        <w:t>雷子</w:t>
+        <w:t>拉班（人物）</w:t>
       </w:r>
       <w:r>
         <w:rPr>
@@ -231,7 +231,7 @@
         <w:rPr>
           <w:lang w:val="zh_TW" w:bidi="zh_TW"/>
         </w:rPr>
-        <w:t>「半尼其」翻譯出來的意思，即耶穌給雅各和約翰的稱號（</w:t>
+        <w:t>拉班是彼土利的兒子（</w:t>
       </w:r>
       <w:hyperlink r:id="rId13">
         <w:r>
@@ -242,7 +242,301 @@
             <w:color w:val="0000EE"/>
             <w:u w:val="single"/>
           </w:rPr>
-          <w:t>可3:17</w:t>
+          <w:t>創24:24</w:t>
+        </w:r>
+      </w:hyperlink>
+      <w:r>
+        <w:rPr>
+          <w:lang w:val="zh_TW" w:bidi="zh_TW"/>
+        </w:rPr>
+        <w:t>、</w:t>
+      </w:r>
+      <w:hyperlink r:id="rId13">
+        <w:r>
+          <w:rPr>
+            <w:lang w:val="zh_TW" w:bidi="zh_TW"/>
+          </w:rPr>
+          <w:rPr>
+            <w:color w:val="0000EE"/>
+            <w:u w:val="single"/>
+          </w:rPr>
+          <w:t>29</w:t>
+        </w:r>
+      </w:hyperlink>
+      <w:r>
+        <w:rPr>
+          <w:lang w:val="zh_TW" w:bidi="zh_TW"/>
+        </w:rPr>
+        <w:t>）、利百加的哥哥（</w:t>
+      </w:r>
+      <w:hyperlink r:id="rId14">
+        <w:r>
+          <w:rPr>
+            <w:lang w:val="zh_TW" w:bidi="zh_TW"/>
+          </w:rPr>
+          <w:rPr>
+            <w:color w:val="0000EE"/>
+            <w:u w:val="single"/>
+          </w:rPr>
+          <w:t>15</w:t>
+        </w:r>
+      </w:hyperlink>
+      <w:r>
+        <w:rPr>
+          <w:lang w:val="zh_TW" w:bidi="zh_TW"/>
+        </w:rPr>
+        <w:t>、</w:t>
+      </w:r>
+      <w:hyperlink r:id="rId14">
+        <w:r>
+          <w:rPr>
+            <w:lang w:val="zh_TW" w:bidi="zh_TW"/>
+          </w:rPr>
+          <w:rPr>
+            <w:color w:val="0000EE"/>
+            <w:u w:val="single"/>
+          </w:rPr>
+          <w:t>29</w:t>
+        </w:r>
+      </w:hyperlink>
+      <w:r>
+        <w:rPr>
+          <w:lang w:val="zh_TW" w:bidi="zh_TW"/>
+        </w:rPr>
+        <w:t>節）、利亞和拉結的父親（</w:t>
+      </w:r>
+      <w:hyperlink r:id="rId15">
+        <w:r>
+          <w:rPr>
+            <w:lang w:val="zh_TW" w:bidi="zh_TW"/>
+          </w:rPr>
+          <w:rPr>
+            <w:color w:val="0000EE"/>
+            <w:u w:val="single"/>
+          </w:rPr>
+          <w:t>29:16</w:t>
+        </w:r>
+      </w:hyperlink>
+      <w:r>
+        <w:rPr>
+          <w:lang w:val="zh_TW" w:bidi="zh_TW"/>
+        </w:rPr>
+        <w:t>），也是雅各的舅舅和岳父。拉班的先祖原本住在吾珥，但他的父親彼土利被稱為巴旦‧亞蘭地的亞蘭人，拉班也被稱為亞蘭人（有英文譯本譯為Syrian，</w:t>
+      </w:r>
+      <w:hyperlink r:id="rId16">
+        <w:r>
+          <w:rPr>
+            <w:lang w:val="zh_TW" w:bidi="zh_TW"/>
+          </w:rPr>
+          <w:rPr>
+            <w:color w:val="0000EE"/>
+            <w:u w:val="single"/>
+          </w:rPr>
+          <w:t>25:20</w:t>
+        </w:r>
+      </w:hyperlink>
+      <w:r>
+        <w:rPr>
+          <w:lang w:val="zh_TW" w:bidi="zh_TW"/>
+        </w:rPr>
+        <w:t>，參</w:t>
+      </w:r>
+      <w:hyperlink r:id="rId17">
+        <w:r>
+          <w:rPr>
+            <w:lang w:val="zh_TW" w:bidi="zh_TW"/>
+          </w:rPr>
+          <w:rPr>
+            <w:color w:val="0000EE"/>
+            <w:u w:val="single"/>
+          </w:rPr>
+          <w:t>28:5</w:t>
+        </w:r>
+      </w:hyperlink>
+      <w:r>
+        <w:rPr>
+          <w:lang w:val="zh_TW" w:bidi="zh_TW"/>
+        </w:rPr>
+        <w:t>）。他們的家鄉是位於敘利亞地區的哈蘭，與吾珥一樣是敬拜月神辛（Sin）或南納（Nannar）的重要敬拜中心。</w:t>
+      </w:r>
+    </w:p>
+    <w:p>
+      <w:pPr/>
+      <w:r>
+        <w:rPr>
+          <w:lang w:val="zh_TW" w:bidi="zh_TW"/>
+        </w:rPr>
+      </w:r>
+      <w:r>
+        <w:rPr>
+          <w:lang w:val="zh_TW" w:bidi="zh_TW"/>
+        </w:rPr>
+        <w:t>當以撒年紀漸長時，亞伯拉罕差遣僕人以利以謝回到哈蘭，為以撒物色妻子。拉班熱情地接待以利以謝，並為他和他的駱駝預備住宿與所需（</w:t>
+      </w:r>
+      <w:hyperlink r:id="rId18">
+        <w:r>
+          <w:rPr>
+            <w:lang w:val="zh_TW" w:bidi="zh_TW"/>
+          </w:rPr>
+          <w:rPr>
+            <w:color w:val="0000EE"/>
+            <w:u w:val="single"/>
+          </w:rPr>
+          <w:t>創24:29–33</w:t>
+        </w:r>
+      </w:hyperlink>
+      <w:r>
+        <w:rPr>
+          <w:lang w:val="zh_TW" w:bidi="zh_TW"/>
+        </w:rPr>
+        <w:t>、</w:t>
+      </w:r>
+      <w:hyperlink r:id="rId18">
+        <w:r>
+          <w:rPr>
+            <w:lang w:val="zh_TW" w:bidi="zh_TW"/>
+          </w:rPr>
+          <w:rPr>
+            <w:color w:val="0000EE"/>
+            <w:u w:val="single"/>
+          </w:rPr>
+          <w:t>54</w:t>
+        </w:r>
+      </w:hyperlink>
+      <w:r>
+        <w:rPr>
+          <w:lang w:val="zh_TW" w:bidi="zh_TW"/>
+        </w:rPr>
+        <w:t>）。拉班是家中的主人，故是由他決定是否將利百加嫁給以撒（</w:t>
+      </w:r>
+      <w:hyperlink r:id="rId19">
+        <w:r>
+          <w:rPr>
+            <w:lang w:val="zh_TW" w:bidi="zh_TW"/>
+          </w:rPr>
+          <w:rPr>
+            <w:color w:val="0000EE"/>
+            <w:u w:val="single"/>
+          </w:rPr>
+          <w:t>50–51</w:t>
+        </w:r>
+      </w:hyperlink>
+      <w:r>
+        <w:rPr>
+          <w:lang w:val="zh_TW" w:bidi="zh_TW"/>
+        </w:rPr>
+        <w:t>節），因此，以利以謝也將貴重的禮物獻給拉班與他母親（</w:t>
+      </w:r>
+      <w:hyperlink r:id="rId20">
+        <w:r>
+          <w:rPr>
+            <w:lang w:val="zh_TW" w:bidi="zh_TW"/>
+          </w:rPr>
+          <w:rPr>
+            <w:color w:val="0000EE"/>
+            <w:u w:val="single"/>
+          </w:rPr>
+          <w:t>53</w:t>
+        </w:r>
+      </w:hyperlink>
+      <w:r>
+        <w:rPr>
+          <w:lang w:val="zh_TW" w:bidi="zh_TW"/>
+        </w:rPr>
+        <w:t>節）。</w:t>
+      </w:r>
+    </w:p>
+    <w:p>
+      <w:pPr/>
+      <w:r>
+        <w:rPr>
+          <w:lang w:val="zh_TW" w:bidi="zh_TW"/>
+        </w:rPr>
+      </w:r>
+      <w:r>
+        <w:rPr>
+          <w:lang w:val="zh_TW" w:bidi="zh_TW"/>
+        </w:rPr>
+        <w:t>拉班在他外甥雅各物色妻子的故事中佔有重要地位。在利百加與雅各設計欺哄以撒之後，利百加擔心以掃會殺死雅各，便勸他逃往她哥哥拉班那裡（</w:t>
+      </w:r>
+      <w:hyperlink r:id="rId21">
+        <w:r>
+          <w:rPr>
+            <w:lang w:val="zh_TW" w:bidi="zh_TW"/>
+          </w:rPr>
+          <w:rPr>
+            <w:color w:val="0000EE"/>
+            <w:u w:val="single"/>
+          </w:rPr>
+          <w:t>創27:43</w:t>
+        </w:r>
+      </w:hyperlink>
+      <w:r>
+        <w:rPr>
+          <w:lang w:val="zh_TW" w:bidi="zh_TW"/>
+        </w:rPr>
+        <w:t>）；同時，她也說服以撒讓雅各前往哈蘭，從親族中娶妻。當雅各抵達哈蘭地區時，遇見拉班的小女兒拉結，並受到熱情款待（</w:t>
+      </w:r>
+      <w:hyperlink r:id="rId22">
+        <w:r>
+          <w:rPr>
+            <w:lang w:val="zh_TW" w:bidi="zh_TW"/>
+          </w:rPr>
+          <w:rPr>
+            <w:color w:val="0000EE"/>
+            <w:u w:val="single"/>
+          </w:rPr>
+          <w:t>創29:13</w:t>
+        </w:r>
+      </w:hyperlink>
+      <w:r>
+        <w:rPr>
+          <w:lang w:val="zh_TW" w:bidi="zh_TW"/>
+        </w:rPr>
+        <w:t>）。拉班僱用雅各牧羊，雙方同意雅各工作七年後可娶拉結為妻。七年期滿後，拉班卻將大女兒利亞代替拉結給雅各為妻。雅各提出抗議，最後兩人達成協議，只要雅各再事奉七年，便能娶拉結為妻。</w:t>
+      </w:r>
+    </w:p>
+    <w:p>
+      <w:pPr/>
+      <w:r>
+        <w:rPr>
+          <w:lang w:val="zh_TW" w:bidi="zh_TW"/>
+        </w:rPr>
+      </w:r>
+      <w:r>
+        <w:rPr>
+          <w:lang w:val="zh_TW" w:bidi="zh_TW"/>
+        </w:rPr>
+        <w:t>雅各與拉班兩人都善於盤算，並且在工資問題上有多次激烈爭執。雅各曾提出，他的工資可以是羊群中特定的一部分。拉班同意後，耶和華賜福給雅各，使他的羊群大大增多，這使拉班心生不滿。雅各指出，拉班曾十次更改他的工價（</w:t>
+      </w:r>
+      <w:hyperlink r:id="rId23">
+        <w:r>
+          <w:rPr>
+            <w:lang w:val="zh_TW" w:bidi="zh_TW"/>
+          </w:rPr>
+          <w:rPr>
+            <w:color w:val="0000EE"/>
+            <w:u w:val="single"/>
+          </w:rPr>
+          <w:t>創31:7</w:t>
+        </w:r>
+      </w:hyperlink>
+      <w:r>
+        <w:rPr>
+          <w:lang w:val="zh_TW" w:bidi="zh_TW"/>
+        </w:rPr>
+        <w:t>、</w:t>
+      </w:r>
+      <w:hyperlink r:id="rId23">
+        <w:r>
+          <w:rPr>
+            <w:lang w:val="zh_TW" w:bidi="zh_TW"/>
+          </w:rPr>
+          <w:rPr>
+            <w:color w:val="0000EE"/>
+            <w:u w:val="single"/>
+          </w:rPr>
+          <w:t>41</w:t>
         </w:r>
       </w:hyperlink>
       <w:r>
@@ -251,24 +545,1081 @@
         </w:rPr>
         <w:t>）。</w:t>
       </w:r>
+    </w:p>
+    <w:p>
+      <w:pPr/>
+      <w:r>
+        <w:rPr>
+          <w:lang w:val="zh_TW" w:bidi="zh_TW"/>
+        </w:rPr>
+      </w:r>
+      <w:r>
+        <w:rPr>
+          <w:lang w:val="zh_TW" w:bidi="zh_TW"/>
+        </w:rPr>
+        <w:t>後來雅各逃離哈蘭。拉班追趕他，因為他發現自家的神像失蹤了，而擁有這些神像的人可繼承家產。但其實是拉結偷偷將神像帶走，並巧妙地隱藏，使她父親未能搜出。</w:t>
+      </w:r>
+    </w:p>
+    <w:p>
+      <w:pPr/>
+      <w:r>
+        <w:rPr>
+          <w:lang w:val="zh_TW" w:bidi="zh_TW"/>
+        </w:rPr>
+      </w:r>
+      <w:r>
+        <w:rPr>
+          <w:lang w:val="zh_TW" w:bidi="zh_TW"/>
+        </w:rPr>
+        <w:t>最後，拉班與雅各立下和平之約，二人堆起一堆石頭作為彼此之間的見證（</w:t>
+      </w:r>
+      <w:hyperlink r:id="rId24">
+        <w:r>
+          <w:rPr>
+            <w:lang w:val="zh_TW" w:bidi="zh_TW"/>
+          </w:rPr>
+          <w:rPr>
+            <w:color w:val="0000EE"/>
+            <w:u w:val="single"/>
+          </w:rPr>
+          <w:t>創31:46–50</w:t>
+        </w:r>
+      </w:hyperlink>
+      <w:r>
+        <w:rPr>
+          <w:lang w:val="zh_TW" w:bidi="zh_TW"/>
+        </w:rPr>
+        <w:t>）。</w:t>
+      </w:r>
+    </w:p>
+    <w:p>
+      <w:pPr/>
+      <w:r>
+        <w:rPr>
+          <w:lang w:val="zh_TW" w:bidi="zh_TW"/>
+        </w:rPr>
+      </w:r>
       <w:r>
         <w:rPr>
           <w:i/>
           <w:lang w:val="zh_TW" w:bidi="zh_TW"/>
         </w:rPr>
+        <w:t xml:space="preserve">另見 </w:t>
+      </w:r>
+      <w:r>
+        <w:rPr>
+          <w:lang w:val="zh_TW" w:bidi="zh_TW"/>
+        </w:rPr>
+        <w:t>雅各 #1</w:t>
+      </w:r>
+      <w:r>
+        <w:rPr>
+          <w:lang w:val="zh_TW" w:bidi="zh_TW"/>
+        </w:rPr>
+        <w:t>。</w:t>
+      </w:r>
+      <w:r>
+        <w:rPr>
+          <w:lang w:val="zh_TW" w:bidi="zh_TW"/>
+        </w:rPr>
+      </w:r>
+      <w:r>
+        <w:rPr>
+          <w:lang w:val="zh_TW" w:bidi="zh_TW"/>
+        </w:rPr>
+      </w:r>
+    </w:p>
+    <w:p>
+      <w:pPr/>
+      <w:r>
+        <w:rPr>
+          <w:lang w:val="zh_TW" w:bidi="zh_TW"/>
+        </w:rPr>
+      </w:r>
+    </w:p>
+    <w:p>
+      <w:pPr>
+        <w:pStyle w:val="Heading2"/>
+      </w:pPr>
+      <w:r>
+        <w:rPr>
+          <w:lang w:val="zh_TW" w:bidi="zh_TW"/>
+        </w:rPr>
+        <w:t>拉比</w:t>
+      </w:r>
+      <w:r>
+        <w:rPr>
+          <w:lang w:val="zh_TW" w:bidi="zh_TW"/>
+        </w:rPr>
+      </w:r>
+    </w:p>
+    <w:p>
+      <w:pPr/>
+      <w:r>
+        <w:rPr>
+          <w:lang w:val="zh_TW" w:bidi="zh_TW"/>
+        </w:rPr>
+      </w:r>
+      <w:r>
+        <w:rPr>
+          <w:lang w:val="zh_TW" w:bidi="zh_TW"/>
+        </w:rPr>
+        <w:t>一種尊稱，意思是「我的大人」或「在我之上者」。猶太人在耶穌的時代用這個稱號來稱呼他們的宗教教師。</w:t>
+      </w:r>
+    </w:p>
+    <w:p>
+      <w:pPr/>
+      <w:r>
+        <w:rPr>
+          <w:lang w:val="zh_TW" w:bidi="zh_TW"/>
+        </w:rPr>
+      </w:r>
+      <w:r>
+        <w:rPr>
+          <w:lang w:val="zh_TW" w:bidi="zh_TW"/>
+        </w:rPr>
+        <w:t>根據</w:t>
+      </w:r>
+      <w:hyperlink r:id="rId25">
+        <w:r>
+          <w:rPr>
+            <w:lang w:val="zh_TW" w:bidi="zh_TW"/>
+          </w:rPr>
+          <w:rPr>
+            <w:color w:val="0000EE"/>
+            <w:u w:val="single"/>
+          </w:rPr>
+          <w:t>馬太福音二十三章7節</w:t>
+        </w:r>
+      </w:hyperlink>
+      <w:r>
+        <w:rPr>
+          <w:lang w:val="zh_TW" w:bidi="zh_TW"/>
+        </w:rPr>
+        <w:t>，「拉比」是用於稱呼猶太文士和法利賽人的頭銜。然而，在新約聖經中，當其他人對耶穌說話時，它最常用作尊稱。在福音書中的許多故事中，人們都稱呼耶穌為「拉比」。比如：</w:t>
+      </w:r>
+    </w:p>
+    <w:p>
+      <w:pPr>
+        <w:pStyle w:val="ListBullet"/>
+        <w:spacing w:line="240" w:lineRule="auto"/>
+        <w:ind w:left="720"/>
+      </w:pPr>
+      <w:r>
+        <w:rPr>
+          <w:lang w:val="zh_TW" w:bidi="zh_TW"/>
+        </w:rPr>
+      </w:r>
+      <w:hyperlink r:id="rId26">
+        <w:r>
+          <w:rPr>
+            <w:lang w:val="zh_TW" w:bidi="zh_TW"/>
+          </w:rPr>
+          <w:rPr>
+            <w:color w:val="0000EE"/>
+            <w:u w:val="single"/>
+          </w:rPr>
+          <w:t>約翰福音一章49節</w:t>
+        </w:r>
+      </w:hyperlink>
+      <w:r>
+        <w:rPr>
+          <w:lang w:val="zh_TW" w:bidi="zh_TW"/>
+        </w:rPr>
+        <w:t>中的拿但業</w:t>
+      </w:r>
+    </w:p>
+    <w:p>
+      <w:pPr>
+        <w:pStyle w:val="ListBullet"/>
+        <w:spacing w:line="240" w:lineRule="auto"/>
+        <w:ind w:left="720"/>
+      </w:pPr>
+      <w:r>
+        <w:rPr>
+          <w:lang w:val="zh_TW" w:bidi="zh_TW"/>
+        </w:rPr>
+      </w:r>
+      <w:hyperlink r:id="rId27">
+        <w:r>
+          <w:rPr>
+            <w:lang w:val="zh_TW" w:bidi="zh_TW"/>
+          </w:rPr>
+          <w:rPr>
+            <w:color w:val="0000EE"/>
+            <w:u w:val="single"/>
+          </w:rPr>
+          <w:t>約翰福音一章38節</w:t>
+        </w:r>
+      </w:hyperlink>
+      <w:r>
+        <w:rPr>
+          <w:lang w:val="zh_TW" w:bidi="zh_TW"/>
+        </w:rPr>
+        <w:t>中的彼得和安得烈</w:t>
+      </w:r>
+    </w:p>
+    <w:p>
+      <w:pPr>
+        <w:pStyle w:val="ListBullet"/>
+        <w:spacing w:line="240" w:lineRule="auto"/>
+        <w:ind w:left="720"/>
+      </w:pPr>
+      <w:r>
+        <w:rPr>
+          <w:lang w:val="zh_TW" w:bidi="zh_TW"/>
+        </w:rPr>
+      </w:r>
+      <w:hyperlink r:id="rId28">
+        <w:r>
+          <w:rPr>
+            <w:lang w:val="zh_TW" w:bidi="zh_TW"/>
+          </w:rPr>
+          <w:rPr>
+            <w:color w:val="0000EE"/>
+            <w:u w:val="single"/>
+          </w:rPr>
+          <w:t>約翰福音三章2節</w:t>
+        </w:r>
+      </w:hyperlink>
+      <w:r>
+        <w:rPr>
+          <w:lang w:val="zh_TW" w:bidi="zh_TW"/>
+        </w:rPr>
+        <w:t>中的尼哥德慕</w:t>
+      </w:r>
+    </w:p>
+    <w:p>
+      <w:pPr>
+        <w:pStyle w:val="ListBullet"/>
+        <w:spacing w:line="240" w:lineRule="auto"/>
+        <w:ind w:left="720"/>
+      </w:pPr>
+      <w:r>
+        <w:rPr>
+          <w:lang w:val="zh_TW" w:bidi="zh_TW"/>
+        </w:rPr>
+      </w:r>
+      <w:hyperlink r:id="rId29">
+        <w:r>
+          <w:rPr>
+            <w:lang w:val="zh_TW" w:bidi="zh_TW"/>
+          </w:rPr>
+          <w:rPr>
+            <w:color w:val="0000EE"/>
+            <w:u w:val="single"/>
+          </w:rPr>
+          <w:t>約翰福音九章2節</w:t>
+        </w:r>
+      </w:hyperlink>
+      <w:r>
+        <w:rPr>
+          <w:lang w:val="zh_TW" w:bidi="zh_TW"/>
+        </w:rPr>
+        <w:t>，</w:t>
+      </w:r>
+      <w:hyperlink r:id="rId30">
+        <w:r>
+          <w:rPr>
+            <w:lang w:val="zh_TW" w:bidi="zh_TW"/>
+          </w:rPr>
+          <w:rPr>
+            <w:color w:val="0000EE"/>
+            <w:u w:val="single"/>
+          </w:rPr>
+          <w:t>十一章8節</w:t>
+        </w:r>
+      </w:hyperlink>
+      <w:r>
+        <w:rPr>
+          <w:lang w:val="zh_TW" w:bidi="zh_TW"/>
+        </w:rPr>
+        <w:t>中的門徒（群體）</w:t>
+      </w:r>
+    </w:p>
+    <w:p>
+      <w:pPr>
+        <w:pStyle w:val="ListBullet"/>
+        <w:spacing w:line="240" w:lineRule="auto"/>
+        <w:ind w:left="720"/>
+      </w:pPr>
+      <w:r>
+        <w:rPr>
+          <w:lang w:val="zh_TW" w:bidi="zh_TW"/>
+        </w:rPr>
+      </w:r>
+      <w:hyperlink r:id="rId31">
+        <w:r>
+          <w:rPr>
+            <w:lang w:val="zh_TW" w:bidi="zh_TW"/>
+          </w:rPr>
+          <w:rPr>
+            <w:color w:val="0000EE"/>
+            <w:u w:val="single"/>
+          </w:rPr>
+          <w:t>約翰福音六章25節</w:t>
+        </w:r>
+      </w:hyperlink>
+      <w:r>
+        <w:rPr>
+          <w:lang w:val="zh_TW" w:bidi="zh_TW"/>
+        </w:rPr>
+        <w:t>中的群眾</w:t>
+      </w:r>
+    </w:p>
+    <w:p>
+      <w:pPr/>
+      <w:r>
+        <w:rPr>
+          <w:lang w:val="zh_TW" w:bidi="zh_TW"/>
+        </w:rPr>
+      </w:r>
+      <w:r>
+        <w:rPr>
+          <w:lang w:val="zh_TW" w:bidi="zh_TW"/>
+        </w:rPr>
+        <w:t>抹大拉的馬利亞和盲人巴底買都使用較長的形式「拉波尼」來直接稱呼耶穌（</w:t>
+      </w:r>
+      <w:hyperlink r:id="rId32">
+        <w:r>
+          <w:rPr>
+            <w:lang w:val="zh_TW" w:bidi="zh_TW"/>
+          </w:rPr>
+          <w:rPr>
+            <w:color w:val="0000EE"/>
+            <w:u w:val="single"/>
+          </w:rPr>
+          <w:t>馬可福音10:51</w:t>
+        </w:r>
+      </w:hyperlink>
+      <w:r>
+        <w:rPr>
+          <w:lang w:val="zh_TW" w:bidi="zh_TW"/>
+        </w:rPr>
+        <w:t>；</w:t>
+      </w:r>
+      <w:hyperlink r:id="rId33">
+        <w:r>
+          <w:rPr>
+            <w:lang w:val="zh_TW" w:bidi="zh_TW"/>
+          </w:rPr>
+          <w:rPr>
+            <w:color w:val="0000EE"/>
+            <w:u w:val="single"/>
+          </w:rPr>
+          <w:t>約翰福音20:16</w:t>
+        </w:r>
+      </w:hyperlink>
+      <w:r>
+        <w:rPr>
+          <w:lang w:val="zh_TW" w:bidi="zh_TW"/>
+        </w:rPr>
+        <w:t>）。這比使用較短的稱呼「拉比」更表現出深刻的尊敬。在約翰福音書寫成的時候，「拉比」這個稱呼的意思是「老師」。約翰在</w:t>
+      </w:r>
+      <w:hyperlink r:id="rId27">
+        <w:r>
+          <w:rPr>
+            <w:lang w:val="zh_TW" w:bidi="zh_TW"/>
+          </w:rPr>
+          <w:rPr>
+            <w:color w:val="0000EE"/>
+            <w:u w:val="single"/>
+          </w:rPr>
+          <w:t>一章38節</w:t>
+        </w:r>
+      </w:hyperlink>
+      <w:r>
+        <w:rPr>
+          <w:lang w:val="zh_TW" w:bidi="zh_TW"/>
+        </w:rPr>
+        <w:t>中明確指出這一點，並在</w:t>
+      </w:r>
+      <w:hyperlink r:id="rId28">
+        <w:r>
+          <w:rPr>
+            <w:lang w:val="zh_TW" w:bidi="zh_TW"/>
+          </w:rPr>
+          <w:rPr>
+            <w:color w:val="0000EE"/>
+            <w:u w:val="single"/>
+          </w:rPr>
+          <w:t>三章2節</w:t>
+        </w:r>
+      </w:hyperlink>
+      <w:r>
+        <w:rPr>
+          <w:lang w:val="zh_TW" w:bidi="zh_TW"/>
+        </w:rPr>
+        <w:t>中暗示了這一點。</w:t>
+      </w:r>
+    </w:p>
+    <w:p>
+      <w:pPr/>
+      <w:r>
+        <w:rPr>
+          <w:lang w:val="zh_TW" w:bidi="zh_TW"/>
+        </w:rPr>
+      </w:r>
+      <w:r>
+        <w:rPr>
+          <w:lang w:val="zh_TW" w:bidi="zh_TW"/>
+        </w:rPr>
+        <w:t>耶穌譴責文士和法利賽人因這個稱呼而驕傲，他們堅持人們在公共場合稱呼他們「拉比」（</w:t>
+      </w:r>
+      <w:hyperlink r:id="rId34">
+        <w:r>
+          <w:rPr>
+            <w:lang w:val="zh_TW" w:bidi="zh_TW"/>
+          </w:rPr>
+          <w:rPr>
+            <w:color w:val="0000EE"/>
+            <w:u w:val="single"/>
+          </w:rPr>
+          <w:t>馬太福音23:7–8</w:t>
+        </w:r>
+      </w:hyperlink>
+      <w:r>
+        <w:rPr>
+          <w:lang w:val="zh_TW" w:bidi="zh_TW"/>
+        </w:rPr>
+        <w:t>）。耶穌禁止他的門徒使用這個稱呼，說：「</w:t>
+      </w:r>
+      <w:r>
+        <w:rPr>
+          <w:lang w:val="zh_TW" w:bidi="zh_TW"/>
+        </w:rPr>
+        <w:t>你們不要受拉比的稱呼</w:t>
+      </w:r>
+      <w:r>
+        <w:rPr>
+          <w:lang w:val="zh_TW" w:bidi="zh_TW"/>
+        </w:rPr>
+        <w:t>。」耶穌並未禁止合理使用這個稱呼，但拒絕驕傲地尋求與之相關的榮譽。當人們以敬畏的方式使用耶穌的稱呼時，並未受到責備。</w:t>
+      </w:r>
+      <w:r>
+        <w:rPr>
+          <w:lang w:val="zh_TW" w:bidi="zh_TW"/>
+        </w:rPr>
+      </w:r>
+      <w:r>
+        <w:rPr>
+          <w:lang w:val="zh_TW" w:bidi="zh_TW"/>
+        </w:rPr>
+      </w:r>
+    </w:p>
+    <w:p>
+      <w:pPr/>
+      <w:r>
+        <w:rPr>
+          <w:lang w:val="zh_TW" w:bidi="zh_TW"/>
+        </w:rPr>
+      </w:r>
+    </w:p>
+    <w:p>
+      <w:pPr>
+        <w:pStyle w:val="Heading2"/>
+      </w:pPr>
+      <w:r>
+        <w:rPr>
+          <w:lang w:val="zh_TW" w:bidi="zh_TW"/>
+        </w:rPr>
+        <w:t>拉波尼</w:t>
+      </w:r>
+      <w:r>
+        <w:rPr>
+          <w:lang w:val="zh_TW" w:bidi="zh_TW"/>
+        </w:rPr>
+      </w:r>
+    </w:p>
+    <w:p>
+      <w:pPr/>
+      <w:r>
+        <w:rPr>
+          <w:lang w:val="zh_TW" w:bidi="zh_TW"/>
+        </w:rPr>
+      </w:r>
+      <w:r>
+        <w:rPr>
+          <w:lang w:val="zh_TW" w:bidi="zh_TW"/>
+        </w:rPr>
+        <w:t>尊稱</w:t>
+      </w:r>
+      <w:r>
+        <w:rPr>
+          <w:i/>
+          <w:lang w:val="zh_TW" w:bidi="zh_TW"/>
+        </w:rPr>
+        <w:t>拉比</w:t>
+      </w:r>
+      <w:r>
+        <w:rPr>
+          <w:lang w:val="zh_TW" w:bidi="zh_TW"/>
+        </w:rPr>
+        <w:t>的變體，意思是「我偉大的那一位」或「我至上的那一位」。這個稱謂是用來稱呼老師的。拉波尼僅用於</w:t>
+      </w:r>
+      <w:hyperlink r:id="rId32">
+        <w:r>
+          <w:rPr>
+            <w:lang w:val="zh_TW" w:bidi="zh_TW"/>
+          </w:rPr>
+          <w:rPr>
+            <w:color w:val="0000EE"/>
+            <w:u w:val="single"/>
+          </w:rPr>
+          <w:t>馬可福音十章51節</w:t>
+        </w:r>
+      </w:hyperlink>
+      <w:r>
+        <w:rPr>
+          <w:lang w:val="zh_TW" w:bidi="zh_TW"/>
+        </w:rPr>
+        <w:t>和</w:t>
+      </w:r>
+      <w:hyperlink r:id="rId33">
+        <w:r>
+          <w:rPr>
+            <w:lang w:val="zh_TW" w:bidi="zh_TW"/>
+          </w:rPr>
+          <w:rPr>
+            <w:color w:val="0000EE"/>
+            <w:u w:val="single"/>
+          </w:rPr>
+          <w:t>約翰福音二十章16節</w:t>
+        </w:r>
+      </w:hyperlink>
+      <w:r>
+        <w:rPr>
+          <w:lang w:val="zh_TW" w:bidi="zh_TW"/>
+        </w:rPr>
+        <w:t>。</w:t>
+      </w:r>
+      <w:r>
+        <w:rPr>
+          <w:i/>
+          <w:lang w:val="zh_TW" w:bidi="zh_TW"/>
+        </w:rPr>
         <w:t>見</w:t>
       </w:r>
       <w:r>
         <w:rPr>
           <w:lang w:val="zh_TW" w:bidi="zh_TW"/>
         </w:rPr>
+        <w:t>拉比</w:t>
+      </w:r>
+      <w:r>
+        <w:rPr>
+          <w:lang w:val="zh_TW" w:bidi="zh_TW"/>
+        </w:rPr>
+        <w:t>。</w:t>
+      </w:r>
+      <w:r>
+        <w:rPr>
+          <w:lang w:val="zh_TW" w:bidi="zh_TW"/>
+        </w:rPr>
+      </w:r>
+      <w:r>
+        <w:rPr>
+          <w:lang w:val="zh_TW" w:bidi="zh_TW"/>
+        </w:rPr>
+      </w:r>
+    </w:p>
+    <w:p>
+      <w:pPr/>
+      <w:r>
+        <w:rPr>
+          <w:lang w:val="zh_TW" w:bidi="zh_TW"/>
+        </w:rPr>
+      </w:r>
+    </w:p>
+    <w:p>
+      <w:pPr>
+        <w:pStyle w:val="Heading2"/>
+      </w:pPr>
+      <w:r>
+        <w:rPr>
+          <w:lang w:val="zh_TW" w:bidi="zh_TW"/>
+        </w:rPr>
+        <w:t>拉法（Rapha）</w:t>
+      </w:r>
+      <w:r>
+        <w:rPr>
+          <w:lang w:val="zh_TW" w:bidi="zh_TW"/>
+        </w:rPr>
+      </w:r>
+    </w:p>
+    <w:p>
+      <w:pPr>
+        <w:pStyle w:val="ListNumber"/>
+        <w:numPr>
+          <w:ilvl w:val="0"/>
+          <w:numId w:val="14"/>
+        </w:numPr>
+        <w:spacing w:line="240" w:lineRule="auto"/>
+        <w:ind w:left="720"/>
+      </w:pPr>
+      <w:r>
+        <w:rPr>
+          <w:lang w:val="zh_TW" w:bidi="zh_TW"/>
+        </w:rPr>
+      </w:r>
+      <w:r>
+        <w:rPr>
+          <w:lang w:val="zh_TW" w:bidi="zh_TW"/>
+        </w:rPr>
+        <w:t>便雅憫的第五個兒子（</w:t>
+      </w:r>
+      <w:hyperlink r:id="rId35">
+        <w:r>
+          <w:rPr>
+            <w:lang w:val="zh_TW" w:bidi="zh_TW"/>
+          </w:rPr>
+          <w:rPr>
+            <w:color w:val="0000EE"/>
+            <w:u w:val="single"/>
+          </w:rPr>
+          <w:t>代上8:2</w:t>
+        </w:r>
+      </w:hyperlink>
+      <w:r>
+        <w:rPr>
+          <w:lang w:val="zh_TW" w:bidi="zh_TW"/>
+        </w:rPr>
+        <w:t>）。在</w:t>
+      </w:r>
+      <w:hyperlink r:id="rId36">
+        <w:r>
+          <w:rPr>
+            <w:lang w:val="zh_TW" w:bidi="zh_TW"/>
+          </w:rPr>
+          <w:rPr>
+            <w:color w:val="0000EE"/>
+            <w:u w:val="single"/>
+          </w:rPr>
+          <w:t>創世記四十六章21節</w:t>
+        </w:r>
+      </w:hyperlink>
+      <w:r>
+        <w:rPr>
+          <w:lang w:val="zh_TW" w:bidi="zh_TW"/>
+        </w:rPr>
+        <w:t>較早的名單中，沒有列出他的名字。</w:t>
+      </w:r>
+    </w:p>
+    <w:p>
+      <w:pPr>
+        <w:pStyle w:val="ListNumber"/>
+        <w:spacing w:line="240" w:lineRule="auto"/>
+        <w:ind w:left="720"/>
+      </w:pPr>
+      <w:r>
+        <w:rPr>
+          <w:lang w:val="zh_TW" w:bidi="zh_TW"/>
+        </w:rPr>
+      </w:r>
+      <w:r>
+        <w:rPr>
+          <w:lang w:val="zh_TW" w:bidi="zh_TW"/>
+        </w:rPr>
+        <w:t xml:space="preserve"> 某英文譯本將拉法（Raphah）拼寫成Rapha。拉法是利法雅的別名，為比尼亞的兒子，見於</w:t>
+      </w:r>
+      <w:hyperlink r:id="rId37">
+        <w:r>
+          <w:rPr>
+            <w:lang w:val="zh_TW" w:bidi="zh_TW"/>
+          </w:rPr>
+          <w:rPr>
+            <w:color w:val="0000EE"/>
+            <w:u w:val="single"/>
+          </w:rPr>
+          <w:t>歷代志上八章37節</w:t>
+        </w:r>
+      </w:hyperlink>
+      <w:r>
+        <w:rPr>
+          <w:lang w:val="zh_TW" w:bidi="zh_TW"/>
+        </w:rPr>
+        <w:t>。</w:t>
+      </w:r>
+      <w:r>
+        <w:rPr>
+          <w:i/>
+          <w:lang w:val="zh_TW" w:bidi="zh_TW"/>
+        </w:rPr>
+        <w:t>見</w:t>
+      </w:r>
+      <w:r>
+        <w:rPr>
+          <w:lang w:val="zh_TW" w:bidi="zh_TW"/>
+        </w:rPr>
+        <w:t>利法雅 #4</w:t>
+      </w:r>
+      <w:r>
+        <w:rPr>
+          <w:lang w:val="zh_TW" w:bidi="zh_TW"/>
+        </w:rPr>
+        <w:t>。</w:t>
+      </w:r>
+      <w:r>
+        <w:rPr>
+          <w:lang w:val="zh_TW" w:bidi="zh_TW"/>
+        </w:rPr>
+      </w:r>
+      <w:r>
+        <w:rPr>
+          <w:lang w:val="zh_TW" w:bidi="zh_TW"/>
+        </w:rPr>
+      </w:r>
+    </w:p>
+    <w:p>
+      <w:pPr/>
+      <w:r>
+        <w:rPr>
+          <w:lang w:val="zh_TW" w:bidi="zh_TW"/>
+        </w:rPr>
+      </w:r>
+    </w:p>
+    <w:p>
+      <w:pPr>
+        <w:pStyle w:val="Heading2"/>
+      </w:pPr>
+      <w:r>
+        <w:rPr>
+          <w:lang w:val="zh_TW" w:bidi="zh_TW"/>
+        </w:rPr>
+        <w:t>拉海‧萊 （Lahai-Roi）</w:t>
+      </w:r>
+      <w:r>
+        <w:rPr>
+          <w:lang w:val="zh_TW" w:bidi="zh_TW"/>
+        </w:rPr>
+      </w:r>
+    </w:p>
+    <w:p>
+      <w:pPr/>
+      <w:r>
+        <w:rPr>
+          <w:lang w:val="zh_TW" w:bidi="zh_TW"/>
+        </w:rPr>
+      </w:r>
+      <w:r>
+        <w:rPr>
+          <w:lang w:val="zh_TW" w:bidi="zh_TW"/>
+        </w:rPr>
+        <w:t>這是某英文譯本對庇耳‧拉海‧萊（Beer-lahai-roi）的拼寫形式。這個名稱指的是一口井，記載於</w:t>
+      </w:r>
+      <w:hyperlink r:id="rId38">
+        <w:r>
+          <w:rPr>
+            <w:lang w:val="zh_TW" w:bidi="zh_TW"/>
+          </w:rPr>
+          <w:rPr>
+            <w:color w:val="0000EE"/>
+            <w:u w:val="single"/>
+          </w:rPr>
+          <w:t>創世記二十四章62節</w:t>
+        </w:r>
+      </w:hyperlink>
+      <w:r>
+        <w:rPr>
+          <w:lang w:val="zh_TW" w:bidi="zh_TW"/>
+        </w:rPr>
+        <w:t>和</w:t>
+      </w:r>
+      <w:hyperlink r:id="rId39">
+        <w:r>
+          <w:rPr>
+            <w:lang w:val="zh_TW" w:bidi="zh_TW"/>
+          </w:rPr>
+          <w:rPr>
+            <w:color w:val="0000EE"/>
+            <w:u w:val="single"/>
+          </w:rPr>
+          <w:t>二十五章11節</w:t>
+        </w:r>
+      </w:hyperlink>
+      <w:r>
+        <w:rPr>
+          <w:lang w:val="zh_TW" w:bidi="zh_TW"/>
+        </w:rPr>
+        <w:t>。</w:t>
+      </w:r>
+    </w:p>
+    <w:p>
+      <w:pPr/>
+      <w:r>
+        <w:rPr>
+          <w:lang w:val="zh_TW" w:bidi="zh_TW"/>
+        </w:rPr>
+      </w:r>
+      <w:r>
+        <w:rPr>
+          <w:i/>
+          <w:lang w:val="zh_TW" w:bidi="zh_TW"/>
+        </w:rPr>
+        <w:t xml:space="preserve">見 </w:t>
+      </w:r>
+      <w:r>
+        <w:rPr>
+          <w:lang w:val="zh_TW" w:bidi="zh_TW"/>
+        </w:rPr>
+        <w:t>庇耳‧拉海‧萊</w:t>
+      </w:r>
+      <w:r>
+        <w:rPr>
+          <w:lang w:val="zh_TW" w:bidi="zh_TW"/>
+        </w:rPr>
+        <w:t>。</w:t>
+      </w:r>
+      <w:r>
+        <w:rPr>
+          <w:lang w:val="zh_TW" w:bidi="zh_TW"/>
+        </w:rPr>
+      </w:r>
+      <w:r>
+        <w:rPr>
+          <w:lang w:val="zh_TW" w:bidi="zh_TW"/>
+        </w:rPr>
+      </w:r>
+    </w:p>
+    <w:p>
+      <w:pPr/>
+      <w:r>
+        <w:rPr>
+          <w:lang w:val="zh_TW" w:bidi="zh_TW"/>
+        </w:rPr>
+      </w:r>
+    </w:p>
+    <w:p>
+      <w:pPr>
+        <w:pStyle w:val="Heading2"/>
+      </w:pPr>
+      <w:r>
+        <w:rPr>
+          <w:lang w:val="zh_TW" w:bidi="zh_TW"/>
+        </w:rPr>
+        <w:t>拉結</w:t>
+      </w:r>
+      <w:r>
+        <w:rPr>
+          <w:lang w:val="zh_TW" w:bidi="zh_TW"/>
+        </w:rPr>
+      </w:r>
+    </w:p>
+    <w:p>
+      <w:pPr/>
+      <w:r>
+        <w:rPr>
+          <w:lang w:val="zh_TW" w:bidi="zh_TW"/>
+        </w:rPr>
+      </w:r>
+      <w:r>
+        <w:rPr>
+          <w:lang w:val="zh_TW" w:bidi="zh_TW"/>
+        </w:rPr>
+        <w:t>拉班美麗的小女兒，也是雅各最愛的妻子。雅各來到巴旦‧亞蘭的哈蘭時，首次遇見拉結。當時她正在牧放父親的羊群，雅各替她把井口的石頭挪開，好給羊群喝水（</w:t>
+      </w:r>
+      <w:hyperlink r:id="rId40">
+        <w:r>
+          <w:rPr>
+            <w:lang w:val="zh_TW" w:bidi="zh_TW"/>
+          </w:rPr>
+          <w:rPr>
+            <w:color w:val="0000EE"/>
+            <w:u w:val="single"/>
+          </w:rPr>
+          <w:t>創29:10</w:t>
+        </w:r>
+      </w:hyperlink>
+      <w:r>
+        <w:rPr>
+          <w:lang w:val="zh_TW" w:bidi="zh_TW"/>
+        </w:rPr>
+        <w:t>）。雅各深愛拉結，因此同意為拉班服事七年，以換取娶她為妻的機會。因著對拉結的愛，這七年在他看來不過像幾天一樣。然而，詭詐的拉班違背了原先的約定。他先把大女兒利亞嫁給雅各，然後才把拉結給他為妻。拉結與利亞不同，婚後多年一直沒有生育（</w:t>
+      </w:r>
+      <w:hyperlink r:id="rId41">
+        <w:r>
+          <w:rPr>
+            <w:lang w:val="zh_TW" w:bidi="zh_TW"/>
+          </w:rPr>
+          <w:rPr>
+            <w:color w:val="0000EE"/>
+            <w:u w:val="single"/>
+          </w:rPr>
+          <w:t>創30:1</w:t>
+        </w:r>
+      </w:hyperlink>
+      <w:r>
+        <w:rPr>
+          <w:lang w:val="zh_TW" w:bidi="zh_TW"/>
+        </w:rPr>
+        <w:t>）。因此，她把使女辟拉給雅各，好藉著她得子。按照當時的習俗，她藉著辟拉得了兩個兒子，就是但和拿弗他利。後來，拉結自己也懷孕，生下約瑟（</w:t>
+      </w:r>
+      <w:hyperlink r:id="rId42">
+        <w:r>
+          <w:rPr>
+            <w:lang w:val="zh_TW" w:bidi="zh_TW"/>
+          </w:rPr>
+          <w:rPr>
+            <w:color w:val="0000EE"/>
+            <w:u w:val="single"/>
+          </w:rPr>
+          <w:t>創30:22–25</w:t>
+        </w:r>
+      </w:hyperlink>
+      <w:r>
+        <w:rPr>
+          <w:lang w:val="zh_TW" w:bidi="zh_TW"/>
+        </w:rPr>
+        <w:t>）。此後，雅各帶著妻子、兒女和財物離開哈蘭。</w:t>
+      </w:r>
+    </w:p>
+    <w:p>
+      <w:pPr/>
+      <w:r>
+        <w:rPr>
+          <w:lang w:val="zh_TW" w:bidi="zh_TW"/>
+        </w:rPr>
+      </w:r>
+      <w:r>
+        <w:rPr>
+          <w:lang w:val="zh_TW" w:bidi="zh_TW"/>
+        </w:rPr>
+        <w:t>在伯特利與伯利恆之間的路上，拉結生便雅憫時難產去世（</w:t>
+      </w:r>
+      <w:hyperlink r:id="rId43">
+        <w:r>
+          <w:rPr>
+            <w:lang w:val="zh_TW" w:bidi="zh_TW"/>
+          </w:rPr>
+          <w:rPr>
+            <w:color w:val="0000EE"/>
+            <w:u w:val="single"/>
+          </w:rPr>
+          <w:t>創35:16</w:t>
+        </w:r>
+      </w:hyperlink>
+      <w:r>
+        <w:rPr>
+          <w:lang w:val="zh_TW" w:bidi="zh_TW"/>
+        </w:rPr>
+        <w:t>、</w:t>
+      </w:r>
+      <w:hyperlink r:id="rId43">
+        <w:r>
+          <w:rPr>
+            <w:lang w:val="zh_TW" w:bidi="zh_TW"/>
+          </w:rPr>
+          <w:rPr>
+            <w:color w:val="0000EE"/>
+            <w:u w:val="single"/>
+          </w:rPr>
+          <w:t>19</w:t>
+        </w:r>
+      </w:hyperlink>
+      <w:r>
+        <w:rPr>
+          <w:lang w:val="zh_TW" w:bidi="zh_TW"/>
+        </w:rPr>
+        <w:t>）。雅各在她的墳上立了一根柱子；直到掃羅的時代，那仍是一處人所熟知的地標（</w:t>
+      </w:r>
+      <w:hyperlink r:id="rId44">
+        <w:r>
+          <w:rPr>
+            <w:lang w:val="zh_TW" w:bidi="zh_TW"/>
+          </w:rPr>
+          <w:rPr>
+            <w:color w:val="0000EE"/>
+            <w:u w:val="single"/>
+          </w:rPr>
+          <w:t>撒上10:2</w:t>
+        </w:r>
+      </w:hyperlink>
+      <w:r>
+        <w:rPr>
+          <w:lang w:val="zh_TW" w:bidi="zh_TW"/>
+        </w:rPr>
+        <w:t>）。拉結和利亞都被視為建立以色列家的重要人物 （</w:t>
+      </w:r>
+      <w:hyperlink r:id="rId45">
+        <w:r>
+          <w:rPr>
+            <w:lang w:val="zh_TW" w:bidi="zh_TW"/>
+          </w:rPr>
+          <w:rPr>
+            <w:color w:val="0000EE"/>
+            <w:u w:val="single"/>
+          </w:rPr>
+          <w:t>得4:11</w:t>
+        </w:r>
+      </w:hyperlink>
+      <w:r>
+        <w:rPr>
+          <w:lang w:val="zh_TW" w:bidi="zh_TW"/>
+        </w:rPr>
+        <w:t>）。在</w:t>
+      </w:r>
+      <w:hyperlink r:id="rId46">
+        <w:r>
+          <w:rPr>
+            <w:lang w:val="zh_TW" w:bidi="zh_TW"/>
+          </w:rPr>
+          <w:rPr>
+            <w:color w:val="0000EE"/>
+            <w:u w:val="single"/>
+          </w:rPr>
+          <w:t>耶利米書三十一章15節</w:t>
+        </w:r>
+      </w:hyperlink>
+      <w:r>
+        <w:rPr>
+          <w:lang w:val="zh_TW" w:bidi="zh_TW"/>
+        </w:rPr>
+        <w:t>，經文描繪拉結因兒女被擄而哭泣。後來，馬太福音引用了這節經文來描述希律屠殺男嬰的事件（</w:t>
+      </w:r>
+      <w:hyperlink r:id="rId47">
+        <w:r>
+          <w:rPr>
+            <w:lang w:val="zh_TW" w:bidi="zh_TW"/>
+          </w:rPr>
+          <w:rPr>
+            <w:color w:val="0000EE"/>
+            <w:u w:val="single"/>
+          </w:rPr>
+          <w:t>太2:18</w:t>
+        </w:r>
+      </w:hyperlink>
+      <w:r>
+        <w:rPr>
+          <w:lang w:val="zh_TW" w:bidi="zh_TW"/>
+        </w:rPr>
+        <w:t>）。</w:t>
+      </w:r>
+    </w:p>
+    <w:p>
+      <w:pPr/>
+      <w:r>
+        <w:rPr>
+          <w:lang w:val="zh_TW" w:bidi="zh_TW"/>
+        </w:rPr>
+      </w:r>
+      <w:r>
+        <w:rPr>
+          <w:i/>
+          <w:lang w:val="zh_TW" w:bidi="zh_TW"/>
+        </w:rPr>
+        <w:t>見</w:t>
+      </w:r>
+      <w:r>
+        <w:rPr>
+          <w:lang w:val="zh_TW" w:bidi="zh_TW"/>
+        </w:rPr>
         <w:t xml:space="preserve"> </w:t>
       </w:r>
       <w:r>
         <w:rPr>
           <w:lang w:val="zh_TW" w:bidi="zh_TW"/>
         </w:rPr>
-        <w:t>半尼其</w:t>
+        <w:t>雅各 #1</w:t>
       </w:r>
       <w:r>
         <w:rPr>
@@ -303,7 +1654,7 @@
         <w:rPr>
           <w:lang w:val="zh_TW" w:bidi="zh_TW"/>
         </w:rPr>
-        <w:t>雷子</w:t>
+        <w:t>拉結的墓</w:t>
       </w:r>
       <w:r>
         <w:rPr>
@@ -322,18 +1673,36 @@
         <w:rPr>
           <w:lang w:val="zh_TW" w:bidi="zh_TW"/>
         </w:rPr>
-        <w:t>「半尼其」這個詞翻譯出來的意思，是耶穌給雅各和約翰的綽號（</w:t>
-      </w:r>
-      <w:hyperlink r:id="rId13">
-        <w:r>
-          <w:rPr>
-            <w:lang w:val="zh_TW" w:bidi="zh_TW"/>
-          </w:rPr>
-          <w:rPr>
-            <w:color w:val="0000EE"/>
-            <w:u w:val="single"/>
-          </w:rPr>
-          <w:t>可3:17</w:t>
+        <w:t>雅各在拉結的墳墓所在地立了一個碑（</w:t>
+      </w:r>
+      <w:hyperlink r:id="rId48">
+        <w:r>
+          <w:rPr>
+            <w:lang w:val="zh_TW" w:bidi="zh_TW"/>
+          </w:rPr>
+          <w:rPr>
+            <w:color w:val="0000EE"/>
+            <w:u w:val="single"/>
+          </w:rPr>
+          <w:t>創5:19–20</w:t>
+        </w:r>
+      </w:hyperlink>
+      <w:r>
+        <w:rPr>
+          <w:lang w:val="zh_TW" w:bidi="zh_TW"/>
+        </w:rPr>
+        <w:t>）。直到撒母耳的時代，這個碑仍然存在（</w:t>
+      </w:r>
+      <w:hyperlink r:id="rId44">
+        <w:r>
+          <w:rPr>
+            <w:lang w:val="zh_TW" w:bidi="zh_TW"/>
+          </w:rPr>
+          <w:rPr>
+            <w:color w:val="0000EE"/>
+            <w:u w:val="single"/>
+          </w:rPr>
+          <w:t>撒上10:2</w:t>
         </w:r>
       </w:hyperlink>
       <w:r>
@@ -342,6 +1711,697 @@
         </w:rPr>
         <w:t>）。</w:t>
       </w:r>
+    </w:p>
+    <w:p>
+      <w:pPr/>
+      <w:r>
+        <w:rPr>
+          <w:lang w:val="zh_TW" w:bidi="zh_TW"/>
+        </w:rPr>
+      </w:r>
+      <w:r>
+        <w:rPr>
+          <w:lang w:val="zh_TW" w:bidi="zh_TW"/>
+        </w:rPr>
+        <w:t>由於流傳至今的兩種傳統說法，拉結墓的原址仍有爭議：</w:t>
+      </w:r>
+    </w:p>
+    <w:p>
+      <w:pPr>
+        <w:pStyle w:val="ListNumber"/>
+        <w:numPr>
+          <w:ilvl w:val="0"/>
+          <w:numId w:val="15"/>
+        </w:numPr>
+        <w:spacing w:line="240" w:lineRule="auto"/>
+        <w:ind w:left="720"/>
+      </w:pPr>
+      <w:r>
+        <w:rPr>
+          <w:lang w:val="zh_TW" w:bidi="zh_TW"/>
+        </w:rPr>
+      </w:r>
+      <w:r>
+        <w:rPr>
+          <w:lang w:val="zh_TW" w:bidi="zh_TW"/>
+        </w:rPr>
+        <w:t>較早的傳統認為，拉結的墓位於耶路撒冷南面的伯利恆附近（</w:t>
+      </w:r>
+      <w:hyperlink r:id="rId49">
+        <w:r>
+          <w:rPr>
+            <w:lang w:val="zh_TW" w:bidi="zh_TW"/>
+          </w:rPr>
+          <w:rPr>
+            <w:color w:val="0000EE"/>
+            <w:u w:val="single"/>
+          </w:rPr>
+          <w:t>創35:19</w:t>
+        </w:r>
+      </w:hyperlink>
+      <w:r>
+        <w:rPr>
+          <w:lang w:val="zh_TW" w:bidi="zh_TW"/>
+        </w:rPr>
+        <w:t>，</w:t>
+      </w:r>
+      <w:hyperlink r:id="rId50">
+        <w:r>
+          <w:rPr>
+            <w:lang w:val="zh_TW" w:bidi="zh_TW"/>
+          </w:rPr>
+          <w:rPr>
+            <w:color w:val="0000EE"/>
+            <w:u w:val="single"/>
+          </w:rPr>
+          <w:t>48:7</w:t>
+        </w:r>
+      </w:hyperlink>
+      <w:r>
+        <w:rPr>
+          <w:lang w:val="zh_TW" w:bidi="zh_TW"/>
+        </w:rPr>
+        <w:t>；</w:t>
+      </w:r>
+      <w:hyperlink r:id="rId47">
+        <w:r>
+          <w:rPr>
+            <w:lang w:val="zh_TW" w:bidi="zh_TW"/>
+          </w:rPr>
+          <w:rPr>
+            <w:color w:val="0000EE"/>
+            <w:u w:val="single"/>
+          </w:rPr>
+          <w:t>太2:18</w:t>
+        </w:r>
+      </w:hyperlink>
+      <w:r>
+        <w:rPr>
+          <w:lang w:val="zh_TW" w:bidi="zh_TW"/>
+        </w:rPr>
+        <w:t>）。約瑟夫（Josephus）、優西比烏（Eusebius）、耶柔米（Jerome）、俄利根（Origen）和塔木德學者（Talmudists）都支持這種看法。</w:t>
+      </w:r>
+    </w:p>
+    <w:p>
+      <w:pPr>
+        <w:pStyle w:val="ListNumber"/>
+        <w:spacing w:line="240" w:lineRule="auto"/>
+        <w:ind w:left="720"/>
+      </w:pPr>
+      <w:r>
+        <w:rPr>
+          <w:lang w:val="zh_TW" w:bidi="zh_TW"/>
+        </w:rPr>
+      </w:r>
+      <w:r>
+        <w:rPr>
+          <w:lang w:val="zh_TW" w:bidi="zh_TW"/>
+        </w:rPr>
+        <w:t>第二個地點是以法他（</w:t>
+      </w:r>
+      <w:hyperlink r:id="rId49">
+        <w:r>
+          <w:rPr>
+            <w:lang w:val="zh_TW" w:bidi="zh_TW"/>
+          </w:rPr>
+          <w:rPr>
+            <w:color w:val="0000EE"/>
+            <w:u w:val="single"/>
+          </w:rPr>
+          <w:t>創35:19</w:t>
+        </w:r>
+      </w:hyperlink>
+      <w:r>
+        <w:rPr>
+          <w:lang w:val="zh_TW" w:bidi="zh_TW"/>
+        </w:rPr>
+        <w:t>）。這地方位於便雅憫北部邊界，距離耶路撒冷以北16.1公里（10英里）（</w:t>
+      </w:r>
+      <w:hyperlink r:id="rId44">
+        <w:r>
+          <w:rPr>
+            <w:lang w:val="zh_TW" w:bidi="zh_TW"/>
+          </w:rPr>
+          <w:rPr>
+            <w:color w:val="0000EE"/>
+            <w:u w:val="single"/>
+          </w:rPr>
+          <w:t>撒上10:2</w:t>
+        </w:r>
+      </w:hyperlink>
+      <w:r>
+        <w:rPr>
+          <w:lang w:val="zh_TW" w:bidi="zh_TW"/>
+        </w:rPr>
+        <w:t>；</w:t>
+      </w:r>
+      <w:hyperlink r:id="rId46">
+        <w:r>
+          <w:rPr>
+            <w:lang w:val="zh_TW" w:bidi="zh_TW"/>
+          </w:rPr>
+          <w:rPr>
+            <w:color w:val="0000EE"/>
+            <w:u w:val="single"/>
+          </w:rPr>
+          <w:t>耶31:15</w:t>
+        </w:r>
+      </w:hyperlink>
+      <w:r>
+        <w:rPr>
+          <w:lang w:val="zh_TW" w:bidi="zh_TW"/>
+        </w:rPr>
+        <w:t>），靠近古代的伯特利。</w:t>
+      </w:r>
+    </w:p>
+    <w:p>
+      <w:pPr/>
+      <w:r>
+        <w:rPr>
+          <w:lang w:val="zh_TW" w:bidi="zh_TW"/>
+        </w:rPr>
+      </w:r>
+      <w:r>
+        <w:rPr>
+          <w:lang w:val="zh_TW" w:bidi="zh_TW"/>
+        </w:rPr>
+        <w:t>拉結的墓是聖經中最早提到的「墓葬紀念碑」（sepulchral monument；為紀念死者而設立的大型雕像）。拉結的墓的圖畫是世界各地猶太人家庭常見的裝飾品。</w:t>
+      </w:r>
+      <w:r>
+        <w:rPr>
+          <w:lang w:val="zh_TW" w:bidi="zh_TW"/>
+        </w:rPr>
+      </w:r>
+      <w:r>
+        <w:rPr>
+          <w:lang w:val="zh_TW" w:bidi="zh_TW"/>
+        </w:rPr>
+      </w:r>
+    </w:p>
+    <w:p>
+      <w:pPr/>
+      <w:r>
+        <w:rPr>
+          <w:lang w:val="zh_TW" w:bidi="zh_TW"/>
+        </w:rPr>
+      </w:r>
+    </w:p>
+    <w:p>
+      <w:pPr>
+        <w:pStyle w:val="Heading2"/>
+      </w:pPr>
+      <w:r>
+        <w:rPr>
+          <w:lang w:val="zh_TW" w:bidi="zh_TW"/>
+        </w:rPr>
+        <w:t>拉瑪</w:t>
+      </w:r>
+      <w:r>
+        <w:rPr>
+          <w:lang w:val="zh_TW" w:bidi="zh_TW"/>
+        </w:rPr>
+      </w:r>
+    </w:p>
+    <w:p>
+      <w:pPr>
+        <w:pStyle w:val="Heading2"/>
+      </w:pPr>
+      <w:r>
+        <w:rPr>
+          <w:lang w:val="zh_TW" w:bidi="zh_TW"/>
+        </w:rPr>
+        <w:t>拉瑪</w:t>
+      </w:r>
+    </w:p>
+    <w:p>
+      <w:pPr/>
+      <w:r>
+        <w:rPr>
+          <w:lang w:val="zh_TW" w:bidi="zh_TW"/>
+        </w:rPr>
+      </w:r>
+      <w:r>
+        <w:rPr>
+          <w:lang w:val="zh_TW" w:bidi="zh_TW"/>
+        </w:rPr>
+        <w:t>古實的五個兒子之一，且是含的後裔，是示巴和底但的父親（</w:t>
+      </w:r>
+      <w:hyperlink r:id="rId51">
+        <w:r>
+          <w:rPr>
+            <w:lang w:val="zh_TW" w:bidi="zh_TW"/>
+          </w:rPr>
+          <w:rPr>
+            <w:color w:val="0000EE"/>
+            <w:u w:val="single"/>
+          </w:rPr>
+          <w:t>創10:7</w:t>
+        </w:r>
+      </w:hyperlink>
+      <w:r>
+        <w:rPr>
+          <w:lang w:val="zh_TW" w:bidi="zh_TW"/>
+        </w:rPr>
+        <w:t>；</w:t>
+      </w:r>
+      <w:hyperlink r:id="rId52">
+        <w:r>
+          <w:rPr>
+            <w:lang w:val="zh_TW" w:bidi="zh_TW"/>
+          </w:rPr>
+          <w:rPr>
+            <w:color w:val="0000EE"/>
+            <w:u w:val="single"/>
+          </w:rPr>
+          <w:t>代上1:9</w:t>
+        </w:r>
+      </w:hyperlink>
+      <w:r>
+        <w:rPr>
+          <w:lang w:val="zh_TW" w:bidi="zh_TW"/>
+        </w:rPr>
+        <w:t>）。</w:t>
+      </w:r>
+      <w:hyperlink r:id="rId53">
+        <w:r>
+          <w:rPr>
+            <w:lang w:val="zh_TW" w:bidi="zh_TW"/>
+          </w:rPr>
+          <w:rPr>
+            <w:color w:val="0000EE"/>
+            <w:u w:val="single"/>
+          </w:rPr>
+          <w:t>以西結書二十七章22節</w:t>
+        </w:r>
+      </w:hyperlink>
+      <w:r>
+        <w:rPr>
+          <w:lang w:val="zh_TW" w:bidi="zh_TW"/>
+        </w:rPr>
+        <w:t>提到示巴人和拉瑪人與泰爾的商人交易香料和寶石。拉瑪的名字後來被用來作為一個城鎮的名稱，或許就是阿拉伯西南部的麥因（Ma'in） 。</w:t>
+      </w:r>
+      <w:r>
+        <w:rPr>
+          <w:lang w:val="zh_TW" w:bidi="zh_TW"/>
+        </w:rPr>
+      </w:r>
+      <w:r>
+        <w:rPr>
+          <w:lang w:val="zh_TW" w:bidi="zh_TW"/>
+        </w:rPr>
+      </w:r>
+    </w:p>
+    <w:p>
+      <w:pPr/>
+      <w:r>
+        <w:rPr>
+          <w:lang w:val="zh_TW" w:bidi="zh_TW"/>
+        </w:rPr>
+      </w:r>
+    </w:p>
+    <w:p>
+      <w:pPr>
+        <w:pStyle w:val="Heading2"/>
+      </w:pPr>
+      <w:r>
+        <w:rPr>
+          <w:lang w:val="zh_TW" w:bidi="zh_TW"/>
+        </w:rPr>
+        <w:t>拉瑪</w:t>
+      </w:r>
+      <w:r>
+        <w:rPr>
+          <w:lang w:val="zh_TW" w:bidi="zh_TW"/>
+        </w:rPr>
+      </w:r>
+    </w:p>
+    <w:p>
+      <w:pPr>
+        <w:pStyle w:val="ListNumber"/>
+        <w:numPr>
+          <w:ilvl w:val="0"/>
+          <w:numId w:val="16"/>
+        </w:numPr>
+        <w:spacing w:line="240" w:lineRule="auto"/>
+        <w:ind w:left="720"/>
+      </w:pPr>
+      <w:r>
+        <w:rPr>
+          <w:lang w:val="zh_TW" w:bidi="zh_TW"/>
+        </w:rPr>
+      </w:r>
+      <w:r>
+        <w:rPr>
+          <w:lang w:val="zh_TW" w:bidi="zh_TW"/>
+        </w:rPr>
+        <w:t>這是分給便雅憫支派為業的一座城，在城的名單中列於基遍和比錄之間（</w:t>
+      </w:r>
+      <w:hyperlink r:id="rId54">
+        <w:r>
+          <w:rPr>
+            <w:lang w:val="zh_TW" w:bidi="zh_TW"/>
+          </w:rPr>
+          <w:rPr>
+            <w:color w:val="0000EE"/>
+            <w:u w:val="single"/>
+          </w:rPr>
+          <w:t>書18:25</w:t>
+        </w:r>
+      </w:hyperlink>
+      <w:r>
+        <w:rPr>
+          <w:lang w:val="zh_TW" w:bidi="zh_TW"/>
+        </w:rPr>
+        <w:t>）。雅各的妻子拉結葬在這城附近（</w:t>
+      </w:r>
+      <w:hyperlink r:id="rId47">
+        <w:r>
+          <w:rPr>
+            <w:lang w:val="zh_TW" w:bidi="zh_TW"/>
+          </w:rPr>
+          <w:rPr>
+            <w:color w:val="0000EE"/>
+            <w:u w:val="single"/>
+          </w:rPr>
+          <w:t>太2:18</w:t>
+        </w:r>
+      </w:hyperlink>
+      <w:r>
+        <w:rPr>
+          <w:lang w:val="zh_TW" w:bidi="zh_TW"/>
+        </w:rPr>
+        <w:t>；參</w:t>
+      </w:r>
+      <w:hyperlink r:id="rId55">
+        <w:r>
+          <w:rPr>
+            <w:lang w:val="zh_TW" w:bidi="zh_TW"/>
+          </w:rPr>
+          <w:rPr>
+            <w:color w:val="0000EE"/>
+            <w:u w:val="single"/>
+          </w:rPr>
+          <w:t>創35:16–21</w:t>
+        </w:r>
+      </w:hyperlink>
+      <w:r>
+        <w:rPr>
+          <w:lang w:val="zh_TW" w:bidi="zh_TW"/>
+        </w:rPr>
+        <w:t>；</w:t>
+      </w:r>
+      <w:hyperlink r:id="rId46">
+        <w:r>
+          <w:rPr>
+            <w:lang w:val="zh_TW" w:bidi="zh_TW"/>
+          </w:rPr>
+          <w:rPr>
+            <w:color w:val="0000EE"/>
+            <w:u w:val="single"/>
+          </w:rPr>
+          <w:t>耶31:15</w:t>
+        </w:r>
+      </w:hyperlink>
+      <w:r>
+        <w:rPr>
+          <w:lang w:val="zh_TW" w:bidi="zh_TW"/>
+        </w:rPr>
+        <w:t>）。拉瑪靠近伯特利，也是底波拉審判以色列的地方（</w:t>
+      </w:r>
+      <w:hyperlink r:id="rId56">
+        <w:r>
+          <w:rPr>
+            <w:lang w:val="zh_TW" w:bidi="zh_TW"/>
+          </w:rPr>
+          <w:rPr>
+            <w:color w:val="0000EE"/>
+            <w:u w:val="single"/>
+          </w:rPr>
+          <w:t>士4:5</w:t>
+        </w:r>
+      </w:hyperlink>
+      <w:r>
+        <w:rPr>
+          <w:lang w:val="zh_TW" w:bidi="zh_TW"/>
+        </w:rPr>
+        <w:t>）。一個利未人和他的妾從伯利恆向北行走時，也曾在這城暫時停留（</w:t>
+      </w:r>
+      <w:hyperlink r:id="rId57">
+        <w:r>
+          <w:rPr>
+            <w:lang w:val="zh_TW" w:bidi="zh_TW"/>
+          </w:rPr>
+          <w:rPr>
+            <w:color w:val="0000EE"/>
+            <w:u w:val="single"/>
+          </w:rPr>
+          <w:t>士19:13</w:t>
+        </w:r>
+      </w:hyperlink>
+      <w:r>
+        <w:rPr>
+          <w:lang w:val="zh_TW" w:bidi="zh_TW"/>
+        </w:rPr>
+        <w:t>）。</w:t>
+        <w:br/>
+      </w:r>
+      <w:r>
+        <w:rPr>
+          <w:lang w:val="zh_TW" w:bidi="zh_TW"/>
+        </w:rPr>
+        <w:t>在南北分裂王國時期（公元前930至722年），以色列王巴沙加強了拉瑪的防禦。巴沙利用拉瑪來阻止猶大王亞撒的軍隊進入以色列。約在公元前885年，亞蘭王便‧哈達一世（Ben-hadad I）發動攻擊後，巴沙離開拉瑪，急忙率軍北上迎戰。亞撒拆毀拉瑪的防禦工事，並把拆下來的材料用來建造迦巴和米斯巴兩座城（</w:t>
+      </w:r>
+      <w:hyperlink r:id="rId58">
+        <w:r>
+          <w:rPr>
+            <w:lang w:val="zh_TW" w:bidi="zh_TW"/>
+          </w:rPr>
+          <w:rPr>
+            <w:color w:val="0000EE"/>
+            <w:u w:val="single"/>
+          </w:rPr>
+          <w:t>王上15:17–22</w:t>
+        </w:r>
+      </w:hyperlink>
+      <w:r>
+        <w:rPr>
+          <w:lang w:val="zh_TW" w:bidi="zh_TW"/>
+        </w:rPr>
+        <w:t>；</w:t>
+      </w:r>
+      <w:hyperlink r:id="rId59">
+        <w:r>
+          <w:rPr>
+            <w:lang w:val="zh_TW" w:bidi="zh_TW"/>
+          </w:rPr>
+          <w:rPr>
+            <w:color w:val="0000EE"/>
+            <w:u w:val="single"/>
+          </w:rPr>
+          <w:t>代下16:1–6</w:t>
+        </w:r>
+      </w:hyperlink>
+      <w:r>
+        <w:rPr>
+          <w:lang w:val="zh_TW" w:bidi="zh_TW"/>
+        </w:rPr>
+        <w:t>）。</w:t>
+        <w:br/>
+      </w:r>
+      <w:r>
+        <w:rPr>
+          <w:lang w:val="zh_TW" w:bidi="zh_TW"/>
+        </w:rPr>
+        <w:t>公元前701年，亞述王西拿基立率領軍隊，經過迦巴、拉瑪和基比亞，向猶大王希西家和耶路撒冷進軍（</w:t>
+      </w:r>
+      <w:hyperlink r:id="rId60">
+        <w:r>
+          <w:rPr>
+            <w:lang w:val="zh_TW" w:bidi="zh_TW"/>
+          </w:rPr>
+          <w:rPr>
+            <w:color w:val="0000EE"/>
+            <w:u w:val="single"/>
+          </w:rPr>
+          <w:t>賽10:29</w:t>
+        </w:r>
+      </w:hyperlink>
+      <w:r>
+        <w:rPr>
+          <w:lang w:val="zh_TW" w:bidi="zh_TW"/>
+        </w:rPr>
+        <w:t>）。後來，尼布甲尼撒王把拉瑪作為安置被擄往巴比倫之猶太人的地方。護衛長尼布撒拉旦在那裡把耶利米從被擄的人當中釋放出來（</w:t>
+      </w:r>
+      <w:hyperlink r:id="rId61">
+        <w:r>
+          <w:rPr>
+            <w:lang w:val="zh_TW" w:bidi="zh_TW"/>
+          </w:rPr>
+          <w:rPr>
+            <w:color w:val="0000EE"/>
+            <w:u w:val="single"/>
+          </w:rPr>
+          <w:t>耶40:1</w:t>
+        </w:r>
+      </w:hyperlink>
+      <w:r>
+        <w:rPr>
+          <w:lang w:val="zh_TW" w:bidi="zh_TW"/>
+        </w:rPr>
+        <w:t>）。</w:t>
+        <w:br/>
+      </w:r>
+      <w:r>
+        <w:rPr>
+          <w:lang w:val="zh_TW" w:bidi="zh_TW"/>
+        </w:rPr>
+        <w:t>從巴比倫被擄歸回之後，住在拉瑪的人跟隨所羅巴伯歸回，並重建這座城（</w:t>
+      </w:r>
+      <w:hyperlink r:id="rId62">
+        <w:r>
+          <w:rPr>
+            <w:lang w:val="zh_TW" w:bidi="zh_TW"/>
+          </w:rPr>
+          <w:rPr>
+            <w:color w:val="0000EE"/>
+            <w:u w:val="single"/>
+          </w:rPr>
+          <w:t>拉2:26</w:t>
+        </w:r>
+      </w:hyperlink>
+      <w:r>
+        <w:rPr>
+          <w:lang w:val="zh_TW" w:bidi="zh_TW"/>
+        </w:rPr>
+        <w:t>；</w:t>
+      </w:r>
+      <w:hyperlink r:id="rId63">
+        <w:r>
+          <w:rPr>
+            <w:lang w:val="zh_TW" w:bidi="zh_TW"/>
+          </w:rPr>
+          <w:rPr>
+            <w:color w:val="0000EE"/>
+            <w:u w:val="single"/>
+          </w:rPr>
+          <w:t>尼7:30</w:t>
+        </w:r>
+      </w:hyperlink>
+      <w:r>
+        <w:rPr>
+          <w:lang w:val="zh_TW" w:bidi="zh_TW"/>
+        </w:rPr>
+        <w:t>）。有些人認為，被擄歸回之後，拉瑪是便雅憫境內另一座城，位置較偏西，靠近沿海平原（</w:t>
+      </w:r>
+      <w:hyperlink r:id="rId64">
+        <w:r>
+          <w:rPr>
+            <w:lang w:val="zh_TW" w:bidi="zh_TW"/>
+          </w:rPr>
+          <w:rPr>
+            <w:color w:val="0000EE"/>
+            <w:u w:val="single"/>
+          </w:rPr>
+          <w:t>尼11:33</w:t>
+        </w:r>
+      </w:hyperlink>
+      <w:r>
+        <w:rPr>
+          <w:lang w:val="zh_TW" w:bidi="zh_TW"/>
+        </w:rPr>
+        <w:t>）。拉瑪的遺址一般認為就是今日位於耶路撒冷以北8公里（5英里）的厄蘭（er-Ram）村。</w:t>
+      </w:r>
+    </w:p>
+    <w:p>
+      <w:pPr>
+        <w:pStyle w:val="ListNumber"/>
+        <w:spacing w:line="240" w:lineRule="auto"/>
+        <w:ind w:left="720"/>
+      </w:pPr>
+      <w:r>
+        <w:rPr>
+          <w:lang w:val="zh_TW" w:bidi="zh_TW"/>
+        </w:rPr>
+      </w:r>
+      <w:r>
+        <w:rPr>
+          <w:lang w:val="zh_TW" w:bidi="zh_TW"/>
+        </w:rPr>
+        <w:t>這是位於南地的一座城，是西緬支派在猶大地業內南部邊界的城之一（</w:t>
+      </w:r>
+      <w:hyperlink r:id="rId65">
+        <w:r>
+          <w:rPr>
+            <w:lang w:val="zh_TW" w:bidi="zh_TW"/>
+          </w:rPr>
+          <w:rPr>
+            <w:color w:val="0000EE"/>
+            <w:u w:val="single"/>
+          </w:rPr>
+          <w:t>書19:8</w:t>
+        </w:r>
+      </w:hyperlink>
+      <w:r>
+        <w:rPr>
+          <w:lang w:val="zh_TW" w:bidi="zh_TW"/>
+        </w:rPr>
+        <w:t>）。這城又稱南地拉末（</w:t>
+      </w:r>
+      <w:hyperlink r:id="rId66">
+        <w:r>
+          <w:rPr>
+            <w:lang w:val="zh_TW" w:bidi="zh_TW"/>
+          </w:rPr>
+          <w:rPr>
+            <w:color w:val="0000EE"/>
+            <w:u w:val="single"/>
+          </w:rPr>
+          <w:t>撒上30:27</w:t>
+        </w:r>
+      </w:hyperlink>
+      <w:r>
+        <w:rPr>
+          <w:lang w:val="zh_TW" w:bidi="zh_TW"/>
+        </w:rPr>
+        <w:t>）和巴拉‧比珥（</w:t>
+      </w:r>
+      <w:hyperlink r:id="rId65">
+        <w:r>
+          <w:rPr>
+            <w:lang w:val="zh_TW" w:bidi="zh_TW"/>
+          </w:rPr>
+          <w:rPr>
+            <w:color w:val="0000EE"/>
+            <w:u w:val="single"/>
+          </w:rPr>
+          <w:t>書19:8</w:t>
+        </w:r>
+      </w:hyperlink>
+      <w:r>
+        <w:rPr>
+          <w:lang w:val="zh_TW" w:bidi="zh_TW"/>
+        </w:rPr>
+        <w:t>；參</w:t>
+      </w:r>
+      <w:hyperlink r:id="rId67">
+        <w:r>
+          <w:rPr>
+            <w:lang w:val="zh_TW" w:bidi="zh_TW"/>
+          </w:rPr>
+          <w:rPr>
+            <w:color w:val="0000EE"/>
+            <w:u w:val="single"/>
+          </w:rPr>
+          <w:t>代上4:33</w:t>
+        </w:r>
+      </w:hyperlink>
+      <w:r>
+        <w:rPr>
+          <w:lang w:val="zh_TW" w:bidi="zh_TW"/>
+        </w:rPr>
+        <w:t>）。</w:t>
+        <w:br/>
+      </w:r>
       <w:r>
         <w:rPr>
           <w:i/>
@@ -359,7 +2419,931 @@
         <w:rPr>
           <w:lang w:val="zh_TW" w:bidi="zh_TW"/>
         </w:rPr>
-        <w:t>半尼其</w:t>
+        <w:t>巴拉‧比珥</w:t>
+      </w:r>
+      <w:r>
+        <w:rPr>
+          <w:lang w:val="zh_TW" w:bidi="zh_TW"/>
+        </w:rPr>
+        <w:t>。</w:t>
+      </w:r>
+    </w:p>
+    <w:p>
+      <w:pPr>
+        <w:pStyle w:val="ListNumber"/>
+        <w:spacing w:line="240" w:lineRule="auto"/>
+        <w:ind w:left="720"/>
+      </w:pPr>
+      <w:r>
+        <w:rPr>
+          <w:lang w:val="zh_TW" w:bidi="zh_TW"/>
+        </w:rPr>
+      </w:r>
+      <w:r>
+        <w:rPr>
+          <w:lang w:val="zh_TW" w:bidi="zh_TW"/>
+        </w:rPr>
+        <w:t>亞設支派邊界上的一座城，在城的名單中列於西頓和泰爾之間（</w:t>
+      </w:r>
+      <w:hyperlink r:id="rId68">
+        <w:r>
+          <w:rPr>
+            <w:lang w:val="zh_TW" w:bidi="zh_TW"/>
+          </w:rPr>
+          <w:rPr>
+            <w:color w:val="0000EE"/>
+            <w:u w:val="single"/>
+          </w:rPr>
+          <w:t>書19:29</w:t>
+        </w:r>
+      </w:hyperlink>
+      <w:r>
+        <w:rPr>
+          <w:lang w:val="zh_TW" w:bidi="zh_TW"/>
+        </w:rPr>
+        <w:t>）。</w:t>
+      </w:r>
+    </w:p>
+    <w:p>
+      <w:pPr>
+        <w:pStyle w:val="ListNumber"/>
+        <w:spacing w:line="240" w:lineRule="auto"/>
+        <w:ind w:left="720"/>
+      </w:pPr>
+      <w:r>
+        <w:rPr>
+          <w:lang w:val="zh_TW" w:bidi="zh_TW"/>
+        </w:rPr>
+      </w:r>
+      <w:r>
+        <w:rPr>
+          <w:lang w:val="zh_TW" w:bidi="zh_TW"/>
+        </w:rPr>
+        <w:t>分給拿弗他利支派的19座堅固城之一，在城的名單中列於亞大瑪和夏瑣之間（</w:t>
+      </w:r>
+      <w:hyperlink r:id="rId69">
+        <w:r>
+          <w:rPr>
+            <w:lang w:val="zh_TW" w:bidi="zh_TW"/>
+          </w:rPr>
+          <w:rPr>
+            <w:color w:val="0000EE"/>
+            <w:u w:val="single"/>
+          </w:rPr>
+          <w:t>書19:36</w:t>
+        </w:r>
+      </w:hyperlink>
+      <w:r>
+        <w:rPr>
+          <w:lang w:val="zh_TW" w:bidi="zh_TW"/>
+        </w:rPr>
+        <w:t>）。一般認為這城就是今日的厄拉梅（er-Rameh），位於加利利海西北約17.7公里（11英里）。</w:t>
+      </w:r>
+    </w:p>
+    <w:p>
+      <w:pPr>
+        <w:pStyle w:val="ListNumber"/>
+        <w:spacing w:line="240" w:lineRule="auto"/>
+        <w:ind w:left="720"/>
+      </w:pPr>
+      <w:r>
+        <w:rPr>
+          <w:lang w:val="zh_TW" w:bidi="zh_TW"/>
+        </w:rPr>
+      </w:r>
+      <w:r>
+        <w:rPr>
+          <w:lang w:val="zh_TW" w:bidi="zh_TW"/>
+        </w:rPr>
+        <w:t>以利加拿和哈拿的家鄉，也是撒母耳出生的地方（</w:t>
+      </w:r>
+      <w:hyperlink r:id="rId70">
+        <w:r>
+          <w:rPr>
+            <w:lang w:val="zh_TW" w:bidi="zh_TW"/>
+          </w:rPr>
+          <w:rPr>
+            <w:color w:val="0000EE"/>
+            <w:u w:val="single"/>
+          </w:rPr>
+          <w:t>撒上1:19</w:t>
+        </w:r>
+      </w:hyperlink>
+      <w:r>
+        <w:rPr>
+          <w:lang w:val="zh_TW" w:bidi="zh_TW"/>
+        </w:rPr>
+        <w:t>，</w:t>
+      </w:r>
+      <w:hyperlink r:id="rId71">
+        <w:r>
+          <w:rPr>
+            <w:lang w:val="zh_TW" w:bidi="zh_TW"/>
+          </w:rPr>
+          <w:rPr>
+            <w:color w:val="0000EE"/>
+            <w:u w:val="single"/>
+          </w:rPr>
+          <w:t>2:11</w:t>
+        </w:r>
+      </w:hyperlink>
+      <w:r>
+        <w:rPr>
+          <w:lang w:val="zh_TW" w:bidi="zh_TW"/>
+        </w:rPr>
+        <w:t>）。後來，這城也成為撒母耳的住處（</w:t>
+      </w:r>
+      <w:hyperlink r:id="rId72">
+        <w:r>
+          <w:rPr>
+            <w:lang w:val="zh_TW" w:bidi="zh_TW"/>
+          </w:rPr>
+          <w:rPr>
+            <w:color w:val="0000EE"/>
+            <w:u w:val="single"/>
+          </w:rPr>
+          <w:t>撒上7:17</w:t>
+        </w:r>
+      </w:hyperlink>
+      <w:r>
+        <w:rPr>
+          <w:lang w:val="zh_TW" w:bidi="zh_TW"/>
+        </w:rPr>
+        <w:t>，</w:t>
+      </w:r>
+      <w:hyperlink r:id="rId73">
+        <w:r>
+          <w:rPr>
+            <w:lang w:val="zh_TW" w:bidi="zh_TW"/>
+          </w:rPr>
+          <w:rPr>
+            <w:color w:val="0000EE"/>
+            <w:u w:val="single"/>
+          </w:rPr>
+          <w:t>16:13</w:t>
+        </w:r>
+      </w:hyperlink>
+      <w:r>
+        <w:rPr>
+          <w:lang w:val="zh_TW" w:bidi="zh_TW"/>
+        </w:rPr>
+        <w:t>）。撒母耳在拉瑪、伯特利、吉甲和米斯巴治理以色列（</w:t>
+      </w:r>
+      <w:hyperlink r:id="rId72">
+        <w:r>
+          <w:rPr>
+            <w:lang w:val="zh_TW" w:bidi="zh_TW"/>
+          </w:rPr>
+          <w:rPr>
+            <w:color w:val="0000EE"/>
+            <w:u w:val="single"/>
+          </w:rPr>
+          <w:t>撒上7:17</w:t>
+        </w:r>
+      </w:hyperlink>
+      <w:r>
+        <w:rPr>
+          <w:lang w:val="zh_TW" w:bidi="zh_TW"/>
+        </w:rPr>
+        <w:t>）。掃羅首次在這城遇見撒母耳（</w:t>
+      </w:r>
+      <w:hyperlink r:id="rId74">
+        <w:r>
+          <w:rPr>
+            <w:lang w:val="zh_TW" w:bidi="zh_TW"/>
+          </w:rPr>
+          <w:rPr>
+            <w:color w:val="0000EE"/>
+            <w:u w:val="single"/>
+          </w:rPr>
+          <w:t>撒上9:6–10</w:t>
+        </w:r>
+      </w:hyperlink>
+      <w:r>
+        <w:rPr>
+          <w:lang w:val="zh_TW" w:bidi="zh_TW"/>
+        </w:rPr>
+        <w:t>）。以色列的長老也是在這裡請求撒母耳為他們立王（</w:t>
+      </w:r>
+      <w:hyperlink r:id="rId75">
+        <w:r>
+          <w:rPr>
+            <w:lang w:val="zh_TW" w:bidi="zh_TW"/>
+          </w:rPr>
+          <w:rPr>
+            <w:color w:val="0000EE"/>
+            <w:u w:val="single"/>
+          </w:rPr>
+          <w:t>撒上8:4</w:t>
+        </w:r>
+      </w:hyperlink>
+      <w:r>
+        <w:rPr>
+          <w:lang w:val="zh_TW" w:bidi="zh_TW"/>
+        </w:rPr>
+        <w:t>）。後來，大衛為躲避掃羅王而逃到這裡（</w:t>
+      </w:r>
+      <w:hyperlink r:id="rId76">
+        <w:r>
+          <w:rPr>
+            <w:lang w:val="zh_TW" w:bidi="zh_TW"/>
+          </w:rPr>
+          <w:rPr>
+            <w:color w:val="0000EE"/>
+            <w:u w:val="single"/>
+          </w:rPr>
+          <w:t>撒上19:18–20:1</w:t>
+        </w:r>
+      </w:hyperlink>
+      <w:r>
+        <w:rPr>
+          <w:lang w:val="zh_TW" w:bidi="zh_TW"/>
+        </w:rPr>
+        <w:t>）。撒母耳死後葬在拉瑪（</w:t>
+      </w:r>
+      <w:hyperlink r:id="rId77">
+        <w:r>
+          <w:rPr>
+            <w:lang w:val="zh_TW" w:bidi="zh_TW"/>
+          </w:rPr>
+          <w:rPr>
+            <w:color w:val="0000EE"/>
+            <w:u w:val="single"/>
+          </w:rPr>
+          <w:t>撒上25:1，</w:t>
+        </w:r>
+      </w:hyperlink>
+      <w:hyperlink r:id="rId78">
+        <w:r>
+          <w:rPr>
+            <w:lang w:val="zh_TW" w:bidi="zh_TW"/>
+          </w:rPr>
+          <w:rPr>
+            <w:color w:val="0000EE"/>
+            <w:u w:val="single"/>
+          </w:rPr>
+          <w:t>28:3</w:t>
+        </w:r>
+      </w:hyperlink>
+      <w:r>
+        <w:rPr>
+          <w:lang w:val="zh_TW" w:bidi="zh_TW"/>
+        </w:rPr>
+        <w:t>）。</w:t>
+      </w:r>
+      <w:hyperlink r:id="rId79">
+        <w:r>
+          <w:rPr>
+            <w:lang w:val="zh_TW" w:bidi="zh_TW"/>
+          </w:rPr>
+          <w:rPr>
+            <w:color w:val="0000EE"/>
+            <w:u w:val="single"/>
+          </w:rPr>
+          <w:t>撒母耳記上一章1節</w:t>
+        </w:r>
+      </w:hyperlink>
+      <w:r>
+        <w:rPr>
+          <w:lang w:val="zh_TW" w:bidi="zh_TW"/>
+        </w:rPr>
+        <w:t>又稱這城為拉瑪‧瑣非。</w:t>
+      </w:r>
+    </w:p>
+    <w:p>
+      <w:pPr>
+        <w:pStyle w:val="ListNumber"/>
+        <w:spacing w:line="240" w:lineRule="auto"/>
+        <w:ind w:left="720"/>
+      </w:pPr>
+      <w:r>
+        <w:rPr>
+          <w:lang w:val="zh_TW" w:bidi="zh_TW"/>
+        </w:rPr>
+      </w:r>
+      <w:r>
+        <w:rPr>
+          <w:lang w:val="zh_TW" w:bidi="zh_TW"/>
+        </w:rPr>
+        <w:t>基列的拉末的簡稱（</w:t>
+      </w:r>
+      <w:hyperlink r:id="rId80">
+        <w:r>
+          <w:rPr>
+            <w:lang w:val="zh_TW" w:bidi="zh_TW"/>
+          </w:rPr>
+          <w:rPr>
+            <w:color w:val="0000EE"/>
+            <w:u w:val="single"/>
+          </w:rPr>
+          <w:t>王下8:29</w:t>
+        </w:r>
+      </w:hyperlink>
+      <w:r>
+        <w:rPr>
+          <w:lang w:val="zh_TW" w:bidi="zh_TW"/>
+        </w:rPr>
+        <w:t>；</w:t>
+      </w:r>
+      <w:hyperlink r:id="rId81">
+        <w:r>
+          <w:rPr>
+            <w:lang w:val="zh_TW" w:bidi="zh_TW"/>
+          </w:rPr>
+          <w:rPr>
+            <w:color w:val="0000EE"/>
+            <w:u w:val="single"/>
+          </w:rPr>
+          <w:t>代下22:6</w:t>
+        </w:r>
+      </w:hyperlink>
+      <w:r>
+        <w:rPr>
+          <w:lang w:val="zh_TW" w:bidi="zh_TW"/>
+        </w:rPr>
+        <w:t>）。</w:t>
+        <w:br/>
+      </w:r>
+      <w:r>
+        <w:rPr>
+          <w:i/>
+          <w:lang w:val="zh_TW" w:bidi="zh_TW"/>
+        </w:rPr>
+        <w:t>見</w:t>
+      </w:r>
+      <w:r>
+        <w:rPr>
+          <w:lang w:val="zh_TW" w:bidi="zh_TW"/>
+        </w:rPr>
+        <w:t xml:space="preserve"> </w:t>
+      </w:r>
+      <w:r>
+        <w:rPr>
+          <w:lang w:val="zh_TW" w:bidi="zh_TW"/>
+        </w:rPr>
+        <w:t>基列的拉末</w:t>
+      </w:r>
+      <w:r>
+        <w:rPr>
+          <w:lang w:val="zh_TW" w:bidi="zh_TW"/>
+        </w:rPr>
+        <w:t>。</w:t>
+      </w:r>
+      <w:r>
+        <w:rPr>
+          <w:lang w:val="zh_TW" w:bidi="zh_TW"/>
+        </w:rPr>
+      </w:r>
+      <w:r>
+        <w:rPr>
+          <w:lang w:val="zh_TW" w:bidi="zh_TW"/>
+        </w:rPr>
+      </w:r>
+    </w:p>
+    <w:p>
+      <w:pPr/>
+      <w:r>
+        <w:rPr>
+          <w:lang w:val="zh_TW" w:bidi="zh_TW"/>
+        </w:rPr>
+      </w:r>
+    </w:p>
+    <w:p>
+      <w:pPr>
+        <w:pStyle w:val="Heading2"/>
+      </w:pPr>
+      <w:r>
+        <w:rPr>
+          <w:lang w:val="zh_TW" w:bidi="zh_TW"/>
+        </w:rPr>
+        <w:t>拉麥</w:t>
+      </w:r>
+      <w:r>
+        <w:rPr>
+          <w:lang w:val="zh_TW" w:bidi="zh_TW"/>
+        </w:rPr>
+      </w:r>
+    </w:p>
+    <w:p>
+      <w:pPr>
+        <w:pStyle w:val="ListNumber"/>
+        <w:numPr>
+          <w:ilvl w:val="0"/>
+          <w:numId w:val="17"/>
+        </w:numPr>
+        <w:spacing w:line="240" w:lineRule="auto"/>
+        <w:ind w:left="720"/>
+      </w:pPr>
+      <w:r>
+        <w:rPr>
+          <w:lang w:val="zh_TW" w:bidi="zh_TW"/>
+        </w:rPr>
+      </w:r>
+      <w:r>
+        <w:rPr>
+          <w:lang w:val="zh_TW" w:bidi="zh_TW"/>
+        </w:rPr>
+        <w:t>瑪土撒利的兒子，該隱的後裔，亞大和洗拉的丈夫。</w:t>
+        <w:br/>
+      </w:r>
+      <w:r>
+        <w:rPr>
+          <w:lang w:val="zh_TW" w:bidi="zh_TW"/>
+        </w:rPr>
+        <w:t>拉麥與亞大所生的兒子是：</w:t>
+      </w:r>
+    </w:p>
+    <w:p>
+      <w:pPr>
+        <w:pStyle w:val="ListBullet"/>
+        <w:spacing w:line="240" w:lineRule="auto"/>
+        <w:ind w:left="1440"/>
+      </w:pPr>
+      <w:r>
+        <w:rPr>
+          <w:lang w:val="zh_TW" w:bidi="zh_TW"/>
+        </w:rPr>
+      </w:r>
+      <w:r>
+        <w:rPr>
+          <w:lang w:val="zh_TW" w:bidi="zh_TW"/>
+        </w:rPr>
+        <w:t>雅八，「住帳棚、牧養牲畜之人的祖師」</w:t>
+      </w:r>
+    </w:p>
+    <w:p>
+      <w:pPr>
+        <w:pStyle w:val="ListBullet"/>
+        <w:spacing w:line="240" w:lineRule="auto"/>
+        <w:ind w:left="1440"/>
+      </w:pPr>
+      <w:r>
+        <w:rPr>
+          <w:lang w:val="zh_TW" w:bidi="zh_TW"/>
+        </w:rPr>
+      </w:r>
+      <w:r>
+        <w:rPr>
+          <w:lang w:val="zh_TW" w:bidi="zh_TW"/>
+        </w:rPr>
+        <w:t>猶八，「一切彈琴吹簫之人的祖師」</w:t>
+      </w:r>
+    </w:p>
+    <w:p>
+      <w:pPr/>
+      <w:r>
+        <w:rPr>
+          <w:lang w:val="zh_TW" w:bidi="zh_TW"/>
+        </w:rPr>
+      </w:r>
+      <w:r>
+        <w:rPr>
+          <w:lang w:val="zh_TW" w:bidi="zh_TW"/>
+        </w:rPr>
+        <w:t>他與洗拉所生的兒女是：</w:t>
+      </w:r>
+    </w:p>
+    <w:p>
+      <w:pPr>
+        <w:pStyle w:val="ListBullet"/>
+        <w:spacing w:line="240" w:lineRule="auto"/>
+        <w:ind w:left="1440"/>
+      </w:pPr>
+      <w:r>
+        <w:rPr>
+          <w:lang w:val="zh_TW" w:bidi="zh_TW"/>
+        </w:rPr>
+      </w:r>
+      <w:r>
+        <w:rPr>
+          <w:lang w:val="zh_TW" w:bidi="zh_TW"/>
+        </w:rPr>
+        <w:t>土八‧該隱，「打造各樣銅鐵利器的」</w:t>
+      </w:r>
+    </w:p>
+    <w:p>
+      <w:pPr>
+        <w:pStyle w:val="ListBullet"/>
+        <w:spacing w:line="240" w:lineRule="auto"/>
+        <w:ind w:left="1440"/>
+      </w:pPr>
+      <w:r>
+        <w:rPr>
+          <w:lang w:val="zh_TW" w:bidi="zh_TW"/>
+        </w:rPr>
+      </w:r>
+      <w:r>
+        <w:rPr>
+          <w:lang w:val="zh_TW" w:bidi="zh_TW"/>
+        </w:rPr>
+        <w:t>拿瑪（</w:t>
+      </w:r>
+      <w:hyperlink r:id="rId82">
+        <w:r>
+          <w:rPr>
+            <w:lang w:val="zh_TW" w:bidi="zh_TW"/>
+          </w:rPr>
+          <w:rPr>
+            <w:color w:val="0000EE"/>
+            <w:u w:val="single"/>
+          </w:rPr>
+          <w:t>創4:18–22</w:t>
+        </w:r>
+      </w:hyperlink>
+      <w:r>
+        <w:rPr>
+          <w:lang w:val="zh_TW" w:bidi="zh_TW"/>
+        </w:rPr>
+        <w:t>）</w:t>
+      </w:r>
+    </w:p>
+    <w:p>
+      <w:pPr/>
+      <w:r>
+        <w:rPr>
+          <w:lang w:val="zh_TW" w:bidi="zh_TW"/>
+        </w:rPr>
+      </w:r>
+      <w:r>
+        <w:rPr>
+          <w:lang w:val="zh_TW" w:bidi="zh_TW"/>
+        </w:rPr>
+        <w:t>創世記較早的章節記載，拉麥的兒女象徵畜牧、音樂與金屬工藝的起源。拉麥的歌（</w:t>
+      </w:r>
+      <w:hyperlink r:id="rId83">
+        <w:r>
+          <w:rPr>
+            <w:lang w:val="zh_TW" w:bidi="zh_TW"/>
+          </w:rPr>
+          <w:rPr>
+            <w:color w:val="0000EE"/>
+            <w:u w:val="single"/>
+          </w:rPr>
+          <w:t>創4:23–24</w:t>
+        </w:r>
+      </w:hyperlink>
+      <w:r>
+        <w:rPr>
+          <w:lang w:val="zh_TW" w:bidi="zh_TW"/>
+        </w:rPr>
+        <w:t>）是希伯來詩歌的早期例子。在這首歌裡，拉麥誇口自己殺了一個傷害他的人，把自己的報復與該隱殺亞伯相比（</w:t>
+      </w:r>
+      <w:hyperlink r:id="rId84">
+        <w:r>
+          <w:rPr>
+            <w:lang w:val="zh_TW" w:bidi="zh_TW"/>
+          </w:rPr>
+          <w:rPr>
+            <w:color w:val="0000EE"/>
+            <w:u w:val="single"/>
+          </w:rPr>
+          <w:t>創4:8–12</w:t>
+        </w:r>
+      </w:hyperlink>
+      <w:r>
+        <w:rPr>
+          <w:lang w:val="zh_TW" w:bidi="zh_TW"/>
+        </w:rPr>
+        <w:t>）。他說：「若殺該隱，遭報七倍，殺拉麥，必遭報七十七倍。」這首歌顯示，隨著文明發展，驕傲與暴力也隨之增長，這與耶穌關於饒恕的教導形成強烈對比──耶穌教導門徒要饒恕「七十個七次」（</w:t>
+      </w:r>
+      <w:hyperlink r:id="rId85">
+        <w:r>
+          <w:rPr>
+            <w:lang w:val="zh_TW" w:bidi="zh_TW"/>
+          </w:rPr>
+          <w:rPr>
+            <w:color w:val="0000EE"/>
+            <w:u w:val="single"/>
+          </w:rPr>
+          <w:t>太18:22</w:t>
+        </w:r>
+      </w:hyperlink>
+      <w:r>
+        <w:rPr>
+          <w:lang w:val="zh_TW" w:bidi="zh_TW"/>
+        </w:rPr>
+        <w:t>）。</w:t>
+      </w:r>
+    </w:p>
+    <w:p>
+      <w:pPr>
+        <w:pStyle w:val="ListNumber"/>
+        <w:numPr>
+          <w:ilvl w:val="0"/>
+          <w:numId w:val="18"/>
+        </w:numPr>
+        <w:spacing w:line="240" w:lineRule="auto"/>
+        <w:ind w:left="720"/>
+      </w:pPr>
+      <w:r>
+        <w:rPr>
+          <w:lang w:val="zh_TW" w:bidi="zh_TW"/>
+        </w:rPr>
+      </w:r>
+      <w:r>
+        <w:rPr>
+          <w:lang w:val="zh_TW" w:bidi="zh_TW"/>
+        </w:rPr>
+        <w:t>瑪土撒拉的兒子，挪亞的父親（</w:t>
+      </w:r>
+      <w:hyperlink r:id="rId86">
+        <w:r>
+          <w:rPr>
+            <w:lang w:val="zh_TW" w:bidi="zh_TW"/>
+          </w:rPr>
+          <w:rPr>
+            <w:color w:val="0000EE"/>
+            <w:u w:val="single"/>
+          </w:rPr>
+          <w:t>創5:25–31</w:t>
+        </w:r>
+      </w:hyperlink>
+      <w:r>
+        <w:rPr>
+          <w:lang w:val="zh_TW" w:bidi="zh_TW"/>
+        </w:rPr>
+        <w:t>；</w:t>
+      </w:r>
+      <w:hyperlink r:id="rId87">
+        <w:r>
+          <w:rPr>
+            <w:lang w:val="zh_TW" w:bidi="zh_TW"/>
+          </w:rPr>
+          <w:rPr>
+            <w:color w:val="0000EE"/>
+            <w:u w:val="single"/>
+          </w:rPr>
+          <w:t>代上1:3</w:t>
+        </w:r>
+      </w:hyperlink>
+      <w:r>
+        <w:rPr>
+          <w:lang w:val="zh_TW" w:bidi="zh_TW"/>
+        </w:rPr>
+        <w:t>）。挪亞出生時，拉麥盼望這孩子能使人類從降在亞當身上的咒詛中得著安慰（</w:t>
+      </w:r>
+      <w:hyperlink r:id="rId88">
+        <w:r>
+          <w:rPr>
+            <w:lang w:val="zh_TW" w:bidi="zh_TW"/>
+          </w:rPr>
+          <w:rPr>
+            <w:color w:val="0000EE"/>
+            <w:u w:val="single"/>
+          </w:rPr>
+          <w:t>創5:29</w:t>
+        </w:r>
+      </w:hyperlink>
+      <w:r>
+        <w:rPr>
+          <w:lang w:val="zh_TW" w:bidi="zh_TW"/>
+        </w:rPr>
+        <w:t>；參</w:t>
+      </w:r>
+      <w:hyperlink r:id="rId89">
+        <w:r>
+          <w:rPr>
+            <w:lang w:val="zh_TW" w:bidi="zh_TW"/>
+          </w:rPr>
+          <w:rPr>
+            <w:color w:val="0000EE"/>
+            <w:u w:val="single"/>
+          </w:rPr>
+          <w:t>創3:17</w:t>
+        </w:r>
+      </w:hyperlink>
+      <w:r>
+        <w:rPr>
+          <w:lang w:val="zh_TW" w:bidi="zh_TW"/>
+        </w:rPr>
+        <w:t>）。他活到777歲，是洪水發生前壽命最長的人之一。死海古卷記載拉麥與他父親瑪土撒拉之間的長篇對話。記載於</w:t>
+      </w:r>
+      <w:hyperlink r:id="rId90">
+        <w:r>
+          <w:rPr>
+            <w:lang w:val="zh_TW" w:bidi="zh_TW"/>
+          </w:rPr>
+          <w:rPr>
+            <w:color w:val="0000EE"/>
+            <w:u w:val="single"/>
+          </w:rPr>
+          <w:t>路加福音三章36節</w:t>
+        </w:r>
+      </w:hyperlink>
+      <w:r>
+        <w:rPr>
+          <w:lang w:val="zh_TW" w:bidi="zh_TW"/>
+        </w:rPr>
+        <w:t>的家譜將拉麥列為耶穌的先祖。</w:t>
+        <w:br/>
+      </w:r>
+      <w:r>
+        <w:rPr>
+          <w:i/>
+          <w:lang w:val="zh_TW" w:bidi="zh_TW"/>
+        </w:rPr>
+        <w:t>另見</w:t>
+      </w:r>
+      <w:r>
+        <w:rPr>
+          <w:lang w:val="zh_TW" w:bidi="zh_TW"/>
+        </w:rPr>
+        <w:t>耶穌基督的家譜</w:t>
+      </w:r>
+      <w:r>
+        <w:rPr>
+          <w:lang w:val="zh_TW" w:bidi="zh_TW"/>
+        </w:rPr>
+        <w:t>。</w:t>
+      </w:r>
+      <w:r>
+        <w:rPr>
+          <w:lang w:val="zh_TW" w:bidi="zh_TW"/>
+        </w:rPr>
+      </w:r>
+      <w:r>
+        <w:rPr>
+          <w:lang w:val="zh_TW" w:bidi="zh_TW"/>
+        </w:rPr>
+      </w:r>
+    </w:p>
+    <w:p>
+      <w:pPr/>
+      <w:r>
+        <w:rPr>
+          <w:lang w:val="zh_TW" w:bidi="zh_TW"/>
+        </w:rPr>
+      </w:r>
+    </w:p>
+    <w:p>
+      <w:pPr>
+        <w:pStyle w:val="Heading2"/>
+      </w:pPr>
+      <w:r>
+        <w:rPr>
+          <w:lang w:val="zh_TW" w:bidi="zh_TW"/>
+        </w:rPr>
+        <w:t>拉沙</w:t>
+      </w:r>
+      <w:r>
+        <w:rPr>
+          <w:lang w:val="zh_TW" w:bidi="zh_TW"/>
+        </w:rPr>
+      </w:r>
+    </w:p>
+    <w:p>
+      <w:pPr/>
+      <w:r>
+        <w:rPr>
+          <w:lang w:val="zh_TW" w:bidi="zh_TW"/>
+        </w:rPr>
+      </w:r>
+      <w:r>
+        <w:rPr>
+          <w:lang w:val="zh_TW" w:bidi="zh_TW"/>
+        </w:rPr>
+        <w:t>一個地名，除此之外沒有其它資訊。在一段古老的記載中，它被用來指示迦南人所居之地的南界（</w:t>
+      </w:r>
+      <w:hyperlink r:id="rId91">
+        <w:r>
+          <w:rPr>
+            <w:lang w:val="zh_TW" w:bidi="zh_TW"/>
+          </w:rPr>
+          <w:rPr>
+            <w:color w:val="0000EE"/>
+            <w:u w:val="single"/>
+          </w:rPr>
+          <w:t>創10:19</w:t>
+        </w:r>
+      </w:hyperlink>
+      <w:r>
+        <w:rPr>
+          <w:lang w:val="zh_TW" w:bidi="zh_TW"/>
+        </w:rPr>
+        <w:t>）。該處經文將拉沙與死海南端附近的其它城邑並列。</w:t>
+      </w:r>
+      <w:r>
+        <w:rPr>
+          <w:lang w:val="zh_TW" w:bidi="zh_TW"/>
+        </w:rPr>
+      </w:r>
+      <w:r>
+        <w:rPr>
+          <w:lang w:val="zh_TW" w:bidi="zh_TW"/>
+        </w:rPr>
+      </w:r>
+    </w:p>
+    <w:p>
+      <w:pPr/>
+      <w:r>
+        <w:rPr>
+          <w:lang w:val="zh_TW" w:bidi="zh_TW"/>
+        </w:rPr>
+      </w:r>
+    </w:p>
+    <w:p>
+      <w:pPr>
+        <w:pStyle w:val="Heading2"/>
+      </w:pPr>
+      <w:r>
+        <w:rPr>
+          <w:lang w:val="zh_TW" w:bidi="zh_TW"/>
+        </w:rPr>
+        <w:t>拉吳</w:t>
+      </w:r>
+      <w:r>
+        <w:rPr>
+          <w:lang w:val="zh_TW" w:bidi="zh_TW"/>
+        </w:rPr>
+      </w:r>
+    </w:p>
+    <w:p>
+      <w:pPr/>
+      <w:r>
+        <w:rPr>
+          <w:lang w:val="zh_TW" w:bidi="zh_TW"/>
+        </w:rPr>
+      </w:r>
+      <w:r>
+        <w:rPr>
+          <w:lang w:val="zh_TW" w:bidi="zh_TW"/>
+        </w:rPr>
+        <w:t>法勒的兒子，西鹿的父親。他是閃的後裔（</w:t>
+      </w:r>
+      <w:hyperlink r:id="rId92">
+        <w:r>
+          <w:rPr>
+            <w:lang w:val="zh_TW" w:bidi="zh_TW"/>
+          </w:rPr>
+          <w:rPr>
+            <w:color w:val="0000EE"/>
+            <w:u w:val="single"/>
+          </w:rPr>
+          <w:t>創11:18–21</w:t>
+        </w:r>
+      </w:hyperlink>
+      <w:r>
+        <w:rPr>
+          <w:lang w:val="zh_TW" w:bidi="zh_TW"/>
+        </w:rPr>
+        <w:t>；</w:t>
+      </w:r>
+      <w:hyperlink r:id="rId93">
+        <w:r>
+          <w:rPr>
+            <w:lang w:val="zh_TW" w:bidi="zh_TW"/>
+          </w:rPr>
+          <w:rPr>
+            <w:color w:val="0000EE"/>
+            <w:u w:val="single"/>
+          </w:rPr>
+          <w:t>代上1:25</w:t>
+        </w:r>
+      </w:hyperlink>
+      <w:r>
+        <w:rPr>
+          <w:lang w:val="zh_TW" w:bidi="zh_TW"/>
+        </w:rPr>
+        <w:t>）。他在</w:t>
+      </w:r>
+      <w:hyperlink r:id="rId94">
+        <w:r>
+          <w:rPr>
+            <w:lang w:val="zh_TW" w:bidi="zh_TW"/>
+          </w:rPr>
+          <w:rPr>
+            <w:color w:val="0000EE"/>
+            <w:u w:val="single"/>
+          </w:rPr>
+          <w:t>路加福音三章35節</w:t>
+        </w:r>
+      </w:hyperlink>
+      <w:r>
+        <w:rPr>
+          <w:lang w:val="zh_TW" w:bidi="zh_TW"/>
+        </w:rPr>
+        <w:t>中被列為耶穌的祖先之一。</w:t>
+      </w:r>
+    </w:p>
+    <w:p>
+      <w:pPr/>
+      <w:r>
+        <w:rPr>
+          <w:lang w:val="zh_TW" w:bidi="zh_TW"/>
+        </w:rPr>
+      </w:r>
+      <w:r>
+        <w:rPr>
+          <w:i/>
+          <w:lang w:val="zh_TW" w:bidi="zh_TW"/>
+        </w:rPr>
+        <w:t>見</w:t>
+      </w:r>
+      <w:r>
+        <w:rPr>
+          <w:lang w:val="zh_TW" w:bidi="zh_TW"/>
+        </w:rPr>
+        <w:t>耶穌基督的家譜</w:t>
       </w:r>
       <w:r>
         <w:rPr>
@@ -2267,6 +5251,36 @@
   </w:num>
   <w:num w:numId="13" w16cid:durableId="592781308">
     <w:abstractNumId w:val="11"/>
+  </w:num>
+  <w:num w:numId="14">
+    <w:abstractNumId w:val="3"/>
+    <w:lvlOverride w:ilvl="0">
+      <w:startOverride w:val="1"/>
+    </w:lvlOverride>
+  </w:num>
+  <w:num w:numId="15">
+    <w:abstractNumId w:val="3"/>
+    <w:lvlOverride w:ilvl="0">
+      <w:startOverride w:val="1"/>
+    </w:lvlOverride>
+  </w:num>
+  <w:num w:numId="16">
+    <w:abstractNumId w:val="3"/>
+    <w:lvlOverride w:ilvl="0">
+      <w:startOverride w:val="1"/>
+    </w:lvlOverride>
+  </w:num>
+  <w:num w:numId="17">
+    <w:abstractNumId w:val="3"/>
+    <w:lvlOverride w:ilvl="0">
+      <w:startOverride w:val="1"/>
+    </w:lvlOverride>
+  </w:num>
+  <w:num w:numId="18">
+    <w:abstractNumId w:val="3"/>
+    <w:lvlOverride w:ilvl="0">
+      <w:startOverride w:val="1"/>
+    </w:lvlOverride>
   </w:num>
   <w:numIdMacAtCleanup w:val="10"/>
 </w:numbering>

--- a/zht/docx/086.content.docx
+++ b/zht/docx/086.content.docx
@@ -149,7 +149,7 @@
         <w:rPr>
           <w:lang w:val="zh_TW" w:bidi="zh_TW"/>
         </w:rPr>
-        <w:t>la</w:t>
+        <w:t>kuang</w:t>
       </w:r>
       <w:r>
         <w:rPr>
@@ -212,7 +212,7 @@
         <w:rPr>
           <w:lang w:val="zh_TW" w:bidi="zh_TW"/>
         </w:rPr>
-        <w:t>拉班（人物）</w:t>
+        <w:t>曠野</w:t>
       </w:r>
       <w:r>
         <w:rPr>
@@ -231,7 +231,7 @@
         <w:rPr>
           <w:lang w:val="zh_TW" w:bidi="zh_TW"/>
         </w:rPr>
-        <w:t>拉班是彼土利的兒子（</w:t>
+        <w:t>空曠的荒地，通常乾旱、沙質，且無法維持植物生命，例如巴勒斯坦南部的內蓋夫（Negev，又譯：南地）沙漠。曠野中常有一些局部區域可以維持有限的生命。最常見的希伯來文「曠野（desert）」一詞意為「荒野（wilderness）」，可能與一個動詞有關，意指「驅趕」，就像牧羊人驅趕羊群去放牧一樣。在新約和七十士譯本（舊約的古希臘文譯本）中常見的希臘文詞語意指一個未圈圍、未耕種的區域，野獸在其中遊蕩（</w:t>
       </w:r>
       <w:hyperlink r:id="rId13">
         <w:r>
@@ -242,32 +242,14 @@
             <w:color w:val="0000EE"/>
             <w:u w:val="single"/>
           </w:rPr>
-          <w:t>創24:24</w:t>
-        </w:r>
-      </w:hyperlink>
-      <w:r>
-        <w:rPr>
-          <w:lang w:val="zh_TW" w:bidi="zh_TW"/>
-        </w:rPr>
-        <w:t>、</w:t>
-      </w:r>
-      <w:hyperlink r:id="rId13">
-        <w:r>
-          <w:rPr>
-            <w:lang w:val="zh_TW" w:bidi="zh_TW"/>
-          </w:rPr>
-          <w:rPr>
-            <w:color w:val="0000EE"/>
-            <w:u w:val="single"/>
-          </w:rPr>
-          <w:t>29</w:t>
-        </w:r>
-      </w:hyperlink>
-      <w:r>
-        <w:rPr>
-          <w:lang w:val="zh_TW" w:bidi="zh_TW"/>
-        </w:rPr>
-        <w:t>）、利百加的哥哥（</w:t>
+          <w:t>申32:10</w:t>
+        </w:r>
+      </w:hyperlink>
+      <w:r>
+        <w:rPr>
+          <w:lang w:val="zh_TW" w:bidi="zh_TW"/>
+        </w:rPr>
+        <w:t>；</w:t>
       </w:r>
       <w:hyperlink r:id="rId14">
         <w:r>
@@ -278,32 +260,14 @@
             <w:color w:val="0000EE"/>
             <w:u w:val="single"/>
           </w:rPr>
-          <w:t>15</w:t>
-        </w:r>
-      </w:hyperlink>
-      <w:r>
-        <w:rPr>
-          <w:lang w:val="zh_TW" w:bidi="zh_TW"/>
-        </w:rPr>
-        <w:t>、</w:t>
-      </w:r>
-      <w:hyperlink r:id="rId14">
-        <w:r>
-          <w:rPr>
-            <w:lang w:val="zh_TW" w:bidi="zh_TW"/>
-          </w:rPr>
-          <w:rPr>
-            <w:color w:val="0000EE"/>
-            <w:u w:val="single"/>
-          </w:rPr>
-          <w:t>29</w:t>
-        </w:r>
-      </w:hyperlink>
-      <w:r>
-        <w:rPr>
-          <w:lang w:val="zh_TW" w:bidi="zh_TW"/>
-        </w:rPr>
-        <w:t>節）、利亞和拉結的父親（</w:t>
+          <w:t>伯24:5</w:t>
+        </w:r>
+      </w:hyperlink>
+      <w:r>
+        <w:rPr>
+          <w:lang w:val="zh_TW" w:bidi="zh_TW"/>
+        </w:rPr>
+        <w:t>）。曠野有時也是牧草地（</w:t>
       </w:r>
       <w:hyperlink r:id="rId15">
         <w:r>
@@ -314,14 +278,14 @@
             <w:color w:val="0000EE"/>
             <w:u w:val="single"/>
           </w:rPr>
-          <w:t>29:16</w:t>
-        </w:r>
-      </w:hyperlink>
-      <w:r>
-        <w:rPr>
-          <w:lang w:val="zh_TW" w:bidi="zh_TW"/>
-        </w:rPr>
-        <w:t>），也是雅各的舅舅和岳父。拉班的先祖原本住在吾珥，但他的父親彼土利被稱為巴旦‧亞蘭地的亞蘭人，拉班也被稱為亞蘭人（有英文譯本譯為Syrian，</w:t>
+          <w:t>出3:1</w:t>
+        </w:r>
+      </w:hyperlink>
+      <w:r>
+        <w:rPr>
+          <w:lang w:val="zh_TW" w:bidi="zh_TW"/>
+        </w:rPr>
+        <w:t>；</w:t>
       </w:r>
       <w:hyperlink r:id="rId16">
         <w:r>
@@ -332,14 +296,14 @@
             <w:color w:val="0000EE"/>
             <w:u w:val="single"/>
           </w:rPr>
-          <w:t>25:20</w:t>
-        </w:r>
-      </w:hyperlink>
-      <w:r>
-        <w:rPr>
-          <w:lang w:val="zh_TW" w:bidi="zh_TW"/>
-        </w:rPr>
-        <w:t>，參</w:t>
+          <w:t>詩65:12</w:t>
+        </w:r>
+      </w:hyperlink>
+      <w:r>
+        <w:rPr>
+          <w:lang w:val="zh_TW" w:bidi="zh_TW"/>
+        </w:rPr>
+        <w:t>；</w:t>
       </w:r>
       <w:hyperlink r:id="rId17">
         <w:r>
@@ -350,14 +314,32 @@
             <w:color w:val="0000EE"/>
             <w:u w:val="single"/>
           </w:rPr>
-          <w:t>28:5</w:t>
-        </w:r>
-      </w:hyperlink>
-      <w:r>
-        <w:rPr>
-          <w:lang w:val="zh_TW" w:bidi="zh_TW"/>
-        </w:rPr>
-        <w:t>）。他們的家鄉是位於敘利亞地區的哈蘭，與吾珥一樣是敬拜月神辛（Sin）或南納（Nannar）的重要敬拜中心。</w:t>
+          <w:t>耶23:10</w:t>
+        </w:r>
+      </w:hyperlink>
+      <w:r>
+        <w:rPr>
+          <w:lang w:val="zh_TW" w:bidi="zh_TW"/>
+        </w:rPr>
+        <w:t>；</w:t>
+      </w:r>
+      <w:hyperlink r:id="rId18">
+        <w:r>
+          <w:rPr>
+            <w:lang w:val="zh_TW" w:bidi="zh_TW"/>
+          </w:rPr>
+          <w:rPr>
+            <w:color w:val="0000EE"/>
+            <w:u w:val="single"/>
+          </w:rPr>
+          <w:t>珥2:22</w:t>
+        </w:r>
+      </w:hyperlink>
+      <w:r>
+        <w:rPr>
+          <w:lang w:val="zh_TW" w:bidi="zh_TW"/>
+        </w:rPr>
+        <w:t>）。</w:t>
       </w:r>
     </w:p>
     <w:p>
@@ -371,43 +353,7 @@
         <w:rPr>
           <w:lang w:val="zh_TW" w:bidi="zh_TW"/>
         </w:rPr>
-        <w:t>當以撒年紀漸長時，亞伯拉罕差遣僕人以利以謝回到哈蘭，為以撒物色妻子。拉班熱情地接待以利以謝，並為他和他的駱駝預備住宿與所需（</w:t>
-      </w:r>
-      <w:hyperlink r:id="rId18">
-        <w:r>
-          <w:rPr>
-            <w:lang w:val="zh_TW" w:bidi="zh_TW"/>
-          </w:rPr>
-          <w:rPr>
-            <w:color w:val="0000EE"/>
-            <w:u w:val="single"/>
-          </w:rPr>
-          <w:t>創24:29–33</w:t>
-        </w:r>
-      </w:hyperlink>
-      <w:r>
-        <w:rPr>
-          <w:lang w:val="zh_TW" w:bidi="zh_TW"/>
-        </w:rPr>
-        <w:t>、</w:t>
-      </w:r>
-      <w:hyperlink r:id="rId18">
-        <w:r>
-          <w:rPr>
-            <w:lang w:val="zh_TW" w:bidi="zh_TW"/>
-          </w:rPr>
-          <w:rPr>
-            <w:color w:val="0000EE"/>
-            <w:u w:val="single"/>
-          </w:rPr>
-          <w:t>54</w:t>
-        </w:r>
-      </w:hyperlink>
-      <w:r>
-        <w:rPr>
-          <w:lang w:val="zh_TW" w:bidi="zh_TW"/>
-        </w:rPr>
-        <w:t>）。拉班是家中的主人，故是由他決定是否將利百加嫁給以撒（</w:t>
+        <w:t>聖經經常提到曠野的區域（例如，</w:t>
       </w:r>
       <w:hyperlink r:id="rId19">
         <w:r>
@@ -418,14 +364,14 @@
             <w:color w:val="0000EE"/>
             <w:u w:val="single"/>
           </w:rPr>
-          <w:t>50–51</w:t>
-        </w:r>
-      </w:hyperlink>
-      <w:r>
-        <w:rPr>
-          <w:lang w:val="zh_TW" w:bidi="zh_TW"/>
-        </w:rPr>
-        <w:t>節），因此，以利以謝也將貴重的禮物獻給拉班與他母親（</w:t>
+          <w:t>創16:7</w:t>
+        </w:r>
+      </w:hyperlink>
+      <w:r>
+        <w:rPr>
+          <w:lang w:val="zh_TW" w:bidi="zh_TW"/>
+        </w:rPr>
+        <w:t>，</w:t>
       </w:r>
       <w:hyperlink r:id="rId20">
         <w:r>
@@ -436,14 +382,284 @@
             <w:color w:val="0000EE"/>
             <w:u w:val="single"/>
           </w:rPr>
-          <w:t>53</w:t>
-        </w:r>
-      </w:hyperlink>
-      <w:r>
-        <w:rPr>
-          <w:lang w:val="zh_TW" w:bidi="zh_TW"/>
-        </w:rPr>
-        <w:t>節）。</w:t>
+          <w:t>21:20</w:t>
+        </w:r>
+      </w:hyperlink>
+      <w:r>
+        <w:rPr>
+          <w:lang w:val="zh_TW" w:bidi="zh_TW"/>
+        </w:rPr>
+        <w:t>；</w:t>
+      </w:r>
+      <w:hyperlink r:id="rId21">
+        <w:r>
+          <w:rPr>
+            <w:lang w:val="zh_TW" w:bidi="zh_TW"/>
+          </w:rPr>
+          <w:rPr>
+            <w:color w:val="0000EE"/>
+            <w:u w:val="single"/>
+          </w:rPr>
+          <w:t>撒上17:28</w:t>
+        </w:r>
+      </w:hyperlink>
+      <w:r>
+        <w:rPr>
+          <w:lang w:val="zh_TW" w:bidi="zh_TW"/>
+        </w:rPr>
+        <w:t>；</w:t>
+      </w:r>
+      <w:hyperlink r:id="rId22">
+        <w:r>
+          <w:rPr>
+            <w:lang w:val="zh_TW" w:bidi="zh_TW"/>
+          </w:rPr>
+          <w:rPr>
+            <w:color w:val="0000EE"/>
+            <w:u w:val="single"/>
+          </w:rPr>
+          <w:t>太3:1</w:t>
+        </w:r>
+      </w:hyperlink>
+      <w:r>
+        <w:rPr>
+          <w:lang w:val="zh_TW" w:bidi="zh_TW"/>
+        </w:rPr>
+        <w:t>；</w:t>
+      </w:r>
+      <w:hyperlink r:id="rId23">
+        <w:r>
+          <w:rPr>
+            <w:lang w:val="zh_TW" w:bidi="zh_TW"/>
+          </w:rPr>
+          <w:rPr>
+            <w:color w:val="0000EE"/>
+            <w:u w:val="single"/>
+          </w:rPr>
+          <w:t>可1:13</w:t>
+        </w:r>
+      </w:hyperlink>
+      <w:r>
+        <w:rPr>
+          <w:lang w:val="zh_TW" w:bidi="zh_TW"/>
+        </w:rPr>
+        <w:t>；</w:t>
+      </w:r>
+      <w:hyperlink r:id="rId24">
+        <w:r>
+          <w:rPr>
+            <w:lang w:val="zh_TW" w:bidi="zh_TW"/>
+          </w:rPr>
+          <w:rPr>
+            <w:color w:val="0000EE"/>
+            <w:u w:val="single"/>
+          </w:rPr>
+          <w:t>路15:4</w:t>
+        </w:r>
+      </w:hyperlink>
+      <w:r>
+        <w:rPr>
+          <w:lang w:val="zh_TW" w:bidi="zh_TW"/>
+        </w:rPr>
+        <w:t>）。「曠野」通常是無人定居的地方（</w:t>
+      </w:r>
+      <w:hyperlink r:id="rId25">
+        <w:r>
+          <w:rPr>
+            <w:lang w:val="zh_TW" w:bidi="zh_TW"/>
+          </w:rPr>
+          <w:rPr>
+            <w:color w:val="0000EE"/>
+            <w:u w:val="single"/>
+          </w:rPr>
+          <w:t>民14:33</w:t>
+        </w:r>
+      </w:hyperlink>
+      <w:r>
+        <w:rPr>
+          <w:lang w:val="zh_TW" w:bidi="zh_TW"/>
+        </w:rPr>
+        <w:t>；</w:t>
+      </w:r>
+      <w:hyperlink r:id="rId13">
+        <w:r>
+          <w:rPr>
+            <w:lang w:val="zh_TW" w:bidi="zh_TW"/>
+          </w:rPr>
+          <w:rPr>
+            <w:color w:val="0000EE"/>
+            <w:u w:val="single"/>
+          </w:rPr>
+          <w:t>申32:10</w:t>
+        </w:r>
+      </w:hyperlink>
+      <w:r>
+        <w:rPr>
+          <w:lang w:val="zh_TW" w:bidi="zh_TW"/>
+        </w:rPr>
+        <w:t>；</w:t>
+      </w:r>
+      <w:hyperlink r:id="rId26">
+        <w:r>
+          <w:rPr>
+            <w:lang w:val="zh_TW" w:bidi="zh_TW"/>
+          </w:rPr>
+          <w:rPr>
+            <w:color w:val="0000EE"/>
+            <w:u w:val="single"/>
+          </w:rPr>
+          <w:t>伯38:26</w:t>
+        </w:r>
+      </w:hyperlink>
+      <w:r>
+        <w:rPr>
+          <w:lang w:val="zh_TW" w:bidi="zh_TW"/>
+        </w:rPr>
+        <w:t>；</w:t>
+      </w:r>
+      <w:hyperlink r:id="rId27">
+        <w:r>
+          <w:rPr>
+            <w:lang w:val="zh_TW" w:bidi="zh_TW"/>
+          </w:rPr>
+          <w:rPr>
+            <w:color w:val="0000EE"/>
+            <w:u w:val="single"/>
+          </w:rPr>
+          <w:t>箴21:19</w:t>
+        </w:r>
+      </w:hyperlink>
+      <w:r>
+        <w:rPr>
+          <w:lang w:val="zh_TW" w:bidi="zh_TW"/>
+        </w:rPr>
+        <w:t>；</w:t>
+      </w:r>
+      <w:hyperlink r:id="rId28">
+        <w:r>
+          <w:rPr>
+            <w:lang w:val="zh_TW" w:bidi="zh_TW"/>
+          </w:rPr>
+          <w:rPr>
+            <w:color w:val="0000EE"/>
+            <w:u w:val="single"/>
+          </w:rPr>
+          <w:t>耶9:2</w:t>
+        </w:r>
+      </w:hyperlink>
+      <w:r>
+        <w:rPr>
+          <w:lang w:val="zh_TW" w:bidi="zh_TW"/>
+        </w:rPr>
+        <w:t>），但卻是野生動物的棲息地：鵜鶘（</w:t>
+      </w:r>
+      <w:hyperlink r:id="rId29">
+        <w:r>
+          <w:rPr>
+            <w:lang w:val="zh_TW" w:bidi="zh_TW"/>
+          </w:rPr>
+          <w:rPr>
+            <w:color w:val="0000EE"/>
+            <w:u w:val="single"/>
+          </w:rPr>
+          <w:t>詩102:6</w:t>
+        </w:r>
+      </w:hyperlink>
+      <w:r>
+        <w:rPr>
+          <w:lang w:val="zh_TW" w:bidi="zh_TW"/>
+        </w:rPr>
+        <w:t>）、野驢（</w:t>
+      </w:r>
+      <w:hyperlink r:id="rId14">
+        <w:r>
+          <w:rPr>
+            <w:lang w:val="zh_TW" w:bidi="zh_TW"/>
+          </w:rPr>
+          <w:rPr>
+            <w:color w:val="0000EE"/>
+            <w:u w:val="single"/>
+          </w:rPr>
+          <w:t>伯24:5</w:t>
+        </w:r>
+      </w:hyperlink>
+      <w:r>
+        <w:rPr>
+          <w:lang w:val="zh_TW" w:bidi="zh_TW"/>
+        </w:rPr>
+        <w:t>）、野狗（</w:t>
+      </w:r>
+      <w:hyperlink r:id="rId30">
+        <w:r>
+          <w:rPr>
+            <w:lang w:val="zh_TW" w:bidi="zh_TW"/>
+          </w:rPr>
+          <w:rPr>
+            <w:color w:val="0000EE"/>
+            <w:u w:val="single"/>
+          </w:rPr>
+          <w:t>瑪1:3</w:t>
+        </w:r>
+      </w:hyperlink>
+      <w:r>
+        <w:rPr>
+          <w:lang w:val="zh_TW" w:bidi="zh_TW"/>
+        </w:rPr>
+        <w:t>）、鴕鳥（</w:t>
+      </w:r>
+      <w:hyperlink r:id="rId31">
+        <w:r>
+          <w:rPr>
+            <w:lang w:val="zh_TW" w:bidi="zh_TW"/>
+          </w:rPr>
+          <w:rPr>
+            <w:color w:val="0000EE"/>
+            <w:u w:val="single"/>
+          </w:rPr>
+          <w:t>哀4:3</w:t>
+        </w:r>
+      </w:hyperlink>
+      <w:r>
+        <w:rPr>
+          <w:lang w:val="zh_TW" w:bidi="zh_TW"/>
+        </w:rPr>
+        <w:t>）。這個詞也有比喻的用法（</w:t>
+      </w:r>
+      <w:hyperlink r:id="rId32">
+        <w:r>
+          <w:rPr>
+            <w:lang w:val="zh_TW" w:bidi="zh_TW"/>
+          </w:rPr>
+          <w:rPr>
+            <w:color w:val="0000EE"/>
+            <w:u w:val="single"/>
+          </w:rPr>
+          <w:t>何2:3</w:t>
+        </w:r>
+      </w:hyperlink>
+      <w:r>
+        <w:rPr>
+          <w:lang w:val="zh_TW" w:bidi="zh_TW"/>
+        </w:rPr>
+        <w:t>；</w:t>
+      </w:r>
+      <w:hyperlink r:id="rId33">
+        <w:r>
+          <w:rPr>
+            <w:lang w:val="zh_TW" w:bidi="zh_TW"/>
+          </w:rPr>
+          <w:rPr>
+            <w:color w:val="0000EE"/>
+            <w:u w:val="single"/>
+          </w:rPr>
+          <w:t>耶2:31</w:t>
+        </w:r>
+      </w:hyperlink>
+      <w:r>
+        <w:rPr>
+          <w:lang w:val="zh_TW" w:bidi="zh_TW"/>
+        </w:rPr>
+        <w:t>）。</w:t>
       </w:r>
     </w:p>
     <w:p>
@@ -457,43 +673,157 @@
         <w:rPr>
           <w:lang w:val="zh_TW" w:bidi="zh_TW"/>
         </w:rPr>
-        <w:t>拉班在他外甥雅各物色妻子的故事中佔有重要地位。在利百加與雅各設計欺哄以撒之後，利百加擔心以掃會殺死雅各，便勸他逃往她哥哥拉班那裡（</w:t>
-      </w:r>
-      <w:hyperlink r:id="rId21">
-        <w:r>
-          <w:rPr>
-            <w:lang w:val="zh_TW" w:bidi="zh_TW"/>
-          </w:rPr>
-          <w:rPr>
-            <w:color w:val="0000EE"/>
-            <w:u w:val="single"/>
-          </w:rPr>
-          <w:t>創27:43</w:t>
-        </w:r>
-      </w:hyperlink>
-      <w:r>
-        <w:rPr>
-          <w:lang w:val="zh_TW" w:bidi="zh_TW"/>
-        </w:rPr>
-        <w:t>）；同時，她也說服以撒讓雅各前往哈蘭，從親族中娶妻。當雅各抵達哈蘭地區時，遇見拉班的小女兒拉結，並受到熱情款待（</w:t>
-      </w:r>
-      <w:hyperlink r:id="rId22">
-        <w:r>
-          <w:rPr>
-            <w:lang w:val="zh_TW" w:bidi="zh_TW"/>
-          </w:rPr>
-          <w:rPr>
-            <w:color w:val="0000EE"/>
-            <w:u w:val="single"/>
-          </w:rPr>
-          <w:t>創29:13</w:t>
-        </w:r>
-      </w:hyperlink>
-      <w:r>
-        <w:rPr>
-          <w:lang w:val="zh_TW" w:bidi="zh_TW"/>
-        </w:rPr>
-        <w:t>）。拉班僱用雅各牧羊，雙方同意雅各工作七年後可娶拉結為妻。七年期滿後，拉班卻將大女兒利亞代替拉結給雅各為妻。雅各提出抗議，最後兩人達成協議，只要雅各再事奉七年，便能娶拉結為妻。</w:t>
+        <w:t>另一個希伯來文「曠野」一詞，源自一個意為「乾燥（to be arid）」的詞根，指的是一片貧瘠、荒涼、光禿的草原（</w:t>
+      </w:r>
+      <w:hyperlink r:id="rId14">
+        <w:r>
+          <w:rPr>
+            <w:lang w:val="zh_TW" w:bidi="zh_TW"/>
+          </w:rPr>
+          <w:rPr>
+            <w:color w:val="0000EE"/>
+            <w:u w:val="single"/>
+          </w:rPr>
+          <w:t>伯24:5</w:t>
+        </w:r>
+      </w:hyperlink>
+      <w:r>
+        <w:rPr>
+          <w:lang w:val="zh_TW" w:bidi="zh_TW"/>
+        </w:rPr>
+        <w:t>；</w:t>
+      </w:r>
+      <w:hyperlink r:id="rId34">
+        <w:r>
+          <w:rPr>
+            <w:lang w:val="zh_TW" w:bidi="zh_TW"/>
+          </w:rPr>
+          <w:rPr>
+            <w:color w:val="0000EE"/>
+            <w:u w:val="single"/>
+          </w:rPr>
+          <w:t>賽33:9；</w:t>
+        </w:r>
+      </w:hyperlink>
+      <w:hyperlink r:id="rId35">
+        <w:r>
+          <w:rPr>
+            <w:lang w:val="zh_TW" w:bidi="zh_TW"/>
+          </w:rPr>
+          <w:rPr>
+            <w:color w:val="0000EE"/>
+            <w:u w:val="single"/>
+          </w:rPr>
+          <w:t>耶51:43</w:t>
+        </w:r>
+      </w:hyperlink>
+      <w:r>
+        <w:rPr>
+          <w:lang w:val="zh_TW" w:bidi="zh_TW"/>
+        </w:rPr>
+        <w:t>）。該詞的複數形式描述了摩押曠野平原的地形特徵（</w:t>
+      </w:r>
+      <w:hyperlink r:id="rId36">
+        <w:r>
+          <w:rPr>
+            <w:lang w:val="zh_TW" w:bidi="zh_TW"/>
+          </w:rPr>
+          <w:rPr>
+            <w:color w:val="0000EE"/>
+            <w:u w:val="single"/>
+          </w:rPr>
+          <w:t>民22:1</w:t>
+        </w:r>
+      </w:hyperlink>
+      <w:r>
+        <w:rPr>
+          <w:lang w:val="zh_TW" w:bidi="zh_TW"/>
+        </w:rPr>
+        <w:t>，</w:t>
+      </w:r>
+      <w:hyperlink r:id="rId37">
+        <w:r>
+          <w:rPr>
+            <w:lang w:val="zh_TW" w:bidi="zh_TW"/>
+          </w:rPr>
+          <w:rPr>
+            <w:color w:val="0000EE"/>
+            <w:u w:val="single"/>
+          </w:rPr>
+          <w:t>26:3、63</w:t>
+        </w:r>
+      </w:hyperlink>
+      <w:r>
+        <w:rPr>
+          <w:lang w:val="zh_TW" w:bidi="zh_TW"/>
+        </w:rPr>
+        <w:t>；</w:t>
+      </w:r>
+      <w:hyperlink r:id="rId38">
+        <w:r>
+          <w:rPr>
+            <w:lang w:val="zh_TW" w:bidi="zh_TW"/>
+          </w:rPr>
+          <w:rPr>
+            <w:color w:val="0000EE"/>
+            <w:u w:val="single"/>
+          </w:rPr>
+          <w:t>申34:1</w:t>
+        </w:r>
+      </w:hyperlink>
+      <w:r>
+        <w:rPr>
+          <w:lang w:val="zh_TW" w:bidi="zh_TW"/>
+        </w:rPr>
+        <w:t>）以及耶利哥（</w:t>
+      </w:r>
+      <w:hyperlink r:id="rId39">
+        <w:r>
+          <w:rPr>
+            <w:lang w:val="zh_TW" w:bidi="zh_TW"/>
+          </w:rPr>
+          <w:rPr>
+            <w:color w:val="0000EE"/>
+            <w:u w:val="single"/>
+          </w:rPr>
+          <w:t>書4:13，</w:t>
+        </w:r>
+      </w:hyperlink>
+      <w:hyperlink r:id="rId40">
+        <w:r>
+          <w:rPr>
+            <w:lang w:val="zh_TW" w:bidi="zh_TW"/>
+          </w:rPr>
+          <w:rPr>
+            <w:color w:val="0000EE"/>
+            <w:u w:val="single"/>
+          </w:rPr>
+          <w:t>5:10</w:t>
+        </w:r>
+      </w:hyperlink>
+      <w:r>
+        <w:rPr>
+          <w:lang w:val="zh_TW" w:bidi="zh_TW"/>
+        </w:rPr>
+        <w:t>；</w:t>
+      </w:r>
+      <w:hyperlink r:id="rId41">
+        <w:r>
+          <w:rPr>
+            <w:lang w:val="zh_TW" w:bidi="zh_TW"/>
+          </w:rPr>
+          <w:rPr>
+            <w:color w:val="0000EE"/>
+            <w:u w:val="single"/>
+          </w:rPr>
+          <w:t>王下25:5</w:t>
+        </w:r>
+      </w:hyperlink>
+      <w:r>
+        <w:rPr>
+          <w:lang w:val="zh_TW" w:bidi="zh_TW"/>
+        </w:rPr>
+        <w:t>）的地形特徵。該詞帶有定冠詞時（亞拉巴，the Arabah）指的是約旦河谷和死海周圍的平原。該地區的地理特徵有明顯對比；約旦河谷密佈著叢林般的森林，藏有野獸（包括聖經時代的獅子），而該地區又連結死海附近的草原，那裡則一直以來都是沙漠。</w:t>
       </w:r>
     </w:p>
     <w:p>
@@ -507,43 +837,385 @@
         <w:rPr>
           <w:lang w:val="zh_TW" w:bidi="zh_TW"/>
         </w:rPr>
-        <w:t>雅各與拉班兩人都善於盤算，並且在工資問題上有多次激烈爭執。雅各曾提出，他的工資可以是羊群中特定的一部分。拉班同意後，耶和華賜福給雅各，使他的羊群大大增多，這使拉班心生不滿。雅各指出，拉班曾十次更改他的工價（</w:t>
-      </w:r>
-      <w:hyperlink r:id="rId23">
-        <w:r>
-          <w:rPr>
-            <w:lang w:val="zh_TW" w:bidi="zh_TW"/>
-          </w:rPr>
-          <w:rPr>
-            <w:color w:val="0000EE"/>
-            <w:u w:val="single"/>
-          </w:rPr>
-          <w:t>創31:7</w:t>
-        </w:r>
-      </w:hyperlink>
-      <w:r>
-        <w:rPr>
-          <w:lang w:val="zh_TW" w:bidi="zh_TW"/>
-        </w:rPr>
-        <w:t>、</w:t>
-      </w:r>
-      <w:hyperlink r:id="rId23">
-        <w:r>
-          <w:rPr>
-            <w:lang w:val="zh_TW" w:bidi="zh_TW"/>
-          </w:rPr>
-          <w:rPr>
-            <w:color w:val="0000EE"/>
-            <w:u w:val="single"/>
-          </w:rPr>
-          <w:t>41</w:t>
-        </w:r>
-      </w:hyperlink>
-      <w:r>
-        <w:rPr>
-          <w:lang w:val="zh_TW" w:bidi="zh_TW"/>
-        </w:rPr>
-        <w:t>）。</w:t>
+        <w:t>另有兩個希伯來文詞彙，分別意為「荒廢」和「毀壞」，指的是曾有人居住但後來荒涼的地區或定居點（</w:t>
+      </w:r>
+      <w:hyperlink r:id="rId42">
+        <w:r>
+          <w:rPr>
+            <w:lang w:val="zh_TW" w:bidi="zh_TW"/>
+          </w:rPr>
+          <w:rPr>
+            <w:color w:val="0000EE"/>
+            <w:u w:val="single"/>
+          </w:rPr>
+          <w:t>賽1:7</w:t>
+        </w:r>
+      </w:hyperlink>
+      <w:r>
+        <w:rPr>
+          <w:lang w:val="zh_TW" w:bidi="zh_TW"/>
+        </w:rPr>
+        <w:t>，</w:t>
+      </w:r>
+      <w:hyperlink r:id="rId43">
+        <w:r>
+          <w:rPr>
+            <w:lang w:val="zh_TW" w:bidi="zh_TW"/>
+          </w:rPr>
+          <w:rPr>
+            <w:color w:val="0000EE"/>
+            <w:u w:val="single"/>
+          </w:rPr>
+          <w:t>5:9</w:t>
+        </w:r>
+      </w:hyperlink>
+      <w:r>
+        <w:rPr>
+          <w:lang w:val="zh_TW" w:bidi="zh_TW"/>
+        </w:rPr>
+        <w:t>，</w:t>
+      </w:r>
+      <w:hyperlink r:id="rId44">
+        <w:r>
+          <w:rPr>
+            <w:lang w:val="zh_TW" w:bidi="zh_TW"/>
+          </w:rPr>
+          <w:rPr>
+            <w:color w:val="0000EE"/>
+            <w:u w:val="single"/>
+          </w:rPr>
+          <w:t>6:11</w:t>
+        </w:r>
+      </w:hyperlink>
+      <w:r>
+        <w:rPr>
+          <w:lang w:val="zh_TW" w:bidi="zh_TW"/>
+        </w:rPr>
+        <w:t>；</w:t>
+      </w:r>
+      <w:hyperlink r:id="rId45">
+        <w:r>
+          <w:rPr>
+            <w:lang w:val="zh_TW" w:bidi="zh_TW"/>
+          </w:rPr>
+          <w:rPr>
+            <w:color w:val="0000EE"/>
+            <w:u w:val="single"/>
+          </w:rPr>
+          <w:t>耶42:18</w:t>
+        </w:r>
+      </w:hyperlink>
+      <w:r>
+        <w:rPr>
+          <w:lang w:val="zh_TW" w:bidi="zh_TW"/>
+        </w:rPr>
+        <w:t>；</w:t>
+      </w:r>
+      <w:hyperlink r:id="rId46">
+        <w:r>
+          <w:rPr>
+            <w:lang w:val="zh_TW" w:bidi="zh_TW"/>
+          </w:rPr>
+          <w:rPr>
+            <w:color w:val="0000EE"/>
+            <w:u w:val="single"/>
+          </w:rPr>
+          <w:t>結35:7</w:t>
+        </w:r>
+      </w:hyperlink>
+      <w:r>
+        <w:rPr>
+          <w:lang w:val="zh_TW" w:bidi="zh_TW"/>
+        </w:rPr>
+        <w:t>）。這些詞也更廣泛地用於任何荒涼或廢棄之地（</w:t>
+      </w:r>
+      <w:hyperlink r:id="rId47">
+        <w:r>
+          <w:rPr>
+            <w:lang w:val="zh_TW" w:bidi="zh_TW"/>
+          </w:rPr>
+          <w:rPr>
+            <w:color w:val="0000EE"/>
+            <w:u w:val="single"/>
+          </w:rPr>
+          <w:t>利26:31、33</w:t>
+        </w:r>
+      </w:hyperlink>
+      <w:r>
+        <w:rPr>
+          <w:lang w:val="zh_TW" w:bidi="zh_TW"/>
+        </w:rPr>
+        <w:t>；</w:t>
+      </w:r>
+      <w:hyperlink r:id="rId48">
+        <w:r>
+          <w:rPr>
+            <w:lang w:val="zh_TW" w:bidi="zh_TW"/>
+          </w:rPr>
+          <w:rPr>
+            <w:color w:val="0000EE"/>
+            <w:u w:val="single"/>
+          </w:rPr>
+          <w:t>伯3:14</w:t>
+        </w:r>
+      </w:hyperlink>
+      <w:r>
+        <w:rPr>
+          <w:lang w:val="zh_TW" w:bidi="zh_TW"/>
+        </w:rPr>
+        <w:t>；</w:t>
+      </w:r>
+      <w:hyperlink r:id="rId49">
+        <w:r>
+          <w:rPr>
+            <w:lang w:val="zh_TW" w:bidi="zh_TW"/>
+          </w:rPr>
+          <w:rPr>
+            <w:color w:val="0000EE"/>
+            <w:u w:val="single"/>
+          </w:rPr>
+          <w:t>詩9:6</w:t>
+        </w:r>
+      </w:hyperlink>
+      <w:r>
+        <w:rPr>
+          <w:lang w:val="zh_TW" w:bidi="zh_TW"/>
+        </w:rPr>
+        <w:t>，</w:t>
+      </w:r>
+      <w:hyperlink r:id="rId50">
+        <w:r>
+          <w:rPr>
+            <w:lang w:val="zh_TW" w:bidi="zh_TW"/>
+          </w:rPr>
+          <w:rPr>
+            <w:color w:val="0000EE"/>
+            <w:u w:val="single"/>
+          </w:rPr>
+          <w:t>109:10</w:t>
+        </w:r>
+      </w:hyperlink>
+      <w:r>
+        <w:rPr>
+          <w:lang w:val="zh_TW" w:bidi="zh_TW"/>
+        </w:rPr>
+        <w:t>；</w:t>
+      </w:r>
+      <w:hyperlink r:id="rId51">
+        <w:r>
+          <w:rPr>
+            <w:lang w:val="zh_TW" w:bidi="zh_TW"/>
+          </w:rPr>
+          <w:rPr>
+            <w:color w:val="0000EE"/>
+            <w:u w:val="single"/>
+          </w:rPr>
+          <w:t>賽5:17</w:t>
+        </w:r>
+      </w:hyperlink>
+      <w:r>
+        <w:rPr>
+          <w:lang w:val="zh_TW" w:bidi="zh_TW"/>
+        </w:rPr>
+        <w:t>，</w:t>
+      </w:r>
+      <w:hyperlink r:id="rId52">
+        <w:r>
+          <w:rPr>
+            <w:lang w:val="zh_TW" w:bidi="zh_TW"/>
+          </w:rPr>
+          <w:rPr>
+            <w:color w:val="0000EE"/>
+            <w:u w:val="single"/>
+          </w:rPr>
+          <w:t>44:26</w:t>
+        </w:r>
+      </w:hyperlink>
+      <w:r>
+        <w:rPr>
+          <w:lang w:val="zh_TW" w:bidi="zh_TW"/>
+        </w:rPr>
+        <w:t>，</w:t>
+      </w:r>
+      <w:hyperlink r:id="rId53">
+        <w:r>
+          <w:rPr>
+            <w:lang w:val="zh_TW" w:bidi="zh_TW"/>
+          </w:rPr>
+          <w:rPr>
+            <w:color w:val="0000EE"/>
+            <w:u w:val="single"/>
+          </w:rPr>
+          <w:t>51:3</w:t>
+        </w:r>
+      </w:hyperlink>
+      <w:r>
+        <w:rPr>
+          <w:lang w:val="zh_TW" w:bidi="zh_TW"/>
+        </w:rPr>
+        <w:t>，</w:t>
+      </w:r>
+      <w:hyperlink r:id="rId54">
+        <w:r>
+          <w:rPr>
+            <w:lang w:val="zh_TW" w:bidi="zh_TW"/>
+          </w:rPr>
+          <w:rPr>
+            <w:color w:val="0000EE"/>
+            <w:u w:val="single"/>
+          </w:rPr>
+          <w:t>52:9</w:t>
+        </w:r>
+      </w:hyperlink>
+      <w:r>
+        <w:rPr>
+          <w:lang w:val="zh_TW" w:bidi="zh_TW"/>
+        </w:rPr>
+        <w:t>；</w:t>
+      </w:r>
+      <w:hyperlink r:id="rId55">
+        <w:r>
+          <w:rPr>
+            <w:lang w:val="zh_TW" w:bidi="zh_TW"/>
+          </w:rPr>
+          <w:rPr>
+            <w:color w:val="0000EE"/>
+            <w:u w:val="single"/>
+          </w:rPr>
+          <w:t>耶7:34</w:t>
+        </w:r>
+      </w:hyperlink>
+      <w:r>
+        <w:rPr>
+          <w:lang w:val="zh_TW" w:bidi="zh_TW"/>
+        </w:rPr>
+        <w:t>；</w:t>
+      </w:r>
+      <w:hyperlink r:id="rId56">
+        <w:r>
+          <w:rPr>
+            <w:lang w:val="zh_TW" w:bidi="zh_TW"/>
+          </w:rPr>
+          <w:rPr>
+            <w:color w:val="0000EE"/>
+            <w:u w:val="single"/>
+          </w:rPr>
+          <w:t>結5:14</w:t>
+        </w:r>
+      </w:hyperlink>
+      <w:r>
+        <w:rPr>
+          <w:lang w:val="zh_TW" w:bidi="zh_TW"/>
+        </w:rPr>
+        <w:t>）。其中一個詞也用於指出埃及的曠野（</w:t>
+      </w:r>
+      <w:hyperlink r:id="rId57">
+        <w:r>
+          <w:rPr>
+            <w:lang w:val="zh_TW" w:bidi="zh_TW"/>
+          </w:rPr>
+          <w:rPr>
+            <w:color w:val="0000EE"/>
+            <w:u w:val="single"/>
+          </w:rPr>
+          <w:t>賽48:21</w:t>
+        </w:r>
+      </w:hyperlink>
+      <w:r>
+        <w:rPr>
+          <w:lang w:val="zh_TW" w:bidi="zh_TW"/>
+        </w:rPr>
+        <w:t>）。另一個意為「荒廢」的詞（</w:t>
+      </w:r>
+      <w:hyperlink r:id="rId58">
+        <w:r>
+          <w:rPr>
+            <w:lang w:val="zh_TW" w:bidi="zh_TW"/>
+          </w:rPr>
+          <w:rPr>
+            <w:color w:val="0000EE"/>
+            <w:u w:val="single"/>
+          </w:rPr>
+          <w:t>詩78:40</w:t>
+        </w:r>
+      </w:hyperlink>
+      <w:r>
+        <w:rPr>
+          <w:lang w:val="zh_TW" w:bidi="zh_TW"/>
+        </w:rPr>
+        <w:t>；</w:t>
+      </w:r>
+      <w:hyperlink r:id="rId59">
+        <w:r>
+          <w:rPr>
+            <w:lang w:val="zh_TW" w:bidi="zh_TW"/>
+          </w:rPr>
+          <w:rPr>
+            <w:color w:val="0000EE"/>
+            <w:u w:val="single"/>
+          </w:rPr>
+          <w:t>賽43:19–20</w:t>
+        </w:r>
+      </w:hyperlink>
+      <w:r>
+        <w:rPr>
+          <w:lang w:val="zh_TW" w:bidi="zh_TW"/>
+        </w:rPr>
+        <w:t>），在加上定冠詞後，成為耶下望（Jeshimon）這個專有名詞，指的是死海以西的一片土地（</w:t>
+      </w:r>
+      <w:hyperlink r:id="rId60">
+        <w:r>
+          <w:rPr>
+            <w:lang w:val="zh_TW" w:bidi="zh_TW"/>
+          </w:rPr>
+          <w:rPr>
+            <w:color w:val="0000EE"/>
+            <w:u w:val="single"/>
+          </w:rPr>
+          <w:t>民21:20</w:t>
+        </w:r>
+      </w:hyperlink>
+      <w:r>
+        <w:rPr>
+          <w:lang w:val="zh_TW" w:bidi="zh_TW"/>
+        </w:rPr>
+        <w:t>；</w:t>
+      </w:r>
+      <w:hyperlink r:id="rId61">
+        <w:r>
+          <w:rPr>
+            <w:lang w:val="zh_TW" w:bidi="zh_TW"/>
+          </w:rPr>
+          <w:rPr>
+            <w:color w:val="0000EE"/>
+            <w:u w:val="single"/>
+          </w:rPr>
+          <w:t>撒上23:24</w:t>
+        </w:r>
+      </w:hyperlink>
+      <w:r>
+        <w:rPr>
+          <w:lang w:val="zh_TW" w:bidi="zh_TW"/>
+        </w:rPr>
+        <w:t>，</w:t>
+      </w:r>
+      <w:hyperlink r:id="rId62">
+        <w:r>
+          <w:rPr>
+            <w:lang w:val="zh_TW" w:bidi="zh_TW"/>
+          </w:rPr>
+          <w:rPr>
+            <w:color w:val="0000EE"/>
+            <w:u w:val="single"/>
+          </w:rPr>
+          <w:t>26:1</w:t>
+        </w:r>
+      </w:hyperlink>
+      <w:r>
+        <w:rPr>
+          <w:lang w:val="zh_TW" w:bidi="zh_TW"/>
+        </w:rPr>
+        <w:t xml:space="preserve">）。 </w:t>
       </w:r>
     </w:p>
     <w:p>
@@ -557,7 +1229,97 @@
         <w:rPr>
           <w:lang w:val="zh_TW" w:bidi="zh_TW"/>
         </w:rPr>
-        <w:t>後來雅各逃離哈蘭。拉班追趕他，因為他發現自家的神像失蹤了，而擁有這些神像的人可繼承家產。但其實是拉結偷偷將神像帶走，並巧妙地隱藏，使她父親未能搜出。</w:t>
+        <w:t>在新約中，「曠野（wilderness）」這個名詞和「荒野（desert）」這個形容詞（</w:t>
+      </w:r>
+      <w:hyperlink r:id="rId22">
+        <w:r>
+          <w:rPr>
+            <w:lang w:val="zh_TW" w:bidi="zh_TW"/>
+          </w:rPr>
+          <w:rPr>
+            <w:color w:val="0000EE"/>
+            <w:u w:val="single"/>
+          </w:rPr>
+          <w:t>太3:1</w:t>
+        </w:r>
+      </w:hyperlink>
+      <w:r>
+        <w:rPr>
+          <w:lang w:val="zh_TW" w:bidi="zh_TW"/>
+        </w:rPr>
+        <w:t>，</w:t>
+      </w:r>
+      <w:hyperlink r:id="rId63">
+        <w:r>
+          <w:rPr>
+            <w:lang w:val="zh_TW" w:bidi="zh_TW"/>
+          </w:rPr>
+          <w:rPr>
+            <w:color w:val="0000EE"/>
+            <w:u w:val="single"/>
+          </w:rPr>
+          <w:t>24:26</w:t>
+        </w:r>
+      </w:hyperlink>
+      <w:r>
+        <w:rPr>
+          <w:lang w:val="zh_TW" w:bidi="zh_TW"/>
+        </w:rPr>
+        <w:t>；</w:t>
+      </w:r>
+      <w:hyperlink r:id="rId64">
+        <w:r>
+          <w:rPr>
+            <w:lang w:val="zh_TW" w:bidi="zh_TW"/>
+          </w:rPr>
+          <w:rPr>
+            <w:color w:val="0000EE"/>
+            <w:u w:val="single"/>
+          </w:rPr>
+          <w:t>路5:16</w:t>
+        </w:r>
+      </w:hyperlink>
+      <w:r>
+        <w:rPr>
+          <w:lang w:val="zh_TW" w:bidi="zh_TW"/>
+        </w:rPr>
+        <w:t>；</w:t>
+      </w:r>
+      <w:hyperlink r:id="rId65">
+        <w:r>
+          <w:rPr>
+            <w:lang w:val="zh_TW" w:bidi="zh_TW"/>
+          </w:rPr>
+          <w:rPr>
+            <w:color w:val="0000EE"/>
+            <w:u w:val="single"/>
+          </w:rPr>
+          <w:t>約6:31</w:t>
+        </w:r>
+      </w:hyperlink>
+      <w:r>
+        <w:rPr>
+          <w:lang w:val="zh_TW" w:bidi="zh_TW"/>
+        </w:rPr>
+        <w:t>；</w:t>
+      </w:r>
+      <w:hyperlink r:id="rId66">
+        <w:r>
+          <w:rPr>
+            <w:lang w:val="zh_TW" w:bidi="zh_TW"/>
+          </w:rPr>
+          <w:rPr>
+            <w:color w:val="0000EE"/>
+            <w:u w:val="single"/>
+          </w:rPr>
+          <w:t>徒8:26</w:t>
+        </w:r>
+      </w:hyperlink>
+      <w:r>
+        <w:rPr>
+          <w:lang w:val="zh_TW" w:bidi="zh_TW"/>
+        </w:rPr>
+        <w:t>）都源自相同的希臘文詞根。</w:t>
       </w:r>
     </w:p>
     <w:p>
@@ -571,18 +1333,108 @@
         <w:rPr>
           <w:lang w:val="zh_TW" w:bidi="zh_TW"/>
         </w:rPr>
-        <w:t>最後，拉班與雅各立下和平之約，二人堆起一堆石頭作為彼此之間的見證（</w:t>
-      </w:r>
-      <w:hyperlink r:id="rId24">
-        <w:r>
-          <w:rPr>
-            <w:lang w:val="zh_TW" w:bidi="zh_TW"/>
-          </w:rPr>
-          <w:rPr>
-            <w:color w:val="0000EE"/>
-            <w:u w:val="single"/>
-          </w:rPr>
-          <w:t>創31:46–50</w:t>
+        <w:t>整個聖經歷史經常被解釋為具有曠野或荒野的主題。這可以被看作是人類在伊甸園之外的領域不順服的經歷；以色列人在出埃及期間的漂流；在曠野中的純正信仰與城中軟弱、偶像崇拜之間的鬥爭。曠野被視為鬼和死亡的領域（</w:t>
+      </w:r>
+      <w:hyperlink r:id="rId67">
+        <w:r>
+          <w:rPr>
+            <w:lang w:val="zh_TW" w:bidi="zh_TW"/>
+          </w:rPr>
+          <w:rPr>
+            <w:color w:val="0000EE"/>
+            <w:u w:val="single"/>
+          </w:rPr>
+          <w:t>申32:17</w:t>
+        </w:r>
+      </w:hyperlink>
+      <w:r>
+        <w:rPr>
+          <w:lang w:val="zh_TW" w:bidi="zh_TW"/>
+        </w:rPr>
+        <w:t>；</w:t>
+      </w:r>
+      <w:hyperlink r:id="rId68">
+        <w:r>
+          <w:rPr>
+            <w:lang w:val="zh_TW" w:bidi="zh_TW"/>
+          </w:rPr>
+          <w:rPr>
+            <w:color w:val="0000EE"/>
+            <w:u w:val="single"/>
+          </w:rPr>
+          <w:t>賽34:13–14</w:t>
+        </w:r>
+      </w:hyperlink>
+      <w:r>
+        <w:rPr>
+          <w:lang w:val="zh_TW" w:bidi="zh_TW"/>
+        </w:rPr>
+        <w:t>）；其邪惡的荒野類似於創造時的原始混沌（</w:t>
+      </w:r>
+      <w:hyperlink r:id="rId69">
+        <w:r>
+          <w:rPr>
+            <w:lang w:val="zh_TW" w:bidi="zh_TW"/>
+          </w:rPr>
+          <w:rPr>
+            <w:color w:val="0000EE"/>
+            <w:u w:val="single"/>
+          </w:rPr>
+          <w:t>創1:2</w:t>
+        </w:r>
+      </w:hyperlink>
+      <w:r>
+        <w:rPr>
+          <w:lang w:val="zh_TW" w:bidi="zh_TW"/>
+        </w:rPr>
+        <w:t>；</w:t>
+      </w:r>
+      <w:hyperlink r:id="rId70">
+        <w:r>
+          <w:rPr>
+            <w:lang w:val="zh_TW" w:bidi="zh_TW"/>
+          </w:rPr>
+          <w:rPr>
+            <w:color w:val="0000EE"/>
+            <w:u w:val="single"/>
+          </w:rPr>
+          <w:t>伯26:7</w:t>
+        </w:r>
+      </w:hyperlink>
+      <w:r>
+        <w:rPr>
+          <w:lang w:val="zh_TW" w:bidi="zh_TW"/>
+        </w:rPr>
+        <w:t>）。有幾段感人的經文描述曠野谷地中生命的復興（例如，</w:t>
+      </w:r>
+      <w:hyperlink r:id="rId71">
+        <w:r>
+          <w:rPr>
+            <w:lang w:val="zh_TW" w:bidi="zh_TW"/>
+          </w:rPr>
+          <w:rPr>
+            <w:color w:val="0000EE"/>
+            <w:u w:val="single"/>
+          </w:rPr>
+          <w:t>結37章</w:t>
+        </w:r>
+      </w:hyperlink>
+      <w:r>
+        <w:rPr>
+          <w:lang w:val="zh_TW" w:bidi="zh_TW"/>
+        </w:rPr>
+        <w:t>），或荒地轉變為豐盛的花園（</w:t>
+      </w:r>
+      <w:hyperlink r:id="rId72">
+        <w:r>
+          <w:rPr>
+            <w:lang w:val="zh_TW" w:bidi="zh_TW"/>
+          </w:rPr>
+          <w:rPr>
+            <w:color w:val="0000EE"/>
+            <w:u w:val="single"/>
+          </w:rPr>
+          <w:t>賽41:18–20</w:t>
         </w:r>
       </w:hyperlink>
       <w:r>
@@ -601,32 +1453,135 @@
       </w:r>
       <w:r>
         <w:rPr>
-          <w:i/>
-          <w:lang w:val="zh_TW" w:bidi="zh_TW"/>
-        </w:rPr>
-        <w:t xml:space="preserve">另見 </w:t>
-      </w:r>
-      <w:r>
-        <w:rPr>
-          <w:lang w:val="zh_TW" w:bidi="zh_TW"/>
-        </w:rPr>
-        <w:t>雅各 #1</w:t>
-      </w:r>
-      <w:r>
-        <w:rPr>
-          <w:lang w:val="zh_TW" w:bidi="zh_TW"/>
-        </w:rPr>
-        <w:t>。</w:t>
-      </w:r>
-      <w:r>
-        <w:rPr>
-          <w:lang w:val="zh_TW" w:bidi="zh_TW"/>
-        </w:rPr>
-      </w:r>
-      <w:r>
-        <w:rPr>
-          <w:lang w:val="zh_TW" w:bidi="zh_TW"/>
-        </w:rPr>
+          <w:lang w:val="zh_TW" w:bidi="zh_TW"/>
+        </w:rPr>
+        <w:t>曠野也是神與祂百姓相遇的地方（</w:t>
+      </w:r>
+      <w:hyperlink r:id="rId73">
+        <w:r>
+          <w:rPr>
+            <w:lang w:val="zh_TW" w:bidi="zh_TW"/>
+          </w:rPr>
+          <w:rPr>
+            <w:color w:val="0000EE"/>
+            <w:u w:val="single"/>
+          </w:rPr>
+          <w:t>申32:10–12</w:t>
+        </w:r>
+      </w:hyperlink>
+      <w:r>
+        <w:rPr>
+          <w:lang w:val="zh_TW" w:bidi="zh_TW"/>
+        </w:rPr>
+        <w:t>），祂在那裡看顧他們，並試煉他們的順服（</w:t>
+      </w:r>
+      <w:hyperlink r:id="rId74">
+        <w:r>
+          <w:rPr>
+            <w:lang w:val="zh_TW" w:bidi="zh_TW"/>
+          </w:rPr>
+          <w:rPr>
+            <w:color w:val="0000EE"/>
+            <w:u w:val="single"/>
+          </w:rPr>
+          <w:t>耶2:2</w:t>
+        </w:r>
+      </w:hyperlink>
+      <w:r>
+        <w:rPr>
+          <w:lang w:val="zh_TW" w:bidi="zh_TW"/>
+        </w:rPr>
+        <w:t>；</w:t>
+      </w:r>
+      <w:hyperlink r:id="rId75">
+        <w:r>
+          <w:rPr>
+            <w:lang w:val="zh_TW" w:bidi="zh_TW"/>
+          </w:rPr>
+          <w:rPr>
+            <w:color w:val="0000EE"/>
+            <w:u w:val="single"/>
+          </w:rPr>
+          <w:t>何2:14–15</w:t>
+        </w:r>
+      </w:hyperlink>
+      <w:r>
+        <w:rPr>
+          <w:lang w:val="zh_TW" w:bidi="zh_TW"/>
+        </w:rPr>
+        <w:t>）。最後，曠野是避難、潔淨和奉獻的地方。在福音書中，出埃及的曠野主題，在耶穌被試探的四十晝夜中再次出現（</w:t>
+      </w:r>
+      <w:hyperlink r:id="rId23">
+        <w:r>
+          <w:rPr>
+            <w:lang w:val="zh_TW" w:bidi="zh_TW"/>
+          </w:rPr>
+          <w:rPr>
+            <w:color w:val="0000EE"/>
+            <w:u w:val="single"/>
+          </w:rPr>
+          <w:t>可1:13</w:t>
+        </w:r>
+      </w:hyperlink>
+      <w:r>
+        <w:rPr>
+          <w:lang w:val="zh_TW" w:bidi="zh_TW"/>
+        </w:rPr>
+        <w:t>；參</w:t>
+      </w:r>
+      <w:hyperlink r:id="rId76">
+        <w:r>
+          <w:rPr>
+            <w:lang w:val="zh_TW" w:bidi="zh_TW"/>
+          </w:rPr>
+          <w:rPr>
+            <w:color w:val="0000EE"/>
+            <w:u w:val="single"/>
+          </w:rPr>
+          <w:t>詩91篇</w:t>
+        </w:r>
+      </w:hyperlink>
+      <w:r>
+        <w:rPr>
+          <w:lang w:val="zh_TW" w:bidi="zh_TW"/>
+        </w:rPr>
+        <w:t>）。早期教會的沙漠教父和中世紀的隱士，正是仿效以利亞先知和施洗約翰（</w:t>
+      </w:r>
+      <w:hyperlink r:id="rId77">
+        <w:r>
+          <w:rPr>
+            <w:lang w:val="zh_TW" w:bidi="zh_TW"/>
+          </w:rPr>
+          <w:rPr>
+            <w:color w:val="0000EE"/>
+            <w:u w:val="single"/>
+          </w:rPr>
+          <w:t>王上19:4–8</w:t>
+        </w:r>
+      </w:hyperlink>
+      <w:r>
+        <w:rPr>
+          <w:lang w:val="zh_TW" w:bidi="zh_TW"/>
+        </w:rPr>
+        <w:t>；</w:t>
+      </w:r>
+      <w:hyperlink r:id="rId78">
+        <w:r>
+          <w:rPr>
+            <w:lang w:val="zh_TW" w:bidi="zh_TW"/>
+          </w:rPr>
+          <w:rPr>
+            <w:color w:val="0000EE"/>
+            <w:u w:val="single"/>
+          </w:rPr>
+          <w:t>太3:1–6</w:t>
+        </w:r>
+      </w:hyperlink>
+      <w:r>
+        <w:rPr>
+          <w:lang w:val="zh_TW" w:bidi="zh_TW"/>
+        </w:rPr>
+        <w:t>）。</w:t>
       </w:r>
     </w:p>
     <w:p>
@@ -636,16 +1591,59 @@
           <w:lang w:val="zh_TW" w:bidi="zh_TW"/>
         </w:rPr>
       </w:r>
-    </w:p>
-    <w:p>
-      <w:pPr>
-        <w:pStyle w:val="Heading2"/>
-      </w:pPr>
-      <w:r>
-        <w:rPr>
-          <w:lang w:val="zh_TW" w:bidi="zh_TW"/>
-        </w:rPr>
-        <w:t>拉比</w:t>
+      <w:r>
+        <w:rPr>
+          <w:i/>
+          <w:lang w:val="zh_TW" w:bidi="zh_TW"/>
+        </w:rPr>
+        <w:t>另見</w:t>
+      </w:r>
+      <w:r>
+        <w:rPr>
+          <w:lang w:val="zh_TW" w:bidi="zh_TW"/>
+        </w:rPr>
+        <w:t xml:space="preserve"> </w:t>
+      </w:r>
+      <w:r>
+        <w:rPr>
+          <w:lang w:val="zh_TW" w:bidi="zh_TW"/>
+        </w:rPr>
+        <w:t>南地</w:t>
+      </w:r>
+      <w:r>
+        <w:rPr>
+          <w:lang w:val="zh_TW" w:bidi="zh_TW"/>
+        </w:rPr>
+        <w:t>；</w:t>
+      </w:r>
+      <w:r>
+        <w:rPr>
+          <w:lang w:val="zh_TW" w:bidi="zh_TW"/>
+        </w:rPr>
+        <w:t>巴勒斯坦</w:t>
+      </w:r>
+      <w:r>
+        <w:rPr>
+          <w:lang w:val="zh_TW" w:bidi="zh_TW"/>
+        </w:rPr>
+        <w:t>；</w:t>
+      </w:r>
+      <w:r>
+        <w:rPr>
+          <w:lang w:val="zh_TW" w:bidi="zh_TW"/>
+        </w:rPr>
+        <w:t>曠野</w:t>
+      </w:r>
+      <w:r>
+        <w:rPr>
+          <w:lang w:val="zh_TW" w:bidi="zh_TW"/>
+        </w:rPr>
+        <w:t>。</w:t>
+      </w:r>
+      <w:r>
+        <w:rPr>
+          <w:lang w:val="zh_TW" w:bidi="zh_TW"/>
+        </w:rPr>
       </w:r>
       <w:r>
         <w:rPr>
@@ -660,11 +1658,21 @@
           <w:lang w:val="zh_TW" w:bidi="zh_TW"/>
         </w:rPr>
       </w:r>
-      <w:r>
-        <w:rPr>
-          <w:lang w:val="zh_TW" w:bidi="zh_TW"/>
-        </w:rPr>
-        <w:t>一種尊稱，意思是「我的大人」或「在我之上者」。猶太人在耶穌的時代用這個稱號來稱呼他們的宗教教師。</w:t>
+    </w:p>
+    <w:p>
+      <w:pPr>
+        <w:pStyle w:val="Heading2"/>
+      </w:pPr>
+      <w:r>
+        <w:rPr>
+          <w:lang w:val="zh_TW" w:bidi="zh_TW"/>
+        </w:rPr>
+        <w:t>曠野</w:t>
+      </w:r>
+      <w:r>
+        <w:rPr>
+          <w:lang w:val="zh_TW" w:bidi="zh_TW"/>
+        </w:rPr>
       </w:r>
     </w:p>
     <w:p>
@@ -678,25 +1686,259 @@
         <w:rPr>
           <w:lang w:val="zh_TW" w:bidi="zh_TW"/>
         </w:rPr>
-        <w:t>根據</w:t>
-      </w:r>
-      <w:hyperlink r:id="rId25">
-        <w:r>
-          <w:rPr>
-            <w:lang w:val="zh_TW" w:bidi="zh_TW"/>
-          </w:rPr>
-          <w:rPr>
-            <w:color w:val="0000EE"/>
-            <w:u w:val="single"/>
-          </w:rPr>
-          <w:t>馬太福音二十三章7節</w:t>
-        </w:r>
-      </w:hyperlink>
-      <w:r>
-        <w:rPr>
-          <w:lang w:val="zh_TW" w:bidi="zh_TW"/>
-        </w:rPr>
-        <w:t>，「拉比」是用於稱呼猶太文士和法利賽人的頭銜。然而，在新約聖經中，當其他人對耶穌說話時，它最常用作尊稱。在福音書中的許多故事中，人們都稱呼耶穌為「拉比」。比如：</w:t>
+        <w:t>指的是荒蕪、人跡罕至或不適合長期居住的地方。曠野可以是沙漠、山脈、森林或沼澤。</w:t>
+      </w:r>
+    </w:p>
+    <w:p>
+      <w:pPr>
+        <w:pStyle w:val="Heading3"/>
+      </w:pPr>
+      <w:r>
+        <w:rPr>
+          <w:lang w:val="zh_TW" w:bidi="zh_TW"/>
+        </w:rPr>
+        <w:t>曠野是什麼樣的？</w:t>
+      </w:r>
+    </w:p>
+    <w:p>
+      <w:pPr/>
+      <w:r>
+        <w:rPr>
+          <w:lang w:val="zh_TW" w:bidi="zh_TW"/>
+        </w:rPr>
+      </w:r>
+      <w:r>
+        <w:rPr>
+          <w:lang w:val="zh_TW" w:bidi="zh_TW"/>
+        </w:rPr>
+        <w:t>在近東，曠野的特徵是乾燥、荒蕪，而且主要是岩石和沙地。曠野的地形崎嶇不平，且有乾涸的河床交錯其中。雖然曠野並非完全荒蕪，但依賴降雨量的多寡，曠野會在雨季時成為羊群的牧場。</w:t>
+      </w:r>
+    </w:p>
+    <w:p>
+      <w:pPr/>
+      <w:r>
+        <w:rPr>
+          <w:lang w:val="zh_TW" w:bidi="zh_TW"/>
+        </w:rPr>
+      </w:r>
+      <w:hyperlink r:id="rId18">
+        <w:r>
+          <w:rPr>
+            <w:lang w:val="zh_TW" w:bidi="zh_TW"/>
+          </w:rPr>
+          <w:rPr>
+            <w:color w:val="0000EE"/>
+            <w:u w:val="single"/>
+          </w:rPr>
+          <w:t>約珥書二章22節</w:t>
+        </w:r>
+      </w:hyperlink>
+      <w:r>
+        <w:rPr>
+          <w:lang w:val="zh_TW" w:bidi="zh_TW"/>
+        </w:rPr>
+        <w:t>宣告「曠野的草發生」。</w:t>
+      </w:r>
+      <w:hyperlink r:id="rId16">
+        <w:r>
+          <w:rPr>
+            <w:lang w:val="zh_TW" w:bidi="zh_TW"/>
+          </w:rPr>
+          <w:rPr>
+            <w:color w:val="0000EE"/>
+            <w:u w:val="single"/>
+          </w:rPr>
+          <w:t>詩篇六十五篇12節</w:t>
+        </w:r>
+      </w:hyperlink>
+      <w:r>
+        <w:rPr>
+          <w:lang w:val="zh_TW" w:bidi="zh_TW"/>
+        </w:rPr>
+        <w:t>說曠野的牧場滴滿了豐盛。然而，耶利米書說「曠野的草場都枯乾了」（</w:t>
+      </w:r>
+      <w:hyperlink r:id="rId17">
+        <w:r>
+          <w:rPr>
+            <w:lang w:val="zh_TW" w:bidi="zh_TW"/>
+          </w:rPr>
+          <w:rPr>
+            <w:color w:val="0000EE"/>
+            <w:u w:val="single"/>
+          </w:rPr>
+          <w:t>耶23:10</w:t>
+        </w:r>
+      </w:hyperlink>
+      <w:r>
+        <w:rPr>
+          <w:lang w:val="zh_TW" w:bidi="zh_TW"/>
+        </w:rPr>
+        <w:t>；參</w:t>
+      </w:r>
+      <w:hyperlink r:id="rId79">
+        <w:r>
+          <w:rPr>
+            <w:lang w:val="zh_TW" w:bidi="zh_TW"/>
+          </w:rPr>
+          <w:rPr>
+            <w:color w:val="0000EE"/>
+            <w:u w:val="single"/>
+          </w:rPr>
+          <w:t>珥1:20</w:t>
+        </w:r>
+      </w:hyperlink>
+      <w:r>
+        <w:rPr>
+          <w:lang w:val="zh_TW" w:bidi="zh_TW"/>
+        </w:rPr>
+        <w:t>）。約伯提到曠野是人無法居住的地方（</w:t>
+      </w:r>
+      <w:hyperlink r:id="rId26">
+        <w:r>
+          <w:rPr>
+            <w:lang w:val="zh_TW" w:bidi="zh_TW"/>
+          </w:rPr>
+          <w:rPr>
+            <w:color w:val="0000EE"/>
+            <w:u w:val="single"/>
+          </w:rPr>
+          <w:t>伯38:26</w:t>
+        </w:r>
+      </w:hyperlink>
+      <w:r>
+        <w:rPr>
+          <w:lang w:val="zh_TW" w:bidi="zh_TW"/>
+        </w:rPr>
+        <w:t>）。曠野是各種動物和鳥類的棲息地，如野驢、豺狼、鷂鷹和鴞鳥（</w:t>
+      </w:r>
+      <w:hyperlink r:id="rId29">
+        <w:r>
+          <w:rPr>
+            <w:lang w:val="zh_TW" w:bidi="zh_TW"/>
+          </w:rPr>
+          <w:rPr>
+            <w:color w:val="0000EE"/>
+            <w:u w:val="single"/>
+          </w:rPr>
+          <w:t>詩102:6</w:t>
+        </w:r>
+      </w:hyperlink>
+      <w:r>
+        <w:rPr>
+          <w:lang w:val="zh_TW" w:bidi="zh_TW"/>
+        </w:rPr>
+        <w:t>；</w:t>
+      </w:r>
+      <w:hyperlink r:id="rId80">
+        <w:r>
+          <w:rPr>
+            <w:lang w:val="zh_TW" w:bidi="zh_TW"/>
+          </w:rPr>
+          <w:rPr>
+            <w:color w:val="0000EE"/>
+            <w:u w:val="single"/>
+          </w:rPr>
+          <w:t>耶2:24</w:t>
+        </w:r>
+      </w:hyperlink>
+      <w:r>
+        <w:rPr>
+          <w:lang w:val="zh_TW" w:bidi="zh_TW"/>
+        </w:rPr>
+        <w:t>；</w:t>
+      </w:r>
+      <w:hyperlink r:id="rId81">
+        <w:r>
+          <w:rPr>
+            <w:lang w:val="zh_TW" w:bidi="zh_TW"/>
+          </w:rPr>
+          <w:rPr>
+            <w:color w:val="0000EE"/>
+            <w:u w:val="single"/>
+          </w:rPr>
+          <w:t>賽13:22</w:t>
+        </w:r>
+      </w:hyperlink>
+      <w:r>
+        <w:rPr>
+          <w:lang w:val="zh_TW" w:bidi="zh_TW"/>
+        </w:rPr>
+        <w:t>，</w:t>
+      </w:r>
+      <w:hyperlink r:id="rId82">
+        <w:r>
+          <w:rPr>
+            <w:lang w:val="zh_TW" w:bidi="zh_TW"/>
+          </w:rPr>
+          <w:rPr>
+            <w:color w:val="0000EE"/>
+            <w:u w:val="single"/>
+          </w:rPr>
+          <w:t>34:13–15</w:t>
+        </w:r>
+      </w:hyperlink>
+      <w:r>
+        <w:rPr>
+          <w:lang w:val="zh_TW" w:bidi="zh_TW"/>
+        </w:rPr>
+        <w:t>）。</w:t>
+      </w:r>
+    </w:p>
+    <w:p>
+      <w:pPr>
+        <w:pStyle w:val="Heading3"/>
+      </w:pPr>
+      <w:r>
+        <w:rPr>
+          <w:lang w:val="zh_TW" w:bidi="zh_TW"/>
+        </w:rPr>
+        <w:t>聖經中的曠野地區名稱</w:t>
+      </w:r>
+    </w:p>
+    <w:p>
+      <w:pPr/>
+      <w:r>
+        <w:rPr>
+          <w:lang w:val="zh_TW" w:bidi="zh_TW"/>
+        </w:rPr>
+      </w:r>
+      <w:r>
+        <w:rPr>
+          <w:lang w:val="zh_TW" w:bidi="zh_TW"/>
+        </w:rPr>
+        <w:t>某些曠野地區有具體名稱，並與特定的城、人或事件有關。例如，夏甲在別是巴的曠野中走迷了路（</w:t>
+      </w:r>
+      <w:hyperlink r:id="rId83">
+        <w:r>
+          <w:rPr>
+            <w:lang w:val="zh_TW" w:bidi="zh_TW"/>
+          </w:rPr>
+          <w:rPr>
+            <w:color w:val="0000EE"/>
+            <w:u w:val="single"/>
+          </w:rPr>
+          <w:t>創21:14</w:t>
+        </w:r>
+      </w:hyperlink>
+      <w:r>
+        <w:rPr>
+          <w:lang w:val="zh_TW" w:bidi="zh_TW"/>
+        </w:rPr>
+        <w:t>）。</w:t>
+      </w:r>
+    </w:p>
+    <w:p>
+      <w:pPr/>
+      <w:r>
+        <w:rPr>
+          <w:lang w:val="zh_TW" w:bidi="zh_TW"/>
+        </w:rPr>
+      </w:r>
+      <w:r>
+        <w:rPr>
+          <w:lang w:val="zh_TW" w:bidi="zh_TW"/>
+        </w:rPr>
+        <w:t>以色列人出埃及時，曾經行經或停留在幾處有名的曠野地區：</w:t>
       </w:r>
     </w:p>
     <w:p>
@@ -710,23 +1952,29 @@
           <w:lang w:val="zh_TW" w:bidi="zh_TW"/>
         </w:rPr>
       </w:r>
-      <w:hyperlink r:id="rId26">
-        <w:r>
-          <w:rPr>
-            <w:lang w:val="zh_TW" w:bidi="zh_TW"/>
-          </w:rPr>
-          <w:rPr>
-            <w:color w:val="0000EE"/>
-            <w:u w:val="single"/>
-          </w:rPr>
-          <w:t>約翰福音一章49節</w:t>
-        </w:r>
-      </w:hyperlink>
-      <w:r>
-        <w:rPr>
-          <w:lang w:val="zh_TW" w:bidi="zh_TW"/>
-        </w:rPr>
-        <w:t>中的拿但業</w:t>
+      <w:r>
+        <w:rPr>
+          <w:lang w:val="zh_TW" w:bidi="zh_TW"/>
+        </w:rPr>
+        <w:t>書珥（</w:t>
+      </w:r>
+      <w:hyperlink r:id="rId84">
+        <w:r>
+          <w:rPr>
+            <w:lang w:val="zh_TW" w:bidi="zh_TW"/>
+          </w:rPr>
+          <w:rPr>
+            <w:color w:val="0000EE"/>
+            <w:u w:val="single"/>
+          </w:rPr>
+          <w:t>出15:22</w:t>
+        </w:r>
+      </w:hyperlink>
+      <w:r>
+        <w:rPr>
+          <w:lang w:val="zh_TW" w:bidi="zh_TW"/>
+        </w:rPr>
+        <w:t>）</w:t>
       </w:r>
     </w:p>
     <w:p>
@@ -740,23 +1988,29 @@
           <w:lang w:val="zh_TW" w:bidi="zh_TW"/>
         </w:rPr>
       </w:r>
-      <w:hyperlink r:id="rId27">
-        <w:r>
-          <w:rPr>
-            <w:lang w:val="zh_TW" w:bidi="zh_TW"/>
-          </w:rPr>
-          <w:rPr>
-            <w:color w:val="0000EE"/>
-            <w:u w:val="single"/>
-          </w:rPr>
-          <w:t>約翰福音一章38節</w:t>
-        </w:r>
-      </w:hyperlink>
-      <w:r>
-        <w:rPr>
-          <w:lang w:val="zh_TW" w:bidi="zh_TW"/>
-        </w:rPr>
-        <w:t>中的彼得和安得烈</w:t>
+      <w:r>
+        <w:rPr>
+          <w:lang w:val="zh_TW" w:bidi="zh_TW"/>
+        </w:rPr>
+        <w:t>伊坦（</w:t>
+      </w:r>
+      <w:hyperlink r:id="rId85">
+        <w:r>
+          <w:rPr>
+            <w:lang w:val="zh_TW" w:bidi="zh_TW"/>
+          </w:rPr>
+          <w:rPr>
+            <w:color w:val="0000EE"/>
+            <w:u w:val="single"/>
+          </w:rPr>
+          <w:t>民33:8</w:t>
+        </w:r>
+      </w:hyperlink>
+      <w:r>
+        <w:rPr>
+          <w:lang w:val="zh_TW" w:bidi="zh_TW"/>
+        </w:rPr>
+        <w:t>）</w:t>
       </w:r>
     </w:p>
     <w:p>
@@ -770,23 +2024,29 @@
           <w:lang w:val="zh_TW" w:bidi="zh_TW"/>
         </w:rPr>
       </w:r>
-      <w:hyperlink r:id="rId28">
-        <w:r>
-          <w:rPr>
-            <w:lang w:val="zh_TW" w:bidi="zh_TW"/>
-          </w:rPr>
-          <w:rPr>
-            <w:color w:val="0000EE"/>
-            <w:u w:val="single"/>
-          </w:rPr>
-          <w:t>約翰福音三章2節</w:t>
-        </w:r>
-      </w:hyperlink>
-      <w:r>
-        <w:rPr>
-          <w:lang w:val="zh_TW" w:bidi="zh_TW"/>
-        </w:rPr>
-        <w:t>中的尼哥德慕</w:t>
+      <w:r>
+        <w:rPr>
+          <w:lang w:val="zh_TW" w:bidi="zh_TW"/>
+        </w:rPr>
+        <w:t>汛（</w:t>
+      </w:r>
+      <w:hyperlink r:id="rId86">
+        <w:r>
+          <w:rPr>
+            <w:lang w:val="zh_TW" w:bidi="zh_TW"/>
+          </w:rPr>
+          <w:rPr>
+            <w:color w:val="0000EE"/>
+            <w:u w:val="single"/>
+          </w:rPr>
+          <w:t>出16:1</w:t>
+        </w:r>
+      </w:hyperlink>
+      <w:r>
+        <w:rPr>
+          <w:lang w:val="zh_TW" w:bidi="zh_TW"/>
+        </w:rPr>
+        <w:t>）</w:t>
       </w:r>
     </w:p>
     <w:p>
@@ -800,41 +2060,29 @@
           <w:lang w:val="zh_TW" w:bidi="zh_TW"/>
         </w:rPr>
       </w:r>
-      <w:hyperlink r:id="rId29">
-        <w:r>
-          <w:rPr>
-            <w:lang w:val="zh_TW" w:bidi="zh_TW"/>
-          </w:rPr>
-          <w:rPr>
-            <w:color w:val="0000EE"/>
-            <w:u w:val="single"/>
-          </w:rPr>
-          <w:t>約翰福音九章2節</w:t>
-        </w:r>
-      </w:hyperlink>
-      <w:r>
-        <w:rPr>
-          <w:lang w:val="zh_TW" w:bidi="zh_TW"/>
-        </w:rPr>
-        <w:t>，</w:t>
-      </w:r>
-      <w:hyperlink r:id="rId30">
-        <w:r>
-          <w:rPr>
-            <w:lang w:val="zh_TW" w:bidi="zh_TW"/>
-          </w:rPr>
-          <w:rPr>
-            <w:color w:val="0000EE"/>
-            <w:u w:val="single"/>
-          </w:rPr>
-          <w:t>十一章8節</w:t>
-        </w:r>
-      </w:hyperlink>
-      <w:r>
-        <w:rPr>
-          <w:lang w:val="zh_TW" w:bidi="zh_TW"/>
-        </w:rPr>
-        <w:t>中的門徒（群體）</w:t>
+      <w:r>
+        <w:rPr>
+          <w:lang w:val="zh_TW" w:bidi="zh_TW"/>
+        </w:rPr>
+        <w:t>西奈（</w:t>
+      </w:r>
+      <w:hyperlink r:id="rId87">
+        <w:r>
+          <w:rPr>
+            <w:lang w:val="zh_TW" w:bidi="zh_TW"/>
+          </w:rPr>
+          <w:rPr>
+            <w:color w:val="0000EE"/>
+            <w:u w:val="single"/>
+          </w:rPr>
+          <w:t>19:1–2</w:t>
+        </w:r>
+      </w:hyperlink>
+      <w:r>
+        <w:rPr>
+          <w:lang w:val="zh_TW" w:bidi="zh_TW"/>
+        </w:rPr>
+        <w:t>）</w:t>
       </w:r>
     </w:p>
     <w:p>
@@ -848,23 +2096,191 @@
           <w:lang w:val="zh_TW" w:bidi="zh_TW"/>
         </w:rPr>
       </w:r>
-      <w:hyperlink r:id="rId31">
-        <w:r>
-          <w:rPr>
-            <w:lang w:val="zh_TW" w:bidi="zh_TW"/>
-          </w:rPr>
-          <w:rPr>
-            <w:color w:val="0000EE"/>
-            <w:u w:val="single"/>
-          </w:rPr>
-          <w:t>約翰福音六章25節</w:t>
-        </w:r>
-      </w:hyperlink>
-      <w:r>
-        <w:rPr>
-          <w:lang w:val="zh_TW" w:bidi="zh_TW"/>
-        </w:rPr>
-        <w:t>中的群眾</w:t>
+      <w:r>
+        <w:rPr>
+          <w:lang w:val="zh_TW" w:bidi="zh_TW"/>
+        </w:rPr>
+        <w:t>尋（</w:t>
+      </w:r>
+      <w:hyperlink r:id="rId88">
+        <w:r>
+          <w:rPr>
+            <w:lang w:val="zh_TW" w:bidi="zh_TW"/>
+          </w:rPr>
+          <w:rPr>
+            <w:color w:val="0000EE"/>
+            <w:u w:val="single"/>
+          </w:rPr>
+          <w:t>民13:21</w:t>
+        </w:r>
+      </w:hyperlink>
+      <w:r>
+        <w:rPr>
+          <w:lang w:val="zh_TW" w:bidi="zh_TW"/>
+        </w:rPr>
+        <w:t>，</w:t>
+      </w:r>
+      <w:hyperlink r:id="rId89">
+        <w:r>
+          <w:rPr>
+            <w:lang w:val="zh_TW" w:bidi="zh_TW"/>
+          </w:rPr>
+          <w:rPr>
+            <w:color w:val="0000EE"/>
+            <w:u w:val="single"/>
+          </w:rPr>
+          <w:t>20:1</w:t>
+        </w:r>
+      </w:hyperlink>
+      <w:r>
+        <w:rPr>
+          <w:lang w:val="zh_TW" w:bidi="zh_TW"/>
+        </w:rPr>
+        <w:t>）</w:t>
+      </w:r>
+    </w:p>
+    <w:p>
+      <w:pPr>
+        <w:pStyle w:val="ListBullet"/>
+        <w:spacing w:line="240" w:lineRule="auto"/>
+        <w:ind w:left="720"/>
+      </w:pPr>
+      <w:r>
+        <w:rPr>
+          <w:lang w:val="zh_TW" w:bidi="zh_TW"/>
+        </w:rPr>
+      </w:r>
+      <w:r>
+        <w:rPr>
+          <w:lang w:val="zh_TW" w:bidi="zh_TW"/>
+        </w:rPr>
+        <w:t>巴蘭（</w:t>
+      </w:r>
+      <w:hyperlink r:id="rId90">
+        <w:r>
+          <w:rPr>
+            <w:lang w:val="zh_TW" w:bidi="zh_TW"/>
+          </w:rPr>
+          <w:rPr>
+            <w:color w:val="0000EE"/>
+            <w:u w:val="single"/>
+          </w:rPr>
+          <w:t>13:26</w:t>
+        </w:r>
+      </w:hyperlink>
+      <w:r>
+        <w:rPr>
+          <w:lang w:val="zh_TW" w:bidi="zh_TW"/>
+        </w:rPr>
+        <w:t>）</w:t>
+      </w:r>
+    </w:p>
+    <w:p>
+      <w:pPr>
+        <w:pStyle w:val="ListBullet"/>
+        <w:spacing w:line="240" w:lineRule="auto"/>
+        <w:ind w:left="720"/>
+      </w:pPr>
+      <w:r>
+        <w:rPr>
+          <w:lang w:val="zh_TW" w:bidi="zh_TW"/>
+        </w:rPr>
+      </w:r>
+      <w:r>
+        <w:rPr>
+          <w:lang w:val="zh_TW" w:bidi="zh_TW"/>
+        </w:rPr>
+        <w:t>加低斯（</w:t>
+      </w:r>
+      <w:hyperlink r:id="rId91">
+        <w:r>
+          <w:rPr>
+            <w:lang w:val="zh_TW" w:bidi="zh_TW"/>
+          </w:rPr>
+          <w:rPr>
+            <w:color w:val="0000EE"/>
+            <w:u w:val="single"/>
+          </w:rPr>
+          <w:t>詩29:8</w:t>
+        </w:r>
+      </w:hyperlink>
+      <w:r>
+        <w:rPr>
+          <w:lang w:val="zh_TW" w:bidi="zh_TW"/>
+        </w:rPr>
+        <w:t>）</w:t>
+      </w:r>
+    </w:p>
+    <w:p>
+      <w:pPr>
+        <w:pStyle w:val="ListBullet"/>
+        <w:spacing w:line="240" w:lineRule="auto"/>
+        <w:ind w:left="720"/>
+      </w:pPr>
+      <w:r>
+        <w:rPr>
+          <w:lang w:val="zh_TW" w:bidi="zh_TW"/>
+        </w:rPr>
+      </w:r>
+      <w:r>
+        <w:rPr>
+          <w:lang w:val="zh_TW" w:bidi="zh_TW"/>
+        </w:rPr>
+        <w:t>摩押（</w:t>
+      </w:r>
+      <w:hyperlink r:id="rId92">
+        <w:r>
+          <w:rPr>
+            <w:lang w:val="zh_TW" w:bidi="zh_TW"/>
+          </w:rPr>
+          <w:rPr>
+            <w:color w:val="0000EE"/>
+            <w:u w:val="single"/>
+          </w:rPr>
+          <w:t>申2:8</w:t>
+        </w:r>
+      </w:hyperlink>
+      <w:r>
+        <w:rPr>
+          <w:lang w:val="zh_TW" w:bidi="zh_TW"/>
+        </w:rPr>
+        <w:t>）</w:t>
+      </w:r>
+    </w:p>
+    <w:p>
+      <w:pPr>
+        <w:pStyle w:val="ListBullet"/>
+        <w:spacing w:line="240" w:lineRule="auto"/>
+        <w:ind w:left="720"/>
+      </w:pPr>
+      <w:r>
+        <w:rPr>
+          <w:lang w:val="zh_TW" w:bidi="zh_TW"/>
+        </w:rPr>
+      </w:r>
+      <w:r>
+        <w:rPr>
+          <w:lang w:val="zh_TW" w:bidi="zh_TW"/>
+        </w:rPr>
+        <w:t>基底莫（</w:t>
+      </w:r>
+      <w:hyperlink r:id="rId93">
+        <w:r>
+          <w:rPr>
+            <w:lang w:val="zh_TW" w:bidi="zh_TW"/>
+          </w:rPr>
+          <w:rPr>
+            <w:color w:val="0000EE"/>
+            <w:u w:val="single"/>
+          </w:rPr>
+          <w:t>26</w:t>
+        </w:r>
+      </w:hyperlink>
+      <w:r>
+        <w:rPr>
+          <w:lang w:val="zh_TW" w:bidi="zh_TW"/>
+        </w:rPr>
+        <w:t>節）</w:t>
       </w:r>
     </w:p>
     <w:p>
@@ -878,79 +2294,61 @@
         <w:rPr>
           <w:lang w:val="zh_TW" w:bidi="zh_TW"/>
         </w:rPr>
-        <w:t>抹大拉的馬利亞和盲人巴底買都使用較長的形式「拉波尼」來直接稱呼耶穌（</w:t>
-      </w:r>
-      <w:hyperlink r:id="rId32">
-        <w:r>
-          <w:rPr>
-            <w:lang w:val="zh_TW" w:bidi="zh_TW"/>
-          </w:rPr>
-          <w:rPr>
-            <w:color w:val="0000EE"/>
-            <w:u w:val="single"/>
-          </w:rPr>
-          <w:t>馬可福音10:51</w:t>
-        </w:r>
-      </w:hyperlink>
-      <w:r>
-        <w:rPr>
-          <w:lang w:val="zh_TW" w:bidi="zh_TW"/>
-        </w:rPr>
-        <w:t>；</w:t>
-      </w:r>
-      <w:hyperlink r:id="rId33">
-        <w:r>
-          <w:rPr>
-            <w:lang w:val="zh_TW" w:bidi="zh_TW"/>
-          </w:rPr>
-          <w:rPr>
-            <w:color w:val="0000EE"/>
-            <w:u w:val="single"/>
-          </w:rPr>
-          <w:t>約翰福音20:16</w:t>
-        </w:r>
-      </w:hyperlink>
-      <w:r>
-        <w:rPr>
-          <w:lang w:val="zh_TW" w:bidi="zh_TW"/>
-        </w:rPr>
-        <w:t>）。這比使用較短的稱呼「拉比」更表現出深刻的尊敬。在約翰福音書寫成的時候，「拉比」這個稱呼的意思是「老師」。約翰在</w:t>
-      </w:r>
-      <w:hyperlink r:id="rId27">
-        <w:r>
-          <w:rPr>
-            <w:lang w:val="zh_TW" w:bidi="zh_TW"/>
-          </w:rPr>
-          <w:rPr>
-            <w:color w:val="0000EE"/>
-            <w:u w:val="single"/>
-          </w:rPr>
-          <w:t>一章38節</w:t>
-        </w:r>
-      </w:hyperlink>
-      <w:r>
-        <w:rPr>
-          <w:lang w:val="zh_TW" w:bidi="zh_TW"/>
-        </w:rPr>
-        <w:t>中明確指出這一點，並在</w:t>
-      </w:r>
-      <w:hyperlink r:id="rId28">
-        <w:r>
-          <w:rPr>
-            <w:lang w:val="zh_TW" w:bidi="zh_TW"/>
-          </w:rPr>
-          <w:rPr>
-            <w:color w:val="0000EE"/>
-            <w:u w:val="single"/>
-          </w:rPr>
-          <w:t>三章2節</w:t>
-        </w:r>
-      </w:hyperlink>
-      <w:r>
-        <w:rPr>
-          <w:lang w:val="zh_TW" w:bidi="zh_TW"/>
-        </w:rPr>
-        <w:t>中暗示了這一點。</w:t>
+        <w:t>當大衛逃避掃羅時，曾躲藏在西弗曠野的山地（</w:t>
+      </w:r>
+      <w:hyperlink r:id="rId94">
+        <w:r>
+          <w:rPr>
+            <w:lang w:val="zh_TW" w:bidi="zh_TW"/>
+          </w:rPr>
+          <w:rPr>
+            <w:color w:val="0000EE"/>
+            <w:u w:val="single"/>
+          </w:rPr>
+          <w:t>撒上23:14–15</w:t>
+        </w:r>
+      </w:hyperlink>
+      <w:r>
+        <w:rPr>
+          <w:lang w:val="zh_TW" w:bidi="zh_TW"/>
+        </w:rPr>
+        <w:t>）。他也在瑪雲曠野（</w:t>
+      </w:r>
+      <w:hyperlink r:id="rId95">
+        <w:r>
+          <w:rPr>
+            <w:lang w:val="zh_TW" w:bidi="zh_TW"/>
+          </w:rPr>
+          <w:rPr>
+            <w:color w:val="0000EE"/>
+            <w:u w:val="single"/>
+          </w:rPr>
+          <w:t>24–25</w:t>
+        </w:r>
+      </w:hyperlink>
+      <w:r>
+        <w:rPr>
+          <w:lang w:val="zh_TW" w:bidi="zh_TW"/>
+        </w:rPr>
+        <w:t>節）和隱基底曠野避難（</w:t>
+      </w:r>
+      <w:hyperlink r:id="rId96">
+        <w:r>
+          <w:rPr>
+            <w:lang w:val="zh_TW" w:bidi="zh_TW"/>
+          </w:rPr>
+          <w:rPr>
+            <w:color w:val="0000EE"/>
+            <w:u w:val="single"/>
+          </w:rPr>
+          <w:t>24:1</w:t>
+        </w:r>
+      </w:hyperlink>
+      <w:r>
+        <w:rPr>
+          <w:lang w:val="zh_TW" w:bidi="zh_TW"/>
+        </w:rPr>
+        <w:t>）。</w:t>
       </w:r>
     </w:p>
     <w:p>
@@ -964,47 +2362,54 @@
         <w:rPr>
           <w:lang w:val="zh_TW" w:bidi="zh_TW"/>
         </w:rPr>
-        <w:t>耶穌譴責文士和法利賽人因這個稱呼而驕傲，他們堅持人們在公共場合稱呼他們「拉比」（</w:t>
-      </w:r>
-      <w:hyperlink r:id="rId34">
-        <w:r>
-          <w:rPr>
-            <w:lang w:val="zh_TW" w:bidi="zh_TW"/>
-          </w:rPr>
-          <w:rPr>
-            <w:color w:val="0000EE"/>
-            <w:u w:val="single"/>
-          </w:rPr>
-          <w:t>馬太福音23:7–8</w:t>
-        </w:r>
-      </w:hyperlink>
-      <w:r>
-        <w:rPr>
-          <w:lang w:val="zh_TW" w:bidi="zh_TW"/>
-        </w:rPr>
-        <w:t>）。耶穌禁止他的門徒使用這個稱呼，說：「</w:t>
-      </w:r>
-      <w:r>
-        <w:rPr>
-          <w:lang w:val="zh_TW" w:bidi="zh_TW"/>
-        </w:rPr>
-        <w:t>你們不要受拉比的稱呼</w:t>
-      </w:r>
-      <w:r>
-        <w:rPr>
-          <w:lang w:val="zh_TW" w:bidi="zh_TW"/>
-        </w:rPr>
-        <w:t>。」耶穌並未禁止合理使用這個稱呼，但拒絕驕傲地尋求與之相關的榮譽。當人們以敬畏的方式使用耶穌的稱呼時，並未受到責備。</w:t>
-      </w:r>
-      <w:r>
-        <w:rPr>
-          <w:lang w:val="zh_TW" w:bidi="zh_TW"/>
-        </w:rPr>
-      </w:r>
-      <w:r>
-        <w:rPr>
-          <w:lang w:val="zh_TW" w:bidi="zh_TW"/>
-        </w:rPr>
+        <w:t>村莊或城有時與曠野相關。</w:t>
+      </w:r>
+      <w:hyperlink r:id="rId97">
+        <w:r>
+          <w:rPr>
+            <w:lang w:val="zh_TW" w:bidi="zh_TW"/>
+          </w:rPr>
+          <w:rPr>
+            <w:color w:val="0000EE"/>
+            <w:u w:val="single"/>
+          </w:rPr>
+          <w:t>約書亞記十五章61至62節</w:t>
+        </w:r>
+      </w:hyperlink>
+      <w:r>
+        <w:rPr>
+          <w:lang w:val="zh_TW" w:bidi="zh_TW"/>
+        </w:rPr>
+        <w:t>列出了「在曠野」的六個城及其村莊。以賽亞宣告了曠野和其中的城邑未來的喜樂（</w:t>
+      </w:r>
+      <w:hyperlink r:id="rId98">
+        <w:r>
+          <w:rPr>
+            <w:lang w:val="zh_TW" w:bidi="zh_TW"/>
+          </w:rPr>
+          <w:rPr>
+            <w:color w:val="0000EE"/>
+            <w:u w:val="single"/>
+          </w:rPr>
+          <w:t>賽42:11</w:t>
+        </w:r>
+      </w:hyperlink>
+      <w:r>
+        <w:rPr>
+          <w:lang w:val="zh_TW" w:bidi="zh_TW"/>
+        </w:rPr>
+        <w:t>）。</w:t>
+      </w:r>
+    </w:p>
+    <w:p>
+      <w:pPr>
+        <w:pStyle w:val="Heading3"/>
+      </w:pPr>
+      <w:r>
+        <w:rPr>
+          <w:lang w:val="zh_TW" w:bidi="zh_TW"/>
+        </w:rPr>
+        <w:t>曠野的屬靈意義是什麼？</w:t>
       </w:r>
     </w:p>
     <w:p>
@@ -1014,21 +2419,29 @@
           <w:lang w:val="zh_TW" w:bidi="zh_TW"/>
         </w:rPr>
       </w:r>
-    </w:p>
-    <w:p>
-      <w:pPr>
-        <w:pStyle w:val="Heading2"/>
-      </w:pPr>
-      <w:r>
-        <w:rPr>
-          <w:lang w:val="zh_TW" w:bidi="zh_TW"/>
-        </w:rPr>
-        <w:t>拉波尼</w:t>
-      </w:r>
-      <w:r>
-        <w:rPr>
-          <w:lang w:val="zh_TW" w:bidi="zh_TW"/>
-        </w:rPr>
+      <w:r>
+        <w:rPr>
+          <w:lang w:val="zh_TW" w:bidi="zh_TW"/>
+        </w:rPr>
+        <w:t>曠野與艱苦和試探有關。以利亞的生活方式和穿著，經常讓人聯想到曠野。以利亞的繼承者以利沙也曾在以東的曠野事奉（</w:t>
+      </w:r>
+      <w:hyperlink r:id="rId99">
+        <w:r>
+          <w:rPr>
+            <w:lang w:val="zh_TW" w:bidi="zh_TW"/>
+          </w:rPr>
+          <w:rPr>
+            <w:color w:val="0000EE"/>
+            <w:u w:val="single"/>
+          </w:rPr>
+          <w:t>王下3:4–27</w:t>
+        </w:r>
+      </w:hyperlink>
+      <w:r>
+        <w:rPr>
+          <w:lang w:val="zh_TW" w:bidi="zh_TW"/>
+        </w:rPr>
+        <w:t>）。</w:t>
       </w:r>
     </w:p>
     <w:p>
@@ -1042,85 +2455,133 @@
         <w:rPr>
           <w:lang w:val="zh_TW" w:bidi="zh_TW"/>
         </w:rPr>
-        <w:t>尊稱</w:t>
-      </w:r>
-      <w:r>
-        <w:rPr>
-          <w:i/>
-          <w:lang w:val="zh_TW" w:bidi="zh_TW"/>
-        </w:rPr>
-        <w:t>拉比</w:t>
-      </w:r>
-      <w:r>
-        <w:rPr>
-          <w:lang w:val="zh_TW" w:bidi="zh_TW"/>
-        </w:rPr>
-        <w:t>的變體，意思是「我偉大的那一位」或「我至上的那一位」。這個稱謂是用來稱呼老師的。拉波尼僅用於</w:t>
-      </w:r>
-      <w:hyperlink r:id="rId32">
-        <w:r>
-          <w:rPr>
-            <w:lang w:val="zh_TW" w:bidi="zh_TW"/>
-          </w:rPr>
-          <w:rPr>
-            <w:color w:val="0000EE"/>
-            <w:u w:val="single"/>
-          </w:rPr>
-          <w:t>馬可福音十章51節</w:t>
-        </w:r>
-      </w:hyperlink>
-      <w:r>
-        <w:rPr>
-          <w:lang w:val="zh_TW" w:bidi="zh_TW"/>
-        </w:rPr>
-        <w:t>和</w:t>
-      </w:r>
-      <w:hyperlink r:id="rId33">
-        <w:r>
-          <w:rPr>
-            <w:lang w:val="zh_TW" w:bidi="zh_TW"/>
-          </w:rPr>
-          <w:rPr>
-            <w:color w:val="0000EE"/>
-            <w:u w:val="single"/>
-          </w:rPr>
-          <w:t>約翰福音二十章16節</w:t>
-        </w:r>
-      </w:hyperlink>
-      <w:r>
-        <w:rPr>
-          <w:lang w:val="zh_TW" w:bidi="zh_TW"/>
-        </w:rPr>
-        <w:t>。</w:t>
-      </w:r>
-      <w:r>
-        <w:rPr>
-          <w:i/>
-          <w:lang w:val="zh_TW" w:bidi="zh_TW"/>
-        </w:rPr>
-        <w:t>見</w:t>
-      </w:r>
-      <w:r>
-        <w:rPr>
-          <w:lang w:val="zh_TW" w:bidi="zh_TW"/>
-        </w:rPr>
-        <w:t>拉比</w:t>
-      </w:r>
-      <w:r>
-        <w:rPr>
-          <w:lang w:val="zh_TW" w:bidi="zh_TW"/>
-        </w:rPr>
-        <w:t>。</w:t>
-      </w:r>
-      <w:r>
-        <w:rPr>
-          <w:lang w:val="zh_TW" w:bidi="zh_TW"/>
-        </w:rPr>
-      </w:r>
-      <w:r>
-        <w:rPr>
-          <w:lang w:val="zh_TW" w:bidi="zh_TW"/>
-        </w:rPr>
+        <w:t>以賽亞預言了施洗約翰的信息，約翰在猶大的曠野傳道（</w:t>
+      </w:r>
+      <w:hyperlink r:id="rId100">
+        <w:r>
+          <w:rPr>
+            <w:lang w:val="zh_TW" w:bidi="zh_TW"/>
+          </w:rPr>
+          <w:rPr>
+            <w:color w:val="0000EE"/>
+            <w:u w:val="single"/>
+          </w:rPr>
+          <w:t>賽40:3</w:t>
+        </w:r>
+      </w:hyperlink>
+      <w:r>
+        <w:rPr>
+          <w:lang w:val="zh_TW" w:bidi="zh_TW"/>
+        </w:rPr>
+        <w:t>；</w:t>
+      </w:r>
+      <w:hyperlink r:id="rId101">
+        <w:r>
+          <w:rPr>
+            <w:lang w:val="zh_TW" w:bidi="zh_TW"/>
+          </w:rPr>
+          <w:rPr>
+            <w:color w:val="0000EE"/>
+            <w:u w:val="single"/>
+          </w:rPr>
+          <w:t>太3:1–3</w:t>
+        </w:r>
+      </w:hyperlink>
+      <w:r>
+        <w:rPr>
+          <w:lang w:val="zh_TW" w:bidi="zh_TW"/>
+        </w:rPr>
+        <w:t>；</w:t>
+      </w:r>
+      <w:hyperlink r:id="rId102">
+        <w:r>
+          <w:rPr>
+            <w:lang w:val="zh_TW" w:bidi="zh_TW"/>
+          </w:rPr>
+          <w:rPr>
+            <w:color w:val="0000EE"/>
+            <w:u w:val="single"/>
+          </w:rPr>
+          <w:t>可1:2–4</w:t>
+        </w:r>
+      </w:hyperlink>
+      <w:r>
+        <w:rPr>
+          <w:lang w:val="zh_TW" w:bidi="zh_TW"/>
+        </w:rPr>
+        <w:t>；</w:t>
+      </w:r>
+      <w:hyperlink r:id="rId103">
+        <w:r>
+          <w:rPr>
+            <w:lang w:val="zh_TW" w:bidi="zh_TW"/>
+          </w:rPr>
+          <w:rPr>
+            <w:color w:val="0000EE"/>
+            <w:u w:val="single"/>
+          </w:rPr>
+          <w:t>路3:1–6</w:t>
+        </w:r>
+      </w:hyperlink>
+      <w:r>
+        <w:rPr>
+          <w:lang w:val="zh_TW" w:bidi="zh_TW"/>
+        </w:rPr>
+        <w:t>；</w:t>
+      </w:r>
+      <w:hyperlink r:id="rId104">
+        <w:r>
+          <w:rPr>
+            <w:lang w:val="zh_TW" w:bidi="zh_TW"/>
+          </w:rPr>
+          <w:rPr>
+            <w:color w:val="0000EE"/>
+            <w:u w:val="single"/>
+          </w:rPr>
+          <w:t>約1:23</w:t>
+        </w:r>
+      </w:hyperlink>
+      <w:r>
+        <w:rPr>
+          <w:lang w:val="zh_TW" w:bidi="zh_TW"/>
+        </w:rPr>
+        <w:t>）。耶穌被聖靈充滿，聖靈將祂引到曠野四十天，祂在那裡受到魔鬼的試探（參</w:t>
+      </w:r>
+      <w:hyperlink r:id="rId105">
+        <w:r>
+          <w:rPr>
+            <w:lang w:val="zh_TW" w:bidi="zh_TW"/>
+          </w:rPr>
+          <w:rPr>
+            <w:color w:val="0000EE"/>
+            <w:u w:val="single"/>
+          </w:rPr>
+          <w:t>路4:1–2</w:t>
+        </w:r>
+      </w:hyperlink>
+      <w:r>
+        <w:rPr>
+          <w:lang w:val="zh_TW" w:bidi="zh_TW"/>
+        </w:rPr>
+        <w:t>）。天使也在曠野服事耶穌（</w:t>
+      </w:r>
+      <w:hyperlink r:id="rId23">
+        <w:r>
+          <w:rPr>
+            <w:lang w:val="zh_TW" w:bidi="zh_TW"/>
+          </w:rPr>
+          <w:rPr>
+            <w:color w:val="0000EE"/>
+            <w:u w:val="single"/>
+          </w:rPr>
+          <w:t>可1:13</w:t>
+        </w:r>
+      </w:hyperlink>
+      <w:r>
+        <w:rPr>
+          <w:lang w:val="zh_TW" w:bidi="zh_TW"/>
+        </w:rPr>
+        <w:t>）。</w:t>
       </w:r>
     </w:p>
     <w:p>
@@ -1130,144 +2591,29 @@
           <w:lang w:val="zh_TW" w:bidi="zh_TW"/>
         </w:rPr>
       </w:r>
-    </w:p>
-    <w:p>
-      <w:pPr>
-        <w:pStyle w:val="Heading2"/>
-      </w:pPr>
-      <w:r>
-        <w:rPr>
-          <w:lang w:val="zh_TW" w:bidi="zh_TW"/>
-        </w:rPr>
-        <w:t>拉法（Rapha）</w:t>
-      </w:r>
-      <w:r>
-        <w:rPr>
-          <w:lang w:val="zh_TW" w:bidi="zh_TW"/>
-        </w:rPr>
-      </w:r>
-    </w:p>
-    <w:p>
-      <w:pPr>
-        <w:pStyle w:val="ListNumber"/>
-        <w:numPr>
-          <w:ilvl w:val="0"/>
-          <w:numId w:val="14"/>
-        </w:numPr>
-        <w:spacing w:line="240" w:lineRule="auto"/>
-        <w:ind w:left="720"/>
-      </w:pPr>
-      <w:r>
-        <w:rPr>
-          <w:lang w:val="zh_TW" w:bidi="zh_TW"/>
-        </w:rPr>
-      </w:r>
-      <w:r>
-        <w:rPr>
-          <w:lang w:val="zh_TW" w:bidi="zh_TW"/>
-        </w:rPr>
-        <w:t>便雅憫的第五個兒子（</w:t>
-      </w:r>
-      <w:hyperlink r:id="rId35">
-        <w:r>
-          <w:rPr>
-            <w:lang w:val="zh_TW" w:bidi="zh_TW"/>
-          </w:rPr>
-          <w:rPr>
-            <w:color w:val="0000EE"/>
-            <w:u w:val="single"/>
-          </w:rPr>
-          <w:t>代上8:2</w:t>
-        </w:r>
-      </w:hyperlink>
-      <w:r>
-        <w:rPr>
-          <w:lang w:val="zh_TW" w:bidi="zh_TW"/>
-        </w:rPr>
-        <w:t>）。在</w:t>
-      </w:r>
-      <w:hyperlink r:id="rId36">
-        <w:r>
-          <w:rPr>
-            <w:lang w:val="zh_TW" w:bidi="zh_TW"/>
-          </w:rPr>
-          <w:rPr>
-            <w:color w:val="0000EE"/>
-            <w:u w:val="single"/>
-          </w:rPr>
-          <w:t>創世記四十六章21節</w:t>
-        </w:r>
-      </w:hyperlink>
-      <w:r>
-        <w:rPr>
-          <w:lang w:val="zh_TW" w:bidi="zh_TW"/>
-        </w:rPr>
-        <w:t>較早的名單中，沒有列出他的名字。</w:t>
-      </w:r>
-    </w:p>
-    <w:p>
-      <w:pPr>
-        <w:pStyle w:val="ListNumber"/>
-        <w:spacing w:line="240" w:lineRule="auto"/>
-        <w:ind w:left="720"/>
-      </w:pPr>
-      <w:r>
-        <w:rPr>
-          <w:lang w:val="zh_TW" w:bidi="zh_TW"/>
-        </w:rPr>
-      </w:r>
-      <w:r>
-        <w:rPr>
-          <w:lang w:val="zh_TW" w:bidi="zh_TW"/>
-        </w:rPr>
-        <w:t xml:space="preserve"> 某英文譯本將拉法（Raphah）拼寫成Rapha。拉法是利法雅的別名，為比尼亞的兒子，見於</w:t>
-      </w:r>
-      <w:hyperlink r:id="rId37">
-        <w:r>
-          <w:rPr>
-            <w:lang w:val="zh_TW" w:bidi="zh_TW"/>
-          </w:rPr>
-          <w:rPr>
-            <w:color w:val="0000EE"/>
-            <w:u w:val="single"/>
-          </w:rPr>
-          <w:t>歷代志上八章37節</w:t>
-        </w:r>
-      </w:hyperlink>
-      <w:r>
-        <w:rPr>
-          <w:lang w:val="zh_TW" w:bidi="zh_TW"/>
-        </w:rPr>
-        <w:t>。</w:t>
-      </w:r>
-      <w:r>
-        <w:rPr>
-          <w:i/>
-          <w:lang w:val="zh_TW" w:bidi="zh_TW"/>
-        </w:rPr>
-        <w:t>見</w:t>
-      </w:r>
-      <w:r>
-        <w:rPr>
-          <w:lang w:val="zh_TW" w:bidi="zh_TW"/>
-        </w:rPr>
-        <w:t>利法雅 #4</w:t>
-      </w:r>
-      <w:r>
-        <w:rPr>
-          <w:lang w:val="zh_TW" w:bidi="zh_TW"/>
-        </w:rPr>
-        <w:t>。</w:t>
-      </w:r>
-      <w:r>
-        <w:rPr>
-          <w:lang w:val="zh_TW" w:bidi="zh_TW"/>
-        </w:rPr>
-      </w:r>
-      <w:r>
-        <w:rPr>
-          <w:lang w:val="zh_TW" w:bidi="zh_TW"/>
-        </w:rPr>
+      <w:r>
+        <w:rPr>
+          <w:lang w:val="zh_TW" w:bidi="zh_TW"/>
+        </w:rPr>
+        <w:t>埃及的隱士和死海附近的昆蘭社區利用曠野逃避城中生活的邪惡。然而，耶穌則是利用曠野作為禱告和與父神相交之處（</w:t>
+      </w:r>
+      <w:hyperlink r:id="rId64">
+        <w:r>
+          <w:rPr>
+            <w:lang w:val="zh_TW" w:bidi="zh_TW"/>
+          </w:rPr>
+          <w:rPr>
+            <w:color w:val="0000EE"/>
+            <w:u w:val="single"/>
+          </w:rPr>
+          <w:t>路5:16</w:t>
+        </w:r>
+      </w:hyperlink>
+      <w:r>
+        <w:rPr>
+          <w:lang w:val="zh_TW" w:bidi="zh_TW"/>
+        </w:rPr>
+        <w:t>）。</w:t>
       </w:r>
     </w:p>
     <w:p>
@@ -1277,16 +2623,41 @@
           <w:lang w:val="zh_TW" w:bidi="zh_TW"/>
         </w:rPr>
       </w:r>
-    </w:p>
-    <w:p>
-      <w:pPr>
-        <w:pStyle w:val="Heading2"/>
-      </w:pPr>
-      <w:r>
-        <w:rPr>
-          <w:lang w:val="zh_TW" w:bidi="zh_TW"/>
-        </w:rPr>
-        <w:t>拉海‧萊 （Lahai-Roi）</w:t>
+      <w:r>
+        <w:rPr>
+          <w:i/>
+          <w:lang w:val="zh_TW" w:bidi="zh_TW"/>
+        </w:rPr>
+        <w:t>見</w:t>
+      </w:r>
+      <w:r>
+        <w:rPr>
+          <w:lang w:val="zh_TW" w:bidi="zh_TW"/>
+        </w:rPr>
+        <w:t>曠野</w:t>
+      </w:r>
+      <w:r>
+        <w:rPr>
+          <w:lang w:val="zh_TW" w:bidi="zh_TW"/>
+        </w:rPr>
+        <w:t>；</w:t>
+      </w:r>
+      <w:r>
+        <w:rPr>
+          <w:lang w:val="zh_TW" w:bidi="zh_TW"/>
+        </w:rPr>
+        <w:t>曠野漂流</w:t>
+      </w:r>
+      <w:r>
+        <w:rPr>
+          <w:lang w:val="zh_TW" w:bidi="zh_TW"/>
+        </w:rPr>
+        <w:t>。</w:t>
+      </w:r>
+      <w:r>
+        <w:rPr>
+          <w:lang w:val="zh_TW" w:bidi="zh_TW"/>
+        </w:rPr>
       </w:r>
       <w:r>
         <w:rPr>
@@ -1301,47 +2672,21 @@
           <w:lang w:val="zh_TW" w:bidi="zh_TW"/>
         </w:rPr>
       </w:r>
-      <w:r>
-        <w:rPr>
-          <w:lang w:val="zh_TW" w:bidi="zh_TW"/>
-        </w:rPr>
-        <w:t>這是某英文譯本對庇耳‧拉海‧萊（Beer-lahai-roi）的拼寫形式。這個名稱指的是一口井，記載於</w:t>
-      </w:r>
-      <w:hyperlink r:id="rId38">
-        <w:r>
-          <w:rPr>
-            <w:lang w:val="zh_TW" w:bidi="zh_TW"/>
-          </w:rPr>
-          <w:rPr>
-            <w:color w:val="0000EE"/>
-            <w:u w:val="single"/>
-          </w:rPr>
-          <w:t>創世記二十四章62節</w:t>
-        </w:r>
-      </w:hyperlink>
-      <w:r>
-        <w:rPr>
-          <w:lang w:val="zh_TW" w:bidi="zh_TW"/>
-        </w:rPr>
-        <w:t>和</w:t>
-      </w:r>
-      <w:hyperlink r:id="rId39">
-        <w:r>
-          <w:rPr>
-            <w:lang w:val="zh_TW" w:bidi="zh_TW"/>
-          </w:rPr>
-          <w:rPr>
-            <w:color w:val="0000EE"/>
-            <w:u w:val="single"/>
-          </w:rPr>
-          <w:t>二十五章11節</w:t>
-        </w:r>
-      </w:hyperlink>
-      <w:r>
-        <w:rPr>
-          <w:lang w:val="zh_TW" w:bidi="zh_TW"/>
-        </w:rPr>
-        <w:t>。</w:t>
+    </w:p>
+    <w:p>
+      <w:pPr>
+        <w:pStyle w:val="Heading2"/>
+      </w:pPr>
+      <w:r>
+        <w:rPr>
+          <w:lang w:val="zh_TW" w:bidi="zh_TW"/>
+        </w:rPr>
+        <w:t>礦物和金屬</w:t>
+      </w:r>
+      <w:r>
+        <w:rPr>
+          <w:lang w:val="zh_TW" w:bidi="zh_TW"/>
+        </w:rPr>
       </w:r>
     </w:p>
     <w:p>
@@ -1353,32 +2698,9 @@
       </w:r>
       <w:r>
         <w:rPr>
-          <w:i/>
-          <w:lang w:val="zh_TW" w:bidi="zh_TW"/>
-        </w:rPr>
-        <w:t xml:space="preserve">見 </w:t>
-      </w:r>
-      <w:r>
-        <w:rPr>
-          <w:lang w:val="zh_TW" w:bidi="zh_TW"/>
-        </w:rPr>
-        <w:t>庇耳‧拉海‧萊</w:t>
-      </w:r>
-      <w:r>
-        <w:rPr>
-          <w:lang w:val="zh_TW" w:bidi="zh_TW"/>
-        </w:rPr>
-        <w:t>。</w:t>
-      </w:r>
-      <w:r>
-        <w:rPr>
-          <w:lang w:val="zh_TW" w:bidi="zh_TW"/>
-        </w:rPr>
-      </w:r>
-      <w:r>
-        <w:rPr>
-          <w:lang w:val="zh_TW" w:bidi="zh_TW"/>
-        </w:rPr>
+          <w:lang w:val="zh_TW" w:bidi="zh_TW"/>
+        </w:rPr>
+        <w:t>「礦物」指天然存在的物質，通常是礦石，必須經過開採和處理才能提煉出金屬。「金屬」則是像鐵、銅這類的化學元素，純淨、不含其它物質的污染。純淨形態的金屬通常不會自然存在於自然界中，但也有例外。</w:t>
       </w:r>
     </w:p>
     <w:p>
@@ -1388,21 +2710,11 @@
           <w:lang w:val="zh_TW" w:bidi="zh_TW"/>
         </w:rPr>
       </w:r>
-    </w:p>
-    <w:p>
-      <w:pPr>
-        <w:pStyle w:val="Heading2"/>
-      </w:pPr>
-      <w:r>
-        <w:rPr>
-          <w:lang w:val="zh_TW" w:bidi="zh_TW"/>
-        </w:rPr>
-        <w:t>拉結</w:t>
-      </w:r>
-      <w:r>
-        <w:rPr>
-          <w:lang w:val="zh_TW" w:bidi="zh_TW"/>
-        </w:rPr>
+      <w:r>
+        <w:rPr>
+          <w:lang w:val="zh_TW" w:bidi="zh_TW"/>
+        </w:rPr>
+        <w:t>在巴勒斯坦，採礦與冶煉是極其古老的技藝，遠早於以色列人到來之前就已存在。採集合適的石材（例如火石）的歷史可追溯至石器時代，採集建築石材也同樣歷史悠久。特別是金屬方面，天然金、銅與隕鐵（meteoric iron）在公元前4000年之前就已在中東地區為人認識和使用。在公元前4000年到3000年期間，人們開始逐漸發現天然銀以及銅礦與鉛礦。人們可能是在偶然的情況下發現冶煉技術，從而促成青銅等合金的製作。之後，人們又發現可以還原氧化鐵。從公元前3000年到2000年之間，相關技術有重大進展，人們懂得還原銅的硫化物和錫的氧化物，而金屬錫與銅也成為重要的貿易物品。</w:t>
       </w:r>
     </w:p>
     <w:p>
@@ -1416,61 +2728,7 @@
         <w:rPr>
           <w:lang w:val="zh_TW" w:bidi="zh_TW"/>
         </w:rPr>
-        <w:t>拉班美麗的小女兒，也是雅各最愛的妻子。雅各來到巴旦‧亞蘭的哈蘭時，首次遇見拉結。當時她正在牧放父親的羊群，雅各替她把井口的石頭挪開，好給羊群喝水（</w:t>
-      </w:r>
-      <w:hyperlink r:id="rId40">
-        <w:r>
-          <w:rPr>
-            <w:lang w:val="zh_TW" w:bidi="zh_TW"/>
-          </w:rPr>
-          <w:rPr>
-            <w:color w:val="0000EE"/>
-            <w:u w:val="single"/>
-          </w:rPr>
-          <w:t>創29:10</w:t>
-        </w:r>
-      </w:hyperlink>
-      <w:r>
-        <w:rPr>
-          <w:lang w:val="zh_TW" w:bidi="zh_TW"/>
-        </w:rPr>
-        <w:t>）。雅各深愛拉結，因此同意為拉班服事七年，以換取娶她為妻的機會。因著對拉結的愛，這七年在他看來不過像幾天一樣。然而，詭詐的拉班違背了原先的約定。他先把大女兒利亞嫁給雅各，然後才把拉結給他為妻。拉結與利亞不同，婚後多年一直沒有生育（</w:t>
-      </w:r>
-      <w:hyperlink r:id="rId41">
-        <w:r>
-          <w:rPr>
-            <w:lang w:val="zh_TW" w:bidi="zh_TW"/>
-          </w:rPr>
-          <w:rPr>
-            <w:color w:val="0000EE"/>
-            <w:u w:val="single"/>
-          </w:rPr>
-          <w:t>創30:1</w:t>
-        </w:r>
-      </w:hyperlink>
-      <w:r>
-        <w:rPr>
-          <w:lang w:val="zh_TW" w:bidi="zh_TW"/>
-        </w:rPr>
-        <w:t>）。因此，她把使女辟拉給雅各，好藉著她得子。按照當時的習俗，她藉著辟拉得了兩個兒子，就是但和拿弗他利。後來，拉結自己也懷孕，生下約瑟（</w:t>
-      </w:r>
-      <w:hyperlink r:id="rId42">
-        <w:r>
-          <w:rPr>
-            <w:lang w:val="zh_TW" w:bidi="zh_TW"/>
-          </w:rPr>
-          <w:rPr>
-            <w:color w:val="0000EE"/>
-            <w:u w:val="single"/>
-          </w:rPr>
-          <w:t>創30:22–25</w:t>
-        </w:r>
-      </w:hyperlink>
-      <w:r>
-        <w:rPr>
-          <w:lang w:val="zh_TW" w:bidi="zh_TW"/>
-        </w:rPr>
-        <w:t>）。此後，雅各帶著妻子、兒女和財物離開哈蘭。</w:t>
+        <w:t>在公元前2000年至1000年間，風箱（bellows）開始用於爐灶，人們能把鐵從礦石中還原並加以鍛造。大約在公元前1500年，人們發現用銅與鋅製造黃銅的工藝，但直到之後一段時期才逐漸變得重要。人們使用青銅已有好幾個世紀，有時會加入較高比例的錫，使其形成適合製作鏡的鏡面金屬（speculum）。到了這個時期，以色列人已在那地定居，並建立王國。從公元前1000年到基督教時代開始，金屬的生產——特別是鐵，大幅增加。人們也製造出某種形式的鋼，用來打造武器和工具。</w:t>
       </w:r>
     </w:p>
     <w:p>
@@ -1484,115 +2742,79 @@
         <w:rPr>
           <w:lang w:val="zh_TW" w:bidi="zh_TW"/>
         </w:rPr>
-        <w:t>在伯特利與伯利恆之間的路上，拉結生便雅憫時難產去世（</w:t>
-      </w:r>
-      <w:hyperlink r:id="rId43">
-        <w:r>
-          <w:rPr>
-            <w:lang w:val="zh_TW" w:bidi="zh_TW"/>
-          </w:rPr>
-          <w:rPr>
-            <w:color w:val="0000EE"/>
-            <w:u w:val="single"/>
-          </w:rPr>
-          <w:t>創35:16</w:t>
-        </w:r>
-      </w:hyperlink>
-      <w:r>
-        <w:rPr>
-          <w:lang w:val="zh_TW" w:bidi="zh_TW"/>
-        </w:rPr>
-        <w:t>、</w:t>
-      </w:r>
-      <w:hyperlink r:id="rId43">
-        <w:r>
-          <w:rPr>
-            <w:lang w:val="zh_TW" w:bidi="zh_TW"/>
-          </w:rPr>
-          <w:rPr>
-            <w:color w:val="0000EE"/>
-            <w:u w:val="single"/>
-          </w:rPr>
-          <w:t>19</w:t>
-        </w:r>
-      </w:hyperlink>
-      <w:r>
-        <w:rPr>
-          <w:lang w:val="zh_TW" w:bidi="zh_TW"/>
-        </w:rPr>
-        <w:t>）。雅各在她的墳上立了一根柱子；直到掃羅的時代，那仍是一處人所熟知的地標（</w:t>
-      </w:r>
-      <w:hyperlink r:id="rId44">
-        <w:r>
-          <w:rPr>
-            <w:lang w:val="zh_TW" w:bidi="zh_TW"/>
-          </w:rPr>
-          <w:rPr>
-            <w:color w:val="0000EE"/>
-            <w:u w:val="single"/>
-          </w:rPr>
-          <w:t>撒上10:2</w:t>
-        </w:r>
-      </w:hyperlink>
-      <w:r>
-        <w:rPr>
-          <w:lang w:val="zh_TW" w:bidi="zh_TW"/>
-        </w:rPr>
-        <w:t>）。拉結和利亞都被視為建立以色列家的重要人物 （</w:t>
-      </w:r>
-      <w:hyperlink r:id="rId45">
-        <w:r>
-          <w:rPr>
-            <w:lang w:val="zh_TW" w:bidi="zh_TW"/>
-          </w:rPr>
-          <w:rPr>
-            <w:color w:val="0000EE"/>
-            <w:u w:val="single"/>
-          </w:rPr>
-          <w:t>得4:11</w:t>
-        </w:r>
-      </w:hyperlink>
-      <w:r>
-        <w:rPr>
-          <w:lang w:val="zh_TW" w:bidi="zh_TW"/>
-        </w:rPr>
-        <w:t>）。在</w:t>
-      </w:r>
-      <w:hyperlink r:id="rId46">
-        <w:r>
-          <w:rPr>
-            <w:lang w:val="zh_TW" w:bidi="zh_TW"/>
-          </w:rPr>
-          <w:rPr>
-            <w:color w:val="0000EE"/>
-            <w:u w:val="single"/>
-          </w:rPr>
-          <w:t>耶利米書三十一章15節</w:t>
-        </w:r>
-      </w:hyperlink>
-      <w:r>
-        <w:rPr>
-          <w:lang w:val="zh_TW" w:bidi="zh_TW"/>
-        </w:rPr>
-        <w:t>，經文描繪拉結因兒女被擄而哭泣。後來，馬太福音引用了這節經文來描述希律屠殺男嬰的事件（</w:t>
-      </w:r>
-      <w:hyperlink r:id="rId47">
-        <w:r>
-          <w:rPr>
-            <w:lang w:val="zh_TW" w:bidi="zh_TW"/>
-          </w:rPr>
-          <w:rPr>
-            <w:color w:val="0000EE"/>
-            <w:u w:val="single"/>
-          </w:rPr>
-          <w:t>太2:18</w:t>
-        </w:r>
-      </w:hyperlink>
-      <w:r>
-        <w:rPr>
-          <w:lang w:val="zh_TW" w:bidi="zh_TW"/>
-        </w:rPr>
-        <w:t>）。</w:t>
+        <w:t>到了大衛與所羅門的時代，以色列人已掌握許多金屬提煉與加工的技術。大衛在統治時期征服了以東，而以東盛產銅與鐵（</w:t>
+      </w:r>
+      <w:hyperlink r:id="rId106">
+        <w:r>
+          <w:rPr>
+            <w:lang w:val="zh_TW" w:bidi="zh_TW"/>
+          </w:rPr>
+          <w:rPr>
+            <w:color w:val="0000EE"/>
+            <w:u w:val="single"/>
+          </w:rPr>
+          <w:t>撒下8:13–14</w:t>
+        </w:r>
+      </w:hyperlink>
+      <w:r>
+        <w:rPr>
+          <w:lang w:val="zh_TW" w:bidi="zh_TW"/>
+        </w:rPr>
+        <w:t>），約旦河谷地區的各種金屬鑄造工作亦蓬勃發展（</w:t>
+      </w:r>
+      <w:hyperlink r:id="rId107">
+        <w:r>
+          <w:rPr>
+            <w:lang w:val="zh_TW" w:bidi="zh_TW"/>
+          </w:rPr>
+          <w:rPr>
+            <w:color w:val="0000EE"/>
+            <w:u w:val="single"/>
+          </w:rPr>
+          <w:t>王上7:13–14、45–46</w:t>
+        </w:r>
+      </w:hyperlink>
+      <w:r>
+        <w:rPr>
+          <w:lang w:val="zh_TW" w:bidi="zh_TW"/>
+        </w:rPr>
+        <w:t>）。所羅門在進行這些工作時，得到腓尼基工匠希蘭協助。以色列的傳統認為冶金的起源出自土八‧該隱（</w:t>
+      </w:r>
+      <w:hyperlink r:id="rId108">
+        <w:r>
+          <w:rPr>
+            <w:lang w:val="zh_TW" w:bidi="zh_TW"/>
+          </w:rPr>
+          <w:rPr>
+            <w:color w:val="0000EE"/>
+            <w:u w:val="single"/>
+          </w:rPr>
+          <w:t>創4:22</w:t>
+        </w:r>
+      </w:hyperlink>
+      <w:r>
+        <w:rPr>
+          <w:lang w:val="zh_TW" w:bidi="zh_TW"/>
+        </w:rPr>
+        <w:t>），經文說他打造各種銅器和鐵器。</w:t>
+      </w:r>
+      <w:hyperlink r:id="rId109">
+        <w:r>
+          <w:rPr>
+            <w:lang w:val="zh_TW" w:bidi="zh_TW"/>
+          </w:rPr>
+          <w:rPr>
+            <w:color w:val="0000EE"/>
+            <w:u w:val="single"/>
+          </w:rPr>
+          <w:t>申命記八章9節</w:t>
+        </w:r>
+      </w:hyperlink>
+      <w:r>
+        <w:rPr>
+          <w:lang w:val="zh_TW" w:bidi="zh_TW"/>
+        </w:rPr>
+        <w:t>提到，以色列人要進入的那地盛產鐵與銅。</w:t>
       </w:r>
     </w:p>
     <w:p>
@@ -1604,38 +2826,45 @@
       </w:r>
       <w:r>
         <w:rPr>
-          <w:i/>
-          <w:lang w:val="zh_TW" w:bidi="zh_TW"/>
-        </w:rPr>
-        <w:t>見</w:t>
-      </w:r>
-      <w:r>
-        <w:rPr>
-          <w:lang w:val="zh_TW" w:bidi="zh_TW"/>
-        </w:rPr>
-        <w:t xml:space="preserve"> </w:t>
-      </w:r>
-      <w:r>
-        <w:rPr>
-          <w:lang w:val="zh_TW" w:bidi="zh_TW"/>
-        </w:rPr>
-        <w:t>雅各 #1</w:t>
-      </w:r>
-      <w:r>
-        <w:rPr>
-          <w:lang w:val="zh_TW" w:bidi="zh_TW"/>
-        </w:rPr>
-        <w:t>。</w:t>
-      </w:r>
-      <w:r>
-        <w:rPr>
-          <w:lang w:val="zh_TW" w:bidi="zh_TW"/>
-        </w:rPr>
-      </w:r>
-      <w:r>
-        <w:rPr>
-          <w:lang w:val="zh_TW" w:bidi="zh_TW"/>
-        </w:rPr>
+          <w:lang w:val="zh_TW" w:bidi="zh_TW"/>
+        </w:rPr>
+        <w:t>雖然以色列人後來能自己進行金屬加工，但從</w:t>
+      </w:r>
+      <w:hyperlink r:id="rId110">
+        <w:r>
+          <w:rPr>
+            <w:lang w:val="zh_TW" w:bidi="zh_TW"/>
+          </w:rPr>
+          <w:rPr>
+            <w:color w:val="0000EE"/>
+            <w:u w:val="single"/>
+          </w:rPr>
+          <w:t>撒母耳記上十三章19至22節</w:t>
+        </w:r>
+      </w:hyperlink>
+      <w:r>
+        <w:rPr>
+          <w:lang w:val="zh_TW" w:bidi="zh_TW"/>
+        </w:rPr>
+        <w:t>可以看出，在非利士人統治的某段時期，他們甚至必須把農具交給敵人製作。同樣地，所羅門聖殿中禮儀器皿的製作，也由腓尼基的工匠監督（</w:t>
+      </w:r>
+      <w:hyperlink r:id="rId111">
+        <w:r>
+          <w:rPr>
+            <w:lang w:val="zh_TW" w:bidi="zh_TW"/>
+          </w:rPr>
+          <w:rPr>
+            <w:color w:val="0000EE"/>
+            <w:u w:val="single"/>
+          </w:rPr>
+          <w:t>王上7:13–50</w:t>
+        </w:r>
+      </w:hyperlink>
+      <w:r>
+        <w:rPr>
+          <w:lang w:val="zh_TW" w:bidi="zh_TW"/>
+        </w:rPr>
+        <w:t>）。</w:t>
       </w:r>
     </w:p>
     <w:p>
@@ -1645,21 +2874,29 @@
           <w:lang w:val="zh_TW" w:bidi="zh_TW"/>
         </w:rPr>
       </w:r>
-    </w:p>
-    <w:p>
-      <w:pPr>
-        <w:pStyle w:val="Heading2"/>
-      </w:pPr>
-      <w:r>
-        <w:rPr>
-          <w:lang w:val="zh_TW" w:bidi="zh_TW"/>
-        </w:rPr>
-        <w:t>拉結的墓</w:t>
-      </w:r>
-      <w:r>
-        <w:rPr>
-          <w:lang w:val="zh_TW" w:bidi="zh_TW"/>
-        </w:rPr>
+      <w:r>
+        <w:rPr>
+          <w:lang w:val="zh_TW" w:bidi="zh_TW"/>
+        </w:rPr>
+        <w:t>礦物、金屬和寶石也是重要的貿易物品。以色列本身並不多出產這些資源，因此必須從外地進口各類材料。示巴女王來見所羅門時，她一方面處理外交事務，一方面推動貿易往來（</w:t>
+      </w:r>
+      <w:hyperlink r:id="rId112">
+        <w:r>
+          <w:rPr>
+            <w:lang w:val="zh_TW" w:bidi="zh_TW"/>
+          </w:rPr>
+          <w:rPr>
+            <w:color w:val="0000EE"/>
+            <w:u w:val="single"/>
+          </w:rPr>
+          <w:t>王上10:2、10–11</w:t>
+        </w:r>
+      </w:hyperlink>
+      <w:r>
+        <w:rPr>
+          <w:lang w:val="zh_TW" w:bidi="zh_TW"/>
+        </w:rPr>
+        <w:t>）。</w:t>
       </w:r>
     </w:p>
     <w:p>
@@ -1673,43 +2910,18 @@
         <w:rPr>
           <w:lang w:val="zh_TW" w:bidi="zh_TW"/>
         </w:rPr>
-        <w:t>雅各在拉結的墳墓所在地立了一個碑（</w:t>
-      </w:r>
-      <w:hyperlink r:id="rId48">
-        <w:r>
-          <w:rPr>
-            <w:lang w:val="zh_TW" w:bidi="zh_TW"/>
-          </w:rPr>
-          <w:rPr>
-            <w:color w:val="0000EE"/>
-            <w:u w:val="single"/>
-          </w:rPr>
-          <w:t>創5:19–20</w:t>
-        </w:r>
-      </w:hyperlink>
-      <w:r>
-        <w:rPr>
-          <w:lang w:val="zh_TW" w:bidi="zh_TW"/>
-        </w:rPr>
-        <w:t>）。直到撒母耳的時代，這個碑仍然存在（</w:t>
-      </w:r>
-      <w:hyperlink r:id="rId44">
-        <w:r>
-          <w:rPr>
-            <w:lang w:val="zh_TW" w:bidi="zh_TW"/>
-          </w:rPr>
-          <w:rPr>
-            <w:color w:val="0000EE"/>
-            <w:u w:val="single"/>
-          </w:rPr>
-          <w:t>撒上10:2</w:t>
-        </w:r>
-      </w:hyperlink>
-      <w:r>
-        <w:rPr>
-          <w:lang w:val="zh_TW" w:bidi="zh_TW"/>
-        </w:rPr>
-        <w:t>）。</w:t>
+        <w:t>金屬與寶石也常成為入侵者掠奪的戰利品，其中以埃及人和亞述人最為典型，但並非只有他們如此。人們對這些物品的需求一直很大，因為農業、製造武器、製作珠寶與製作各種個人飾品都需要這些材料。</w:t>
+      </w:r>
+    </w:p>
+    <w:p>
+      <w:pPr>
+        <w:pStyle w:val="Heading3"/>
+      </w:pPr>
+      <w:r>
+        <w:rPr>
+          <w:lang w:val="zh_TW" w:bidi="zh_TW"/>
+        </w:rPr>
+        <w:t>礦物</w:t>
       </w:r>
     </w:p>
     <w:p>
@@ -1723,155 +2935,18 @@
         <w:rPr>
           <w:lang w:val="zh_TW" w:bidi="zh_TW"/>
         </w:rPr>
-        <w:t>由於流傳至今的兩種傳統說法，拉結墓的原址仍有爭議：</w:t>
+        <w:t>礦物是一種無機物，具有固定的化學成分與結構，有時單獨存在，有時與其它物質一起存在。「礦石」指任何含有金屬化合物的礦物或礦物集合體，只要其含量與品質足以讓金屬提煉具有商業價值，就可稱為礦石。金屬這一主要成分在自然界中通常以化合物的形式存在，例如硫化物、氧化物、碳酸鹽或其它化合物，其中以硫化物與氧化物最為常見。礦物具有多種特性，例如顏色、光澤、晶體形態、解理、斷口、硬度與密度；這些特性不但有助於辨識礦物，也決定該礦物是否適合商業與工業用途。</w:t>
       </w:r>
     </w:p>
     <w:p>
       <w:pPr>
-        <w:pStyle w:val="ListNumber"/>
-        <w:numPr>
-          <w:ilvl w:val="0"/>
-          <w:numId w:val="15"/>
-        </w:numPr>
-        <w:spacing w:line="240" w:lineRule="auto"/>
-        <w:ind w:left="720"/>
-      </w:pPr>
-      <w:r>
-        <w:rPr>
-          <w:lang w:val="zh_TW" w:bidi="zh_TW"/>
-        </w:rPr>
-      </w:r>
-      <w:r>
-        <w:rPr>
-          <w:lang w:val="zh_TW" w:bidi="zh_TW"/>
-        </w:rPr>
-        <w:t>較早的傳統認為，拉結的墓位於耶路撒冷南面的伯利恆附近（</w:t>
-      </w:r>
-      <w:hyperlink r:id="rId49">
-        <w:r>
-          <w:rPr>
-            <w:lang w:val="zh_TW" w:bidi="zh_TW"/>
-          </w:rPr>
-          <w:rPr>
-            <w:color w:val="0000EE"/>
-            <w:u w:val="single"/>
-          </w:rPr>
-          <w:t>創35:19</w:t>
-        </w:r>
-      </w:hyperlink>
-      <w:r>
-        <w:rPr>
-          <w:lang w:val="zh_TW" w:bidi="zh_TW"/>
-        </w:rPr>
-        <w:t>，</w:t>
-      </w:r>
-      <w:hyperlink r:id="rId50">
-        <w:r>
-          <w:rPr>
-            <w:lang w:val="zh_TW" w:bidi="zh_TW"/>
-          </w:rPr>
-          <w:rPr>
-            <w:color w:val="0000EE"/>
-            <w:u w:val="single"/>
-          </w:rPr>
-          <w:t>48:7</w:t>
-        </w:r>
-      </w:hyperlink>
-      <w:r>
-        <w:rPr>
-          <w:lang w:val="zh_TW" w:bidi="zh_TW"/>
-        </w:rPr>
-        <w:t>；</w:t>
-      </w:r>
-      <w:hyperlink r:id="rId47">
-        <w:r>
-          <w:rPr>
-            <w:lang w:val="zh_TW" w:bidi="zh_TW"/>
-          </w:rPr>
-          <w:rPr>
-            <w:color w:val="0000EE"/>
-            <w:u w:val="single"/>
-          </w:rPr>
-          <w:t>太2:18</w:t>
-        </w:r>
-      </w:hyperlink>
-      <w:r>
-        <w:rPr>
-          <w:lang w:val="zh_TW" w:bidi="zh_TW"/>
-        </w:rPr>
-        <w:t>）。約瑟夫（Josephus）、優西比烏（Eusebius）、耶柔米（Jerome）、俄利根（Origen）和塔木德學者（Talmudists）都支持這種看法。</w:t>
-      </w:r>
-    </w:p>
-    <w:p>
-      <w:pPr>
-        <w:pStyle w:val="ListNumber"/>
-        <w:spacing w:line="240" w:lineRule="auto"/>
-        <w:ind w:left="720"/>
-      </w:pPr>
-      <w:r>
-        <w:rPr>
-          <w:lang w:val="zh_TW" w:bidi="zh_TW"/>
-        </w:rPr>
-      </w:r>
-      <w:r>
-        <w:rPr>
-          <w:lang w:val="zh_TW" w:bidi="zh_TW"/>
-        </w:rPr>
-        <w:t>第二個地點是以法他（</w:t>
-      </w:r>
-      <w:hyperlink r:id="rId49">
-        <w:r>
-          <w:rPr>
-            <w:lang w:val="zh_TW" w:bidi="zh_TW"/>
-          </w:rPr>
-          <w:rPr>
-            <w:color w:val="0000EE"/>
-            <w:u w:val="single"/>
-          </w:rPr>
-          <w:t>創35:19</w:t>
-        </w:r>
-      </w:hyperlink>
-      <w:r>
-        <w:rPr>
-          <w:lang w:val="zh_TW" w:bidi="zh_TW"/>
-        </w:rPr>
-        <w:t>）。這地方位於便雅憫北部邊界，距離耶路撒冷以北16.1公里（10英里）（</w:t>
-      </w:r>
-      <w:hyperlink r:id="rId44">
-        <w:r>
-          <w:rPr>
-            <w:lang w:val="zh_TW" w:bidi="zh_TW"/>
-          </w:rPr>
-          <w:rPr>
-            <w:color w:val="0000EE"/>
-            <w:u w:val="single"/>
-          </w:rPr>
-          <w:t>撒上10:2</w:t>
-        </w:r>
-      </w:hyperlink>
-      <w:r>
-        <w:rPr>
-          <w:lang w:val="zh_TW" w:bidi="zh_TW"/>
-        </w:rPr>
-        <w:t>；</w:t>
-      </w:r>
-      <w:hyperlink r:id="rId46">
-        <w:r>
-          <w:rPr>
-            <w:lang w:val="zh_TW" w:bidi="zh_TW"/>
-          </w:rPr>
-          <w:rPr>
-            <w:color w:val="0000EE"/>
-            <w:u w:val="single"/>
-          </w:rPr>
-          <w:t>耶31:15</w:t>
-        </w:r>
-      </w:hyperlink>
-      <w:r>
-        <w:rPr>
-          <w:lang w:val="zh_TW" w:bidi="zh_TW"/>
-        </w:rPr>
-        <w:t>），靠近古代的伯特利。</w:t>
+        <w:pStyle w:val="Heading3"/>
+      </w:pPr>
+      <w:r>
+        <w:rPr>
+          <w:lang w:val="zh_TW" w:bidi="zh_TW"/>
+        </w:rPr>
+        <w:t>金屬</w:t>
       </w:r>
     </w:p>
     <w:p>
@@ -1885,17 +2960,7 @@
         <w:rPr>
           <w:lang w:val="zh_TW" w:bidi="zh_TW"/>
         </w:rPr>
-        <w:t>拉結的墓是聖經中最早提到的「墓葬紀念碑」（sepulchral monument；為紀念死者而設立的大型雕像）。拉結的墓的圖畫是世界各地猶太人家庭常見的裝飾品。</w:t>
-      </w:r>
-      <w:r>
-        <w:rPr>
-          <w:lang w:val="zh_TW" w:bidi="zh_TW"/>
-        </w:rPr>
-      </w:r>
-      <w:r>
-        <w:rPr>
-          <w:lang w:val="zh_TW" w:bidi="zh_TW"/>
-        </w:rPr>
+        <w:t>金屬在純淨狀態下，是化學上純單一的元素，具有固定的物理特性，例如密度、抗拉強度、晶體結構、熔點、延展性、導電性等等。金屬能與其它金屬形成合金，但這個過程會使金屬失去純度。無論在古代世界或現代世界，合金都極其重要。</w:t>
       </w:r>
     </w:p>
     <w:p>
@@ -1905,32 +2970,22 @@
           <w:lang w:val="zh_TW" w:bidi="zh_TW"/>
         </w:rPr>
       </w:r>
+      <w:r>
+        <w:rPr>
+          <w:lang w:val="zh_TW" w:bidi="zh_TW"/>
+        </w:rPr>
+        <w:t>要取得純金屬，必須把含有金屬的礦石加以冶煉，這個過程稱為冶金（metallurgy）。古代以色列普遍使用純金屬，包括金、銀、鐵和鉛，但青銅與黃銅等合金的使用範圍更廣。</w:t>
+      </w:r>
     </w:p>
     <w:p>
       <w:pPr>
-        <w:pStyle w:val="Heading2"/>
-      </w:pPr>
-      <w:r>
-        <w:rPr>
-          <w:lang w:val="zh_TW" w:bidi="zh_TW"/>
-        </w:rPr>
-        <w:t>拉瑪</w:t>
-      </w:r>
-      <w:r>
-        <w:rPr>
-          <w:lang w:val="zh_TW" w:bidi="zh_TW"/>
-        </w:rPr>
-      </w:r>
-    </w:p>
-    <w:p>
-      <w:pPr>
-        <w:pStyle w:val="Heading2"/>
-      </w:pPr>
-      <w:r>
-        <w:rPr>
-          <w:lang w:val="zh_TW" w:bidi="zh_TW"/>
-        </w:rPr>
-        <w:t>拉瑪</w:t>
+        <w:pStyle w:val="Heading4"/>
+      </w:pPr>
+      <w:r>
+        <w:rPr>
+          <w:lang w:val="zh_TW" w:bidi="zh_TW"/>
+        </w:rPr>
+        <w:t>冶金與金屬提煉</w:t>
       </w:r>
     </w:p>
     <w:p>
@@ -1944,18 +2999,36 @@
         <w:rPr>
           <w:lang w:val="zh_TW" w:bidi="zh_TW"/>
         </w:rPr>
-        <w:t>古實的五個兒子之一，且是含的後裔，是示巴和底但的父親（</w:t>
-      </w:r>
-      <w:hyperlink r:id="rId51">
-        <w:r>
-          <w:rPr>
-            <w:lang w:val="zh_TW" w:bidi="zh_TW"/>
-          </w:rPr>
-          <w:rPr>
-            <w:color w:val="0000EE"/>
-            <w:u w:val="single"/>
-          </w:rPr>
-          <w:t>創10:7</w:t>
+        <w:t>大約在公元前1300年，小亞細亞的赫人發現製造堅硬熟鐵（wrought iron）的方法，後來非利士人也採用這項技術（</w:t>
+      </w:r>
+      <w:hyperlink r:id="rId113">
+        <w:r>
+          <w:rPr>
+            <w:lang w:val="zh_TW" w:bidi="zh_TW"/>
+          </w:rPr>
+          <w:rPr>
+            <w:color w:val="0000EE"/>
+            <w:u w:val="single"/>
+          </w:rPr>
+          <w:t>撒上13:19–20</w:t>
+        </w:r>
+      </w:hyperlink>
+      <w:r>
+        <w:rPr>
+          <w:lang w:val="zh_TW" w:bidi="zh_TW"/>
+        </w:rPr>
+        <w:t>）。最初，人們從簡單的爐中取得鐵後，會把鐵取出並反覆錘打，把爐渣敲出（</w:t>
+      </w:r>
+      <w:hyperlink r:id="rId114">
+        <w:r>
+          <w:rPr>
+            <w:lang w:val="zh_TW" w:bidi="zh_TW"/>
+          </w:rPr>
+          <w:rPr>
+            <w:color w:val="0000EE"/>
+            <w:u w:val="single"/>
+          </w:rPr>
+          <w:t>申4:20</w:t>
         </w:r>
       </w:hyperlink>
       <w:r>
@@ -1964,51 +3037,41 @@
         </w:rPr>
         <w:t>；</w:t>
       </w:r>
-      <w:hyperlink r:id="rId52">
-        <w:r>
-          <w:rPr>
-            <w:lang w:val="zh_TW" w:bidi="zh_TW"/>
-          </w:rPr>
-          <w:rPr>
-            <w:color w:val="0000EE"/>
-            <w:u w:val="single"/>
-          </w:rPr>
-          <w:t>代上1:9</w:t>
-        </w:r>
-      </w:hyperlink>
-      <w:r>
-        <w:rPr>
-          <w:lang w:val="zh_TW" w:bidi="zh_TW"/>
-        </w:rPr>
-        <w:t>）。</w:t>
-      </w:r>
-      <w:hyperlink r:id="rId53">
-        <w:r>
-          <w:rPr>
-            <w:lang w:val="zh_TW" w:bidi="zh_TW"/>
-          </w:rPr>
-          <w:rPr>
-            <w:color w:val="0000EE"/>
-            <w:u w:val="single"/>
-          </w:rPr>
-          <w:t>以西結書二十七章22節</w:t>
-        </w:r>
-      </w:hyperlink>
-      <w:r>
-        <w:rPr>
-          <w:lang w:val="zh_TW" w:bidi="zh_TW"/>
-        </w:rPr>
-        <w:t>提到示巴人和拉瑪人與泰爾的商人交易香料和寶石。拉瑪的名字後來被用來作為一個城鎮的名稱，或許就是阿拉伯西南部的麥因（Ma'in） 。</w:t>
-      </w:r>
-      <w:r>
-        <w:rPr>
-          <w:lang w:val="zh_TW" w:bidi="zh_TW"/>
-        </w:rPr>
-      </w:r>
-      <w:r>
-        <w:rPr>
-          <w:lang w:val="zh_TW" w:bidi="zh_TW"/>
-        </w:rPr>
+      <w:hyperlink r:id="rId115">
+        <w:r>
+          <w:rPr>
+            <w:lang w:val="zh_TW" w:bidi="zh_TW"/>
+          </w:rPr>
+          <w:rPr>
+            <w:color w:val="0000EE"/>
+            <w:u w:val="single"/>
+          </w:rPr>
+          <w:t>王上8:51</w:t>
+        </w:r>
+      </w:hyperlink>
+      <w:r>
+        <w:rPr>
+          <w:lang w:val="zh_TW" w:bidi="zh_TW"/>
+        </w:rPr>
+        <w:t>；</w:t>
+      </w:r>
+      <w:hyperlink r:id="rId116">
+        <w:r>
+          <w:rPr>
+            <w:lang w:val="zh_TW" w:bidi="zh_TW"/>
+          </w:rPr>
+          <w:rPr>
+            <w:color w:val="0000EE"/>
+            <w:u w:val="single"/>
+          </w:rPr>
+          <w:t>耶11:4</w:t>
+        </w:r>
+      </w:hyperlink>
+      <w:r>
+        <w:rPr>
+          <w:lang w:val="zh_TW" w:bidi="zh_TW"/>
+        </w:rPr>
+        <w:t>）。之後，人們又在鐵中加入碳，製造出早期形式的鋼。</w:t>
       </w:r>
     </w:p>
     <w:p>
@@ -2018,786 +3081,11 @@
           <w:lang w:val="zh_TW" w:bidi="zh_TW"/>
         </w:rPr>
       </w:r>
-    </w:p>
-    <w:p>
-      <w:pPr>
-        <w:pStyle w:val="Heading2"/>
-      </w:pPr>
-      <w:r>
-        <w:rPr>
-          <w:lang w:val="zh_TW" w:bidi="zh_TW"/>
-        </w:rPr>
-        <w:t>拉瑪</w:t>
-      </w:r>
-      <w:r>
-        <w:rPr>
-          <w:lang w:val="zh_TW" w:bidi="zh_TW"/>
-        </w:rPr>
-      </w:r>
-    </w:p>
-    <w:p>
-      <w:pPr>
-        <w:pStyle w:val="ListNumber"/>
-        <w:numPr>
-          <w:ilvl w:val="0"/>
-          <w:numId w:val="16"/>
-        </w:numPr>
-        <w:spacing w:line="240" w:lineRule="auto"/>
-        <w:ind w:left="720"/>
-      </w:pPr>
-      <w:r>
-        <w:rPr>
-          <w:lang w:val="zh_TW" w:bidi="zh_TW"/>
-        </w:rPr>
-      </w:r>
-      <w:r>
-        <w:rPr>
-          <w:lang w:val="zh_TW" w:bidi="zh_TW"/>
-        </w:rPr>
-        <w:t>這是分給便雅憫支派為業的一座城，在城的名單中列於基遍和比錄之間（</w:t>
-      </w:r>
-      <w:hyperlink r:id="rId54">
-        <w:r>
-          <w:rPr>
-            <w:lang w:val="zh_TW" w:bidi="zh_TW"/>
-          </w:rPr>
-          <w:rPr>
-            <w:color w:val="0000EE"/>
-            <w:u w:val="single"/>
-          </w:rPr>
-          <w:t>書18:25</w:t>
-        </w:r>
-      </w:hyperlink>
-      <w:r>
-        <w:rPr>
-          <w:lang w:val="zh_TW" w:bidi="zh_TW"/>
-        </w:rPr>
-        <w:t>）。雅各的妻子拉結葬在這城附近（</w:t>
-      </w:r>
-      <w:hyperlink r:id="rId47">
-        <w:r>
-          <w:rPr>
-            <w:lang w:val="zh_TW" w:bidi="zh_TW"/>
-          </w:rPr>
-          <w:rPr>
-            <w:color w:val="0000EE"/>
-            <w:u w:val="single"/>
-          </w:rPr>
-          <w:t>太2:18</w:t>
-        </w:r>
-      </w:hyperlink>
-      <w:r>
-        <w:rPr>
-          <w:lang w:val="zh_TW" w:bidi="zh_TW"/>
-        </w:rPr>
-        <w:t>；參</w:t>
-      </w:r>
-      <w:hyperlink r:id="rId55">
-        <w:r>
-          <w:rPr>
-            <w:lang w:val="zh_TW" w:bidi="zh_TW"/>
-          </w:rPr>
-          <w:rPr>
-            <w:color w:val="0000EE"/>
-            <w:u w:val="single"/>
-          </w:rPr>
-          <w:t>創35:16–21</w:t>
-        </w:r>
-      </w:hyperlink>
-      <w:r>
-        <w:rPr>
-          <w:lang w:val="zh_TW" w:bidi="zh_TW"/>
-        </w:rPr>
-        <w:t>；</w:t>
-      </w:r>
-      <w:hyperlink r:id="rId46">
-        <w:r>
-          <w:rPr>
-            <w:lang w:val="zh_TW" w:bidi="zh_TW"/>
-          </w:rPr>
-          <w:rPr>
-            <w:color w:val="0000EE"/>
-            <w:u w:val="single"/>
-          </w:rPr>
-          <w:t>耶31:15</w:t>
-        </w:r>
-      </w:hyperlink>
-      <w:r>
-        <w:rPr>
-          <w:lang w:val="zh_TW" w:bidi="zh_TW"/>
-        </w:rPr>
-        <w:t>）。拉瑪靠近伯特利，也是底波拉審判以色列的地方（</w:t>
-      </w:r>
-      <w:hyperlink r:id="rId56">
-        <w:r>
-          <w:rPr>
-            <w:lang w:val="zh_TW" w:bidi="zh_TW"/>
-          </w:rPr>
-          <w:rPr>
-            <w:color w:val="0000EE"/>
-            <w:u w:val="single"/>
-          </w:rPr>
-          <w:t>士4:5</w:t>
-        </w:r>
-      </w:hyperlink>
-      <w:r>
-        <w:rPr>
-          <w:lang w:val="zh_TW" w:bidi="zh_TW"/>
-        </w:rPr>
-        <w:t>）。一個利未人和他的妾從伯利恆向北行走時，也曾在這城暫時停留（</w:t>
-      </w:r>
-      <w:hyperlink r:id="rId57">
-        <w:r>
-          <w:rPr>
-            <w:lang w:val="zh_TW" w:bidi="zh_TW"/>
-          </w:rPr>
-          <w:rPr>
-            <w:color w:val="0000EE"/>
-            <w:u w:val="single"/>
-          </w:rPr>
-          <w:t>士19:13</w:t>
-        </w:r>
-      </w:hyperlink>
-      <w:r>
-        <w:rPr>
-          <w:lang w:val="zh_TW" w:bidi="zh_TW"/>
-        </w:rPr>
-        <w:t>）。</w:t>
-        <w:br/>
-      </w:r>
-      <w:r>
-        <w:rPr>
-          <w:lang w:val="zh_TW" w:bidi="zh_TW"/>
-        </w:rPr>
-        <w:t>在南北分裂王國時期（公元前930至722年），以色列王巴沙加強了拉瑪的防禦。巴沙利用拉瑪來阻止猶大王亞撒的軍隊進入以色列。約在公元前885年，亞蘭王便‧哈達一世（Ben-hadad I）發動攻擊後，巴沙離開拉瑪，急忙率軍北上迎戰。亞撒拆毀拉瑪的防禦工事，並把拆下來的材料用來建造迦巴和米斯巴兩座城（</w:t>
-      </w:r>
-      <w:hyperlink r:id="rId58">
-        <w:r>
-          <w:rPr>
-            <w:lang w:val="zh_TW" w:bidi="zh_TW"/>
-          </w:rPr>
-          <w:rPr>
-            <w:color w:val="0000EE"/>
-            <w:u w:val="single"/>
-          </w:rPr>
-          <w:t>王上15:17–22</w:t>
-        </w:r>
-      </w:hyperlink>
-      <w:r>
-        <w:rPr>
-          <w:lang w:val="zh_TW" w:bidi="zh_TW"/>
-        </w:rPr>
-        <w:t>；</w:t>
-      </w:r>
-      <w:hyperlink r:id="rId59">
-        <w:r>
-          <w:rPr>
-            <w:lang w:val="zh_TW" w:bidi="zh_TW"/>
-          </w:rPr>
-          <w:rPr>
-            <w:color w:val="0000EE"/>
-            <w:u w:val="single"/>
-          </w:rPr>
-          <w:t>代下16:1–6</w:t>
-        </w:r>
-      </w:hyperlink>
-      <w:r>
-        <w:rPr>
-          <w:lang w:val="zh_TW" w:bidi="zh_TW"/>
-        </w:rPr>
-        <w:t>）。</w:t>
-        <w:br/>
-      </w:r>
-      <w:r>
-        <w:rPr>
-          <w:lang w:val="zh_TW" w:bidi="zh_TW"/>
-        </w:rPr>
-        <w:t>公元前701年，亞述王西拿基立率領軍隊，經過迦巴、拉瑪和基比亞，向猶大王希西家和耶路撒冷進軍（</w:t>
-      </w:r>
-      <w:hyperlink r:id="rId60">
-        <w:r>
-          <w:rPr>
-            <w:lang w:val="zh_TW" w:bidi="zh_TW"/>
-          </w:rPr>
-          <w:rPr>
-            <w:color w:val="0000EE"/>
-            <w:u w:val="single"/>
-          </w:rPr>
-          <w:t>賽10:29</w:t>
-        </w:r>
-      </w:hyperlink>
-      <w:r>
-        <w:rPr>
-          <w:lang w:val="zh_TW" w:bidi="zh_TW"/>
-        </w:rPr>
-        <w:t>）。後來，尼布甲尼撒王把拉瑪作為安置被擄往巴比倫之猶太人的地方。護衛長尼布撒拉旦在那裡把耶利米從被擄的人當中釋放出來（</w:t>
-      </w:r>
-      <w:hyperlink r:id="rId61">
-        <w:r>
-          <w:rPr>
-            <w:lang w:val="zh_TW" w:bidi="zh_TW"/>
-          </w:rPr>
-          <w:rPr>
-            <w:color w:val="0000EE"/>
-            <w:u w:val="single"/>
-          </w:rPr>
-          <w:t>耶40:1</w:t>
-        </w:r>
-      </w:hyperlink>
-      <w:r>
-        <w:rPr>
-          <w:lang w:val="zh_TW" w:bidi="zh_TW"/>
-        </w:rPr>
-        <w:t>）。</w:t>
-        <w:br/>
-      </w:r>
-      <w:r>
-        <w:rPr>
-          <w:lang w:val="zh_TW" w:bidi="zh_TW"/>
-        </w:rPr>
-        <w:t>從巴比倫被擄歸回之後，住在拉瑪的人跟隨所羅巴伯歸回，並重建這座城（</w:t>
-      </w:r>
-      <w:hyperlink r:id="rId62">
-        <w:r>
-          <w:rPr>
-            <w:lang w:val="zh_TW" w:bidi="zh_TW"/>
-          </w:rPr>
-          <w:rPr>
-            <w:color w:val="0000EE"/>
-            <w:u w:val="single"/>
-          </w:rPr>
-          <w:t>拉2:26</w:t>
-        </w:r>
-      </w:hyperlink>
-      <w:r>
-        <w:rPr>
-          <w:lang w:val="zh_TW" w:bidi="zh_TW"/>
-        </w:rPr>
-        <w:t>；</w:t>
-      </w:r>
-      <w:hyperlink r:id="rId63">
-        <w:r>
-          <w:rPr>
-            <w:lang w:val="zh_TW" w:bidi="zh_TW"/>
-          </w:rPr>
-          <w:rPr>
-            <w:color w:val="0000EE"/>
-            <w:u w:val="single"/>
-          </w:rPr>
-          <w:t>尼7:30</w:t>
-        </w:r>
-      </w:hyperlink>
-      <w:r>
-        <w:rPr>
-          <w:lang w:val="zh_TW" w:bidi="zh_TW"/>
-        </w:rPr>
-        <w:t>）。有些人認為，被擄歸回之後，拉瑪是便雅憫境內另一座城，位置較偏西，靠近沿海平原（</w:t>
-      </w:r>
-      <w:hyperlink r:id="rId64">
-        <w:r>
-          <w:rPr>
-            <w:lang w:val="zh_TW" w:bidi="zh_TW"/>
-          </w:rPr>
-          <w:rPr>
-            <w:color w:val="0000EE"/>
-            <w:u w:val="single"/>
-          </w:rPr>
-          <w:t>尼11:33</w:t>
-        </w:r>
-      </w:hyperlink>
-      <w:r>
-        <w:rPr>
-          <w:lang w:val="zh_TW" w:bidi="zh_TW"/>
-        </w:rPr>
-        <w:t>）。拉瑪的遺址一般認為就是今日位於耶路撒冷以北8公里（5英里）的厄蘭（er-Ram）村。</w:t>
-      </w:r>
-    </w:p>
-    <w:p>
-      <w:pPr>
-        <w:pStyle w:val="ListNumber"/>
-        <w:spacing w:line="240" w:lineRule="auto"/>
-        <w:ind w:left="720"/>
-      </w:pPr>
-      <w:r>
-        <w:rPr>
-          <w:lang w:val="zh_TW" w:bidi="zh_TW"/>
-        </w:rPr>
-      </w:r>
-      <w:r>
-        <w:rPr>
-          <w:lang w:val="zh_TW" w:bidi="zh_TW"/>
-        </w:rPr>
-        <w:t>這是位於南地的一座城，是西緬支派在猶大地業內南部邊界的城之一（</w:t>
-      </w:r>
-      <w:hyperlink r:id="rId65">
-        <w:r>
-          <w:rPr>
-            <w:lang w:val="zh_TW" w:bidi="zh_TW"/>
-          </w:rPr>
-          <w:rPr>
-            <w:color w:val="0000EE"/>
-            <w:u w:val="single"/>
-          </w:rPr>
-          <w:t>書19:8</w:t>
-        </w:r>
-      </w:hyperlink>
-      <w:r>
-        <w:rPr>
-          <w:lang w:val="zh_TW" w:bidi="zh_TW"/>
-        </w:rPr>
-        <w:t>）。這城又稱南地拉末（</w:t>
-      </w:r>
-      <w:hyperlink r:id="rId66">
-        <w:r>
-          <w:rPr>
-            <w:lang w:val="zh_TW" w:bidi="zh_TW"/>
-          </w:rPr>
-          <w:rPr>
-            <w:color w:val="0000EE"/>
-            <w:u w:val="single"/>
-          </w:rPr>
-          <w:t>撒上30:27</w:t>
-        </w:r>
-      </w:hyperlink>
-      <w:r>
-        <w:rPr>
-          <w:lang w:val="zh_TW" w:bidi="zh_TW"/>
-        </w:rPr>
-        <w:t>）和巴拉‧比珥（</w:t>
-      </w:r>
-      <w:hyperlink r:id="rId65">
-        <w:r>
-          <w:rPr>
-            <w:lang w:val="zh_TW" w:bidi="zh_TW"/>
-          </w:rPr>
-          <w:rPr>
-            <w:color w:val="0000EE"/>
-            <w:u w:val="single"/>
-          </w:rPr>
-          <w:t>書19:8</w:t>
-        </w:r>
-      </w:hyperlink>
-      <w:r>
-        <w:rPr>
-          <w:lang w:val="zh_TW" w:bidi="zh_TW"/>
-        </w:rPr>
-        <w:t>；參</w:t>
-      </w:r>
-      <w:hyperlink r:id="rId67">
-        <w:r>
-          <w:rPr>
-            <w:lang w:val="zh_TW" w:bidi="zh_TW"/>
-          </w:rPr>
-          <w:rPr>
-            <w:color w:val="0000EE"/>
-            <w:u w:val="single"/>
-          </w:rPr>
-          <w:t>代上4:33</w:t>
-        </w:r>
-      </w:hyperlink>
-      <w:r>
-        <w:rPr>
-          <w:lang w:val="zh_TW" w:bidi="zh_TW"/>
-        </w:rPr>
-        <w:t>）。</w:t>
-        <w:br/>
-      </w:r>
-      <w:r>
-        <w:rPr>
-          <w:i/>
-          <w:lang w:val="zh_TW" w:bidi="zh_TW"/>
-        </w:rPr>
-        <w:t>見</w:t>
-      </w:r>
-      <w:r>
-        <w:rPr>
-          <w:lang w:val="zh_TW" w:bidi="zh_TW"/>
-        </w:rPr>
-        <w:t xml:space="preserve"> </w:t>
-      </w:r>
-      <w:r>
-        <w:rPr>
-          <w:lang w:val="zh_TW" w:bidi="zh_TW"/>
-        </w:rPr>
-        <w:t>巴拉‧比珥</w:t>
-      </w:r>
-      <w:r>
-        <w:rPr>
-          <w:lang w:val="zh_TW" w:bidi="zh_TW"/>
-        </w:rPr>
-        <w:t>。</w:t>
-      </w:r>
-    </w:p>
-    <w:p>
-      <w:pPr>
-        <w:pStyle w:val="ListNumber"/>
-        <w:spacing w:line="240" w:lineRule="auto"/>
-        <w:ind w:left="720"/>
-      </w:pPr>
-      <w:r>
-        <w:rPr>
-          <w:lang w:val="zh_TW" w:bidi="zh_TW"/>
-        </w:rPr>
-      </w:r>
-      <w:r>
-        <w:rPr>
-          <w:lang w:val="zh_TW" w:bidi="zh_TW"/>
-        </w:rPr>
-        <w:t>亞設支派邊界上的一座城，在城的名單中列於西頓和泰爾之間（</w:t>
-      </w:r>
-      <w:hyperlink r:id="rId68">
-        <w:r>
-          <w:rPr>
-            <w:lang w:val="zh_TW" w:bidi="zh_TW"/>
-          </w:rPr>
-          <w:rPr>
-            <w:color w:val="0000EE"/>
-            <w:u w:val="single"/>
-          </w:rPr>
-          <w:t>書19:29</w:t>
-        </w:r>
-      </w:hyperlink>
-      <w:r>
-        <w:rPr>
-          <w:lang w:val="zh_TW" w:bidi="zh_TW"/>
-        </w:rPr>
-        <w:t>）。</w:t>
-      </w:r>
-    </w:p>
-    <w:p>
-      <w:pPr>
-        <w:pStyle w:val="ListNumber"/>
-        <w:spacing w:line="240" w:lineRule="auto"/>
-        <w:ind w:left="720"/>
-      </w:pPr>
-      <w:r>
-        <w:rPr>
-          <w:lang w:val="zh_TW" w:bidi="zh_TW"/>
-        </w:rPr>
-      </w:r>
-      <w:r>
-        <w:rPr>
-          <w:lang w:val="zh_TW" w:bidi="zh_TW"/>
-        </w:rPr>
-        <w:t>分給拿弗他利支派的19座堅固城之一，在城的名單中列於亞大瑪和夏瑣之間（</w:t>
-      </w:r>
-      <w:hyperlink r:id="rId69">
-        <w:r>
-          <w:rPr>
-            <w:lang w:val="zh_TW" w:bidi="zh_TW"/>
-          </w:rPr>
-          <w:rPr>
-            <w:color w:val="0000EE"/>
-            <w:u w:val="single"/>
-          </w:rPr>
-          <w:t>書19:36</w:t>
-        </w:r>
-      </w:hyperlink>
-      <w:r>
-        <w:rPr>
-          <w:lang w:val="zh_TW" w:bidi="zh_TW"/>
-        </w:rPr>
-        <w:t>）。一般認為這城就是今日的厄拉梅（er-Rameh），位於加利利海西北約17.7公里（11英里）。</w:t>
-      </w:r>
-    </w:p>
-    <w:p>
-      <w:pPr>
-        <w:pStyle w:val="ListNumber"/>
-        <w:spacing w:line="240" w:lineRule="auto"/>
-        <w:ind w:left="720"/>
-      </w:pPr>
-      <w:r>
-        <w:rPr>
-          <w:lang w:val="zh_TW" w:bidi="zh_TW"/>
-        </w:rPr>
-      </w:r>
-      <w:r>
-        <w:rPr>
-          <w:lang w:val="zh_TW" w:bidi="zh_TW"/>
-        </w:rPr>
-        <w:t>以利加拿和哈拿的家鄉，也是撒母耳出生的地方（</w:t>
-      </w:r>
-      <w:hyperlink r:id="rId70">
-        <w:r>
-          <w:rPr>
-            <w:lang w:val="zh_TW" w:bidi="zh_TW"/>
-          </w:rPr>
-          <w:rPr>
-            <w:color w:val="0000EE"/>
-            <w:u w:val="single"/>
-          </w:rPr>
-          <w:t>撒上1:19</w:t>
-        </w:r>
-      </w:hyperlink>
-      <w:r>
-        <w:rPr>
-          <w:lang w:val="zh_TW" w:bidi="zh_TW"/>
-        </w:rPr>
-        <w:t>，</w:t>
-      </w:r>
-      <w:hyperlink r:id="rId71">
-        <w:r>
-          <w:rPr>
-            <w:lang w:val="zh_TW" w:bidi="zh_TW"/>
-          </w:rPr>
-          <w:rPr>
-            <w:color w:val="0000EE"/>
-            <w:u w:val="single"/>
-          </w:rPr>
-          <w:t>2:11</w:t>
-        </w:r>
-      </w:hyperlink>
-      <w:r>
-        <w:rPr>
-          <w:lang w:val="zh_TW" w:bidi="zh_TW"/>
-        </w:rPr>
-        <w:t>）。後來，這城也成為撒母耳的住處（</w:t>
-      </w:r>
-      <w:hyperlink r:id="rId72">
-        <w:r>
-          <w:rPr>
-            <w:lang w:val="zh_TW" w:bidi="zh_TW"/>
-          </w:rPr>
-          <w:rPr>
-            <w:color w:val="0000EE"/>
-            <w:u w:val="single"/>
-          </w:rPr>
-          <w:t>撒上7:17</w:t>
-        </w:r>
-      </w:hyperlink>
-      <w:r>
-        <w:rPr>
-          <w:lang w:val="zh_TW" w:bidi="zh_TW"/>
-        </w:rPr>
-        <w:t>，</w:t>
-      </w:r>
-      <w:hyperlink r:id="rId73">
-        <w:r>
-          <w:rPr>
-            <w:lang w:val="zh_TW" w:bidi="zh_TW"/>
-          </w:rPr>
-          <w:rPr>
-            <w:color w:val="0000EE"/>
-            <w:u w:val="single"/>
-          </w:rPr>
-          <w:t>16:13</w:t>
-        </w:r>
-      </w:hyperlink>
-      <w:r>
-        <w:rPr>
-          <w:lang w:val="zh_TW" w:bidi="zh_TW"/>
-        </w:rPr>
-        <w:t>）。撒母耳在拉瑪、伯特利、吉甲和米斯巴治理以色列（</w:t>
-      </w:r>
-      <w:hyperlink r:id="rId72">
-        <w:r>
-          <w:rPr>
-            <w:lang w:val="zh_TW" w:bidi="zh_TW"/>
-          </w:rPr>
-          <w:rPr>
-            <w:color w:val="0000EE"/>
-            <w:u w:val="single"/>
-          </w:rPr>
-          <w:t>撒上7:17</w:t>
-        </w:r>
-      </w:hyperlink>
-      <w:r>
-        <w:rPr>
-          <w:lang w:val="zh_TW" w:bidi="zh_TW"/>
-        </w:rPr>
-        <w:t>）。掃羅首次在這城遇見撒母耳（</w:t>
-      </w:r>
-      <w:hyperlink r:id="rId74">
-        <w:r>
-          <w:rPr>
-            <w:lang w:val="zh_TW" w:bidi="zh_TW"/>
-          </w:rPr>
-          <w:rPr>
-            <w:color w:val="0000EE"/>
-            <w:u w:val="single"/>
-          </w:rPr>
-          <w:t>撒上9:6–10</w:t>
-        </w:r>
-      </w:hyperlink>
-      <w:r>
-        <w:rPr>
-          <w:lang w:val="zh_TW" w:bidi="zh_TW"/>
-        </w:rPr>
-        <w:t>）。以色列的長老也是在這裡請求撒母耳為他們立王（</w:t>
-      </w:r>
-      <w:hyperlink r:id="rId75">
-        <w:r>
-          <w:rPr>
-            <w:lang w:val="zh_TW" w:bidi="zh_TW"/>
-          </w:rPr>
-          <w:rPr>
-            <w:color w:val="0000EE"/>
-            <w:u w:val="single"/>
-          </w:rPr>
-          <w:t>撒上8:4</w:t>
-        </w:r>
-      </w:hyperlink>
-      <w:r>
-        <w:rPr>
-          <w:lang w:val="zh_TW" w:bidi="zh_TW"/>
-        </w:rPr>
-        <w:t>）。後來，大衛為躲避掃羅王而逃到這裡（</w:t>
-      </w:r>
-      <w:hyperlink r:id="rId76">
-        <w:r>
-          <w:rPr>
-            <w:lang w:val="zh_TW" w:bidi="zh_TW"/>
-          </w:rPr>
-          <w:rPr>
-            <w:color w:val="0000EE"/>
-            <w:u w:val="single"/>
-          </w:rPr>
-          <w:t>撒上19:18–20:1</w:t>
-        </w:r>
-      </w:hyperlink>
-      <w:r>
-        <w:rPr>
-          <w:lang w:val="zh_TW" w:bidi="zh_TW"/>
-        </w:rPr>
-        <w:t>）。撒母耳死後葬在拉瑪（</w:t>
-      </w:r>
-      <w:hyperlink r:id="rId77">
-        <w:r>
-          <w:rPr>
-            <w:lang w:val="zh_TW" w:bidi="zh_TW"/>
-          </w:rPr>
-          <w:rPr>
-            <w:color w:val="0000EE"/>
-            <w:u w:val="single"/>
-          </w:rPr>
-          <w:t>撒上25:1，</w:t>
-        </w:r>
-      </w:hyperlink>
-      <w:hyperlink r:id="rId78">
-        <w:r>
-          <w:rPr>
-            <w:lang w:val="zh_TW" w:bidi="zh_TW"/>
-          </w:rPr>
-          <w:rPr>
-            <w:color w:val="0000EE"/>
-            <w:u w:val="single"/>
-          </w:rPr>
-          <w:t>28:3</w:t>
-        </w:r>
-      </w:hyperlink>
-      <w:r>
-        <w:rPr>
-          <w:lang w:val="zh_TW" w:bidi="zh_TW"/>
-        </w:rPr>
-        <w:t>）。</w:t>
-      </w:r>
-      <w:hyperlink r:id="rId79">
-        <w:r>
-          <w:rPr>
-            <w:lang w:val="zh_TW" w:bidi="zh_TW"/>
-          </w:rPr>
-          <w:rPr>
-            <w:color w:val="0000EE"/>
-            <w:u w:val="single"/>
-          </w:rPr>
-          <w:t>撒母耳記上一章1節</w:t>
-        </w:r>
-      </w:hyperlink>
-      <w:r>
-        <w:rPr>
-          <w:lang w:val="zh_TW" w:bidi="zh_TW"/>
-        </w:rPr>
-        <w:t>又稱這城為拉瑪‧瑣非。</w:t>
-      </w:r>
-    </w:p>
-    <w:p>
-      <w:pPr>
-        <w:pStyle w:val="ListNumber"/>
-        <w:spacing w:line="240" w:lineRule="auto"/>
-        <w:ind w:left="720"/>
-      </w:pPr>
-      <w:r>
-        <w:rPr>
-          <w:lang w:val="zh_TW" w:bidi="zh_TW"/>
-        </w:rPr>
-      </w:r>
-      <w:r>
-        <w:rPr>
-          <w:lang w:val="zh_TW" w:bidi="zh_TW"/>
-        </w:rPr>
-        <w:t>基列的拉末的簡稱（</w:t>
-      </w:r>
-      <w:hyperlink r:id="rId80">
-        <w:r>
-          <w:rPr>
-            <w:lang w:val="zh_TW" w:bidi="zh_TW"/>
-          </w:rPr>
-          <w:rPr>
-            <w:color w:val="0000EE"/>
-            <w:u w:val="single"/>
-          </w:rPr>
-          <w:t>王下8:29</w:t>
-        </w:r>
-      </w:hyperlink>
-      <w:r>
-        <w:rPr>
-          <w:lang w:val="zh_TW" w:bidi="zh_TW"/>
-        </w:rPr>
-        <w:t>；</w:t>
-      </w:r>
-      <w:hyperlink r:id="rId81">
-        <w:r>
-          <w:rPr>
-            <w:lang w:val="zh_TW" w:bidi="zh_TW"/>
-          </w:rPr>
-          <w:rPr>
-            <w:color w:val="0000EE"/>
-            <w:u w:val="single"/>
-          </w:rPr>
-          <w:t>代下22:6</w:t>
-        </w:r>
-      </w:hyperlink>
-      <w:r>
-        <w:rPr>
-          <w:lang w:val="zh_TW" w:bidi="zh_TW"/>
-        </w:rPr>
-        <w:t>）。</w:t>
-        <w:br/>
-      </w:r>
-      <w:r>
-        <w:rPr>
-          <w:i/>
-          <w:lang w:val="zh_TW" w:bidi="zh_TW"/>
-        </w:rPr>
-        <w:t>見</w:t>
-      </w:r>
-      <w:r>
-        <w:rPr>
-          <w:lang w:val="zh_TW" w:bidi="zh_TW"/>
-        </w:rPr>
-        <w:t xml:space="preserve"> </w:t>
-      </w:r>
-      <w:r>
-        <w:rPr>
-          <w:lang w:val="zh_TW" w:bidi="zh_TW"/>
-        </w:rPr>
-        <w:t>基列的拉末</w:t>
-      </w:r>
-      <w:r>
-        <w:rPr>
-          <w:lang w:val="zh_TW" w:bidi="zh_TW"/>
-        </w:rPr>
-        <w:t>。</w:t>
-      </w:r>
-      <w:r>
-        <w:rPr>
-          <w:lang w:val="zh_TW" w:bidi="zh_TW"/>
-        </w:rPr>
-      </w:r>
-      <w:r>
-        <w:rPr>
-          <w:lang w:val="zh_TW" w:bidi="zh_TW"/>
-        </w:rPr>
+      <w:r>
+        <w:rPr>
+          <w:lang w:val="zh_TW" w:bidi="zh_TW"/>
+        </w:rPr>
+        <w:t>至於鉛的硫化物礦石，人們會把它與石灰一同加熱，並讓空氣流入，使其產生混有石粒的爐渣；然後切斷空氣供應並提高溫度，最後鉛便能夠流出。</w:t>
       </w:r>
     </w:p>
     <w:p>
@@ -2807,86 +3095,178 @@
           <w:lang w:val="zh_TW" w:bidi="zh_TW"/>
         </w:rPr>
       </w:r>
+      <w:r>
+        <w:rPr>
+          <w:lang w:val="zh_TW" w:bidi="zh_TW"/>
+        </w:rPr>
+        <w:t>舊約聖經提到開採銀礦（</w:t>
+      </w:r>
+      <w:hyperlink r:id="rId117">
+        <w:r>
+          <w:rPr>
+            <w:lang w:val="zh_TW" w:bidi="zh_TW"/>
+          </w:rPr>
+          <w:rPr>
+            <w:color w:val="0000EE"/>
+            <w:u w:val="single"/>
+          </w:rPr>
+          <w:t>伯28:1</w:t>
+        </w:r>
+      </w:hyperlink>
+      <w:r>
+        <w:rPr>
+          <w:lang w:val="zh_TW" w:bidi="zh_TW"/>
+        </w:rPr>
+        <w:t>）、提煉金屬（</w:t>
+      </w:r>
+      <w:hyperlink r:id="rId118">
+        <w:r>
+          <w:rPr>
+            <w:lang w:val="zh_TW" w:bidi="zh_TW"/>
+          </w:rPr>
+          <w:rPr>
+            <w:color w:val="0000EE"/>
+            <w:u w:val="single"/>
+          </w:rPr>
+          <w:t>亞13:9</w:t>
+        </w:r>
+      </w:hyperlink>
+      <w:r>
+        <w:rPr>
+          <w:lang w:val="zh_TW" w:bidi="zh_TW"/>
+        </w:rPr>
+        <w:t>；</w:t>
+      </w:r>
+      <w:hyperlink r:id="rId119">
+        <w:r>
+          <w:rPr>
+            <w:lang w:val="zh_TW" w:bidi="zh_TW"/>
+          </w:rPr>
+          <w:rPr>
+            <w:color w:val="0000EE"/>
+            <w:u w:val="single"/>
+          </w:rPr>
+          <w:t>瑪3:3</w:t>
+        </w:r>
+      </w:hyperlink>
+      <w:r>
+        <w:rPr>
+          <w:lang w:val="zh_TW" w:bidi="zh_TW"/>
+        </w:rPr>
+        <w:t>）、熔化廢金屬或珠寶匠留下的碎料（</w:t>
+      </w:r>
+      <w:hyperlink r:id="rId120">
+        <w:r>
+          <w:rPr>
+            <w:lang w:val="zh_TW" w:bidi="zh_TW"/>
+          </w:rPr>
+          <w:rPr>
+            <w:color w:val="0000EE"/>
+            <w:u w:val="single"/>
+          </w:rPr>
+          <w:t>結22:20–22</w:t>
+        </w:r>
+      </w:hyperlink>
+      <w:r>
+        <w:rPr>
+          <w:lang w:val="zh_TW" w:bidi="zh_TW"/>
+        </w:rPr>
+        <w:t>），以及在鼎中多次冶煉（</w:t>
+      </w:r>
+      <w:hyperlink r:id="rId121">
+        <w:r>
+          <w:rPr>
+            <w:lang w:val="zh_TW" w:bidi="zh_TW"/>
+          </w:rPr>
+          <w:rPr>
+            <w:color w:val="0000EE"/>
+            <w:u w:val="single"/>
+          </w:rPr>
+          <w:t>箴17:3，</w:t>
+        </w:r>
+      </w:hyperlink>
+      <w:hyperlink r:id="rId122">
+        <w:r>
+          <w:rPr>
+            <w:lang w:val="zh_TW" w:bidi="zh_TW"/>
+          </w:rPr>
+          <w:rPr>
+            <w:color w:val="0000EE"/>
+            <w:u w:val="single"/>
+          </w:rPr>
+          <w:t>27:21</w:t>
+        </w:r>
+      </w:hyperlink>
+      <w:r>
+        <w:rPr>
+          <w:lang w:val="zh_TW" w:bidi="zh_TW"/>
+        </w:rPr>
+        <w:t>），最終得到精煉的銀（</w:t>
+      </w:r>
+      <w:hyperlink r:id="rId123">
+        <w:r>
+          <w:rPr>
+            <w:lang w:val="zh_TW" w:bidi="zh_TW"/>
+          </w:rPr>
+          <w:rPr>
+            <w:color w:val="0000EE"/>
+            <w:u w:val="single"/>
+          </w:rPr>
+          <w:t>代上29:4</w:t>
+        </w:r>
+      </w:hyperlink>
+      <w:r>
+        <w:rPr>
+          <w:lang w:val="zh_TW" w:bidi="zh_TW"/>
+        </w:rPr>
+        <w:t>；</w:t>
+      </w:r>
+      <w:hyperlink r:id="rId124">
+        <w:r>
+          <w:rPr>
+            <w:lang w:val="zh_TW" w:bidi="zh_TW"/>
+          </w:rPr>
+          <w:rPr>
+            <w:color w:val="0000EE"/>
+            <w:u w:val="single"/>
+          </w:rPr>
+          <w:t>詩12:6</w:t>
+        </w:r>
+      </w:hyperlink>
+      <w:r>
+        <w:rPr>
+          <w:lang w:val="zh_TW" w:bidi="zh_TW"/>
+        </w:rPr>
+        <w:t>；</w:t>
+      </w:r>
+      <w:hyperlink r:id="rId125">
+        <w:r>
+          <w:rPr>
+            <w:lang w:val="zh_TW" w:bidi="zh_TW"/>
+          </w:rPr>
+          <w:rPr>
+            <w:color w:val="0000EE"/>
+            <w:u w:val="single"/>
+          </w:rPr>
+          <w:t>箴10:20</w:t>
+        </w:r>
+      </w:hyperlink>
+      <w:r>
+        <w:rPr>
+          <w:lang w:val="zh_TW" w:bidi="zh_TW"/>
+        </w:rPr>
+        <w:t>）。</w:t>
+      </w:r>
     </w:p>
     <w:p>
       <w:pPr>
-        <w:pStyle w:val="Heading2"/>
-      </w:pPr>
-      <w:r>
-        <w:rPr>
-          <w:lang w:val="zh_TW" w:bidi="zh_TW"/>
-        </w:rPr>
-        <w:t>拉麥</w:t>
-      </w:r>
-      <w:r>
-        <w:rPr>
-          <w:lang w:val="zh_TW" w:bidi="zh_TW"/>
-        </w:rPr>
-      </w:r>
-    </w:p>
-    <w:p>
-      <w:pPr>
-        <w:pStyle w:val="ListNumber"/>
-        <w:numPr>
-          <w:ilvl w:val="0"/>
-          <w:numId w:val="17"/>
-        </w:numPr>
-        <w:spacing w:line="240" w:lineRule="auto"/>
-        <w:ind w:left="720"/>
-      </w:pPr>
-      <w:r>
-        <w:rPr>
-          <w:lang w:val="zh_TW" w:bidi="zh_TW"/>
-        </w:rPr>
-      </w:r>
-      <w:r>
-        <w:rPr>
-          <w:lang w:val="zh_TW" w:bidi="zh_TW"/>
-        </w:rPr>
-        <w:t>瑪土撒利的兒子，該隱的後裔，亞大和洗拉的丈夫。</w:t>
-        <w:br/>
-      </w:r>
-      <w:r>
-        <w:rPr>
-          <w:lang w:val="zh_TW" w:bidi="zh_TW"/>
-        </w:rPr>
-        <w:t>拉麥與亞大所生的兒子是：</w:t>
-      </w:r>
-    </w:p>
-    <w:p>
-      <w:pPr>
-        <w:pStyle w:val="ListBullet"/>
-        <w:spacing w:line="240" w:lineRule="auto"/>
-        <w:ind w:left="1440"/>
-      </w:pPr>
-      <w:r>
-        <w:rPr>
-          <w:lang w:val="zh_TW" w:bidi="zh_TW"/>
-        </w:rPr>
-      </w:r>
-      <w:r>
-        <w:rPr>
-          <w:lang w:val="zh_TW" w:bidi="zh_TW"/>
-        </w:rPr>
-        <w:t>雅八，「住帳棚、牧養牲畜之人的祖師」</w:t>
-      </w:r>
-    </w:p>
-    <w:p>
-      <w:pPr>
-        <w:pStyle w:val="ListBullet"/>
-        <w:spacing w:line="240" w:lineRule="auto"/>
-        <w:ind w:left="1440"/>
-      </w:pPr>
-      <w:r>
-        <w:rPr>
-          <w:lang w:val="zh_TW" w:bidi="zh_TW"/>
-        </w:rPr>
-      </w:r>
-      <w:r>
-        <w:rPr>
-          <w:lang w:val="zh_TW" w:bidi="zh_TW"/>
-        </w:rPr>
-        <w:t>猶八，「一切彈琴吹簫之人的祖師」</w:t>
+        <w:pStyle w:val="Heading4"/>
+      </w:pPr>
+      <w:r>
+        <w:rPr>
+          <w:lang w:val="zh_TW" w:bidi="zh_TW"/>
+        </w:rPr>
+        <w:t>特定金屬</w:t>
       </w:r>
     </w:p>
     <w:p>
@@ -2900,61 +3280,7 @@
         <w:rPr>
           <w:lang w:val="zh_TW" w:bidi="zh_TW"/>
         </w:rPr>
-        <w:t>他與洗拉所生的兒女是：</w:t>
-      </w:r>
-    </w:p>
-    <w:p>
-      <w:pPr>
-        <w:pStyle w:val="ListBullet"/>
-        <w:spacing w:line="240" w:lineRule="auto"/>
-        <w:ind w:left="1440"/>
-      </w:pPr>
-      <w:r>
-        <w:rPr>
-          <w:lang w:val="zh_TW" w:bidi="zh_TW"/>
-        </w:rPr>
-      </w:r>
-      <w:r>
-        <w:rPr>
-          <w:lang w:val="zh_TW" w:bidi="zh_TW"/>
-        </w:rPr>
-        <w:t>土八‧該隱，「打造各樣銅鐵利器的」</w:t>
-      </w:r>
-    </w:p>
-    <w:p>
-      <w:pPr>
-        <w:pStyle w:val="ListBullet"/>
-        <w:spacing w:line="240" w:lineRule="auto"/>
-        <w:ind w:left="1440"/>
-      </w:pPr>
-      <w:r>
-        <w:rPr>
-          <w:lang w:val="zh_TW" w:bidi="zh_TW"/>
-        </w:rPr>
-      </w:r>
-      <w:r>
-        <w:rPr>
-          <w:lang w:val="zh_TW" w:bidi="zh_TW"/>
-        </w:rPr>
-        <w:t>拿瑪（</w:t>
-      </w:r>
-      <w:hyperlink r:id="rId82">
-        <w:r>
-          <w:rPr>
-            <w:lang w:val="zh_TW" w:bidi="zh_TW"/>
-          </w:rPr>
-          <w:rPr>
-            <w:color w:val="0000EE"/>
-            <w:u w:val="single"/>
-          </w:rPr>
-          <w:t>創4:18–22</w:t>
-        </w:r>
-      </w:hyperlink>
-      <w:r>
-        <w:rPr>
-          <w:lang w:val="zh_TW" w:bidi="zh_TW"/>
-        </w:rPr>
-        <w:t>）</w:t>
+        <w:t>雖然舊約聖經多處經文顯示當時的人懂得冶金，但考古資料卻相對有限。當時的加工場所規模很小，主要用來處理銅與鐵。考古記錄並不完整，但整體印象顯示：巴勒斯坦的金屬礦石相對稀少，人們必須大量依賴進口。不過，考古發掘出土了許多用來鑄造農具和軍事工具的模具。很明顯，當地能取得少量經過提煉的金屬，但大部分金屬可能仍需從外地輸入。當時，人們會把金屬加熱熔化，再把熔化的金屬倒進相應的陶質或泥質模具裡。</w:t>
       </w:r>
     </w:p>
     <w:p>
@@ -2968,203 +3294,7 @@
         <w:rPr>
           <w:lang w:val="zh_TW" w:bidi="zh_TW"/>
         </w:rPr>
-        <w:t>創世記較早的章節記載，拉麥的兒女象徵畜牧、音樂與金屬工藝的起源。拉麥的歌（</w:t>
-      </w:r>
-      <w:hyperlink r:id="rId83">
-        <w:r>
-          <w:rPr>
-            <w:lang w:val="zh_TW" w:bidi="zh_TW"/>
-          </w:rPr>
-          <w:rPr>
-            <w:color w:val="0000EE"/>
-            <w:u w:val="single"/>
-          </w:rPr>
-          <w:t>創4:23–24</w:t>
-        </w:r>
-      </w:hyperlink>
-      <w:r>
-        <w:rPr>
-          <w:lang w:val="zh_TW" w:bidi="zh_TW"/>
-        </w:rPr>
-        <w:t>）是希伯來詩歌的早期例子。在這首歌裡，拉麥誇口自己殺了一個傷害他的人，把自己的報復與該隱殺亞伯相比（</w:t>
-      </w:r>
-      <w:hyperlink r:id="rId84">
-        <w:r>
-          <w:rPr>
-            <w:lang w:val="zh_TW" w:bidi="zh_TW"/>
-          </w:rPr>
-          <w:rPr>
-            <w:color w:val="0000EE"/>
-            <w:u w:val="single"/>
-          </w:rPr>
-          <w:t>創4:8–12</w:t>
-        </w:r>
-      </w:hyperlink>
-      <w:r>
-        <w:rPr>
-          <w:lang w:val="zh_TW" w:bidi="zh_TW"/>
-        </w:rPr>
-        <w:t>）。他說：「若殺該隱，遭報七倍，殺拉麥，必遭報七十七倍。」這首歌顯示，隨著文明發展，驕傲與暴力也隨之增長，這與耶穌關於饒恕的教導形成強烈對比──耶穌教導門徒要饒恕「七十個七次」（</w:t>
-      </w:r>
-      <w:hyperlink r:id="rId85">
-        <w:r>
-          <w:rPr>
-            <w:lang w:val="zh_TW" w:bidi="zh_TW"/>
-          </w:rPr>
-          <w:rPr>
-            <w:color w:val="0000EE"/>
-            <w:u w:val="single"/>
-          </w:rPr>
-          <w:t>太18:22</w:t>
-        </w:r>
-      </w:hyperlink>
-      <w:r>
-        <w:rPr>
-          <w:lang w:val="zh_TW" w:bidi="zh_TW"/>
-        </w:rPr>
-        <w:t>）。</w:t>
-      </w:r>
-    </w:p>
-    <w:p>
-      <w:pPr>
-        <w:pStyle w:val="ListNumber"/>
-        <w:numPr>
-          <w:ilvl w:val="0"/>
-          <w:numId w:val="18"/>
-        </w:numPr>
-        <w:spacing w:line="240" w:lineRule="auto"/>
-        <w:ind w:left="720"/>
-      </w:pPr>
-      <w:r>
-        <w:rPr>
-          <w:lang w:val="zh_TW" w:bidi="zh_TW"/>
-        </w:rPr>
-      </w:r>
-      <w:r>
-        <w:rPr>
-          <w:lang w:val="zh_TW" w:bidi="zh_TW"/>
-        </w:rPr>
-        <w:t>瑪土撒拉的兒子，挪亞的父親（</w:t>
-      </w:r>
-      <w:hyperlink r:id="rId86">
-        <w:r>
-          <w:rPr>
-            <w:lang w:val="zh_TW" w:bidi="zh_TW"/>
-          </w:rPr>
-          <w:rPr>
-            <w:color w:val="0000EE"/>
-            <w:u w:val="single"/>
-          </w:rPr>
-          <w:t>創5:25–31</w:t>
-        </w:r>
-      </w:hyperlink>
-      <w:r>
-        <w:rPr>
-          <w:lang w:val="zh_TW" w:bidi="zh_TW"/>
-        </w:rPr>
-        <w:t>；</w:t>
-      </w:r>
-      <w:hyperlink r:id="rId87">
-        <w:r>
-          <w:rPr>
-            <w:lang w:val="zh_TW" w:bidi="zh_TW"/>
-          </w:rPr>
-          <w:rPr>
-            <w:color w:val="0000EE"/>
-            <w:u w:val="single"/>
-          </w:rPr>
-          <w:t>代上1:3</w:t>
-        </w:r>
-      </w:hyperlink>
-      <w:r>
-        <w:rPr>
-          <w:lang w:val="zh_TW" w:bidi="zh_TW"/>
-        </w:rPr>
-        <w:t>）。挪亞出生時，拉麥盼望這孩子能使人類從降在亞當身上的咒詛中得著安慰（</w:t>
-      </w:r>
-      <w:hyperlink r:id="rId88">
-        <w:r>
-          <w:rPr>
-            <w:lang w:val="zh_TW" w:bidi="zh_TW"/>
-          </w:rPr>
-          <w:rPr>
-            <w:color w:val="0000EE"/>
-            <w:u w:val="single"/>
-          </w:rPr>
-          <w:t>創5:29</w:t>
-        </w:r>
-      </w:hyperlink>
-      <w:r>
-        <w:rPr>
-          <w:lang w:val="zh_TW" w:bidi="zh_TW"/>
-        </w:rPr>
-        <w:t>；參</w:t>
-      </w:r>
-      <w:hyperlink r:id="rId89">
-        <w:r>
-          <w:rPr>
-            <w:lang w:val="zh_TW" w:bidi="zh_TW"/>
-          </w:rPr>
-          <w:rPr>
-            <w:color w:val="0000EE"/>
-            <w:u w:val="single"/>
-          </w:rPr>
-          <w:t>創3:17</w:t>
-        </w:r>
-      </w:hyperlink>
-      <w:r>
-        <w:rPr>
-          <w:lang w:val="zh_TW" w:bidi="zh_TW"/>
-        </w:rPr>
-        <w:t>）。他活到777歲，是洪水發生前壽命最長的人之一。死海古卷記載拉麥與他父親瑪土撒拉之間的長篇對話。記載於</w:t>
-      </w:r>
-      <w:hyperlink r:id="rId90">
-        <w:r>
-          <w:rPr>
-            <w:lang w:val="zh_TW" w:bidi="zh_TW"/>
-          </w:rPr>
-          <w:rPr>
-            <w:color w:val="0000EE"/>
-            <w:u w:val="single"/>
-          </w:rPr>
-          <w:t>路加福音三章36節</w:t>
-        </w:r>
-      </w:hyperlink>
-      <w:r>
-        <w:rPr>
-          <w:lang w:val="zh_TW" w:bidi="zh_TW"/>
-        </w:rPr>
-        <w:t>的家譜將拉麥列為耶穌的先祖。</w:t>
-        <w:br/>
-      </w:r>
-      <w:r>
-        <w:rPr>
-          <w:i/>
-          <w:lang w:val="zh_TW" w:bidi="zh_TW"/>
-        </w:rPr>
-        <w:t>另見</w:t>
-      </w:r>
-      <w:r>
-        <w:rPr>
-          <w:lang w:val="zh_TW" w:bidi="zh_TW"/>
-        </w:rPr>
-        <w:t>耶穌基督的家譜</w:t>
-      </w:r>
-      <w:r>
-        <w:rPr>
-          <w:lang w:val="zh_TW" w:bidi="zh_TW"/>
-        </w:rPr>
-        <w:t>。</w:t>
-      </w:r>
-      <w:r>
-        <w:rPr>
-          <w:lang w:val="zh_TW" w:bidi="zh_TW"/>
-        </w:rPr>
-      </w:r>
-      <w:r>
-        <w:rPr>
-          <w:lang w:val="zh_TW" w:bidi="zh_TW"/>
-        </w:rPr>
+        <w:t>聖經多次提到金屬，尤其是金、銀、鐵和鉛。銅的使用十分普遍，但多半以合金的形式出現，也就是青銅或黃銅。相對地，聖經較少直接提到錫，然而錫確實用於青銅的製作上。同樣地，鋅雖然是製造黃銅所需的金屬，但聖經沒有提到鋅。</w:t>
       </w:r>
     </w:p>
     <w:p>
@@ -3174,21 +3304,11 @@
           <w:lang w:val="zh_TW" w:bidi="zh_TW"/>
         </w:rPr>
       </w:r>
-    </w:p>
-    <w:p>
-      <w:pPr>
-        <w:pStyle w:val="Heading2"/>
-      </w:pPr>
-      <w:r>
-        <w:rPr>
-          <w:lang w:val="zh_TW" w:bidi="zh_TW"/>
-        </w:rPr>
-        <w:t>拉沙</w:t>
-      </w:r>
-      <w:r>
-        <w:rPr>
-          <w:lang w:val="zh_TW" w:bidi="zh_TW"/>
-        </w:rPr>
+      <w:r>
+        <w:rPr>
+          <w:lang w:val="zh_TW" w:bidi="zh_TW"/>
+        </w:rPr>
+        <w:t>舊約聖經與新約聖經多次提到金，出現次數遠超過其它金屬。經文常常同時提及金與銀，而且大多數先提及銀、後提及金，反映曾有一段時期，金的價值低於銀。</w:t>
       </w:r>
     </w:p>
     <w:p>
@@ -3202,35 +3322,283 @@
         <w:rPr>
           <w:lang w:val="zh_TW" w:bidi="zh_TW"/>
         </w:rPr>
-        <w:t>一個地名，除此之外沒有其它資訊。在一段古老的記載中，它被用來指示迦南人所居之地的南界（</w:t>
-      </w:r>
-      <w:hyperlink r:id="rId91">
-        <w:r>
-          <w:rPr>
-            <w:lang w:val="zh_TW" w:bidi="zh_TW"/>
-          </w:rPr>
-          <w:rPr>
-            <w:color w:val="0000EE"/>
-            <w:u w:val="single"/>
-          </w:rPr>
-          <w:t>創10:19</w:t>
-        </w:r>
-      </w:hyperlink>
-      <w:r>
-        <w:rPr>
-          <w:lang w:val="zh_TW" w:bidi="zh_TW"/>
-        </w:rPr>
-        <w:t>）。該處經文將拉沙與死海南端附近的其它城邑並列。</w:t>
-      </w:r>
-      <w:r>
-        <w:rPr>
-          <w:lang w:val="zh_TW" w:bidi="zh_TW"/>
-        </w:rPr>
-      </w:r>
-      <w:r>
-        <w:rPr>
-          <w:lang w:val="zh_TW" w:bidi="zh_TW"/>
-        </w:rPr>
+        <w:t>金用於製作個人使用的飾物（</w:t>
+      </w:r>
+      <w:hyperlink r:id="rId126">
+        <w:r>
+          <w:rPr>
+            <w:lang w:val="zh_TW" w:bidi="zh_TW"/>
+          </w:rPr>
+          <w:rPr>
+            <w:color w:val="0000EE"/>
+            <w:u w:val="single"/>
+          </w:rPr>
+          <w:t>創24:53，</w:t>
+        </w:r>
+      </w:hyperlink>
+      <w:hyperlink r:id="rId127">
+        <w:r>
+          <w:rPr>
+            <w:lang w:val="zh_TW" w:bidi="zh_TW"/>
+          </w:rPr>
+          <w:rPr>
+            <w:color w:val="0000EE"/>
+            <w:u w:val="single"/>
+          </w:rPr>
+          <w:t>41:42</w:t>
+        </w:r>
+      </w:hyperlink>
+      <w:r>
+        <w:rPr>
+          <w:lang w:val="zh_TW" w:bidi="zh_TW"/>
+        </w:rPr>
+        <w:t>；</w:t>
+      </w:r>
+      <w:hyperlink r:id="rId128">
+        <w:r>
+          <w:rPr>
+            <w:lang w:val="zh_TW" w:bidi="zh_TW"/>
+          </w:rPr>
+          <w:rPr>
+            <w:color w:val="0000EE"/>
+            <w:u w:val="single"/>
+          </w:rPr>
+          <w:t>出3:22，</w:t>
+        </w:r>
+      </w:hyperlink>
+      <w:hyperlink r:id="rId129">
+        <w:r>
+          <w:rPr>
+            <w:lang w:val="zh_TW" w:bidi="zh_TW"/>
+          </w:rPr>
+          <w:rPr>
+            <w:color w:val="0000EE"/>
+            <w:u w:val="single"/>
+          </w:rPr>
+          <w:t>11:2，</w:t>
+        </w:r>
+      </w:hyperlink>
+      <w:hyperlink r:id="rId130">
+        <w:r>
+          <w:rPr>
+            <w:lang w:val="zh_TW" w:bidi="zh_TW"/>
+          </w:rPr>
+          <w:rPr>
+            <w:color w:val="0000EE"/>
+            <w:u w:val="single"/>
+          </w:rPr>
+          <w:t>12:35</w:t>
+        </w:r>
+      </w:hyperlink>
+      <w:r>
+        <w:rPr>
+          <w:lang w:val="zh_TW" w:bidi="zh_TW"/>
+        </w:rPr>
+        <w:t>）。金在敬拜中也佔重要地位，不論在以色列或列邦都是如此。經文多次提到外邦人的假神（</w:t>
+      </w:r>
+      <w:hyperlink r:id="rId131">
+        <w:r>
+          <w:rPr>
+            <w:lang w:val="zh_TW" w:bidi="zh_TW"/>
+          </w:rPr>
+          <w:rPr>
+            <w:color w:val="0000EE"/>
+            <w:u w:val="single"/>
+          </w:rPr>
+          <w:t>出20:23，</w:t>
+        </w:r>
+      </w:hyperlink>
+      <w:hyperlink r:id="rId132">
+        <w:r>
+          <w:rPr>
+            <w:lang w:val="zh_TW" w:bidi="zh_TW"/>
+          </w:rPr>
+          <w:rPr>
+            <w:color w:val="0000EE"/>
+            <w:u w:val="single"/>
+          </w:rPr>
+          <w:t>32:2–4</w:t>
+        </w:r>
+      </w:hyperlink>
+      <w:r>
+        <w:rPr>
+          <w:lang w:val="zh_TW" w:bidi="zh_TW"/>
+        </w:rPr>
+        <w:t>；</w:t>
+      </w:r>
+      <w:hyperlink r:id="rId133">
+        <w:r>
+          <w:rPr>
+            <w:lang w:val="zh_TW" w:bidi="zh_TW"/>
+          </w:rPr>
+          <w:rPr>
+            <w:color w:val="0000EE"/>
+            <w:u w:val="single"/>
+          </w:rPr>
+          <w:t>詩115:4</w:t>
+        </w:r>
+      </w:hyperlink>
+      <w:r>
+        <w:rPr>
+          <w:lang w:val="zh_TW" w:bidi="zh_TW"/>
+        </w:rPr>
+        <w:t>；</w:t>
+      </w:r>
+      <w:hyperlink r:id="rId134">
+        <w:r>
+          <w:rPr>
+            <w:lang w:val="zh_TW" w:bidi="zh_TW"/>
+          </w:rPr>
+          <w:rPr>
+            <w:color w:val="0000EE"/>
+            <w:u w:val="single"/>
+          </w:rPr>
+          <w:t>賽2:20，</w:t>
+        </w:r>
+      </w:hyperlink>
+      <w:hyperlink r:id="rId135">
+        <w:r>
+          <w:rPr>
+            <w:lang w:val="zh_TW" w:bidi="zh_TW"/>
+          </w:rPr>
+          <w:rPr>
+            <w:color w:val="0000EE"/>
+            <w:u w:val="single"/>
+          </w:rPr>
+          <w:t>30:22，</w:t>
+        </w:r>
+      </w:hyperlink>
+      <w:hyperlink r:id="rId136">
+        <w:r>
+          <w:rPr>
+            <w:lang w:val="zh_TW" w:bidi="zh_TW"/>
+          </w:rPr>
+          <w:rPr>
+            <w:color w:val="0000EE"/>
+            <w:u w:val="single"/>
+          </w:rPr>
+          <w:t>31:7，</w:t>
+        </w:r>
+      </w:hyperlink>
+      <w:hyperlink r:id="rId137">
+        <w:r>
+          <w:rPr>
+            <w:lang w:val="zh_TW" w:bidi="zh_TW"/>
+          </w:rPr>
+          <w:rPr>
+            <w:color w:val="0000EE"/>
+            <w:u w:val="single"/>
+          </w:rPr>
+          <w:t>40:19，</w:t>
+        </w:r>
+      </w:hyperlink>
+      <w:hyperlink r:id="rId138">
+        <w:r>
+          <w:rPr>
+            <w:lang w:val="zh_TW" w:bidi="zh_TW"/>
+          </w:rPr>
+          <w:rPr>
+            <w:color w:val="0000EE"/>
+            <w:u w:val="single"/>
+          </w:rPr>
+          <w:t>46:6</w:t>
+        </w:r>
+      </w:hyperlink>
+      <w:r>
+        <w:rPr>
+          <w:lang w:val="zh_TW" w:bidi="zh_TW"/>
+        </w:rPr>
+        <w:t>；</w:t>
+      </w:r>
+      <w:hyperlink r:id="rId139">
+        <w:r>
+          <w:rPr>
+            <w:lang w:val="zh_TW" w:bidi="zh_TW"/>
+          </w:rPr>
+          <w:rPr>
+            <w:color w:val="0000EE"/>
+            <w:u w:val="single"/>
+          </w:rPr>
+          <w:t>何8:4</w:t>
+        </w:r>
+      </w:hyperlink>
+      <w:r>
+        <w:rPr>
+          <w:lang w:val="zh_TW" w:bidi="zh_TW"/>
+        </w:rPr>
+        <w:t>）。人們似乎通常先把金熔化，之後再加以雕刻，因此金製偶像既可稱為鑄成的像（</w:t>
+      </w:r>
+      <w:hyperlink r:id="rId140">
+        <w:r>
+          <w:rPr>
+            <w:lang w:val="zh_TW" w:bidi="zh_TW"/>
+          </w:rPr>
+          <w:rPr>
+            <w:color w:val="0000EE"/>
+            <w:u w:val="single"/>
+          </w:rPr>
+          <w:t>出32:24</w:t>
+        </w:r>
+      </w:hyperlink>
+      <w:r>
+        <w:rPr>
+          <w:lang w:val="zh_TW" w:bidi="zh_TW"/>
+        </w:rPr>
+        <w:t>）和雕刻的像。會幕與聖殿大量使用金：木造的約櫃裡外都包上精金（</w:t>
+      </w:r>
+      <w:hyperlink r:id="rId141">
+        <w:r>
+          <w:rPr>
+            <w:lang w:val="zh_TW" w:bidi="zh_TW"/>
+          </w:rPr>
+          <w:rPr>
+            <w:color w:val="0000EE"/>
+            <w:u w:val="single"/>
+          </w:rPr>
+          <w:t>25:11</w:t>
+        </w:r>
+      </w:hyperlink>
+      <w:r>
+        <w:rPr>
+          <w:lang w:val="zh_TW" w:bidi="zh_TW"/>
+        </w:rPr>
+        <w:t>），其它木製器具也都包上精金（</w:t>
+      </w:r>
+      <w:hyperlink r:id="rId141">
+        <w:r>
+          <w:rPr>
+            <w:lang w:val="zh_TW" w:bidi="zh_TW"/>
+          </w:rPr>
+          <w:rPr>
+            <w:color w:val="0000EE"/>
+            <w:u w:val="single"/>
+          </w:rPr>
+          <w:t>25:11</w:t>
+        </w:r>
+      </w:hyperlink>
+      <w:r>
+        <w:rPr>
+          <w:lang w:val="zh_TW" w:bidi="zh_TW"/>
+        </w:rPr>
+        <w:t>；</w:t>
+      </w:r>
+      <w:hyperlink r:id="rId142">
+        <w:r>
+          <w:rPr>
+            <w:lang w:val="zh_TW" w:bidi="zh_TW"/>
+          </w:rPr>
+          <w:rPr>
+            <w:color w:val="0000EE"/>
+            <w:u w:val="single"/>
+          </w:rPr>
+          <w:t>王上6:20–22、30</w:t>
+        </w:r>
+      </w:hyperlink>
+      <w:r>
+        <w:rPr>
+          <w:lang w:val="zh_TW" w:bidi="zh_TW"/>
+        </w:rPr>
+        <w:t>）。</w:t>
       </w:r>
     </w:p>
     <w:p>
@@ -3240,21 +3608,341 @@
           <w:lang w:val="zh_TW" w:bidi="zh_TW"/>
         </w:rPr>
       </w:r>
-    </w:p>
-    <w:p>
-      <w:pPr>
-        <w:pStyle w:val="Heading2"/>
-      </w:pPr>
-      <w:r>
-        <w:rPr>
-          <w:lang w:val="zh_TW" w:bidi="zh_TW"/>
-        </w:rPr>
-        <w:t>拉吳</w:t>
-      </w:r>
-      <w:r>
-        <w:rPr>
-          <w:lang w:val="zh_TW" w:bidi="zh_TW"/>
-        </w:rPr>
+      <w:r>
+        <w:rPr>
+          <w:lang w:val="zh_TW" w:bidi="zh_TW"/>
+        </w:rPr>
+        <w:t>會幕與聖殿中所用的器皿與用具多為「精金」製作：基路伯（</w:t>
+      </w:r>
+      <w:hyperlink r:id="rId143">
+        <w:r>
+          <w:rPr>
+            <w:lang w:val="zh_TW" w:bidi="zh_TW"/>
+          </w:rPr>
+          <w:rPr>
+            <w:color w:val="0000EE"/>
+            <w:u w:val="single"/>
+          </w:rPr>
+          <w:t>出25:18，</w:t>
+        </w:r>
+      </w:hyperlink>
+      <w:hyperlink r:id="rId144">
+        <w:r>
+          <w:rPr>
+            <w:lang w:val="zh_TW" w:bidi="zh_TW"/>
+          </w:rPr>
+          <w:rPr>
+            <w:color w:val="0000EE"/>
+            <w:u w:val="single"/>
+          </w:rPr>
+          <w:t>37:7</w:t>
+        </w:r>
+      </w:hyperlink>
+      <w:r>
+        <w:rPr>
+          <w:lang w:val="zh_TW" w:bidi="zh_TW"/>
+        </w:rPr>
+        <w:t>）、施恩座（</w:t>
+      </w:r>
+      <w:hyperlink r:id="rId145">
+        <w:r>
+          <w:rPr>
+            <w:lang w:val="zh_TW" w:bidi="zh_TW"/>
+          </w:rPr>
+          <w:rPr>
+            <w:color w:val="0000EE"/>
+            <w:u w:val="single"/>
+          </w:rPr>
+          <w:t>25:17，</w:t>
+        </w:r>
+      </w:hyperlink>
+      <w:hyperlink r:id="rId146">
+        <w:r>
+          <w:rPr>
+            <w:lang w:val="zh_TW" w:bidi="zh_TW"/>
+          </w:rPr>
+          <w:rPr>
+            <w:color w:val="0000EE"/>
+            <w:u w:val="single"/>
+          </w:rPr>
+          <w:t>37:6</w:t>
+        </w:r>
+      </w:hyperlink>
+      <w:r>
+        <w:rPr>
+          <w:lang w:val="zh_TW" w:bidi="zh_TW"/>
+        </w:rPr>
+        <w:t>）、金燈台（</w:t>
+      </w:r>
+      <w:hyperlink r:id="rId147">
+        <w:r>
+          <w:rPr>
+            <w:lang w:val="zh_TW" w:bidi="zh_TW"/>
+          </w:rPr>
+          <w:rPr>
+            <w:color w:val="0000EE"/>
+            <w:u w:val="single"/>
+          </w:rPr>
+          <w:t>出25:31</w:t>
+        </w:r>
+      </w:hyperlink>
+      <w:r>
+        <w:rPr>
+          <w:lang w:val="zh_TW" w:bidi="zh_TW"/>
+        </w:rPr>
+        <w:t>；</w:t>
+      </w:r>
+      <w:hyperlink r:id="rId148">
+        <w:r>
+          <w:rPr>
+            <w:lang w:val="zh_TW" w:bidi="zh_TW"/>
+          </w:rPr>
+          <w:rPr>
+            <w:color w:val="0000EE"/>
+            <w:u w:val="single"/>
+          </w:rPr>
+          <w:t>亞4:2</w:t>
+        </w:r>
+      </w:hyperlink>
+      <w:r>
+        <w:rPr>
+          <w:lang w:val="zh_TW" w:bidi="zh_TW"/>
+        </w:rPr>
+        <w:t>）、各種器皿（</w:t>
+      </w:r>
+      <w:hyperlink r:id="rId149">
+        <w:r>
+          <w:rPr>
+            <w:lang w:val="zh_TW" w:bidi="zh_TW"/>
+          </w:rPr>
+          <w:rPr>
+            <w:color w:val="0000EE"/>
+            <w:u w:val="single"/>
+          </w:rPr>
+          <w:t>出25:38</w:t>
+        </w:r>
+      </w:hyperlink>
+      <w:r>
+        <w:rPr>
+          <w:lang w:val="zh_TW" w:bidi="zh_TW"/>
+        </w:rPr>
+        <w:t>；</w:t>
+      </w:r>
+      <w:hyperlink r:id="rId150">
+        <w:r>
+          <w:rPr>
+            <w:lang w:val="zh_TW" w:bidi="zh_TW"/>
+          </w:rPr>
+          <w:rPr>
+            <w:color w:val="0000EE"/>
+            <w:u w:val="single"/>
+          </w:rPr>
+          <w:t>王下24:13</w:t>
+        </w:r>
+      </w:hyperlink>
+      <w:r>
+        <w:rPr>
+          <w:lang w:val="zh_TW" w:bidi="zh_TW"/>
+        </w:rPr>
+        <w:t>）、懸掛以弗得的金鍊（</w:t>
+      </w:r>
+      <w:hyperlink r:id="rId151">
+        <w:r>
+          <w:rPr>
+            <w:lang w:val="zh_TW" w:bidi="zh_TW"/>
+          </w:rPr>
+          <w:rPr>
+            <w:color w:val="0000EE"/>
+            <w:u w:val="single"/>
+          </w:rPr>
+          <w:t>出28:14</w:t>
+        </w:r>
+      </w:hyperlink>
+      <w:r>
+        <w:rPr>
+          <w:lang w:val="zh_TW" w:bidi="zh_TW"/>
+        </w:rPr>
+        <w:t>），以及大祭司袍子上的金鈴鐺。大祭司的冠冕、以弗得與胸牌也都是金製的（</w:t>
+      </w:r>
+      <w:hyperlink r:id="rId152">
+        <w:r>
+          <w:rPr>
+            <w:lang w:val="zh_TW" w:bidi="zh_TW"/>
+          </w:rPr>
+          <w:rPr>
+            <w:color w:val="0000EE"/>
+            <w:u w:val="single"/>
+          </w:rPr>
+          <w:t>39:2–30</w:t>
+        </w:r>
+      </w:hyperlink>
+      <w:r>
+        <w:rPr>
+          <w:lang w:val="zh_TW" w:bidi="zh_TW"/>
+        </w:rPr>
+        <w:t>）。曠野中為製作這些器具所收的奉獻，包括重達120舍客勒的金皿（</w:t>
+      </w:r>
+      <w:hyperlink r:id="rId153">
+        <w:r>
+          <w:rPr>
+            <w:lang w:val="zh_TW" w:bidi="zh_TW"/>
+          </w:rPr>
+          <w:rPr>
+            <w:color w:val="0000EE"/>
+            <w:u w:val="single"/>
+          </w:rPr>
+          <w:t>民7:86</w:t>
+        </w:r>
+      </w:hyperlink>
+      <w:r>
+        <w:rPr>
+          <w:lang w:val="zh_TW" w:bidi="zh_TW"/>
+        </w:rPr>
+        <w:t>）。比會幕更華美的聖殿，顯然用上更多金子建成（</w:t>
+      </w:r>
+      <w:hyperlink r:id="rId154">
+        <w:r>
+          <w:rPr>
+            <w:lang w:val="zh_TW" w:bidi="zh_TW"/>
+          </w:rPr>
+          <w:rPr>
+            <w:color w:val="0000EE"/>
+            <w:u w:val="single"/>
+          </w:rPr>
+          <w:t>王上6:20–28</w:t>
+        </w:r>
+      </w:hyperlink>
+      <w:r>
+        <w:rPr>
+          <w:lang w:val="zh_TW" w:bidi="zh_TW"/>
+        </w:rPr>
+        <w:t>；</w:t>
+      </w:r>
+      <w:hyperlink r:id="rId155">
+        <w:r>
+          <w:rPr>
+            <w:lang w:val="zh_TW" w:bidi="zh_TW"/>
+          </w:rPr>
+          <w:rPr>
+            <w:color w:val="0000EE"/>
+            <w:u w:val="single"/>
+          </w:rPr>
+          <w:t>代上29:2–7</w:t>
+        </w:r>
+      </w:hyperlink>
+      <w:r>
+        <w:rPr>
+          <w:lang w:val="zh_TW" w:bidi="zh_TW"/>
+        </w:rPr>
+        <w:t>；</w:t>
+      </w:r>
+      <w:hyperlink r:id="rId156">
+        <w:r>
+          <w:rPr>
+            <w:lang w:val="zh_TW" w:bidi="zh_TW"/>
+          </w:rPr>
+          <w:rPr>
+            <w:color w:val="0000EE"/>
+            <w:u w:val="single"/>
+          </w:rPr>
+          <w:t>代下3:4–4:22</w:t>
+        </w:r>
+      </w:hyperlink>
+      <w:r>
+        <w:rPr>
+          <w:lang w:val="zh_TW" w:bidi="zh_TW"/>
+        </w:rPr>
+        <w:t>）。經文中關於會幕與聖殿所用金子的具體記載極多，難以一一列舉。聖殿中大量的金子自然吸引外敵入侵，他們往往會奪去聖殿的金子，當作戰利品帶走（</w:t>
+      </w:r>
+      <w:hyperlink r:id="rId157">
+        <w:r>
+          <w:rPr>
+            <w:lang w:val="zh_TW" w:bidi="zh_TW"/>
+          </w:rPr>
+          <w:rPr>
+            <w:color w:val="0000EE"/>
+            <w:u w:val="single"/>
+          </w:rPr>
+          <w:t>王上14:26</w:t>
+        </w:r>
+      </w:hyperlink>
+      <w:r>
+        <w:rPr>
+          <w:lang w:val="zh_TW" w:bidi="zh_TW"/>
+        </w:rPr>
+        <w:t>；</w:t>
+      </w:r>
+      <w:hyperlink r:id="rId158">
+        <w:r>
+          <w:rPr>
+            <w:lang w:val="zh_TW" w:bidi="zh_TW"/>
+          </w:rPr>
+          <w:rPr>
+            <w:color w:val="0000EE"/>
+            <w:u w:val="single"/>
+          </w:rPr>
+          <w:t>王下16:8，</w:t>
+        </w:r>
+      </w:hyperlink>
+      <w:hyperlink r:id="rId159">
+        <w:r>
+          <w:rPr>
+            <w:lang w:val="zh_TW" w:bidi="zh_TW"/>
+          </w:rPr>
+          <w:rPr>
+            <w:color w:val="0000EE"/>
+            <w:u w:val="single"/>
+          </w:rPr>
+          <w:t>18:14，</w:t>
+        </w:r>
+      </w:hyperlink>
+      <w:hyperlink r:id="rId150">
+        <w:r>
+          <w:rPr>
+            <w:lang w:val="zh_TW" w:bidi="zh_TW"/>
+          </w:rPr>
+          <w:rPr>
+            <w:color w:val="0000EE"/>
+            <w:u w:val="single"/>
+          </w:rPr>
+          <w:t>24:13，</w:t>
+        </w:r>
+      </w:hyperlink>
+      <w:hyperlink r:id="rId160">
+        <w:r>
+          <w:rPr>
+            <w:lang w:val="zh_TW" w:bidi="zh_TW"/>
+          </w:rPr>
+          <w:rPr>
+            <w:color w:val="0000EE"/>
+            <w:u w:val="single"/>
+          </w:rPr>
+          <w:t>25:15</w:t>
+        </w:r>
+      </w:hyperlink>
+      <w:r>
+        <w:rPr>
+          <w:lang w:val="zh_TW" w:bidi="zh_TW"/>
+        </w:rPr>
+        <w:t>；</w:t>
+      </w:r>
+      <w:hyperlink r:id="rId161">
+        <w:r>
+          <w:rPr>
+            <w:lang w:val="zh_TW" w:bidi="zh_TW"/>
+          </w:rPr>
+          <w:rPr>
+            <w:color w:val="0000EE"/>
+            <w:u w:val="single"/>
+          </w:rPr>
+          <w:t>代下12:9</w:t>
+        </w:r>
+      </w:hyperlink>
+      <w:r>
+        <w:rPr>
+          <w:lang w:val="zh_TW" w:bidi="zh_TW"/>
+        </w:rPr>
+        <w:t>）。</w:t>
       </w:r>
     </w:p>
     <w:p>
@@ -3268,61 +3956,97 @@
         <w:rPr>
           <w:lang w:val="zh_TW" w:bidi="zh_TW"/>
         </w:rPr>
-        <w:t>法勒的兒子，西鹿的父親。他是閃的後裔（</w:t>
-      </w:r>
-      <w:hyperlink r:id="rId92">
-        <w:r>
-          <w:rPr>
-            <w:lang w:val="zh_TW" w:bidi="zh_TW"/>
-          </w:rPr>
-          <w:rPr>
-            <w:color w:val="0000EE"/>
-            <w:u w:val="single"/>
-          </w:rPr>
-          <w:t>創11:18–21</w:t>
-        </w:r>
-      </w:hyperlink>
-      <w:r>
-        <w:rPr>
-          <w:lang w:val="zh_TW" w:bidi="zh_TW"/>
-        </w:rPr>
-        <w:t>；</w:t>
-      </w:r>
-      <w:hyperlink r:id="rId93">
-        <w:r>
-          <w:rPr>
-            <w:lang w:val="zh_TW" w:bidi="zh_TW"/>
-          </w:rPr>
-          <w:rPr>
-            <w:color w:val="0000EE"/>
-            <w:u w:val="single"/>
-          </w:rPr>
-          <w:t>代上1:25</w:t>
-        </w:r>
-      </w:hyperlink>
-      <w:r>
-        <w:rPr>
-          <w:lang w:val="zh_TW" w:bidi="zh_TW"/>
-        </w:rPr>
-        <w:t>）。他在</w:t>
-      </w:r>
-      <w:hyperlink r:id="rId94">
-        <w:r>
-          <w:rPr>
-            <w:lang w:val="zh_TW" w:bidi="zh_TW"/>
-          </w:rPr>
-          <w:rPr>
-            <w:color w:val="0000EE"/>
-            <w:u w:val="single"/>
-          </w:rPr>
-          <w:t>路加福音三章35節</w:t>
-        </w:r>
-      </w:hyperlink>
-      <w:r>
-        <w:rPr>
-          <w:lang w:val="zh_TW" w:bidi="zh_TW"/>
-        </w:rPr>
-        <w:t>中被列為耶穌的祖先之一。</w:t>
+        <w:t>金也具有商業價值。所羅門在位時，有大量金子進口到以色列，每年多達666他連得（</w:t>
+      </w:r>
+      <w:hyperlink r:id="rId162">
+        <w:r>
+          <w:rPr>
+            <w:lang w:val="zh_TW" w:bidi="zh_TW"/>
+          </w:rPr>
+          <w:rPr>
+            <w:color w:val="0000EE"/>
+            <w:u w:val="single"/>
+          </w:rPr>
+          <w:t>王上10:14</w:t>
+        </w:r>
+      </w:hyperlink>
+      <w:r>
+        <w:rPr>
+          <w:lang w:val="zh_TW" w:bidi="zh_TW"/>
+        </w:rPr>
+        <w:t>）。泰爾王希蘭曾給所羅門120他連得金子（</w:t>
+      </w:r>
+      <w:hyperlink r:id="rId163">
+        <w:r>
+          <w:rPr>
+            <w:lang w:val="zh_TW" w:bidi="zh_TW"/>
+          </w:rPr>
+          <w:rPr>
+            <w:color w:val="0000EE"/>
+            <w:u w:val="single"/>
+          </w:rPr>
+          <w:t>9:14</w:t>
+        </w:r>
+      </w:hyperlink>
+      <w:r>
+        <w:rPr>
+          <w:lang w:val="zh_TW" w:bidi="zh_TW"/>
+        </w:rPr>
+        <w:t>），但可能屬於貸款性質。所羅門確實在聖殿中使用大量金子（</w:t>
+      </w:r>
+      <w:hyperlink r:id="rId164">
+        <w:r>
+          <w:rPr>
+            <w:lang w:val="zh_TW" w:bidi="zh_TW"/>
+          </w:rPr>
+          <w:rPr>
+            <w:color w:val="0000EE"/>
+            <w:u w:val="single"/>
+          </w:rPr>
+          <w:t>10:16–17</w:t>
+        </w:r>
+      </w:hyperlink>
+      <w:r>
+        <w:rPr>
+          <w:lang w:val="zh_TW" w:bidi="zh_TW"/>
+        </w:rPr>
+        <w:t>）。金也常用來收買敵國（</w:t>
+      </w:r>
+      <w:hyperlink r:id="rId158">
+        <w:r>
+          <w:rPr>
+            <w:lang w:val="zh_TW" w:bidi="zh_TW"/>
+          </w:rPr>
+          <w:rPr>
+            <w:color w:val="0000EE"/>
+            <w:u w:val="single"/>
+          </w:rPr>
+          <w:t>王下16:8</w:t>
+        </w:r>
+      </w:hyperlink>
+      <w:r>
+        <w:rPr>
+          <w:lang w:val="zh_TW" w:bidi="zh_TW"/>
+        </w:rPr>
+        <w:t>），或作為進貢之用（</w:t>
+      </w:r>
+      <w:hyperlink r:id="rId159">
+        <w:r>
+          <w:rPr>
+            <w:lang w:val="zh_TW" w:bidi="zh_TW"/>
+          </w:rPr>
+          <w:rPr>
+            <w:color w:val="0000EE"/>
+            <w:u w:val="single"/>
+          </w:rPr>
+          <w:t>18:14</w:t>
+        </w:r>
+      </w:hyperlink>
+      <w:r>
+        <w:rPr>
+          <w:lang w:val="zh_TW" w:bidi="zh_TW"/>
+        </w:rPr>
+        <w:t>）。亞述人的編年史也證實了這點，其中記載他們從各地索取的貢物中，往往包括金子。</w:t>
       </w:r>
     </w:p>
     <w:p>
@@ -3334,16 +4058,2050 @@
       </w:r>
       <w:r>
         <w:rPr>
+          <w:lang w:val="zh_TW" w:bidi="zh_TW"/>
+        </w:rPr>
+        <w:t>擁有金子本身並非邪惡，但經文責備一心只想積存金子的人（</w:t>
+      </w:r>
+      <w:hyperlink r:id="rId165">
+        <w:r>
+          <w:rPr>
+            <w:lang w:val="zh_TW" w:bidi="zh_TW"/>
+          </w:rPr>
+          <w:rPr>
+            <w:color w:val="0000EE"/>
+            <w:u w:val="single"/>
+          </w:rPr>
+          <w:t>伯28:15–17</w:t>
+        </w:r>
+      </w:hyperlink>
+      <w:r>
+        <w:rPr>
+          <w:lang w:val="zh_TW" w:bidi="zh_TW"/>
+        </w:rPr>
+        <w:t>；</w:t>
+      </w:r>
+      <w:hyperlink r:id="rId166">
+        <w:r>
+          <w:rPr>
+            <w:lang w:val="zh_TW" w:bidi="zh_TW"/>
+          </w:rPr>
+          <w:rPr>
+            <w:color w:val="0000EE"/>
+            <w:u w:val="single"/>
+          </w:rPr>
+          <w:t>箴3:14，</w:t>
+        </w:r>
+      </w:hyperlink>
+      <w:hyperlink r:id="rId167">
+        <w:r>
+          <w:rPr>
+            <w:lang w:val="zh_TW" w:bidi="zh_TW"/>
+          </w:rPr>
+          <w:rPr>
+            <w:color w:val="0000EE"/>
+            <w:u w:val="single"/>
+          </w:rPr>
+          <w:t>8:10、19，</w:t>
+        </w:r>
+      </w:hyperlink>
+      <w:hyperlink r:id="rId168">
+        <w:r>
+          <w:rPr>
+            <w:lang w:val="zh_TW" w:bidi="zh_TW"/>
+          </w:rPr>
+          <w:rPr>
+            <w:color w:val="0000EE"/>
+            <w:u w:val="single"/>
+          </w:rPr>
+          <w:t>16:16</w:t>
+        </w:r>
+      </w:hyperlink>
+      <w:r>
+        <w:rPr>
+          <w:lang w:val="zh_TW" w:bidi="zh_TW"/>
+        </w:rPr>
+        <w:t>）。擁有智慧與認識神，比擁有大量金子更為寶貴（</w:t>
+      </w:r>
+      <w:hyperlink r:id="rId169">
+        <w:r>
+          <w:rPr>
+            <w:lang w:val="zh_TW" w:bidi="zh_TW"/>
+          </w:rPr>
+          <w:rPr>
+            <w:color w:val="0000EE"/>
+            <w:u w:val="single"/>
+          </w:rPr>
+          <w:t>詩19:10，</w:t>
+        </w:r>
+      </w:hyperlink>
+      <w:hyperlink r:id="rId170">
+        <w:r>
+          <w:rPr>
+            <w:lang w:val="zh_TW" w:bidi="zh_TW"/>
+          </w:rPr>
+          <w:rPr>
+            <w:color w:val="0000EE"/>
+            <w:u w:val="single"/>
+          </w:rPr>
+          <w:t>119:72、127</w:t>
+        </w:r>
+      </w:hyperlink>
+      <w:r>
+        <w:rPr>
+          <w:lang w:val="zh_TW" w:bidi="zh_TW"/>
+        </w:rPr>
+        <w:t>；</w:t>
+      </w:r>
+      <w:hyperlink r:id="rId171">
+        <w:r>
+          <w:rPr>
+            <w:lang w:val="zh_TW" w:bidi="zh_TW"/>
+          </w:rPr>
+          <w:rPr>
+            <w:color w:val="0000EE"/>
+            <w:u w:val="single"/>
+          </w:rPr>
+          <w:t>箴20:15</w:t>
+        </w:r>
+      </w:hyperlink>
+      <w:r>
+        <w:rPr>
+          <w:lang w:val="zh_TW" w:bidi="zh_TW"/>
+        </w:rPr>
+        <w:t>）。約伯拒絕把信靠放在金子上（</w:t>
+      </w:r>
+      <w:hyperlink r:id="rId172">
+        <w:r>
+          <w:rPr>
+            <w:lang w:val="zh_TW" w:bidi="zh_TW"/>
+          </w:rPr>
+          <w:rPr>
+            <w:color w:val="0000EE"/>
+            <w:u w:val="single"/>
+          </w:rPr>
+          <w:t>伯31:24</w:t>
+        </w:r>
+      </w:hyperlink>
+      <w:r>
+        <w:rPr>
+          <w:lang w:val="zh_TW" w:bidi="zh_TW"/>
+        </w:rPr>
+        <w:t>）。在審判的日子，金子也不能拯救人（</w:t>
+      </w:r>
+      <w:hyperlink r:id="rId173">
+        <w:r>
+          <w:rPr>
+            <w:lang w:val="zh_TW" w:bidi="zh_TW"/>
+          </w:rPr>
+          <w:rPr>
+            <w:color w:val="0000EE"/>
+            <w:u w:val="single"/>
+          </w:rPr>
+          <w:t>番1:18</w:t>
+        </w:r>
+      </w:hyperlink>
+      <w:r>
+        <w:rPr>
+          <w:lang w:val="zh_TW" w:bidi="zh_TW"/>
+        </w:rPr>
+        <w:t>）。</w:t>
+      </w:r>
+    </w:p>
+    <w:p>
+      <w:pPr/>
+      <w:r>
+        <w:rPr>
+          <w:lang w:val="zh_TW" w:bidi="zh_TW"/>
+        </w:rPr>
+      </w:r>
+      <w:r>
+        <w:rPr>
+          <w:lang w:val="zh_TW" w:bidi="zh_TW"/>
+        </w:rPr>
+        <w:t>新約聖經視黃金為會朽壞的物質 （</w:t>
+      </w:r>
+      <w:hyperlink r:id="rId174">
+        <w:r>
+          <w:rPr>
+            <w:lang w:val="zh_TW" w:bidi="zh_TW"/>
+          </w:rPr>
+          <w:rPr>
+            <w:color w:val="0000EE"/>
+            <w:u w:val="single"/>
+          </w:rPr>
+          <w:t>雅5:3</w:t>
+        </w:r>
+      </w:hyperlink>
+      <w:r>
+        <w:rPr>
+          <w:lang w:val="zh_TW" w:bidi="zh_TW"/>
+        </w:rPr>
+        <w:t>；</w:t>
+      </w:r>
+      <w:hyperlink r:id="rId175">
+        <w:r>
+          <w:rPr>
+            <w:lang w:val="zh_TW" w:bidi="zh_TW"/>
+          </w:rPr>
+          <w:rPr>
+            <w:color w:val="0000EE"/>
+            <w:u w:val="single"/>
+          </w:rPr>
+          <w:t>彼前1:18</w:t>
+        </w:r>
+      </w:hyperlink>
+      <w:r>
+        <w:rPr>
+          <w:lang w:val="zh_TW" w:bidi="zh_TW"/>
+        </w:rPr>
+        <w:t>），也視之為不必要的負擔 （</w:t>
+      </w:r>
+      <w:hyperlink r:id="rId176">
+        <w:r>
+          <w:rPr>
+            <w:lang w:val="zh_TW" w:bidi="zh_TW"/>
+          </w:rPr>
+          <w:rPr>
+            <w:color w:val="0000EE"/>
+            <w:u w:val="single"/>
+          </w:rPr>
+          <w:t>太10:9</w:t>
+        </w:r>
+      </w:hyperlink>
+      <w:r>
+        <w:rPr>
+          <w:lang w:val="zh_TW" w:bidi="zh_TW"/>
+        </w:rPr>
+        <w:t>；</w:t>
+      </w:r>
+      <w:hyperlink r:id="rId177">
+        <w:r>
+          <w:rPr>
+            <w:lang w:val="zh_TW" w:bidi="zh_TW"/>
+          </w:rPr>
+          <w:rPr>
+            <w:color w:val="0000EE"/>
+            <w:u w:val="single"/>
+          </w:rPr>
+          <w:t>徒3:6</w:t>
+        </w:r>
+      </w:hyperlink>
+      <w:r>
+        <w:rPr>
+          <w:lang w:val="zh_TW" w:bidi="zh_TW"/>
+        </w:rPr>
+        <w:t>）。佩戴金戒指絕非衡量人價值的標準（</w:t>
+      </w:r>
+      <w:hyperlink r:id="rId178">
+        <w:r>
+          <w:rPr>
+            <w:lang w:val="zh_TW" w:bidi="zh_TW"/>
+          </w:rPr>
+          <w:rPr>
+            <w:color w:val="0000EE"/>
+            <w:u w:val="single"/>
+          </w:rPr>
+          <w:t>雅2:2</w:t>
+        </w:r>
+      </w:hyperlink>
+      <w:r>
+        <w:rPr>
+          <w:lang w:val="zh_TW" w:bidi="zh_TW"/>
+        </w:rPr>
+        <w:t>）；事實上，保羅與彼得甚至禁止信徒佩戴金飾為裝飾 （</w:t>
+      </w:r>
+      <w:hyperlink r:id="rId179">
+        <w:r>
+          <w:rPr>
+            <w:lang w:val="zh_TW" w:bidi="zh_TW"/>
+          </w:rPr>
+          <w:rPr>
+            <w:color w:val="0000EE"/>
+            <w:u w:val="single"/>
+          </w:rPr>
+          <w:t>提前2:9</w:t>
+        </w:r>
+      </w:hyperlink>
+      <w:r>
+        <w:rPr>
+          <w:lang w:val="zh_TW" w:bidi="zh_TW"/>
+        </w:rPr>
+        <w:t>；</w:t>
+      </w:r>
+      <w:hyperlink r:id="rId180">
+        <w:r>
+          <w:rPr>
+            <w:lang w:val="zh_TW" w:bidi="zh_TW"/>
+          </w:rPr>
+          <w:rPr>
+            <w:color w:val="0000EE"/>
+            <w:u w:val="single"/>
+          </w:rPr>
+          <w:t>彼前3:3</w:t>
+        </w:r>
+      </w:hyperlink>
+      <w:r>
+        <w:rPr>
+          <w:lang w:val="zh_TW" w:bidi="zh_TW"/>
+        </w:rPr>
+        <w:t>）。</w:t>
+      </w:r>
+    </w:p>
+    <w:p>
+      <w:pPr/>
+      <w:r>
+        <w:rPr>
+          <w:lang w:val="zh_TW" w:bidi="zh_TW"/>
+        </w:rPr>
+      </w:r>
+      <w:r>
+        <w:rPr>
+          <w:lang w:val="zh_TW" w:bidi="zh_TW"/>
+        </w:rPr>
+        <w:t>使用金子本身，並不代表敬虔。</w:t>
+      </w:r>
+      <w:hyperlink r:id="rId181">
+        <w:r>
+          <w:rPr>
+            <w:lang w:val="zh_TW" w:bidi="zh_TW"/>
+          </w:rPr>
+          <w:rPr>
+            <w:color w:val="0000EE"/>
+            <w:u w:val="single"/>
+          </w:rPr>
+          <w:t>啟示錄四章4節</w:t>
+        </w:r>
+      </w:hyperlink>
+      <w:r>
+        <w:rPr>
+          <w:lang w:val="zh_TW" w:bidi="zh_TW"/>
+        </w:rPr>
+        <w:t>的長老頭戴金冠冕，但大淫婦也「用金子裝飾自己」（</w:t>
+      </w:r>
+      <w:hyperlink r:id="rId182">
+        <w:r>
+          <w:rPr>
+            <w:lang w:val="zh_TW" w:bidi="zh_TW"/>
+          </w:rPr>
+          <w:rPr>
+            <w:color w:val="0000EE"/>
+            <w:u w:val="single"/>
+          </w:rPr>
+          <w:t>啟17:4</w:t>
+        </w:r>
+      </w:hyperlink>
+      <w:r>
+        <w:rPr>
+          <w:lang w:val="zh_TW" w:bidi="zh_TW"/>
+        </w:rPr>
+        <w:t>），巴比倫這淫亂的大城也是如此（</w:t>
+      </w:r>
+      <w:hyperlink r:id="rId183">
+        <w:r>
+          <w:rPr>
+            <w:lang w:val="zh_TW" w:bidi="zh_TW"/>
+          </w:rPr>
+          <w:rPr>
+            <w:color w:val="0000EE"/>
+            <w:u w:val="single"/>
+          </w:rPr>
+          <w:t>啟18:16</w:t>
+        </w:r>
+      </w:hyperlink>
+      <w:r>
+        <w:rPr>
+          <w:lang w:val="zh_TW" w:bidi="zh_TW"/>
+        </w:rPr>
+        <w:t>）。相比之下，新約聖經也有一些正面語句提到金的價值（</w:t>
+      </w:r>
+      <w:hyperlink r:id="rId184">
+        <w:r>
+          <w:rPr>
+            <w:lang w:val="zh_TW" w:bidi="zh_TW"/>
+          </w:rPr>
+          <w:rPr>
+            <w:color w:val="0000EE"/>
+            <w:u w:val="single"/>
+          </w:rPr>
+          <w:t>啟3:18</w:t>
+        </w:r>
+      </w:hyperlink>
+      <w:r>
+        <w:rPr>
+          <w:lang w:val="zh_TW" w:bidi="zh_TW"/>
+        </w:rPr>
+        <w:t>）。博士把黃金獻給嬰孩耶穌，象徵祂的君王身分（</w:t>
+      </w:r>
+      <w:hyperlink r:id="rId185">
+        <w:r>
+          <w:rPr>
+            <w:lang w:val="zh_TW" w:bidi="zh_TW"/>
+          </w:rPr>
+          <w:rPr>
+            <w:color w:val="0000EE"/>
+            <w:u w:val="single"/>
+          </w:rPr>
+          <w:t>太2:11</w:t>
+        </w:r>
+      </w:hyperlink>
+      <w:r>
+        <w:rPr>
+          <w:lang w:val="zh_TW" w:bidi="zh_TW"/>
+        </w:rPr>
+        <w:t>），經文也說明亮如玻璃的聖城新耶路撒冷是金子所造的（</w:t>
+      </w:r>
+      <w:hyperlink r:id="rId186">
+        <w:r>
+          <w:rPr>
+            <w:lang w:val="zh_TW" w:bidi="zh_TW"/>
+          </w:rPr>
+          <w:rPr>
+            <w:color w:val="0000EE"/>
+            <w:u w:val="single"/>
+          </w:rPr>
+          <w:t>啟21:18</w:t>
+        </w:r>
+      </w:hyperlink>
+      <w:r>
+        <w:rPr>
+          <w:lang w:val="zh_TW" w:bidi="zh_TW"/>
+        </w:rPr>
+        <w:t>）。</w:t>
+      </w:r>
+    </w:p>
+    <w:p>
+      <w:pPr/>
+      <w:r>
+        <w:rPr>
+          <w:lang w:val="zh_TW" w:bidi="zh_TW"/>
+        </w:rPr>
+      </w:r>
+      <w:r>
+        <w:rPr>
+          <w:lang w:val="zh_TW" w:bidi="zh_TW"/>
+        </w:rPr>
+        <w:t>舊約聖經在多種情境中提及銀。銀是貴重金屬，早期的人甚至認為銀比金更貴重，因此人們常用銀來進行商業交易與償還債務。當時的人會把小塊的銀放在天平上，按著標準法碼的重量來計算其價值。亞伯拉罕為撒拉購買麥比拉洞作為墓地時，付了400舍客勒的銀子，並按著當時與商人通用的重量把這筆「銀子」稱足（</w:t>
+      </w:r>
+      <w:hyperlink r:id="rId187">
+        <w:r>
+          <w:rPr>
+            <w:lang w:val="zh_TW" w:bidi="zh_TW"/>
+          </w:rPr>
+          <w:rPr>
+            <w:color w:val="0000EE"/>
+            <w:u w:val="single"/>
+          </w:rPr>
+          <w:t>創23:15–16</w:t>
+        </w:r>
+      </w:hyperlink>
+      <w:r>
+        <w:rPr>
+          <w:lang w:val="zh_TW" w:bidi="zh_TW"/>
+        </w:rPr>
+        <w:t>）。約瑟的兄弟們因賣約瑟而得到20舍客勒銀子（</w:t>
+      </w:r>
+      <w:hyperlink r:id="rId188">
+        <w:r>
+          <w:rPr>
+            <w:lang w:val="zh_TW" w:bidi="zh_TW"/>
+          </w:rPr>
+          <w:rPr>
+            <w:color w:val="0000EE"/>
+            <w:u w:val="single"/>
+          </w:rPr>
+          <w:t>創37:28</w:t>
+        </w:r>
+      </w:hyperlink>
+      <w:r>
+        <w:rPr>
+          <w:lang w:val="zh_TW" w:bidi="zh_TW"/>
+        </w:rPr>
+        <w:t>），約瑟也以銀子作為禮物給便雅憫（</w:t>
+      </w:r>
+      <w:hyperlink r:id="rId189">
+        <w:r>
+          <w:rPr>
+            <w:lang w:val="zh_TW" w:bidi="zh_TW"/>
+          </w:rPr>
+          <w:rPr>
+            <w:color w:val="0000EE"/>
+            <w:u w:val="single"/>
+          </w:rPr>
+          <w:t>創45:22</w:t>
+        </w:r>
+      </w:hyperlink>
+      <w:r>
+        <w:rPr>
+          <w:lang w:val="zh_TW" w:bidi="zh_TW"/>
+        </w:rPr>
+        <w:t>）。</w:t>
+      </w:r>
+    </w:p>
+    <w:p>
+      <w:pPr/>
+      <w:r>
+        <w:rPr>
+          <w:lang w:val="zh_TW" w:bidi="zh_TW"/>
+        </w:rPr>
+      </w:r>
+      <w:r>
+        <w:rPr>
+          <w:lang w:val="zh_TW" w:bidi="zh_TW"/>
+        </w:rPr>
+        <w:t>聖經還有不少例子，說明人們會以銀支付貨物或服務（</w:t>
+      </w:r>
+      <w:hyperlink r:id="rId190">
+        <w:r>
+          <w:rPr>
+            <w:lang w:val="zh_TW" w:bidi="zh_TW"/>
+          </w:rPr>
+          <w:rPr>
+            <w:color w:val="0000EE"/>
+            <w:u w:val="single"/>
+          </w:rPr>
+          <w:t>創20:16；</w:t>
+        </w:r>
+      </w:hyperlink>
+      <w:hyperlink r:id="rId191">
+        <w:r>
+          <w:rPr>
+            <w:lang w:val="zh_TW" w:bidi="zh_TW"/>
+          </w:rPr>
+          <w:rPr>
+            <w:color w:val="0000EE"/>
+            <w:u w:val="single"/>
+          </w:rPr>
+          <w:t>出21:32；</w:t>
+        </w:r>
+      </w:hyperlink>
+      <w:hyperlink r:id="rId192">
+        <w:r>
+          <w:rPr>
+            <w:lang w:val="zh_TW" w:bidi="zh_TW"/>
+          </w:rPr>
+          <w:rPr>
+            <w:color w:val="0000EE"/>
+            <w:u w:val="single"/>
+          </w:rPr>
+          <w:t>利27:16；</w:t>
+        </w:r>
+      </w:hyperlink>
+      <w:hyperlink r:id="rId193">
+        <w:r>
+          <w:rPr>
+            <w:lang w:val="zh_TW" w:bidi="zh_TW"/>
+          </w:rPr>
+          <w:rPr>
+            <w:color w:val="0000EE"/>
+            <w:u w:val="single"/>
+          </w:rPr>
+          <w:t>書24:32；</w:t>
+        </w:r>
+      </w:hyperlink>
+      <w:hyperlink r:id="rId194">
+        <w:r>
+          <w:rPr>
+            <w:lang w:val="zh_TW" w:bidi="zh_TW"/>
+          </w:rPr>
+          <w:rPr>
+            <w:color w:val="0000EE"/>
+            <w:u w:val="single"/>
+          </w:rPr>
+          <w:t>士17:10；</w:t>
+        </w:r>
+      </w:hyperlink>
+      <w:hyperlink r:id="rId195">
+        <w:r>
+          <w:rPr>
+            <w:lang w:val="zh_TW" w:bidi="zh_TW"/>
+          </w:rPr>
+          <w:rPr>
+            <w:color w:val="0000EE"/>
+            <w:u w:val="single"/>
+          </w:rPr>
+          <w:t>撒下24:24；</w:t>
+        </w:r>
+      </w:hyperlink>
+      <w:hyperlink r:id="rId196">
+        <w:r>
+          <w:rPr>
+            <w:lang w:val="zh_TW" w:bidi="zh_TW"/>
+          </w:rPr>
+          <w:rPr>
+            <w:color w:val="0000EE"/>
+            <w:u w:val="single"/>
+          </w:rPr>
+          <w:t>尼7:72；</w:t>
+        </w:r>
+      </w:hyperlink>
+      <w:hyperlink r:id="rId197">
+        <w:r>
+          <w:rPr>
+            <w:lang w:val="zh_TW" w:bidi="zh_TW"/>
+          </w:rPr>
+          <w:rPr>
+            <w:color w:val="0000EE"/>
+            <w:u w:val="single"/>
+          </w:rPr>
+          <w:t>伯28:15；</w:t>
+        </w:r>
+      </w:hyperlink>
+      <w:hyperlink r:id="rId198">
+        <w:r>
+          <w:rPr>
+            <w:lang w:val="zh_TW" w:bidi="zh_TW"/>
+          </w:rPr>
+          <w:rPr>
+            <w:color w:val="0000EE"/>
+            <w:u w:val="single"/>
+          </w:rPr>
+          <w:t>賽7:23</w:t>
+        </w:r>
+      </w:hyperlink>
+      <w:r>
+        <w:rPr>
+          <w:lang w:val="zh_TW" w:bidi="zh_TW"/>
+        </w:rPr>
+        <w:t>，</w:t>
+      </w:r>
+      <w:hyperlink r:id="rId138">
+        <w:r>
+          <w:rPr>
+            <w:lang w:val="zh_TW" w:bidi="zh_TW"/>
+          </w:rPr>
+          <w:rPr>
+            <w:color w:val="0000EE"/>
+            <w:u w:val="single"/>
+          </w:rPr>
+          <w:t>46:6；</w:t>
+        </w:r>
+      </w:hyperlink>
+      <w:hyperlink r:id="rId199">
+        <w:r>
+          <w:rPr>
+            <w:lang w:val="zh_TW" w:bidi="zh_TW"/>
+          </w:rPr>
+          <w:rPr>
+            <w:color w:val="0000EE"/>
+            <w:u w:val="single"/>
+          </w:rPr>
+          <w:t>摩2:6</w:t>
+        </w:r>
+      </w:hyperlink>
+      <w:r>
+        <w:rPr>
+          <w:lang w:val="zh_TW" w:bidi="zh_TW"/>
+        </w:rPr>
+        <w:t>，</w:t>
+      </w:r>
+      <w:hyperlink r:id="rId200">
+        <w:r>
+          <w:rPr>
+            <w:lang w:val="zh_TW" w:bidi="zh_TW"/>
+          </w:rPr>
+          <w:rPr>
+            <w:color w:val="0000EE"/>
+            <w:u w:val="single"/>
+          </w:rPr>
+          <w:t>8:6</w:t>
+        </w:r>
+      </w:hyperlink>
+      <w:r>
+        <w:rPr>
+          <w:lang w:val="zh_TW" w:bidi="zh_TW"/>
+        </w:rPr>
+        <w:t>）。銀也是衡量人財富的重要指標（</w:t>
+      </w:r>
+      <w:hyperlink r:id="rId201">
+        <w:r>
+          <w:rPr>
+            <w:lang w:val="zh_TW" w:bidi="zh_TW"/>
+          </w:rPr>
+          <w:rPr>
+            <w:color w:val="0000EE"/>
+            <w:u w:val="single"/>
+          </w:rPr>
+          <w:t>創13:2</w:t>
+        </w:r>
+      </w:hyperlink>
+      <w:r>
+        <w:rPr>
+          <w:lang w:val="zh_TW" w:bidi="zh_TW"/>
+        </w:rPr>
+        <w:t>，</w:t>
+      </w:r>
+      <w:hyperlink r:id="rId202">
+        <w:r>
+          <w:rPr>
+            <w:lang w:val="zh_TW" w:bidi="zh_TW"/>
+          </w:rPr>
+          <w:rPr>
+            <w:color w:val="0000EE"/>
+            <w:u w:val="single"/>
+          </w:rPr>
+          <w:t>24:35；</w:t>
+        </w:r>
+      </w:hyperlink>
+      <w:hyperlink r:id="rId203">
+        <w:r>
+          <w:rPr>
+            <w:lang w:val="zh_TW" w:bidi="zh_TW"/>
+          </w:rPr>
+          <w:rPr>
+            <w:color w:val="0000EE"/>
+            <w:u w:val="single"/>
+          </w:rPr>
+          <w:t>出25:3；</w:t>
+        </w:r>
+      </w:hyperlink>
+      <w:hyperlink r:id="rId204">
+        <w:r>
+          <w:rPr>
+            <w:lang w:val="zh_TW" w:bidi="zh_TW"/>
+          </w:rPr>
+          <w:rPr>
+            <w:color w:val="0000EE"/>
+            <w:u w:val="single"/>
+          </w:rPr>
+          <w:t>民22:18；</w:t>
+        </w:r>
+      </w:hyperlink>
+      <w:hyperlink r:id="rId205">
+        <w:r>
+          <w:rPr>
+            <w:lang w:val="zh_TW" w:bidi="zh_TW"/>
+          </w:rPr>
+          <w:rPr>
+            <w:color w:val="0000EE"/>
+            <w:u w:val="single"/>
+          </w:rPr>
+          <w:t>申7:25；</w:t>
+        </w:r>
+      </w:hyperlink>
+      <w:hyperlink r:id="rId173">
+        <w:r>
+          <w:rPr>
+            <w:lang w:val="zh_TW" w:bidi="zh_TW"/>
+          </w:rPr>
+          <w:rPr>
+            <w:color w:val="0000EE"/>
+            <w:u w:val="single"/>
+          </w:rPr>
+          <w:t>番1:18；</w:t>
+        </w:r>
+      </w:hyperlink>
+      <w:hyperlink r:id="rId206">
+        <w:r>
+          <w:rPr>
+            <w:lang w:val="zh_TW" w:bidi="zh_TW"/>
+          </w:rPr>
+          <w:rPr>
+            <w:color w:val="0000EE"/>
+            <w:u w:val="single"/>
+          </w:rPr>
+          <w:t>該2:8；</w:t>
+        </w:r>
+      </w:hyperlink>
+      <w:hyperlink r:id="rId207">
+        <w:r>
+          <w:rPr>
+            <w:lang w:val="zh_TW" w:bidi="zh_TW"/>
+          </w:rPr>
+          <w:rPr>
+            <w:color w:val="0000EE"/>
+            <w:u w:val="single"/>
+          </w:rPr>
+          <w:t>亞6:11</w:t>
+        </w:r>
+      </w:hyperlink>
+      <w:r>
+        <w:rPr>
+          <w:lang w:val="zh_TW" w:bidi="zh_TW"/>
+        </w:rPr>
+        <w:t>）。</w:t>
+      </w:r>
+      <w:hyperlink r:id="rId208">
+        <w:r>
+          <w:rPr>
+            <w:lang w:val="zh_TW" w:bidi="zh_TW"/>
+          </w:rPr>
+          <w:rPr>
+            <w:color w:val="0000EE"/>
+            <w:u w:val="single"/>
+          </w:rPr>
+          <w:t>列王紀上十章21節</w:t>
+        </w:r>
+      </w:hyperlink>
+      <w:r>
+        <w:rPr>
+          <w:lang w:val="zh_TW" w:bidi="zh_TW"/>
+        </w:rPr>
+        <w:t>甚至有一句特別的記載：在所羅門的時代，「銀子算不了甚麼」，看來是因為銀的數量十分充足。入侵者常掠奪銀子作為戰利品（</w:t>
+      </w:r>
+      <w:hyperlink r:id="rId209">
+        <w:r>
+          <w:rPr>
+            <w:lang w:val="zh_TW" w:bidi="zh_TW"/>
+          </w:rPr>
+          <w:rPr>
+            <w:color w:val="0000EE"/>
+            <w:u w:val="single"/>
+          </w:rPr>
+          <w:t>書6:19</w:t>
+        </w:r>
+      </w:hyperlink>
+      <w:r>
+        <w:rPr>
+          <w:lang w:val="zh_TW" w:bidi="zh_TW"/>
+        </w:rPr>
+        <w:t>，</w:t>
+      </w:r>
+      <w:hyperlink r:id="rId210">
+        <w:r>
+          <w:rPr>
+            <w:lang w:val="zh_TW" w:bidi="zh_TW"/>
+          </w:rPr>
+          <w:rPr>
+            <w:color w:val="0000EE"/>
+            <w:u w:val="single"/>
+          </w:rPr>
+          <w:t>7:21；</w:t>
+        </w:r>
+      </w:hyperlink>
+      <w:hyperlink r:id="rId211">
+        <w:r>
+          <w:rPr>
+            <w:lang w:val="zh_TW" w:bidi="zh_TW"/>
+          </w:rPr>
+          <w:rPr>
+            <w:color w:val="0000EE"/>
+            <w:u w:val="single"/>
+          </w:rPr>
+          <w:t>王上15:18</w:t>
+        </w:r>
+      </w:hyperlink>
+      <w:r>
+        <w:rPr>
+          <w:lang w:val="zh_TW" w:bidi="zh_TW"/>
+        </w:rPr>
+        <w:t>）。有時，重要人物的杯子是用銀製作的（</w:t>
+      </w:r>
+      <w:hyperlink r:id="rId212">
+        <w:r>
+          <w:rPr>
+            <w:lang w:val="zh_TW" w:bidi="zh_TW"/>
+          </w:rPr>
+          <w:rPr>
+            <w:color w:val="0000EE"/>
+            <w:u w:val="single"/>
+          </w:rPr>
+          <w:t>創44:2</w:t>
+        </w:r>
+      </w:hyperlink>
+      <w:r>
+        <w:rPr>
+          <w:lang w:val="zh_TW" w:bidi="zh_TW"/>
+        </w:rPr>
+        <w:t>）；有時，王的冠冕也由金與銀打造（</w:t>
+      </w:r>
+      <w:hyperlink r:id="rId207">
+        <w:r>
+          <w:rPr>
+            <w:lang w:val="zh_TW" w:bidi="zh_TW"/>
+          </w:rPr>
+          <w:rPr>
+            <w:color w:val="0000EE"/>
+            <w:u w:val="single"/>
+          </w:rPr>
+          <w:t>亞6:11</w:t>
+        </w:r>
+      </w:hyperlink>
+      <w:r>
+        <w:rPr>
+          <w:lang w:val="zh_TW" w:bidi="zh_TW"/>
+        </w:rPr>
+        <w:t>）。銀在製作個人飾物中極其重要（</w:t>
+      </w:r>
+      <w:hyperlink r:id="rId126">
+        <w:r>
+          <w:rPr>
+            <w:lang w:val="zh_TW" w:bidi="zh_TW"/>
+          </w:rPr>
+          <w:rPr>
+            <w:color w:val="0000EE"/>
+            <w:u w:val="single"/>
+          </w:rPr>
+          <w:t>創24:53；</w:t>
+        </w:r>
+      </w:hyperlink>
+      <w:hyperlink r:id="rId128">
+        <w:r>
+          <w:rPr>
+            <w:lang w:val="zh_TW" w:bidi="zh_TW"/>
+          </w:rPr>
+          <w:rPr>
+            <w:color w:val="0000EE"/>
+            <w:u w:val="single"/>
+          </w:rPr>
+          <w:t>出3:22</w:t>
+        </w:r>
+      </w:hyperlink>
+      <w:r>
+        <w:rPr>
+          <w:lang w:val="zh_TW" w:bidi="zh_TW"/>
+        </w:rPr>
+        <w:t>，</w:t>
+      </w:r>
+      <w:hyperlink r:id="rId130">
+        <w:r>
+          <w:rPr>
+            <w:lang w:val="zh_TW" w:bidi="zh_TW"/>
+          </w:rPr>
+          <w:rPr>
+            <w:color w:val="0000EE"/>
+            <w:u w:val="single"/>
+          </w:rPr>
+          <w:t>12:35</w:t>
+        </w:r>
+      </w:hyperlink>
+      <w:r>
+        <w:rPr>
+          <w:lang w:val="zh_TW" w:bidi="zh_TW"/>
+        </w:rPr>
+        <w:t>），其中一例便是在金飾上鑲嵌銀子作為裝飾（</w:t>
+      </w:r>
+      <w:hyperlink r:id="rId213">
+        <w:r>
+          <w:rPr>
+            <w:lang w:val="zh_TW" w:bidi="zh_TW"/>
+          </w:rPr>
+          <w:rPr>
+            <w:color w:val="0000EE"/>
+            <w:u w:val="single"/>
+          </w:rPr>
+          <w:t>歌1:11</w:t>
+        </w:r>
+      </w:hyperlink>
+      <w:r>
+        <w:rPr>
+          <w:lang w:val="zh_TW" w:bidi="zh_TW"/>
+        </w:rPr>
+        <w:t>）。</w:t>
+      </w:r>
+    </w:p>
+    <w:p>
+      <w:pPr/>
+      <w:r>
+        <w:rPr>
+          <w:lang w:val="zh_TW" w:bidi="zh_TW"/>
+        </w:rPr>
+      </w:r>
+      <w:r>
+        <w:rPr>
+          <w:lang w:val="zh_TW" w:bidi="zh_TW"/>
+        </w:rPr>
+        <w:t>人們常用提煉銀子的過程，比喻神試驗人的心（</w:t>
+      </w:r>
+      <w:hyperlink r:id="rId214">
+        <w:r>
+          <w:rPr>
+            <w:lang w:val="zh_TW" w:bidi="zh_TW"/>
+          </w:rPr>
+          <w:rPr>
+            <w:color w:val="0000EE"/>
+            <w:u w:val="single"/>
+          </w:rPr>
+          <w:t>詩66:10</w:t>
+        </w:r>
+      </w:hyperlink>
+      <w:r>
+        <w:rPr>
+          <w:lang w:val="zh_TW" w:bidi="zh_TW"/>
+        </w:rPr>
+        <w:t>；</w:t>
+      </w:r>
+      <w:hyperlink r:id="rId215">
+        <w:r>
+          <w:rPr>
+            <w:lang w:val="zh_TW" w:bidi="zh_TW"/>
+          </w:rPr>
+          <w:rPr>
+            <w:color w:val="0000EE"/>
+            <w:u w:val="single"/>
+          </w:rPr>
+          <w:t>賽48:10</w:t>
+        </w:r>
+      </w:hyperlink>
+      <w:r>
+        <w:rPr>
+          <w:lang w:val="zh_TW" w:bidi="zh_TW"/>
+        </w:rPr>
+        <w:t>），而銀子變黑和變質則象徵品格敗壞（</w:t>
+      </w:r>
+      <w:hyperlink r:id="rId216">
+        <w:r>
+          <w:rPr>
+            <w:lang w:val="zh_TW" w:bidi="zh_TW"/>
+          </w:rPr>
+          <w:rPr>
+            <w:color w:val="0000EE"/>
+            <w:u w:val="single"/>
+          </w:rPr>
+          <w:t>賽1:22</w:t>
+        </w:r>
+      </w:hyperlink>
+      <w:r>
+        <w:rPr>
+          <w:lang w:val="zh_TW" w:bidi="zh_TW"/>
+        </w:rPr>
+        <w:t>；</w:t>
+      </w:r>
+      <w:hyperlink r:id="rId217">
+        <w:r>
+          <w:rPr>
+            <w:lang w:val="zh_TW" w:bidi="zh_TW"/>
+          </w:rPr>
+          <w:rPr>
+            <w:color w:val="0000EE"/>
+            <w:u w:val="single"/>
+          </w:rPr>
+          <w:t>耶6:30</w:t>
+        </w:r>
+      </w:hyperlink>
+      <w:r>
+        <w:rPr>
+          <w:lang w:val="zh_TW" w:bidi="zh_TW"/>
+        </w:rPr>
+        <w:t>）。經文把神的話描述為純淨的銀，在爐中煉得「純淨」。儘管銀極其寶貴，智慧仍遠勝銀子（</w:t>
+      </w:r>
+      <w:hyperlink r:id="rId197">
+        <w:r>
+          <w:rPr>
+            <w:lang w:val="zh_TW" w:bidi="zh_TW"/>
+          </w:rPr>
+          <w:rPr>
+            <w:color w:val="0000EE"/>
+            <w:u w:val="single"/>
+          </w:rPr>
+          <w:t>伯28:15</w:t>
+        </w:r>
+      </w:hyperlink>
+      <w:r>
+        <w:rPr>
+          <w:lang w:val="zh_TW" w:bidi="zh_TW"/>
+        </w:rPr>
+        <w:t>；</w:t>
+      </w:r>
+      <w:hyperlink r:id="rId166">
+        <w:r>
+          <w:rPr>
+            <w:lang w:val="zh_TW" w:bidi="zh_TW"/>
+          </w:rPr>
+          <w:rPr>
+            <w:color w:val="0000EE"/>
+            <w:u w:val="single"/>
+          </w:rPr>
+          <w:t>箴3:14</w:t>
+        </w:r>
+      </w:hyperlink>
+      <w:r>
+        <w:rPr>
+          <w:lang w:val="zh_TW" w:bidi="zh_TW"/>
+        </w:rPr>
+        <w:t>，</w:t>
+      </w:r>
+      <w:hyperlink r:id="rId218">
+        <w:r>
+          <w:rPr>
+            <w:lang w:val="zh_TW" w:bidi="zh_TW"/>
+          </w:rPr>
+          <w:rPr>
+            <w:color w:val="0000EE"/>
+            <w:u w:val="single"/>
+          </w:rPr>
+          <w:t>8:19</w:t>
+        </w:r>
+      </w:hyperlink>
+      <w:r>
+        <w:rPr>
+          <w:lang w:val="zh_TW" w:bidi="zh_TW"/>
+        </w:rPr>
+        <w:t>，</w:t>
+      </w:r>
+      <w:hyperlink r:id="rId125">
+        <w:r>
+          <w:rPr>
+            <w:lang w:val="zh_TW" w:bidi="zh_TW"/>
+          </w:rPr>
+          <w:rPr>
+            <w:color w:val="0000EE"/>
+            <w:u w:val="single"/>
+          </w:rPr>
+          <w:t>10:20</w:t>
+        </w:r>
+      </w:hyperlink>
+      <w:r>
+        <w:rPr>
+          <w:lang w:val="zh_TW" w:bidi="zh_TW"/>
+        </w:rPr>
+        <w:t>，</w:t>
+      </w:r>
+      <w:hyperlink r:id="rId168">
+        <w:r>
+          <w:rPr>
+            <w:lang w:val="zh_TW" w:bidi="zh_TW"/>
+          </w:rPr>
+          <w:rPr>
+            <w:color w:val="0000EE"/>
+            <w:u w:val="single"/>
+          </w:rPr>
+          <w:t>16:16</w:t>
+        </w:r>
+      </w:hyperlink>
+      <w:r>
+        <w:rPr>
+          <w:lang w:val="zh_TW" w:bidi="zh_TW"/>
+        </w:rPr>
+        <w:t>，</w:t>
+      </w:r>
+      <w:hyperlink r:id="rId219">
+        <w:r>
+          <w:rPr>
+            <w:lang w:val="zh_TW" w:bidi="zh_TW"/>
+          </w:rPr>
+          <w:rPr>
+            <w:color w:val="0000EE"/>
+            <w:u w:val="single"/>
+          </w:rPr>
+          <w:t>22:1</w:t>
+        </w:r>
+      </w:hyperlink>
+      <w:r>
+        <w:rPr>
+          <w:lang w:val="zh_TW" w:bidi="zh_TW"/>
+        </w:rPr>
+        <w:t>，</w:t>
+      </w:r>
+      <w:hyperlink r:id="rId220">
+        <w:r>
+          <w:rPr>
+            <w:lang w:val="zh_TW" w:bidi="zh_TW"/>
+          </w:rPr>
+          <w:rPr>
+            <w:color w:val="0000EE"/>
+            <w:u w:val="single"/>
+          </w:rPr>
+          <w:t>25:11</w:t>
+        </w:r>
+      </w:hyperlink>
+      <w:r>
+        <w:rPr>
+          <w:lang w:val="zh_TW" w:bidi="zh_TW"/>
+        </w:rPr>
+        <w:t>）。</w:t>
+      </w:r>
+    </w:p>
+    <w:p>
+      <w:pPr/>
+      <w:r>
+        <w:rPr>
+          <w:lang w:val="zh_TW" w:bidi="zh_TW"/>
+        </w:rPr>
+      </w:r>
+      <w:hyperlink r:id="rId109">
+        <w:r>
+          <w:rPr>
+            <w:lang w:val="zh_TW" w:bidi="zh_TW"/>
+          </w:rPr>
+          <w:rPr>
+            <w:color w:val="0000EE"/>
+            <w:u w:val="single"/>
+          </w:rPr>
+          <w:t>申命記八章9節</w:t>
+        </w:r>
+      </w:hyperlink>
+      <w:r>
+        <w:rPr>
+          <w:lang w:val="zh_TW" w:bidi="zh_TW"/>
+        </w:rPr>
+        <w:t>提到天然的銅，但那處經文可能是指某種含銅的礦石。聖經中更常見的則是黃銅，也就是銅與鋅的合金。然而，對中期和晚期青銅器時代（約公元前2000–1200年）所出土、以銅為基礎的器具進行化學分析後，可知這些材料其實是青銅。因此，有英文譯本提到的黃銅（brass），實際上就是青銅。</w:t>
+      </w:r>
+    </w:p>
+    <w:p>
+      <w:pPr/>
+      <w:r>
+        <w:rPr>
+          <w:lang w:val="zh_TW" w:bidi="zh_TW"/>
+        </w:rPr>
+      </w:r>
+      <w:r>
+        <w:rPr>
+          <w:lang w:val="zh_TW" w:bidi="zh_TW"/>
+        </w:rPr>
+        <w:t>到新約聖經時代，人們廣泛使用銅的合金形式（青銅和黃銅）。青銅貨幣十分普遍，而</w:t>
+      </w:r>
+      <w:hyperlink r:id="rId176">
+        <w:r>
+          <w:rPr>
+            <w:lang w:val="zh_TW" w:bidi="zh_TW"/>
+          </w:rPr>
+          <w:rPr>
+            <w:color w:val="0000EE"/>
+            <w:u w:val="single"/>
+          </w:rPr>
+          <w:t>馬太福音十章9節</w:t>
+        </w:r>
+      </w:hyperlink>
+      <w:r>
+        <w:rPr>
+          <w:lang w:val="zh_TW" w:bidi="zh_TW"/>
+        </w:rPr>
+        <w:t>提到的可能正是這類青銅錢。寡婦所投入的兩個小錢就是極小的青銅幣——「雷普頓（lepton）」。青銅的器皿與用具同樣很常見（</w:t>
+      </w:r>
+      <w:hyperlink r:id="rId221">
+        <w:r>
+          <w:rPr>
+            <w:lang w:val="zh_TW" w:bidi="zh_TW"/>
+          </w:rPr>
+          <w:rPr>
+            <w:color w:val="0000EE"/>
+            <w:u w:val="single"/>
+          </w:rPr>
+          <w:t>啟9:20，</w:t>
+        </w:r>
+      </w:hyperlink>
+      <w:hyperlink r:id="rId222">
+        <w:r>
+          <w:rPr>
+            <w:lang w:val="zh_TW" w:bidi="zh_TW"/>
+          </w:rPr>
+          <w:rPr>
+            <w:color w:val="0000EE"/>
+            <w:u w:val="single"/>
+          </w:rPr>
+          <w:t>18:12</w:t>
+        </w:r>
+      </w:hyperlink>
+      <w:r>
+        <w:rPr>
+          <w:lang w:val="zh_TW" w:bidi="zh_TW"/>
+        </w:rPr>
+        <w:t>）。</w:t>
+      </w:r>
+      <w:hyperlink r:id="rId223">
+        <w:r>
+          <w:rPr>
+            <w:lang w:val="zh_TW" w:bidi="zh_TW"/>
+          </w:rPr>
+          <w:rPr>
+            <w:color w:val="0000EE"/>
+            <w:u w:val="single"/>
+          </w:rPr>
+          <w:t>哥林多前書十三章1節</w:t>
+        </w:r>
+      </w:hyperlink>
+      <w:r>
+        <w:rPr>
+          <w:lang w:val="zh_TW" w:bidi="zh_TW"/>
+        </w:rPr>
+        <w:t>中提到的「鳴的鑼」很可能指黃銅，這種明亮發光的合金常用於製作樂器。在約翰於啟示錄異象中（</w:t>
+      </w:r>
+      <w:hyperlink r:id="rId224">
+        <w:r>
+          <w:rPr>
+            <w:lang w:val="zh_TW" w:bidi="zh_TW"/>
+          </w:rPr>
+          <w:rPr>
+            <w:color w:val="0000EE"/>
+            <w:u w:val="single"/>
+          </w:rPr>
+          <w:t>啟1:15，</w:t>
+        </w:r>
+      </w:hyperlink>
+      <w:hyperlink r:id="rId225">
+        <w:r>
+          <w:rPr>
+            <w:lang w:val="zh_TW" w:bidi="zh_TW"/>
+          </w:rPr>
+          <w:rPr>
+            <w:color w:val="0000EE"/>
+            <w:u w:val="single"/>
+          </w:rPr>
+          <w:t>2:18</w:t>
+        </w:r>
+      </w:hyperlink>
+      <w:r>
+        <w:rPr>
+          <w:lang w:val="zh_TW" w:bidi="zh_TW"/>
+        </w:rPr>
+        <w:t>），人子的腳發出精煉黃銅（和合本為「銅」）般的光澤。</w:t>
+      </w:r>
+    </w:p>
+    <w:p>
+      <w:pPr/>
+      <w:r>
+        <w:rPr>
+          <w:lang w:val="zh_TW" w:bidi="zh_TW"/>
+        </w:rPr>
+      </w:r>
+      <w:r>
+        <w:rPr>
+          <w:lang w:val="zh_TW" w:bidi="zh_TW"/>
+        </w:rPr>
+        <w:t>巴勒斯坦的鐵器時代大約始於公元前1200年，也就是士師時期，雖然埃及在王朝形成之前的時代，人們就已知曉天然鐵。考古證據顯示，赫人在約公元前1400年發現了冶煉鐵礦的方法。非利士人似乎在約公元前1300年把鐵帶入巴勒斯坦。以色列人在摩西時代與米甸人的爭戰中，獲得大量貢物，其中包括鐵（</w:t>
+      </w:r>
+      <w:hyperlink r:id="rId226">
+        <w:r>
+          <w:rPr>
+            <w:lang w:val="zh_TW" w:bidi="zh_TW"/>
+          </w:rPr>
+          <w:rPr>
+            <w:color w:val="0000EE"/>
+            <w:u w:val="single"/>
+          </w:rPr>
+          <w:t>民31:22</w:t>
+        </w:r>
+      </w:hyperlink>
+      <w:r>
+        <w:rPr>
+          <w:lang w:val="zh_TW" w:bidi="zh_TW"/>
+        </w:rPr>
+        <w:t>）。以色列人攻取耶利哥時，戰利品中也包含鐵（</w:t>
+      </w:r>
+      <w:hyperlink r:id="rId227">
+        <w:r>
+          <w:rPr>
+            <w:lang w:val="zh_TW" w:bidi="zh_TW"/>
+          </w:rPr>
+          <w:rPr>
+            <w:color w:val="0000EE"/>
+            <w:u w:val="single"/>
+          </w:rPr>
+          <w:t>書6:24</w:t>
+        </w:r>
+      </w:hyperlink>
+      <w:r>
+        <w:rPr>
+          <w:lang w:val="zh_TW" w:bidi="zh_TW"/>
+        </w:rPr>
+        <w:t>）。瑪拿西半支派所得的戰利品也有鐵（</w:t>
+      </w:r>
+      <w:hyperlink r:id="rId228">
+        <w:r>
+          <w:rPr>
+            <w:lang w:val="zh_TW" w:bidi="zh_TW"/>
+          </w:rPr>
+          <w:rPr>
+            <w:color w:val="0000EE"/>
+            <w:u w:val="single"/>
+          </w:rPr>
+          <w:t>22:8</w:t>
+        </w:r>
+      </w:hyperlink>
+      <w:r>
+        <w:rPr>
+          <w:lang w:val="zh_TW" w:bidi="zh_TW"/>
+        </w:rPr>
+        <w:t>）。在士師時代，迦南人擁有鐵車作為武器（</w:t>
+      </w:r>
+      <w:hyperlink r:id="rId229">
+        <w:r>
+          <w:rPr>
+            <w:lang w:val="zh_TW" w:bidi="zh_TW"/>
+          </w:rPr>
+          <w:rPr>
+            <w:color w:val="0000EE"/>
+            <w:u w:val="single"/>
+          </w:rPr>
+          <w:t>書17:16–18</w:t>
+        </w:r>
+      </w:hyperlink>
+      <w:r>
+        <w:rPr>
+          <w:lang w:val="zh_TW" w:bidi="zh_TW"/>
+        </w:rPr>
+        <w:t>；</w:t>
+      </w:r>
+      <w:hyperlink r:id="rId230">
+        <w:r>
+          <w:rPr>
+            <w:lang w:val="zh_TW" w:bidi="zh_TW"/>
+          </w:rPr>
+          <w:rPr>
+            <w:color w:val="0000EE"/>
+            <w:u w:val="single"/>
+          </w:rPr>
+          <w:t>士1:19</w:t>
+        </w:r>
+      </w:hyperlink>
+      <w:r>
+        <w:rPr>
+          <w:lang w:val="zh_TW" w:bidi="zh_TW"/>
+        </w:rPr>
+        <w:t>；</w:t>
+      </w:r>
+      <w:hyperlink r:id="rId231">
+        <w:r>
+          <w:rPr>
+            <w:lang w:val="zh_TW" w:bidi="zh_TW"/>
+          </w:rPr>
+          <w:rPr>
+            <w:color w:val="0000EE"/>
+            <w:u w:val="single"/>
+          </w:rPr>
+          <w:t>4:3</w:t>
+        </w:r>
+      </w:hyperlink>
+      <w:r>
+        <w:rPr>
+          <w:lang w:val="zh_TW" w:bidi="zh_TW"/>
+        </w:rPr>
+        <w:t>）。</w:t>
+      </w:r>
+    </w:p>
+    <w:p>
+      <w:pPr/>
+      <w:r>
+        <w:rPr>
+          <w:lang w:val="zh_TW" w:bidi="zh_TW"/>
+        </w:rPr>
+      </w:r>
+      <w:r>
+        <w:rPr>
+          <w:lang w:val="zh_TW" w:bidi="zh_TW"/>
+        </w:rPr>
+        <w:t>這些早期的記載顯示，鐵在鐵器時代開始便傳入當地。非利士人獨佔當地的鐵的使用權（</w:t>
+      </w:r>
+      <w:hyperlink r:id="rId232">
+        <w:r>
+          <w:rPr>
+            <w:lang w:val="zh_TW" w:bidi="zh_TW"/>
+          </w:rPr>
+          <w:rPr>
+            <w:color w:val="0000EE"/>
+            <w:u w:val="single"/>
+          </w:rPr>
+          <w:t>撒上13:19–21</w:t>
+        </w:r>
+      </w:hyperlink>
+      <w:r>
+        <w:rPr>
+          <w:lang w:val="zh_TW" w:bidi="zh_TW"/>
+        </w:rPr>
+        <w:t>），他們的勇士歌利亞也使用鐵槍（</w:t>
+      </w:r>
+      <w:hyperlink r:id="rId233">
+        <w:r>
+          <w:rPr>
+            <w:lang w:val="zh_TW" w:bidi="zh_TW"/>
+          </w:rPr>
+          <w:rPr>
+            <w:color w:val="0000EE"/>
+            <w:u w:val="single"/>
+          </w:rPr>
+          <w:t>17:7</w:t>
+        </w:r>
+      </w:hyperlink>
+      <w:r>
+        <w:rPr>
+          <w:lang w:val="zh_TW" w:bidi="zh_TW"/>
+        </w:rPr>
+        <w:t>）。然而，以色列人很快便學會使用鐵（</w:t>
+      </w:r>
+      <w:hyperlink r:id="rId234">
+        <w:r>
+          <w:rPr>
+            <w:lang w:val="zh_TW" w:bidi="zh_TW"/>
+          </w:rPr>
+          <w:rPr>
+            <w:color w:val="0000EE"/>
+            <w:u w:val="single"/>
+          </w:rPr>
+          <w:t>撒下12:31，</w:t>
+        </w:r>
+      </w:hyperlink>
+      <w:hyperlink r:id="rId235">
+        <w:r>
+          <w:rPr>
+            <w:lang w:val="zh_TW" w:bidi="zh_TW"/>
+          </w:rPr>
+          <w:rPr>
+            <w:color w:val="0000EE"/>
+            <w:u w:val="single"/>
+          </w:rPr>
+          <w:t>23:7</w:t>
+        </w:r>
+      </w:hyperlink>
+      <w:r>
+        <w:rPr>
+          <w:lang w:val="zh_TW" w:bidi="zh_TW"/>
+        </w:rPr>
+        <w:t>）。顯然，到所羅門時代，人們已廣泛使用鐵；建造聖殿的人不得使用鐵製工具這一點，我們由此就能看出當時鐵器的盛行程度（</w:t>
+      </w:r>
+      <w:hyperlink r:id="rId236">
+        <w:r>
+          <w:rPr>
+            <w:lang w:val="zh_TW" w:bidi="zh_TW"/>
+          </w:rPr>
+          <w:rPr>
+            <w:color w:val="0000EE"/>
+            <w:u w:val="single"/>
+          </w:rPr>
+          <w:t>王上6:7</w:t>
+        </w:r>
+      </w:hyperlink>
+      <w:r>
+        <w:rPr>
+          <w:lang w:val="zh_TW" w:bidi="zh_TW"/>
+        </w:rPr>
+        <w:t>）。在亞哈的時代，假先知西底家用鐵角指向亞蘭，並預言他們將被擊敗（</w:t>
+      </w:r>
+      <w:hyperlink r:id="rId237">
+        <w:r>
+          <w:rPr>
+            <w:lang w:val="zh_TW" w:bidi="zh_TW"/>
+          </w:rPr>
+          <w:rPr>
+            <w:color w:val="0000EE"/>
+            <w:u w:val="single"/>
+          </w:rPr>
+          <w:t>22:11</w:t>
+        </w:r>
+      </w:hyperlink>
+      <w:r>
+        <w:rPr>
+          <w:lang w:val="zh_TW" w:bidi="zh_TW"/>
+        </w:rPr>
+        <w:t>）。</w:t>
+      </w:r>
+    </w:p>
+    <w:p>
+      <w:pPr/>
+      <w:r>
+        <w:rPr>
+          <w:lang w:val="zh_TW" w:bidi="zh_TW"/>
+        </w:rPr>
+      </w:r>
+      <w:r>
+        <w:rPr>
+          <w:lang w:val="zh_TW" w:bidi="zh_TW"/>
+        </w:rPr>
+        <w:t>公元前八世紀的先知以賽亞提到鐵 （</w:t>
+      </w:r>
+      <w:hyperlink r:id="rId238">
+        <w:r>
+          <w:rPr>
+            <w:lang w:val="zh_TW" w:bidi="zh_TW"/>
+          </w:rPr>
+          <w:rPr>
+            <w:color w:val="0000EE"/>
+            <w:u w:val="single"/>
+          </w:rPr>
+          <w:t>賽10:34</w:t>
+        </w:r>
+      </w:hyperlink>
+      <w:r>
+        <w:rPr>
+          <w:lang w:val="zh_TW" w:bidi="zh_TW"/>
+        </w:rPr>
+        <w:t>），後來耶利米也在多處經文中提及這種金屬（</w:t>
+      </w:r>
+      <w:hyperlink r:id="rId239">
+        <w:r>
+          <w:rPr>
+            <w:lang w:val="zh_TW" w:bidi="zh_TW"/>
+          </w:rPr>
+          <w:rPr>
+            <w:color w:val="0000EE"/>
+            <w:u w:val="single"/>
+          </w:rPr>
+          <w:t>耶1:18，</w:t>
+        </w:r>
+      </w:hyperlink>
+      <w:hyperlink r:id="rId240">
+        <w:r>
+          <w:rPr>
+            <w:lang w:val="zh_TW" w:bidi="zh_TW"/>
+          </w:rPr>
+          <w:rPr>
+            <w:color w:val="0000EE"/>
+            <w:u w:val="single"/>
+          </w:rPr>
+          <w:t>6:28，</w:t>
+        </w:r>
+      </w:hyperlink>
+      <w:hyperlink r:id="rId116">
+        <w:r>
+          <w:rPr>
+            <w:lang w:val="zh_TW" w:bidi="zh_TW"/>
+          </w:rPr>
+          <w:rPr>
+            <w:color w:val="0000EE"/>
+            <w:u w:val="single"/>
+          </w:rPr>
+          <w:t>11:4，</w:t>
+        </w:r>
+      </w:hyperlink>
+      <w:hyperlink r:id="rId241">
+        <w:r>
+          <w:rPr>
+            <w:lang w:val="zh_TW" w:bidi="zh_TW"/>
+          </w:rPr>
+          <w:rPr>
+            <w:color w:val="0000EE"/>
+            <w:u w:val="single"/>
+          </w:rPr>
+          <w:t>15:12，</w:t>
+        </w:r>
+      </w:hyperlink>
+      <w:hyperlink r:id="rId242">
+        <w:r>
+          <w:rPr>
+            <w:lang w:val="zh_TW" w:bidi="zh_TW"/>
+          </w:rPr>
+          <w:rPr>
+            <w:color w:val="0000EE"/>
+            <w:u w:val="single"/>
+          </w:rPr>
+          <w:t>17:1，</w:t>
+        </w:r>
+      </w:hyperlink>
+      <w:hyperlink r:id="rId243">
+        <w:r>
+          <w:rPr>
+            <w:lang w:val="zh_TW" w:bidi="zh_TW"/>
+          </w:rPr>
+          <w:rPr>
+            <w:color w:val="0000EE"/>
+            <w:u w:val="single"/>
+          </w:rPr>
+          <w:t>28:13–14</w:t>
+        </w:r>
+      </w:hyperlink>
+      <w:r>
+        <w:rPr>
+          <w:lang w:val="zh_TW" w:bidi="zh_TW"/>
+        </w:rPr>
+        <w:t>）。以西結在他的象徵行動中使用了一塊鐵板（</w:t>
+      </w:r>
+      <w:hyperlink r:id="rId244">
+        <w:r>
+          <w:rPr>
+            <w:lang w:val="zh_TW" w:bidi="zh_TW"/>
+          </w:rPr>
+          <w:rPr>
+            <w:color w:val="0000EE"/>
+            <w:u w:val="single"/>
+          </w:rPr>
+          <w:t>結4:3</w:t>
+        </w:r>
+      </w:hyperlink>
+      <w:r>
+        <w:rPr>
+          <w:lang w:val="zh_TW" w:bidi="zh_TW"/>
+        </w:rPr>
+        <w:t>），又在敘述冶煉過程時提到鐵（</w:t>
+      </w:r>
+      <w:hyperlink r:id="rId245">
+        <w:r>
+          <w:rPr>
+            <w:lang w:val="zh_TW" w:bidi="zh_TW"/>
+          </w:rPr>
+          <w:rPr>
+            <w:color w:val="0000EE"/>
+            <w:u w:val="single"/>
+          </w:rPr>
+          <w:t>22:18、20</w:t>
+        </w:r>
+      </w:hyperlink>
+      <w:r>
+        <w:rPr>
+          <w:lang w:val="zh_TW" w:bidi="zh_TW"/>
+        </w:rPr>
+        <w:t>），並把鐵列為貿易物品之一（</w:t>
+      </w:r>
+      <w:hyperlink r:id="rId246">
+        <w:r>
+          <w:rPr>
+            <w:lang w:val="zh_TW" w:bidi="zh_TW"/>
+          </w:rPr>
+          <w:rPr>
+            <w:color w:val="0000EE"/>
+            <w:u w:val="single"/>
+          </w:rPr>
+          <w:t>27:12、19</w:t>
+        </w:r>
+      </w:hyperlink>
+      <w:r>
+        <w:rPr>
+          <w:lang w:val="zh_TW" w:bidi="zh_TW"/>
+        </w:rPr>
+        <w:t>）。先知阿摩司提到鐵製的打糧器具（</w:t>
+      </w:r>
+      <w:hyperlink r:id="rId247">
+        <w:r>
+          <w:rPr>
+            <w:lang w:val="zh_TW" w:bidi="zh_TW"/>
+          </w:rPr>
+          <w:rPr>
+            <w:color w:val="0000EE"/>
+            <w:u w:val="single"/>
+          </w:rPr>
+          <w:t>摩1:3</w:t>
+        </w:r>
+      </w:hyperlink>
+      <w:r>
+        <w:rPr>
+          <w:lang w:val="zh_TW" w:bidi="zh_TW"/>
+        </w:rPr>
+        <w:t>）。彌迦則用鐵象徵軍事的力量（</w:t>
+      </w:r>
+      <w:hyperlink r:id="rId248">
+        <w:r>
+          <w:rPr>
+            <w:lang w:val="zh_TW" w:bidi="zh_TW"/>
+          </w:rPr>
+          <w:rPr>
+            <w:color w:val="0000EE"/>
+            <w:u w:val="single"/>
+          </w:rPr>
+          <w:t>彌4:13</w:t>
+        </w:r>
+      </w:hyperlink>
+      <w:r>
+        <w:rPr>
+          <w:lang w:val="zh_TW" w:bidi="zh_TW"/>
+        </w:rPr>
+        <w:t>）。但以理書也多次提及鐵（</w:t>
+      </w:r>
+      <w:hyperlink r:id="rId249">
+        <w:r>
+          <w:rPr>
+            <w:lang w:val="zh_TW" w:bidi="zh_TW"/>
+          </w:rPr>
+          <w:rPr>
+            <w:color w:val="0000EE"/>
+            <w:u w:val="single"/>
+          </w:rPr>
+          <w:t>但2:33–35、40–45，</w:t>
+        </w:r>
+      </w:hyperlink>
+      <w:hyperlink r:id="rId250">
+        <w:r>
+          <w:rPr>
+            <w:lang w:val="zh_TW" w:bidi="zh_TW"/>
+          </w:rPr>
+          <w:rPr>
+            <w:color w:val="0000EE"/>
+            <w:u w:val="single"/>
+          </w:rPr>
+          <w:t>4:15、23，</w:t>
+        </w:r>
+      </w:hyperlink>
+      <w:hyperlink r:id="rId251">
+        <w:r>
+          <w:rPr>
+            <w:lang w:val="zh_TW" w:bidi="zh_TW"/>
+          </w:rPr>
+          <w:rPr>
+            <w:color w:val="0000EE"/>
+            <w:u w:val="single"/>
+          </w:rPr>
+          <w:t>7:7、19</w:t>
+        </w:r>
+      </w:hyperlink>
+      <w:r>
+        <w:rPr>
+          <w:lang w:val="zh_TW" w:bidi="zh_TW"/>
+        </w:rPr>
+        <w:t>）。</w:t>
+      </w:r>
+    </w:p>
+    <w:p>
+      <w:pPr/>
+      <w:r>
+        <w:rPr>
+          <w:lang w:val="zh_TW" w:bidi="zh_TW"/>
+        </w:rPr>
+      </w:r>
+      <w:r>
+        <w:rPr>
+          <w:lang w:val="zh_TW" w:bidi="zh_TW"/>
+        </w:rPr>
+        <w:t>到了羅馬時代，鐵製武器成為戰爭中最常見的兵器。人們也用鐵門來封閉監獄（</w:t>
+      </w:r>
+      <w:hyperlink r:id="rId252">
+        <w:r>
+          <w:rPr>
+            <w:lang w:val="zh_TW" w:bidi="zh_TW"/>
+          </w:rPr>
+          <w:rPr>
+            <w:color w:val="0000EE"/>
+            <w:u w:val="single"/>
+          </w:rPr>
+          <w:t>徒12:10</w:t>
+        </w:r>
+      </w:hyperlink>
+      <w:r>
+        <w:rPr>
+          <w:lang w:val="zh_TW" w:bidi="zh_TW"/>
+        </w:rPr>
+        <w:t>），經文以象徵方式描述強勢的統治者以鐵杖施行權柄（</w:t>
+      </w:r>
+      <w:hyperlink r:id="rId253">
+        <w:r>
+          <w:rPr>
+            <w:lang w:val="zh_TW" w:bidi="zh_TW"/>
+          </w:rPr>
+          <w:rPr>
+            <w:color w:val="0000EE"/>
+            <w:u w:val="single"/>
+          </w:rPr>
+          <w:t>啟2:27，</w:t>
+        </w:r>
+      </w:hyperlink>
+      <w:hyperlink r:id="rId254">
+        <w:r>
+          <w:rPr>
+            <w:lang w:val="zh_TW" w:bidi="zh_TW"/>
+          </w:rPr>
+          <w:rPr>
+            <w:color w:val="0000EE"/>
+            <w:u w:val="single"/>
+          </w:rPr>
+          <w:t>9:9，</w:t>
+        </w:r>
+      </w:hyperlink>
+      <w:hyperlink r:id="rId255">
+        <w:r>
+          <w:rPr>
+            <w:lang w:val="zh_TW" w:bidi="zh_TW"/>
+          </w:rPr>
+          <w:rPr>
+            <w:color w:val="0000EE"/>
+            <w:u w:val="single"/>
+          </w:rPr>
+          <w:t>12:5，</w:t>
+        </w:r>
+      </w:hyperlink>
+      <w:hyperlink r:id="rId256">
+        <w:r>
+          <w:rPr>
+            <w:lang w:val="zh_TW" w:bidi="zh_TW"/>
+          </w:rPr>
+          <w:rPr>
+            <w:color w:val="0000EE"/>
+            <w:u w:val="single"/>
+          </w:rPr>
+          <w:t>19:15</w:t>
+        </w:r>
+      </w:hyperlink>
+      <w:r>
+        <w:rPr>
+          <w:lang w:val="zh_TW" w:bidi="zh_TW"/>
+        </w:rPr>
+        <w:t>）。「鐵」一詞也出現在多種比喻中：冶煉鐵象徵試煉與苦難（</w:t>
+      </w:r>
+      <w:hyperlink r:id="rId114">
+        <w:r>
+          <w:rPr>
+            <w:lang w:val="zh_TW" w:bidi="zh_TW"/>
+          </w:rPr>
+          <w:rPr>
+            <w:color w:val="0000EE"/>
+            <w:u w:val="single"/>
+          </w:rPr>
+          <w:t>申4:20</w:t>
+        </w:r>
+      </w:hyperlink>
+      <w:r>
+        <w:rPr>
+          <w:lang w:val="zh_TW" w:bidi="zh_TW"/>
+        </w:rPr>
+        <w:t>；</w:t>
+      </w:r>
+      <w:hyperlink r:id="rId115">
+        <w:r>
+          <w:rPr>
+            <w:lang w:val="zh_TW" w:bidi="zh_TW"/>
+          </w:rPr>
+          <w:rPr>
+            <w:color w:val="0000EE"/>
+            <w:u w:val="single"/>
+          </w:rPr>
+          <w:t>王上8:51</w:t>
+        </w:r>
+      </w:hyperlink>
+      <w:r>
+        <w:rPr>
+          <w:lang w:val="zh_TW" w:bidi="zh_TW"/>
+        </w:rPr>
+        <w:t>；</w:t>
+      </w:r>
+      <w:hyperlink r:id="rId116">
+        <w:r>
+          <w:rPr>
+            <w:lang w:val="zh_TW" w:bidi="zh_TW"/>
+          </w:rPr>
+          <w:rPr>
+            <w:color w:val="0000EE"/>
+            <w:u w:val="single"/>
+          </w:rPr>
+          <w:t>耶11:4</w:t>
+        </w:r>
+      </w:hyperlink>
+      <w:r>
+        <w:rPr>
+          <w:lang w:val="zh_TW" w:bidi="zh_TW"/>
+        </w:rPr>
+        <w:t>；</w:t>
+      </w:r>
+      <w:hyperlink r:id="rId257">
+        <w:r>
+          <w:rPr>
+            <w:lang w:val="zh_TW" w:bidi="zh_TW"/>
+          </w:rPr>
+          <w:rPr>
+            <w:color w:val="0000EE"/>
+            <w:u w:val="single"/>
+          </w:rPr>
+          <w:t>結22:18</w:t>
+        </w:r>
+      </w:hyperlink>
+      <w:r>
+        <w:rPr>
+          <w:lang w:val="zh_TW" w:bidi="zh_TW"/>
+        </w:rPr>
+        <w:t>），鐵柱象徵剛強（</w:t>
+      </w:r>
+      <w:hyperlink r:id="rId239">
+        <w:r>
+          <w:rPr>
+            <w:lang w:val="zh_TW" w:bidi="zh_TW"/>
+          </w:rPr>
+          <w:rPr>
+            <w:color w:val="0000EE"/>
+            <w:u w:val="single"/>
+          </w:rPr>
+          <w:t>耶1:18</w:t>
+        </w:r>
+      </w:hyperlink>
+      <w:r>
+        <w:rPr>
+          <w:lang w:val="zh_TW" w:bidi="zh_TW"/>
+        </w:rPr>
+        <w:t>），鐵杖象徵嚴厲的管治（</w:t>
+      </w:r>
+      <w:hyperlink r:id="rId258">
+        <w:r>
+          <w:rPr>
+            <w:lang w:val="zh_TW" w:bidi="zh_TW"/>
+          </w:rPr>
+          <w:rPr>
+            <w:color w:val="0000EE"/>
+            <w:u w:val="single"/>
+          </w:rPr>
+          <w:t>詩2:9</w:t>
+        </w:r>
+      </w:hyperlink>
+      <w:r>
+        <w:rPr>
+          <w:lang w:val="zh_TW" w:bidi="zh_TW"/>
+        </w:rPr>
+        <w:t>；</w:t>
+      </w:r>
+      <w:hyperlink r:id="rId253">
+        <w:r>
+          <w:rPr>
+            <w:lang w:val="zh_TW" w:bidi="zh_TW"/>
+          </w:rPr>
+          <w:rPr>
+            <w:color w:val="0000EE"/>
+            <w:u w:val="single"/>
+          </w:rPr>
+          <w:t>啟2:27，</w:t>
+        </w:r>
+      </w:hyperlink>
+      <w:hyperlink r:id="rId255">
+        <w:r>
+          <w:rPr>
+            <w:lang w:val="zh_TW" w:bidi="zh_TW"/>
+          </w:rPr>
+          <w:rPr>
+            <w:color w:val="0000EE"/>
+            <w:u w:val="single"/>
+          </w:rPr>
+          <w:t>12:5，</w:t>
+        </w:r>
+      </w:hyperlink>
+      <w:hyperlink r:id="rId256">
+        <w:r>
+          <w:rPr>
+            <w:lang w:val="zh_TW" w:bidi="zh_TW"/>
+          </w:rPr>
+          <w:rPr>
+            <w:color w:val="0000EE"/>
+            <w:u w:val="single"/>
+          </w:rPr>
+          <w:t>19:15</w:t>
+        </w:r>
+      </w:hyperlink>
+      <w:r>
+        <w:rPr>
+          <w:lang w:val="zh_TW" w:bidi="zh_TW"/>
+        </w:rPr>
+        <w:t>）。</w:t>
+      </w:r>
+    </w:p>
+    <w:p>
+      <w:pPr/>
+      <w:r>
+        <w:rPr>
+          <w:lang w:val="zh_TW" w:bidi="zh_TW"/>
+        </w:rPr>
+      </w:r>
+      <w:r>
+        <w:rPr>
           <w:i/>
           <w:lang w:val="zh_TW" w:bidi="zh_TW"/>
         </w:rPr>
-        <w:t>見</w:t>
-      </w:r>
-      <w:r>
-        <w:rPr>
-          <w:lang w:val="zh_TW" w:bidi="zh_TW"/>
-        </w:rPr>
-        <w:t>耶穌基督的家譜</w:t>
+        <w:t>另見</w:t>
+      </w:r>
+      <w:r>
+        <w:rPr>
+          <w:lang w:val="zh_TW" w:bidi="zh_TW"/>
+        </w:rPr>
+        <w:t>銅匠；</w:t>
+      </w:r>
+      <w:r>
+        <w:rPr>
+          <w:lang w:val="zh_TW" w:bidi="zh_TW"/>
+        </w:rPr>
+        <w:t>金匠；</w:t>
+      </w:r>
+      <w:r>
+        <w:rPr>
+          <w:lang w:val="zh_TW" w:bidi="zh_TW"/>
+        </w:rPr>
+        <w:t>鐵匠；</w:t>
+      </w:r>
+      <w:r>
+        <w:rPr>
+          <w:lang w:val="zh_TW" w:bidi="zh_TW"/>
+        </w:rPr>
+        <w:t>石匠，石工；</w:t>
+      </w:r>
+      <w:r>
+        <w:rPr>
+          <w:lang w:val="zh_TW" w:bidi="zh_TW"/>
+        </w:rPr>
+        <w:t>銀匠；珍貴的</w:t>
+      </w:r>
+      <w:r>
+        <w:rPr>
+          <w:lang w:val="zh_TW" w:bidi="zh_TW"/>
+        </w:rPr>
+        <w:t>寶石</w:t>
       </w:r>
       <w:r>
         <w:rPr>
@@ -5252,36 +8010,6 @@
   <w:num w:numId="13" w16cid:durableId="592781308">
     <w:abstractNumId w:val="11"/>
   </w:num>
-  <w:num w:numId="14">
-    <w:abstractNumId w:val="3"/>
-    <w:lvlOverride w:ilvl="0">
-      <w:startOverride w:val="1"/>
-    </w:lvlOverride>
-  </w:num>
-  <w:num w:numId="15">
-    <w:abstractNumId w:val="3"/>
-    <w:lvlOverride w:ilvl="0">
-      <w:startOverride w:val="1"/>
-    </w:lvlOverride>
-  </w:num>
-  <w:num w:numId="16">
-    <w:abstractNumId w:val="3"/>
-    <w:lvlOverride w:ilvl="0">
-      <w:startOverride w:val="1"/>
-    </w:lvlOverride>
-  </w:num>
-  <w:num w:numId="17">
-    <w:abstractNumId w:val="3"/>
-    <w:lvlOverride w:ilvl="0">
-      <w:startOverride w:val="1"/>
-    </w:lvlOverride>
-  </w:num>
-  <w:num w:numId="18">
-    <w:abstractNumId w:val="3"/>
-    <w:lvlOverride w:ilvl="0">
-      <w:startOverride w:val="1"/>
-    </w:lvlOverride>
-  </w:num>
   <w:numIdMacAtCleanup w:val="10"/>
 </w:numbering>
 </file>

--- a/zht/docx/086.content.docx
+++ b/zht/docx/086.content.docx
@@ -233,108 +233,72 @@
         </w:rPr>
         <w:t>空曠的荒地，通常乾旱、沙質，且無法維持植物生命，例如巴勒斯坦南部的內蓋夫（Negev，又譯：南地）沙漠。曠野中常有一些局部區域可以維持有限的生命。最常見的希伯來文「曠野（desert）」一詞意為「荒野（wilderness）」，可能與一個動詞有關，意指「驅趕」，就像牧羊人驅趕羊群去放牧一樣。在新約和七十士譯本（舊約的古希臘文譯本）中常見的希臘文詞語意指一個未圈圍、未耕種的區域，野獸在其中遊蕩（</w:t>
       </w:r>
-      <w:hyperlink r:id="rId13">
-        <w:r>
-          <w:rPr>
-            <w:lang w:val="zh_TW" w:bidi="zh_TW"/>
-          </w:rPr>
-          <w:rPr>
-            <w:color w:val="0000EE"/>
-            <w:u w:val="single"/>
-          </w:rPr>
-          <w:t>申32:10</w:t>
-        </w:r>
-      </w:hyperlink>
+      <w:r>
+        <w:rPr>
+          <w:lang w:val="zh_TW" w:bidi="zh_TW"/>
+        </w:rPr>
+        <w:t>申32:10</w:t>
+      </w:r>
       <w:r>
         <w:rPr>
           <w:lang w:val="zh_TW" w:bidi="zh_TW"/>
         </w:rPr>
         <w:t>；</w:t>
       </w:r>
-      <w:hyperlink r:id="rId14">
-        <w:r>
-          <w:rPr>
-            <w:lang w:val="zh_TW" w:bidi="zh_TW"/>
-          </w:rPr>
-          <w:rPr>
-            <w:color w:val="0000EE"/>
-            <w:u w:val="single"/>
-          </w:rPr>
-          <w:t>伯24:5</w:t>
-        </w:r>
-      </w:hyperlink>
+      <w:r>
+        <w:rPr>
+          <w:lang w:val="zh_TW" w:bidi="zh_TW"/>
+        </w:rPr>
+        <w:t>伯24:5</w:t>
+      </w:r>
       <w:r>
         <w:rPr>
           <w:lang w:val="zh_TW" w:bidi="zh_TW"/>
         </w:rPr>
         <w:t>）。曠野有時也是牧草地（</w:t>
       </w:r>
-      <w:hyperlink r:id="rId15">
-        <w:r>
-          <w:rPr>
-            <w:lang w:val="zh_TW" w:bidi="zh_TW"/>
-          </w:rPr>
-          <w:rPr>
-            <w:color w:val="0000EE"/>
-            <w:u w:val="single"/>
-          </w:rPr>
-          <w:t>出3:1</w:t>
-        </w:r>
-      </w:hyperlink>
+      <w:r>
+        <w:rPr>
+          <w:lang w:val="zh_TW" w:bidi="zh_TW"/>
+        </w:rPr>
+        <w:t>出3:1</w:t>
+      </w:r>
       <w:r>
         <w:rPr>
           <w:lang w:val="zh_TW" w:bidi="zh_TW"/>
         </w:rPr>
         <w:t>；</w:t>
       </w:r>
-      <w:hyperlink r:id="rId16">
-        <w:r>
-          <w:rPr>
-            <w:lang w:val="zh_TW" w:bidi="zh_TW"/>
-          </w:rPr>
-          <w:rPr>
-            <w:color w:val="0000EE"/>
-            <w:u w:val="single"/>
-          </w:rPr>
-          <w:t>詩65:12</w:t>
-        </w:r>
-      </w:hyperlink>
+      <w:r>
+        <w:rPr>
+          <w:lang w:val="zh_TW" w:bidi="zh_TW"/>
+        </w:rPr>
+        <w:t>詩65:12</w:t>
+      </w:r>
       <w:r>
         <w:rPr>
           <w:lang w:val="zh_TW" w:bidi="zh_TW"/>
         </w:rPr>
         <w:t>；</w:t>
       </w:r>
-      <w:hyperlink r:id="rId17">
-        <w:r>
-          <w:rPr>
-            <w:lang w:val="zh_TW" w:bidi="zh_TW"/>
-          </w:rPr>
-          <w:rPr>
-            <w:color w:val="0000EE"/>
-            <w:u w:val="single"/>
-          </w:rPr>
-          <w:t>耶23:10</w:t>
-        </w:r>
-      </w:hyperlink>
+      <w:r>
+        <w:rPr>
+          <w:lang w:val="zh_TW" w:bidi="zh_TW"/>
+        </w:rPr>
+        <w:t>耶23:10</w:t>
+      </w:r>
       <w:r>
         <w:rPr>
           <w:lang w:val="zh_TW" w:bidi="zh_TW"/>
         </w:rPr>
         <w:t>；</w:t>
       </w:r>
-      <w:hyperlink r:id="rId18">
-        <w:r>
-          <w:rPr>
-            <w:lang w:val="zh_TW" w:bidi="zh_TW"/>
-          </w:rPr>
-          <w:rPr>
-            <w:color w:val="0000EE"/>
-            <w:u w:val="single"/>
-          </w:rPr>
-          <w:t>珥2:22</w:t>
-        </w:r>
-      </w:hyperlink>
+      <w:r>
+        <w:rPr>
+          <w:lang w:val="zh_TW" w:bidi="zh_TW"/>
+        </w:rPr>
+        <w:t>珥2:22</w:t>
+      </w:r>
       <w:r>
         <w:rPr>
           <w:lang w:val="zh_TW" w:bidi="zh_TW"/>
@@ -355,306 +319,204 @@
         </w:rPr>
         <w:t>聖經經常提到曠野的區域（例如，</w:t>
       </w:r>
-      <w:hyperlink r:id="rId19">
-        <w:r>
-          <w:rPr>
-            <w:lang w:val="zh_TW" w:bidi="zh_TW"/>
-          </w:rPr>
-          <w:rPr>
-            <w:color w:val="0000EE"/>
-            <w:u w:val="single"/>
-          </w:rPr>
-          <w:t>創16:7</w:t>
-        </w:r>
-      </w:hyperlink>
+      <w:r>
+        <w:rPr>
+          <w:lang w:val="zh_TW" w:bidi="zh_TW"/>
+        </w:rPr>
+        <w:t>創16:7</w:t>
+      </w:r>
       <w:r>
         <w:rPr>
           <w:lang w:val="zh_TW" w:bidi="zh_TW"/>
         </w:rPr>
         <w:t>，</w:t>
       </w:r>
-      <w:hyperlink r:id="rId20">
-        <w:r>
-          <w:rPr>
-            <w:lang w:val="zh_TW" w:bidi="zh_TW"/>
-          </w:rPr>
-          <w:rPr>
-            <w:color w:val="0000EE"/>
-            <w:u w:val="single"/>
-          </w:rPr>
-          <w:t>21:20</w:t>
-        </w:r>
-      </w:hyperlink>
+      <w:r>
+        <w:rPr>
+          <w:lang w:val="zh_TW" w:bidi="zh_TW"/>
+        </w:rPr>
+        <w:t>21:20</w:t>
+      </w:r>
       <w:r>
         <w:rPr>
           <w:lang w:val="zh_TW" w:bidi="zh_TW"/>
         </w:rPr>
         <w:t>；</w:t>
       </w:r>
-      <w:hyperlink r:id="rId21">
-        <w:r>
-          <w:rPr>
-            <w:lang w:val="zh_TW" w:bidi="zh_TW"/>
-          </w:rPr>
-          <w:rPr>
-            <w:color w:val="0000EE"/>
-            <w:u w:val="single"/>
-          </w:rPr>
-          <w:t>撒上17:28</w:t>
-        </w:r>
-      </w:hyperlink>
+      <w:r>
+        <w:rPr>
+          <w:lang w:val="zh_TW" w:bidi="zh_TW"/>
+        </w:rPr>
+        <w:t>撒上17:28</w:t>
+      </w:r>
       <w:r>
         <w:rPr>
           <w:lang w:val="zh_TW" w:bidi="zh_TW"/>
         </w:rPr>
         <w:t>；</w:t>
       </w:r>
-      <w:hyperlink r:id="rId22">
-        <w:r>
-          <w:rPr>
-            <w:lang w:val="zh_TW" w:bidi="zh_TW"/>
-          </w:rPr>
-          <w:rPr>
-            <w:color w:val="0000EE"/>
-            <w:u w:val="single"/>
-          </w:rPr>
-          <w:t>太3:1</w:t>
-        </w:r>
-      </w:hyperlink>
+      <w:r>
+        <w:rPr>
+          <w:lang w:val="zh_TW" w:bidi="zh_TW"/>
+        </w:rPr>
+        <w:t>太3:1</w:t>
+      </w:r>
       <w:r>
         <w:rPr>
           <w:lang w:val="zh_TW" w:bidi="zh_TW"/>
         </w:rPr>
         <w:t>；</w:t>
       </w:r>
-      <w:hyperlink r:id="rId23">
-        <w:r>
-          <w:rPr>
-            <w:lang w:val="zh_TW" w:bidi="zh_TW"/>
-          </w:rPr>
-          <w:rPr>
-            <w:color w:val="0000EE"/>
-            <w:u w:val="single"/>
-          </w:rPr>
-          <w:t>可1:13</w:t>
-        </w:r>
-      </w:hyperlink>
+      <w:r>
+        <w:rPr>
+          <w:lang w:val="zh_TW" w:bidi="zh_TW"/>
+        </w:rPr>
+        <w:t>可1:13</w:t>
+      </w:r>
       <w:r>
         <w:rPr>
           <w:lang w:val="zh_TW" w:bidi="zh_TW"/>
         </w:rPr>
         <w:t>；</w:t>
       </w:r>
-      <w:hyperlink r:id="rId24">
-        <w:r>
-          <w:rPr>
-            <w:lang w:val="zh_TW" w:bidi="zh_TW"/>
-          </w:rPr>
-          <w:rPr>
-            <w:color w:val="0000EE"/>
-            <w:u w:val="single"/>
-          </w:rPr>
-          <w:t>路15:4</w:t>
-        </w:r>
-      </w:hyperlink>
+      <w:r>
+        <w:rPr>
+          <w:lang w:val="zh_TW" w:bidi="zh_TW"/>
+        </w:rPr>
+        <w:t>路15:4</w:t>
+      </w:r>
       <w:r>
         <w:rPr>
           <w:lang w:val="zh_TW" w:bidi="zh_TW"/>
         </w:rPr>
         <w:t>）。「曠野」通常是無人定居的地方（</w:t>
       </w:r>
-      <w:hyperlink r:id="rId25">
-        <w:r>
-          <w:rPr>
-            <w:lang w:val="zh_TW" w:bidi="zh_TW"/>
-          </w:rPr>
-          <w:rPr>
-            <w:color w:val="0000EE"/>
-            <w:u w:val="single"/>
-          </w:rPr>
-          <w:t>民14:33</w:t>
-        </w:r>
-      </w:hyperlink>
+      <w:r>
+        <w:rPr>
+          <w:lang w:val="zh_TW" w:bidi="zh_TW"/>
+        </w:rPr>
+        <w:t>民14:33</w:t>
+      </w:r>
       <w:r>
         <w:rPr>
           <w:lang w:val="zh_TW" w:bidi="zh_TW"/>
         </w:rPr>
         <w:t>；</w:t>
       </w:r>
-      <w:hyperlink r:id="rId13">
-        <w:r>
-          <w:rPr>
-            <w:lang w:val="zh_TW" w:bidi="zh_TW"/>
-          </w:rPr>
-          <w:rPr>
-            <w:color w:val="0000EE"/>
-            <w:u w:val="single"/>
-          </w:rPr>
-          <w:t>申32:10</w:t>
-        </w:r>
-      </w:hyperlink>
+      <w:r>
+        <w:rPr>
+          <w:lang w:val="zh_TW" w:bidi="zh_TW"/>
+        </w:rPr>
+        <w:t>申32:10</w:t>
+      </w:r>
       <w:r>
         <w:rPr>
           <w:lang w:val="zh_TW" w:bidi="zh_TW"/>
         </w:rPr>
         <w:t>；</w:t>
       </w:r>
-      <w:hyperlink r:id="rId26">
-        <w:r>
-          <w:rPr>
-            <w:lang w:val="zh_TW" w:bidi="zh_TW"/>
-          </w:rPr>
-          <w:rPr>
-            <w:color w:val="0000EE"/>
-            <w:u w:val="single"/>
-          </w:rPr>
-          <w:t>伯38:26</w:t>
-        </w:r>
-      </w:hyperlink>
+      <w:r>
+        <w:rPr>
+          <w:lang w:val="zh_TW" w:bidi="zh_TW"/>
+        </w:rPr>
+        <w:t>伯38:26</w:t>
+      </w:r>
       <w:r>
         <w:rPr>
           <w:lang w:val="zh_TW" w:bidi="zh_TW"/>
         </w:rPr>
         <w:t>；</w:t>
       </w:r>
-      <w:hyperlink r:id="rId27">
-        <w:r>
-          <w:rPr>
-            <w:lang w:val="zh_TW" w:bidi="zh_TW"/>
-          </w:rPr>
-          <w:rPr>
-            <w:color w:val="0000EE"/>
-            <w:u w:val="single"/>
-          </w:rPr>
-          <w:t>箴21:19</w:t>
-        </w:r>
-      </w:hyperlink>
+      <w:r>
+        <w:rPr>
+          <w:lang w:val="zh_TW" w:bidi="zh_TW"/>
+        </w:rPr>
+        <w:t>箴21:19</w:t>
+      </w:r>
       <w:r>
         <w:rPr>
           <w:lang w:val="zh_TW" w:bidi="zh_TW"/>
         </w:rPr>
         <w:t>；</w:t>
       </w:r>
-      <w:hyperlink r:id="rId28">
-        <w:r>
-          <w:rPr>
-            <w:lang w:val="zh_TW" w:bidi="zh_TW"/>
-          </w:rPr>
-          <w:rPr>
-            <w:color w:val="0000EE"/>
-            <w:u w:val="single"/>
-          </w:rPr>
-          <w:t>耶9:2</w:t>
-        </w:r>
-      </w:hyperlink>
+      <w:r>
+        <w:rPr>
+          <w:lang w:val="zh_TW" w:bidi="zh_TW"/>
+        </w:rPr>
+        <w:t>耶9:2</w:t>
+      </w:r>
       <w:r>
         <w:rPr>
           <w:lang w:val="zh_TW" w:bidi="zh_TW"/>
         </w:rPr>
         <w:t>），但卻是野生動物的棲息地：鵜鶘（</w:t>
       </w:r>
-      <w:hyperlink r:id="rId29">
-        <w:r>
-          <w:rPr>
-            <w:lang w:val="zh_TW" w:bidi="zh_TW"/>
-          </w:rPr>
-          <w:rPr>
-            <w:color w:val="0000EE"/>
-            <w:u w:val="single"/>
-          </w:rPr>
-          <w:t>詩102:6</w:t>
-        </w:r>
-      </w:hyperlink>
+      <w:r>
+        <w:rPr>
+          <w:lang w:val="zh_TW" w:bidi="zh_TW"/>
+        </w:rPr>
+        <w:t>詩102:6</w:t>
+      </w:r>
       <w:r>
         <w:rPr>
           <w:lang w:val="zh_TW" w:bidi="zh_TW"/>
         </w:rPr>
         <w:t>）、野驢（</w:t>
       </w:r>
-      <w:hyperlink r:id="rId14">
-        <w:r>
-          <w:rPr>
-            <w:lang w:val="zh_TW" w:bidi="zh_TW"/>
-          </w:rPr>
-          <w:rPr>
-            <w:color w:val="0000EE"/>
-            <w:u w:val="single"/>
-          </w:rPr>
-          <w:t>伯24:5</w:t>
-        </w:r>
-      </w:hyperlink>
+      <w:r>
+        <w:rPr>
+          <w:lang w:val="zh_TW" w:bidi="zh_TW"/>
+        </w:rPr>
+        <w:t>伯24:5</w:t>
+      </w:r>
       <w:r>
         <w:rPr>
           <w:lang w:val="zh_TW" w:bidi="zh_TW"/>
         </w:rPr>
         <w:t>）、野狗（</w:t>
       </w:r>
-      <w:hyperlink r:id="rId30">
-        <w:r>
-          <w:rPr>
-            <w:lang w:val="zh_TW" w:bidi="zh_TW"/>
-          </w:rPr>
-          <w:rPr>
-            <w:color w:val="0000EE"/>
-            <w:u w:val="single"/>
-          </w:rPr>
-          <w:t>瑪1:3</w:t>
-        </w:r>
-      </w:hyperlink>
+      <w:r>
+        <w:rPr>
+          <w:lang w:val="zh_TW" w:bidi="zh_TW"/>
+        </w:rPr>
+        <w:t>瑪1:3</w:t>
+      </w:r>
       <w:r>
         <w:rPr>
           <w:lang w:val="zh_TW" w:bidi="zh_TW"/>
         </w:rPr>
         <w:t>）、鴕鳥（</w:t>
       </w:r>
-      <w:hyperlink r:id="rId31">
-        <w:r>
-          <w:rPr>
-            <w:lang w:val="zh_TW" w:bidi="zh_TW"/>
-          </w:rPr>
-          <w:rPr>
-            <w:color w:val="0000EE"/>
-            <w:u w:val="single"/>
-          </w:rPr>
-          <w:t>哀4:3</w:t>
-        </w:r>
-      </w:hyperlink>
+      <w:r>
+        <w:rPr>
+          <w:lang w:val="zh_TW" w:bidi="zh_TW"/>
+        </w:rPr>
+        <w:t>哀4:3</w:t>
+      </w:r>
       <w:r>
         <w:rPr>
           <w:lang w:val="zh_TW" w:bidi="zh_TW"/>
         </w:rPr>
         <w:t>）。這個詞也有比喻的用法（</w:t>
       </w:r>
-      <w:hyperlink r:id="rId32">
-        <w:r>
-          <w:rPr>
-            <w:lang w:val="zh_TW" w:bidi="zh_TW"/>
-          </w:rPr>
-          <w:rPr>
-            <w:color w:val="0000EE"/>
-            <w:u w:val="single"/>
-          </w:rPr>
-          <w:t>何2:3</w:t>
-        </w:r>
-      </w:hyperlink>
+      <w:r>
+        <w:rPr>
+          <w:lang w:val="zh_TW" w:bidi="zh_TW"/>
+        </w:rPr>
+        <w:t>何2:3</w:t>
+      </w:r>
       <w:r>
         <w:rPr>
           <w:lang w:val="zh_TW" w:bidi="zh_TW"/>
         </w:rPr>
         <w:t>；</w:t>
       </w:r>
-      <w:hyperlink r:id="rId33">
-        <w:r>
-          <w:rPr>
-            <w:lang w:val="zh_TW" w:bidi="zh_TW"/>
-          </w:rPr>
-          <w:rPr>
-            <w:color w:val="0000EE"/>
-            <w:u w:val="single"/>
-          </w:rPr>
-          <w:t>耶2:31</w:t>
-        </w:r>
-      </w:hyperlink>
+      <w:r>
+        <w:rPr>
+          <w:lang w:val="zh_TW" w:bidi="zh_TW"/>
+        </w:rPr>
+        <w:t>耶2:31</w:t>
+      </w:r>
       <w:r>
         <w:rPr>
           <w:lang w:val="zh_TW" w:bidi="zh_TW"/>
@@ -675,150 +537,96 @@
         </w:rPr>
         <w:t>另一個希伯來文「曠野」一詞，源自一個意為「乾燥（to be arid）」的詞根，指的是一片貧瘠、荒涼、光禿的草原（</w:t>
       </w:r>
-      <w:hyperlink r:id="rId14">
-        <w:r>
-          <w:rPr>
-            <w:lang w:val="zh_TW" w:bidi="zh_TW"/>
-          </w:rPr>
-          <w:rPr>
-            <w:color w:val="0000EE"/>
-            <w:u w:val="single"/>
-          </w:rPr>
-          <w:t>伯24:5</w:t>
-        </w:r>
-      </w:hyperlink>
+      <w:r>
+        <w:rPr>
+          <w:lang w:val="zh_TW" w:bidi="zh_TW"/>
+        </w:rPr>
+        <w:t>伯24:5</w:t>
+      </w:r>
       <w:r>
         <w:rPr>
           <w:lang w:val="zh_TW" w:bidi="zh_TW"/>
         </w:rPr>
         <w:t>；</w:t>
       </w:r>
-      <w:hyperlink r:id="rId34">
-        <w:r>
-          <w:rPr>
-            <w:lang w:val="zh_TW" w:bidi="zh_TW"/>
-          </w:rPr>
-          <w:rPr>
-            <w:color w:val="0000EE"/>
-            <w:u w:val="single"/>
-          </w:rPr>
-          <w:t>賽33:9；</w:t>
-        </w:r>
-      </w:hyperlink>
-      <w:hyperlink r:id="rId35">
-        <w:r>
-          <w:rPr>
-            <w:lang w:val="zh_TW" w:bidi="zh_TW"/>
-          </w:rPr>
-          <w:rPr>
-            <w:color w:val="0000EE"/>
-            <w:u w:val="single"/>
-          </w:rPr>
-          <w:t>耶51:43</w:t>
-        </w:r>
-      </w:hyperlink>
+      <w:r>
+        <w:rPr>
+          <w:lang w:val="zh_TW" w:bidi="zh_TW"/>
+        </w:rPr>
+        <w:t>賽33:9；</w:t>
+      </w:r>
+      <w:r>
+        <w:rPr>
+          <w:lang w:val="zh_TW" w:bidi="zh_TW"/>
+        </w:rPr>
+        <w:t>耶51:43</w:t>
+      </w:r>
       <w:r>
         <w:rPr>
           <w:lang w:val="zh_TW" w:bidi="zh_TW"/>
         </w:rPr>
         <w:t>）。該詞的複數形式描述了摩押曠野平原的地形特徵（</w:t>
       </w:r>
-      <w:hyperlink r:id="rId36">
-        <w:r>
-          <w:rPr>
-            <w:lang w:val="zh_TW" w:bidi="zh_TW"/>
-          </w:rPr>
-          <w:rPr>
-            <w:color w:val="0000EE"/>
-            <w:u w:val="single"/>
-          </w:rPr>
-          <w:t>民22:1</w:t>
-        </w:r>
-      </w:hyperlink>
+      <w:r>
+        <w:rPr>
+          <w:lang w:val="zh_TW" w:bidi="zh_TW"/>
+        </w:rPr>
+        <w:t>民22:1</w:t>
+      </w:r>
       <w:r>
         <w:rPr>
           <w:lang w:val="zh_TW" w:bidi="zh_TW"/>
         </w:rPr>
         <w:t>，</w:t>
       </w:r>
-      <w:hyperlink r:id="rId37">
-        <w:r>
-          <w:rPr>
-            <w:lang w:val="zh_TW" w:bidi="zh_TW"/>
-          </w:rPr>
-          <w:rPr>
-            <w:color w:val="0000EE"/>
-            <w:u w:val="single"/>
-          </w:rPr>
-          <w:t>26:3、63</w:t>
-        </w:r>
-      </w:hyperlink>
+      <w:r>
+        <w:rPr>
+          <w:lang w:val="zh_TW" w:bidi="zh_TW"/>
+        </w:rPr>
+        <w:t>26:3、63</w:t>
+      </w:r>
       <w:r>
         <w:rPr>
           <w:lang w:val="zh_TW" w:bidi="zh_TW"/>
         </w:rPr>
         <w:t>；</w:t>
       </w:r>
-      <w:hyperlink r:id="rId38">
-        <w:r>
-          <w:rPr>
-            <w:lang w:val="zh_TW" w:bidi="zh_TW"/>
-          </w:rPr>
-          <w:rPr>
-            <w:color w:val="0000EE"/>
-            <w:u w:val="single"/>
-          </w:rPr>
-          <w:t>申34:1</w:t>
-        </w:r>
-      </w:hyperlink>
+      <w:r>
+        <w:rPr>
+          <w:lang w:val="zh_TW" w:bidi="zh_TW"/>
+        </w:rPr>
+        <w:t>申34:1</w:t>
+      </w:r>
       <w:r>
         <w:rPr>
           <w:lang w:val="zh_TW" w:bidi="zh_TW"/>
         </w:rPr>
         <w:t>）以及耶利哥（</w:t>
       </w:r>
-      <w:hyperlink r:id="rId39">
-        <w:r>
-          <w:rPr>
-            <w:lang w:val="zh_TW" w:bidi="zh_TW"/>
-          </w:rPr>
-          <w:rPr>
-            <w:color w:val="0000EE"/>
-            <w:u w:val="single"/>
-          </w:rPr>
-          <w:t>書4:13，</w:t>
-        </w:r>
-      </w:hyperlink>
-      <w:hyperlink r:id="rId40">
-        <w:r>
-          <w:rPr>
-            <w:lang w:val="zh_TW" w:bidi="zh_TW"/>
-          </w:rPr>
-          <w:rPr>
-            <w:color w:val="0000EE"/>
-            <w:u w:val="single"/>
-          </w:rPr>
-          <w:t>5:10</w:t>
-        </w:r>
-      </w:hyperlink>
+      <w:r>
+        <w:rPr>
+          <w:lang w:val="zh_TW" w:bidi="zh_TW"/>
+        </w:rPr>
+        <w:t>書4:13，</w:t>
+      </w:r>
+      <w:r>
+        <w:rPr>
+          <w:lang w:val="zh_TW" w:bidi="zh_TW"/>
+        </w:rPr>
+        <w:t>5:10</w:t>
+      </w:r>
       <w:r>
         <w:rPr>
           <w:lang w:val="zh_TW" w:bidi="zh_TW"/>
         </w:rPr>
         <w:t>；</w:t>
       </w:r>
-      <w:hyperlink r:id="rId41">
-        <w:r>
-          <w:rPr>
-            <w:lang w:val="zh_TW" w:bidi="zh_TW"/>
-          </w:rPr>
-          <w:rPr>
-            <w:color w:val="0000EE"/>
-            <w:u w:val="single"/>
-          </w:rPr>
-          <w:t>王下25:5</w:t>
-        </w:r>
-      </w:hyperlink>
+      <w:r>
+        <w:rPr>
+          <w:lang w:val="zh_TW" w:bidi="zh_TW"/>
+        </w:rPr>
+        <w:t>王下25:5</w:t>
+      </w:r>
       <w:r>
         <w:rPr>
           <w:lang w:val="zh_TW" w:bidi="zh_TW"/>
@@ -839,378 +647,252 @@
         </w:rPr>
         <w:t>另有兩個希伯來文詞彙，分別意為「荒廢」和「毀壞」，指的是曾有人居住但後來荒涼的地區或定居點（</w:t>
       </w:r>
-      <w:hyperlink r:id="rId42">
-        <w:r>
-          <w:rPr>
-            <w:lang w:val="zh_TW" w:bidi="zh_TW"/>
-          </w:rPr>
-          <w:rPr>
-            <w:color w:val="0000EE"/>
-            <w:u w:val="single"/>
-          </w:rPr>
-          <w:t>賽1:7</w:t>
-        </w:r>
-      </w:hyperlink>
+      <w:r>
+        <w:rPr>
+          <w:lang w:val="zh_TW" w:bidi="zh_TW"/>
+        </w:rPr>
+        <w:t>賽1:7</w:t>
+      </w:r>
       <w:r>
         <w:rPr>
           <w:lang w:val="zh_TW" w:bidi="zh_TW"/>
         </w:rPr>
         <w:t>，</w:t>
       </w:r>
-      <w:hyperlink r:id="rId43">
-        <w:r>
-          <w:rPr>
-            <w:lang w:val="zh_TW" w:bidi="zh_TW"/>
-          </w:rPr>
-          <w:rPr>
-            <w:color w:val="0000EE"/>
-            <w:u w:val="single"/>
-          </w:rPr>
-          <w:t>5:9</w:t>
-        </w:r>
-      </w:hyperlink>
+      <w:r>
+        <w:rPr>
+          <w:lang w:val="zh_TW" w:bidi="zh_TW"/>
+        </w:rPr>
+        <w:t>5:9</w:t>
+      </w:r>
       <w:r>
         <w:rPr>
           <w:lang w:val="zh_TW" w:bidi="zh_TW"/>
         </w:rPr>
         <w:t>，</w:t>
       </w:r>
-      <w:hyperlink r:id="rId44">
-        <w:r>
-          <w:rPr>
-            <w:lang w:val="zh_TW" w:bidi="zh_TW"/>
-          </w:rPr>
-          <w:rPr>
-            <w:color w:val="0000EE"/>
-            <w:u w:val="single"/>
-          </w:rPr>
-          <w:t>6:11</w:t>
-        </w:r>
-      </w:hyperlink>
+      <w:r>
+        <w:rPr>
+          <w:lang w:val="zh_TW" w:bidi="zh_TW"/>
+        </w:rPr>
+        <w:t>6:11</w:t>
+      </w:r>
       <w:r>
         <w:rPr>
           <w:lang w:val="zh_TW" w:bidi="zh_TW"/>
         </w:rPr>
         <w:t>；</w:t>
       </w:r>
-      <w:hyperlink r:id="rId45">
-        <w:r>
-          <w:rPr>
-            <w:lang w:val="zh_TW" w:bidi="zh_TW"/>
-          </w:rPr>
-          <w:rPr>
-            <w:color w:val="0000EE"/>
-            <w:u w:val="single"/>
-          </w:rPr>
-          <w:t>耶42:18</w:t>
-        </w:r>
-      </w:hyperlink>
+      <w:r>
+        <w:rPr>
+          <w:lang w:val="zh_TW" w:bidi="zh_TW"/>
+        </w:rPr>
+        <w:t>耶42:18</w:t>
+      </w:r>
       <w:r>
         <w:rPr>
           <w:lang w:val="zh_TW" w:bidi="zh_TW"/>
         </w:rPr>
         <w:t>；</w:t>
       </w:r>
-      <w:hyperlink r:id="rId46">
-        <w:r>
-          <w:rPr>
-            <w:lang w:val="zh_TW" w:bidi="zh_TW"/>
-          </w:rPr>
-          <w:rPr>
-            <w:color w:val="0000EE"/>
-            <w:u w:val="single"/>
-          </w:rPr>
-          <w:t>結35:7</w:t>
-        </w:r>
-      </w:hyperlink>
+      <w:r>
+        <w:rPr>
+          <w:lang w:val="zh_TW" w:bidi="zh_TW"/>
+        </w:rPr>
+        <w:t>結35:7</w:t>
+      </w:r>
       <w:r>
         <w:rPr>
           <w:lang w:val="zh_TW" w:bidi="zh_TW"/>
         </w:rPr>
         <w:t>）。這些詞也更廣泛地用於任何荒涼或廢棄之地（</w:t>
       </w:r>
-      <w:hyperlink r:id="rId47">
-        <w:r>
-          <w:rPr>
-            <w:lang w:val="zh_TW" w:bidi="zh_TW"/>
-          </w:rPr>
-          <w:rPr>
-            <w:color w:val="0000EE"/>
-            <w:u w:val="single"/>
-          </w:rPr>
-          <w:t>利26:31、33</w:t>
-        </w:r>
-      </w:hyperlink>
+      <w:r>
+        <w:rPr>
+          <w:lang w:val="zh_TW" w:bidi="zh_TW"/>
+        </w:rPr>
+        <w:t>利26:31、33</w:t>
+      </w:r>
       <w:r>
         <w:rPr>
           <w:lang w:val="zh_TW" w:bidi="zh_TW"/>
         </w:rPr>
         <w:t>；</w:t>
       </w:r>
-      <w:hyperlink r:id="rId48">
-        <w:r>
-          <w:rPr>
-            <w:lang w:val="zh_TW" w:bidi="zh_TW"/>
-          </w:rPr>
-          <w:rPr>
-            <w:color w:val="0000EE"/>
-            <w:u w:val="single"/>
-          </w:rPr>
-          <w:t>伯3:14</w:t>
-        </w:r>
-      </w:hyperlink>
+      <w:r>
+        <w:rPr>
+          <w:lang w:val="zh_TW" w:bidi="zh_TW"/>
+        </w:rPr>
+        <w:t>伯3:14</w:t>
+      </w:r>
       <w:r>
         <w:rPr>
           <w:lang w:val="zh_TW" w:bidi="zh_TW"/>
         </w:rPr>
         <w:t>；</w:t>
       </w:r>
-      <w:hyperlink r:id="rId49">
-        <w:r>
-          <w:rPr>
-            <w:lang w:val="zh_TW" w:bidi="zh_TW"/>
-          </w:rPr>
-          <w:rPr>
-            <w:color w:val="0000EE"/>
-            <w:u w:val="single"/>
-          </w:rPr>
-          <w:t>詩9:6</w:t>
-        </w:r>
-      </w:hyperlink>
+      <w:r>
+        <w:rPr>
+          <w:lang w:val="zh_TW" w:bidi="zh_TW"/>
+        </w:rPr>
+        <w:t>詩9:6</w:t>
+      </w:r>
       <w:r>
         <w:rPr>
           <w:lang w:val="zh_TW" w:bidi="zh_TW"/>
         </w:rPr>
         <w:t>，</w:t>
       </w:r>
-      <w:hyperlink r:id="rId50">
-        <w:r>
-          <w:rPr>
-            <w:lang w:val="zh_TW" w:bidi="zh_TW"/>
-          </w:rPr>
-          <w:rPr>
-            <w:color w:val="0000EE"/>
-            <w:u w:val="single"/>
-          </w:rPr>
-          <w:t>109:10</w:t>
-        </w:r>
-      </w:hyperlink>
+      <w:r>
+        <w:rPr>
+          <w:lang w:val="zh_TW" w:bidi="zh_TW"/>
+        </w:rPr>
+        <w:t>109:10</w:t>
+      </w:r>
       <w:r>
         <w:rPr>
           <w:lang w:val="zh_TW" w:bidi="zh_TW"/>
         </w:rPr>
         <w:t>；</w:t>
       </w:r>
-      <w:hyperlink r:id="rId51">
-        <w:r>
-          <w:rPr>
-            <w:lang w:val="zh_TW" w:bidi="zh_TW"/>
-          </w:rPr>
-          <w:rPr>
-            <w:color w:val="0000EE"/>
-            <w:u w:val="single"/>
-          </w:rPr>
-          <w:t>賽5:17</w:t>
-        </w:r>
-      </w:hyperlink>
+      <w:r>
+        <w:rPr>
+          <w:lang w:val="zh_TW" w:bidi="zh_TW"/>
+        </w:rPr>
+        <w:t>賽5:17</w:t>
+      </w:r>
       <w:r>
         <w:rPr>
           <w:lang w:val="zh_TW" w:bidi="zh_TW"/>
         </w:rPr>
         <w:t>，</w:t>
       </w:r>
-      <w:hyperlink r:id="rId52">
-        <w:r>
-          <w:rPr>
-            <w:lang w:val="zh_TW" w:bidi="zh_TW"/>
-          </w:rPr>
-          <w:rPr>
-            <w:color w:val="0000EE"/>
-            <w:u w:val="single"/>
-          </w:rPr>
-          <w:t>44:26</w:t>
-        </w:r>
-      </w:hyperlink>
+      <w:r>
+        <w:rPr>
+          <w:lang w:val="zh_TW" w:bidi="zh_TW"/>
+        </w:rPr>
+        <w:t>44:26</w:t>
+      </w:r>
       <w:r>
         <w:rPr>
           <w:lang w:val="zh_TW" w:bidi="zh_TW"/>
         </w:rPr>
         <w:t>，</w:t>
       </w:r>
-      <w:hyperlink r:id="rId53">
-        <w:r>
-          <w:rPr>
-            <w:lang w:val="zh_TW" w:bidi="zh_TW"/>
-          </w:rPr>
-          <w:rPr>
-            <w:color w:val="0000EE"/>
-            <w:u w:val="single"/>
-          </w:rPr>
-          <w:t>51:3</w:t>
-        </w:r>
-      </w:hyperlink>
+      <w:r>
+        <w:rPr>
+          <w:lang w:val="zh_TW" w:bidi="zh_TW"/>
+        </w:rPr>
+        <w:t>51:3</w:t>
+      </w:r>
       <w:r>
         <w:rPr>
           <w:lang w:val="zh_TW" w:bidi="zh_TW"/>
         </w:rPr>
         <w:t>，</w:t>
       </w:r>
-      <w:hyperlink r:id="rId54">
-        <w:r>
-          <w:rPr>
-            <w:lang w:val="zh_TW" w:bidi="zh_TW"/>
-          </w:rPr>
-          <w:rPr>
-            <w:color w:val="0000EE"/>
-            <w:u w:val="single"/>
-          </w:rPr>
-          <w:t>52:9</w:t>
-        </w:r>
-      </w:hyperlink>
+      <w:r>
+        <w:rPr>
+          <w:lang w:val="zh_TW" w:bidi="zh_TW"/>
+        </w:rPr>
+        <w:t>52:9</w:t>
+      </w:r>
       <w:r>
         <w:rPr>
           <w:lang w:val="zh_TW" w:bidi="zh_TW"/>
         </w:rPr>
         <w:t>；</w:t>
       </w:r>
-      <w:hyperlink r:id="rId55">
-        <w:r>
-          <w:rPr>
-            <w:lang w:val="zh_TW" w:bidi="zh_TW"/>
-          </w:rPr>
-          <w:rPr>
-            <w:color w:val="0000EE"/>
-            <w:u w:val="single"/>
-          </w:rPr>
-          <w:t>耶7:34</w:t>
-        </w:r>
-      </w:hyperlink>
+      <w:r>
+        <w:rPr>
+          <w:lang w:val="zh_TW" w:bidi="zh_TW"/>
+        </w:rPr>
+        <w:t>耶7:34</w:t>
+      </w:r>
       <w:r>
         <w:rPr>
           <w:lang w:val="zh_TW" w:bidi="zh_TW"/>
         </w:rPr>
         <w:t>；</w:t>
       </w:r>
-      <w:hyperlink r:id="rId56">
-        <w:r>
-          <w:rPr>
-            <w:lang w:val="zh_TW" w:bidi="zh_TW"/>
-          </w:rPr>
-          <w:rPr>
-            <w:color w:val="0000EE"/>
-            <w:u w:val="single"/>
-          </w:rPr>
-          <w:t>結5:14</w:t>
-        </w:r>
-      </w:hyperlink>
+      <w:r>
+        <w:rPr>
+          <w:lang w:val="zh_TW" w:bidi="zh_TW"/>
+        </w:rPr>
+        <w:t>結5:14</w:t>
+      </w:r>
       <w:r>
         <w:rPr>
           <w:lang w:val="zh_TW" w:bidi="zh_TW"/>
         </w:rPr>
         <w:t>）。其中一個詞也用於指出埃及的曠野（</w:t>
       </w:r>
-      <w:hyperlink r:id="rId57">
-        <w:r>
-          <w:rPr>
-            <w:lang w:val="zh_TW" w:bidi="zh_TW"/>
-          </w:rPr>
-          <w:rPr>
-            <w:color w:val="0000EE"/>
-            <w:u w:val="single"/>
-          </w:rPr>
-          <w:t>賽48:21</w:t>
-        </w:r>
-      </w:hyperlink>
+      <w:r>
+        <w:rPr>
+          <w:lang w:val="zh_TW" w:bidi="zh_TW"/>
+        </w:rPr>
+        <w:t>賽48:21</w:t>
+      </w:r>
       <w:r>
         <w:rPr>
           <w:lang w:val="zh_TW" w:bidi="zh_TW"/>
         </w:rPr>
         <w:t>）。另一個意為「荒廢」的詞（</w:t>
       </w:r>
-      <w:hyperlink r:id="rId58">
-        <w:r>
-          <w:rPr>
-            <w:lang w:val="zh_TW" w:bidi="zh_TW"/>
-          </w:rPr>
-          <w:rPr>
-            <w:color w:val="0000EE"/>
-            <w:u w:val="single"/>
-          </w:rPr>
-          <w:t>詩78:40</w:t>
-        </w:r>
-      </w:hyperlink>
+      <w:r>
+        <w:rPr>
+          <w:lang w:val="zh_TW" w:bidi="zh_TW"/>
+        </w:rPr>
+        <w:t>詩78:40</w:t>
+      </w:r>
       <w:r>
         <w:rPr>
           <w:lang w:val="zh_TW" w:bidi="zh_TW"/>
         </w:rPr>
         <w:t>；</w:t>
       </w:r>
-      <w:hyperlink r:id="rId59">
-        <w:r>
-          <w:rPr>
-            <w:lang w:val="zh_TW" w:bidi="zh_TW"/>
-          </w:rPr>
-          <w:rPr>
-            <w:color w:val="0000EE"/>
-            <w:u w:val="single"/>
-          </w:rPr>
-          <w:t>賽43:19–20</w:t>
-        </w:r>
-      </w:hyperlink>
+      <w:r>
+        <w:rPr>
+          <w:lang w:val="zh_TW" w:bidi="zh_TW"/>
+        </w:rPr>
+        <w:t>賽43:19–20</w:t>
+      </w:r>
       <w:r>
         <w:rPr>
           <w:lang w:val="zh_TW" w:bidi="zh_TW"/>
         </w:rPr>
         <w:t>），在加上定冠詞後，成為耶下望（Jeshimon）這個專有名詞，指的是死海以西的一片土地（</w:t>
       </w:r>
-      <w:hyperlink r:id="rId60">
-        <w:r>
-          <w:rPr>
-            <w:lang w:val="zh_TW" w:bidi="zh_TW"/>
-          </w:rPr>
-          <w:rPr>
-            <w:color w:val="0000EE"/>
-            <w:u w:val="single"/>
-          </w:rPr>
-          <w:t>民21:20</w:t>
-        </w:r>
-      </w:hyperlink>
+      <w:r>
+        <w:rPr>
+          <w:lang w:val="zh_TW" w:bidi="zh_TW"/>
+        </w:rPr>
+        <w:t>民21:20</w:t>
+      </w:r>
       <w:r>
         <w:rPr>
           <w:lang w:val="zh_TW" w:bidi="zh_TW"/>
         </w:rPr>
         <w:t>；</w:t>
       </w:r>
-      <w:hyperlink r:id="rId61">
-        <w:r>
-          <w:rPr>
-            <w:lang w:val="zh_TW" w:bidi="zh_TW"/>
-          </w:rPr>
-          <w:rPr>
-            <w:color w:val="0000EE"/>
-            <w:u w:val="single"/>
-          </w:rPr>
-          <w:t>撒上23:24</w:t>
-        </w:r>
-      </w:hyperlink>
+      <w:r>
+        <w:rPr>
+          <w:lang w:val="zh_TW" w:bidi="zh_TW"/>
+        </w:rPr>
+        <w:t>撒上23:24</w:t>
+      </w:r>
       <w:r>
         <w:rPr>
           <w:lang w:val="zh_TW" w:bidi="zh_TW"/>
         </w:rPr>
         <w:t>，</w:t>
       </w:r>
-      <w:hyperlink r:id="rId62">
-        <w:r>
-          <w:rPr>
-            <w:lang w:val="zh_TW" w:bidi="zh_TW"/>
-          </w:rPr>
-          <w:rPr>
-            <w:color w:val="0000EE"/>
-            <w:u w:val="single"/>
-          </w:rPr>
-          <w:t>26:1</w:t>
-        </w:r>
-      </w:hyperlink>
+      <w:r>
+        <w:rPr>
+          <w:lang w:val="zh_TW" w:bidi="zh_TW"/>
+        </w:rPr>
+        <w:t>26:1</w:t>
+      </w:r>
       <w:r>
         <w:rPr>
           <w:lang w:val="zh_TW" w:bidi="zh_TW"/>
@@ -1231,90 +913,60 @@
         </w:rPr>
         <w:t>在新約中，「曠野（wilderness）」這個名詞和「荒野（desert）」這個形容詞（</w:t>
       </w:r>
-      <w:hyperlink r:id="rId22">
-        <w:r>
-          <w:rPr>
-            <w:lang w:val="zh_TW" w:bidi="zh_TW"/>
-          </w:rPr>
-          <w:rPr>
-            <w:color w:val="0000EE"/>
-            <w:u w:val="single"/>
-          </w:rPr>
-          <w:t>太3:1</w:t>
-        </w:r>
-      </w:hyperlink>
+      <w:r>
+        <w:rPr>
+          <w:lang w:val="zh_TW" w:bidi="zh_TW"/>
+        </w:rPr>
+        <w:t>太3:1</w:t>
+      </w:r>
       <w:r>
         <w:rPr>
           <w:lang w:val="zh_TW" w:bidi="zh_TW"/>
         </w:rPr>
         <w:t>，</w:t>
       </w:r>
-      <w:hyperlink r:id="rId63">
-        <w:r>
-          <w:rPr>
-            <w:lang w:val="zh_TW" w:bidi="zh_TW"/>
-          </w:rPr>
-          <w:rPr>
-            <w:color w:val="0000EE"/>
-            <w:u w:val="single"/>
-          </w:rPr>
-          <w:t>24:26</w:t>
-        </w:r>
-      </w:hyperlink>
+      <w:r>
+        <w:rPr>
+          <w:lang w:val="zh_TW" w:bidi="zh_TW"/>
+        </w:rPr>
+        <w:t>24:26</w:t>
+      </w:r>
       <w:r>
         <w:rPr>
           <w:lang w:val="zh_TW" w:bidi="zh_TW"/>
         </w:rPr>
         <w:t>；</w:t>
       </w:r>
-      <w:hyperlink r:id="rId64">
-        <w:r>
-          <w:rPr>
-            <w:lang w:val="zh_TW" w:bidi="zh_TW"/>
-          </w:rPr>
-          <w:rPr>
-            <w:color w:val="0000EE"/>
-            <w:u w:val="single"/>
-          </w:rPr>
-          <w:t>路5:16</w:t>
-        </w:r>
-      </w:hyperlink>
+      <w:r>
+        <w:rPr>
+          <w:lang w:val="zh_TW" w:bidi="zh_TW"/>
+        </w:rPr>
+        <w:t>路5:16</w:t>
+      </w:r>
       <w:r>
         <w:rPr>
           <w:lang w:val="zh_TW" w:bidi="zh_TW"/>
         </w:rPr>
         <w:t>；</w:t>
       </w:r>
-      <w:hyperlink r:id="rId65">
-        <w:r>
-          <w:rPr>
-            <w:lang w:val="zh_TW" w:bidi="zh_TW"/>
-          </w:rPr>
-          <w:rPr>
-            <w:color w:val="0000EE"/>
-            <w:u w:val="single"/>
-          </w:rPr>
-          <w:t>約6:31</w:t>
-        </w:r>
-      </w:hyperlink>
+      <w:r>
+        <w:rPr>
+          <w:lang w:val="zh_TW" w:bidi="zh_TW"/>
+        </w:rPr>
+        <w:t>約6:31</w:t>
+      </w:r>
       <w:r>
         <w:rPr>
           <w:lang w:val="zh_TW" w:bidi="zh_TW"/>
         </w:rPr>
         <w:t>；</w:t>
       </w:r>
-      <w:hyperlink r:id="rId66">
-        <w:r>
-          <w:rPr>
-            <w:lang w:val="zh_TW" w:bidi="zh_TW"/>
-          </w:rPr>
-          <w:rPr>
-            <w:color w:val="0000EE"/>
-            <w:u w:val="single"/>
-          </w:rPr>
-          <w:t>徒8:26</w:t>
-        </w:r>
-      </w:hyperlink>
+      <w:r>
+        <w:rPr>
+          <w:lang w:val="zh_TW" w:bidi="zh_TW"/>
+        </w:rPr>
+        <w:t>徒8:26</w:t>
+      </w:r>
       <w:r>
         <w:rPr>
           <w:lang w:val="zh_TW" w:bidi="zh_TW"/>
@@ -1335,108 +987,72 @@
         </w:rPr>
         <w:t>整個聖經歷史經常被解釋為具有曠野或荒野的主題。這可以被看作是人類在伊甸園之外的領域不順服的經歷；以色列人在出埃及期間的漂流；在曠野中的純正信仰與城中軟弱、偶像崇拜之間的鬥爭。曠野被視為鬼和死亡的領域（</w:t>
       </w:r>
-      <w:hyperlink r:id="rId67">
-        <w:r>
-          <w:rPr>
-            <w:lang w:val="zh_TW" w:bidi="zh_TW"/>
-          </w:rPr>
-          <w:rPr>
-            <w:color w:val="0000EE"/>
-            <w:u w:val="single"/>
-          </w:rPr>
-          <w:t>申32:17</w:t>
-        </w:r>
-      </w:hyperlink>
+      <w:r>
+        <w:rPr>
+          <w:lang w:val="zh_TW" w:bidi="zh_TW"/>
+        </w:rPr>
+        <w:t>申32:17</w:t>
+      </w:r>
       <w:r>
         <w:rPr>
           <w:lang w:val="zh_TW" w:bidi="zh_TW"/>
         </w:rPr>
         <w:t>；</w:t>
       </w:r>
-      <w:hyperlink r:id="rId68">
-        <w:r>
-          <w:rPr>
-            <w:lang w:val="zh_TW" w:bidi="zh_TW"/>
-          </w:rPr>
-          <w:rPr>
-            <w:color w:val="0000EE"/>
-            <w:u w:val="single"/>
-          </w:rPr>
-          <w:t>賽34:13–14</w:t>
-        </w:r>
-      </w:hyperlink>
+      <w:r>
+        <w:rPr>
+          <w:lang w:val="zh_TW" w:bidi="zh_TW"/>
+        </w:rPr>
+        <w:t>賽34:13–14</w:t>
+      </w:r>
       <w:r>
         <w:rPr>
           <w:lang w:val="zh_TW" w:bidi="zh_TW"/>
         </w:rPr>
         <w:t>）；其邪惡的荒野類似於創造時的原始混沌（</w:t>
       </w:r>
-      <w:hyperlink r:id="rId69">
-        <w:r>
-          <w:rPr>
-            <w:lang w:val="zh_TW" w:bidi="zh_TW"/>
-          </w:rPr>
-          <w:rPr>
-            <w:color w:val="0000EE"/>
-            <w:u w:val="single"/>
-          </w:rPr>
-          <w:t>創1:2</w:t>
-        </w:r>
-      </w:hyperlink>
+      <w:r>
+        <w:rPr>
+          <w:lang w:val="zh_TW" w:bidi="zh_TW"/>
+        </w:rPr>
+        <w:t>創1:2</w:t>
+      </w:r>
       <w:r>
         <w:rPr>
           <w:lang w:val="zh_TW" w:bidi="zh_TW"/>
         </w:rPr>
         <w:t>；</w:t>
       </w:r>
-      <w:hyperlink r:id="rId70">
-        <w:r>
-          <w:rPr>
-            <w:lang w:val="zh_TW" w:bidi="zh_TW"/>
-          </w:rPr>
-          <w:rPr>
-            <w:color w:val="0000EE"/>
-            <w:u w:val="single"/>
-          </w:rPr>
-          <w:t>伯26:7</w:t>
-        </w:r>
-      </w:hyperlink>
+      <w:r>
+        <w:rPr>
+          <w:lang w:val="zh_TW" w:bidi="zh_TW"/>
+        </w:rPr>
+        <w:t>伯26:7</w:t>
+      </w:r>
       <w:r>
         <w:rPr>
           <w:lang w:val="zh_TW" w:bidi="zh_TW"/>
         </w:rPr>
         <w:t>）。有幾段感人的經文描述曠野谷地中生命的復興（例如，</w:t>
       </w:r>
-      <w:hyperlink r:id="rId71">
-        <w:r>
-          <w:rPr>
-            <w:lang w:val="zh_TW" w:bidi="zh_TW"/>
-          </w:rPr>
-          <w:rPr>
-            <w:color w:val="0000EE"/>
-            <w:u w:val="single"/>
-          </w:rPr>
-          <w:t>結37章</w:t>
-        </w:r>
-      </w:hyperlink>
+      <w:r>
+        <w:rPr>
+          <w:lang w:val="zh_TW" w:bidi="zh_TW"/>
+        </w:rPr>
+        <w:t>結37章</w:t>
+      </w:r>
       <w:r>
         <w:rPr>
           <w:lang w:val="zh_TW" w:bidi="zh_TW"/>
         </w:rPr>
         <w:t>），或荒地轉變為豐盛的花園（</w:t>
       </w:r>
-      <w:hyperlink r:id="rId72">
-        <w:r>
-          <w:rPr>
-            <w:lang w:val="zh_TW" w:bidi="zh_TW"/>
-          </w:rPr>
-          <w:rPr>
-            <w:color w:val="0000EE"/>
-            <w:u w:val="single"/>
-          </w:rPr>
-          <w:t>賽41:18–20</w:t>
-        </w:r>
-      </w:hyperlink>
+      <w:r>
+        <w:rPr>
+          <w:lang w:val="zh_TW" w:bidi="zh_TW"/>
+        </w:rPr>
+        <w:t>賽41:18–20</w:t>
+      </w:r>
       <w:r>
         <w:rPr>
           <w:lang w:val="zh_TW" w:bidi="zh_TW"/>
@@ -1457,126 +1073,84 @@
         </w:rPr>
         <w:t>曠野也是神與祂百姓相遇的地方（</w:t>
       </w:r>
-      <w:hyperlink r:id="rId73">
-        <w:r>
-          <w:rPr>
-            <w:lang w:val="zh_TW" w:bidi="zh_TW"/>
-          </w:rPr>
-          <w:rPr>
-            <w:color w:val="0000EE"/>
-            <w:u w:val="single"/>
-          </w:rPr>
-          <w:t>申32:10–12</w:t>
-        </w:r>
-      </w:hyperlink>
+      <w:r>
+        <w:rPr>
+          <w:lang w:val="zh_TW" w:bidi="zh_TW"/>
+        </w:rPr>
+        <w:t>申32:10–12</w:t>
+      </w:r>
       <w:r>
         <w:rPr>
           <w:lang w:val="zh_TW" w:bidi="zh_TW"/>
         </w:rPr>
         <w:t>），祂在那裡看顧他們，並試煉他們的順服（</w:t>
       </w:r>
-      <w:hyperlink r:id="rId74">
-        <w:r>
-          <w:rPr>
-            <w:lang w:val="zh_TW" w:bidi="zh_TW"/>
-          </w:rPr>
-          <w:rPr>
-            <w:color w:val="0000EE"/>
-            <w:u w:val="single"/>
-          </w:rPr>
-          <w:t>耶2:2</w:t>
-        </w:r>
-      </w:hyperlink>
+      <w:r>
+        <w:rPr>
+          <w:lang w:val="zh_TW" w:bidi="zh_TW"/>
+        </w:rPr>
+        <w:t>耶2:2</w:t>
+      </w:r>
       <w:r>
         <w:rPr>
           <w:lang w:val="zh_TW" w:bidi="zh_TW"/>
         </w:rPr>
         <w:t>；</w:t>
       </w:r>
-      <w:hyperlink r:id="rId75">
-        <w:r>
-          <w:rPr>
-            <w:lang w:val="zh_TW" w:bidi="zh_TW"/>
-          </w:rPr>
-          <w:rPr>
-            <w:color w:val="0000EE"/>
-            <w:u w:val="single"/>
-          </w:rPr>
-          <w:t>何2:14–15</w:t>
-        </w:r>
-      </w:hyperlink>
+      <w:r>
+        <w:rPr>
+          <w:lang w:val="zh_TW" w:bidi="zh_TW"/>
+        </w:rPr>
+        <w:t>何2:14–15</w:t>
+      </w:r>
       <w:r>
         <w:rPr>
           <w:lang w:val="zh_TW" w:bidi="zh_TW"/>
         </w:rPr>
         <w:t>）。最後，曠野是避難、潔淨和奉獻的地方。在福音書中，出埃及的曠野主題，在耶穌被試探的四十晝夜中再次出現（</w:t>
       </w:r>
-      <w:hyperlink r:id="rId23">
-        <w:r>
-          <w:rPr>
-            <w:lang w:val="zh_TW" w:bidi="zh_TW"/>
-          </w:rPr>
-          <w:rPr>
-            <w:color w:val="0000EE"/>
-            <w:u w:val="single"/>
-          </w:rPr>
-          <w:t>可1:13</w:t>
-        </w:r>
-      </w:hyperlink>
+      <w:r>
+        <w:rPr>
+          <w:lang w:val="zh_TW" w:bidi="zh_TW"/>
+        </w:rPr>
+        <w:t>可1:13</w:t>
+      </w:r>
       <w:r>
         <w:rPr>
           <w:lang w:val="zh_TW" w:bidi="zh_TW"/>
         </w:rPr>
         <w:t>；參</w:t>
       </w:r>
-      <w:hyperlink r:id="rId76">
-        <w:r>
-          <w:rPr>
-            <w:lang w:val="zh_TW" w:bidi="zh_TW"/>
-          </w:rPr>
-          <w:rPr>
-            <w:color w:val="0000EE"/>
-            <w:u w:val="single"/>
-          </w:rPr>
-          <w:t>詩91篇</w:t>
-        </w:r>
-      </w:hyperlink>
+      <w:r>
+        <w:rPr>
+          <w:lang w:val="zh_TW" w:bidi="zh_TW"/>
+        </w:rPr>
+        <w:t>詩91篇</w:t>
+      </w:r>
       <w:r>
         <w:rPr>
           <w:lang w:val="zh_TW" w:bidi="zh_TW"/>
         </w:rPr>
         <w:t>）。早期教會的沙漠教父和中世紀的隱士，正是仿效以利亞先知和施洗約翰（</w:t>
       </w:r>
-      <w:hyperlink r:id="rId77">
-        <w:r>
-          <w:rPr>
-            <w:lang w:val="zh_TW" w:bidi="zh_TW"/>
-          </w:rPr>
-          <w:rPr>
-            <w:color w:val="0000EE"/>
-            <w:u w:val="single"/>
-          </w:rPr>
-          <w:t>王上19:4–8</w:t>
-        </w:r>
-      </w:hyperlink>
+      <w:r>
+        <w:rPr>
+          <w:lang w:val="zh_TW" w:bidi="zh_TW"/>
+        </w:rPr>
+        <w:t>王上19:4–8</w:t>
+      </w:r>
       <w:r>
         <w:rPr>
           <w:lang w:val="zh_TW" w:bidi="zh_TW"/>
         </w:rPr>
         <w:t>；</w:t>
       </w:r>
-      <w:hyperlink r:id="rId78">
-        <w:r>
-          <w:rPr>
-            <w:lang w:val="zh_TW" w:bidi="zh_TW"/>
-          </w:rPr>
-          <w:rPr>
-            <w:color w:val="0000EE"/>
-            <w:u w:val="single"/>
-          </w:rPr>
-          <w:t>太3:1–6</w:t>
-        </w:r>
-      </w:hyperlink>
+      <w:r>
+        <w:rPr>
+          <w:lang w:val="zh_TW" w:bidi="zh_TW"/>
+        </w:rPr>
+        <w:t>太3:1–6</w:t>
+      </w:r>
       <w:r>
         <w:rPr>
           <w:lang w:val="zh_TW" w:bidi="zh_TW"/>
@@ -1721,162 +1295,108 @@
           <w:lang w:val="zh_TW" w:bidi="zh_TW"/>
         </w:rPr>
       </w:r>
-      <w:hyperlink r:id="rId18">
-        <w:r>
-          <w:rPr>
-            <w:lang w:val="zh_TW" w:bidi="zh_TW"/>
-          </w:rPr>
-          <w:rPr>
-            <w:color w:val="0000EE"/>
-            <w:u w:val="single"/>
-          </w:rPr>
-          <w:t>約珥書二章22節</w:t>
-        </w:r>
-      </w:hyperlink>
+      <w:r>
+        <w:rPr>
+          <w:lang w:val="zh_TW" w:bidi="zh_TW"/>
+        </w:rPr>
+        <w:t>約珥書二章22節</w:t>
+      </w:r>
       <w:r>
         <w:rPr>
           <w:lang w:val="zh_TW" w:bidi="zh_TW"/>
         </w:rPr>
         <w:t>宣告「曠野的草發生」。</w:t>
       </w:r>
-      <w:hyperlink r:id="rId16">
-        <w:r>
-          <w:rPr>
-            <w:lang w:val="zh_TW" w:bidi="zh_TW"/>
-          </w:rPr>
-          <w:rPr>
-            <w:color w:val="0000EE"/>
-            <w:u w:val="single"/>
-          </w:rPr>
-          <w:t>詩篇六十五篇12節</w:t>
-        </w:r>
-      </w:hyperlink>
+      <w:r>
+        <w:rPr>
+          <w:lang w:val="zh_TW" w:bidi="zh_TW"/>
+        </w:rPr>
+        <w:t>詩篇六十五篇12節</w:t>
+      </w:r>
       <w:r>
         <w:rPr>
           <w:lang w:val="zh_TW" w:bidi="zh_TW"/>
         </w:rPr>
         <w:t>說曠野的牧場滴滿了豐盛。然而，耶利米書說「曠野的草場都枯乾了」（</w:t>
       </w:r>
-      <w:hyperlink r:id="rId17">
-        <w:r>
-          <w:rPr>
-            <w:lang w:val="zh_TW" w:bidi="zh_TW"/>
-          </w:rPr>
-          <w:rPr>
-            <w:color w:val="0000EE"/>
-            <w:u w:val="single"/>
-          </w:rPr>
-          <w:t>耶23:10</w:t>
-        </w:r>
-      </w:hyperlink>
+      <w:r>
+        <w:rPr>
+          <w:lang w:val="zh_TW" w:bidi="zh_TW"/>
+        </w:rPr>
+        <w:t>耶23:10</w:t>
+      </w:r>
       <w:r>
         <w:rPr>
           <w:lang w:val="zh_TW" w:bidi="zh_TW"/>
         </w:rPr>
         <w:t>；參</w:t>
       </w:r>
-      <w:hyperlink r:id="rId79">
-        <w:r>
-          <w:rPr>
-            <w:lang w:val="zh_TW" w:bidi="zh_TW"/>
-          </w:rPr>
-          <w:rPr>
-            <w:color w:val="0000EE"/>
-            <w:u w:val="single"/>
-          </w:rPr>
-          <w:t>珥1:20</w:t>
-        </w:r>
-      </w:hyperlink>
+      <w:r>
+        <w:rPr>
+          <w:lang w:val="zh_TW" w:bidi="zh_TW"/>
+        </w:rPr>
+        <w:t>珥1:20</w:t>
+      </w:r>
       <w:r>
         <w:rPr>
           <w:lang w:val="zh_TW" w:bidi="zh_TW"/>
         </w:rPr>
         <w:t>）。約伯提到曠野是人無法居住的地方（</w:t>
       </w:r>
-      <w:hyperlink r:id="rId26">
-        <w:r>
-          <w:rPr>
-            <w:lang w:val="zh_TW" w:bidi="zh_TW"/>
-          </w:rPr>
-          <w:rPr>
-            <w:color w:val="0000EE"/>
-            <w:u w:val="single"/>
-          </w:rPr>
-          <w:t>伯38:26</w:t>
-        </w:r>
-      </w:hyperlink>
+      <w:r>
+        <w:rPr>
+          <w:lang w:val="zh_TW" w:bidi="zh_TW"/>
+        </w:rPr>
+        <w:t>伯38:26</w:t>
+      </w:r>
       <w:r>
         <w:rPr>
           <w:lang w:val="zh_TW" w:bidi="zh_TW"/>
         </w:rPr>
         <w:t>）。曠野是各種動物和鳥類的棲息地，如野驢、豺狼、鷂鷹和鴞鳥（</w:t>
       </w:r>
-      <w:hyperlink r:id="rId29">
-        <w:r>
-          <w:rPr>
-            <w:lang w:val="zh_TW" w:bidi="zh_TW"/>
-          </w:rPr>
-          <w:rPr>
-            <w:color w:val="0000EE"/>
-            <w:u w:val="single"/>
-          </w:rPr>
-          <w:t>詩102:6</w:t>
-        </w:r>
-      </w:hyperlink>
+      <w:r>
+        <w:rPr>
+          <w:lang w:val="zh_TW" w:bidi="zh_TW"/>
+        </w:rPr>
+        <w:t>詩102:6</w:t>
+      </w:r>
       <w:r>
         <w:rPr>
           <w:lang w:val="zh_TW" w:bidi="zh_TW"/>
         </w:rPr>
         <w:t>；</w:t>
       </w:r>
-      <w:hyperlink r:id="rId80">
-        <w:r>
-          <w:rPr>
-            <w:lang w:val="zh_TW" w:bidi="zh_TW"/>
-          </w:rPr>
-          <w:rPr>
-            <w:color w:val="0000EE"/>
-            <w:u w:val="single"/>
-          </w:rPr>
-          <w:t>耶2:24</w:t>
-        </w:r>
-      </w:hyperlink>
+      <w:r>
+        <w:rPr>
+          <w:lang w:val="zh_TW" w:bidi="zh_TW"/>
+        </w:rPr>
+        <w:t>耶2:24</w:t>
+      </w:r>
       <w:r>
         <w:rPr>
           <w:lang w:val="zh_TW" w:bidi="zh_TW"/>
         </w:rPr>
         <w:t>；</w:t>
       </w:r>
-      <w:hyperlink r:id="rId81">
-        <w:r>
-          <w:rPr>
-            <w:lang w:val="zh_TW" w:bidi="zh_TW"/>
-          </w:rPr>
-          <w:rPr>
-            <w:color w:val="0000EE"/>
-            <w:u w:val="single"/>
-          </w:rPr>
-          <w:t>賽13:22</w:t>
-        </w:r>
-      </w:hyperlink>
+      <w:r>
+        <w:rPr>
+          <w:lang w:val="zh_TW" w:bidi="zh_TW"/>
+        </w:rPr>
+        <w:t>賽13:22</w:t>
+      </w:r>
       <w:r>
         <w:rPr>
           <w:lang w:val="zh_TW" w:bidi="zh_TW"/>
         </w:rPr>
         <w:t>，</w:t>
       </w:r>
-      <w:hyperlink r:id="rId82">
-        <w:r>
-          <w:rPr>
-            <w:lang w:val="zh_TW" w:bidi="zh_TW"/>
-          </w:rPr>
-          <w:rPr>
-            <w:color w:val="0000EE"/>
-            <w:u w:val="single"/>
-          </w:rPr>
-          <w:t>34:13–15</w:t>
-        </w:r>
-      </w:hyperlink>
+      <w:r>
+        <w:rPr>
+          <w:lang w:val="zh_TW" w:bidi="zh_TW"/>
+        </w:rPr>
+        <w:t>34:13–15</w:t>
+      </w:r>
       <w:r>
         <w:rPr>
           <w:lang w:val="zh_TW" w:bidi="zh_TW"/>
@@ -1908,18 +1428,12 @@
         </w:rPr>
         <w:t>某些曠野地區有具體名稱，並與特定的城、人或事件有關。例如，夏甲在別是巴的曠野中走迷了路（</w:t>
       </w:r>
-      <w:hyperlink r:id="rId83">
-        <w:r>
-          <w:rPr>
-            <w:lang w:val="zh_TW" w:bidi="zh_TW"/>
-          </w:rPr>
-          <w:rPr>
-            <w:color w:val="0000EE"/>
-            <w:u w:val="single"/>
-          </w:rPr>
-          <w:t>創21:14</w:t>
-        </w:r>
-      </w:hyperlink>
+      <w:r>
+        <w:rPr>
+          <w:lang w:val="zh_TW" w:bidi="zh_TW"/>
+        </w:rPr>
+        <w:t>創21:14</w:t>
+      </w:r>
       <w:r>
         <w:rPr>
           <w:lang w:val="zh_TW" w:bidi="zh_TW"/>
@@ -1958,18 +1472,12 @@
         </w:rPr>
         <w:t>書珥（</w:t>
       </w:r>
-      <w:hyperlink r:id="rId84">
-        <w:r>
-          <w:rPr>
-            <w:lang w:val="zh_TW" w:bidi="zh_TW"/>
-          </w:rPr>
-          <w:rPr>
-            <w:color w:val="0000EE"/>
-            <w:u w:val="single"/>
-          </w:rPr>
-          <w:t>出15:22</w:t>
-        </w:r>
-      </w:hyperlink>
+      <w:r>
+        <w:rPr>
+          <w:lang w:val="zh_TW" w:bidi="zh_TW"/>
+        </w:rPr>
+        <w:t>出15:22</w:t>
+      </w:r>
       <w:r>
         <w:rPr>
           <w:lang w:val="zh_TW" w:bidi="zh_TW"/>
@@ -1994,18 +1502,12 @@
         </w:rPr>
         <w:t>伊坦（</w:t>
       </w:r>
-      <w:hyperlink r:id="rId85">
-        <w:r>
-          <w:rPr>
-            <w:lang w:val="zh_TW" w:bidi="zh_TW"/>
-          </w:rPr>
-          <w:rPr>
-            <w:color w:val="0000EE"/>
-            <w:u w:val="single"/>
-          </w:rPr>
-          <w:t>民33:8</w:t>
-        </w:r>
-      </w:hyperlink>
+      <w:r>
+        <w:rPr>
+          <w:lang w:val="zh_TW" w:bidi="zh_TW"/>
+        </w:rPr>
+        <w:t>民33:8</w:t>
+      </w:r>
       <w:r>
         <w:rPr>
           <w:lang w:val="zh_TW" w:bidi="zh_TW"/>
@@ -2030,18 +1532,12 @@
         </w:rPr>
         <w:t>汛（</w:t>
       </w:r>
-      <w:hyperlink r:id="rId86">
-        <w:r>
-          <w:rPr>
-            <w:lang w:val="zh_TW" w:bidi="zh_TW"/>
-          </w:rPr>
-          <w:rPr>
-            <w:color w:val="0000EE"/>
-            <w:u w:val="single"/>
-          </w:rPr>
-          <w:t>出16:1</w:t>
-        </w:r>
-      </w:hyperlink>
+      <w:r>
+        <w:rPr>
+          <w:lang w:val="zh_TW" w:bidi="zh_TW"/>
+        </w:rPr>
+        <w:t>出16:1</w:t>
+      </w:r>
       <w:r>
         <w:rPr>
           <w:lang w:val="zh_TW" w:bidi="zh_TW"/>
@@ -2066,18 +1562,12 @@
         </w:rPr>
         <w:t>西奈（</w:t>
       </w:r>
-      <w:hyperlink r:id="rId87">
-        <w:r>
-          <w:rPr>
-            <w:lang w:val="zh_TW" w:bidi="zh_TW"/>
-          </w:rPr>
-          <w:rPr>
-            <w:color w:val="0000EE"/>
-            <w:u w:val="single"/>
-          </w:rPr>
-          <w:t>19:1–2</w:t>
-        </w:r>
-      </w:hyperlink>
+      <w:r>
+        <w:rPr>
+          <w:lang w:val="zh_TW" w:bidi="zh_TW"/>
+        </w:rPr>
+        <w:t>19:1–2</w:t>
+      </w:r>
       <w:r>
         <w:rPr>
           <w:lang w:val="zh_TW" w:bidi="zh_TW"/>
@@ -2102,36 +1592,24 @@
         </w:rPr>
         <w:t>尋（</w:t>
       </w:r>
-      <w:hyperlink r:id="rId88">
-        <w:r>
-          <w:rPr>
-            <w:lang w:val="zh_TW" w:bidi="zh_TW"/>
-          </w:rPr>
-          <w:rPr>
-            <w:color w:val="0000EE"/>
-            <w:u w:val="single"/>
-          </w:rPr>
-          <w:t>民13:21</w:t>
-        </w:r>
-      </w:hyperlink>
+      <w:r>
+        <w:rPr>
+          <w:lang w:val="zh_TW" w:bidi="zh_TW"/>
+        </w:rPr>
+        <w:t>民13:21</w:t>
+      </w:r>
       <w:r>
         <w:rPr>
           <w:lang w:val="zh_TW" w:bidi="zh_TW"/>
         </w:rPr>
         <w:t>，</w:t>
       </w:r>
-      <w:hyperlink r:id="rId89">
-        <w:r>
-          <w:rPr>
-            <w:lang w:val="zh_TW" w:bidi="zh_TW"/>
-          </w:rPr>
-          <w:rPr>
-            <w:color w:val="0000EE"/>
-            <w:u w:val="single"/>
-          </w:rPr>
-          <w:t>20:1</w:t>
-        </w:r>
-      </w:hyperlink>
+      <w:r>
+        <w:rPr>
+          <w:lang w:val="zh_TW" w:bidi="zh_TW"/>
+        </w:rPr>
+        <w:t>20:1</w:t>
+      </w:r>
       <w:r>
         <w:rPr>
           <w:lang w:val="zh_TW" w:bidi="zh_TW"/>
@@ -2156,18 +1634,12 @@
         </w:rPr>
         <w:t>巴蘭（</w:t>
       </w:r>
-      <w:hyperlink r:id="rId90">
-        <w:r>
-          <w:rPr>
-            <w:lang w:val="zh_TW" w:bidi="zh_TW"/>
-          </w:rPr>
-          <w:rPr>
-            <w:color w:val="0000EE"/>
-            <w:u w:val="single"/>
-          </w:rPr>
-          <w:t>13:26</w:t>
-        </w:r>
-      </w:hyperlink>
+      <w:r>
+        <w:rPr>
+          <w:lang w:val="zh_TW" w:bidi="zh_TW"/>
+        </w:rPr>
+        <w:t>13:26</w:t>
+      </w:r>
       <w:r>
         <w:rPr>
           <w:lang w:val="zh_TW" w:bidi="zh_TW"/>
@@ -2192,18 +1664,12 @@
         </w:rPr>
         <w:t>加低斯（</w:t>
       </w:r>
-      <w:hyperlink r:id="rId91">
-        <w:r>
-          <w:rPr>
-            <w:lang w:val="zh_TW" w:bidi="zh_TW"/>
-          </w:rPr>
-          <w:rPr>
-            <w:color w:val="0000EE"/>
-            <w:u w:val="single"/>
-          </w:rPr>
-          <w:t>詩29:8</w:t>
-        </w:r>
-      </w:hyperlink>
+      <w:r>
+        <w:rPr>
+          <w:lang w:val="zh_TW" w:bidi="zh_TW"/>
+        </w:rPr>
+        <w:t>詩29:8</w:t>
+      </w:r>
       <w:r>
         <w:rPr>
           <w:lang w:val="zh_TW" w:bidi="zh_TW"/>
@@ -2228,18 +1694,12 @@
         </w:rPr>
         <w:t>摩押（</w:t>
       </w:r>
-      <w:hyperlink r:id="rId92">
-        <w:r>
-          <w:rPr>
-            <w:lang w:val="zh_TW" w:bidi="zh_TW"/>
-          </w:rPr>
-          <w:rPr>
-            <w:color w:val="0000EE"/>
-            <w:u w:val="single"/>
-          </w:rPr>
-          <w:t>申2:8</w:t>
-        </w:r>
-      </w:hyperlink>
+      <w:r>
+        <w:rPr>
+          <w:lang w:val="zh_TW" w:bidi="zh_TW"/>
+        </w:rPr>
+        <w:t>申2:8</w:t>
+      </w:r>
       <w:r>
         <w:rPr>
           <w:lang w:val="zh_TW" w:bidi="zh_TW"/>
@@ -2264,18 +1724,12 @@
         </w:rPr>
         <w:t>基底莫（</w:t>
       </w:r>
-      <w:hyperlink r:id="rId93">
-        <w:r>
-          <w:rPr>
-            <w:lang w:val="zh_TW" w:bidi="zh_TW"/>
-          </w:rPr>
-          <w:rPr>
-            <w:color w:val="0000EE"/>
-            <w:u w:val="single"/>
-          </w:rPr>
-          <w:t>26</w:t>
-        </w:r>
-      </w:hyperlink>
+      <w:r>
+        <w:rPr>
+          <w:lang w:val="zh_TW" w:bidi="zh_TW"/>
+        </w:rPr>
+        <w:t>26</w:t>
+      </w:r>
       <w:r>
         <w:rPr>
           <w:lang w:val="zh_TW" w:bidi="zh_TW"/>
@@ -2296,54 +1750,36 @@
         </w:rPr>
         <w:t>當大衛逃避掃羅時，曾躲藏在西弗曠野的山地（</w:t>
       </w:r>
-      <w:hyperlink r:id="rId94">
-        <w:r>
-          <w:rPr>
-            <w:lang w:val="zh_TW" w:bidi="zh_TW"/>
-          </w:rPr>
-          <w:rPr>
-            <w:color w:val="0000EE"/>
-            <w:u w:val="single"/>
-          </w:rPr>
-          <w:t>撒上23:14–15</w:t>
-        </w:r>
-      </w:hyperlink>
+      <w:r>
+        <w:rPr>
+          <w:lang w:val="zh_TW" w:bidi="zh_TW"/>
+        </w:rPr>
+        <w:t>撒上23:14–15</w:t>
+      </w:r>
       <w:r>
         <w:rPr>
           <w:lang w:val="zh_TW" w:bidi="zh_TW"/>
         </w:rPr>
         <w:t>）。他也在瑪雲曠野（</w:t>
       </w:r>
-      <w:hyperlink r:id="rId95">
-        <w:r>
-          <w:rPr>
-            <w:lang w:val="zh_TW" w:bidi="zh_TW"/>
-          </w:rPr>
-          <w:rPr>
-            <w:color w:val="0000EE"/>
-            <w:u w:val="single"/>
-          </w:rPr>
-          <w:t>24–25</w:t>
-        </w:r>
-      </w:hyperlink>
+      <w:r>
+        <w:rPr>
+          <w:lang w:val="zh_TW" w:bidi="zh_TW"/>
+        </w:rPr>
+        <w:t>24–25</w:t>
+      </w:r>
       <w:r>
         <w:rPr>
           <w:lang w:val="zh_TW" w:bidi="zh_TW"/>
         </w:rPr>
         <w:t>節）和隱基底曠野避難（</w:t>
       </w:r>
-      <w:hyperlink r:id="rId96">
-        <w:r>
-          <w:rPr>
-            <w:lang w:val="zh_TW" w:bidi="zh_TW"/>
-          </w:rPr>
-          <w:rPr>
-            <w:color w:val="0000EE"/>
-            <w:u w:val="single"/>
-          </w:rPr>
-          <w:t>24:1</w:t>
-        </w:r>
-      </w:hyperlink>
+      <w:r>
+        <w:rPr>
+          <w:lang w:val="zh_TW" w:bidi="zh_TW"/>
+        </w:rPr>
+        <w:t>24:1</w:t>
+      </w:r>
       <w:r>
         <w:rPr>
           <w:lang w:val="zh_TW" w:bidi="zh_TW"/>
@@ -2364,36 +1800,24 @@
         </w:rPr>
         <w:t>村莊或城有時與曠野相關。</w:t>
       </w:r>
-      <w:hyperlink r:id="rId97">
-        <w:r>
-          <w:rPr>
-            <w:lang w:val="zh_TW" w:bidi="zh_TW"/>
-          </w:rPr>
-          <w:rPr>
-            <w:color w:val="0000EE"/>
-            <w:u w:val="single"/>
-          </w:rPr>
-          <w:t>約書亞記十五章61至62節</w:t>
-        </w:r>
-      </w:hyperlink>
+      <w:r>
+        <w:rPr>
+          <w:lang w:val="zh_TW" w:bidi="zh_TW"/>
+        </w:rPr>
+        <w:t>約書亞記十五章61至62節</w:t>
+      </w:r>
       <w:r>
         <w:rPr>
           <w:lang w:val="zh_TW" w:bidi="zh_TW"/>
         </w:rPr>
         <w:t>列出了「在曠野」的六個城及其村莊。以賽亞宣告了曠野和其中的城邑未來的喜樂（</w:t>
       </w:r>
-      <w:hyperlink r:id="rId98">
-        <w:r>
-          <w:rPr>
-            <w:lang w:val="zh_TW" w:bidi="zh_TW"/>
-          </w:rPr>
-          <w:rPr>
-            <w:color w:val="0000EE"/>
-            <w:u w:val="single"/>
-          </w:rPr>
-          <w:t>賽42:11</w:t>
-        </w:r>
-      </w:hyperlink>
+      <w:r>
+        <w:rPr>
+          <w:lang w:val="zh_TW" w:bidi="zh_TW"/>
+        </w:rPr>
+        <w:t>賽42:11</w:t>
+      </w:r>
       <w:r>
         <w:rPr>
           <w:lang w:val="zh_TW" w:bidi="zh_TW"/>
@@ -2425,18 +1849,12 @@
         </w:rPr>
         <w:t>曠野與艱苦和試探有關。以利亞的生活方式和穿著，經常讓人聯想到曠野。以利亞的繼承者以利沙也曾在以東的曠野事奉（</w:t>
       </w:r>
-      <w:hyperlink r:id="rId99">
-        <w:r>
-          <w:rPr>
-            <w:lang w:val="zh_TW" w:bidi="zh_TW"/>
-          </w:rPr>
-          <w:rPr>
-            <w:color w:val="0000EE"/>
-            <w:u w:val="single"/>
-          </w:rPr>
-          <w:t>王下3:4–27</w:t>
-        </w:r>
-      </w:hyperlink>
+      <w:r>
+        <w:rPr>
+          <w:lang w:val="zh_TW" w:bidi="zh_TW"/>
+        </w:rPr>
+        <w:t>王下3:4–27</w:t>
+      </w:r>
       <w:r>
         <w:rPr>
           <w:lang w:val="zh_TW" w:bidi="zh_TW"/>
@@ -2457,126 +1875,84 @@
         </w:rPr>
         <w:t>以賽亞預言了施洗約翰的信息，約翰在猶大的曠野傳道（</w:t>
       </w:r>
-      <w:hyperlink r:id="rId100">
-        <w:r>
-          <w:rPr>
-            <w:lang w:val="zh_TW" w:bidi="zh_TW"/>
-          </w:rPr>
-          <w:rPr>
-            <w:color w:val="0000EE"/>
-            <w:u w:val="single"/>
-          </w:rPr>
-          <w:t>賽40:3</w:t>
-        </w:r>
-      </w:hyperlink>
+      <w:r>
+        <w:rPr>
+          <w:lang w:val="zh_TW" w:bidi="zh_TW"/>
+        </w:rPr>
+        <w:t>賽40:3</w:t>
+      </w:r>
       <w:r>
         <w:rPr>
           <w:lang w:val="zh_TW" w:bidi="zh_TW"/>
         </w:rPr>
         <w:t>；</w:t>
       </w:r>
-      <w:hyperlink r:id="rId101">
-        <w:r>
-          <w:rPr>
-            <w:lang w:val="zh_TW" w:bidi="zh_TW"/>
-          </w:rPr>
-          <w:rPr>
-            <w:color w:val="0000EE"/>
-            <w:u w:val="single"/>
-          </w:rPr>
-          <w:t>太3:1–3</w:t>
-        </w:r>
-      </w:hyperlink>
+      <w:r>
+        <w:rPr>
+          <w:lang w:val="zh_TW" w:bidi="zh_TW"/>
+        </w:rPr>
+        <w:t>太3:1–3</w:t>
+      </w:r>
       <w:r>
         <w:rPr>
           <w:lang w:val="zh_TW" w:bidi="zh_TW"/>
         </w:rPr>
         <w:t>；</w:t>
       </w:r>
-      <w:hyperlink r:id="rId102">
-        <w:r>
-          <w:rPr>
-            <w:lang w:val="zh_TW" w:bidi="zh_TW"/>
-          </w:rPr>
-          <w:rPr>
-            <w:color w:val="0000EE"/>
-            <w:u w:val="single"/>
-          </w:rPr>
-          <w:t>可1:2–4</w:t>
-        </w:r>
-      </w:hyperlink>
+      <w:r>
+        <w:rPr>
+          <w:lang w:val="zh_TW" w:bidi="zh_TW"/>
+        </w:rPr>
+        <w:t>可1:2–4</w:t>
+      </w:r>
       <w:r>
         <w:rPr>
           <w:lang w:val="zh_TW" w:bidi="zh_TW"/>
         </w:rPr>
         <w:t>；</w:t>
       </w:r>
-      <w:hyperlink r:id="rId103">
-        <w:r>
-          <w:rPr>
-            <w:lang w:val="zh_TW" w:bidi="zh_TW"/>
-          </w:rPr>
-          <w:rPr>
-            <w:color w:val="0000EE"/>
-            <w:u w:val="single"/>
-          </w:rPr>
-          <w:t>路3:1–6</w:t>
-        </w:r>
-      </w:hyperlink>
+      <w:r>
+        <w:rPr>
+          <w:lang w:val="zh_TW" w:bidi="zh_TW"/>
+        </w:rPr>
+        <w:t>路3:1–6</w:t>
+      </w:r>
       <w:r>
         <w:rPr>
           <w:lang w:val="zh_TW" w:bidi="zh_TW"/>
         </w:rPr>
         <w:t>；</w:t>
       </w:r>
-      <w:hyperlink r:id="rId104">
-        <w:r>
-          <w:rPr>
-            <w:lang w:val="zh_TW" w:bidi="zh_TW"/>
-          </w:rPr>
-          <w:rPr>
-            <w:color w:val="0000EE"/>
-            <w:u w:val="single"/>
-          </w:rPr>
-          <w:t>約1:23</w:t>
-        </w:r>
-      </w:hyperlink>
+      <w:r>
+        <w:rPr>
+          <w:lang w:val="zh_TW" w:bidi="zh_TW"/>
+        </w:rPr>
+        <w:t>約1:23</w:t>
+      </w:r>
       <w:r>
         <w:rPr>
           <w:lang w:val="zh_TW" w:bidi="zh_TW"/>
         </w:rPr>
         <w:t>）。耶穌被聖靈充滿，聖靈將祂引到曠野四十天，祂在那裡受到魔鬼的試探（參</w:t>
       </w:r>
-      <w:hyperlink r:id="rId105">
-        <w:r>
-          <w:rPr>
-            <w:lang w:val="zh_TW" w:bidi="zh_TW"/>
-          </w:rPr>
-          <w:rPr>
-            <w:color w:val="0000EE"/>
-            <w:u w:val="single"/>
-          </w:rPr>
-          <w:t>路4:1–2</w:t>
-        </w:r>
-      </w:hyperlink>
+      <w:r>
+        <w:rPr>
+          <w:lang w:val="zh_TW" w:bidi="zh_TW"/>
+        </w:rPr>
+        <w:t>路4:1–2</w:t>
+      </w:r>
       <w:r>
         <w:rPr>
           <w:lang w:val="zh_TW" w:bidi="zh_TW"/>
         </w:rPr>
         <w:t>）。天使也在曠野服事耶穌（</w:t>
       </w:r>
-      <w:hyperlink r:id="rId23">
-        <w:r>
-          <w:rPr>
-            <w:lang w:val="zh_TW" w:bidi="zh_TW"/>
-          </w:rPr>
-          <w:rPr>
-            <w:color w:val="0000EE"/>
-            <w:u w:val="single"/>
-          </w:rPr>
-          <w:t>可1:13</w:t>
-        </w:r>
-      </w:hyperlink>
+      <w:r>
+        <w:rPr>
+          <w:lang w:val="zh_TW" w:bidi="zh_TW"/>
+        </w:rPr>
+        <w:t>可1:13</w:t>
+      </w:r>
       <w:r>
         <w:rPr>
           <w:lang w:val="zh_TW" w:bidi="zh_TW"/>
@@ -2597,18 +1973,12 @@
         </w:rPr>
         <w:t>埃及的隱士和死海附近的昆蘭社區利用曠野逃避城中生活的邪惡。然而，耶穌則是利用曠野作為禱告和與父神相交之處（</w:t>
       </w:r>
-      <w:hyperlink r:id="rId64">
-        <w:r>
-          <w:rPr>
-            <w:lang w:val="zh_TW" w:bidi="zh_TW"/>
-          </w:rPr>
-          <w:rPr>
-            <w:color w:val="0000EE"/>
-            <w:u w:val="single"/>
-          </w:rPr>
-          <w:t>路5:16</w:t>
-        </w:r>
-      </w:hyperlink>
+      <w:r>
+        <w:rPr>
+          <w:lang w:val="zh_TW" w:bidi="zh_TW"/>
+        </w:rPr>
+        <w:t>路5:16</w:t>
+      </w:r>
       <w:r>
         <w:rPr>
           <w:lang w:val="zh_TW" w:bidi="zh_TW"/>
@@ -2744,72 +2114,48 @@
         </w:rPr>
         <w:t>到了大衛與所羅門的時代，以色列人已掌握許多金屬提煉與加工的技術。大衛在統治時期征服了以東，而以東盛產銅與鐵（</w:t>
       </w:r>
-      <w:hyperlink r:id="rId106">
-        <w:r>
-          <w:rPr>
-            <w:lang w:val="zh_TW" w:bidi="zh_TW"/>
-          </w:rPr>
-          <w:rPr>
-            <w:color w:val="0000EE"/>
-            <w:u w:val="single"/>
-          </w:rPr>
-          <w:t>撒下8:13–14</w:t>
-        </w:r>
-      </w:hyperlink>
+      <w:r>
+        <w:rPr>
+          <w:lang w:val="zh_TW" w:bidi="zh_TW"/>
+        </w:rPr>
+        <w:t>撒下8:13–14</w:t>
+      </w:r>
       <w:r>
         <w:rPr>
           <w:lang w:val="zh_TW" w:bidi="zh_TW"/>
         </w:rPr>
         <w:t>），約旦河谷地區的各種金屬鑄造工作亦蓬勃發展（</w:t>
       </w:r>
-      <w:hyperlink r:id="rId107">
-        <w:r>
-          <w:rPr>
-            <w:lang w:val="zh_TW" w:bidi="zh_TW"/>
-          </w:rPr>
-          <w:rPr>
-            <w:color w:val="0000EE"/>
-            <w:u w:val="single"/>
-          </w:rPr>
-          <w:t>王上7:13–14、45–46</w:t>
-        </w:r>
-      </w:hyperlink>
+      <w:r>
+        <w:rPr>
+          <w:lang w:val="zh_TW" w:bidi="zh_TW"/>
+        </w:rPr>
+        <w:t>王上7:13–14、45–46</w:t>
+      </w:r>
       <w:r>
         <w:rPr>
           <w:lang w:val="zh_TW" w:bidi="zh_TW"/>
         </w:rPr>
         <w:t>）。所羅門在進行這些工作時，得到腓尼基工匠希蘭協助。以色列的傳統認為冶金的起源出自土八‧該隱（</w:t>
       </w:r>
-      <w:hyperlink r:id="rId108">
-        <w:r>
-          <w:rPr>
-            <w:lang w:val="zh_TW" w:bidi="zh_TW"/>
-          </w:rPr>
-          <w:rPr>
-            <w:color w:val="0000EE"/>
-            <w:u w:val="single"/>
-          </w:rPr>
-          <w:t>創4:22</w:t>
-        </w:r>
-      </w:hyperlink>
+      <w:r>
+        <w:rPr>
+          <w:lang w:val="zh_TW" w:bidi="zh_TW"/>
+        </w:rPr>
+        <w:t>創4:22</w:t>
+      </w:r>
       <w:r>
         <w:rPr>
           <w:lang w:val="zh_TW" w:bidi="zh_TW"/>
         </w:rPr>
         <w:t>），經文說他打造各種銅器和鐵器。</w:t>
       </w:r>
-      <w:hyperlink r:id="rId109">
-        <w:r>
-          <w:rPr>
-            <w:lang w:val="zh_TW" w:bidi="zh_TW"/>
-          </w:rPr>
-          <w:rPr>
-            <w:color w:val="0000EE"/>
-            <w:u w:val="single"/>
-          </w:rPr>
-          <w:t>申命記八章9節</w:t>
-        </w:r>
-      </w:hyperlink>
+      <w:r>
+        <w:rPr>
+          <w:lang w:val="zh_TW" w:bidi="zh_TW"/>
+        </w:rPr>
+        <w:t>申命記八章9節</w:t>
+      </w:r>
       <w:r>
         <w:rPr>
           <w:lang w:val="zh_TW" w:bidi="zh_TW"/>
@@ -2830,36 +2176,24 @@
         </w:rPr>
         <w:t>雖然以色列人後來能自己進行金屬加工，但從</w:t>
       </w:r>
-      <w:hyperlink r:id="rId110">
-        <w:r>
-          <w:rPr>
-            <w:lang w:val="zh_TW" w:bidi="zh_TW"/>
-          </w:rPr>
-          <w:rPr>
-            <w:color w:val="0000EE"/>
-            <w:u w:val="single"/>
-          </w:rPr>
-          <w:t>撒母耳記上十三章19至22節</w:t>
-        </w:r>
-      </w:hyperlink>
+      <w:r>
+        <w:rPr>
+          <w:lang w:val="zh_TW" w:bidi="zh_TW"/>
+        </w:rPr>
+        <w:t>撒母耳記上十三章19至22節</w:t>
+      </w:r>
       <w:r>
         <w:rPr>
           <w:lang w:val="zh_TW" w:bidi="zh_TW"/>
         </w:rPr>
         <w:t>可以看出，在非利士人統治的某段時期，他們甚至必須把農具交給敵人製作。同樣地，所羅門聖殿中禮儀器皿的製作，也由腓尼基的工匠監督（</w:t>
       </w:r>
-      <w:hyperlink r:id="rId111">
-        <w:r>
-          <w:rPr>
-            <w:lang w:val="zh_TW" w:bidi="zh_TW"/>
-          </w:rPr>
-          <w:rPr>
-            <w:color w:val="0000EE"/>
-            <w:u w:val="single"/>
-          </w:rPr>
-          <w:t>王上7:13–50</w:t>
-        </w:r>
-      </w:hyperlink>
+      <w:r>
+        <w:rPr>
+          <w:lang w:val="zh_TW" w:bidi="zh_TW"/>
+        </w:rPr>
+        <w:t>王上7:13–50</w:t>
+      </w:r>
       <w:r>
         <w:rPr>
           <w:lang w:val="zh_TW" w:bidi="zh_TW"/>
@@ -2880,18 +2214,12 @@
         </w:rPr>
         <w:t>礦物、金屬和寶石也是重要的貿易物品。以色列本身並不多出產這些資源，因此必須從外地進口各類材料。示巴女王來見所羅門時，她一方面處理外交事務，一方面推動貿易往來（</w:t>
       </w:r>
-      <w:hyperlink r:id="rId112">
-        <w:r>
-          <w:rPr>
-            <w:lang w:val="zh_TW" w:bidi="zh_TW"/>
-          </w:rPr>
-          <w:rPr>
-            <w:color w:val="0000EE"/>
-            <w:u w:val="single"/>
-          </w:rPr>
-          <w:t>王上10:2、10–11</w:t>
-        </w:r>
-      </w:hyperlink>
+      <w:r>
+        <w:rPr>
+          <w:lang w:val="zh_TW" w:bidi="zh_TW"/>
+        </w:rPr>
+        <w:t>王上10:2、10–11</w:t>
+      </w:r>
       <w:r>
         <w:rPr>
           <w:lang w:val="zh_TW" w:bidi="zh_TW"/>
@@ -3001,72 +2329,48 @@
         </w:rPr>
         <w:t>大約在公元前1300年，小亞細亞的赫人發現製造堅硬熟鐵（wrought iron）的方法，後來非利士人也採用這項技術（</w:t>
       </w:r>
-      <w:hyperlink r:id="rId113">
-        <w:r>
-          <w:rPr>
-            <w:lang w:val="zh_TW" w:bidi="zh_TW"/>
-          </w:rPr>
-          <w:rPr>
-            <w:color w:val="0000EE"/>
-            <w:u w:val="single"/>
-          </w:rPr>
-          <w:t>撒上13:19–20</w:t>
-        </w:r>
-      </w:hyperlink>
+      <w:r>
+        <w:rPr>
+          <w:lang w:val="zh_TW" w:bidi="zh_TW"/>
+        </w:rPr>
+        <w:t>撒上13:19–20</w:t>
+      </w:r>
       <w:r>
         <w:rPr>
           <w:lang w:val="zh_TW" w:bidi="zh_TW"/>
         </w:rPr>
         <w:t>）。最初，人們從簡單的爐中取得鐵後，會把鐵取出並反覆錘打，把爐渣敲出（</w:t>
       </w:r>
-      <w:hyperlink r:id="rId114">
-        <w:r>
-          <w:rPr>
-            <w:lang w:val="zh_TW" w:bidi="zh_TW"/>
-          </w:rPr>
-          <w:rPr>
-            <w:color w:val="0000EE"/>
-            <w:u w:val="single"/>
-          </w:rPr>
-          <w:t>申4:20</w:t>
-        </w:r>
-      </w:hyperlink>
+      <w:r>
+        <w:rPr>
+          <w:lang w:val="zh_TW" w:bidi="zh_TW"/>
+        </w:rPr>
+        <w:t>申4:20</w:t>
+      </w:r>
       <w:r>
         <w:rPr>
           <w:lang w:val="zh_TW" w:bidi="zh_TW"/>
         </w:rPr>
         <w:t>；</w:t>
       </w:r>
-      <w:hyperlink r:id="rId115">
-        <w:r>
-          <w:rPr>
-            <w:lang w:val="zh_TW" w:bidi="zh_TW"/>
-          </w:rPr>
-          <w:rPr>
-            <w:color w:val="0000EE"/>
-            <w:u w:val="single"/>
-          </w:rPr>
-          <w:t>王上8:51</w:t>
-        </w:r>
-      </w:hyperlink>
+      <w:r>
+        <w:rPr>
+          <w:lang w:val="zh_TW" w:bidi="zh_TW"/>
+        </w:rPr>
+        <w:t>王上8:51</w:t>
+      </w:r>
       <w:r>
         <w:rPr>
           <w:lang w:val="zh_TW" w:bidi="zh_TW"/>
         </w:rPr>
         <w:t>；</w:t>
       </w:r>
-      <w:hyperlink r:id="rId116">
-        <w:r>
-          <w:rPr>
-            <w:lang w:val="zh_TW" w:bidi="zh_TW"/>
-          </w:rPr>
-          <w:rPr>
-            <w:color w:val="0000EE"/>
-            <w:u w:val="single"/>
-          </w:rPr>
-          <w:t>耶11:4</w:t>
-        </w:r>
-      </w:hyperlink>
+      <w:r>
+        <w:rPr>
+          <w:lang w:val="zh_TW" w:bidi="zh_TW"/>
+        </w:rPr>
+        <w:t>耶11:4</w:t>
+      </w:r>
       <w:r>
         <w:rPr>
           <w:lang w:val="zh_TW" w:bidi="zh_TW"/>
@@ -3101,156 +2405,102 @@
         </w:rPr>
         <w:t>舊約聖經提到開採銀礦（</w:t>
       </w:r>
-      <w:hyperlink r:id="rId117">
-        <w:r>
-          <w:rPr>
-            <w:lang w:val="zh_TW" w:bidi="zh_TW"/>
-          </w:rPr>
-          <w:rPr>
-            <w:color w:val="0000EE"/>
-            <w:u w:val="single"/>
-          </w:rPr>
-          <w:t>伯28:1</w:t>
-        </w:r>
-      </w:hyperlink>
+      <w:r>
+        <w:rPr>
+          <w:lang w:val="zh_TW" w:bidi="zh_TW"/>
+        </w:rPr>
+        <w:t>伯28:1</w:t>
+      </w:r>
       <w:r>
         <w:rPr>
           <w:lang w:val="zh_TW" w:bidi="zh_TW"/>
         </w:rPr>
         <w:t>）、提煉金屬（</w:t>
       </w:r>
-      <w:hyperlink r:id="rId118">
-        <w:r>
-          <w:rPr>
-            <w:lang w:val="zh_TW" w:bidi="zh_TW"/>
-          </w:rPr>
-          <w:rPr>
-            <w:color w:val="0000EE"/>
-            <w:u w:val="single"/>
-          </w:rPr>
-          <w:t>亞13:9</w:t>
-        </w:r>
-      </w:hyperlink>
+      <w:r>
+        <w:rPr>
+          <w:lang w:val="zh_TW" w:bidi="zh_TW"/>
+        </w:rPr>
+        <w:t>亞13:9</w:t>
+      </w:r>
       <w:r>
         <w:rPr>
           <w:lang w:val="zh_TW" w:bidi="zh_TW"/>
         </w:rPr>
         <w:t>；</w:t>
       </w:r>
-      <w:hyperlink r:id="rId119">
-        <w:r>
-          <w:rPr>
-            <w:lang w:val="zh_TW" w:bidi="zh_TW"/>
-          </w:rPr>
-          <w:rPr>
-            <w:color w:val="0000EE"/>
-            <w:u w:val="single"/>
-          </w:rPr>
-          <w:t>瑪3:3</w:t>
-        </w:r>
-      </w:hyperlink>
+      <w:r>
+        <w:rPr>
+          <w:lang w:val="zh_TW" w:bidi="zh_TW"/>
+        </w:rPr>
+        <w:t>瑪3:3</w:t>
+      </w:r>
       <w:r>
         <w:rPr>
           <w:lang w:val="zh_TW" w:bidi="zh_TW"/>
         </w:rPr>
         <w:t>）、熔化廢金屬或珠寶匠留下的碎料（</w:t>
       </w:r>
-      <w:hyperlink r:id="rId120">
-        <w:r>
-          <w:rPr>
-            <w:lang w:val="zh_TW" w:bidi="zh_TW"/>
-          </w:rPr>
-          <w:rPr>
-            <w:color w:val="0000EE"/>
-            <w:u w:val="single"/>
-          </w:rPr>
-          <w:t>結22:20–22</w:t>
-        </w:r>
-      </w:hyperlink>
+      <w:r>
+        <w:rPr>
+          <w:lang w:val="zh_TW" w:bidi="zh_TW"/>
+        </w:rPr>
+        <w:t>結22:20–22</w:t>
+      </w:r>
       <w:r>
         <w:rPr>
           <w:lang w:val="zh_TW" w:bidi="zh_TW"/>
         </w:rPr>
         <w:t>），以及在鼎中多次冶煉（</w:t>
       </w:r>
-      <w:hyperlink r:id="rId121">
-        <w:r>
-          <w:rPr>
-            <w:lang w:val="zh_TW" w:bidi="zh_TW"/>
-          </w:rPr>
-          <w:rPr>
-            <w:color w:val="0000EE"/>
-            <w:u w:val="single"/>
-          </w:rPr>
-          <w:t>箴17:3，</w:t>
-        </w:r>
-      </w:hyperlink>
-      <w:hyperlink r:id="rId122">
-        <w:r>
-          <w:rPr>
-            <w:lang w:val="zh_TW" w:bidi="zh_TW"/>
-          </w:rPr>
-          <w:rPr>
-            <w:color w:val="0000EE"/>
-            <w:u w:val="single"/>
-          </w:rPr>
-          <w:t>27:21</w:t>
-        </w:r>
-      </w:hyperlink>
+      <w:r>
+        <w:rPr>
+          <w:lang w:val="zh_TW" w:bidi="zh_TW"/>
+        </w:rPr>
+        <w:t>箴17:3，</w:t>
+      </w:r>
+      <w:r>
+        <w:rPr>
+          <w:lang w:val="zh_TW" w:bidi="zh_TW"/>
+        </w:rPr>
+        <w:t>27:21</w:t>
+      </w:r>
       <w:r>
         <w:rPr>
           <w:lang w:val="zh_TW" w:bidi="zh_TW"/>
         </w:rPr>
         <w:t>），最終得到精煉的銀（</w:t>
       </w:r>
-      <w:hyperlink r:id="rId123">
-        <w:r>
-          <w:rPr>
-            <w:lang w:val="zh_TW" w:bidi="zh_TW"/>
-          </w:rPr>
-          <w:rPr>
-            <w:color w:val="0000EE"/>
-            <w:u w:val="single"/>
-          </w:rPr>
-          <w:t>代上29:4</w:t>
-        </w:r>
-      </w:hyperlink>
+      <w:r>
+        <w:rPr>
+          <w:lang w:val="zh_TW" w:bidi="zh_TW"/>
+        </w:rPr>
+        <w:t>代上29:4</w:t>
+      </w:r>
       <w:r>
         <w:rPr>
           <w:lang w:val="zh_TW" w:bidi="zh_TW"/>
         </w:rPr>
         <w:t>；</w:t>
       </w:r>
-      <w:hyperlink r:id="rId124">
-        <w:r>
-          <w:rPr>
-            <w:lang w:val="zh_TW" w:bidi="zh_TW"/>
-          </w:rPr>
-          <w:rPr>
-            <w:color w:val="0000EE"/>
-            <w:u w:val="single"/>
-          </w:rPr>
-          <w:t>詩12:6</w:t>
-        </w:r>
-      </w:hyperlink>
+      <w:r>
+        <w:rPr>
+          <w:lang w:val="zh_TW" w:bidi="zh_TW"/>
+        </w:rPr>
+        <w:t>詩12:6</w:t>
+      </w:r>
       <w:r>
         <w:rPr>
           <w:lang w:val="zh_TW" w:bidi="zh_TW"/>
         </w:rPr>
         <w:t>；</w:t>
       </w:r>
-      <w:hyperlink r:id="rId125">
-        <w:r>
-          <w:rPr>
-            <w:lang w:val="zh_TW" w:bidi="zh_TW"/>
-          </w:rPr>
-          <w:rPr>
-            <w:color w:val="0000EE"/>
-            <w:u w:val="single"/>
-          </w:rPr>
-          <w:t>箴10:20</w:t>
-        </w:r>
-      </w:hyperlink>
+      <w:r>
+        <w:rPr>
+          <w:lang w:val="zh_TW" w:bidi="zh_TW"/>
+        </w:rPr>
+        <w:t>箴10:20</w:t>
+      </w:r>
       <w:r>
         <w:rPr>
           <w:lang w:val="zh_TW" w:bidi="zh_TW"/>
@@ -3324,276 +2574,168 @@
         </w:rPr>
         <w:t>金用於製作個人使用的飾物（</w:t>
       </w:r>
-      <w:hyperlink r:id="rId126">
-        <w:r>
-          <w:rPr>
-            <w:lang w:val="zh_TW" w:bidi="zh_TW"/>
-          </w:rPr>
-          <w:rPr>
-            <w:color w:val="0000EE"/>
-            <w:u w:val="single"/>
-          </w:rPr>
-          <w:t>創24:53，</w:t>
-        </w:r>
-      </w:hyperlink>
-      <w:hyperlink r:id="rId127">
-        <w:r>
-          <w:rPr>
-            <w:lang w:val="zh_TW" w:bidi="zh_TW"/>
-          </w:rPr>
-          <w:rPr>
-            <w:color w:val="0000EE"/>
-            <w:u w:val="single"/>
-          </w:rPr>
-          <w:t>41:42</w:t>
-        </w:r>
-      </w:hyperlink>
+      <w:r>
+        <w:rPr>
+          <w:lang w:val="zh_TW" w:bidi="zh_TW"/>
+        </w:rPr>
+        <w:t>創24:53，</w:t>
+      </w:r>
+      <w:r>
+        <w:rPr>
+          <w:lang w:val="zh_TW" w:bidi="zh_TW"/>
+        </w:rPr>
+        <w:t>41:42</w:t>
+      </w:r>
       <w:r>
         <w:rPr>
           <w:lang w:val="zh_TW" w:bidi="zh_TW"/>
         </w:rPr>
         <w:t>；</w:t>
       </w:r>
-      <w:hyperlink r:id="rId128">
-        <w:r>
-          <w:rPr>
-            <w:lang w:val="zh_TW" w:bidi="zh_TW"/>
-          </w:rPr>
-          <w:rPr>
-            <w:color w:val="0000EE"/>
-            <w:u w:val="single"/>
-          </w:rPr>
-          <w:t>出3:22，</w:t>
-        </w:r>
-      </w:hyperlink>
-      <w:hyperlink r:id="rId129">
-        <w:r>
-          <w:rPr>
-            <w:lang w:val="zh_TW" w:bidi="zh_TW"/>
-          </w:rPr>
-          <w:rPr>
-            <w:color w:val="0000EE"/>
-            <w:u w:val="single"/>
-          </w:rPr>
-          <w:t>11:2，</w:t>
-        </w:r>
-      </w:hyperlink>
-      <w:hyperlink r:id="rId130">
-        <w:r>
-          <w:rPr>
-            <w:lang w:val="zh_TW" w:bidi="zh_TW"/>
-          </w:rPr>
-          <w:rPr>
-            <w:color w:val="0000EE"/>
-            <w:u w:val="single"/>
-          </w:rPr>
-          <w:t>12:35</w:t>
-        </w:r>
-      </w:hyperlink>
+      <w:r>
+        <w:rPr>
+          <w:lang w:val="zh_TW" w:bidi="zh_TW"/>
+        </w:rPr>
+        <w:t>出3:22，</w:t>
+      </w:r>
+      <w:r>
+        <w:rPr>
+          <w:lang w:val="zh_TW" w:bidi="zh_TW"/>
+        </w:rPr>
+        <w:t>11:2，</w:t>
+      </w:r>
+      <w:r>
+        <w:rPr>
+          <w:lang w:val="zh_TW" w:bidi="zh_TW"/>
+        </w:rPr>
+        <w:t>12:35</w:t>
+      </w:r>
       <w:r>
         <w:rPr>
           <w:lang w:val="zh_TW" w:bidi="zh_TW"/>
         </w:rPr>
         <w:t>）。金在敬拜中也佔重要地位，不論在以色列或列邦都是如此。經文多次提到外邦人的假神（</w:t>
       </w:r>
-      <w:hyperlink r:id="rId131">
-        <w:r>
-          <w:rPr>
-            <w:lang w:val="zh_TW" w:bidi="zh_TW"/>
-          </w:rPr>
-          <w:rPr>
-            <w:color w:val="0000EE"/>
-            <w:u w:val="single"/>
-          </w:rPr>
-          <w:t>出20:23，</w:t>
-        </w:r>
-      </w:hyperlink>
-      <w:hyperlink r:id="rId132">
-        <w:r>
-          <w:rPr>
-            <w:lang w:val="zh_TW" w:bidi="zh_TW"/>
-          </w:rPr>
-          <w:rPr>
-            <w:color w:val="0000EE"/>
-            <w:u w:val="single"/>
-          </w:rPr>
-          <w:t>32:2–4</w:t>
-        </w:r>
-      </w:hyperlink>
+      <w:r>
+        <w:rPr>
+          <w:lang w:val="zh_TW" w:bidi="zh_TW"/>
+        </w:rPr>
+        <w:t>出20:23，</w:t>
+      </w:r>
+      <w:r>
+        <w:rPr>
+          <w:lang w:val="zh_TW" w:bidi="zh_TW"/>
+        </w:rPr>
+        <w:t>32:2–4</w:t>
+      </w:r>
       <w:r>
         <w:rPr>
           <w:lang w:val="zh_TW" w:bidi="zh_TW"/>
         </w:rPr>
         <w:t>；</w:t>
       </w:r>
-      <w:hyperlink r:id="rId133">
-        <w:r>
-          <w:rPr>
-            <w:lang w:val="zh_TW" w:bidi="zh_TW"/>
-          </w:rPr>
-          <w:rPr>
-            <w:color w:val="0000EE"/>
-            <w:u w:val="single"/>
-          </w:rPr>
-          <w:t>詩115:4</w:t>
-        </w:r>
-      </w:hyperlink>
+      <w:r>
+        <w:rPr>
+          <w:lang w:val="zh_TW" w:bidi="zh_TW"/>
+        </w:rPr>
+        <w:t>詩115:4</w:t>
+      </w:r>
       <w:r>
         <w:rPr>
           <w:lang w:val="zh_TW" w:bidi="zh_TW"/>
         </w:rPr>
         <w:t>；</w:t>
       </w:r>
-      <w:hyperlink r:id="rId134">
-        <w:r>
-          <w:rPr>
-            <w:lang w:val="zh_TW" w:bidi="zh_TW"/>
-          </w:rPr>
-          <w:rPr>
-            <w:color w:val="0000EE"/>
-            <w:u w:val="single"/>
-          </w:rPr>
-          <w:t>賽2:20，</w:t>
-        </w:r>
-      </w:hyperlink>
-      <w:hyperlink r:id="rId135">
-        <w:r>
-          <w:rPr>
-            <w:lang w:val="zh_TW" w:bidi="zh_TW"/>
-          </w:rPr>
-          <w:rPr>
-            <w:color w:val="0000EE"/>
-            <w:u w:val="single"/>
-          </w:rPr>
-          <w:t>30:22，</w:t>
-        </w:r>
-      </w:hyperlink>
-      <w:hyperlink r:id="rId136">
-        <w:r>
-          <w:rPr>
-            <w:lang w:val="zh_TW" w:bidi="zh_TW"/>
-          </w:rPr>
-          <w:rPr>
-            <w:color w:val="0000EE"/>
-            <w:u w:val="single"/>
-          </w:rPr>
-          <w:t>31:7，</w:t>
-        </w:r>
-      </w:hyperlink>
-      <w:hyperlink r:id="rId137">
-        <w:r>
-          <w:rPr>
-            <w:lang w:val="zh_TW" w:bidi="zh_TW"/>
-          </w:rPr>
-          <w:rPr>
-            <w:color w:val="0000EE"/>
-            <w:u w:val="single"/>
-          </w:rPr>
-          <w:t>40:19，</w:t>
-        </w:r>
-      </w:hyperlink>
-      <w:hyperlink r:id="rId138">
-        <w:r>
-          <w:rPr>
-            <w:lang w:val="zh_TW" w:bidi="zh_TW"/>
-          </w:rPr>
-          <w:rPr>
-            <w:color w:val="0000EE"/>
-            <w:u w:val="single"/>
-          </w:rPr>
-          <w:t>46:6</w:t>
-        </w:r>
-      </w:hyperlink>
+      <w:r>
+        <w:rPr>
+          <w:lang w:val="zh_TW" w:bidi="zh_TW"/>
+        </w:rPr>
+        <w:t>賽2:20，</w:t>
+      </w:r>
+      <w:r>
+        <w:rPr>
+          <w:lang w:val="zh_TW" w:bidi="zh_TW"/>
+        </w:rPr>
+        <w:t>30:22，</w:t>
+      </w:r>
+      <w:r>
+        <w:rPr>
+          <w:lang w:val="zh_TW" w:bidi="zh_TW"/>
+        </w:rPr>
+        <w:t>31:7，</w:t>
+      </w:r>
+      <w:r>
+        <w:rPr>
+          <w:lang w:val="zh_TW" w:bidi="zh_TW"/>
+        </w:rPr>
+        <w:t>40:19，</w:t>
+      </w:r>
+      <w:r>
+        <w:rPr>
+          <w:lang w:val="zh_TW" w:bidi="zh_TW"/>
+        </w:rPr>
+        <w:t>46:6</w:t>
+      </w:r>
       <w:r>
         <w:rPr>
           <w:lang w:val="zh_TW" w:bidi="zh_TW"/>
         </w:rPr>
         <w:t>；</w:t>
       </w:r>
-      <w:hyperlink r:id="rId139">
-        <w:r>
-          <w:rPr>
-            <w:lang w:val="zh_TW" w:bidi="zh_TW"/>
-          </w:rPr>
-          <w:rPr>
-            <w:color w:val="0000EE"/>
-            <w:u w:val="single"/>
-          </w:rPr>
-          <w:t>何8:4</w:t>
-        </w:r>
-      </w:hyperlink>
+      <w:r>
+        <w:rPr>
+          <w:lang w:val="zh_TW" w:bidi="zh_TW"/>
+        </w:rPr>
+        <w:t>何8:4</w:t>
+      </w:r>
       <w:r>
         <w:rPr>
           <w:lang w:val="zh_TW" w:bidi="zh_TW"/>
         </w:rPr>
         <w:t>）。人們似乎通常先把金熔化，之後再加以雕刻，因此金製偶像既可稱為鑄成的像（</w:t>
       </w:r>
-      <w:hyperlink r:id="rId140">
-        <w:r>
-          <w:rPr>
-            <w:lang w:val="zh_TW" w:bidi="zh_TW"/>
-          </w:rPr>
-          <w:rPr>
-            <w:color w:val="0000EE"/>
-            <w:u w:val="single"/>
-          </w:rPr>
-          <w:t>出32:24</w:t>
-        </w:r>
-      </w:hyperlink>
+      <w:r>
+        <w:rPr>
+          <w:lang w:val="zh_TW" w:bidi="zh_TW"/>
+        </w:rPr>
+        <w:t>出32:24</w:t>
+      </w:r>
       <w:r>
         <w:rPr>
           <w:lang w:val="zh_TW" w:bidi="zh_TW"/>
         </w:rPr>
         <w:t>）和雕刻的像。會幕與聖殿大量使用金：木造的約櫃裡外都包上精金（</w:t>
       </w:r>
-      <w:hyperlink r:id="rId141">
-        <w:r>
-          <w:rPr>
-            <w:lang w:val="zh_TW" w:bidi="zh_TW"/>
-          </w:rPr>
-          <w:rPr>
-            <w:color w:val="0000EE"/>
-            <w:u w:val="single"/>
-          </w:rPr>
-          <w:t>25:11</w:t>
-        </w:r>
-      </w:hyperlink>
+      <w:r>
+        <w:rPr>
+          <w:lang w:val="zh_TW" w:bidi="zh_TW"/>
+        </w:rPr>
+        <w:t>25:11</w:t>
+      </w:r>
       <w:r>
         <w:rPr>
           <w:lang w:val="zh_TW" w:bidi="zh_TW"/>
         </w:rPr>
         <w:t>），其它木製器具也都包上精金（</w:t>
       </w:r>
-      <w:hyperlink r:id="rId141">
-        <w:r>
-          <w:rPr>
-            <w:lang w:val="zh_TW" w:bidi="zh_TW"/>
-          </w:rPr>
-          <w:rPr>
-            <w:color w:val="0000EE"/>
-            <w:u w:val="single"/>
-          </w:rPr>
-          <w:t>25:11</w:t>
-        </w:r>
-      </w:hyperlink>
+      <w:r>
+        <w:rPr>
+          <w:lang w:val="zh_TW" w:bidi="zh_TW"/>
+        </w:rPr>
+        <w:t>25:11</w:t>
+      </w:r>
       <w:r>
         <w:rPr>
           <w:lang w:val="zh_TW" w:bidi="zh_TW"/>
         </w:rPr>
         <w:t>；</w:t>
       </w:r>
-      <w:hyperlink r:id="rId142">
-        <w:r>
-          <w:rPr>
-            <w:lang w:val="zh_TW" w:bidi="zh_TW"/>
-          </w:rPr>
-          <w:rPr>
-            <w:color w:val="0000EE"/>
-            <w:u w:val="single"/>
-          </w:rPr>
-          <w:t>王上6:20–22、30</w:t>
-        </w:r>
-      </w:hyperlink>
+      <w:r>
+        <w:rPr>
+          <w:lang w:val="zh_TW" w:bidi="zh_TW"/>
+        </w:rPr>
+        <w:t>王上6:20–22、30</w:t>
+      </w:r>
       <w:r>
         <w:rPr>
           <w:lang w:val="zh_TW" w:bidi="zh_TW"/>
@@ -3614,330 +2756,210 @@
         </w:rPr>
         <w:t>會幕與聖殿中所用的器皿與用具多為「精金」製作：基路伯（</w:t>
       </w:r>
-      <w:hyperlink r:id="rId143">
-        <w:r>
-          <w:rPr>
-            <w:lang w:val="zh_TW" w:bidi="zh_TW"/>
-          </w:rPr>
-          <w:rPr>
-            <w:color w:val="0000EE"/>
-            <w:u w:val="single"/>
-          </w:rPr>
-          <w:t>出25:18，</w:t>
-        </w:r>
-      </w:hyperlink>
-      <w:hyperlink r:id="rId144">
-        <w:r>
-          <w:rPr>
-            <w:lang w:val="zh_TW" w:bidi="zh_TW"/>
-          </w:rPr>
-          <w:rPr>
-            <w:color w:val="0000EE"/>
-            <w:u w:val="single"/>
-          </w:rPr>
-          <w:t>37:7</w:t>
-        </w:r>
-      </w:hyperlink>
+      <w:r>
+        <w:rPr>
+          <w:lang w:val="zh_TW" w:bidi="zh_TW"/>
+        </w:rPr>
+        <w:t>出25:18，</w:t>
+      </w:r>
+      <w:r>
+        <w:rPr>
+          <w:lang w:val="zh_TW" w:bidi="zh_TW"/>
+        </w:rPr>
+        <w:t>37:7</w:t>
+      </w:r>
       <w:r>
         <w:rPr>
           <w:lang w:val="zh_TW" w:bidi="zh_TW"/>
         </w:rPr>
         <w:t>）、施恩座（</w:t>
       </w:r>
-      <w:hyperlink r:id="rId145">
-        <w:r>
-          <w:rPr>
-            <w:lang w:val="zh_TW" w:bidi="zh_TW"/>
-          </w:rPr>
-          <w:rPr>
-            <w:color w:val="0000EE"/>
-            <w:u w:val="single"/>
-          </w:rPr>
-          <w:t>25:17，</w:t>
-        </w:r>
-      </w:hyperlink>
-      <w:hyperlink r:id="rId146">
-        <w:r>
-          <w:rPr>
-            <w:lang w:val="zh_TW" w:bidi="zh_TW"/>
-          </w:rPr>
-          <w:rPr>
-            <w:color w:val="0000EE"/>
-            <w:u w:val="single"/>
-          </w:rPr>
-          <w:t>37:6</w:t>
-        </w:r>
-      </w:hyperlink>
+      <w:r>
+        <w:rPr>
+          <w:lang w:val="zh_TW" w:bidi="zh_TW"/>
+        </w:rPr>
+        <w:t>25:17，</w:t>
+      </w:r>
+      <w:r>
+        <w:rPr>
+          <w:lang w:val="zh_TW" w:bidi="zh_TW"/>
+        </w:rPr>
+        <w:t>37:6</w:t>
+      </w:r>
       <w:r>
         <w:rPr>
           <w:lang w:val="zh_TW" w:bidi="zh_TW"/>
         </w:rPr>
         <w:t>）、金燈台（</w:t>
       </w:r>
-      <w:hyperlink r:id="rId147">
-        <w:r>
-          <w:rPr>
-            <w:lang w:val="zh_TW" w:bidi="zh_TW"/>
-          </w:rPr>
-          <w:rPr>
-            <w:color w:val="0000EE"/>
-            <w:u w:val="single"/>
-          </w:rPr>
-          <w:t>出25:31</w:t>
-        </w:r>
-      </w:hyperlink>
+      <w:r>
+        <w:rPr>
+          <w:lang w:val="zh_TW" w:bidi="zh_TW"/>
+        </w:rPr>
+        <w:t>出25:31</w:t>
+      </w:r>
       <w:r>
         <w:rPr>
           <w:lang w:val="zh_TW" w:bidi="zh_TW"/>
         </w:rPr>
         <w:t>；</w:t>
       </w:r>
-      <w:hyperlink r:id="rId148">
-        <w:r>
-          <w:rPr>
-            <w:lang w:val="zh_TW" w:bidi="zh_TW"/>
-          </w:rPr>
-          <w:rPr>
-            <w:color w:val="0000EE"/>
-            <w:u w:val="single"/>
-          </w:rPr>
-          <w:t>亞4:2</w:t>
-        </w:r>
-      </w:hyperlink>
+      <w:r>
+        <w:rPr>
+          <w:lang w:val="zh_TW" w:bidi="zh_TW"/>
+        </w:rPr>
+        <w:t>亞4:2</w:t>
+      </w:r>
       <w:r>
         <w:rPr>
           <w:lang w:val="zh_TW" w:bidi="zh_TW"/>
         </w:rPr>
         <w:t>）、各種器皿（</w:t>
       </w:r>
-      <w:hyperlink r:id="rId149">
-        <w:r>
-          <w:rPr>
-            <w:lang w:val="zh_TW" w:bidi="zh_TW"/>
-          </w:rPr>
-          <w:rPr>
-            <w:color w:val="0000EE"/>
-            <w:u w:val="single"/>
-          </w:rPr>
-          <w:t>出25:38</w:t>
-        </w:r>
-      </w:hyperlink>
+      <w:r>
+        <w:rPr>
+          <w:lang w:val="zh_TW" w:bidi="zh_TW"/>
+        </w:rPr>
+        <w:t>出25:38</w:t>
+      </w:r>
       <w:r>
         <w:rPr>
           <w:lang w:val="zh_TW" w:bidi="zh_TW"/>
         </w:rPr>
         <w:t>；</w:t>
       </w:r>
-      <w:hyperlink r:id="rId150">
-        <w:r>
-          <w:rPr>
-            <w:lang w:val="zh_TW" w:bidi="zh_TW"/>
-          </w:rPr>
-          <w:rPr>
-            <w:color w:val="0000EE"/>
-            <w:u w:val="single"/>
-          </w:rPr>
-          <w:t>王下24:13</w:t>
-        </w:r>
-      </w:hyperlink>
+      <w:r>
+        <w:rPr>
+          <w:lang w:val="zh_TW" w:bidi="zh_TW"/>
+        </w:rPr>
+        <w:t>王下24:13</w:t>
+      </w:r>
       <w:r>
         <w:rPr>
           <w:lang w:val="zh_TW" w:bidi="zh_TW"/>
         </w:rPr>
         <w:t>）、懸掛以弗得的金鍊（</w:t>
       </w:r>
-      <w:hyperlink r:id="rId151">
-        <w:r>
-          <w:rPr>
-            <w:lang w:val="zh_TW" w:bidi="zh_TW"/>
-          </w:rPr>
-          <w:rPr>
-            <w:color w:val="0000EE"/>
-            <w:u w:val="single"/>
-          </w:rPr>
-          <w:t>出28:14</w:t>
-        </w:r>
-      </w:hyperlink>
+      <w:r>
+        <w:rPr>
+          <w:lang w:val="zh_TW" w:bidi="zh_TW"/>
+        </w:rPr>
+        <w:t>出28:14</w:t>
+      </w:r>
       <w:r>
         <w:rPr>
           <w:lang w:val="zh_TW" w:bidi="zh_TW"/>
         </w:rPr>
         <w:t>），以及大祭司袍子上的金鈴鐺。大祭司的冠冕、以弗得與胸牌也都是金製的（</w:t>
       </w:r>
-      <w:hyperlink r:id="rId152">
-        <w:r>
-          <w:rPr>
-            <w:lang w:val="zh_TW" w:bidi="zh_TW"/>
-          </w:rPr>
-          <w:rPr>
-            <w:color w:val="0000EE"/>
-            <w:u w:val="single"/>
-          </w:rPr>
-          <w:t>39:2–30</w:t>
-        </w:r>
-      </w:hyperlink>
+      <w:r>
+        <w:rPr>
+          <w:lang w:val="zh_TW" w:bidi="zh_TW"/>
+        </w:rPr>
+        <w:t>39:2–30</w:t>
+      </w:r>
       <w:r>
         <w:rPr>
           <w:lang w:val="zh_TW" w:bidi="zh_TW"/>
         </w:rPr>
         <w:t>）。曠野中為製作這些器具所收的奉獻，包括重達120舍客勒的金皿（</w:t>
       </w:r>
-      <w:hyperlink r:id="rId153">
-        <w:r>
-          <w:rPr>
-            <w:lang w:val="zh_TW" w:bidi="zh_TW"/>
-          </w:rPr>
-          <w:rPr>
-            <w:color w:val="0000EE"/>
-            <w:u w:val="single"/>
-          </w:rPr>
-          <w:t>民7:86</w:t>
-        </w:r>
-      </w:hyperlink>
+      <w:r>
+        <w:rPr>
+          <w:lang w:val="zh_TW" w:bidi="zh_TW"/>
+        </w:rPr>
+        <w:t>民7:86</w:t>
+      </w:r>
       <w:r>
         <w:rPr>
           <w:lang w:val="zh_TW" w:bidi="zh_TW"/>
         </w:rPr>
         <w:t>）。比會幕更華美的聖殿，顯然用上更多金子建成（</w:t>
       </w:r>
-      <w:hyperlink r:id="rId154">
-        <w:r>
-          <w:rPr>
-            <w:lang w:val="zh_TW" w:bidi="zh_TW"/>
-          </w:rPr>
-          <w:rPr>
-            <w:color w:val="0000EE"/>
-            <w:u w:val="single"/>
-          </w:rPr>
-          <w:t>王上6:20–28</w:t>
-        </w:r>
-      </w:hyperlink>
+      <w:r>
+        <w:rPr>
+          <w:lang w:val="zh_TW" w:bidi="zh_TW"/>
+        </w:rPr>
+        <w:t>王上6:20–28</w:t>
+      </w:r>
       <w:r>
         <w:rPr>
           <w:lang w:val="zh_TW" w:bidi="zh_TW"/>
         </w:rPr>
         <w:t>；</w:t>
       </w:r>
-      <w:hyperlink r:id="rId155">
-        <w:r>
-          <w:rPr>
-            <w:lang w:val="zh_TW" w:bidi="zh_TW"/>
-          </w:rPr>
-          <w:rPr>
-            <w:color w:val="0000EE"/>
-            <w:u w:val="single"/>
-          </w:rPr>
-          <w:t>代上29:2–7</w:t>
-        </w:r>
-      </w:hyperlink>
+      <w:r>
+        <w:rPr>
+          <w:lang w:val="zh_TW" w:bidi="zh_TW"/>
+        </w:rPr>
+        <w:t>代上29:2–7</w:t>
+      </w:r>
       <w:r>
         <w:rPr>
           <w:lang w:val="zh_TW" w:bidi="zh_TW"/>
         </w:rPr>
         <w:t>；</w:t>
       </w:r>
-      <w:hyperlink r:id="rId156">
-        <w:r>
-          <w:rPr>
-            <w:lang w:val="zh_TW" w:bidi="zh_TW"/>
-          </w:rPr>
-          <w:rPr>
-            <w:color w:val="0000EE"/>
-            <w:u w:val="single"/>
-          </w:rPr>
-          <w:t>代下3:4–4:22</w:t>
-        </w:r>
-      </w:hyperlink>
+      <w:r>
+        <w:rPr>
+          <w:lang w:val="zh_TW" w:bidi="zh_TW"/>
+        </w:rPr>
+        <w:t>代下3:4–4:22</w:t>
+      </w:r>
       <w:r>
         <w:rPr>
           <w:lang w:val="zh_TW" w:bidi="zh_TW"/>
         </w:rPr>
         <w:t>）。經文中關於會幕與聖殿所用金子的具體記載極多，難以一一列舉。聖殿中大量的金子自然吸引外敵入侵，他們往往會奪去聖殿的金子，當作戰利品帶走（</w:t>
       </w:r>
-      <w:hyperlink r:id="rId157">
-        <w:r>
-          <w:rPr>
-            <w:lang w:val="zh_TW" w:bidi="zh_TW"/>
-          </w:rPr>
-          <w:rPr>
-            <w:color w:val="0000EE"/>
-            <w:u w:val="single"/>
-          </w:rPr>
-          <w:t>王上14:26</w:t>
-        </w:r>
-      </w:hyperlink>
+      <w:r>
+        <w:rPr>
+          <w:lang w:val="zh_TW" w:bidi="zh_TW"/>
+        </w:rPr>
+        <w:t>王上14:26</w:t>
+      </w:r>
       <w:r>
         <w:rPr>
           <w:lang w:val="zh_TW" w:bidi="zh_TW"/>
         </w:rPr>
         <w:t>；</w:t>
       </w:r>
-      <w:hyperlink r:id="rId158">
-        <w:r>
-          <w:rPr>
-            <w:lang w:val="zh_TW" w:bidi="zh_TW"/>
-          </w:rPr>
-          <w:rPr>
-            <w:color w:val="0000EE"/>
-            <w:u w:val="single"/>
-          </w:rPr>
-          <w:t>王下16:8，</w:t>
-        </w:r>
-      </w:hyperlink>
-      <w:hyperlink r:id="rId159">
-        <w:r>
-          <w:rPr>
-            <w:lang w:val="zh_TW" w:bidi="zh_TW"/>
-          </w:rPr>
-          <w:rPr>
-            <w:color w:val="0000EE"/>
-            <w:u w:val="single"/>
-          </w:rPr>
-          <w:t>18:14，</w:t>
-        </w:r>
-      </w:hyperlink>
-      <w:hyperlink r:id="rId150">
-        <w:r>
-          <w:rPr>
-            <w:lang w:val="zh_TW" w:bidi="zh_TW"/>
-          </w:rPr>
-          <w:rPr>
-            <w:color w:val="0000EE"/>
-            <w:u w:val="single"/>
-          </w:rPr>
-          <w:t>24:13，</w:t>
-        </w:r>
-      </w:hyperlink>
-      <w:hyperlink r:id="rId160">
-        <w:r>
-          <w:rPr>
-            <w:lang w:val="zh_TW" w:bidi="zh_TW"/>
-          </w:rPr>
-          <w:rPr>
-            <w:color w:val="0000EE"/>
-            <w:u w:val="single"/>
-          </w:rPr>
-          <w:t>25:15</w:t>
-        </w:r>
-      </w:hyperlink>
+      <w:r>
+        <w:rPr>
+          <w:lang w:val="zh_TW" w:bidi="zh_TW"/>
+        </w:rPr>
+        <w:t>王下16:8，</w:t>
+      </w:r>
+      <w:r>
+        <w:rPr>
+          <w:lang w:val="zh_TW" w:bidi="zh_TW"/>
+        </w:rPr>
+        <w:t>18:14，</w:t>
+      </w:r>
+      <w:r>
+        <w:rPr>
+          <w:lang w:val="zh_TW" w:bidi="zh_TW"/>
+        </w:rPr>
+        <w:t>24:13，</w:t>
+      </w:r>
+      <w:r>
+        <w:rPr>
+          <w:lang w:val="zh_TW" w:bidi="zh_TW"/>
+        </w:rPr>
+        <w:t>25:15</w:t>
+      </w:r>
       <w:r>
         <w:rPr>
           <w:lang w:val="zh_TW" w:bidi="zh_TW"/>
         </w:rPr>
         <w:t>；</w:t>
       </w:r>
-      <w:hyperlink r:id="rId161">
-        <w:r>
-          <w:rPr>
-            <w:lang w:val="zh_TW" w:bidi="zh_TW"/>
-          </w:rPr>
-          <w:rPr>
-            <w:color w:val="0000EE"/>
-            <w:u w:val="single"/>
-          </w:rPr>
-          <w:t>代下12:9</w:t>
-        </w:r>
-      </w:hyperlink>
+      <w:r>
+        <w:rPr>
+          <w:lang w:val="zh_TW" w:bidi="zh_TW"/>
+        </w:rPr>
+        <w:t>代下12:9</w:t>
+      </w:r>
       <w:r>
         <w:rPr>
           <w:lang w:val="zh_TW" w:bidi="zh_TW"/>
@@ -3958,90 +2980,60 @@
         </w:rPr>
         <w:t>金也具有商業價值。所羅門在位時，有大量金子進口到以色列，每年多達666他連得（</w:t>
       </w:r>
-      <w:hyperlink r:id="rId162">
-        <w:r>
-          <w:rPr>
-            <w:lang w:val="zh_TW" w:bidi="zh_TW"/>
-          </w:rPr>
-          <w:rPr>
-            <w:color w:val="0000EE"/>
-            <w:u w:val="single"/>
-          </w:rPr>
-          <w:t>王上10:14</w:t>
-        </w:r>
-      </w:hyperlink>
+      <w:r>
+        <w:rPr>
+          <w:lang w:val="zh_TW" w:bidi="zh_TW"/>
+        </w:rPr>
+        <w:t>王上10:14</w:t>
+      </w:r>
       <w:r>
         <w:rPr>
           <w:lang w:val="zh_TW" w:bidi="zh_TW"/>
         </w:rPr>
         <w:t>）。泰爾王希蘭曾給所羅門120他連得金子（</w:t>
       </w:r>
-      <w:hyperlink r:id="rId163">
-        <w:r>
-          <w:rPr>
-            <w:lang w:val="zh_TW" w:bidi="zh_TW"/>
-          </w:rPr>
-          <w:rPr>
-            <w:color w:val="0000EE"/>
-            <w:u w:val="single"/>
-          </w:rPr>
-          <w:t>9:14</w:t>
-        </w:r>
-      </w:hyperlink>
+      <w:r>
+        <w:rPr>
+          <w:lang w:val="zh_TW" w:bidi="zh_TW"/>
+        </w:rPr>
+        <w:t>9:14</w:t>
+      </w:r>
       <w:r>
         <w:rPr>
           <w:lang w:val="zh_TW" w:bidi="zh_TW"/>
         </w:rPr>
         <w:t>），但可能屬於貸款性質。所羅門確實在聖殿中使用大量金子（</w:t>
       </w:r>
-      <w:hyperlink r:id="rId164">
-        <w:r>
-          <w:rPr>
-            <w:lang w:val="zh_TW" w:bidi="zh_TW"/>
-          </w:rPr>
-          <w:rPr>
-            <w:color w:val="0000EE"/>
-            <w:u w:val="single"/>
-          </w:rPr>
-          <w:t>10:16–17</w:t>
-        </w:r>
-      </w:hyperlink>
+      <w:r>
+        <w:rPr>
+          <w:lang w:val="zh_TW" w:bidi="zh_TW"/>
+        </w:rPr>
+        <w:t>10:16–17</w:t>
+      </w:r>
       <w:r>
         <w:rPr>
           <w:lang w:val="zh_TW" w:bidi="zh_TW"/>
         </w:rPr>
         <w:t>）。金也常用來收買敵國（</w:t>
       </w:r>
-      <w:hyperlink r:id="rId158">
-        <w:r>
-          <w:rPr>
-            <w:lang w:val="zh_TW" w:bidi="zh_TW"/>
-          </w:rPr>
-          <w:rPr>
-            <w:color w:val="0000EE"/>
-            <w:u w:val="single"/>
-          </w:rPr>
-          <w:t>王下16:8</w:t>
-        </w:r>
-      </w:hyperlink>
+      <w:r>
+        <w:rPr>
+          <w:lang w:val="zh_TW" w:bidi="zh_TW"/>
+        </w:rPr>
+        <w:t>王下16:8</w:t>
+      </w:r>
       <w:r>
         <w:rPr>
           <w:lang w:val="zh_TW" w:bidi="zh_TW"/>
         </w:rPr>
         <w:t>），或作為進貢之用（</w:t>
       </w:r>
-      <w:hyperlink r:id="rId159">
-        <w:r>
-          <w:rPr>
-            <w:lang w:val="zh_TW" w:bidi="zh_TW"/>
-          </w:rPr>
-          <w:rPr>
-            <w:color w:val="0000EE"/>
-            <w:u w:val="single"/>
-          </w:rPr>
-          <w:t>18:14</w:t>
-        </w:r>
-      </w:hyperlink>
+      <w:r>
+        <w:rPr>
+          <w:lang w:val="zh_TW" w:bidi="zh_TW"/>
+        </w:rPr>
+        <w:t>18:14</w:t>
+      </w:r>
       <w:r>
         <w:rPr>
           <w:lang w:val="zh_TW" w:bidi="zh_TW"/>
@@ -4062,144 +3054,90 @@
         </w:rPr>
         <w:t>擁有金子本身並非邪惡，但經文責備一心只想積存金子的人（</w:t>
       </w:r>
-      <w:hyperlink r:id="rId165">
-        <w:r>
-          <w:rPr>
-            <w:lang w:val="zh_TW" w:bidi="zh_TW"/>
-          </w:rPr>
-          <w:rPr>
-            <w:color w:val="0000EE"/>
-            <w:u w:val="single"/>
-          </w:rPr>
-          <w:t>伯28:15–17</w:t>
-        </w:r>
-      </w:hyperlink>
+      <w:r>
+        <w:rPr>
+          <w:lang w:val="zh_TW" w:bidi="zh_TW"/>
+        </w:rPr>
+        <w:t>伯28:15–17</w:t>
+      </w:r>
       <w:r>
         <w:rPr>
           <w:lang w:val="zh_TW" w:bidi="zh_TW"/>
         </w:rPr>
         <w:t>；</w:t>
       </w:r>
-      <w:hyperlink r:id="rId166">
-        <w:r>
-          <w:rPr>
-            <w:lang w:val="zh_TW" w:bidi="zh_TW"/>
-          </w:rPr>
-          <w:rPr>
-            <w:color w:val="0000EE"/>
-            <w:u w:val="single"/>
-          </w:rPr>
-          <w:t>箴3:14，</w:t>
-        </w:r>
-      </w:hyperlink>
-      <w:hyperlink r:id="rId167">
-        <w:r>
-          <w:rPr>
-            <w:lang w:val="zh_TW" w:bidi="zh_TW"/>
-          </w:rPr>
-          <w:rPr>
-            <w:color w:val="0000EE"/>
-            <w:u w:val="single"/>
-          </w:rPr>
-          <w:t>8:10、19，</w:t>
-        </w:r>
-      </w:hyperlink>
-      <w:hyperlink r:id="rId168">
-        <w:r>
-          <w:rPr>
-            <w:lang w:val="zh_TW" w:bidi="zh_TW"/>
-          </w:rPr>
-          <w:rPr>
-            <w:color w:val="0000EE"/>
-            <w:u w:val="single"/>
-          </w:rPr>
-          <w:t>16:16</w:t>
-        </w:r>
-      </w:hyperlink>
+      <w:r>
+        <w:rPr>
+          <w:lang w:val="zh_TW" w:bidi="zh_TW"/>
+        </w:rPr>
+        <w:t>箴3:14，</w:t>
+      </w:r>
+      <w:r>
+        <w:rPr>
+          <w:lang w:val="zh_TW" w:bidi="zh_TW"/>
+        </w:rPr>
+        <w:t>8:10、19，</w:t>
+      </w:r>
+      <w:r>
+        <w:rPr>
+          <w:lang w:val="zh_TW" w:bidi="zh_TW"/>
+        </w:rPr>
+        <w:t>16:16</w:t>
+      </w:r>
       <w:r>
         <w:rPr>
           <w:lang w:val="zh_TW" w:bidi="zh_TW"/>
         </w:rPr>
         <w:t>）。擁有智慧與認識神，比擁有大量金子更為寶貴（</w:t>
       </w:r>
-      <w:hyperlink r:id="rId169">
-        <w:r>
-          <w:rPr>
-            <w:lang w:val="zh_TW" w:bidi="zh_TW"/>
-          </w:rPr>
-          <w:rPr>
-            <w:color w:val="0000EE"/>
-            <w:u w:val="single"/>
-          </w:rPr>
-          <w:t>詩19:10，</w:t>
-        </w:r>
-      </w:hyperlink>
-      <w:hyperlink r:id="rId170">
-        <w:r>
-          <w:rPr>
-            <w:lang w:val="zh_TW" w:bidi="zh_TW"/>
-          </w:rPr>
-          <w:rPr>
-            <w:color w:val="0000EE"/>
-            <w:u w:val="single"/>
-          </w:rPr>
-          <w:t>119:72、127</w:t>
-        </w:r>
-      </w:hyperlink>
+      <w:r>
+        <w:rPr>
+          <w:lang w:val="zh_TW" w:bidi="zh_TW"/>
+        </w:rPr>
+        <w:t>詩19:10，</w:t>
+      </w:r>
+      <w:r>
+        <w:rPr>
+          <w:lang w:val="zh_TW" w:bidi="zh_TW"/>
+        </w:rPr>
+        <w:t>119:72、127</w:t>
+      </w:r>
       <w:r>
         <w:rPr>
           <w:lang w:val="zh_TW" w:bidi="zh_TW"/>
         </w:rPr>
         <w:t>；</w:t>
       </w:r>
-      <w:hyperlink r:id="rId171">
-        <w:r>
-          <w:rPr>
-            <w:lang w:val="zh_TW" w:bidi="zh_TW"/>
-          </w:rPr>
-          <w:rPr>
-            <w:color w:val="0000EE"/>
-            <w:u w:val="single"/>
-          </w:rPr>
-          <w:t>箴20:15</w:t>
-        </w:r>
-      </w:hyperlink>
+      <w:r>
+        <w:rPr>
+          <w:lang w:val="zh_TW" w:bidi="zh_TW"/>
+        </w:rPr>
+        <w:t>箴20:15</w:t>
+      </w:r>
       <w:r>
         <w:rPr>
           <w:lang w:val="zh_TW" w:bidi="zh_TW"/>
         </w:rPr>
         <w:t>）。約伯拒絕把信靠放在金子上（</w:t>
       </w:r>
-      <w:hyperlink r:id="rId172">
-        <w:r>
-          <w:rPr>
-            <w:lang w:val="zh_TW" w:bidi="zh_TW"/>
-          </w:rPr>
-          <w:rPr>
-            <w:color w:val="0000EE"/>
-            <w:u w:val="single"/>
-          </w:rPr>
-          <w:t>伯31:24</w:t>
-        </w:r>
-      </w:hyperlink>
+      <w:r>
+        <w:rPr>
+          <w:lang w:val="zh_TW" w:bidi="zh_TW"/>
+        </w:rPr>
+        <w:t>伯31:24</w:t>
+      </w:r>
       <w:r>
         <w:rPr>
           <w:lang w:val="zh_TW" w:bidi="zh_TW"/>
         </w:rPr>
         <w:t>）。在審判的日子，金子也不能拯救人（</w:t>
       </w:r>
-      <w:hyperlink r:id="rId173">
-        <w:r>
-          <w:rPr>
-            <w:lang w:val="zh_TW" w:bidi="zh_TW"/>
-          </w:rPr>
-          <w:rPr>
-            <w:color w:val="0000EE"/>
-            <w:u w:val="single"/>
-          </w:rPr>
-          <w:t>番1:18</w:t>
-        </w:r>
-      </w:hyperlink>
+      <w:r>
+        <w:rPr>
+          <w:lang w:val="zh_TW" w:bidi="zh_TW"/>
+        </w:rPr>
+        <w:t>番1:18</w:t>
+      </w:r>
       <w:r>
         <w:rPr>
           <w:lang w:val="zh_TW" w:bidi="zh_TW"/>
@@ -4220,126 +3158,84 @@
         </w:rPr>
         <w:t>新約聖經視黃金為會朽壞的物質 （</w:t>
       </w:r>
-      <w:hyperlink r:id="rId174">
-        <w:r>
-          <w:rPr>
-            <w:lang w:val="zh_TW" w:bidi="zh_TW"/>
-          </w:rPr>
-          <w:rPr>
-            <w:color w:val="0000EE"/>
-            <w:u w:val="single"/>
-          </w:rPr>
-          <w:t>雅5:3</w:t>
-        </w:r>
-      </w:hyperlink>
+      <w:r>
+        <w:rPr>
+          <w:lang w:val="zh_TW" w:bidi="zh_TW"/>
+        </w:rPr>
+        <w:t>雅5:3</w:t>
+      </w:r>
       <w:r>
         <w:rPr>
           <w:lang w:val="zh_TW" w:bidi="zh_TW"/>
         </w:rPr>
         <w:t>；</w:t>
       </w:r>
-      <w:hyperlink r:id="rId175">
-        <w:r>
-          <w:rPr>
-            <w:lang w:val="zh_TW" w:bidi="zh_TW"/>
-          </w:rPr>
-          <w:rPr>
-            <w:color w:val="0000EE"/>
-            <w:u w:val="single"/>
-          </w:rPr>
-          <w:t>彼前1:18</w:t>
-        </w:r>
-      </w:hyperlink>
+      <w:r>
+        <w:rPr>
+          <w:lang w:val="zh_TW" w:bidi="zh_TW"/>
+        </w:rPr>
+        <w:t>彼前1:18</w:t>
+      </w:r>
       <w:r>
         <w:rPr>
           <w:lang w:val="zh_TW" w:bidi="zh_TW"/>
         </w:rPr>
         <w:t>），也視之為不必要的負擔 （</w:t>
       </w:r>
-      <w:hyperlink r:id="rId176">
-        <w:r>
-          <w:rPr>
-            <w:lang w:val="zh_TW" w:bidi="zh_TW"/>
-          </w:rPr>
-          <w:rPr>
-            <w:color w:val="0000EE"/>
-            <w:u w:val="single"/>
-          </w:rPr>
-          <w:t>太10:9</w:t>
-        </w:r>
-      </w:hyperlink>
+      <w:r>
+        <w:rPr>
+          <w:lang w:val="zh_TW" w:bidi="zh_TW"/>
+        </w:rPr>
+        <w:t>太10:9</w:t>
+      </w:r>
       <w:r>
         <w:rPr>
           <w:lang w:val="zh_TW" w:bidi="zh_TW"/>
         </w:rPr>
         <w:t>；</w:t>
       </w:r>
-      <w:hyperlink r:id="rId177">
-        <w:r>
-          <w:rPr>
-            <w:lang w:val="zh_TW" w:bidi="zh_TW"/>
-          </w:rPr>
-          <w:rPr>
-            <w:color w:val="0000EE"/>
-            <w:u w:val="single"/>
-          </w:rPr>
-          <w:t>徒3:6</w:t>
-        </w:r>
-      </w:hyperlink>
+      <w:r>
+        <w:rPr>
+          <w:lang w:val="zh_TW" w:bidi="zh_TW"/>
+        </w:rPr>
+        <w:t>徒3:6</w:t>
+      </w:r>
       <w:r>
         <w:rPr>
           <w:lang w:val="zh_TW" w:bidi="zh_TW"/>
         </w:rPr>
         <w:t>）。佩戴金戒指絕非衡量人價值的標準（</w:t>
       </w:r>
-      <w:hyperlink r:id="rId178">
-        <w:r>
-          <w:rPr>
-            <w:lang w:val="zh_TW" w:bidi="zh_TW"/>
-          </w:rPr>
-          <w:rPr>
-            <w:color w:val="0000EE"/>
-            <w:u w:val="single"/>
-          </w:rPr>
-          <w:t>雅2:2</w:t>
-        </w:r>
-      </w:hyperlink>
+      <w:r>
+        <w:rPr>
+          <w:lang w:val="zh_TW" w:bidi="zh_TW"/>
+        </w:rPr>
+        <w:t>雅2:2</w:t>
+      </w:r>
       <w:r>
         <w:rPr>
           <w:lang w:val="zh_TW" w:bidi="zh_TW"/>
         </w:rPr>
         <w:t>）；事實上，保羅與彼得甚至禁止信徒佩戴金飾為裝飾 （</w:t>
       </w:r>
-      <w:hyperlink r:id="rId179">
-        <w:r>
-          <w:rPr>
-            <w:lang w:val="zh_TW" w:bidi="zh_TW"/>
-          </w:rPr>
-          <w:rPr>
-            <w:color w:val="0000EE"/>
-            <w:u w:val="single"/>
-          </w:rPr>
-          <w:t>提前2:9</w:t>
-        </w:r>
-      </w:hyperlink>
+      <w:r>
+        <w:rPr>
+          <w:lang w:val="zh_TW" w:bidi="zh_TW"/>
+        </w:rPr>
+        <w:t>提前2:9</w:t>
+      </w:r>
       <w:r>
         <w:rPr>
           <w:lang w:val="zh_TW" w:bidi="zh_TW"/>
         </w:rPr>
         <w:t>；</w:t>
       </w:r>
-      <w:hyperlink r:id="rId180">
-        <w:r>
-          <w:rPr>
-            <w:lang w:val="zh_TW" w:bidi="zh_TW"/>
-          </w:rPr>
-          <w:rPr>
-            <w:color w:val="0000EE"/>
-            <w:u w:val="single"/>
-          </w:rPr>
-          <w:t>彼前3:3</w:t>
-        </w:r>
-      </w:hyperlink>
+      <w:r>
+        <w:rPr>
+          <w:lang w:val="zh_TW" w:bidi="zh_TW"/>
+        </w:rPr>
+        <w:t>彼前3:3</w:t>
+      </w:r>
       <w:r>
         <w:rPr>
           <w:lang w:val="zh_TW" w:bidi="zh_TW"/>
@@ -4360,108 +3256,72 @@
         </w:rPr>
         <w:t>使用金子本身，並不代表敬虔。</w:t>
       </w:r>
-      <w:hyperlink r:id="rId181">
-        <w:r>
-          <w:rPr>
-            <w:lang w:val="zh_TW" w:bidi="zh_TW"/>
-          </w:rPr>
-          <w:rPr>
-            <w:color w:val="0000EE"/>
-            <w:u w:val="single"/>
-          </w:rPr>
-          <w:t>啟示錄四章4節</w:t>
-        </w:r>
-      </w:hyperlink>
+      <w:r>
+        <w:rPr>
+          <w:lang w:val="zh_TW" w:bidi="zh_TW"/>
+        </w:rPr>
+        <w:t>啟示錄四章4節</w:t>
+      </w:r>
       <w:r>
         <w:rPr>
           <w:lang w:val="zh_TW" w:bidi="zh_TW"/>
         </w:rPr>
         <w:t>的長老頭戴金冠冕，但大淫婦也「用金子裝飾自己」（</w:t>
       </w:r>
-      <w:hyperlink r:id="rId182">
-        <w:r>
-          <w:rPr>
-            <w:lang w:val="zh_TW" w:bidi="zh_TW"/>
-          </w:rPr>
-          <w:rPr>
-            <w:color w:val="0000EE"/>
-            <w:u w:val="single"/>
-          </w:rPr>
-          <w:t>啟17:4</w:t>
-        </w:r>
-      </w:hyperlink>
+      <w:r>
+        <w:rPr>
+          <w:lang w:val="zh_TW" w:bidi="zh_TW"/>
+        </w:rPr>
+        <w:t>啟17:4</w:t>
+      </w:r>
       <w:r>
         <w:rPr>
           <w:lang w:val="zh_TW" w:bidi="zh_TW"/>
         </w:rPr>
         <w:t>），巴比倫這淫亂的大城也是如此（</w:t>
       </w:r>
-      <w:hyperlink r:id="rId183">
-        <w:r>
-          <w:rPr>
-            <w:lang w:val="zh_TW" w:bidi="zh_TW"/>
-          </w:rPr>
-          <w:rPr>
-            <w:color w:val="0000EE"/>
-            <w:u w:val="single"/>
-          </w:rPr>
-          <w:t>啟18:16</w:t>
-        </w:r>
-      </w:hyperlink>
+      <w:r>
+        <w:rPr>
+          <w:lang w:val="zh_TW" w:bidi="zh_TW"/>
+        </w:rPr>
+        <w:t>啟18:16</w:t>
+      </w:r>
       <w:r>
         <w:rPr>
           <w:lang w:val="zh_TW" w:bidi="zh_TW"/>
         </w:rPr>
         <w:t>）。相比之下，新約聖經也有一些正面語句提到金的價值（</w:t>
       </w:r>
-      <w:hyperlink r:id="rId184">
-        <w:r>
-          <w:rPr>
-            <w:lang w:val="zh_TW" w:bidi="zh_TW"/>
-          </w:rPr>
-          <w:rPr>
-            <w:color w:val="0000EE"/>
-            <w:u w:val="single"/>
-          </w:rPr>
-          <w:t>啟3:18</w:t>
-        </w:r>
-      </w:hyperlink>
+      <w:r>
+        <w:rPr>
+          <w:lang w:val="zh_TW" w:bidi="zh_TW"/>
+        </w:rPr>
+        <w:t>啟3:18</w:t>
+      </w:r>
       <w:r>
         <w:rPr>
           <w:lang w:val="zh_TW" w:bidi="zh_TW"/>
         </w:rPr>
         <w:t>）。博士把黃金獻給嬰孩耶穌，象徵祂的君王身分（</w:t>
       </w:r>
-      <w:hyperlink r:id="rId185">
-        <w:r>
-          <w:rPr>
-            <w:lang w:val="zh_TW" w:bidi="zh_TW"/>
-          </w:rPr>
-          <w:rPr>
-            <w:color w:val="0000EE"/>
-            <w:u w:val="single"/>
-          </w:rPr>
-          <w:t>太2:11</w:t>
-        </w:r>
-      </w:hyperlink>
+      <w:r>
+        <w:rPr>
+          <w:lang w:val="zh_TW" w:bidi="zh_TW"/>
+        </w:rPr>
+        <w:t>太2:11</w:t>
+      </w:r>
       <w:r>
         <w:rPr>
           <w:lang w:val="zh_TW" w:bidi="zh_TW"/>
         </w:rPr>
         <w:t>），經文也說明亮如玻璃的聖城新耶路撒冷是金子所造的（</w:t>
       </w:r>
-      <w:hyperlink r:id="rId186">
-        <w:r>
-          <w:rPr>
-            <w:lang w:val="zh_TW" w:bidi="zh_TW"/>
-          </w:rPr>
-          <w:rPr>
-            <w:color w:val="0000EE"/>
-            <w:u w:val="single"/>
-          </w:rPr>
-          <w:t>啟21:18</w:t>
-        </w:r>
-      </w:hyperlink>
+      <w:r>
+        <w:rPr>
+          <w:lang w:val="zh_TW" w:bidi="zh_TW"/>
+        </w:rPr>
+        <w:t>啟21:18</w:t>
+      </w:r>
       <w:r>
         <w:rPr>
           <w:lang w:val="zh_TW" w:bidi="zh_TW"/>
@@ -4482,54 +3342,36 @@
         </w:rPr>
         <w:t>舊約聖經在多種情境中提及銀。銀是貴重金屬，早期的人甚至認為銀比金更貴重，因此人們常用銀來進行商業交易與償還債務。當時的人會把小塊的銀放在天平上，按著標準法碼的重量來計算其價值。亞伯拉罕為撒拉購買麥比拉洞作為墓地時，付了400舍客勒的銀子，並按著當時與商人通用的重量把這筆「銀子」稱足（</w:t>
       </w:r>
-      <w:hyperlink r:id="rId187">
-        <w:r>
-          <w:rPr>
-            <w:lang w:val="zh_TW" w:bidi="zh_TW"/>
-          </w:rPr>
-          <w:rPr>
-            <w:color w:val="0000EE"/>
-            <w:u w:val="single"/>
-          </w:rPr>
-          <w:t>創23:15–16</w:t>
-        </w:r>
-      </w:hyperlink>
+      <w:r>
+        <w:rPr>
+          <w:lang w:val="zh_TW" w:bidi="zh_TW"/>
+        </w:rPr>
+        <w:t>創23:15–16</w:t>
+      </w:r>
       <w:r>
         <w:rPr>
           <w:lang w:val="zh_TW" w:bidi="zh_TW"/>
         </w:rPr>
         <w:t>）。約瑟的兄弟們因賣約瑟而得到20舍客勒銀子（</w:t>
       </w:r>
-      <w:hyperlink r:id="rId188">
-        <w:r>
-          <w:rPr>
-            <w:lang w:val="zh_TW" w:bidi="zh_TW"/>
-          </w:rPr>
-          <w:rPr>
-            <w:color w:val="0000EE"/>
-            <w:u w:val="single"/>
-          </w:rPr>
-          <w:t>創37:28</w:t>
-        </w:r>
-      </w:hyperlink>
+      <w:r>
+        <w:rPr>
+          <w:lang w:val="zh_TW" w:bidi="zh_TW"/>
+        </w:rPr>
+        <w:t>創37:28</w:t>
+      </w:r>
       <w:r>
         <w:rPr>
           <w:lang w:val="zh_TW" w:bidi="zh_TW"/>
         </w:rPr>
         <w:t>），約瑟也以銀子作為禮物給便雅憫（</w:t>
       </w:r>
-      <w:hyperlink r:id="rId189">
-        <w:r>
-          <w:rPr>
-            <w:lang w:val="zh_TW" w:bidi="zh_TW"/>
-          </w:rPr>
-          <w:rPr>
-            <w:color w:val="0000EE"/>
-            <w:u w:val="single"/>
-          </w:rPr>
-          <w:t>創45:22</w:t>
-        </w:r>
-      </w:hyperlink>
+      <w:r>
+        <w:rPr>
+          <w:lang w:val="zh_TW" w:bidi="zh_TW"/>
+        </w:rPr>
+        <w:t>創45:22</w:t>
+      </w:r>
       <w:r>
         <w:rPr>
           <w:lang w:val="zh_TW" w:bidi="zh_TW"/>
@@ -4550,438 +3392,258 @@
         </w:rPr>
         <w:t>聖經還有不少例子，說明人們會以銀支付貨物或服務（</w:t>
       </w:r>
-      <w:hyperlink r:id="rId190">
-        <w:r>
-          <w:rPr>
-            <w:lang w:val="zh_TW" w:bidi="zh_TW"/>
-          </w:rPr>
-          <w:rPr>
-            <w:color w:val="0000EE"/>
-            <w:u w:val="single"/>
-          </w:rPr>
-          <w:t>創20:16；</w:t>
-        </w:r>
-      </w:hyperlink>
-      <w:hyperlink r:id="rId191">
-        <w:r>
-          <w:rPr>
-            <w:lang w:val="zh_TW" w:bidi="zh_TW"/>
-          </w:rPr>
-          <w:rPr>
-            <w:color w:val="0000EE"/>
-            <w:u w:val="single"/>
-          </w:rPr>
-          <w:t>出21:32；</w:t>
-        </w:r>
-      </w:hyperlink>
-      <w:hyperlink r:id="rId192">
-        <w:r>
-          <w:rPr>
-            <w:lang w:val="zh_TW" w:bidi="zh_TW"/>
-          </w:rPr>
-          <w:rPr>
-            <w:color w:val="0000EE"/>
-            <w:u w:val="single"/>
-          </w:rPr>
-          <w:t>利27:16；</w:t>
-        </w:r>
-      </w:hyperlink>
-      <w:hyperlink r:id="rId193">
-        <w:r>
-          <w:rPr>
-            <w:lang w:val="zh_TW" w:bidi="zh_TW"/>
-          </w:rPr>
-          <w:rPr>
-            <w:color w:val="0000EE"/>
-            <w:u w:val="single"/>
-          </w:rPr>
-          <w:t>書24:32；</w:t>
-        </w:r>
-      </w:hyperlink>
-      <w:hyperlink r:id="rId194">
-        <w:r>
-          <w:rPr>
-            <w:lang w:val="zh_TW" w:bidi="zh_TW"/>
-          </w:rPr>
-          <w:rPr>
-            <w:color w:val="0000EE"/>
-            <w:u w:val="single"/>
-          </w:rPr>
-          <w:t>士17:10；</w:t>
-        </w:r>
-      </w:hyperlink>
-      <w:hyperlink r:id="rId195">
-        <w:r>
-          <w:rPr>
-            <w:lang w:val="zh_TW" w:bidi="zh_TW"/>
-          </w:rPr>
-          <w:rPr>
-            <w:color w:val="0000EE"/>
-            <w:u w:val="single"/>
-          </w:rPr>
-          <w:t>撒下24:24；</w:t>
-        </w:r>
-      </w:hyperlink>
-      <w:hyperlink r:id="rId196">
-        <w:r>
-          <w:rPr>
-            <w:lang w:val="zh_TW" w:bidi="zh_TW"/>
-          </w:rPr>
-          <w:rPr>
-            <w:color w:val="0000EE"/>
-            <w:u w:val="single"/>
-          </w:rPr>
-          <w:t>尼7:72；</w:t>
-        </w:r>
-      </w:hyperlink>
-      <w:hyperlink r:id="rId197">
-        <w:r>
-          <w:rPr>
-            <w:lang w:val="zh_TW" w:bidi="zh_TW"/>
-          </w:rPr>
-          <w:rPr>
-            <w:color w:val="0000EE"/>
-            <w:u w:val="single"/>
-          </w:rPr>
-          <w:t>伯28:15；</w:t>
-        </w:r>
-      </w:hyperlink>
-      <w:hyperlink r:id="rId198">
-        <w:r>
-          <w:rPr>
-            <w:lang w:val="zh_TW" w:bidi="zh_TW"/>
-          </w:rPr>
-          <w:rPr>
-            <w:color w:val="0000EE"/>
-            <w:u w:val="single"/>
-          </w:rPr>
-          <w:t>賽7:23</w:t>
-        </w:r>
-      </w:hyperlink>
+      <w:r>
+        <w:rPr>
+          <w:lang w:val="zh_TW" w:bidi="zh_TW"/>
+        </w:rPr>
+        <w:t>創20:16；</w:t>
+      </w:r>
+      <w:r>
+        <w:rPr>
+          <w:lang w:val="zh_TW" w:bidi="zh_TW"/>
+        </w:rPr>
+        <w:t>出21:32；</w:t>
+      </w:r>
+      <w:r>
+        <w:rPr>
+          <w:lang w:val="zh_TW" w:bidi="zh_TW"/>
+        </w:rPr>
+        <w:t>利27:16；</w:t>
+      </w:r>
+      <w:r>
+        <w:rPr>
+          <w:lang w:val="zh_TW" w:bidi="zh_TW"/>
+        </w:rPr>
+        <w:t>書24:32；</w:t>
+      </w:r>
+      <w:r>
+        <w:rPr>
+          <w:lang w:val="zh_TW" w:bidi="zh_TW"/>
+        </w:rPr>
+        <w:t>士17:10；</w:t>
+      </w:r>
+      <w:r>
+        <w:rPr>
+          <w:lang w:val="zh_TW" w:bidi="zh_TW"/>
+        </w:rPr>
+        <w:t>撒下24:24；</w:t>
+      </w:r>
+      <w:r>
+        <w:rPr>
+          <w:lang w:val="zh_TW" w:bidi="zh_TW"/>
+        </w:rPr>
+        <w:t>尼7:72；</w:t>
+      </w:r>
+      <w:r>
+        <w:rPr>
+          <w:lang w:val="zh_TW" w:bidi="zh_TW"/>
+        </w:rPr>
+        <w:t>伯28:15；</w:t>
+      </w:r>
+      <w:r>
+        <w:rPr>
+          <w:lang w:val="zh_TW" w:bidi="zh_TW"/>
+        </w:rPr>
+        <w:t>賽7:23</w:t>
+      </w:r>
       <w:r>
         <w:rPr>
           <w:lang w:val="zh_TW" w:bidi="zh_TW"/>
         </w:rPr>
         <w:t>，</w:t>
       </w:r>
-      <w:hyperlink r:id="rId138">
-        <w:r>
-          <w:rPr>
-            <w:lang w:val="zh_TW" w:bidi="zh_TW"/>
-          </w:rPr>
-          <w:rPr>
-            <w:color w:val="0000EE"/>
-            <w:u w:val="single"/>
-          </w:rPr>
-          <w:t>46:6；</w:t>
-        </w:r>
-      </w:hyperlink>
-      <w:hyperlink r:id="rId199">
-        <w:r>
-          <w:rPr>
-            <w:lang w:val="zh_TW" w:bidi="zh_TW"/>
-          </w:rPr>
-          <w:rPr>
-            <w:color w:val="0000EE"/>
-            <w:u w:val="single"/>
-          </w:rPr>
-          <w:t>摩2:6</w:t>
-        </w:r>
-      </w:hyperlink>
+      <w:r>
+        <w:rPr>
+          <w:lang w:val="zh_TW" w:bidi="zh_TW"/>
+        </w:rPr>
+        <w:t>46:6；</w:t>
+      </w:r>
+      <w:r>
+        <w:rPr>
+          <w:lang w:val="zh_TW" w:bidi="zh_TW"/>
+        </w:rPr>
+        <w:t>摩2:6</w:t>
+      </w:r>
       <w:r>
         <w:rPr>
           <w:lang w:val="zh_TW" w:bidi="zh_TW"/>
         </w:rPr>
         <w:t>，</w:t>
       </w:r>
-      <w:hyperlink r:id="rId200">
-        <w:r>
-          <w:rPr>
-            <w:lang w:val="zh_TW" w:bidi="zh_TW"/>
-          </w:rPr>
-          <w:rPr>
-            <w:color w:val="0000EE"/>
-            <w:u w:val="single"/>
-          </w:rPr>
-          <w:t>8:6</w:t>
-        </w:r>
-      </w:hyperlink>
+      <w:r>
+        <w:rPr>
+          <w:lang w:val="zh_TW" w:bidi="zh_TW"/>
+        </w:rPr>
+        <w:t>8:6</w:t>
+      </w:r>
       <w:r>
         <w:rPr>
           <w:lang w:val="zh_TW" w:bidi="zh_TW"/>
         </w:rPr>
         <w:t>）。銀也是衡量人財富的重要指標（</w:t>
       </w:r>
-      <w:hyperlink r:id="rId201">
-        <w:r>
-          <w:rPr>
-            <w:lang w:val="zh_TW" w:bidi="zh_TW"/>
-          </w:rPr>
-          <w:rPr>
-            <w:color w:val="0000EE"/>
-            <w:u w:val="single"/>
-          </w:rPr>
-          <w:t>創13:2</w:t>
-        </w:r>
-      </w:hyperlink>
+      <w:r>
+        <w:rPr>
+          <w:lang w:val="zh_TW" w:bidi="zh_TW"/>
+        </w:rPr>
+        <w:t>創13:2</w:t>
+      </w:r>
       <w:r>
         <w:rPr>
           <w:lang w:val="zh_TW" w:bidi="zh_TW"/>
         </w:rPr>
         <w:t>，</w:t>
       </w:r>
-      <w:hyperlink r:id="rId202">
-        <w:r>
-          <w:rPr>
-            <w:lang w:val="zh_TW" w:bidi="zh_TW"/>
-          </w:rPr>
-          <w:rPr>
-            <w:color w:val="0000EE"/>
-            <w:u w:val="single"/>
-          </w:rPr>
-          <w:t>24:35；</w:t>
-        </w:r>
-      </w:hyperlink>
-      <w:hyperlink r:id="rId203">
-        <w:r>
-          <w:rPr>
-            <w:lang w:val="zh_TW" w:bidi="zh_TW"/>
-          </w:rPr>
-          <w:rPr>
-            <w:color w:val="0000EE"/>
-            <w:u w:val="single"/>
-          </w:rPr>
-          <w:t>出25:3；</w:t>
-        </w:r>
-      </w:hyperlink>
-      <w:hyperlink r:id="rId204">
-        <w:r>
-          <w:rPr>
-            <w:lang w:val="zh_TW" w:bidi="zh_TW"/>
-          </w:rPr>
-          <w:rPr>
-            <w:color w:val="0000EE"/>
-            <w:u w:val="single"/>
-          </w:rPr>
-          <w:t>民22:18；</w:t>
-        </w:r>
-      </w:hyperlink>
-      <w:hyperlink r:id="rId205">
-        <w:r>
-          <w:rPr>
-            <w:lang w:val="zh_TW" w:bidi="zh_TW"/>
-          </w:rPr>
-          <w:rPr>
-            <w:color w:val="0000EE"/>
-            <w:u w:val="single"/>
-          </w:rPr>
-          <w:t>申7:25；</w:t>
-        </w:r>
-      </w:hyperlink>
-      <w:hyperlink r:id="rId173">
-        <w:r>
-          <w:rPr>
-            <w:lang w:val="zh_TW" w:bidi="zh_TW"/>
-          </w:rPr>
-          <w:rPr>
-            <w:color w:val="0000EE"/>
-            <w:u w:val="single"/>
-          </w:rPr>
-          <w:t>番1:18；</w:t>
-        </w:r>
-      </w:hyperlink>
-      <w:hyperlink r:id="rId206">
-        <w:r>
-          <w:rPr>
-            <w:lang w:val="zh_TW" w:bidi="zh_TW"/>
-          </w:rPr>
-          <w:rPr>
-            <w:color w:val="0000EE"/>
-            <w:u w:val="single"/>
-          </w:rPr>
-          <w:t>該2:8；</w:t>
-        </w:r>
-      </w:hyperlink>
-      <w:hyperlink r:id="rId207">
-        <w:r>
-          <w:rPr>
-            <w:lang w:val="zh_TW" w:bidi="zh_TW"/>
-          </w:rPr>
-          <w:rPr>
-            <w:color w:val="0000EE"/>
-            <w:u w:val="single"/>
-          </w:rPr>
-          <w:t>亞6:11</w:t>
-        </w:r>
-      </w:hyperlink>
+      <w:r>
+        <w:rPr>
+          <w:lang w:val="zh_TW" w:bidi="zh_TW"/>
+        </w:rPr>
+        <w:t>24:35；</w:t>
+      </w:r>
+      <w:r>
+        <w:rPr>
+          <w:lang w:val="zh_TW" w:bidi="zh_TW"/>
+        </w:rPr>
+        <w:t>出25:3；</w:t>
+      </w:r>
+      <w:r>
+        <w:rPr>
+          <w:lang w:val="zh_TW" w:bidi="zh_TW"/>
+        </w:rPr>
+        <w:t>民22:18；</w:t>
+      </w:r>
+      <w:r>
+        <w:rPr>
+          <w:lang w:val="zh_TW" w:bidi="zh_TW"/>
+        </w:rPr>
+        <w:t>申7:25；</w:t>
+      </w:r>
+      <w:r>
+        <w:rPr>
+          <w:lang w:val="zh_TW" w:bidi="zh_TW"/>
+        </w:rPr>
+        <w:t>番1:18；</w:t>
+      </w:r>
+      <w:r>
+        <w:rPr>
+          <w:lang w:val="zh_TW" w:bidi="zh_TW"/>
+        </w:rPr>
+        <w:t>該2:8；</w:t>
+      </w:r>
+      <w:r>
+        <w:rPr>
+          <w:lang w:val="zh_TW" w:bidi="zh_TW"/>
+        </w:rPr>
+        <w:t>亞6:11</w:t>
+      </w:r>
       <w:r>
         <w:rPr>
           <w:lang w:val="zh_TW" w:bidi="zh_TW"/>
         </w:rPr>
         <w:t>）。</w:t>
       </w:r>
-      <w:hyperlink r:id="rId208">
-        <w:r>
-          <w:rPr>
-            <w:lang w:val="zh_TW" w:bidi="zh_TW"/>
-          </w:rPr>
-          <w:rPr>
-            <w:color w:val="0000EE"/>
-            <w:u w:val="single"/>
-          </w:rPr>
-          <w:t>列王紀上十章21節</w:t>
-        </w:r>
-      </w:hyperlink>
+      <w:r>
+        <w:rPr>
+          <w:lang w:val="zh_TW" w:bidi="zh_TW"/>
+        </w:rPr>
+        <w:t>列王紀上十章21節</w:t>
+      </w:r>
       <w:r>
         <w:rPr>
           <w:lang w:val="zh_TW" w:bidi="zh_TW"/>
         </w:rPr>
         <w:t>甚至有一句特別的記載：在所羅門的時代，「銀子算不了甚麼」，看來是因為銀的數量十分充足。入侵者常掠奪銀子作為戰利品（</w:t>
       </w:r>
-      <w:hyperlink r:id="rId209">
-        <w:r>
-          <w:rPr>
-            <w:lang w:val="zh_TW" w:bidi="zh_TW"/>
-          </w:rPr>
-          <w:rPr>
-            <w:color w:val="0000EE"/>
-            <w:u w:val="single"/>
-          </w:rPr>
-          <w:t>書6:19</w:t>
-        </w:r>
-      </w:hyperlink>
+      <w:r>
+        <w:rPr>
+          <w:lang w:val="zh_TW" w:bidi="zh_TW"/>
+        </w:rPr>
+        <w:t>書6:19</w:t>
+      </w:r>
       <w:r>
         <w:rPr>
           <w:lang w:val="zh_TW" w:bidi="zh_TW"/>
         </w:rPr>
         <w:t>，</w:t>
       </w:r>
-      <w:hyperlink r:id="rId210">
-        <w:r>
-          <w:rPr>
-            <w:lang w:val="zh_TW" w:bidi="zh_TW"/>
-          </w:rPr>
-          <w:rPr>
-            <w:color w:val="0000EE"/>
-            <w:u w:val="single"/>
-          </w:rPr>
-          <w:t>7:21；</w:t>
-        </w:r>
-      </w:hyperlink>
-      <w:hyperlink r:id="rId211">
-        <w:r>
-          <w:rPr>
-            <w:lang w:val="zh_TW" w:bidi="zh_TW"/>
-          </w:rPr>
-          <w:rPr>
-            <w:color w:val="0000EE"/>
-            <w:u w:val="single"/>
-          </w:rPr>
-          <w:t>王上15:18</w:t>
-        </w:r>
-      </w:hyperlink>
+      <w:r>
+        <w:rPr>
+          <w:lang w:val="zh_TW" w:bidi="zh_TW"/>
+        </w:rPr>
+        <w:t>7:21；</w:t>
+      </w:r>
+      <w:r>
+        <w:rPr>
+          <w:lang w:val="zh_TW" w:bidi="zh_TW"/>
+        </w:rPr>
+        <w:t>王上15:18</w:t>
+      </w:r>
       <w:r>
         <w:rPr>
           <w:lang w:val="zh_TW" w:bidi="zh_TW"/>
         </w:rPr>
         <w:t>）。有時，重要人物的杯子是用銀製作的（</w:t>
       </w:r>
-      <w:hyperlink r:id="rId212">
-        <w:r>
-          <w:rPr>
-            <w:lang w:val="zh_TW" w:bidi="zh_TW"/>
-          </w:rPr>
-          <w:rPr>
-            <w:color w:val="0000EE"/>
-            <w:u w:val="single"/>
-          </w:rPr>
-          <w:t>創44:2</w:t>
-        </w:r>
-      </w:hyperlink>
+      <w:r>
+        <w:rPr>
+          <w:lang w:val="zh_TW" w:bidi="zh_TW"/>
+        </w:rPr>
+        <w:t>創44:2</w:t>
+      </w:r>
       <w:r>
         <w:rPr>
           <w:lang w:val="zh_TW" w:bidi="zh_TW"/>
         </w:rPr>
         <w:t>）；有時，王的冠冕也由金與銀打造（</w:t>
       </w:r>
-      <w:hyperlink r:id="rId207">
-        <w:r>
-          <w:rPr>
-            <w:lang w:val="zh_TW" w:bidi="zh_TW"/>
-          </w:rPr>
-          <w:rPr>
-            <w:color w:val="0000EE"/>
-            <w:u w:val="single"/>
-          </w:rPr>
-          <w:t>亞6:11</w:t>
-        </w:r>
-      </w:hyperlink>
+      <w:r>
+        <w:rPr>
+          <w:lang w:val="zh_TW" w:bidi="zh_TW"/>
+        </w:rPr>
+        <w:t>亞6:11</w:t>
+      </w:r>
       <w:r>
         <w:rPr>
           <w:lang w:val="zh_TW" w:bidi="zh_TW"/>
         </w:rPr>
         <w:t>）。銀在製作個人飾物中極其重要（</w:t>
       </w:r>
-      <w:hyperlink r:id="rId126">
-        <w:r>
-          <w:rPr>
-            <w:lang w:val="zh_TW" w:bidi="zh_TW"/>
-          </w:rPr>
-          <w:rPr>
-            <w:color w:val="0000EE"/>
-            <w:u w:val="single"/>
-          </w:rPr>
-          <w:t>創24:53；</w:t>
-        </w:r>
-      </w:hyperlink>
-      <w:hyperlink r:id="rId128">
-        <w:r>
-          <w:rPr>
-            <w:lang w:val="zh_TW" w:bidi="zh_TW"/>
-          </w:rPr>
-          <w:rPr>
-            <w:color w:val="0000EE"/>
-            <w:u w:val="single"/>
-          </w:rPr>
-          <w:t>出3:22</w:t>
-        </w:r>
-      </w:hyperlink>
+      <w:r>
+        <w:rPr>
+          <w:lang w:val="zh_TW" w:bidi="zh_TW"/>
+        </w:rPr>
+        <w:t>創24:53；</w:t>
+      </w:r>
+      <w:r>
+        <w:rPr>
+          <w:lang w:val="zh_TW" w:bidi="zh_TW"/>
+        </w:rPr>
+        <w:t>出3:22</w:t>
+      </w:r>
       <w:r>
         <w:rPr>
           <w:lang w:val="zh_TW" w:bidi="zh_TW"/>
         </w:rPr>
         <w:t>，</w:t>
       </w:r>
-      <w:hyperlink r:id="rId130">
-        <w:r>
-          <w:rPr>
-            <w:lang w:val="zh_TW" w:bidi="zh_TW"/>
-          </w:rPr>
-          <w:rPr>
-            <w:color w:val="0000EE"/>
-            <w:u w:val="single"/>
-          </w:rPr>
-          <w:t>12:35</w:t>
-        </w:r>
-      </w:hyperlink>
+      <w:r>
+        <w:rPr>
+          <w:lang w:val="zh_TW" w:bidi="zh_TW"/>
+        </w:rPr>
+        <w:t>12:35</w:t>
+      </w:r>
       <w:r>
         <w:rPr>
           <w:lang w:val="zh_TW" w:bidi="zh_TW"/>
         </w:rPr>
         <w:t>），其中一例便是在金飾上鑲嵌銀子作為裝飾（</w:t>
       </w:r>
-      <w:hyperlink r:id="rId213">
-        <w:r>
-          <w:rPr>
-            <w:lang w:val="zh_TW" w:bidi="zh_TW"/>
-          </w:rPr>
-          <w:rPr>
-            <w:color w:val="0000EE"/>
-            <w:u w:val="single"/>
-          </w:rPr>
-          <w:t>歌1:11</w:t>
-        </w:r>
-      </w:hyperlink>
+      <w:r>
+        <w:rPr>
+          <w:lang w:val="zh_TW" w:bidi="zh_TW"/>
+        </w:rPr>
+        <w:t>歌1:11</w:t>
+      </w:r>
       <w:r>
         <w:rPr>
           <w:lang w:val="zh_TW" w:bidi="zh_TW"/>
@@ -5002,198 +3664,132 @@
         </w:rPr>
         <w:t>人們常用提煉銀子的過程，比喻神試驗人的心（</w:t>
       </w:r>
-      <w:hyperlink r:id="rId214">
-        <w:r>
-          <w:rPr>
-            <w:lang w:val="zh_TW" w:bidi="zh_TW"/>
-          </w:rPr>
-          <w:rPr>
-            <w:color w:val="0000EE"/>
-            <w:u w:val="single"/>
-          </w:rPr>
-          <w:t>詩66:10</w:t>
-        </w:r>
-      </w:hyperlink>
+      <w:r>
+        <w:rPr>
+          <w:lang w:val="zh_TW" w:bidi="zh_TW"/>
+        </w:rPr>
+        <w:t>詩66:10</w:t>
+      </w:r>
       <w:r>
         <w:rPr>
           <w:lang w:val="zh_TW" w:bidi="zh_TW"/>
         </w:rPr>
         <w:t>；</w:t>
       </w:r>
-      <w:hyperlink r:id="rId215">
-        <w:r>
-          <w:rPr>
-            <w:lang w:val="zh_TW" w:bidi="zh_TW"/>
-          </w:rPr>
-          <w:rPr>
-            <w:color w:val="0000EE"/>
-            <w:u w:val="single"/>
-          </w:rPr>
-          <w:t>賽48:10</w:t>
-        </w:r>
-      </w:hyperlink>
+      <w:r>
+        <w:rPr>
+          <w:lang w:val="zh_TW" w:bidi="zh_TW"/>
+        </w:rPr>
+        <w:t>賽48:10</w:t>
+      </w:r>
       <w:r>
         <w:rPr>
           <w:lang w:val="zh_TW" w:bidi="zh_TW"/>
         </w:rPr>
         <w:t>），而銀子變黑和變質則象徵品格敗壞（</w:t>
       </w:r>
-      <w:hyperlink r:id="rId216">
-        <w:r>
-          <w:rPr>
-            <w:lang w:val="zh_TW" w:bidi="zh_TW"/>
-          </w:rPr>
-          <w:rPr>
-            <w:color w:val="0000EE"/>
-            <w:u w:val="single"/>
-          </w:rPr>
-          <w:t>賽1:22</w:t>
-        </w:r>
-      </w:hyperlink>
+      <w:r>
+        <w:rPr>
+          <w:lang w:val="zh_TW" w:bidi="zh_TW"/>
+        </w:rPr>
+        <w:t>賽1:22</w:t>
+      </w:r>
       <w:r>
         <w:rPr>
           <w:lang w:val="zh_TW" w:bidi="zh_TW"/>
         </w:rPr>
         <w:t>；</w:t>
       </w:r>
-      <w:hyperlink r:id="rId217">
-        <w:r>
-          <w:rPr>
-            <w:lang w:val="zh_TW" w:bidi="zh_TW"/>
-          </w:rPr>
-          <w:rPr>
-            <w:color w:val="0000EE"/>
-            <w:u w:val="single"/>
-          </w:rPr>
-          <w:t>耶6:30</w:t>
-        </w:r>
-      </w:hyperlink>
+      <w:r>
+        <w:rPr>
+          <w:lang w:val="zh_TW" w:bidi="zh_TW"/>
+        </w:rPr>
+        <w:t>耶6:30</w:t>
+      </w:r>
       <w:r>
         <w:rPr>
           <w:lang w:val="zh_TW" w:bidi="zh_TW"/>
         </w:rPr>
         <w:t>）。經文把神的話描述為純淨的銀，在爐中煉得「純淨」。儘管銀極其寶貴，智慧仍遠勝銀子（</w:t>
       </w:r>
-      <w:hyperlink r:id="rId197">
-        <w:r>
-          <w:rPr>
-            <w:lang w:val="zh_TW" w:bidi="zh_TW"/>
-          </w:rPr>
-          <w:rPr>
-            <w:color w:val="0000EE"/>
-            <w:u w:val="single"/>
-          </w:rPr>
-          <w:t>伯28:15</w:t>
-        </w:r>
-      </w:hyperlink>
+      <w:r>
+        <w:rPr>
+          <w:lang w:val="zh_TW" w:bidi="zh_TW"/>
+        </w:rPr>
+        <w:t>伯28:15</w:t>
+      </w:r>
       <w:r>
         <w:rPr>
           <w:lang w:val="zh_TW" w:bidi="zh_TW"/>
         </w:rPr>
         <w:t>；</w:t>
       </w:r>
-      <w:hyperlink r:id="rId166">
-        <w:r>
-          <w:rPr>
-            <w:lang w:val="zh_TW" w:bidi="zh_TW"/>
-          </w:rPr>
-          <w:rPr>
-            <w:color w:val="0000EE"/>
-            <w:u w:val="single"/>
-          </w:rPr>
-          <w:t>箴3:14</w:t>
-        </w:r>
-      </w:hyperlink>
+      <w:r>
+        <w:rPr>
+          <w:lang w:val="zh_TW" w:bidi="zh_TW"/>
+        </w:rPr>
+        <w:t>箴3:14</w:t>
+      </w:r>
       <w:r>
         <w:rPr>
           <w:lang w:val="zh_TW" w:bidi="zh_TW"/>
         </w:rPr>
         <w:t>，</w:t>
       </w:r>
-      <w:hyperlink r:id="rId218">
-        <w:r>
-          <w:rPr>
-            <w:lang w:val="zh_TW" w:bidi="zh_TW"/>
-          </w:rPr>
-          <w:rPr>
-            <w:color w:val="0000EE"/>
-            <w:u w:val="single"/>
-          </w:rPr>
-          <w:t>8:19</w:t>
-        </w:r>
-      </w:hyperlink>
+      <w:r>
+        <w:rPr>
+          <w:lang w:val="zh_TW" w:bidi="zh_TW"/>
+        </w:rPr>
+        <w:t>8:19</w:t>
+      </w:r>
       <w:r>
         <w:rPr>
           <w:lang w:val="zh_TW" w:bidi="zh_TW"/>
         </w:rPr>
         <w:t>，</w:t>
       </w:r>
-      <w:hyperlink r:id="rId125">
-        <w:r>
-          <w:rPr>
-            <w:lang w:val="zh_TW" w:bidi="zh_TW"/>
-          </w:rPr>
-          <w:rPr>
-            <w:color w:val="0000EE"/>
-            <w:u w:val="single"/>
-          </w:rPr>
-          <w:t>10:20</w:t>
-        </w:r>
-      </w:hyperlink>
+      <w:r>
+        <w:rPr>
+          <w:lang w:val="zh_TW" w:bidi="zh_TW"/>
+        </w:rPr>
+        <w:t>10:20</w:t>
+      </w:r>
       <w:r>
         <w:rPr>
           <w:lang w:val="zh_TW" w:bidi="zh_TW"/>
         </w:rPr>
         <w:t>，</w:t>
       </w:r>
-      <w:hyperlink r:id="rId168">
-        <w:r>
-          <w:rPr>
-            <w:lang w:val="zh_TW" w:bidi="zh_TW"/>
-          </w:rPr>
-          <w:rPr>
-            <w:color w:val="0000EE"/>
-            <w:u w:val="single"/>
-          </w:rPr>
-          <w:t>16:16</w:t>
-        </w:r>
-      </w:hyperlink>
+      <w:r>
+        <w:rPr>
+          <w:lang w:val="zh_TW" w:bidi="zh_TW"/>
+        </w:rPr>
+        <w:t>16:16</w:t>
+      </w:r>
       <w:r>
         <w:rPr>
           <w:lang w:val="zh_TW" w:bidi="zh_TW"/>
         </w:rPr>
         <w:t>，</w:t>
       </w:r>
-      <w:hyperlink r:id="rId219">
-        <w:r>
-          <w:rPr>
-            <w:lang w:val="zh_TW" w:bidi="zh_TW"/>
-          </w:rPr>
-          <w:rPr>
-            <w:color w:val="0000EE"/>
-            <w:u w:val="single"/>
-          </w:rPr>
-          <w:t>22:1</w:t>
-        </w:r>
-      </w:hyperlink>
+      <w:r>
+        <w:rPr>
+          <w:lang w:val="zh_TW" w:bidi="zh_TW"/>
+        </w:rPr>
+        <w:t>22:1</w:t>
+      </w:r>
       <w:r>
         <w:rPr>
           <w:lang w:val="zh_TW" w:bidi="zh_TW"/>
         </w:rPr>
         <w:t>，</w:t>
       </w:r>
-      <w:hyperlink r:id="rId220">
-        <w:r>
-          <w:rPr>
-            <w:lang w:val="zh_TW" w:bidi="zh_TW"/>
-          </w:rPr>
-          <w:rPr>
-            <w:color w:val="0000EE"/>
-            <w:u w:val="single"/>
-          </w:rPr>
-          <w:t>25:11</w:t>
-        </w:r>
-      </w:hyperlink>
+      <w:r>
+        <w:rPr>
+          <w:lang w:val="zh_TW" w:bidi="zh_TW"/>
+        </w:rPr>
+        <w:t>25:11</w:t>
+      </w:r>
       <w:r>
         <w:rPr>
           <w:lang w:val="zh_TW" w:bidi="zh_TW"/>
@@ -5208,18 +3804,12 @@
           <w:lang w:val="zh_TW" w:bidi="zh_TW"/>
         </w:rPr>
       </w:r>
-      <w:hyperlink r:id="rId109">
-        <w:r>
-          <w:rPr>
-            <w:lang w:val="zh_TW" w:bidi="zh_TW"/>
-          </w:rPr>
-          <w:rPr>
-            <w:color w:val="0000EE"/>
-            <w:u w:val="single"/>
-          </w:rPr>
-          <w:t>申命記八章9節</w:t>
-        </w:r>
-      </w:hyperlink>
+      <w:r>
+        <w:rPr>
+          <w:lang w:val="zh_TW" w:bidi="zh_TW"/>
+        </w:rPr>
+        <w:t>申命記八章9節</w:t>
+      </w:r>
       <w:r>
         <w:rPr>
           <w:lang w:val="zh_TW" w:bidi="zh_TW"/>
@@ -5240,96 +3830,60 @@
         </w:rPr>
         <w:t>到新約聖經時代，人們廣泛使用銅的合金形式（青銅和黃銅）。青銅貨幣十分普遍，而</w:t>
       </w:r>
-      <w:hyperlink r:id="rId176">
-        <w:r>
-          <w:rPr>
-            <w:lang w:val="zh_TW" w:bidi="zh_TW"/>
-          </w:rPr>
-          <w:rPr>
-            <w:color w:val="0000EE"/>
-            <w:u w:val="single"/>
-          </w:rPr>
-          <w:t>馬太福音十章9節</w:t>
-        </w:r>
-      </w:hyperlink>
+      <w:r>
+        <w:rPr>
+          <w:lang w:val="zh_TW" w:bidi="zh_TW"/>
+        </w:rPr>
+        <w:t>馬太福音十章9節</w:t>
+      </w:r>
       <w:r>
         <w:rPr>
           <w:lang w:val="zh_TW" w:bidi="zh_TW"/>
         </w:rPr>
         <w:t>提到的可能正是這類青銅錢。寡婦所投入的兩個小錢就是極小的青銅幣——「雷普頓（lepton）」。青銅的器皿與用具同樣很常見（</w:t>
       </w:r>
-      <w:hyperlink r:id="rId221">
-        <w:r>
-          <w:rPr>
-            <w:lang w:val="zh_TW" w:bidi="zh_TW"/>
-          </w:rPr>
-          <w:rPr>
-            <w:color w:val="0000EE"/>
-            <w:u w:val="single"/>
-          </w:rPr>
-          <w:t>啟9:20，</w:t>
-        </w:r>
-      </w:hyperlink>
-      <w:hyperlink r:id="rId222">
-        <w:r>
-          <w:rPr>
-            <w:lang w:val="zh_TW" w:bidi="zh_TW"/>
-          </w:rPr>
-          <w:rPr>
-            <w:color w:val="0000EE"/>
-            <w:u w:val="single"/>
-          </w:rPr>
-          <w:t>18:12</w:t>
-        </w:r>
-      </w:hyperlink>
+      <w:r>
+        <w:rPr>
+          <w:lang w:val="zh_TW" w:bidi="zh_TW"/>
+        </w:rPr>
+        <w:t>啟9:20，</w:t>
+      </w:r>
+      <w:r>
+        <w:rPr>
+          <w:lang w:val="zh_TW" w:bidi="zh_TW"/>
+        </w:rPr>
+        <w:t>18:12</w:t>
+      </w:r>
       <w:r>
         <w:rPr>
           <w:lang w:val="zh_TW" w:bidi="zh_TW"/>
         </w:rPr>
         <w:t>）。</w:t>
       </w:r>
-      <w:hyperlink r:id="rId223">
-        <w:r>
-          <w:rPr>
-            <w:lang w:val="zh_TW" w:bidi="zh_TW"/>
-          </w:rPr>
-          <w:rPr>
-            <w:color w:val="0000EE"/>
-            <w:u w:val="single"/>
-          </w:rPr>
-          <w:t>哥林多前書十三章1節</w:t>
-        </w:r>
-      </w:hyperlink>
+      <w:r>
+        <w:rPr>
+          <w:lang w:val="zh_TW" w:bidi="zh_TW"/>
+        </w:rPr>
+        <w:t>哥林多前書十三章1節</w:t>
+      </w:r>
       <w:r>
         <w:rPr>
           <w:lang w:val="zh_TW" w:bidi="zh_TW"/>
         </w:rPr>
         <w:t>中提到的「鳴的鑼」很可能指黃銅，這種明亮發光的合金常用於製作樂器。在約翰於啟示錄異象中（</w:t>
       </w:r>
-      <w:hyperlink r:id="rId224">
-        <w:r>
-          <w:rPr>
-            <w:lang w:val="zh_TW" w:bidi="zh_TW"/>
-          </w:rPr>
-          <w:rPr>
-            <w:color w:val="0000EE"/>
-            <w:u w:val="single"/>
-          </w:rPr>
-          <w:t>啟1:15，</w:t>
-        </w:r>
-      </w:hyperlink>
-      <w:hyperlink r:id="rId225">
-        <w:r>
-          <w:rPr>
-            <w:lang w:val="zh_TW" w:bidi="zh_TW"/>
-          </w:rPr>
-          <w:rPr>
-            <w:color w:val="0000EE"/>
-            <w:u w:val="single"/>
-          </w:rPr>
-          <w:t>2:18</w:t>
-        </w:r>
-      </w:hyperlink>
+      <w:r>
+        <w:rPr>
+          <w:lang w:val="zh_TW" w:bidi="zh_TW"/>
+        </w:rPr>
+        <w:t>啟1:15，</w:t>
+      </w:r>
+      <w:r>
+        <w:rPr>
+          <w:lang w:val="zh_TW" w:bidi="zh_TW"/>
+        </w:rPr>
+        <w:t>2:18</w:t>
+      </w:r>
       <w:r>
         <w:rPr>
           <w:lang w:val="zh_TW" w:bidi="zh_TW"/>
@@ -5350,108 +3904,72 @@
         </w:rPr>
         <w:t>巴勒斯坦的鐵器時代大約始於公元前1200年，也就是士師時期，雖然埃及在王朝形成之前的時代，人們就已知曉天然鐵。考古證據顯示，赫人在約公元前1400年發現了冶煉鐵礦的方法。非利士人似乎在約公元前1300年把鐵帶入巴勒斯坦。以色列人在摩西時代與米甸人的爭戰中，獲得大量貢物，其中包括鐵（</w:t>
       </w:r>
-      <w:hyperlink r:id="rId226">
-        <w:r>
-          <w:rPr>
-            <w:lang w:val="zh_TW" w:bidi="zh_TW"/>
-          </w:rPr>
-          <w:rPr>
-            <w:color w:val="0000EE"/>
-            <w:u w:val="single"/>
-          </w:rPr>
-          <w:t>民31:22</w:t>
-        </w:r>
-      </w:hyperlink>
+      <w:r>
+        <w:rPr>
+          <w:lang w:val="zh_TW" w:bidi="zh_TW"/>
+        </w:rPr>
+        <w:t>民31:22</w:t>
+      </w:r>
       <w:r>
         <w:rPr>
           <w:lang w:val="zh_TW" w:bidi="zh_TW"/>
         </w:rPr>
         <w:t>）。以色列人攻取耶利哥時，戰利品中也包含鐵（</w:t>
       </w:r>
-      <w:hyperlink r:id="rId227">
-        <w:r>
-          <w:rPr>
-            <w:lang w:val="zh_TW" w:bidi="zh_TW"/>
-          </w:rPr>
-          <w:rPr>
-            <w:color w:val="0000EE"/>
-            <w:u w:val="single"/>
-          </w:rPr>
-          <w:t>書6:24</w:t>
-        </w:r>
-      </w:hyperlink>
+      <w:r>
+        <w:rPr>
+          <w:lang w:val="zh_TW" w:bidi="zh_TW"/>
+        </w:rPr>
+        <w:t>書6:24</w:t>
+      </w:r>
       <w:r>
         <w:rPr>
           <w:lang w:val="zh_TW" w:bidi="zh_TW"/>
         </w:rPr>
         <w:t>）。瑪拿西半支派所得的戰利品也有鐵（</w:t>
       </w:r>
-      <w:hyperlink r:id="rId228">
-        <w:r>
-          <w:rPr>
-            <w:lang w:val="zh_TW" w:bidi="zh_TW"/>
-          </w:rPr>
-          <w:rPr>
-            <w:color w:val="0000EE"/>
-            <w:u w:val="single"/>
-          </w:rPr>
-          <w:t>22:8</w:t>
-        </w:r>
-      </w:hyperlink>
+      <w:r>
+        <w:rPr>
+          <w:lang w:val="zh_TW" w:bidi="zh_TW"/>
+        </w:rPr>
+        <w:t>22:8</w:t>
+      </w:r>
       <w:r>
         <w:rPr>
           <w:lang w:val="zh_TW" w:bidi="zh_TW"/>
         </w:rPr>
         <w:t>）。在士師時代，迦南人擁有鐵車作為武器（</w:t>
       </w:r>
-      <w:hyperlink r:id="rId229">
-        <w:r>
-          <w:rPr>
-            <w:lang w:val="zh_TW" w:bidi="zh_TW"/>
-          </w:rPr>
-          <w:rPr>
-            <w:color w:val="0000EE"/>
-            <w:u w:val="single"/>
-          </w:rPr>
-          <w:t>書17:16–18</w:t>
-        </w:r>
-      </w:hyperlink>
+      <w:r>
+        <w:rPr>
+          <w:lang w:val="zh_TW" w:bidi="zh_TW"/>
+        </w:rPr>
+        <w:t>書17:16–18</w:t>
+      </w:r>
       <w:r>
         <w:rPr>
           <w:lang w:val="zh_TW" w:bidi="zh_TW"/>
         </w:rPr>
         <w:t>；</w:t>
       </w:r>
-      <w:hyperlink r:id="rId230">
-        <w:r>
-          <w:rPr>
-            <w:lang w:val="zh_TW" w:bidi="zh_TW"/>
-          </w:rPr>
-          <w:rPr>
-            <w:color w:val="0000EE"/>
-            <w:u w:val="single"/>
-          </w:rPr>
-          <w:t>士1:19</w:t>
-        </w:r>
-      </w:hyperlink>
+      <w:r>
+        <w:rPr>
+          <w:lang w:val="zh_TW" w:bidi="zh_TW"/>
+        </w:rPr>
+        <w:t>士1:19</w:t>
+      </w:r>
       <w:r>
         <w:rPr>
           <w:lang w:val="zh_TW" w:bidi="zh_TW"/>
         </w:rPr>
         <w:t>；</w:t>
       </w:r>
-      <w:hyperlink r:id="rId231">
-        <w:r>
-          <w:rPr>
-            <w:lang w:val="zh_TW" w:bidi="zh_TW"/>
-          </w:rPr>
-          <w:rPr>
-            <w:color w:val="0000EE"/>
-            <w:u w:val="single"/>
-          </w:rPr>
-          <w:t>4:3</w:t>
-        </w:r>
-      </w:hyperlink>
+      <w:r>
+        <w:rPr>
+          <w:lang w:val="zh_TW" w:bidi="zh_TW"/>
+        </w:rPr>
+        <w:t>4:3</w:t>
+      </w:r>
       <w:r>
         <w:rPr>
           <w:lang w:val="zh_TW" w:bidi="zh_TW"/>
@@ -5472,102 +3990,66 @@
         </w:rPr>
         <w:t>這些早期的記載顯示，鐵在鐵器時代開始便傳入當地。非利士人獨佔當地的鐵的使用權（</w:t>
       </w:r>
-      <w:hyperlink r:id="rId232">
-        <w:r>
-          <w:rPr>
-            <w:lang w:val="zh_TW" w:bidi="zh_TW"/>
-          </w:rPr>
-          <w:rPr>
-            <w:color w:val="0000EE"/>
-            <w:u w:val="single"/>
-          </w:rPr>
-          <w:t>撒上13:19–21</w:t>
-        </w:r>
-      </w:hyperlink>
+      <w:r>
+        <w:rPr>
+          <w:lang w:val="zh_TW" w:bidi="zh_TW"/>
+        </w:rPr>
+        <w:t>撒上13:19–21</w:t>
+      </w:r>
       <w:r>
         <w:rPr>
           <w:lang w:val="zh_TW" w:bidi="zh_TW"/>
         </w:rPr>
         <w:t>），他們的勇士歌利亞也使用鐵槍（</w:t>
       </w:r>
-      <w:hyperlink r:id="rId233">
-        <w:r>
-          <w:rPr>
-            <w:lang w:val="zh_TW" w:bidi="zh_TW"/>
-          </w:rPr>
-          <w:rPr>
-            <w:color w:val="0000EE"/>
-            <w:u w:val="single"/>
-          </w:rPr>
-          <w:t>17:7</w:t>
-        </w:r>
-      </w:hyperlink>
+      <w:r>
+        <w:rPr>
+          <w:lang w:val="zh_TW" w:bidi="zh_TW"/>
+        </w:rPr>
+        <w:t>17:7</w:t>
+      </w:r>
       <w:r>
         <w:rPr>
           <w:lang w:val="zh_TW" w:bidi="zh_TW"/>
         </w:rPr>
         <w:t>）。然而，以色列人很快便學會使用鐵（</w:t>
       </w:r>
-      <w:hyperlink r:id="rId234">
-        <w:r>
-          <w:rPr>
-            <w:lang w:val="zh_TW" w:bidi="zh_TW"/>
-          </w:rPr>
-          <w:rPr>
-            <w:color w:val="0000EE"/>
-            <w:u w:val="single"/>
-          </w:rPr>
-          <w:t>撒下12:31，</w:t>
-        </w:r>
-      </w:hyperlink>
-      <w:hyperlink r:id="rId235">
-        <w:r>
-          <w:rPr>
-            <w:lang w:val="zh_TW" w:bidi="zh_TW"/>
-          </w:rPr>
-          <w:rPr>
-            <w:color w:val="0000EE"/>
-            <w:u w:val="single"/>
-          </w:rPr>
-          <w:t>23:7</w:t>
-        </w:r>
-      </w:hyperlink>
+      <w:r>
+        <w:rPr>
+          <w:lang w:val="zh_TW" w:bidi="zh_TW"/>
+        </w:rPr>
+        <w:t>撒下12:31，</w:t>
+      </w:r>
+      <w:r>
+        <w:rPr>
+          <w:lang w:val="zh_TW" w:bidi="zh_TW"/>
+        </w:rPr>
+        <w:t>23:7</w:t>
+      </w:r>
       <w:r>
         <w:rPr>
           <w:lang w:val="zh_TW" w:bidi="zh_TW"/>
         </w:rPr>
         <w:t>）。顯然，到所羅門時代，人們已廣泛使用鐵；建造聖殿的人不得使用鐵製工具這一點，我們由此就能看出當時鐵器的盛行程度（</w:t>
       </w:r>
-      <w:hyperlink r:id="rId236">
-        <w:r>
-          <w:rPr>
-            <w:lang w:val="zh_TW" w:bidi="zh_TW"/>
-          </w:rPr>
-          <w:rPr>
-            <w:color w:val="0000EE"/>
-            <w:u w:val="single"/>
-          </w:rPr>
-          <w:t>王上6:7</w:t>
-        </w:r>
-      </w:hyperlink>
+      <w:r>
+        <w:rPr>
+          <w:lang w:val="zh_TW" w:bidi="zh_TW"/>
+        </w:rPr>
+        <w:t>王上6:7</w:t>
+      </w:r>
       <w:r>
         <w:rPr>
           <w:lang w:val="zh_TW" w:bidi="zh_TW"/>
         </w:rPr>
         <w:t>）。在亞哈的時代，假先知西底家用鐵角指向亞蘭，並預言他們將被擊敗（</w:t>
       </w:r>
-      <w:hyperlink r:id="rId237">
-        <w:r>
-          <w:rPr>
-            <w:lang w:val="zh_TW" w:bidi="zh_TW"/>
-          </w:rPr>
-          <w:rPr>
-            <w:color w:val="0000EE"/>
-            <w:u w:val="single"/>
-          </w:rPr>
-          <w:t>22:11</w:t>
-        </w:r>
-      </w:hyperlink>
+      <w:r>
+        <w:rPr>
+          <w:lang w:val="zh_TW" w:bidi="zh_TW"/>
+        </w:rPr>
+        <w:t>22:11</w:t>
+      </w:r>
       <w:r>
         <w:rPr>
           <w:lang w:val="zh_TW" w:bidi="zh_TW"/>
@@ -5588,228 +4070,138 @@
         </w:rPr>
         <w:t>公元前八世紀的先知以賽亞提到鐵 （</w:t>
       </w:r>
-      <w:hyperlink r:id="rId238">
-        <w:r>
-          <w:rPr>
-            <w:lang w:val="zh_TW" w:bidi="zh_TW"/>
-          </w:rPr>
-          <w:rPr>
-            <w:color w:val="0000EE"/>
-            <w:u w:val="single"/>
-          </w:rPr>
-          <w:t>賽10:34</w:t>
-        </w:r>
-      </w:hyperlink>
+      <w:r>
+        <w:rPr>
+          <w:lang w:val="zh_TW" w:bidi="zh_TW"/>
+        </w:rPr>
+        <w:t>賽10:34</w:t>
+      </w:r>
       <w:r>
         <w:rPr>
           <w:lang w:val="zh_TW" w:bidi="zh_TW"/>
         </w:rPr>
         <w:t>），後來耶利米也在多處經文中提及這種金屬（</w:t>
       </w:r>
-      <w:hyperlink r:id="rId239">
-        <w:r>
-          <w:rPr>
-            <w:lang w:val="zh_TW" w:bidi="zh_TW"/>
-          </w:rPr>
-          <w:rPr>
-            <w:color w:val="0000EE"/>
-            <w:u w:val="single"/>
-          </w:rPr>
-          <w:t>耶1:18，</w:t>
-        </w:r>
-      </w:hyperlink>
-      <w:hyperlink r:id="rId240">
-        <w:r>
-          <w:rPr>
-            <w:lang w:val="zh_TW" w:bidi="zh_TW"/>
-          </w:rPr>
-          <w:rPr>
-            <w:color w:val="0000EE"/>
-            <w:u w:val="single"/>
-          </w:rPr>
-          <w:t>6:28，</w:t>
-        </w:r>
-      </w:hyperlink>
-      <w:hyperlink r:id="rId116">
-        <w:r>
-          <w:rPr>
-            <w:lang w:val="zh_TW" w:bidi="zh_TW"/>
-          </w:rPr>
-          <w:rPr>
-            <w:color w:val="0000EE"/>
-            <w:u w:val="single"/>
-          </w:rPr>
-          <w:t>11:4，</w:t>
-        </w:r>
-      </w:hyperlink>
-      <w:hyperlink r:id="rId241">
-        <w:r>
-          <w:rPr>
-            <w:lang w:val="zh_TW" w:bidi="zh_TW"/>
-          </w:rPr>
-          <w:rPr>
-            <w:color w:val="0000EE"/>
-            <w:u w:val="single"/>
-          </w:rPr>
-          <w:t>15:12，</w:t>
-        </w:r>
-      </w:hyperlink>
-      <w:hyperlink r:id="rId242">
-        <w:r>
-          <w:rPr>
-            <w:lang w:val="zh_TW" w:bidi="zh_TW"/>
-          </w:rPr>
-          <w:rPr>
-            <w:color w:val="0000EE"/>
-            <w:u w:val="single"/>
-          </w:rPr>
-          <w:t>17:1，</w:t>
-        </w:r>
-      </w:hyperlink>
-      <w:hyperlink r:id="rId243">
-        <w:r>
-          <w:rPr>
-            <w:lang w:val="zh_TW" w:bidi="zh_TW"/>
-          </w:rPr>
-          <w:rPr>
-            <w:color w:val="0000EE"/>
-            <w:u w:val="single"/>
-          </w:rPr>
-          <w:t>28:13–14</w:t>
-        </w:r>
-      </w:hyperlink>
+      <w:r>
+        <w:rPr>
+          <w:lang w:val="zh_TW" w:bidi="zh_TW"/>
+        </w:rPr>
+        <w:t>耶1:18，</w:t>
+      </w:r>
+      <w:r>
+        <w:rPr>
+          <w:lang w:val="zh_TW" w:bidi="zh_TW"/>
+        </w:rPr>
+        <w:t>6:28，</w:t>
+      </w:r>
+      <w:r>
+        <w:rPr>
+          <w:lang w:val="zh_TW" w:bidi="zh_TW"/>
+        </w:rPr>
+        <w:t>11:4，</w:t>
+      </w:r>
+      <w:r>
+        <w:rPr>
+          <w:lang w:val="zh_TW" w:bidi="zh_TW"/>
+        </w:rPr>
+        <w:t>15:12，</w:t>
+      </w:r>
+      <w:r>
+        <w:rPr>
+          <w:lang w:val="zh_TW" w:bidi="zh_TW"/>
+        </w:rPr>
+        <w:t>17:1，</w:t>
+      </w:r>
+      <w:r>
+        <w:rPr>
+          <w:lang w:val="zh_TW" w:bidi="zh_TW"/>
+        </w:rPr>
+        <w:t>28:13–14</w:t>
+      </w:r>
       <w:r>
         <w:rPr>
           <w:lang w:val="zh_TW" w:bidi="zh_TW"/>
         </w:rPr>
         <w:t>）。以西結在他的象徵行動中使用了一塊鐵板（</w:t>
       </w:r>
-      <w:hyperlink r:id="rId244">
-        <w:r>
-          <w:rPr>
-            <w:lang w:val="zh_TW" w:bidi="zh_TW"/>
-          </w:rPr>
-          <w:rPr>
-            <w:color w:val="0000EE"/>
-            <w:u w:val="single"/>
-          </w:rPr>
-          <w:t>結4:3</w:t>
-        </w:r>
-      </w:hyperlink>
+      <w:r>
+        <w:rPr>
+          <w:lang w:val="zh_TW" w:bidi="zh_TW"/>
+        </w:rPr>
+        <w:t>結4:3</w:t>
+      </w:r>
       <w:r>
         <w:rPr>
           <w:lang w:val="zh_TW" w:bidi="zh_TW"/>
         </w:rPr>
         <w:t>），又在敘述冶煉過程時提到鐵（</w:t>
       </w:r>
-      <w:hyperlink r:id="rId245">
-        <w:r>
-          <w:rPr>
-            <w:lang w:val="zh_TW" w:bidi="zh_TW"/>
-          </w:rPr>
-          <w:rPr>
-            <w:color w:val="0000EE"/>
-            <w:u w:val="single"/>
-          </w:rPr>
-          <w:t>22:18、20</w:t>
-        </w:r>
-      </w:hyperlink>
+      <w:r>
+        <w:rPr>
+          <w:lang w:val="zh_TW" w:bidi="zh_TW"/>
+        </w:rPr>
+        <w:t>22:18、20</w:t>
+      </w:r>
       <w:r>
         <w:rPr>
           <w:lang w:val="zh_TW" w:bidi="zh_TW"/>
         </w:rPr>
         <w:t>），並把鐵列為貿易物品之一（</w:t>
       </w:r>
-      <w:hyperlink r:id="rId246">
-        <w:r>
-          <w:rPr>
-            <w:lang w:val="zh_TW" w:bidi="zh_TW"/>
-          </w:rPr>
-          <w:rPr>
-            <w:color w:val="0000EE"/>
-            <w:u w:val="single"/>
-          </w:rPr>
-          <w:t>27:12、19</w:t>
-        </w:r>
-      </w:hyperlink>
+      <w:r>
+        <w:rPr>
+          <w:lang w:val="zh_TW" w:bidi="zh_TW"/>
+        </w:rPr>
+        <w:t>27:12、19</w:t>
+      </w:r>
       <w:r>
         <w:rPr>
           <w:lang w:val="zh_TW" w:bidi="zh_TW"/>
         </w:rPr>
         <w:t>）。先知阿摩司提到鐵製的打糧器具（</w:t>
       </w:r>
-      <w:hyperlink r:id="rId247">
-        <w:r>
-          <w:rPr>
-            <w:lang w:val="zh_TW" w:bidi="zh_TW"/>
-          </w:rPr>
-          <w:rPr>
-            <w:color w:val="0000EE"/>
-            <w:u w:val="single"/>
-          </w:rPr>
-          <w:t>摩1:3</w:t>
-        </w:r>
-      </w:hyperlink>
+      <w:r>
+        <w:rPr>
+          <w:lang w:val="zh_TW" w:bidi="zh_TW"/>
+        </w:rPr>
+        <w:t>摩1:3</w:t>
+      </w:r>
       <w:r>
         <w:rPr>
           <w:lang w:val="zh_TW" w:bidi="zh_TW"/>
         </w:rPr>
         <w:t>）。彌迦則用鐵象徵軍事的力量（</w:t>
       </w:r>
-      <w:hyperlink r:id="rId248">
-        <w:r>
-          <w:rPr>
-            <w:lang w:val="zh_TW" w:bidi="zh_TW"/>
-          </w:rPr>
-          <w:rPr>
-            <w:color w:val="0000EE"/>
-            <w:u w:val="single"/>
-          </w:rPr>
-          <w:t>彌4:13</w:t>
-        </w:r>
-      </w:hyperlink>
+      <w:r>
+        <w:rPr>
+          <w:lang w:val="zh_TW" w:bidi="zh_TW"/>
+        </w:rPr>
+        <w:t>彌4:13</w:t>
+      </w:r>
       <w:r>
         <w:rPr>
           <w:lang w:val="zh_TW" w:bidi="zh_TW"/>
         </w:rPr>
         <w:t>）。但以理書也多次提及鐵（</w:t>
       </w:r>
-      <w:hyperlink r:id="rId249">
-        <w:r>
-          <w:rPr>
-            <w:lang w:val="zh_TW" w:bidi="zh_TW"/>
-          </w:rPr>
-          <w:rPr>
-            <w:color w:val="0000EE"/>
-            <w:u w:val="single"/>
-          </w:rPr>
-          <w:t>但2:33–35、40–45，</w:t>
-        </w:r>
-      </w:hyperlink>
-      <w:hyperlink r:id="rId250">
-        <w:r>
-          <w:rPr>
-            <w:lang w:val="zh_TW" w:bidi="zh_TW"/>
-          </w:rPr>
-          <w:rPr>
-            <w:color w:val="0000EE"/>
-            <w:u w:val="single"/>
-          </w:rPr>
-          <w:t>4:15、23，</w:t>
-        </w:r>
-      </w:hyperlink>
-      <w:hyperlink r:id="rId251">
-        <w:r>
-          <w:rPr>
-            <w:lang w:val="zh_TW" w:bidi="zh_TW"/>
-          </w:rPr>
-          <w:rPr>
-            <w:color w:val="0000EE"/>
-            <w:u w:val="single"/>
-          </w:rPr>
-          <w:t>7:7、19</w:t>
-        </w:r>
-      </w:hyperlink>
+      <w:r>
+        <w:rPr>
+          <w:lang w:val="zh_TW" w:bidi="zh_TW"/>
+        </w:rPr>
+        <w:t>但2:33–35、40–45，</w:t>
+      </w:r>
+      <w:r>
+        <w:rPr>
+          <w:lang w:val="zh_TW" w:bidi="zh_TW"/>
+        </w:rPr>
+        <w:t>4:15、23，</w:t>
+      </w:r>
+      <w:r>
+        <w:rPr>
+          <w:lang w:val="zh_TW" w:bidi="zh_TW"/>
+        </w:rPr>
+        <w:t>7:7、19</w:t>
+      </w:r>
       <w:r>
         <w:rPr>
           <w:lang w:val="zh_TW" w:bidi="zh_TW"/>
@@ -5830,222 +4222,138 @@
         </w:rPr>
         <w:t>到了羅馬時代，鐵製武器成為戰爭中最常見的兵器。人們也用鐵門來封閉監獄（</w:t>
       </w:r>
-      <w:hyperlink r:id="rId252">
-        <w:r>
-          <w:rPr>
-            <w:lang w:val="zh_TW" w:bidi="zh_TW"/>
-          </w:rPr>
-          <w:rPr>
-            <w:color w:val="0000EE"/>
-            <w:u w:val="single"/>
-          </w:rPr>
-          <w:t>徒12:10</w:t>
-        </w:r>
-      </w:hyperlink>
+      <w:r>
+        <w:rPr>
+          <w:lang w:val="zh_TW" w:bidi="zh_TW"/>
+        </w:rPr>
+        <w:t>徒12:10</w:t>
+      </w:r>
       <w:r>
         <w:rPr>
           <w:lang w:val="zh_TW" w:bidi="zh_TW"/>
         </w:rPr>
         <w:t>），經文以象徵方式描述強勢的統治者以鐵杖施行權柄（</w:t>
       </w:r>
-      <w:hyperlink r:id="rId253">
-        <w:r>
-          <w:rPr>
-            <w:lang w:val="zh_TW" w:bidi="zh_TW"/>
-          </w:rPr>
-          <w:rPr>
-            <w:color w:val="0000EE"/>
-            <w:u w:val="single"/>
-          </w:rPr>
-          <w:t>啟2:27，</w:t>
-        </w:r>
-      </w:hyperlink>
-      <w:hyperlink r:id="rId254">
-        <w:r>
-          <w:rPr>
-            <w:lang w:val="zh_TW" w:bidi="zh_TW"/>
-          </w:rPr>
-          <w:rPr>
-            <w:color w:val="0000EE"/>
-            <w:u w:val="single"/>
-          </w:rPr>
-          <w:t>9:9，</w:t>
-        </w:r>
-      </w:hyperlink>
-      <w:hyperlink r:id="rId255">
-        <w:r>
-          <w:rPr>
-            <w:lang w:val="zh_TW" w:bidi="zh_TW"/>
-          </w:rPr>
-          <w:rPr>
-            <w:color w:val="0000EE"/>
-            <w:u w:val="single"/>
-          </w:rPr>
-          <w:t>12:5，</w:t>
-        </w:r>
-      </w:hyperlink>
-      <w:hyperlink r:id="rId256">
-        <w:r>
-          <w:rPr>
-            <w:lang w:val="zh_TW" w:bidi="zh_TW"/>
-          </w:rPr>
-          <w:rPr>
-            <w:color w:val="0000EE"/>
-            <w:u w:val="single"/>
-          </w:rPr>
-          <w:t>19:15</w:t>
-        </w:r>
-      </w:hyperlink>
+      <w:r>
+        <w:rPr>
+          <w:lang w:val="zh_TW" w:bidi="zh_TW"/>
+        </w:rPr>
+        <w:t>啟2:27，</w:t>
+      </w:r>
+      <w:r>
+        <w:rPr>
+          <w:lang w:val="zh_TW" w:bidi="zh_TW"/>
+        </w:rPr>
+        <w:t>9:9，</w:t>
+      </w:r>
+      <w:r>
+        <w:rPr>
+          <w:lang w:val="zh_TW" w:bidi="zh_TW"/>
+        </w:rPr>
+        <w:t>12:5，</w:t>
+      </w:r>
+      <w:r>
+        <w:rPr>
+          <w:lang w:val="zh_TW" w:bidi="zh_TW"/>
+        </w:rPr>
+        <w:t>19:15</w:t>
+      </w:r>
       <w:r>
         <w:rPr>
           <w:lang w:val="zh_TW" w:bidi="zh_TW"/>
         </w:rPr>
         <w:t>）。「鐵」一詞也出現在多種比喻中：冶煉鐵象徵試煉與苦難（</w:t>
       </w:r>
-      <w:hyperlink r:id="rId114">
-        <w:r>
-          <w:rPr>
-            <w:lang w:val="zh_TW" w:bidi="zh_TW"/>
-          </w:rPr>
-          <w:rPr>
-            <w:color w:val="0000EE"/>
-            <w:u w:val="single"/>
-          </w:rPr>
-          <w:t>申4:20</w:t>
-        </w:r>
-      </w:hyperlink>
+      <w:r>
+        <w:rPr>
+          <w:lang w:val="zh_TW" w:bidi="zh_TW"/>
+        </w:rPr>
+        <w:t>申4:20</w:t>
+      </w:r>
       <w:r>
         <w:rPr>
           <w:lang w:val="zh_TW" w:bidi="zh_TW"/>
         </w:rPr>
         <w:t>；</w:t>
       </w:r>
-      <w:hyperlink r:id="rId115">
-        <w:r>
-          <w:rPr>
-            <w:lang w:val="zh_TW" w:bidi="zh_TW"/>
-          </w:rPr>
-          <w:rPr>
-            <w:color w:val="0000EE"/>
-            <w:u w:val="single"/>
-          </w:rPr>
-          <w:t>王上8:51</w:t>
-        </w:r>
-      </w:hyperlink>
+      <w:r>
+        <w:rPr>
+          <w:lang w:val="zh_TW" w:bidi="zh_TW"/>
+        </w:rPr>
+        <w:t>王上8:51</w:t>
+      </w:r>
       <w:r>
         <w:rPr>
           <w:lang w:val="zh_TW" w:bidi="zh_TW"/>
         </w:rPr>
         <w:t>；</w:t>
       </w:r>
-      <w:hyperlink r:id="rId116">
-        <w:r>
-          <w:rPr>
-            <w:lang w:val="zh_TW" w:bidi="zh_TW"/>
-          </w:rPr>
-          <w:rPr>
-            <w:color w:val="0000EE"/>
-            <w:u w:val="single"/>
-          </w:rPr>
-          <w:t>耶11:4</w:t>
-        </w:r>
-      </w:hyperlink>
+      <w:r>
+        <w:rPr>
+          <w:lang w:val="zh_TW" w:bidi="zh_TW"/>
+        </w:rPr>
+        <w:t>耶11:4</w:t>
+      </w:r>
       <w:r>
         <w:rPr>
           <w:lang w:val="zh_TW" w:bidi="zh_TW"/>
         </w:rPr>
         <w:t>；</w:t>
       </w:r>
-      <w:hyperlink r:id="rId257">
-        <w:r>
-          <w:rPr>
-            <w:lang w:val="zh_TW" w:bidi="zh_TW"/>
-          </w:rPr>
-          <w:rPr>
-            <w:color w:val="0000EE"/>
-            <w:u w:val="single"/>
-          </w:rPr>
-          <w:t>結22:18</w:t>
-        </w:r>
-      </w:hyperlink>
+      <w:r>
+        <w:rPr>
+          <w:lang w:val="zh_TW" w:bidi="zh_TW"/>
+        </w:rPr>
+        <w:t>結22:18</w:t>
+      </w:r>
       <w:r>
         <w:rPr>
           <w:lang w:val="zh_TW" w:bidi="zh_TW"/>
         </w:rPr>
         <w:t>），鐵柱象徵剛強（</w:t>
       </w:r>
-      <w:hyperlink r:id="rId239">
-        <w:r>
-          <w:rPr>
-            <w:lang w:val="zh_TW" w:bidi="zh_TW"/>
-          </w:rPr>
-          <w:rPr>
-            <w:color w:val="0000EE"/>
-            <w:u w:val="single"/>
-          </w:rPr>
-          <w:t>耶1:18</w:t>
-        </w:r>
-      </w:hyperlink>
+      <w:r>
+        <w:rPr>
+          <w:lang w:val="zh_TW" w:bidi="zh_TW"/>
+        </w:rPr>
+        <w:t>耶1:18</w:t>
+      </w:r>
       <w:r>
         <w:rPr>
           <w:lang w:val="zh_TW" w:bidi="zh_TW"/>
         </w:rPr>
         <w:t>），鐵杖象徵嚴厲的管治（</w:t>
       </w:r>
-      <w:hyperlink r:id="rId258">
-        <w:r>
-          <w:rPr>
-            <w:lang w:val="zh_TW" w:bidi="zh_TW"/>
-          </w:rPr>
-          <w:rPr>
-            <w:color w:val="0000EE"/>
-            <w:u w:val="single"/>
-          </w:rPr>
-          <w:t>詩2:9</w:t>
-        </w:r>
-      </w:hyperlink>
+      <w:r>
+        <w:rPr>
+          <w:lang w:val="zh_TW" w:bidi="zh_TW"/>
+        </w:rPr>
+        <w:t>詩2:9</w:t>
+      </w:r>
       <w:r>
         <w:rPr>
           <w:lang w:val="zh_TW" w:bidi="zh_TW"/>
         </w:rPr>
         <w:t>；</w:t>
       </w:r>
-      <w:hyperlink r:id="rId253">
-        <w:r>
-          <w:rPr>
-            <w:lang w:val="zh_TW" w:bidi="zh_TW"/>
-          </w:rPr>
-          <w:rPr>
-            <w:color w:val="0000EE"/>
-            <w:u w:val="single"/>
-          </w:rPr>
-          <w:t>啟2:27，</w:t>
-        </w:r>
-      </w:hyperlink>
-      <w:hyperlink r:id="rId255">
-        <w:r>
-          <w:rPr>
-            <w:lang w:val="zh_TW" w:bidi="zh_TW"/>
-          </w:rPr>
-          <w:rPr>
-            <w:color w:val="0000EE"/>
-            <w:u w:val="single"/>
-          </w:rPr>
-          <w:t>12:5，</w:t>
-        </w:r>
-      </w:hyperlink>
-      <w:hyperlink r:id="rId256">
-        <w:r>
-          <w:rPr>
-            <w:lang w:val="zh_TW" w:bidi="zh_TW"/>
-          </w:rPr>
-          <w:rPr>
-            <w:color w:val="0000EE"/>
-            <w:u w:val="single"/>
-          </w:rPr>
-          <w:t>19:15</w:t>
-        </w:r>
-      </w:hyperlink>
+      <w:r>
+        <w:rPr>
+          <w:lang w:val="zh_TW" w:bidi="zh_TW"/>
+        </w:rPr>
+        <w:t>啟2:27，</w:t>
+      </w:r>
+      <w:r>
+        <w:rPr>
+          <w:lang w:val="zh_TW" w:bidi="zh_TW"/>
+        </w:rPr>
+        <w:t>12:5，</w:t>
+      </w:r>
+      <w:r>
+        <w:rPr>
+          <w:lang w:val="zh_TW" w:bidi="zh_TW"/>
+        </w:rPr>
+        <w:t>19:15</w:t>
+      </w:r>
       <w:r>
         <w:rPr>
           <w:lang w:val="zh_TW" w:bidi="zh_TW"/>
